--- a/StrategicTillage_GC_Analysis_workFlow.docx
+++ b/StrategicTillage_GC_Analysis_workFlow.docx
@@ -51,11 +51,9 @@
           <w:numId w:val="1"/>
         </w:numPr>
       </w:pPr>
-      <w:proofErr w:type="spellStart"/>
       <w:r>
         <w:t>GCAnalysis.R</w:t>
       </w:r>
-      <w:proofErr w:type="spellEnd"/>
     </w:p>
     <w:p>
       <w:pPr>
@@ -65,11 +63,9 @@
           <w:numId w:val="1"/>
         </w:numPr>
       </w:pPr>
-      <w:proofErr w:type="spellStart"/>
       <w:r>
         <w:t>HMR_Analysis.R</w:t>
       </w:r>
-      <w:proofErr w:type="spellEnd"/>
     </w:p>
     <w:p>
       <w:pPr>
@@ -91,11 +87,9 @@
           <w:numId w:val="1"/>
         </w:numPr>
       </w:pPr>
-      <w:proofErr w:type="spellStart"/>
       <w:r>
         <w:t>MassFluxCalculation.R</w:t>
       </w:r>
-      <w:proofErr w:type="spellEnd"/>
     </w:p>
     <w:p>
       <w:pPr>
@@ -105,11 +99,9 @@
           <w:numId w:val="1"/>
         </w:numPr>
       </w:pPr>
-      <w:proofErr w:type="spellStart"/>
       <w:r>
         <w:t>SoilGasFluxStatisticalAnalysis.R</w:t>
       </w:r>
-      <w:proofErr w:type="spellEnd"/>
     </w:p>
     <w:p>
       <w:r>
@@ -118,23 +110,7 @@
     </w:p>
     <w:p>
       <w:r>
-        <w:t xml:space="preserve">The N2O and CO2 emissions are too high.  The N2O emission measure calculated by Alli </w:t>
-      </w:r>
-      <w:proofErr w:type="gramStart"/>
-      <w:r>
-        <w:t>were</w:t>
-      </w:r>
-      <w:proofErr w:type="gramEnd"/>
-      <w:r>
-        <w:t xml:space="preserve"> around </w:t>
-      </w:r>
-      <w:proofErr w:type="gramStart"/>
-      <w:r>
-        <w:t>10  kg</w:t>
-      </w:r>
-      <w:proofErr w:type="gramEnd"/>
-      <w:r>
-        <w:t xml:space="preserve">-N/ha yr. </w:t>
+        <w:t xml:space="preserve">The N2O and CO2 emissions are too high.  The N2O emission measure calculated by Alli were around 10  kg-N/ha yr. </w:t>
       </w:r>
     </w:p>
     <w:p>
@@ -343,31 +319,7 @@
     </w:p>
     <w:p>
       <w:r>
-        <w:t xml:space="preserve">The calibration regression for the GC based on standards </w:t>
-      </w:r>
-      <w:proofErr w:type="gramStart"/>
-      <w:r>
-        <w:t>seem</w:t>
-      </w:r>
-      <w:proofErr w:type="gramEnd"/>
-      <w:r>
-        <w:t xml:space="preserve"> to be irrelevant, as the important aspect affecting the emissions is not the </w:t>
-      </w:r>
-      <w:proofErr w:type="gramStart"/>
-      <w:r>
-        <w:t>particular concentration</w:t>
-      </w:r>
-      <w:proofErr w:type="gramEnd"/>
-      <w:r>
-        <w:t xml:space="preserve"> data point, but the slope of the consequent concentration measurement inside the chamber that </w:t>
-      </w:r>
-      <w:proofErr w:type="gramStart"/>
-      <w:r>
-        <w:t>result</w:t>
-      </w:r>
-      <w:proofErr w:type="gramEnd"/>
-      <w:r>
-        <w:t xml:space="preserve"> in the emission rate.</w:t>
+        <w:t>The calibration regression for the GC based on standards seem to be irrelevant, as the important aspect affecting the emissions is not the particular concentration data point, but the slope of the consequent concentration measurement inside the chamber that result in the emission rate.</w:t>
       </w:r>
     </w:p>
     <w:p>
@@ -1361,15 +1313,7 @@
     <w:p/>
     <w:p>
       <w:r>
-        <w:t xml:space="preserve">Plotting the daily emissions (period emissions) against time </w:t>
-      </w:r>
-      <w:proofErr w:type="gramStart"/>
-      <w:r>
-        <w:t>it is clear that the</w:t>
-      </w:r>
-      <w:proofErr w:type="gramEnd"/>
-      <w:r>
-        <w:t xml:space="preserve"> main factor determining the higher emissions in blocks 1 and 2 are high N2O emission peaks. Those peaks are not present in blocks 3 and 4.</w:t>
+        <w:t>Plotting the daily emissions (period emissions) against time it is clear that the main factor determining the higher emissions in blocks 1 and 2 are high N2O emission peaks. Those peaks are not present in blocks 3 and 4.</w:t>
       </w:r>
     </w:p>
     <w:p/>
@@ -1603,7 +1547,6 @@
       <w:r>
         <w:t xml:space="preserve">In 2021, Sampling date </w:t>
       </w:r>
-      <w:proofErr w:type="gramStart"/>
       <w:r>
         <w:t>20210614</w:t>
       </w:r>
@@ -1611,42 +1554,22 @@
         <w:t xml:space="preserve">, </w:t>
       </w:r>
       <w:r>
-        <w:t xml:space="preserve"> and</w:t>
-      </w:r>
-      <w:proofErr w:type="gramEnd"/>
+        <w:t xml:space="preserve"> and </w:t>
+      </w:r>
+      <w:r>
+        <w:t>20210629</w:t>
+      </w:r>
       <w:r>
         <w:t xml:space="preserve"> </w:t>
       </w:r>
       <w:r>
-        <w:t>20210629</w:t>
+        <w:t>has problems:  The red points in the graph below all belong</w:t>
       </w:r>
       <w:r>
         <w:t xml:space="preserve"> </w:t>
       </w:r>
       <w:r>
-        <w:t>has problems</w:t>
-      </w:r>
-      <w:proofErr w:type="gramStart"/>
-      <w:r>
-        <w:t>:  The</w:t>
-      </w:r>
-      <w:proofErr w:type="gramEnd"/>
-      <w:r>
-        <w:t xml:space="preserve"> red points in the graph below all </w:t>
-      </w:r>
-      <w:proofErr w:type="gramStart"/>
-      <w:r>
-        <w:t>belong</w:t>
-      </w:r>
-      <w:r>
-        <w:t xml:space="preserve"> </w:t>
-      </w:r>
-      <w:r>
-        <w:t xml:space="preserve"> to</w:t>
-      </w:r>
-      <w:proofErr w:type="gramEnd"/>
-      <w:r>
-        <w:t xml:space="preserve"> sampling day </w:t>
+        <w:t xml:space="preserve"> to sampling day </w:t>
       </w:r>
       <w:r>
         <w:t>20210614</w:t>
@@ -1830,49 +1753,7 @@
         <w:rPr>
           <w:highlight w:val="yellow"/>
         </w:rPr>
-        <w:t xml:space="preserve">The final data for the mass flux calculations was taken from f0 and the missing data from “data error” from </w:t>
-      </w:r>
-      <w:proofErr w:type="gramStart"/>
-      <w:r>
-        <w:rPr>
-          <w:highlight w:val="yellow"/>
-        </w:rPr>
-        <w:t>LR.f</w:t>
-      </w:r>
-      <w:proofErr w:type="gramEnd"/>
-      <w:r>
-        <w:rPr>
-          <w:highlight w:val="yellow"/>
-        </w:rPr>
-        <w:t xml:space="preserve">0. For N2O and CH4 all the data </w:t>
-      </w:r>
-      <w:proofErr w:type="gramStart"/>
-      <w:r>
-        <w:rPr>
-          <w:highlight w:val="yellow"/>
-        </w:rPr>
-        <w:t>has to</w:t>
-      </w:r>
-      <w:proofErr w:type="gramEnd"/>
-      <w:r>
-        <w:rPr>
-          <w:highlight w:val="yellow"/>
-        </w:rPr>
-        <w:t xml:space="preserve"> come from </w:t>
-      </w:r>
-      <w:proofErr w:type="gramStart"/>
-      <w:r>
-        <w:rPr>
-          <w:highlight w:val="yellow"/>
-        </w:rPr>
-        <w:t>LR.f</w:t>
-      </w:r>
-      <w:proofErr w:type="gramEnd"/>
-      <w:r>
-        <w:rPr>
-          <w:highlight w:val="yellow"/>
-        </w:rPr>
-        <w:t>0.</w:t>
+        <w:t>The final data for the mass flux calculations was taken from f0 and the missing data from “data error” from LR.f0. For N2O and CH4 all the data has to come from LR.f0.</w:t>
       </w:r>
     </w:p>
     <w:p>
@@ -4234,7 +4115,6 @@
           <w14:ligatures w14:val="none"/>
         </w:rPr>
       </w:pPr>
-      <w:proofErr w:type="gramStart"/>
       <w:r>
         <w:rPr>
           <w:rFonts w:ascii="Lucida Console" w:eastAsia="Times New Roman" w:hAnsi="Lucida Console" w:cs="Courier New"/>
@@ -4244,32 +4124,7 @@
           <w:szCs w:val="20"/>
           <w14:ligatures w14:val="none"/>
         </w:rPr>
-        <w:t>summary(</w:t>
-      </w:r>
-      <w:proofErr w:type="spellStart"/>
-      <w:r>
-        <w:rPr>
-          <w:rFonts w:ascii="Lucida Console" w:eastAsia="Times New Roman" w:hAnsi="Lucida Console" w:cs="Courier New"/>
-          <w:color w:val="0000FF"/>
-          <w:kern w:val="0"/>
-          <w:sz w:val="20"/>
-          <w:szCs w:val="20"/>
-          <w14:ligatures w14:val="none"/>
-        </w:rPr>
-        <w:t>Cumm.Stat.Anal</w:t>
-      </w:r>
-      <w:proofErr w:type="spellEnd"/>
-      <w:proofErr w:type="gramEnd"/>
-      <w:r>
-        <w:rPr>
-          <w:rFonts w:ascii="Lucida Console" w:eastAsia="Times New Roman" w:hAnsi="Lucida Console" w:cs="Courier New"/>
-          <w:color w:val="0000FF"/>
-          <w:kern w:val="0"/>
-          <w:sz w:val="20"/>
-          <w:szCs w:val="20"/>
-          <w14:ligatures w14:val="none"/>
-        </w:rPr>
-        <w:t>)</w:t>
+        <w:t>summary(Cumm.Stat.Anal)</w:t>
       </w:r>
     </w:p>
     <w:p>
@@ -4385,8 +4240,6 @@
           <w14:ligatures w14:val="none"/>
         </w:rPr>
       </w:pPr>
-      <w:proofErr w:type="spellStart"/>
-      <w:proofErr w:type="gramStart"/>
       <w:r>
         <w:rPr>
           <w:rFonts w:ascii="Lucida Console" w:eastAsia="Times New Roman" w:hAnsi="Lucida Console" w:cs="Courier New"/>
@@ -4397,87 +4250,7 @@
           <w:bdr w:val="none" w:sz="0" w:space="0" w:color="auto" w:frame="1"/>
           <w14:ligatures w14:val="none"/>
         </w:rPr>
-        <w:t>lm</w:t>
-      </w:r>
-      <w:proofErr w:type="spellEnd"/>
-      <w:r>
-        <w:rPr>
-          <w:rFonts w:ascii="Lucida Console" w:eastAsia="Times New Roman" w:hAnsi="Lucida Console" w:cs="Courier New"/>
-          <w:color w:val="000000"/>
-          <w:kern w:val="0"/>
-          <w:sz w:val="20"/>
-          <w:szCs w:val="20"/>
-          <w:bdr w:val="none" w:sz="0" w:space="0" w:color="auto" w:frame="1"/>
-          <w14:ligatures w14:val="none"/>
-        </w:rPr>
-        <w:t>(</w:t>
-      </w:r>
-      <w:proofErr w:type="gramEnd"/>
-      <w:r>
-        <w:rPr>
-          <w:rFonts w:ascii="Lucida Console" w:eastAsia="Times New Roman" w:hAnsi="Lucida Console" w:cs="Courier New"/>
-          <w:color w:val="000000"/>
-          <w:kern w:val="0"/>
-          <w:sz w:val="20"/>
-          <w:szCs w:val="20"/>
-          <w:bdr w:val="none" w:sz="0" w:space="0" w:color="auto" w:frame="1"/>
-          <w14:ligatures w14:val="none"/>
-        </w:rPr>
-        <w:t xml:space="preserve">formula = </w:t>
-      </w:r>
-      <w:proofErr w:type="spellStart"/>
-      <w:proofErr w:type="gramStart"/>
-      <w:r>
-        <w:rPr>
-          <w:rFonts w:ascii="Lucida Console" w:eastAsia="Times New Roman" w:hAnsi="Lucida Console" w:cs="Courier New"/>
-          <w:color w:val="000000"/>
-          <w:kern w:val="0"/>
-          <w:sz w:val="20"/>
-          <w:szCs w:val="20"/>
-          <w:bdr w:val="none" w:sz="0" w:space="0" w:color="auto" w:frame="1"/>
-          <w14:ligatures w14:val="none"/>
-        </w:rPr>
-        <w:t>Total.Cum.Emissions</w:t>
-      </w:r>
-      <w:proofErr w:type="spellEnd"/>
-      <w:proofErr w:type="gramEnd"/>
-      <w:r>
-        <w:rPr>
-          <w:rFonts w:ascii="Lucida Console" w:eastAsia="Times New Roman" w:hAnsi="Lucida Console" w:cs="Courier New"/>
-          <w:color w:val="000000"/>
-          <w:kern w:val="0"/>
-          <w:sz w:val="20"/>
-          <w:szCs w:val="20"/>
-          <w:bdr w:val="none" w:sz="0" w:space="0" w:color="auto" w:frame="1"/>
-          <w14:ligatures w14:val="none"/>
-        </w:rPr>
-        <w:t xml:space="preserve"> ~ BLOCK.F + </w:t>
-      </w:r>
-      <w:proofErr w:type="spellStart"/>
-      <w:r>
-        <w:rPr>
-          <w:rFonts w:ascii="Lucida Console" w:eastAsia="Times New Roman" w:hAnsi="Lucida Console" w:cs="Courier New"/>
-          <w:color w:val="000000"/>
-          <w:kern w:val="0"/>
-          <w:sz w:val="20"/>
-          <w:szCs w:val="20"/>
-          <w:bdr w:val="none" w:sz="0" w:space="0" w:color="auto" w:frame="1"/>
-          <w14:ligatures w14:val="none"/>
-        </w:rPr>
-        <w:t>Sampling.Year</w:t>
-      </w:r>
-      <w:proofErr w:type="spellEnd"/>
-      <w:r>
-        <w:rPr>
-          <w:rFonts w:ascii="Lucida Console" w:eastAsia="Times New Roman" w:hAnsi="Lucida Console" w:cs="Courier New"/>
-          <w:color w:val="000000"/>
-          <w:kern w:val="0"/>
-          <w:sz w:val="20"/>
-          <w:szCs w:val="20"/>
-          <w:bdr w:val="none" w:sz="0" w:space="0" w:color="auto" w:frame="1"/>
-          <w14:ligatures w14:val="none"/>
-        </w:rPr>
-        <w:t xml:space="preserve"> + </w:t>
+        <w:t xml:space="preserve">lm(formula = Total.Cum.Emissions ~ BLOCK.F + Sampling.Year + </w:t>
       </w:r>
     </w:p>
     <w:p>
@@ -4523,85 +4296,7 @@
           <w:bdr w:val="none" w:sz="0" w:space="0" w:color="auto" w:frame="1"/>
           <w14:ligatures w14:val="none"/>
         </w:rPr>
-        <w:t xml:space="preserve">    </w:t>
-      </w:r>
-      <w:proofErr w:type="spellStart"/>
-      <w:r>
-        <w:rPr>
-          <w:rFonts w:ascii="Lucida Console" w:eastAsia="Times New Roman" w:hAnsi="Lucida Console" w:cs="Courier New"/>
-          <w:color w:val="000000"/>
-          <w:kern w:val="0"/>
-          <w:sz w:val="20"/>
-          <w:szCs w:val="20"/>
-          <w:bdr w:val="none" w:sz="0" w:space="0" w:color="auto" w:frame="1"/>
-          <w14:ligatures w14:val="none"/>
-        </w:rPr>
-        <w:t>CoverCrop.F</w:t>
-      </w:r>
-      <w:proofErr w:type="spellEnd"/>
-      <w:r>
-        <w:rPr>
-          <w:rFonts w:ascii="Lucida Console" w:eastAsia="Times New Roman" w:hAnsi="Lucida Console" w:cs="Courier New"/>
-          <w:color w:val="000000"/>
-          <w:kern w:val="0"/>
-          <w:sz w:val="20"/>
-          <w:szCs w:val="20"/>
-          <w:bdr w:val="none" w:sz="0" w:space="0" w:color="auto" w:frame="1"/>
-          <w14:ligatures w14:val="none"/>
-        </w:rPr>
-        <w:t xml:space="preserve"> + </w:t>
-      </w:r>
-      <w:proofErr w:type="spellStart"/>
-      <w:r>
-        <w:rPr>
-          <w:rFonts w:ascii="Lucida Console" w:eastAsia="Times New Roman" w:hAnsi="Lucida Console" w:cs="Courier New"/>
-          <w:color w:val="000000"/>
-          <w:kern w:val="0"/>
-          <w:sz w:val="20"/>
-          <w:szCs w:val="20"/>
-          <w:bdr w:val="none" w:sz="0" w:space="0" w:color="auto" w:frame="1"/>
-          <w14:ligatures w14:val="none"/>
-        </w:rPr>
-        <w:t>Treatment.F</w:t>
-      </w:r>
-      <w:proofErr w:type="spellEnd"/>
-      <w:r>
-        <w:rPr>
-          <w:rFonts w:ascii="Lucida Console" w:eastAsia="Times New Roman" w:hAnsi="Lucida Console" w:cs="Courier New"/>
-          <w:color w:val="000000"/>
-          <w:kern w:val="0"/>
-          <w:sz w:val="20"/>
-          <w:szCs w:val="20"/>
-          <w:bdr w:val="none" w:sz="0" w:space="0" w:color="auto" w:frame="1"/>
-          <w14:ligatures w14:val="none"/>
-        </w:rPr>
-        <w:t xml:space="preserve">, data = </w:t>
-      </w:r>
-      <w:proofErr w:type="gramStart"/>
-      <w:r>
-        <w:rPr>
-          <w:rFonts w:ascii="Lucida Console" w:eastAsia="Times New Roman" w:hAnsi="Lucida Console" w:cs="Courier New"/>
-          <w:color w:val="000000"/>
-          <w:kern w:val="0"/>
-          <w:sz w:val="20"/>
-          <w:szCs w:val="20"/>
-          <w:bdr w:val="none" w:sz="0" w:space="0" w:color="auto" w:frame="1"/>
-          <w14:ligatures w14:val="none"/>
-        </w:rPr>
-        <w:t>Cumm.Emm.Analysis</w:t>
-      </w:r>
-      <w:proofErr w:type="gramEnd"/>
-      <w:r>
-        <w:rPr>
-          <w:rFonts w:ascii="Lucida Console" w:eastAsia="Times New Roman" w:hAnsi="Lucida Console" w:cs="Courier New"/>
-          <w:color w:val="000000"/>
-          <w:kern w:val="0"/>
-          <w:sz w:val="20"/>
-          <w:szCs w:val="20"/>
-          <w:bdr w:val="none" w:sz="0" w:space="0" w:color="auto" w:frame="1"/>
-          <w14:ligatures w14:val="none"/>
-        </w:rPr>
-        <w:t>.2)</w:t>
+        <w:t xml:space="preserve">    CoverCrop.F + Treatment.F, data = Cumm.Emm.Analysis.2)</w:t>
       </w:r>
     </w:p>
     <w:p>
@@ -4727,33 +4422,7 @@
           <w:bdr w:val="none" w:sz="0" w:space="0" w:color="auto" w:frame="1"/>
           <w14:ligatures w14:val="none"/>
         </w:rPr>
-        <w:t xml:space="preserve">    Min      1</w:t>
-      </w:r>
-      <w:proofErr w:type="gramStart"/>
-      <w:r>
-        <w:rPr>
-          <w:rFonts w:ascii="Lucida Console" w:eastAsia="Times New Roman" w:hAnsi="Lucida Console" w:cs="Courier New"/>
-          <w:color w:val="000000"/>
-          <w:kern w:val="0"/>
-          <w:sz w:val="20"/>
-          <w:szCs w:val="20"/>
-          <w:bdr w:val="none" w:sz="0" w:space="0" w:color="auto" w:frame="1"/>
-          <w14:ligatures w14:val="none"/>
-        </w:rPr>
-        <w:t>Q  Median</w:t>
-      </w:r>
-      <w:proofErr w:type="gramEnd"/>
-      <w:r>
-        <w:rPr>
-          <w:rFonts w:ascii="Lucida Console" w:eastAsia="Times New Roman" w:hAnsi="Lucida Console" w:cs="Courier New"/>
-          <w:color w:val="000000"/>
-          <w:kern w:val="0"/>
-          <w:sz w:val="20"/>
-          <w:szCs w:val="20"/>
-          <w:bdr w:val="none" w:sz="0" w:space="0" w:color="auto" w:frame="1"/>
-          <w14:ligatures w14:val="none"/>
-        </w:rPr>
-        <w:t xml:space="preserve">      3Q     Max </w:t>
+        <w:t xml:space="preserve">    Min      1Q  Median      3Q     Max </w:t>
       </w:r>
     </w:p>
     <w:p>
@@ -4799,85 +4468,7 @@
           <w:bdr w:val="none" w:sz="0" w:space="0" w:color="auto" w:frame="1"/>
           <w14:ligatures w14:val="none"/>
         </w:rPr>
-        <w:t>-21.</w:t>
-      </w:r>
-      <w:proofErr w:type="gramStart"/>
-      <w:r>
-        <w:rPr>
-          <w:rFonts w:ascii="Lucida Console" w:eastAsia="Times New Roman" w:hAnsi="Lucida Console" w:cs="Courier New"/>
-          <w:color w:val="000000"/>
-          <w:kern w:val="0"/>
-          <w:sz w:val="20"/>
-          <w:szCs w:val="20"/>
-          <w:bdr w:val="none" w:sz="0" w:space="0" w:color="auto" w:frame="1"/>
-          <w14:ligatures w14:val="none"/>
-        </w:rPr>
-        <w:t>204  -</w:t>
-      </w:r>
-      <w:proofErr w:type="gramEnd"/>
-      <w:r>
-        <w:rPr>
-          <w:rFonts w:ascii="Lucida Console" w:eastAsia="Times New Roman" w:hAnsi="Lucida Console" w:cs="Courier New"/>
-          <w:color w:val="000000"/>
-          <w:kern w:val="0"/>
-          <w:sz w:val="20"/>
-          <w:szCs w:val="20"/>
-          <w:bdr w:val="none" w:sz="0" w:space="0" w:color="auto" w:frame="1"/>
-          <w14:ligatures w14:val="none"/>
-        </w:rPr>
-        <w:t>7.</w:t>
-      </w:r>
-      <w:proofErr w:type="gramStart"/>
-      <w:r>
-        <w:rPr>
-          <w:rFonts w:ascii="Lucida Console" w:eastAsia="Times New Roman" w:hAnsi="Lucida Console" w:cs="Courier New"/>
-          <w:color w:val="000000"/>
-          <w:kern w:val="0"/>
-          <w:sz w:val="20"/>
-          <w:szCs w:val="20"/>
-          <w:bdr w:val="none" w:sz="0" w:space="0" w:color="auto" w:frame="1"/>
-          <w14:ligatures w14:val="none"/>
-        </w:rPr>
-        <w:t>452  -</w:t>
-      </w:r>
-      <w:proofErr w:type="gramEnd"/>
-      <w:r>
-        <w:rPr>
-          <w:rFonts w:ascii="Lucida Console" w:eastAsia="Times New Roman" w:hAnsi="Lucida Console" w:cs="Courier New"/>
-          <w:color w:val="000000"/>
-          <w:kern w:val="0"/>
-          <w:sz w:val="20"/>
-          <w:szCs w:val="20"/>
-          <w:bdr w:val="none" w:sz="0" w:space="0" w:color="auto" w:frame="1"/>
-          <w14:ligatures w14:val="none"/>
-        </w:rPr>
-        <w:t xml:space="preserve">0.579   </w:t>
-      </w:r>
-      <w:proofErr w:type="gramStart"/>
-      <w:r>
-        <w:rPr>
-          <w:rFonts w:ascii="Lucida Console" w:eastAsia="Times New Roman" w:hAnsi="Lucida Console" w:cs="Courier New"/>
-          <w:color w:val="000000"/>
-          <w:kern w:val="0"/>
-          <w:sz w:val="20"/>
-          <w:szCs w:val="20"/>
-          <w:bdr w:val="none" w:sz="0" w:space="0" w:color="auto" w:frame="1"/>
-          <w14:ligatures w14:val="none"/>
-        </w:rPr>
-        <w:t>4.777  41.906</w:t>
-      </w:r>
-      <w:proofErr w:type="gramEnd"/>
-      <w:r>
-        <w:rPr>
-          <w:rFonts w:ascii="Lucida Console" w:eastAsia="Times New Roman" w:hAnsi="Lucida Console" w:cs="Courier New"/>
-          <w:color w:val="000000"/>
-          <w:kern w:val="0"/>
-          <w:sz w:val="20"/>
-          <w:szCs w:val="20"/>
-          <w:bdr w:val="none" w:sz="0" w:space="0" w:color="auto" w:frame="1"/>
-          <w14:ligatures w14:val="none"/>
-        </w:rPr>
-        <w:t xml:space="preserve"> </w:t>
+        <w:t xml:space="preserve">-21.204  -7.452  -0.579   4.777  41.906 </w:t>
       </w:r>
     </w:p>
     <w:p>
@@ -5003,33 +4594,7 @@
           <w:bdr w:val="none" w:sz="0" w:space="0" w:color="auto" w:frame="1"/>
           <w14:ligatures w14:val="none"/>
         </w:rPr>
-        <w:t xml:space="preserve">                  Estimate Std. Error t value </w:t>
-      </w:r>
-      <w:proofErr w:type="spellStart"/>
-      <w:r>
-        <w:rPr>
-          <w:rFonts w:ascii="Lucida Console" w:eastAsia="Times New Roman" w:hAnsi="Lucida Console" w:cs="Courier New"/>
-          <w:color w:val="000000"/>
-          <w:kern w:val="0"/>
-          <w:sz w:val="20"/>
-          <w:szCs w:val="20"/>
-          <w:bdr w:val="none" w:sz="0" w:space="0" w:color="auto" w:frame="1"/>
-          <w14:ligatures w14:val="none"/>
-        </w:rPr>
-        <w:t>Pr</w:t>
-      </w:r>
-      <w:proofErr w:type="spellEnd"/>
-      <w:r>
-        <w:rPr>
-          <w:rFonts w:ascii="Lucida Console" w:eastAsia="Times New Roman" w:hAnsi="Lucida Console" w:cs="Courier New"/>
-          <w:color w:val="000000"/>
-          <w:kern w:val="0"/>
-          <w:sz w:val="20"/>
-          <w:szCs w:val="20"/>
-          <w:bdr w:val="none" w:sz="0" w:space="0" w:color="auto" w:frame="1"/>
-          <w14:ligatures w14:val="none"/>
-        </w:rPr>
-        <w:t xml:space="preserve">(&gt;|t|)    </w:t>
+        <w:t xml:space="preserve">                  Estimate Std. Error t value Pr(&gt;|t|)    </w:t>
       </w:r>
     </w:p>
     <w:p>
@@ -5075,59 +4640,7 @@
           <w:bdr w:val="none" w:sz="0" w:space="0" w:color="auto" w:frame="1"/>
           <w14:ligatures w14:val="none"/>
         </w:rPr>
-        <w:t>(</w:t>
-      </w:r>
-      <w:proofErr w:type="gramStart"/>
-      <w:r>
-        <w:rPr>
-          <w:rFonts w:ascii="Lucida Console" w:eastAsia="Times New Roman" w:hAnsi="Lucida Console" w:cs="Courier New"/>
-          <w:color w:val="000000"/>
-          <w:kern w:val="0"/>
-          <w:sz w:val="20"/>
-          <w:szCs w:val="20"/>
-          <w:bdr w:val="none" w:sz="0" w:space="0" w:color="auto" w:frame="1"/>
-          <w14:ligatures w14:val="none"/>
-        </w:rPr>
-        <w:t xml:space="preserve">Intercept)   </w:t>
-      </w:r>
-      <w:proofErr w:type="gramEnd"/>
-      <w:r>
-        <w:rPr>
-          <w:rFonts w:ascii="Lucida Console" w:eastAsia="Times New Roman" w:hAnsi="Lucida Console" w:cs="Courier New"/>
-          <w:color w:val="000000"/>
-          <w:kern w:val="0"/>
-          <w:sz w:val="20"/>
-          <w:szCs w:val="20"/>
-          <w:bdr w:val="none" w:sz="0" w:space="0" w:color="auto" w:frame="1"/>
-          <w14:ligatures w14:val="none"/>
-        </w:rPr>
-        <w:t xml:space="preserve">     17.9614     3.9252   4.576 </w:t>
-      </w:r>
-      <w:proofErr w:type="gramStart"/>
-      <w:r>
-        <w:rPr>
-          <w:rFonts w:ascii="Lucida Console" w:eastAsia="Times New Roman" w:hAnsi="Lucida Console" w:cs="Courier New"/>
-          <w:color w:val="000000"/>
-          <w:kern w:val="0"/>
-          <w:sz w:val="20"/>
-          <w:szCs w:val="20"/>
-          <w:bdr w:val="none" w:sz="0" w:space="0" w:color="auto" w:frame="1"/>
-          <w14:ligatures w14:val="none"/>
-        </w:rPr>
-        <w:t xml:space="preserve">   2e</w:t>
-      </w:r>
-      <w:proofErr w:type="gramEnd"/>
-      <w:r>
-        <w:rPr>
-          <w:rFonts w:ascii="Lucida Console" w:eastAsia="Times New Roman" w:hAnsi="Lucida Console" w:cs="Courier New"/>
-          <w:color w:val="000000"/>
-          <w:kern w:val="0"/>
-          <w:sz w:val="20"/>
-          <w:szCs w:val="20"/>
-          <w:bdr w:val="none" w:sz="0" w:space="0" w:color="auto" w:frame="1"/>
-          <w14:ligatures w14:val="none"/>
-        </w:rPr>
-        <w:t>-05 ***</w:t>
+        <w:t>(Intercept)        17.9614     3.9252   4.576    2e-05 ***</w:t>
       </w:r>
     </w:p>
     <w:p>
@@ -5219,33 +4732,7 @@
           <w:bdr w:val="none" w:sz="0" w:space="0" w:color="auto" w:frame="1"/>
           <w14:ligatures w14:val="none"/>
         </w:rPr>
-        <w:t xml:space="preserve">BLOCK.F3          -14.7355     </w:t>
-      </w:r>
-      <w:proofErr w:type="gramStart"/>
-      <w:r>
-        <w:rPr>
-          <w:rFonts w:ascii="Lucida Console" w:eastAsia="Times New Roman" w:hAnsi="Lucida Console" w:cs="Courier New"/>
-          <w:color w:val="000000"/>
-          <w:kern w:val="0"/>
-          <w:sz w:val="20"/>
-          <w:szCs w:val="20"/>
-          <w:bdr w:val="none" w:sz="0" w:space="0" w:color="auto" w:frame="1"/>
-          <w14:ligatures w14:val="none"/>
-        </w:rPr>
-        <w:t>3.5916  -</w:t>
-      </w:r>
-      <w:proofErr w:type="gramEnd"/>
-      <w:r>
-        <w:rPr>
-          <w:rFonts w:ascii="Lucida Console" w:eastAsia="Times New Roman" w:hAnsi="Lucida Console" w:cs="Courier New"/>
-          <w:color w:val="000000"/>
-          <w:kern w:val="0"/>
-          <w:sz w:val="20"/>
-          <w:szCs w:val="20"/>
-          <w:bdr w:val="none" w:sz="0" w:space="0" w:color="auto" w:frame="1"/>
-          <w14:ligatures w14:val="none"/>
-        </w:rPr>
-        <w:t>4.103 0.000109 ***</w:t>
+        <w:t>BLOCK.F3          -14.7355     3.5916  -4.103 0.000109 ***</w:t>
       </w:r>
     </w:p>
     <w:p>
@@ -5291,33 +4778,7 @@
           <w:bdr w:val="none" w:sz="0" w:space="0" w:color="auto" w:frame="1"/>
           <w14:ligatures w14:val="none"/>
         </w:rPr>
-        <w:t xml:space="preserve">BLOCK.F4          -12.3094     </w:t>
-      </w:r>
-      <w:proofErr w:type="gramStart"/>
-      <w:r>
-        <w:rPr>
-          <w:rFonts w:ascii="Lucida Console" w:eastAsia="Times New Roman" w:hAnsi="Lucida Console" w:cs="Courier New"/>
-          <w:color w:val="000000"/>
-          <w:kern w:val="0"/>
-          <w:sz w:val="20"/>
-          <w:szCs w:val="20"/>
-          <w:bdr w:val="none" w:sz="0" w:space="0" w:color="auto" w:frame="1"/>
-          <w14:ligatures w14:val="none"/>
-        </w:rPr>
-        <w:t>3.5916  -</w:t>
-      </w:r>
-      <w:proofErr w:type="gramEnd"/>
-      <w:r>
-        <w:rPr>
-          <w:rFonts w:ascii="Lucida Console" w:eastAsia="Times New Roman" w:hAnsi="Lucida Console" w:cs="Courier New"/>
-          <w:color w:val="000000"/>
-          <w:kern w:val="0"/>
-          <w:sz w:val="20"/>
-          <w:szCs w:val="20"/>
-          <w:bdr w:val="none" w:sz="0" w:space="0" w:color="auto" w:frame="1"/>
-          <w14:ligatures w14:val="none"/>
-        </w:rPr>
-        <w:t xml:space="preserve">3.427 0.001025 ** </w:t>
+        <w:t xml:space="preserve">BLOCK.F4          -12.3094     3.5916  -3.427 0.001025 ** </w:t>
       </w:r>
     </w:p>
     <w:p>
@@ -5363,59 +4824,7 @@
           <w:bdr w:val="none" w:sz="0" w:space="0" w:color="auto" w:frame="1"/>
           <w14:ligatures w14:val="none"/>
         </w:rPr>
-        <w:t>Sampling.Year</w:t>
-      </w:r>
-      <w:proofErr w:type="gramStart"/>
-      <w:r>
-        <w:rPr>
-          <w:rFonts w:ascii="Lucida Console" w:eastAsia="Times New Roman" w:hAnsi="Lucida Console" w:cs="Courier New"/>
-          <w:color w:val="000000"/>
-          <w:kern w:val="0"/>
-          <w:sz w:val="20"/>
-          <w:szCs w:val="20"/>
-          <w:bdr w:val="none" w:sz="0" w:space="0" w:color="auto" w:frame="1"/>
-          <w14:ligatures w14:val="none"/>
-        </w:rPr>
-        <w:t>2022  -</w:t>
-      </w:r>
-      <w:proofErr w:type="gramEnd"/>
-      <w:r>
-        <w:rPr>
-          <w:rFonts w:ascii="Lucida Console" w:eastAsia="Times New Roman" w:hAnsi="Lucida Console" w:cs="Courier New"/>
-          <w:color w:val="000000"/>
-          <w:kern w:val="0"/>
-          <w:sz w:val="20"/>
-          <w:szCs w:val="20"/>
-          <w:bdr w:val="none" w:sz="0" w:space="0" w:color="auto" w:frame="1"/>
-          <w14:ligatures w14:val="none"/>
-        </w:rPr>
-        <w:t xml:space="preserve">9.7553     </w:t>
-      </w:r>
-      <w:proofErr w:type="gramStart"/>
-      <w:r>
-        <w:rPr>
-          <w:rFonts w:ascii="Lucida Console" w:eastAsia="Times New Roman" w:hAnsi="Lucida Console" w:cs="Courier New"/>
-          <w:color w:val="000000"/>
-          <w:kern w:val="0"/>
-          <w:sz w:val="20"/>
-          <w:szCs w:val="20"/>
-          <w:bdr w:val="none" w:sz="0" w:space="0" w:color="auto" w:frame="1"/>
-          <w14:ligatures w14:val="none"/>
-        </w:rPr>
-        <w:t>2.5396  -</w:t>
-      </w:r>
-      <w:proofErr w:type="gramEnd"/>
-      <w:r>
-        <w:rPr>
-          <w:rFonts w:ascii="Lucida Console" w:eastAsia="Times New Roman" w:hAnsi="Lucida Console" w:cs="Courier New"/>
-          <w:color w:val="000000"/>
-          <w:kern w:val="0"/>
-          <w:sz w:val="20"/>
-          <w:szCs w:val="20"/>
-          <w:bdr w:val="none" w:sz="0" w:space="0" w:color="auto" w:frame="1"/>
-          <w14:ligatures w14:val="none"/>
-        </w:rPr>
-        <w:t>3.841 0.000266 ***</w:t>
+        <w:t>Sampling.Year2022  -9.7553     2.5396  -3.841 0.000266 ***</w:t>
       </w:r>
     </w:p>
     <w:p>
@@ -5451,7 +4860,6 @@
           <w14:ligatures w14:val="none"/>
         </w:rPr>
       </w:pPr>
-      <w:proofErr w:type="spellStart"/>
       <w:r>
         <w:rPr>
           <w:rFonts w:ascii="Lucida Console" w:eastAsia="Times New Roman" w:hAnsi="Lucida Console" w:cs="Courier New"/>
@@ -5462,20 +4870,7 @@
           <w:bdr w:val="none" w:sz="0" w:space="0" w:color="auto" w:frame="1"/>
           <w14:ligatures w14:val="none"/>
         </w:rPr>
-        <w:t>CoverCrop.FClover</w:t>
-      </w:r>
-      <w:proofErr w:type="spellEnd"/>
-      <w:r>
-        <w:rPr>
-          <w:rFonts w:ascii="Lucida Console" w:eastAsia="Times New Roman" w:hAnsi="Lucida Console" w:cs="Courier New"/>
-          <w:color w:val="000000"/>
-          <w:kern w:val="0"/>
-          <w:sz w:val="20"/>
-          <w:szCs w:val="20"/>
-          <w:bdr w:val="none" w:sz="0" w:space="0" w:color="auto" w:frame="1"/>
-          <w14:ligatures w14:val="none"/>
-        </w:rPr>
-        <w:t xml:space="preserve">   3.1667     3.2786   0.966 0.337437    </w:t>
+        <w:t xml:space="preserve">CoverCrop.FClover   3.1667     3.2786   0.966 0.337437    </w:t>
       </w:r>
     </w:p>
     <w:p>
@@ -5511,7 +4906,6 @@
           <w14:ligatures w14:val="none"/>
         </w:rPr>
       </w:pPr>
-      <w:proofErr w:type="spellStart"/>
       <w:r>
         <w:rPr>
           <w:rFonts w:ascii="Lucida Console" w:eastAsia="Times New Roman" w:hAnsi="Lucida Console" w:cs="Courier New"/>
@@ -5522,46 +4916,7 @@
           <w:bdr w:val="none" w:sz="0" w:space="0" w:color="auto" w:frame="1"/>
           <w14:ligatures w14:val="none"/>
         </w:rPr>
-        <w:t>CoverCrop.FTrit</w:t>
-      </w:r>
-      <w:proofErr w:type="spellEnd"/>
-      <w:r>
-        <w:rPr>
-          <w:rFonts w:ascii="Lucida Console" w:eastAsia="Times New Roman" w:hAnsi="Lucida Console" w:cs="Courier New"/>
-          <w:color w:val="000000"/>
-          <w:kern w:val="0"/>
-          <w:sz w:val="20"/>
-          <w:szCs w:val="20"/>
-          <w:bdr w:val="none" w:sz="0" w:space="0" w:color="auto" w:frame="1"/>
-          <w14:ligatures w14:val="none"/>
-        </w:rPr>
-        <w:t xml:space="preserve">    -0.4087     </w:t>
-      </w:r>
-      <w:proofErr w:type="gramStart"/>
-      <w:r>
-        <w:rPr>
-          <w:rFonts w:ascii="Lucida Console" w:eastAsia="Times New Roman" w:hAnsi="Lucida Console" w:cs="Courier New"/>
-          <w:color w:val="000000"/>
-          <w:kern w:val="0"/>
-          <w:sz w:val="20"/>
-          <w:szCs w:val="20"/>
-          <w:bdr w:val="none" w:sz="0" w:space="0" w:color="auto" w:frame="1"/>
-          <w14:ligatures w14:val="none"/>
-        </w:rPr>
-        <w:t>3.2786  -</w:t>
-      </w:r>
-      <w:proofErr w:type="gramEnd"/>
-      <w:r>
-        <w:rPr>
-          <w:rFonts w:ascii="Lucida Console" w:eastAsia="Times New Roman" w:hAnsi="Lucida Console" w:cs="Courier New"/>
-          <w:color w:val="000000"/>
-          <w:kern w:val="0"/>
-          <w:sz w:val="20"/>
-          <w:szCs w:val="20"/>
-          <w:bdr w:val="none" w:sz="0" w:space="0" w:color="auto" w:frame="1"/>
-          <w14:ligatures w14:val="none"/>
-        </w:rPr>
-        <w:t xml:space="preserve">0.125 0.901165    </w:t>
+        <w:t xml:space="preserve">CoverCrop.FTrit    -0.4087     3.2786  -0.125 0.901165    </w:t>
       </w:r>
     </w:p>
     <w:p>
@@ -5597,7 +4952,6 @@
           <w14:ligatures w14:val="none"/>
         </w:rPr>
       </w:pPr>
-      <w:proofErr w:type="spellStart"/>
       <w:r>
         <w:rPr>
           <w:rFonts w:ascii="Lucida Console" w:eastAsia="Times New Roman" w:hAnsi="Lucida Console" w:cs="Courier New"/>
@@ -5608,46 +4962,7 @@
           <w:bdr w:val="none" w:sz="0" w:space="0" w:color="auto" w:frame="1"/>
           <w14:ligatures w14:val="none"/>
         </w:rPr>
-        <w:t>Treatment.FB</w:t>
-      </w:r>
-      <w:proofErr w:type="spellEnd"/>
-      <w:r>
-        <w:rPr>
-          <w:rFonts w:ascii="Lucida Console" w:eastAsia="Times New Roman" w:hAnsi="Lucida Console" w:cs="Courier New"/>
-          <w:color w:val="000000"/>
-          <w:kern w:val="0"/>
-          <w:sz w:val="20"/>
-          <w:szCs w:val="20"/>
-          <w:bdr w:val="none" w:sz="0" w:space="0" w:color="auto" w:frame="1"/>
-          <w14:ligatures w14:val="none"/>
-        </w:rPr>
-        <w:t xml:space="preserve">        6.2892     3.2786   1.918 0.</w:t>
-      </w:r>
-      <w:proofErr w:type="gramStart"/>
-      <w:r>
-        <w:rPr>
-          <w:rFonts w:ascii="Lucida Console" w:eastAsia="Times New Roman" w:hAnsi="Lucida Console" w:cs="Courier New"/>
-          <w:color w:val="000000"/>
-          <w:kern w:val="0"/>
-          <w:sz w:val="20"/>
-          <w:szCs w:val="20"/>
-          <w:bdr w:val="none" w:sz="0" w:space="0" w:color="auto" w:frame="1"/>
-          <w14:ligatures w14:val="none"/>
-        </w:rPr>
-        <w:t>059162 .</w:t>
-      </w:r>
-      <w:proofErr w:type="gramEnd"/>
-      <w:r>
-        <w:rPr>
-          <w:rFonts w:ascii="Lucida Console" w:eastAsia="Times New Roman" w:hAnsi="Lucida Console" w:cs="Courier New"/>
-          <w:color w:val="000000"/>
-          <w:kern w:val="0"/>
-          <w:sz w:val="20"/>
-          <w:szCs w:val="20"/>
-          <w:bdr w:val="none" w:sz="0" w:space="0" w:color="auto" w:frame="1"/>
-          <w14:ligatures w14:val="none"/>
-        </w:rPr>
-        <w:t xml:space="preserve">  </w:t>
+        <w:t xml:space="preserve">Treatment.FB        6.2892     3.2786   1.918 0.059162 .  </w:t>
       </w:r>
     </w:p>
     <w:p>
@@ -5683,7 +4998,6 @@
           <w14:ligatures w14:val="none"/>
         </w:rPr>
       </w:pPr>
-      <w:proofErr w:type="spellStart"/>
       <w:r>
         <w:rPr>
           <w:rFonts w:ascii="Lucida Console" w:eastAsia="Times New Roman" w:hAnsi="Lucida Console" w:cs="Courier New"/>
@@ -5694,20 +5008,7 @@
           <w:bdr w:val="none" w:sz="0" w:space="0" w:color="auto" w:frame="1"/>
           <w14:ligatures w14:val="none"/>
         </w:rPr>
-        <w:t>Treatment.FC</w:t>
-      </w:r>
-      <w:proofErr w:type="spellEnd"/>
-      <w:r>
-        <w:rPr>
-          <w:rFonts w:ascii="Lucida Console" w:eastAsia="Times New Roman" w:hAnsi="Lucida Console" w:cs="Courier New"/>
-          <w:color w:val="000000"/>
-          <w:kern w:val="0"/>
-          <w:sz w:val="20"/>
-          <w:szCs w:val="20"/>
-          <w:bdr w:val="none" w:sz="0" w:space="0" w:color="auto" w:frame="1"/>
-          <w14:ligatures w14:val="none"/>
-        </w:rPr>
-        <w:t xml:space="preserve">        4.1102     3.2786   1.254 0.214146    </w:t>
+        <w:t xml:space="preserve">Treatment.FC        4.1102     3.2786   1.254 0.214146    </w:t>
       </w:r>
     </w:p>
     <w:p>
@@ -5743,7 +5044,6 @@
           <w14:ligatures w14:val="none"/>
         </w:rPr>
       </w:pPr>
-      <w:proofErr w:type="spellStart"/>
       <w:r>
         <w:rPr>
           <w:rFonts w:ascii="Lucida Console" w:eastAsia="Times New Roman" w:hAnsi="Lucida Console" w:cs="Courier New"/>
@@ -5754,46 +5054,7 @@
           <w:bdr w:val="none" w:sz="0" w:space="0" w:color="auto" w:frame="1"/>
           <w14:ligatures w14:val="none"/>
         </w:rPr>
-        <w:t>Treatment.FD</w:t>
-      </w:r>
-      <w:proofErr w:type="spellEnd"/>
-      <w:r>
-        <w:rPr>
-          <w:rFonts w:ascii="Lucida Console" w:eastAsia="Times New Roman" w:hAnsi="Lucida Console" w:cs="Courier New"/>
-          <w:color w:val="000000"/>
-          <w:kern w:val="0"/>
-          <w:sz w:val="20"/>
-          <w:szCs w:val="20"/>
-          <w:bdr w:val="none" w:sz="0" w:space="0" w:color="auto" w:frame="1"/>
-          <w14:ligatures w14:val="none"/>
-        </w:rPr>
-        <w:t xml:space="preserve">       -0.8080     </w:t>
-      </w:r>
-      <w:proofErr w:type="gramStart"/>
-      <w:r>
-        <w:rPr>
-          <w:rFonts w:ascii="Lucida Console" w:eastAsia="Times New Roman" w:hAnsi="Lucida Console" w:cs="Courier New"/>
-          <w:color w:val="000000"/>
-          <w:kern w:val="0"/>
-          <w:sz w:val="20"/>
-          <w:szCs w:val="20"/>
-          <w:bdr w:val="none" w:sz="0" w:space="0" w:color="auto" w:frame="1"/>
-          <w14:ligatures w14:val="none"/>
-        </w:rPr>
-        <w:t>5.0082  -</w:t>
-      </w:r>
-      <w:proofErr w:type="gramEnd"/>
-      <w:r>
-        <w:rPr>
-          <w:rFonts w:ascii="Lucida Console" w:eastAsia="Times New Roman" w:hAnsi="Lucida Console" w:cs="Courier New"/>
-          <w:color w:val="000000"/>
-          <w:kern w:val="0"/>
-          <w:sz w:val="20"/>
-          <w:szCs w:val="20"/>
-          <w:bdr w:val="none" w:sz="0" w:space="0" w:color="auto" w:frame="1"/>
-          <w14:ligatures w14:val="none"/>
-        </w:rPr>
-        <w:t xml:space="preserve">0.161 0.872300    </w:t>
+        <w:t xml:space="preserve">Treatment.FD       -0.8080     5.0082  -0.161 0.872300    </w:t>
       </w:r>
     </w:p>
     <w:p>
@@ -5875,7 +5136,6 @@
           <w14:ligatures w14:val="none"/>
         </w:rPr>
       </w:pPr>
-      <w:proofErr w:type="spellStart"/>
       <w:r>
         <w:rPr>
           <w:rFonts w:ascii="Lucida Console" w:eastAsia="Times New Roman" w:hAnsi="Lucida Console" w:cs="Courier New"/>
@@ -5886,124 +5146,7 @@
           <w:bdr w:val="none" w:sz="0" w:space="0" w:color="auto" w:frame="1"/>
           <w14:ligatures w14:val="none"/>
         </w:rPr>
-        <w:t>Signif</w:t>
-      </w:r>
-      <w:proofErr w:type="spellEnd"/>
-      <w:r>
-        <w:rPr>
-          <w:rFonts w:ascii="Lucida Console" w:eastAsia="Times New Roman" w:hAnsi="Lucida Console" w:cs="Courier New"/>
-          <w:color w:val="000000"/>
-          <w:kern w:val="0"/>
-          <w:sz w:val="20"/>
-          <w:szCs w:val="20"/>
-          <w:bdr w:val="none" w:sz="0" w:space="0" w:color="auto" w:frame="1"/>
-          <w14:ligatures w14:val="none"/>
-        </w:rPr>
-        <w:t>. codes</w:t>
-      </w:r>
-      <w:proofErr w:type="gramStart"/>
-      <w:r>
-        <w:rPr>
-          <w:rFonts w:ascii="Lucida Console" w:eastAsia="Times New Roman" w:hAnsi="Lucida Console" w:cs="Courier New"/>
-          <w:color w:val="000000"/>
-          <w:kern w:val="0"/>
-          <w:sz w:val="20"/>
-          <w:szCs w:val="20"/>
-          <w:bdr w:val="none" w:sz="0" w:space="0" w:color="auto" w:frame="1"/>
-          <w14:ligatures w14:val="none"/>
-        </w:rPr>
-        <w:t>:  0 ‘</w:t>
-      </w:r>
-      <w:proofErr w:type="gramEnd"/>
-      <w:r>
-        <w:rPr>
-          <w:rFonts w:ascii="Lucida Console" w:eastAsia="Times New Roman" w:hAnsi="Lucida Console" w:cs="Courier New"/>
-          <w:color w:val="000000"/>
-          <w:kern w:val="0"/>
-          <w:sz w:val="20"/>
-          <w:szCs w:val="20"/>
-          <w:bdr w:val="none" w:sz="0" w:space="0" w:color="auto" w:frame="1"/>
-          <w14:ligatures w14:val="none"/>
-        </w:rPr>
-        <w:t xml:space="preserve">***’ </w:t>
-      </w:r>
-      <w:proofErr w:type="gramStart"/>
-      <w:r>
-        <w:rPr>
-          <w:rFonts w:ascii="Lucida Console" w:eastAsia="Times New Roman" w:hAnsi="Lucida Console" w:cs="Courier New"/>
-          <w:color w:val="000000"/>
-          <w:kern w:val="0"/>
-          <w:sz w:val="20"/>
-          <w:szCs w:val="20"/>
-          <w:bdr w:val="none" w:sz="0" w:space="0" w:color="auto" w:frame="1"/>
-          <w14:ligatures w14:val="none"/>
-        </w:rPr>
-        <w:t>0.001 ‘*</w:t>
-      </w:r>
-      <w:proofErr w:type="gramEnd"/>
-      <w:r>
-        <w:rPr>
-          <w:rFonts w:ascii="Lucida Console" w:eastAsia="Times New Roman" w:hAnsi="Lucida Console" w:cs="Courier New"/>
-          <w:color w:val="000000"/>
-          <w:kern w:val="0"/>
-          <w:sz w:val="20"/>
-          <w:szCs w:val="20"/>
-          <w:bdr w:val="none" w:sz="0" w:space="0" w:color="auto" w:frame="1"/>
-          <w14:ligatures w14:val="none"/>
-        </w:rPr>
-        <w:t xml:space="preserve">*’ </w:t>
-      </w:r>
-      <w:proofErr w:type="gramStart"/>
-      <w:r>
-        <w:rPr>
-          <w:rFonts w:ascii="Lucida Console" w:eastAsia="Times New Roman" w:hAnsi="Lucida Console" w:cs="Courier New"/>
-          <w:color w:val="000000"/>
-          <w:kern w:val="0"/>
-          <w:sz w:val="20"/>
-          <w:szCs w:val="20"/>
-          <w:bdr w:val="none" w:sz="0" w:space="0" w:color="auto" w:frame="1"/>
-          <w14:ligatures w14:val="none"/>
-        </w:rPr>
-        <w:t>0.01 ‘*</w:t>
-      </w:r>
-      <w:proofErr w:type="gramEnd"/>
-      <w:r>
-        <w:rPr>
-          <w:rFonts w:ascii="Lucida Console" w:eastAsia="Times New Roman" w:hAnsi="Lucida Console" w:cs="Courier New"/>
-          <w:color w:val="000000"/>
-          <w:kern w:val="0"/>
-          <w:sz w:val="20"/>
-          <w:szCs w:val="20"/>
-          <w:bdr w:val="none" w:sz="0" w:space="0" w:color="auto" w:frame="1"/>
-          <w14:ligatures w14:val="none"/>
-        </w:rPr>
-        <w:t xml:space="preserve">’ 0.05 ‘.’ 0.1 </w:t>
-      </w:r>
-      <w:proofErr w:type="gramStart"/>
-      <w:r>
-        <w:rPr>
-          <w:rFonts w:ascii="Lucida Console" w:eastAsia="Times New Roman" w:hAnsi="Lucida Console" w:cs="Courier New"/>
-          <w:color w:val="000000"/>
-          <w:kern w:val="0"/>
-          <w:sz w:val="20"/>
-          <w:szCs w:val="20"/>
-          <w:bdr w:val="none" w:sz="0" w:space="0" w:color="auto" w:frame="1"/>
-          <w14:ligatures w14:val="none"/>
-        </w:rPr>
-        <w:t>‘ ’</w:t>
-      </w:r>
-      <w:proofErr w:type="gramEnd"/>
-      <w:r>
-        <w:rPr>
-          <w:rFonts w:ascii="Lucida Console" w:eastAsia="Times New Roman" w:hAnsi="Lucida Console" w:cs="Courier New"/>
-          <w:color w:val="000000"/>
-          <w:kern w:val="0"/>
-          <w:sz w:val="20"/>
-          <w:szCs w:val="20"/>
-          <w:bdr w:val="none" w:sz="0" w:space="0" w:color="auto" w:frame="1"/>
-          <w14:ligatures w14:val="none"/>
-        </w:rPr>
-        <w:t xml:space="preserve"> 1</w:t>
+        <w:t>Signif. codes:  0 ‘***’ 0.001 ‘**’ 0.01 ‘*’ 0.05 ‘.’ 0.1 ‘ ’ 1</w:t>
       </w:r>
     </w:p>
     <w:p>
@@ -6188,33 +5331,7 @@
           <w:bdr w:val="none" w:sz="0" w:space="0" w:color="auto" w:frame="1"/>
           <w14:ligatures w14:val="none"/>
         </w:rPr>
-        <w:t xml:space="preserve">F-statistic: 5.883 on 9 and 70 </w:t>
-      </w:r>
-      <w:proofErr w:type="gramStart"/>
-      <w:r>
-        <w:rPr>
-          <w:rFonts w:ascii="Lucida Console" w:eastAsia="Times New Roman" w:hAnsi="Lucida Console" w:cs="Courier New"/>
-          <w:color w:val="000000"/>
-          <w:kern w:val="0"/>
-          <w:sz w:val="20"/>
-          <w:szCs w:val="20"/>
-          <w:bdr w:val="none" w:sz="0" w:space="0" w:color="auto" w:frame="1"/>
-          <w14:ligatures w14:val="none"/>
-        </w:rPr>
-        <w:t>DF,  p</w:t>
-      </w:r>
-      <w:proofErr w:type="gramEnd"/>
-      <w:r>
-        <w:rPr>
-          <w:rFonts w:ascii="Lucida Console" w:eastAsia="Times New Roman" w:hAnsi="Lucida Console" w:cs="Courier New"/>
-          <w:color w:val="000000"/>
-          <w:kern w:val="0"/>
-          <w:sz w:val="20"/>
-          <w:szCs w:val="20"/>
-          <w:bdr w:val="none" w:sz="0" w:space="0" w:color="auto" w:frame="1"/>
-          <w14:ligatures w14:val="none"/>
-        </w:rPr>
-        <w:t>-value: 4.438e-06</w:t>
+        <w:t>F-statistic: 5.883 on 9 and 70 DF,  p-value: 4.438e-06</w:t>
       </w:r>
     </w:p>
     <w:p>
@@ -6296,43 +5413,13 @@
           <w:color w:val="0000FF"/>
         </w:rPr>
       </w:pPr>
-      <w:proofErr w:type="spellStart"/>
-      <w:proofErr w:type="gramStart"/>
       <w:r>
         <w:rPr>
           <w:rStyle w:val="gnvwddmdb3b"/>
           <w:rFonts w:ascii="Lucida Console" w:hAnsi="Lucida Console"/>
           <w:color w:val="0000FF"/>
         </w:rPr>
-        <w:t>anova</w:t>
-      </w:r>
-      <w:proofErr w:type="spellEnd"/>
-      <w:r>
-        <w:rPr>
-          <w:rStyle w:val="gnvwddmdb3b"/>
-          <w:rFonts w:ascii="Lucida Console" w:hAnsi="Lucida Console"/>
-          <w:color w:val="0000FF"/>
-        </w:rPr>
-        <w:t>(</w:t>
-      </w:r>
-      <w:proofErr w:type="spellStart"/>
-      <w:r>
-        <w:rPr>
-          <w:rStyle w:val="gnvwddmdb3b"/>
-          <w:rFonts w:ascii="Lucida Console" w:hAnsi="Lucida Console"/>
-          <w:color w:val="0000FF"/>
-        </w:rPr>
-        <w:t>Cumm.Stat.Anal</w:t>
-      </w:r>
-      <w:proofErr w:type="spellEnd"/>
-      <w:proofErr w:type="gramEnd"/>
-      <w:r>
-        <w:rPr>
-          <w:rStyle w:val="gnvwddmdb3b"/>
-          <w:rFonts w:ascii="Lucida Console" w:hAnsi="Lucida Console"/>
-          <w:color w:val="0000FF"/>
-        </w:rPr>
-        <w:t>)</w:t>
+        <w:t>anova(Cumm.Stat.Anal)</w:t>
       </w:r>
     </w:p>
     <w:p>
@@ -6389,21 +5476,30 @@
           <w:color w:val="000000"/>
           <w:bdr w:val="none" w:sz="0" w:space="0" w:color="auto" w:frame="1"/>
         </w:rPr>
-        <w:t xml:space="preserve">Response: </w:t>
-      </w:r>
-      <w:proofErr w:type="spellStart"/>
-      <w:proofErr w:type="gramStart"/>
-      <w:r>
+        <w:t>Response: Total.Cum.Emissions</w:t>
+      </w:r>
+    </w:p>
+    <w:p>
+      <w:pPr>
+        <w:pStyle w:val="HTMLPreformatted"/>
+        <w:shd w:val="clear" w:color="auto" w:fill="FFFFFF"/>
+        <w:wordWrap w:val="0"/>
         <w:rPr>
           <w:rStyle w:val="gnvwddmdl3b"/>
           <w:rFonts w:ascii="Lucida Console" w:hAnsi="Lucida Console"/>
           <w:color w:val="000000"/>
           <w:bdr w:val="none" w:sz="0" w:space="0" w:color="auto" w:frame="1"/>
         </w:rPr>
-        <w:t>Total.Cum.Emissions</w:t>
-      </w:r>
-      <w:proofErr w:type="spellEnd"/>
-      <w:proofErr w:type="gramEnd"/>
+      </w:pPr>
+      <w:r>
+        <w:rPr>
+          <w:rStyle w:val="gnvwddmdl3b"/>
+          <w:rFonts w:ascii="Lucida Console" w:hAnsi="Lucida Console"/>
+          <w:color w:val="000000"/>
+          <w:bdr w:val="none" w:sz="0" w:space="0" w:color="auto" w:frame="1"/>
+        </w:rPr>
+        <w:t xml:space="preserve">              Df Sum Sq Mean Sq F value    Pr(&gt;F)    </w:t>
+      </w:r>
     </w:p>
     <w:p>
       <w:pPr>
@@ -6424,19 +5520,21 @@
           <w:color w:val="000000"/>
           <w:bdr w:val="none" w:sz="0" w:space="0" w:color="auto" w:frame="1"/>
         </w:rPr>
-        <w:t xml:space="preserve">              </w:t>
-      </w:r>
-      <w:proofErr w:type="spellStart"/>
-      <w:r>
+        <w:t>BLOCK.F        3 4224.0 1408.01 10.9154 5.752e-06 ***</w:t>
+      </w:r>
+    </w:p>
+    <w:p>
+      <w:pPr>
+        <w:pStyle w:val="HTMLPreformatted"/>
+        <w:shd w:val="clear" w:color="auto" w:fill="FFFFFF"/>
+        <w:wordWrap w:val="0"/>
         <w:rPr>
           <w:rStyle w:val="gnvwddmdl3b"/>
           <w:rFonts w:ascii="Lucida Console" w:hAnsi="Lucida Console"/>
           <w:color w:val="000000"/>
           <w:bdr w:val="none" w:sz="0" w:space="0" w:color="auto" w:frame="1"/>
         </w:rPr>
-        <w:t>Df</w:t>
-      </w:r>
-      <w:proofErr w:type="spellEnd"/>
+      </w:pPr>
       <w:r>
         <w:rPr>
           <w:rStyle w:val="gnvwddmdl3b"/>
@@ -6444,19 +5542,21 @@
           <w:color w:val="000000"/>
           <w:bdr w:val="none" w:sz="0" w:space="0" w:color="auto" w:frame="1"/>
         </w:rPr>
-        <w:t xml:space="preserve"> Sum Sq Mean Sq F </w:t>
-      </w:r>
-      <w:proofErr w:type="gramStart"/>
-      <w:r>
+        <w:t>Sampling.Year  1 1903.3 1903.32 14.7553 0.0002661 ***</w:t>
+      </w:r>
+    </w:p>
+    <w:p>
+      <w:pPr>
+        <w:pStyle w:val="HTMLPreformatted"/>
+        <w:shd w:val="clear" w:color="auto" w:fill="FFFFFF"/>
+        <w:wordWrap w:val="0"/>
         <w:rPr>
           <w:rStyle w:val="gnvwddmdl3b"/>
           <w:rFonts w:ascii="Lucida Console" w:hAnsi="Lucida Console"/>
           <w:color w:val="000000"/>
           <w:bdr w:val="none" w:sz="0" w:space="0" w:color="auto" w:frame="1"/>
         </w:rPr>
-        <w:t>value</w:t>
-      </w:r>
-      <w:proofErr w:type="gramEnd"/>
+      </w:pPr>
       <w:r>
         <w:rPr>
           <w:rStyle w:val="gnvwddmdl3b"/>
@@ -6464,19 +5564,21 @@
           <w:color w:val="000000"/>
           <w:bdr w:val="none" w:sz="0" w:space="0" w:color="auto" w:frame="1"/>
         </w:rPr>
-        <w:t xml:space="preserve">    </w:t>
-      </w:r>
-      <w:proofErr w:type="spellStart"/>
-      <w:r>
+        <w:t xml:space="preserve">CoverCrop.F    2  103.8   51.89  0.4023 0.6703176    </w:t>
+      </w:r>
+    </w:p>
+    <w:p>
+      <w:pPr>
+        <w:pStyle w:val="HTMLPreformatted"/>
+        <w:shd w:val="clear" w:color="auto" w:fill="FFFFFF"/>
+        <w:wordWrap w:val="0"/>
         <w:rPr>
           <w:rStyle w:val="gnvwddmdl3b"/>
           <w:rFonts w:ascii="Lucida Console" w:hAnsi="Lucida Console"/>
           <w:color w:val="000000"/>
           <w:bdr w:val="none" w:sz="0" w:space="0" w:color="auto" w:frame="1"/>
         </w:rPr>
-        <w:t>Pr</w:t>
-      </w:r>
-      <w:proofErr w:type="spellEnd"/>
+      </w:pPr>
       <w:r>
         <w:rPr>
           <w:rStyle w:val="gnvwddmdl3b"/>
@@ -6484,7 +5586,7 @@
           <w:color w:val="000000"/>
           <w:bdr w:val="none" w:sz="0" w:space="0" w:color="auto" w:frame="1"/>
         </w:rPr>
-        <w:t xml:space="preserve">(&gt;F)    </w:t>
+        <w:t xml:space="preserve">Treatment.F    3  599.2  199.73  1.5484 0.2096975    </w:t>
       </w:r>
     </w:p>
     <w:p>
@@ -6506,7 +5608,7 @@
           <w:color w:val="000000"/>
           <w:bdr w:val="none" w:sz="0" w:space="0" w:color="auto" w:frame="1"/>
         </w:rPr>
-        <w:t>BLOCK.F        3 4224.0 1408.01 10.9154 5.752e-06 ***</w:t>
+        <w:t xml:space="preserve">Residuals     70 9029.5  128.99                      </w:t>
       </w:r>
     </w:p>
     <w:p>
@@ -6521,8 +5623,6 @@
           <w:bdr w:val="none" w:sz="0" w:space="0" w:color="auto" w:frame="1"/>
         </w:rPr>
       </w:pPr>
-      <w:proofErr w:type="spellStart"/>
-      <w:proofErr w:type="gramStart"/>
       <w:r>
         <w:rPr>
           <w:rStyle w:val="gnvwddmdl3b"/>
@@ -6530,9 +5630,19 @@
           <w:color w:val="000000"/>
           <w:bdr w:val="none" w:sz="0" w:space="0" w:color="auto" w:frame="1"/>
         </w:rPr>
-        <w:t>Sampling.Year</w:t>
-      </w:r>
-      <w:proofErr w:type="spellEnd"/>
+        <w:t>---</w:t>
+      </w:r>
+    </w:p>
+    <w:p>
+      <w:pPr>
+        <w:pStyle w:val="HTMLPreformatted"/>
+        <w:shd w:val="clear" w:color="auto" w:fill="FFFFFF"/>
+        <w:wordWrap w:val="0"/>
+        <w:rPr>
+          <w:rFonts w:ascii="Lucida Console" w:hAnsi="Lucida Console"/>
+          <w:color w:val="000000"/>
+        </w:rPr>
+      </w:pPr>
       <w:r>
         <w:rPr>
           <w:rStyle w:val="gnvwddmdl3b"/>
@@ -6540,338 +5650,7 @@
           <w:color w:val="000000"/>
           <w:bdr w:val="none" w:sz="0" w:space="0" w:color="auto" w:frame="1"/>
         </w:rPr>
-        <w:t xml:space="preserve">  1</w:t>
-      </w:r>
-      <w:proofErr w:type="gramEnd"/>
-      <w:r>
-        <w:rPr>
-          <w:rStyle w:val="gnvwddmdl3b"/>
-          <w:rFonts w:ascii="Lucida Console" w:hAnsi="Lucida Console"/>
-          <w:color w:val="000000"/>
-          <w:bdr w:val="none" w:sz="0" w:space="0" w:color="auto" w:frame="1"/>
-        </w:rPr>
-        <w:t xml:space="preserve"> 1903.3 1903.32 14.7553 0.0002661 ***</w:t>
-      </w:r>
-    </w:p>
-    <w:p>
-      <w:pPr>
-        <w:pStyle w:val="HTMLPreformatted"/>
-        <w:shd w:val="clear" w:color="auto" w:fill="FFFFFF"/>
-        <w:wordWrap w:val="0"/>
-        <w:rPr>
-          <w:rStyle w:val="gnvwddmdl3b"/>
-          <w:rFonts w:ascii="Lucida Console" w:hAnsi="Lucida Console"/>
-          <w:color w:val="000000"/>
-          <w:bdr w:val="none" w:sz="0" w:space="0" w:color="auto" w:frame="1"/>
-        </w:rPr>
-      </w:pPr>
-      <w:proofErr w:type="spellStart"/>
-      <w:r>
-        <w:rPr>
-          <w:rStyle w:val="gnvwddmdl3b"/>
-          <w:rFonts w:ascii="Lucida Console" w:hAnsi="Lucida Console"/>
-          <w:color w:val="000000"/>
-          <w:bdr w:val="none" w:sz="0" w:space="0" w:color="auto" w:frame="1"/>
-        </w:rPr>
-        <w:t>CoverCrop.F</w:t>
-      </w:r>
-      <w:proofErr w:type="spellEnd"/>
-      <w:r>
-        <w:rPr>
-          <w:rStyle w:val="gnvwddmdl3b"/>
-          <w:rFonts w:ascii="Lucida Console" w:hAnsi="Lucida Console"/>
-          <w:color w:val="000000"/>
-          <w:bdr w:val="none" w:sz="0" w:space="0" w:color="auto" w:frame="1"/>
-        </w:rPr>
-        <w:t xml:space="preserve">    </w:t>
-      </w:r>
-      <w:proofErr w:type="gramStart"/>
-      <w:r>
-        <w:rPr>
-          <w:rStyle w:val="gnvwddmdl3b"/>
-          <w:rFonts w:ascii="Lucida Console" w:hAnsi="Lucida Console"/>
-          <w:color w:val="000000"/>
-          <w:bdr w:val="none" w:sz="0" w:space="0" w:color="auto" w:frame="1"/>
-        </w:rPr>
-        <w:t>2  103.8</w:t>
-      </w:r>
-      <w:proofErr w:type="gramEnd"/>
-      <w:r>
-        <w:rPr>
-          <w:rStyle w:val="gnvwddmdl3b"/>
-          <w:rFonts w:ascii="Lucida Console" w:hAnsi="Lucida Console"/>
-          <w:color w:val="000000"/>
-          <w:bdr w:val="none" w:sz="0" w:space="0" w:color="auto" w:frame="1"/>
-        </w:rPr>
-        <w:t xml:space="preserve">   </w:t>
-      </w:r>
-      <w:proofErr w:type="gramStart"/>
-      <w:r>
-        <w:rPr>
-          <w:rStyle w:val="gnvwddmdl3b"/>
-          <w:rFonts w:ascii="Lucida Console" w:hAnsi="Lucida Console"/>
-          <w:color w:val="000000"/>
-          <w:bdr w:val="none" w:sz="0" w:space="0" w:color="auto" w:frame="1"/>
-        </w:rPr>
-        <w:t>51.89  0.4023</w:t>
-      </w:r>
-      <w:proofErr w:type="gramEnd"/>
-      <w:r>
-        <w:rPr>
-          <w:rStyle w:val="gnvwddmdl3b"/>
-          <w:rFonts w:ascii="Lucida Console" w:hAnsi="Lucida Console"/>
-          <w:color w:val="000000"/>
-          <w:bdr w:val="none" w:sz="0" w:space="0" w:color="auto" w:frame="1"/>
-        </w:rPr>
-        <w:t xml:space="preserve"> 0.6703176    </w:t>
-      </w:r>
-    </w:p>
-    <w:p>
-      <w:pPr>
-        <w:pStyle w:val="HTMLPreformatted"/>
-        <w:shd w:val="clear" w:color="auto" w:fill="FFFFFF"/>
-        <w:wordWrap w:val="0"/>
-        <w:rPr>
-          <w:rStyle w:val="gnvwddmdl3b"/>
-          <w:rFonts w:ascii="Lucida Console" w:hAnsi="Lucida Console"/>
-          <w:color w:val="000000"/>
-          <w:bdr w:val="none" w:sz="0" w:space="0" w:color="auto" w:frame="1"/>
-        </w:rPr>
-      </w:pPr>
-      <w:proofErr w:type="spellStart"/>
-      <w:r>
-        <w:rPr>
-          <w:rStyle w:val="gnvwddmdl3b"/>
-          <w:rFonts w:ascii="Lucida Console" w:hAnsi="Lucida Console"/>
-          <w:color w:val="000000"/>
-          <w:bdr w:val="none" w:sz="0" w:space="0" w:color="auto" w:frame="1"/>
-        </w:rPr>
-        <w:t>Treatment.F</w:t>
-      </w:r>
-      <w:proofErr w:type="spellEnd"/>
-      <w:r>
-        <w:rPr>
-          <w:rStyle w:val="gnvwddmdl3b"/>
-          <w:rFonts w:ascii="Lucida Console" w:hAnsi="Lucida Console"/>
-          <w:color w:val="000000"/>
-          <w:bdr w:val="none" w:sz="0" w:space="0" w:color="auto" w:frame="1"/>
-        </w:rPr>
-        <w:t xml:space="preserve">    </w:t>
-      </w:r>
-      <w:proofErr w:type="gramStart"/>
-      <w:r>
-        <w:rPr>
-          <w:rStyle w:val="gnvwddmdl3b"/>
-          <w:rFonts w:ascii="Lucida Console" w:hAnsi="Lucida Console"/>
-          <w:color w:val="000000"/>
-          <w:bdr w:val="none" w:sz="0" w:space="0" w:color="auto" w:frame="1"/>
-        </w:rPr>
-        <w:t>3  599.2</w:t>
-      </w:r>
-      <w:proofErr w:type="gramEnd"/>
-      <w:r>
-        <w:rPr>
-          <w:rStyle w:val="gnvwddmdl3b"/>
-          <w:rFonts w:ascii="Lucida Console" w:hAnsi="Lucida Console"/>
-          <w:color w:val="000000"/>
-          <w:bdr w:val="none" w:sz="0" w:space="0" w:color="auto" w:frame="1"/>
-        </w:rPr>
-        <w:t xml:space="preserve">  </w:t>
-      </w:r>
-      <w:proofErr w:type="gramStart"/>
-      <w:r>
-        <w:rPr>
-          <w:rStyle w:val="gnvwddmdl3b"/>
-          <w:rFonts w:ascii="Lucida Console" w:hAnsi="Lucida Console"/>
-          <w:color w:val="000000"/>
-          <w:bdr w:val="none" w:sz="0" w:space="0" w:color="auto" w:frame="1"/>
-        </w:rPr>
-        <w:t>199.73  1.5484</w:t>
-      </w:r>
-      <w:proofErr w:type="gramEnd"/>
-      <w:r>
-        <w:rPr>
-          <w:rStyle w:val="gnvwddmdl3b"/>
-          <w:rFonts w:ascii="Lucida Console" w:hAnsi="Lucida Console"/>
-          <w:color w:val="000000"/>
-          <w:bdr w:val="none" w:sz="0" w:space="0" w:color="auto" w:frame="1"/>
-        </w:rPr>
-        <w:t xml:space="preserve"> 0.2096975    </w:t>
-      </w:r>
-    </w:p>
-    <w:p>
-      <w:pPr>
-        <w:pStyle w:val="HTMLPreformatted"/>
-        <w:shd w:val="clear" w:color="auto" w:fill="FFFFFF"/>
-        <w:wordWrap w:val="0"/>
-        <w:rPr>
-          <w:rStyle w:val="gnvwddmdl3b"/>
-          <w:rFonts w:ascii="Lucida Console" w:hAnsi="Lucida Console"/>
-          <w:color w:val="000000"/>
-          <w:bdr w:val="none" w:sz="0" w:space="0" w:color="auto" w:frame="1"/>
-        </w:rPr>
-      </w:pPr>
-      <w:r>
-        <w:rPr>
-          <w:rStyle w:val="gnvwddmdl3b"/>
-          <w:rFonts w:ascii="Lucida Console" w:hAnsi="Lucida Console"/>
-          <w:color w:val="000000"/>
-          <w:bdr w:val="none" w:sz="0" w:space="0" w:color="auto" w:frame="1"/>
-        </w:rPr>
-        <w:t xml:space="preserve">Residuals     70 </w:t>
-      </w:r>
-      <w:proofErr w:type="gramStart"/>
-      <w:r>
-        <w:rPr>
-          <w:rStyle w:val="gnvwddmdl3b"/>
-          <w:rFonts w:ascii="Lucida Console" w:hAnsi="Lucida Console"/>
-          <w:color w:val="000000"/>
-          <w:bdr w:val="none" w:sz="0" w:space="0" w:color="auto" w:frame="1"/>
-        </w:rPr>
-        <w:t>9029.5  128.99</w:t>
-      </w:r>
-      <w:proofErr w:type="gramEnd"/>
-      <w:r>
-        <w:rPr>
-          <w:rStyle w:val="gnvwddmdl3b"/>
-          <w:rFonts w:ascii="Lucida Console" w:hAnsi="Lucida Console"/>
-          <w:color w:val="000000"/>
-          <w:bdr w:val="none" w:sz="0" w:space="0" w:color="auto" w:frame="1"/>
-        </w:rPr>
-        <w:t xml:space="preserve">                      </w:t>
-      </w:r>
-    </w:p>
-    <w:p>
-      <w:pPr>
-        <w:pStyle w:val="HTMLPreformatted"/>
-        <w:shd w:val="clear" w:color="auto" w:fill="FFFFFF"/>
-        <w:wordWrap w:val="0"/>
-        <w:rPr>
-          <w:rStyle w:val="gnvwddmdl3b"/>
-          <w:rFonts w:ascii="Lucida Console" w:hAnsi="Lucida Console"/>
-          <w:color w:val="000000"/>
-          <w:bdr w:val="none" w:sz="0" w:space="0" w:color="auto" w:frame="1"/>
-        </w:rPr>
-      </w:pPr>
-      <w:r>
-        <w:rPr>
-          <w:rStyle w:val="gnvwddmdl3b"/>
-          <w:rFonts w:ascii="Lucida Console" w:hAnsi="Lucida Console"/>
-          <w:color w:val="000000"/>
-          <w:bdr w:val="none" w:sz="0" w:space="0" w:color="auto" w:frame="1"/>
-        </w:rPr>
-        <w:t>---</w:t>
-      </w:r>
-    </w:p>
-    <w:p>
-      <w:pPr>
-        <w:pStyle w:val="HTMLPreformatted"/>
-        <w:shd w:val="clear" w:color="auto" w:fill="FFFFFF"/>
-        <w:wordWrap w:val="0"/>
-        <w:rPr>
-          <w:rFonts w:ascii="Lucida Console" w:hAnsi="Lucida Console"/>
-          <w:color w:val="000000"/>
-        </w:rPr>
-      </w:pPr>
-      <w:proofErr w:type="spellStart"/>
-      <w:r>
-        <w:rPr>
-          <w:rStyle w:val="gnvwddmdl3b"/>
-          <w:rFonts w:ascii="Lucida Console" w:hAnsi="Lucida Console"/>
-          <w:color w:val="000000"/>
-          <w:bdr w:val="none" w:sz="0" w:space="0" w:color="auto" w:frame="1"/>
-        </w:rPr>
-        <w:t>Signif</w:t>
-      </w:r>
-      <w:proofErr w:type="spellEnd"/>
-      <w:r>
-        <w:rPr>
-          <w:rStyle w:val="gnvwddmdl3b"/>
-          <w:rFonts w:ascii="Lucida Console" w:hAnsi="Lucida Console"/>
-          <w:color w:val="000000"/>
-          <w:bdr w:val="none" w:sz="0" w:space="0" w:color="auto" w:frame="1"/>
-        </w:rPr>
-        <w:t>. codes</w:t>
-      </w:r>
-      <w:proofErr w:type="gramStart"/>
-      <w:r>
-        <w:rPr>
-          <w:rStyle w:val="gnvwddmdl3b"/>
-          <w:rFonts w:ascii="Lucida Console" w:hAnsi="Lucida Console"/>
-          <w:color w:val="000000"/>
-          <w:bdr w:val="none" w:sz="0" w:space="0" w:color="auto" w:frame="1"/>
-        </w:rPr>
-        <w:t>:  0 ‘</w:t>
-      </w:r>
-      <w:proofErr w:type="gramEnd"/>
-      <w:r>
-        <w:rPr>
-          <w:rStyle w:val="gnvwddmdl3b"/>
-          <w:rFonts w:ascii="Lucida Console" w:hAnsi="Lucida Console"/>
-          <w:color w:val="000000"/>
-          <w:bdr w:val="none" w:sz="0" w:space="0" w:color="auto" w:frame="1"/>
-        </w:rPr>
-        <w:t xml:space="preserve">***’ </w:t>
-      </w:r>
-      <w:proofErr w:type="gramStart"/>
-      <w:r>
-        <w:rPr>
-          <w:rStyle w:val="gnvwddmdl3b"/>
-          <w:rFonts w:ascii="Lucida Console" w:hAnsi="Lucida Console"/>
-          <w:color w:val="000000"/>
-          <w:bdr w:val="none" w:sz="0" w:space="0" w:color="auto" w:frame="1"/>
-        </w:rPr>
-        <w:t>0.001 ‘*</w:t>
-      </w:r>
-      <w:proofErr w:type="gramEnd"/>
-      <w:r>
-        <w:rPr>
-          <w:rStyle w:val="gnvwddmdl3b"/>
-          <w:rFonts w:ascii="Lucida Console" w:hAnsi="Lucida Console"/>
-          <w:color w:val="000000"/>
-          <w:bdr w:val="none" w:sz="0" w:space="0" w:color="auto" w:frame="1"/>
-        </w:rPr>
-        <w:t xml:space="preserve">*’ </w:t>
-      </w:r>
-      <w:proofErr w:type="gramStart"/>
-      <w:r>
-        <w:rPr>
-          <w:rStyle w:val="gnvwddmdl3b"/>
-          <w:rFonts w:ascii="Lucida Console" w:hAnsi="Lucida Console"/>
-          <w:color w:val="000000"/>
-          <w:bdr w:val="none" w:sz="0" w:space="0" w:color="auto" w:frame="1"/>
-        </w:rPr>
-        <w:t>0.01 ‘*</w:t>
-      </w:r>
-      <w:proofErr w:type="gramEnd"/>
-      <w:r>
-        <w:rPr>
-          <w:rStyle w:val="gnvwddmdl3b"/>
-          <w:rFonts w:ascii="Lucida Console" w:hAnsi="Lucida Console"/>
-          <w:color w:val="000000"/>
-          <w:bdr w:val="none" w:sz="0" w:space="0" w:color="auto" w:frame="1"/>
-        </w:rPr>
-        <w:t xml:space="preserve">’ 0.05 ‘.’ 0.1 </w:t>
-      </w:r>
-      <w:proofErr w:type="gramStart"/>
-      <w:r>
-        <w:rPr>
-          <w:rStyle w:val="gnvwddmdl3b"/>
-          <w:rFonts w:ascii="Lucida Console" w:hAnsi="Lucida Console"/>
-          <w:color w:val="000000"/>
-          <w:bdr w:val="none" w:sz="0" w:space="0" w:color="auto" w:frame="1"/>
-        </w:rPr>
-        <w:t>‘ ’</w:t>
-      </w:r>
-      <w:proofErr w:type="gramEnd"/>
-      <w:r>
-        <w:rPr>
-          <w:rStyle w:val="gnvwddmdl3b"/>
-          <w:rFonts w:ascii="Lucida Console" w:hAnsi="Lucida Console"/>
-          <w:color w:val="000000"/>
-          <w:bdr w:val="none" w:sz="0" w:space="0" w:color="auto" w:frame="1"/>
-        </w:rPr>
-        <w:t xml:space="preserve"> 1</w:t>
+        <w:t>Signif. codes:  0 ‘***’ 0.001 ‘**’ 0.01 ‘*’ 0.05 ‘.’ 0.1 ‘ ’ 1</w:t>
       </w:r>
     </w:p>
     <w:p>
@@ -7022,13 +5801,8 @@
       </w:r>
     </w:p>
     <w:p>
-      <w:proofErr w:type="gramStart"/>
-      <w:r>
-        <w:t>Daily  emission</w:t>
-      </w:r>
-      <w:proofErr w:type="gramEnd"/>
-      <w:r>
-        <w:t xml:space="preserve"> analysis</w:t>
+      <w:r>
+        <w:t>Daily  emission analysis</w:t>
       </w:r>
     </w:p>
     <w:p>
@@ -7154,6 +5928,1309 @@
         <w:t xml:space="preserve">Checking mas flux calculations  </w:t>
       </w:r>
     </w:p>
+    <w:p>
+      <w:pPr>
+        <w:pStyle w:val="Heading1"/>
+      </w:pPr>
+      <w:r>
+        <w:t>202603</w:t>
+      </w:r>
+      <w:r>
+        <w:t>27 working on standards</w:t>
+      </w:r>
+    </w:p>
+    <w:p>
+      <w:pPr>
+        <w:pStyle w:val="Heading2"/>
+      </w:pPr>
+      <w:r>
+        <w:t>2021</w:t>
+      </w:r>
+      <w:r>
+        <w:t xml:space="preserve"> CO2</w:t>
+      </w:r>
+    </w:p>
+    <w:p>
+      <w:r>
+        <w:t>0 Standard</w:t>
+      </w:r>
+    </w:p>
+    <w:p>
+      <w:r>
+        <w:rPr>
+          <w:noProof/>
+        </w:rPr>
+        <w:lastRenderedPageBreak/>
+        <w:drawing>
+          <wp:inline distT="0" distB="0" distL="0" distR="0" wp14:anchorId="6ABE2C41" wp14:editId="289F9AF5">
+            <wp:extent cx="5943600" cy="3276600"/>
+            <wp:effectExtent l="0" t="0" r="0" b="0"/>
+            <wp:docPr id="2134300632" name="Picture 10"/>
+            <wp:cNvGraphicFramePr>
+              <a:graphicFrameLocks xmlns:a="http://schemas.openxmlformats.org/drawingml/2006/main" noChangeAspect="1"/>
+            </wp:cNvGraphicFramePr>
+            <a:graphic xmlns:a="http://schemas.openxmlformats.org/drawingml/2006/main">
+              <a:graphicData uri="http://schemas.openxmlformats.org/drawingml/2006/picture">
+                <pic:pic xmlns:pic="http://schemas.openxmlformats.org/drawingml/2006/picture">
+                  <pic:nvPicPr>
+                    <pic:cNvPr id="0" name="Picture 8"/>
+                    <pic:cNvPicPr>
+                      <a:picLocks noChangeAspect="1" noChangeArrowheads="1"/>
+                    </pic:cNvPicPr>
+                  </pic:nvPicPr>
+                  <pic:blipFill>
+                    <a:blip r:embed="rId75">
+                      <a:extLst>
+                        <a:ext uri="{28A0092B-C50C-407E-A947-70E740481C1C}">
+                          <a14:useLocalDpi xmlns:a14="http://schemas.microsoft.com/office/drawing/2010/main" val="0"/>
+                        </a:ext>
+                      </a:extLst>
+                    </a:blip>
+                    <a:srcRect/>
+                    <a:stretch>
+                      <a:fillRect/>
+                    </a:stretch>
+                  </pic:blipFill>
+                  <pic:spPr bwMode="auto">
+                    <a:xfrm>
+                      <a:off x="0" y="0"/>
+                      <a:ext cx="5943600" cy="3276600"/>
+                    </a:xfrm>
+                    <a:prstGeom prst="rect">
+                      <a:avLst/>
+                    </a:prstGeom>
+                    <a:noFill/>
+                    <a:ln>
+                      <a:noFill/>
+                    </a:ln>
+                  </pic:spPr>
+                </pic:pic>
+              </a:graphicData>
+            </a:graphic>
+          </wp:inline>
+        </w:drawing>
+      </w:r>
+    </w:p>
+    <w:p/>
+    <w:p>
+      <w:r>
+        <w:t>25% standards highly variable</w:t>
+      </w:r>
+    </w:p>
+    <w:p>
+      <w:r>
+        <w:rPr>
+          <w:noProof/>
+        </w:rPr>
+        <w:drawing>
+          <wp:inline distT="0" distB="0" distL="0" distR="0" wp14:anchorId="7A647CEB" wp14:editId="29868018">
+            <wp:extent cx="5821680" cy="3312890"/>
+            <wp:effectExtent l="0" t="0" r="0" b="0"/>
+            <wp:docPr id="1866793684" name="Picture 16"/>
+            <wp:cNvGraphicFramePr>
+              <a:graphicFrameLocks xmlns:a="http://schemas.openxmlformats.org/drawingml/2006/main" noChangeAspect="1"/>
+            </wp:cNvGraphicFramePr>
+            <a:graphic xmlns:a="http://schemas.openxmlformats.org/drawingml/2006/main">
+              <a:graphicData uri="http://schemas.openxmlformats.org/drawingml/2006/picture">
+                <pic:pic xmlns:pic="http://schemas.openxmlformats.org/drawingml/2006/picture">
+                  <pic:nvPicPr>
+                    <pic:cNvPr id="0" name="Picture 12"/>
+                    <pic:cNvPicPr>
+                      <a:picLocks noChangeAspect="1" noChangeArrowheads="1"/>
+                    </pic:cNvPicPr>
+                  </pic:nvPicPr>
+                  <pic:blipFill>
+                    <a:blip r:embed="rId76">
+                      <a:extLst>
+                        <a:ext uri="{28A0092B-C50C-407E-A947-70E740481C1C}">
+                          <a14:useLocalDpi xmlns:a14="http://schemas.microsoft.com/office/drawing/2010/main" val="0"/>
+                        </a:ext>
+                      </a:extLst>
+                    </a:blip>
+                    <a:srcRect/>
+                    <a:stretch>
+                      <a:fillRect/>
+                    </a:stretch>
+                  </pic:blipFill>
+                  <pic:spPr bwMode="auto">
+                    <a:xfrm>
+                      <a:off x="0" y="0"/>
+                      <a:ext cx="5845314" cy="3326339"/>
+                    </a:xfrm>
+                    <a:prstGeom prst="rect">
+                      <a:avLst/>
+                    </a:prstGeom>
+                    <a:noFill/>
+                  </pic:spPr>
+                </pic:pic>
+              </a:graphicData>
+            </a:graphic>
+          </wp:inline>
+        </w:drawing>
+      </w:r>
+    </w:p>
+    <w:p>
+      <w:r>
+        <w:rPr>
+          <w:noProof/>
+        </w:rPr>
+        <w:lastRenderedPageBreak/>
+        <w:drawing>
+          <wp:inline distT="0" distB="0" distL="0" distR="0" wp14:anchorId="389427EB" wp14:editId="46D84DBC">
+            <wp:extent cx="5943600" cy="3416300"/>
+            <wp:effectExtent l="0" t="0" r="0" b="0"/>
+            <wp:docPr id="1106886041" name="Picture 11"/>
+            <wp:cNvGraphicFramePr>
+              <a:graphicFrameLocks xmlns:a="http://schemas.openxmlformats.org/drawingml/2006/main" noChangeAspect="1"/>
+            </wp:cNvGraphicFramePr>
+            <a:graphic xmlns:a="http://schemas.openxmlformats.org/drawingml/2006/main">
+              <a:graphicData uri="http://schemas.openxmlformats.org/drawingml/2006/picture">
+                <pic:pic xmlns:pic="http://schemas.openxmlformats.org/drawingml/2006/picture">
+                  <pic:nvPicPr>
+                    <pic:cNvPr id="0" name="Picture 9"/>
+                    <pic:cNvPicPr>
+                      <a:picLocks noChangeAspect="1" noChangeArrowheads="1"/>
+                    </pic:cNvPicPr>
+                  </pic:nvPicPr>
+                  <pic:blipFill>
+                    <a:blip r:embed="rId77">
+                      <a:extLst>
+                        <a:ext uri="{28A0092B-C50C-407E-A947-70E740481C1C}">
+                          <a14:useLocalDpi xmlns:a14="http://schemas.microsoft.com/office/drawing/2010/main" val="0"/>
+                        </a:ext>
+                      </a:extLst>
+                    </a:blip>
+                    <a:srcRect/>
+                    <a:stretch>
+                      <a:fillRect/>
+                    </a:stretch>
+                  </pic:blipFill>
+                  <pic:spPr bwMode="auto">
+                    <a:xfrm>
+                      <a:off x="0" y="0"/>
+                      <a:ext cx="5943600" cy="3416300"/>
+                    </a:xfrm>
+                    <a:prstGeom prst="rect">
+                      <a:avLst/>
+                    </a:prstGeom>
+                    <a:noFill/>
+                    <a:ln>
+                      <a:noFill/>
+                    </a:ln>
+                  </pic:spPr>
+                </pic:pic>
+              </a:graphicData>
+            </a:graphic>
+          </wp:inline>
+        </w:drawing>
+      </w:r>
+    </w:p>
+    <w:p>
+      <w:pPr>
+        <w:jc w:val="center"/>
+      </w:pPr>
+    </w:p>
+    <w:p>
+      <w:r>
+        <w:t>50% standards</w:t>
+      </w:r>
+      <w:r>
+        <w:t xml:space="preserve"> highly variable, with a clear outlier</w:t>
+      </w:r>
+    </w:p>
+    <w:p>
+      <w:r>
+        <w:rPr>
+          <w:noProof/>
+        </w:rPr>
+        <w:drawing>
+          <wp:inline distT="0" distB="0" distL="0" distR="0" wp14:anchorId="1CFC4F0A" wp14:editId="0C2522FB">
+            <wp:extent cx="5990409" cy="3408907"/>
+            <wp:effectExtent l="0" t="0" r="0" b="0"/>
+            <wp:docPr id="70821535" name="Picture 18"/>
+            <wp:cNvGraphicFramePr>
+              <a:graphicFrameLocks xmlns:a="http://schemas.openxmlformats.org/drawingml/2006/main" noChangeAspect="1"/>
+            </wp:cNvGraphicFramePr>
+            <a:graphic xmlns:a="http://schemas.openxmlformats.org/drawingml/2006/main">
+              <a:graphicData uri="http://schemas.openxmlformats.org/drawingml/2006/picture">
+                <pic:pic xmlns:pic="http://schemas.openxmlformats.org/drawingml/2006/picture">
+                  <pic:nvPicPr>
+                    <pic:cNvPr id="0" name="Picture 14"/>
+                    <pic:cNvPicPr>
+                      <a:picLocks noChangeAspect="1" noChangeArrowheads="1"/>
+                    </pic:cNvPicPr>
+                  </pic:nvPicPr>
+                  <pic:blipFill>
+                    <a:blip r:embed="rId78">
+                      <a:extLst>
+                        <a:ext uri="{28A0092B-C50C-407E-A947-70E740481C1C}">
+                          <a14:useLocalDpi xmlns:a14="http://schemas.microsoft.com/office/drawing/2010/main" val="0"/>
+                        </a:ext>
+                      </a:extLst>
+                    </a:blip>
+                    <a:srcRect/>
+                    <a:stretch>
+                      <a:fillRect/>
+                    </a:stretch>
+                  </pic:blipFill>
+                  <pic:spPr bwMode="auto">
+                    <a:xfrm>
+                      <a:off x="0" y="0"/>
+                      <a:ext cx="6003929" cy="3416601"/>
+                    </a:xfrm>
+                    <a:prstGeom prst="rect">
+                      <a:avLst/>
+                    </a:prstGeom>
+                    <a:noFill/>
+                  </pic:spPr>
+                </pic:pic>
+              </a:graphicData>
+            </a:graphic>
+          </wp:inline>
+        </w:drawing>
+      </w:r>
+    </w:p>
+    <w:p>
+      <w:r>
+        <w:rPr>
+          <w:noProof/>
+        </w:rPr>
+        <w:lastRenderedPageBreak/>
+        <w:drawing>
+          <wp:inline distT="0" distB="0" distL="0" distR="0" wp14:anchorId="7D4F4286" wp14:editId="5DCB72FD">
+            <wp:extent cx="5943600" cy="3414395"/>
+            <wp:effectExtent l="0" t="0" r="0" b="0"/>
+            <wp:docPr id="652630956" name="Picture 13"/>
+            <wp:cNvGraphicFramePr>
+              <a:graphicFrameLocks xmlns:a="http://schemas.openxmlformats.org/drawingml/2006/main" noChangeAspect="1"/>
+            </wp:cNvGraphicFramePr>
+            <a:graphic xmlns:a="http://schemas.openxmlformats.org/drawingml/2006/main">
+              <a:graphicData uri="http://schemas.openxmlformats.org/drawingml/2006/picture">
+                <pic:pic xmlns:pic="http://schemas.openxmlformats.org/drawingml/2006/picture">
+                  <pic:nvPicPr>
+                    <pic:cNvPr id="0" name="Picture 11"/>
+                    <pic:cNvPicPr>
+                      <a:picLocks noChangeAspect="1" noChangeArrowheads="1"/>
+                    </pic:cNvPicPr>
+                  </pic:nvPicPr>
+                  <pic:blipFill>
+                    <a:blip r:embed="rId79">
+                      <a:extLst>
+                        <a:ext uri="{28A0092B-C50C-407E-A947-70E740481C1C}">
+                          <a14:useLocalDpi xmlns:a14="http://schemas.microsoft.com/office/drawing/2010/main" val="0"/>
+                        </a:ext>
+                      </a:extLst>
+                    </a:blip>
+                    <a:srcRect/>
+                    <a:stretch>
+                      <a:fillRect/>
+                    </a:stretch>
+                  </pic:blipFill>
+                  <pic:spPr bwMode="auto">
+                    <a:xfrm>
+                      <a:off x="0" y="0"/>
+                      <a:ext cx="5943600" cy="3414395"/>
+                    </a:xfrm>
+                    <a:prstGeom prst="rect">
+                      <a:avLst/>
+                    </a:prstGeom>
+                    <a:noFill/>
+                    <a:ln>
+                      <a:noFill/>
+                    </a:ln>
+                  </pic:spPr>
+                </pic:pic>
+              </a:graphicData>
+            </a:graphic>
+          </wp:inline>
+        </w:drawing>
+      </w:r>
+    </w:p>
+    <w:p/>
+    <w:p/>
+    <w:p>
+      <w:r>
+        <w:rPr>
+          <w:noProof/>
+        </w:rPr>
+        <w:drawing>
+          <wp:inline distT="0" distB="0" distL="0" distR="0" wp14:anchorId="7E1861D1" wp14:editId="2C596F3A">
+            <wp:extent cx="5943600" cy="3338195"/>
+            <wp:effectExtent l="0" t="0" r="0" b="0"/>
+            <wp:docPr id="1149502720" name="Picture 12"/>
+            <wp:cNvGraphicFramePr>
+              <a:graphicFrameLocks xmlns:a="http://schemas.openxmlformats.org/drawingml/2006/main" noChangeAspect="1"/>
+            </wp:cNvGraphicFramePr>
+            <a:graphic xmlns:a="http://schemas.openxmlformats.org/drawingml/2006/main">
+              <a:graphicData uri="http://schemas.openxmlformats.org/drawingml/2006/picture">
+                <pic:pic xmlns:pic="http://schemas.openxmlformats.org/drawingml/2006/picture">
+                  <pic:nvPicPr>
+                    <pic:cNvPr id="0" name="Picture 10"/>
+                    <pic:cNvPicPr>
+                      <a:picLocks noChangeAspect="1" noChangeArrowheads="1"/>
+                    </pic:cNvPicPr>
+                  </pic:nvPicPr>
+                  <pic:blipFill>
+                    <a:blip r:embed="rId80">
+                      <a:extLst>
+                        <a:ext uri="{28A0092B-C50C-407E-A947-70E740481C1C}">
+                          <a14:useLocalDpi xmlns:a14="http://schemas.microsoft.com/office/drawing/2010/main" val="0"/>
+                        </a:ext>
+                      </a:extLst>
+                    </a:blip>
+                    <a:srcRect/>
+                    <a:stretch>
+                      <a:fillRect/>
+                    </a:stretch>
+                  </pic:blipFill>
+                  <pic:spPr bwMode="auto">
+                    <a:xfrm>
+                      <a:off x="0" y="0"/>
+                      <a:ext cx="5943600" cy="3338195"/>
+                    </a:xfrm>
+                    <a:prstGeom prst="rect">
+                      <a:avLst/>
+                    </a:prstGeom>
+                    <a:noFill/>
+                    <a:ln>
+                      <a:noFill/>
+                    </a:ln>
+                  </pic:spPr>
+                </pic:pic>
+              </a:graphicData>
+            </a:graphic>
+          </wp:inline>
+        </w:drawing>
+      </w:r>
+    </w:p>
+    <w:p>
+      <w:r>
+        <w:rPr>
+          <w:noProof/>
+        </w:rPr>
+        <w:lastRenderedPageBreak/>
+        <w:drawing>
+          <wp:inline distT="0" distB="0" distL="0" distR="0" wp14:anchorId="12E263AA" wp14:editId="0369D9EE">
+            <wp:extent cx="5943600" cy="3326130"/>
+            <wp:effectExtent l="0" t="0" r="0" b="7620"/>
+            <wp:docPr id="102069150" name="Picture 14"/>
+            <wp:cNvGraphicFramePr>
+              <a:graphicFrameLocks xmlns:a="http://schemas.openxmlformats.org/drawingml/2006/main" noChangeAspect="1"/>
+            </wp:cNvGraphicFramePr>
+            <a:graphic xmlns:a="http://schemas.openxmlformats.org/drawingml/2006/main">
+              <a:graphicData uri="http://schemas.openxmlformats.org/drawingml/2006/picture">
+                <pic:pic xmlns:pic="http://schemas.openxmlformats.org/drawingml/2006/picture">
+                  <pic:nvPicPr>
+                    <pic:cNvPr id="0" name="Picture 12"/>
+                    <pic:cNvPicPr>
+                      <a:picLocks noChangeAspect="1" noChangeArrowheads="1"/>
+                    </pic:cNvPicPr>
+                  </pic:nvPicPr>
+                  <pic:blipFill>
+                    <a:blip r:embed="rId81">
+                      <a:extLst>
+                        <a:ext uri="{28A0092B-C50C-407E-A947-70E740481C1C}">
+                          <a14:useLocalDpi xmlns:a14="http://schemas.microsoft.com/office/drawing/2010/main" val="0"/>
+                        </a:ext>
+                      </a:extLst>
+                    </a:blip>
+                    <a:srcRect/>
+                    <a:stretch>
+                      <a:fillRect/>
+                    </a:stretch>
+                  </pic:blipFill>
+                  <pic:spPr bwMode="auto">
+                    <a:xfrm>
+                      <a:off x="0" y="0"/>
+                      <a:ext cx="5943600" cy="3326130"/>
+                    </a:xfrm>
+                    <a:prstGeom prst="rect">
+                      <a:avLst/>
+                    </a:prstGeom>
+                    <a:noFill/>
+                    <a:ln>
+                      <a:noFill/>
+                    </a:ln>
+                  </pic:spPr>
+                </pic:pic>
+              </a:graphicData>
+            </a:graphic>
+          </wp:inline>
+        </w:drawing>
+      </w:r>
+    </w:p>
+    <w:p/>
+    <w:p/>
+    <w:p/>
+    <w:p/>
+    <w:p>
+      <w:r>
+        <w:t>75</w:t>
+      </w:r>
+      <w:r>
+        <w:t xml:space="preserve"> % Standards</w:t>
+      </w:r>
+    </w:p>
+    <w:p>
+      <w:r>
+        <w:rPr>
+          <w:noProof/>
+        </w:rPr>
+        <w:lastRenderedPageBreak/>
+        <w:drawing>
+          <wp:inline distT="0" distB="0" distL="0" distR="0" wp14:anchorId="50B6FE34" wp14:editId="6493C731">
+            <wp:extent cx="5943600" cy="3371850"/>
+            <wp:effectExtent l="0" t="0" r="0" b="0"/>
+            <wp:docPr id="196678249" name="Picture 6"/>
+            <wp:cNvGraphicFramePr>
+              <a:graphicFrameLocks xmlns:a="http://schemas.openxmlformats.org/drawingml/2006/main" noChangeAspect="1"/>
+            </wp:cNvGraphicFramePr>
+            <a:graphic xmlns:a="http://schemas.openxmlformats.org/drawingml/2006/main">
+              <a:graphicData uri="http://schemas.openxmlformats.org/drawingml/2006/picture">
+                <pic:pic xmlns:pic="http://schemas.openxmlformats.org/drawingml/2006/picture">
+                  <pic:nvPicPr>
+                    <pic:cNvPr id="0" name="Picture 4"/>
+                    <pic:cNvPicPr>
+                      <a:picLocks noChangeAspect="1" noChangeArrowheads="1"/>
+                    </pic:cNvPicPr>
+                  </pic:nvPicPr>
+                  <pic:blipFill>
+                    <a:blip r:embed="rId82">
+                      <a:extLst>
+                        <a:ext uri="{28A0092B-C50C-407E-A947-70E740481C1C}">
+                          <a14:useLocalDpi xmlns:a14="http://schemas.microsoft.com/office/drawing/2010/main" val="0"/>
+                        </a:ext>
+                      </a:extLst>
+                    </a:blip>
+                    <a:srcRect/>
+                    <a:stretch>
+                      <a:fillRect/>
+                    </a:stretch>
+                  </pic:blipFill>
+                  <pic:spPr bwMode="auto">
+                    <a:xfrm>
+                      <a:off x="0" y="0"/>
+                      <a:ext cx="5943600" cy="3371850"/>
+                    </a:xfrm>
+                    <a:prstGeom prst="rect">
+                      <a:avLst/>
+                    </a:prstGeom>
+                    <a:noFill/>
+                    <a:ln>
+                      <a:noFill/>
+                    </a:ln>
+                  </pic:spPr>
+                </pic:pic>
+              </a:graphicData>
+            </a:graphic>
+          </wp:inline>
+        </w:drawing>
+      </w:r>
+    </w:p>
+    <w:p>
+      <w:r>
+        <w:rPr>
+          <w:noProof/>
+        </w:rPr>
+        <w:drawing>
+          <wp:inline distT="0" distB="0" distL="0" distR="0" wp14:anchorId="68E44D9C" wp14:editId="7206BA82">
+            <wp:extent cx="5943600" cy="3385185"/>
+            <wp:effectExtent l="0" t="0" r="0" b="5715"/>
+            <wp:docPr id="1921573599" name="Picture 15"/>
+            <wp:cNvGraphicFramePr>
+              <a:graphicFrameLocks xmlns:a="http://schemas.openxmlformats.org/drawingml/2006/main" noChangeAspect="1"/>
+            </wp:cNvGraphicFramePr>
+            <a:graphic xmlns:a="http://schemas.openxmlformats.org/drawingml/2006/main">
+              <a:graphicData uri="http://schemas.openxmlformats.org/drawingml/2006/picture">
+                <pic:pic xmlns:pic="http://schemas.openxmlformats.org/drawingml/2006/picture">
+                  <pic:nvPicPr>
+                    <pic:cNvPr id="0" name="Picture 13"/>
+                    <pic:cNvPicPr>
+                      <a:picLocks noChangeAspect="1" noChangeArrowheads="1"/>
+                    </pic:cNvPicPr>
+                  </pic:nvPicPr>
+                  <pic:blipFill>
+                    <a:blip r:embed="rId83">
+                      <a:extLst>
+                        <a:ext uri="{28A0092B-C50C-407E-A947-70E740481C1C}">
+                          <a14:useLocalDpi xmlns:a14="http://schemas.microsoft.com/office/drawing/2010/main" val="0"/>
+                        </a:ext>
+                      </a:extLst>
+                    </a:blip>
+                    <a:srcRect/>
+                    <a:stretch>
+                      <a:fillRect/>
+                    </a:stretch>
+                  </pic:blipFill>
+                  <pic:spPr bwMode="auto">
+                    <a:xfrm>
+                      <a:off x="0" y="0"/>
+                      <a:ext cx="5943600" cy="3385185"/>
+                    </a:xfrm>
+                    <a:prstGeom prst="rect">
+                      <a:avLst/>
+                    </a:prstGeom>
+                    <a:noFill/>
+                    <a:ln>
+                      <a:noFill/>
+                    </a:ln>
+                  </pic:spPr>
+                </pic:pic>
+              </a:graphicData>
+            </a:graphic>
+          </wp:inline>
+        </w:drawing>
+      </w:r>
+    </w:p>
+    <w:p/>
+    <w:p/>
+    <w:p/>
+    <w:p/>
+    <w:p/>
+    <w:p>
+      <w:r>
+        <w:t>1</w:t>
+      </w:r>
+      <w:r>
+        <w:t>00</w:t>
+      </w:r>
+      <w:r>
+        <w:t>% Standards</w:t>
+      </w:r>
+    </w:p>
+    <w:p/>
+    <w:p>
+      <w:r>
+        <w:rPr>
+          <w:noProof/>
+        </w:rPr>
+        <w:drawing>
+          <wp:inline distT="0" distB="0" distL="0" distR="0" wp14:anchorId="0173C48F" wp14:editId="46029969">
+            <wp:extent cx="5488185" cy="3123111"/>
+            <wp:effectExtent l="0" t="0" r="0" b="0"/>
+            <wp:docPr id="1032494327" name="Picture 19"/>
+            <wp:cNvGraphicFramePr>
+              <a:graphicFrameLocks xmlns:a="http://schemas.openxmlformats.org/drawingml/2006/main" noChangeAspect="1"/>
+            </wp:cNvGraphicFramePr>
+            <a:graphic xmlns:a="http://schemas.openxmlformats.org/drawingml/2006/main">
+              <a:graphicData uri="http://schemas.openxmlformats.org/drawingml/2006/picture">
+                <pic:pic xmlns:pic="http://schemas.openxmlformats.org/drawingml/2006/picture">
+                  <pic:nvPicPr>
+                    <pic:cNvPr id="0" name="Picture 15"/>
+                    <pic:cNvPicPr>
+                      <a:picLocks noChangeAspect="1" noChangeArrowheads="1"/>
+                    </pic:cNvPicPr>
+                  </pic:nvPicPr>
+                  <pic:blipFill>
+                    <a:blip r:embed="rId84">
+                      <a:extLst>
+                        <a:ext uri="{28A0092B-C50C-407E-A947-70E740481C1C}">
+                          <a14:useLocalDpi xmlns:a14="http://schemas.microsoft.com/office/drawing/2010/main" val="0"/>
+                        </a:ext>
+                      </a:extLst>
+                    </a:blip>
+                    <a:srcRect/>
+                    <a:stretch>
+                      <a:fillRect/>
+                    </a:stretch>
+                  </pic:blipFill>
+                  <pic:spPr bwMode="auto">
+                    <a:xfrm>
+                      <a:off x="0" y="0"/>
+                      <a:ext cx="5499751" cy="3129693"/>
+                    </a:xfrm>
+                    <a:prstGeom prst="rect">
+                      <a:avLst/>
+                    </a:prstGeom>
+                    <a:noFill/>
+                  </pic:spPr>
+                </pic:pic>
+              </a:graphicData>
+            </a:graphic>
+          </wp:inline>
+        </w:drawing>
+      </w:r>
+    </w:p>
+    <w:p/>
+    <w:p/>
+    <w:p>
+      <w:r>
+        <w:rPr>
+          <w:noProof/>
+        </w:rPr>
+        <w:drawing>
+          <wp:inline distT="0" distB="0" distL="0" distR="0" wp14:anchorId="08FA7578" wp14:editId="1DA21463">
+            <wp:extent cx="5943600" cy="3390265"/>
+            <wp:effectExtent l="0" t="0" r="0" b="635"/>
+            <wp:docPr id="292397250" name="Picture 16"/>
+            <wp:cNvGraphicFramePr>
+              <a:graphicFrameLocks xmlns:a="http://schemas.openxmlformats.org/drawingml/2006/main" noChangeAspect="1"/>
+            </wp:cNvGraphicFramePr>
+            <a:graphic xmlns:a="http://schemas.openxmlformats.org/drawingml/2006/main">
+              <a:graphicData uri="http://schemas.openxmlformats.org/drawingml/2006/picture">
+                <pic:pic xmlns:pic="http://schemas.openxmlformats.org/drawingml/2006/picture">
+                  <pic:nvPicPr>
+                    <pic:cNvPr id="0" name="Picture 14"/>
+                    <pic:cNvPicPr>
+                      <a:picLocks noChangeAspect="1" noChangeArrowheads="1"/>
+                    </pic:cNvPicPr>
+                  </pic:nvPicPr>
+                  <pic:blipFill>
+                    <a:blip r:embed="rId85">
+                      <a:extLst>
+                        <a:ext uri="{28A0092B-C50C-407E-A947-70E740481C1C}">
+                          <a14:useLocalDpi xmlns:a14="http://schemas.microsoft.com/office/drawing/2010/main" val="0"/>
+                        </a:ext>
+                      </a:extLst>
+                    </a:blip>
+                    <a:srcRect/>
+                    <a:stretch>
+                      <a:fillRect/>
+                    </a:stretch>
+                  </pic:blipFill>
+                  <pic:spPr bwMode="auto">
+                    <a:xfrm>
+                      <a:off x="0" y="0"/>
+                      <a:ext cx="5943600" cy="3390265"/>
+                    </a:xfrm>
+                    <a:prstGeom prst="rect">
+                      <a:avLst/>
+                    </a:prstGeom>
+                    <a:noFill/>
+                    <a:ln>
+                      <a:noFill/>
+                    </a:ln>
+                  </pic:spPr>
+                </pic:pic>
+              </a:graphicData>
+            </a:graphic>
+          </wp:inline>
+        </w:drawing>
+      </w:r>
+    </w:p>
+    <w:p>
+      <w:r>
+        <w:rPr>
+          <w:noProof/>
+        </w:rPr>
+        <w:lastRenderedPageBreak/>
+        <w:drawing>
+          <wp:inline distT="0" distB="0" distL="0" distR="0" wp14:anchorId="35A16FCC" wp14:editId="6674D53C">
+            <wp:extent cx="5943600" cy="3385185"/>
+            <wp:effectExtent l="0" t="0" r="0" b="5715"/>
+            <wp:docPr id="1235316975" name="Picture 17"/>
+            <wp:cNvGraphicFramePr>
+              <a:graphicFrameLocks xmlns:a="http://schemas.openxmlformats.org/drawingml/2006/main" noChangeAspect="1"/>
+            </wp:cNvGraphicFramePr>
+            <a:graphic xmlns:a="http://schemas.openxmlformats.org/drawingml/2006/main">
+              <a:graphicData uri="http://schemas.openxmlformats.org/drawingml/2006/picture">
+                <pic:pic xmlns:pic="http://schemas.openxmlformats.org/drawingml/2006/picture">
+                  <pic:nvPicPr>
+                    <pic:cNvPr id="0" name="Picture 15"/>
+                    <pic:cNvPicPr>
+                      <a:picLocks noChangeAspect="1" noChangeArrowheads="1"/>
+                    </pic:cNvPicPr>
+                  </pic:nvPicPr>
+                  <pic:blipFill>
+                    <a:blip r:embed="rId86">
+                      <a:extLst>
+                        <a:ext uri="{28A0092B-C50C-407E-A947-70E740481C1C}">
+                          <a14:useLocalDpi xmlns:a14="http://schemas.microsoft.com/office/drawing/2010/main" val="0"/>
+                        </a:ext>
+                      </a:extLst>
+                    </a:blip>
+                    <a:srcRect/>
+                    <a:stretch>
+                      <a:fillRect/>
+                    </a:stretch>
+                  </pic:blipFill>
+                  <pic:spPr bwMode="auto">
+                    <a:xfrm>
+                      <a:off x="0" y="0"/>
+                      <a:ext cx="5943600" cy="3385185"/>
+                    </a:xfrm>
+                    <a:prstGeom prst="rect">
+                      <a:avLst/>
+                    </a:prstGeom>
+                    <a:noFill/>
+                    <a:ln>
+                      <a:noFill/>
+                    </a:ln>
+                  </pic:spPr>
+                </pic:pic>
+              </a:graphicData>
+            </a:graphic>
+          </wp:inline>
+        </w:drawing>
+      </w:r>
+    </w:p>
+    <w:p>
+      <w:r>
+        <w:rPr>
+          <w:noProof/>
+        </w:rPr>
+        <w:drawing>
+          <wp:inline distT="0" distB="0" distL="0" distR="0" wp14:anchorId="054232D2" wp14:editId="34197D09">
+            <wp:extent cx="5943600" cy="3364865"/>
+            <wp:effectExtent l="0" t="0" r="0" b="6985"/>
+            <wp:docPr id="1207996835" name="Picture 18"/>
+            <wp:cNvGraphicFramePr>
+              <a:graphicFrameLocks xmlns:a="http://schemas.openxmlformats.org/drawingml/2006/main" noChangeAspect="1"/>
+            </wp:cNvGraphicFramePr>
+            <a:graphic xmlns:a="http://schemas.openxmlformats.org/drawingml/2006/main">
+              <a:graphicData uri="http://schemas.openxmlformats.org/drawingml/2006/picture">
+                <pic:pic xmlns:pic="http://schemas.openxmlformats.org/drawingml/2006/picture">
+                  <pic:nvPicPr>
+                    <pic:cNvPr id="0" name="Picture 16"/>
+                    <pic:cNvPicPr>
+                      <a:picLocks noChangeAspect="1" noChangeArrowheads="1"/>
+                    </pic:cNvPicPr>
+                  </pic:nvPicPr>
+                  <pic:blipFill>
+                    <a:blip r:embed="rId87">
+                      <a:extLst>
+                        <a:ext uri="{28A0092B-C50C-407E-A947-70E740481C1C}">
+                          <a14:useLocalDpi xmlns:a14="http://schemas.microsoft.com/office/drawing/2010/main" val="0"/>
+                        </a:ext>
+                      </a:extLst>
+                    </a:blip>
+                    <a:srcRect/>
+                    <a:stretch>
+                      <a:fillRect/>
+                    </a:stretch>
+                  </pic:blipFill>
+                  <pic:spPr bwMode="auto">
+                    <a:xfrm>
+                      <a:off x="0" y="0"/>
+                      <a:ext cx="5943600" cy="3364865"/>
+                    </a:xfrm>
+                    <a:prstGeom prst="rect">
+                      <a:avLst/>
+                    </a:prstGeom>
+                    <a:noFill/>
+                    <a:ln>
+                      <a:noFill/>
+                    </a:ln>
+                  </pic:spPr>
+                </pic:pic>
+              </a:graphicData>
+            </a:graphic>
+          </wp:inline>
+        </w:drawing>
+      </w:r>
+    </w:p>
+    <w:p/>
+    <w:p/>
+    <w:p/>
+    <w:p>
+      <w:pPr>
+        <w:pStyle w:val="Heading2"/>
+      </w:pPr>
+      <w:r>
+        <w:lastRenderedPageBreak/>
+        <w:t>2021 N2O standards</w:t>
+      </w:r>
+    </w:p>
+    <w:p>
+      <w:r>
+        <w:rPr>
+          <w:noProof/>
+        </w:rPr>
+        <w:drawing>
+          <wp:inline distT="0" distB="0" distL="0" distR="0" wp14:anchorId="7381501D" wp14:editId="1BA9CF1B">
+            <wp:extent cx="5943600" cy="3267075"/>
+            <wp:effectExtent l="0" t="0" r="0" b="9525"/>
+            <wp:docPr id="1507713050" name="Picture 19"/>
+            <wp:cNvGraphicFramePr>
+              <a:graphicFrameLocks xmlns:a="http://schemas.openxmlformats.org/drawingml/2006/main" noChangeAspect="1"/>
+            </wp:cNvGraphicFramePr>
+            <a:graphic xmlns:a="http://schemas.openxmlformats.org/drawingml/2006/main">
+              <a:graphicData uri="http://schemas.openxmlformats.org/drawingml/2006/picture">
+                <pic:pic xmlns:pic="http://schemas.openxmlformats.org/drawingml/2006/picture">
+                  <pic:nvPicPr>
+                    <pic:cNvPr id="0" name="Picture 17"/>
+                    <pic:cNvPicPr>
+                      <a:picLocks noChangeAspect="1" noChangeArrowheads="1"/>
+                    </pic:cNvPicPr>
+                  </pic:nvPicPr>
+                  <pic:blipFill>
+                    <a:blip r:embed="rId88">
+                      <a:extLst>
+                        <a:ext uri="{28A0092B-C50C-407E-A947-70E740481C1C}">
+                          <a14:useLocalDpi xmlns:a14="http://schemas.microsoft.com/office/drawing/2010/main" val="0"/>
+                        </a:ext>
+                      </a:extLst>
+                    </a:blip>
+                    <a:srcRect/>
+                    <a:stretch>
+                      <a:fillRect/>
+                    </a:stretch>
+                  </pic:blipFill>
+                  <pic:spPr bwMode="auto">
+                    <a:xfrm>
+                      <a:off x="0" y="0"/>
+                      <a:ext cx="5943600" cy="3267075"/>
+                    </a:xfrm>
+                    <a:prstGeom prst="rect">
+                      <a:avLst/>
+                    </a:prstGeom>
+                    <a:noFill/>
+                    <a:ln>
+                      <a:noFill/>
+                    </a:ln>
+                  </pic:spPr>
+                </pic:pic>
+              </a:graphicData>
+            </a:graphic>
+          </wp:inline>
+        </w:drawing>
+      </w:r>
+    </w:p>
+    <w:p>
+      <w:r>
+        <w:rPr>
+          <w:noProof/>
+        </w:rPr>
+        <w:drawing>
+          <wp:inline distT="0" distB="0" distL="0" distR="0" wp14:anchorId="1BE4D5E8" wp14:editId="583FA87C">
+            <wp:extent cx="5943600" cy="3402965"/>
+            <wp:effectExtent l="0" t="0" r="0" b="6985"/>
+            <wp:docPr id="2119980261" name="Picture 20"/>
+            <wp:cNvGraphicFramePr>
+              <a:graphicFrameLocks xmlns:a="http://schemas.openxmlformats.org/drawingml/2006/main" noChangeAspect="1"/>
+            </wp:cNvGraphicFramePr>
+            <a:graphic xmlns:a="http://schemas.openxmlformats.org/drawingml/2006/main">
+              <a:graphicData uri="http://schemas.openxmlformats.org/drawingml/2006/picture">
+                <pic:pic xmlns:pic="http://schemas.openxmlformats.org/drawingml/2006/picture">
+                  <pic:nvPicPr>
+                    <pic:cNvPr id="0" name="Picture 18"/>
+                    <pic:cNvPicPr>
+                      <a:picLocks noChangeAspect="1" noChangeArrowheads="1"/>
+                    </pic:cNvPicPr>
+                  </pic:nvPicPr>
+                  <pic:blipFill>
+                    <a:blip r:embed="rId89">
+                      <a:extLst>
+                        <a:ext uri="{28A0092B-C50C-407E-A947-70E740481C1C}">
+                          <a14:useLocalDpi xmlns:a14="http://schemas.microsoft.com/office/drawing/2010/main" val="0"/>
+                        </a:ext>
+                      </a:extLst>
+                    </a:blip>
+                    <a:srcRect/>
+                    <a:stretch>
+                      <a:fillRect/>
+                    </a:stretch>
+                  </pic:blipFill>
+                  <pic:spPr bwMode="auto">
+                    <a:xfrm>
+                      <a:off x="0" y="0"/>
+                      <a:ext cx="5943600" cy="3402965"/>
+                    </a:xfrm>
+                    <a:prstGeom prst="rect">
+                      <a:avLst/>
+                    </a:prstGeom>
+                    <a:noFill/>
+                    <a:ln>
+                      <a:noFill/>
+                    </a:ln>
+                  </pic:spPr>
+                </pic:pic>
+              </a:graphicData>
+            </a:graphic>
+          </wp:inline>
+        </w:drawing>
+      </w:r>
+    </w:p>
+    <w:p>
+      <w:r>
+        <w:rPr>
+          <w:noProof/>
+        </w:rPr>
+        <w:lastRenderedPageBreak/>
+        <w:drawing>
+          <wp:inline distT="0" distB="0" distL="0" distR="0" wp14:anchorId="3DCC64BA" wp14:editId="5969580F">
+            <wp:extent cx="5943600" cy="3401695"/>
+            <wp:effectExtent l="0" t="0" r="0" b="8255"/>
+            <wp:docPr id="979118498" name="Picture 21"/>
+            <wp:cNvGraphicFramePr>
+              <a:graphicFrameLocks xmlns:a="http://schemas.openxmlformats.org/drawingml/2006/main" noChangeAspect="1"/>
+            </wp:cNvGraphicFramePr>
+            <a:graphic xmlns:a="http://schemas.openxmlformats.org/drawingml/2006/main">
+              <a:graphicData uri="http://schemas.openxmlformats.org/drawingml/2006/picture">
+                <pic:pic xmlns:pic="http://schemas.openxmlformats.org/drawingml/2006/picture">
+                  <pic:nvPicPr>
+                    <pic:cNvPr id="0" name="Picture 19"/>
+                    <pic:cNvPicPr>
+                      <a:picLocks noChangeAspect="1" noChangeArrowheads="1"/>
+                    </pic:cNvPicPr>
+                  </pic:nvPicPr>
+                  <pic:blipFill>
+                    <a:blip r:embed="rId90">
+                      <a:extLst>
+                        <a:ext uri="{28A0092B-C50C-407E-A947-70E740481C1C}">
+                          <a14:useLocalDpi xmlns:a14="http://schemas.microsoft.com/office/drawing/2010/main" val="0"/>
+                        </a:ext>
+                      </a:extLst>
+                    </a:blip>
+                    <a:srcRect/>
+                    <a:stretch>
+                      <a:fillRect/>
+                    </a:stretch>
+                  </pic:blipFill>
+                  <pic:spPr bwMode="auto">
+                    <a:xfrm>
+                      <a:off x="0" y="0"/>
+                      <a:ext cx="5943600" cy="3401695"/>
+                    </a:xfrm>
+                    <a:prstGeom prst="rect">
+                      <a:avLst/>
+                    </a:prstGeom>
+                    <a:noFill/>
+                    <a:ln>
+                      <a:noFill/>
+                    </a:ln>
+                  </pic:spPr>
+                </pic:pic>
+              </a:graphicData>
+            </a:graphic>
+          </wp:inline>
+        </w:drawing>
+      </w:r>
+    </w:p>
+    <w:p>
+      <w:r>
+        <w:rPr>
+          <w:noProof/>
+        </w:rPr>
+        <w:drawing>
+          <wp:inline distT="0" distB="0" distL="0" distR="0" wp14:anchorId="6A826F07" wp14:editId="02D8CB97">
+            <wp:extent cx="5943600" cy="3368040"/>
+            <wp:effectExtent l="0" t="0" r="0" b="3810"/>
+            <wp:docPr id="1745796498" name="Picture 22"/>
+            <wp:cNvGraphicFramePr>
+              <a:graphicFrameLocks xmlns:a="http://schemas.openxmlformats.org/drawingml/2006/main" noChangeAspect="1"/>
+            </wp:cNvGraphicFramePr>
+            <a:graphic xmlns:a="http://schemas.openxmlformats.org/drawingml/2006/main">
+              <a:graphicData uri="http://schemas.openxmlformats.org/drawingml/2006/picture">
+                <pic:pic xmlns:pic="http://schemas.openxmlformats.org/drawingml/2006/picture">
+                  <pic:nvPicPr>
+                    <pic:cNvPr id="0" name="Picture 20"/>
+                    <pic:cNvPicPr>
+                      <a:picLocks noChangeAspect="1" noChangeArrowheads="1"/>
+                    </pic:cNvPicPr>
+                  </pic:nvPicPr>
+                  <pic:blipFill>
+                    <a:blip r:embed="rId91">
+                      <a:extLst>
+                        <a:ext uri="{28A0092B-C50C-407E-A947-70E740481C1C}">
+                          <a14:useLocalDpi xmlns:a14="http://schemas.microsoft.com/office/drawing/2010/main" val="0"/>
+                        </a:ext>
+                      </a:extLst>
+                    </a:blip>
+                    <a:srcRect/>
+                    <a:stretch>
+                      <a:fillRect/>
+                    </a:stretch>
+                  </pic:blipFill>
+                  <pic:spPr bwMode="auto">
+                    <a:xfrm>
+                      <a:off x="0" y="0"/>
+                      <a:ext cx="5943600" cy="3368040"/>
+                    </a:xfrm>
+                    <a:prstGeom prst="rect">
+                      <a:avLst/>
+                    </a:prstGeom>
+                    <a:noFill/>
+                    <a:ln>
+                      <a:noFill/>
+                    </a:ln>
+                  </pic:spPr>
+                </pic:pic>
+              </a:graphicData>
+            </a:graphic>
+          </wp:inline>
+        </w:drawing>
+      </w:r>
+    </w:p>
+    <w:p>
+      <w:r>
+        <w:rPr>
+          <w:noProof/>
+        </w:rPr>
+        <w:lastRenderedPageBreak/>
+        <w:drawing>
+          <wp:inline distT="0" distB="0" distL="0" distR="0" wp14:anchorId="125EF231" wp14:editId="1E71EF57">
+            <wp:extent cx="5943600" cy="3402965"/>
+            <wp:effectExtent l="0" t="0" r="0" b="6985"/>
+            <wp:docPr id="1675314363" name="Picture 23"/>
+            <wp:cNvGraphicFramePr>
+              <a:graphicFrameLocks xmlns:a="http://schemas.openxmlformats.org/drawingml/2006/main" noChangeAspect="1"/>
+            </wp:cNvGraphicFramePr>
+            <a:graphic xmlns:a="http://schemas.openxmlformats.org/drawingml/2006/main">
+              <a:graphicData uri="http://schemas.openxmlformats.org/drawingml/2006/picture">
+                <pic:pic xmlns:pic="http://schemas.openxmlformats.org/drawingml/2006/picture">
+                  <pic:nvPicPr>
+                    <pic:cNvPr id="0" name="Picture 21"/>
+                    <pic:cNvPicPr>
+                      <a:picLocks noChangeAspect="1" noChangeArrowheads="1"/>
+                    </pic:cNvPicPr>
+                  </pic:nvPicPr>
+                  <pic:blipFill>
+                    <a:blip r:embed="rId92">
+                      <a:extLst>
+                        <a:ext uri="{28A0092B-C50C-407E-A947-70E740481C1C}">
+                          <a14:useLocalDpi xmlns:a14="http://schemas.microsoft.com/office/drawing/2010/main" val="0"/>
+                        </a:ext>
+                      </a:extLst>
+                    </a:blip>
+                    <a:srcRect/>
+                    <a:stretch>
+                      <a:fillRect/>
+                    </a:stretch>
+                  </pic:blipFill>
+                  <pic:spPr bwMode="auto">
+                    <a:xfrm>
+                      <a:off x="0" y="0"/>
+                      <a:ext cx="5943600" cy="3402965"/>
+                    </a:xfrm>
+                    <a:prstGeom prst="rect">
+                      <a:avLst/>
+                    </a:prstGeom>
+                    <a:noFill/>
+                    <a:ln>
+                      <a:noFill/>
+                    </a:ln>
+                  </pic:spPr>
+                </pic:pic>
+              </a:graphicData>
+            </a:graphic>
+          </wp:inline>
+        </w:drawing>
+      </w:r>
+    </w:p>
+    <w:p>
+      <w:r>
+        <w:rPr>
+          <w:noProof/>
+        </w:rPr>
+        <w:drawing>
+          <wp:inline distT="0" distB="0" distL="0" distR="0" wp14:anchorId="0D98FF2E" wp14:editId="61339A1E">
+            <wp:extent cx="5943600" cy="3314065"/>
+            <wp:effectExtent l="0" t="0" r="0" b="635"/>
+            <wp:docPr id="1264299186" name="Picture 24"/>
+            <wp:cNvGraphicFramePr>
+              <a:graphicFrameLocks xmlns:a="http://schemas.openxmlformats.org/drawingml/2006/main" noChangeAspect="1"/>
+            </wp:cNvGraphicFramePr>
+            <a:graphic xmlns:a="http://schemas.openxmlformats.org/drawingml/2006/main">
+              <a:graphicData uri="http://schemas.openxmlformats.org/drawingml/2006/picture">
+                <pic:pic xmlns:pic="http://schemas.openxmlformats.org/drawingml/2006/picture">
+                  <pic:nvPicPr>
+                    <pic:cNvPr id="0" name="Picture 22"/>
+                    <pic:cNvPicPr>
+                      <a:picLocks noChangeAspect="1" noChangeArrowheads="1"/>
+                    </pic:cNvPicPr>
+                  </pic:nvPicPr>
+                  <pic:blipFill>
+                    <a:blip r:embed="rId93">
+                      <a:extLst>
+                        <a:ext uri="{28A0092B-C50C-407E-A947-70E740481C1C}">
+                          <a14:useLocalDpi xmlns:a14="http://schemas.microsoft.com/office/drawing/2010/main" val="0"/>
+                        </a:ext>
+                      </a:extLst>
+                    </a:blip>
+                    <a:srcRect/>
+                    <a:stretch>
+                      <a:fillRect/>
+                    </a:stretch>
+                  </pic:blipFill>
+                  <pic:spPr bwMode="auto">
+                    <a:xfrm>
+                      <a:off x="0" y="0"/>
+                      <a:ext cx="5943600" cy="3314065"/>
+                    </a:xfrm>
+                    <a:prstGeom prst="rect">
+                      <a:avLst/>
+                    </a:prstGeom>
+                    <a:noFill/>
+                    <a:ln>
+                      <a:noFill/>
+                    </a:ln>
+                  </pic:spPr>
+                </pic:pic>
+              </a:graphicData>
+            </a:graphic>
+          </wp:inline>
+        </w:drawing>
+      </w:r>
+    </w:p>
+    <w:p>
+      <w:r>
+        <w:rPr>
+          <w:noProof/>
+        </w:rPr>
+        <w:lastRenderedPageBreak/>
+        <w:drawing>
+          <wp:inline distT="0" distB="0" distL="0" distR="0" wp14:anchorId="4CB2CFD7" wp14:editId="19086AFB">
+            <wp:extent cx="5943600" cy="3302635"/>
+            <wp:effectExtent l="0" t="0" r="0" b="0"/>
+            <wp:docPr id="920358613" name="Picture 25"/>
+            <wp:cNvGraphicFramePr>
+              <a:graphicFrameLocks xmlns:a="http://schemas.openxmlformats.org/drawingml/2006/main" noChangeAspect="1"/>
+            </wp:cNvGraphicFramePr>
+            <a:graphic xmlns:a="http://schemas.openxmlformats.org/drawingml/2006/main">
+              <a:graphicData uri="http://schemas.openxmlformats.org/drawingml/2006/picture">
+                <pic:pic xmlns:pic="http://schemas.openxmlformats.org/drawingml/2006/picture">
+                  <pic:nvPicPr>
+                    <pic:cNvPr id="0" name="Picture 23"/>
+                    <pic:cNvPicPr>
+                      <a:picLocks noChangeAspect="1" noChangeArrowheads="1"/>
+                    </pic:cNvPicPr>
+                  </pic:nvPicPr>
+                  <pic:blipFill>
+                    <a:blip r:embed="rId94">
+                      <a:extLst>
+                        <a:ext uri="{28A0092B-C50C-407E-A947-70E740481C1C}">
+                          <a14:useLocalDpi xmlns:a14="http://schemas.microsoft.com/office/drawing/2010/main" val="0"/>
+                        </a:ext>
+                      </a:extLst>
+                    </a:blip>
+                    <a:srcRect/>
+                    <a:stretch>
+                      <a:fillRect/>
+                    </a:stretch>
+                  </pic:blipFill>
+                  <pic:spPr bwMode="auto">
+                    <a:xfrm>
+                      <a:off x="0" y="0"/>
+                      <a:ext cx="5943600" cy="3302635"/>
+                    </a:xfrm>
+                    <a:prstGeom prst="rect">
+                      <a:avLst/>
+                    </a:prstGeom>
+                    <a:noFill/>
+                    <a:ln>
+                      <a:noFill/>
+                    </a:ln>
+                  </pic:spPr>
+                </pic:pic>
+              </a:graphicData>
+            </a:graphic>
+          </wp:inline>
+        </w:drawing>
+      </w:r>
+    </w:p>
+    <w:p>
+      <w:r>
+        <w:rPr>
+          <w:noProof/>
+        </w:rPr>
+        <w:drawing>
+          <wp:inline distT="0" distB="0" distL="0" distR="0" wp14:anchorId="4C57C46C" wp14:editId="610978B0">
+            <wp:extent cx="5943600" cy="3348990"/>
+            <wp:effectExtent l="0" t="0" r="0" b="3810"/>
+            <wp:docPr id="528907116" name="Picture 26"/>
+            <wp:cNvGraphicFramePr>
+              <a:graphicFrameLocks xmlns:a="http://schemas.openxmlformats.org/drawingml/2006/main" noChangeAspect="1"/>
+            </wp:cNvGraphicFramePr>
+            <a:graphic xmlns:a="http://schemas.openxmlformats.org/drawingml/2006/main">
+              <a:graphicData uri="http://schemas.openxmlformats.org/drawingml/2006/picture">
+                <pic:pic xmlns:pic="http://schemas.openxmlformats.org/drawingml/2006/picture">
+                  <pic:nvPicPr>
+                    <pic:cNvPr id="0" name="Picture 24"/>
+                    <pic:cNvPicPr>
+                      <a:picLocks noChangeAspect="1" noChangeArrowheads="1"/>
+                    </pic:cNvPicPr>
+                  </pic:nvPicPr>
+                  <pic:blipFill>
+                    <a:blip r:embed="rId95">
+                      <a:extLst>
+                        <a:ext uri="{28A0092B-C50C-407E-A947-70E740481C1C}">
+                          <a14:useLocalDpi xmlns:a14="http://schemas.microsoft.com/office/drawing/2010/main" val="0"/>
+                        </a:ext>
+                      </a:extLst>
+                    </a:blip>
+                    <a:srcRect/>
+                    <a:stretch>
+                      <a:fillRect/>
+                    </a:stretch>
+                  </pic:blipFill>
+                  <pic:spPr bwMode="auto">
+                    <a:xfrm>
+                      <a:off x="0" y="0"/>
+                      <a:ext cx="5943600" cy="3348990"/>
+                    </a:xfrm>
+                    <a:prstGeom prst="rect">
+                      <a:avLst/>
+                    </a:prstGeom>
+                    <a:noFill/>
+                    <a:ln>
+                      <a:noFill/>
+                    </a:ln>
+                  </pic:spPr>
+                </pic:pic>
+              </a:graphicData>
+            </a:graphic>
+          </wp:inline>
+        </w:drawing>
+      </w:r>
+    </w:p>
+    <w:p>
+      <w:r>
+        <w:rPr>
+          <w:noProof/>
+        </w:rPr>
+        <w:lastRenderedPageBreak/>
+        <w:drawing>
+          <wp:inline distT="0" distB="0" distL="0" distR="0" wp14:anchorId="20113ECE" wp14:editId="075B4BE0">
+            <wp:extent cx="5943600" cy="3364230"/>
+            <wp:effectExtent l="0" t="0" r="0" b="7620"/>
+            <wp:docPr id="1128664918" name="Picture 27"/>
+            <wp:cNvGraphicFramePr>
+              <a:graphicFrameLocks xmlns:a="http://schemas.openxmlformats.org/drawingml/2006/main" noChangeAspect="1"/>
+            </wp:cNvGraphicFramePr>
+            <a:graphic xmlns:a="http://schemas.openxmlformats.org/drawingml/2006/main">
+              <a:graphicData uri="http://schemas.openxmlformats.org/drawingml/2006/picture">
+                <pic:pic xmlns:pic="http://schemas.openxmlformats.org/drawingml/2006/picture">
+                  <pic:nvPicPr>
+                    <pic:cNvPr id="0" name="Picture 25"/>
+                    <pic:cNvPicPr>
+                      <a:picLocks noChangeAspect="1" noChangeArrowheads="1"/>
+                    </pic:cNvPicPr>
+                  </pic:nvPicPr>
+                  <pic:blipFill>
+                    <a:blip r:embed="rId96">
+                      <a:extLst>
+                        <a:ext uri="{28A0092B-C50C-407E-A947-70E740481C1C}">
+                          <a14:useLocalDpi xmlns:a14="http://schemas.microsoft.com/office/drawing/2010/main" val="0"/>
+                        </a:ext>
+                      </a:extLst>
+                    </a:blip>
+                    <a:srcRect/>
+                    <a:stretch>
+                      <a:fillRect/>
+                    </a:stretch>
+                  </pic:blipFill>
+                  <pic:spPr bwMode="auto">
+                    <a:xfrm>
+                      <a:off x="0" y="0"/>
+                      <a:ext cx="5943600" cy="3364230"/>
+                    </a:xfrm>
+                    <a:prstGeom prst="rect">
+                      <a:avLst/>
+                    </a:prstGeom>
+                    <a:noFill/>
+                    <a:ln>
+                      <a:noFill/>
+                    </a:ln>
+                  </pic:spPr>
+                </pic:pic>
+              </a:graphicData>
+            </a:graphic>
+          </wp:inline>
+        </w:drawing>
+      </w:r>
+    </w:p>
+    <w:p/>
     <w:p/>
     <w:sectPr>
       <w:pgSz w:w="12240" w:h="15840"/>
@@ -7663,6 +7740,49 @@
     <w:name w:val="Normal"/>
     <w:qFormat/>
   </w:style>
+  <w:style w:type="paragraph" w:styleId="Heading1">
+    <w:name w:val="heading 1"/>
+    <w:basedOn w:val="Normal"/>
+    <w:next w:val="Normal"/>
+    <w:link w:val="Heading1Char"/>
+    <w:uiPriority w:val="9"/>
+    <w:qFormat/>
+    <w:rsid w:val="00901CBA"/>
+    <w:pPr>
+      <w:keepNext/>
+      <w:keepLines/>
+      <w:spacing w:before="240" w:after="0"/>
+      <w:outlineLvl w:val="0"/>
+    </w:pPr>
+    <w:rPr>
+      <w:rFonts w:asciiTheme="majorHAnsi" w:eastAsiaTheme="majorEastAsia" w:hAnsiTheme="majorHAnsi" w:cstheme="majorBidi"/>
+      <w:color w:val="2F5496" w:themeColor="accent1" w:themeShade="BF"/>
+      <w:sz w:val="32"/>
+      <w:szCs w:val="32"/>
+    </w:rPr>
+  </w:style>
+  <w:style w:type="paragraph" w:styleId="Heading2">
+    <w:name w:val="heading 2"/>
+    <w:basedOn w:val="Normal"/>
+    <w:next w:val="Normal"/>
+    <w:link w:val="Heading2Char"/>
+    <w:uiPriority w:val="9"/>
+    <w:unhideWhenUsed/>
+    <w:qFormat/>
+    <w:rsid w:val="003838EB"/>
+    <w:pPr>
+      <w:keepNext/>
+      <w:keepLines/>
+      <w:spacing w:before="40" w:after="0"/>
+      <w:outlineLvl w:val="1"/>
+    </w:pPr>
+    <w:rPr>
+      <w:rFonts w:asciiTheme="majorHAnsi" w:eastAsiaTheme="majorEastAsia" w:hAnsiTheme="majorHAnsi" w:cstheme="majorBidi"/>
+      <w:color w:val="2F5496" w:themeColor="accent1" w:themeShade="BF"/>
+      <w:sz w:val="26"/>
+      <w:szCs w:val="26"/>
+    </w:rPr>
+  </w:style>
   <w:style w:type="character" w:default="1" w:styleId="DefaultParagraphFont">
     <w:name w:val="Default Paragraph Font"/>
     <w:uiPriority w:val="1"/>
@@ -7762,6 +7882,32 @@
     <w:name w:val="gnvwddmdl3b"/>
     <w:basedOn w:val="DefaultParagraphFont"/>
     <w:rsid w:val="00650D6E"/>
+  </w:style>
+  <w:style w:type="character" w:customStyle="1" w:styleId="Heading1Char">
+    <w:name w:val="Heading 1 Char"/>
+    <w:basedOn w:val="DefaultParagraphFont"/>
+    <w:link w:val="Heading1"/>
+    <w:uiPriority w:val="9"/>
+    <w:rsid w:val="00901CBA"/>
+    <w:rPr>
+      <w:rFonts w:asciiTheme="majorHAnsi" w:eastAsiaTheme="majorEastAsia" w:hAnsiTheme="majorHAnsi" w:cstheme="majorBidi"/>
+      <w:color w:val="2F5496" w:themeColor="accent1" w:themeShade="BF"/>
+      <w:sz w:val="32"/>
+      <w:szCs w:val="32"/>
+    </w:rPr>
+  </w:style>
+  <w:style w:type="character" w:customStyle="1" w:styleId="Heading2Char">
+    <w:name w:val="Heading 2 Char"/>
+    <w:basedOn w:val="DefaultParagraphFont"/>
+    <w:link w:val="Heading2"/>
+    <w:uiPriority w:val="9"/>
+    <w:rsid w:val="003838EB"/>
+    <w:rPr>
+      <w:rFonts w:asciiTheme="majorHAnsi" w:eastAsiaTheme="majorEastAsia" w:hAnsiTheme="majorHAnsi" w:cstheme="majorBidi"/>
+      <w:color w:val="2F5496" w:themeColor="accent1" w:themeShade="BF"/>
+      <w:sz w:val="26"/>
+      <w:szCs w:val="26"/>
+    </w:rPr>
   </w:style>
 </w:styles>
 </file>
@@ -8059,4 +8205,10 @@
     </a:ext>
   </a:extLst>
 </a:theme>
+</file>
+
+<file path=docMetadata/LabelInfo.xml><?xml version="1.0" encoding="utf-8"?>
+<clbl:labelList xmlns:clbl="http://schemas.microsoft.com/office/2020/mipLabelMetadata">
+  <clbl:label id="{7cf48d45-3ddb-4389-a9c1-c115526eb52e}" enabled="0" method="" siteId="{7cf48d45-3ddb-4389-a9c1-c115526eb52e}" removed="1"/>
+</clbl:labelList>
 </file>
--- a/StrategicTillage_GC_Analysis_workFlow.docx
+++ b/StrategicTillage_GC_Analysis_workFlow.docx
@@ -5944,12 +5944,1797 @@
         <w:pStyle w:val="Heading2"/>
       </w:pPr>
       <w:r>
+        <w:t>S</w:t>
+      </w:r>
+      <w:r>
+        <w:t>tandards concentrations</w:t>
+      </w:r>
+    </w:p>
+    <w:tbl>
+      <w:tblPr>
+        <w:tblW w:w="8312" w:type="dxa"/>
+        <w:tblCellMar>
+          <w:top w:w="15" w:type="dxa"/>
+          <w:bottom w:w="15" w:type="dxa"/>
+        </w:tblCellMar>
+        <w:tblLook w:val="04A0" w:firstRow="1" w:lastRow="0" w:firstColumn="1" w:lastColumn="0" w:noHBand="0" w:noVBand="1"/>
+      </w:tblPr>
+      <w:tblGrid>
+        <w:gridCol w:w="1500"/>
+        <w:gridCol w:w="1360"/>
+        <w:gridCol w:w="959"/>
+        <w:gridCol w:w="1500"/>
+        <w:gridCol w:w="1500"/>
+        <w:gridCol w:w="1493"/>
+      </w:tblGrid>
+      <w:tr>
+        <w:trPr>
+          <w:trHeight w:val="300"/>
+        </w:trPr>
+        <w:tc>
+          <w:tcPr>
+            <w:tcW w:w="1500" w:type="dxa"/>
+            <w:tcBorders>
+              <w:top w:val="single" w:sz="4" w:space="0" w:color="000000"/>
+              <w:left w:val="single" w:sz="4" w:space="0" w:color="000000"/>
+              <w:bottom w:val="single" w:sz="4" w:space="0" w:color="000000"/>
+              <w:right w:val="single" w:sz="4" w:space="0" w:color="000000"/>
+            </w:tcBorders>
+            <w:noWrap/>
+            <w:vAlign w:val="center"/>
+            <w:hideMark/>
+          </w:tcPr>
+          <w:p>
+            <w:pPr>
+              <w:spacing w:after="0" w:line="240" w:lineRule="auto"/>
+              <w:rPr>
+                <w:rFonts w:ascii="Times New Roman" w:eastAsia="Times New Roman" w:hAnsi="Times New Roman" w:cs="Times New Roman"/>
+                <w:kern w:val="0"/>
+                <w:sz w:val="24"/>
+                <w:szCs w:val="24"/>
+                <w14:ligatures w14:val="none"/>
+              </w:rPr>
+            </w:pPr>
+          </w:p>
+        </w:tc>
+        <w:tc>
+          <w:tcPr>
+            <w:tcW w:w="1360" w:type="dxa"/>
+            <w:tcBorders>
+              <w:top w:val="single" w:sz="4" w:space="0" w:color="000000"/>
+              <w:left w:val="single" w:sz="4" w:space="0" w:color="000000"/>
+              <w:bottom w:val="single" w:sz="4" w:space="0" w:color="000000"/>
+              <w:right w:val="single" w:sz="4" w:space="0" w:color="000000"/>
+            </w:tcBorders>
+            <w:noWrap/>
+            <w:vAlign w:val="center"/>
+            <w:hideMark/>
+          </w:tcPr>
+          <w:p>
+            <w:pPr>
+              <w:spacing w:after="0" w:line="240" w:lineRule="auto"/>
+              <w:rPr>
+                <w:rFonts w:ascii="Times New Roman" w:eastAsia="Times New Roman" w:hAnsi="Times New Roman" w:cs="Times New Roman"/>
+                <w:kern w:val="0"/>
+                <w:sz w:val="20"/>
+                <w:szCs w:val="20"/>
+                <w14:ligatures w14:val="none"/>
+              </w:rPr>
+            </w:pPr>
+          </w:p>
+        </w:tc>
+        <w:tc>
+          <w:tcPr>
+            <w:tcW w:w="959" w:type="dxa"/>
+            <w:tcBorders>
+              <w:top w:val="single" w:sz="4" w:space="0" w:color="000000"/>
+              <w:left w:val="single" w:sz="4" w:space="0" w:color="000000"/>
+              <w:bottom w:val="single" w:sz="4" w:space="0" w:color="000000"/>
+              <w:right w:val="single" w:sz="4" w:space="0" w:color="000000"/>
+            </w:tcBorders>
+            <w:noWrap/>
+            <w:vAlign w:val="center"/>
+            <w:hideMark/>
+          </w:tcPr>
+          <w:p>
+            <w:pPr>
+              <w:spacing w:after="0" w:line="240" w:lineRule="auto"/>
+              <w:rPr>
+                <w:rFonts w:ascii="Times New Roman" w:eastAsia="Times New Roman" w:hAnsi="Times New Roman" w:cs="Times New Roman"/>
+                <w:kern w:val="0"/>
+                <w:sz w:val="20"/>
+                <w:szCs w:val="20"/>
+                <w14:ligatures w14:val="none"/>
+              </w:rPr>
+            </w:pPr>
+          </w:p>
+        </w:tc>
+        <w:tc>
+          <w:tcPr>
+            <w:tcW w:w="1500" w:type="dxa"/>
+            <w:tcBorders>
+              <w:top w:val="single" w:sz="4" w:space="0" w:color="000000"/>
+              <w:left w:val="single" w:sz="4" w:space="0" w:color="000000"/>
+              <w:bottom w:val="single" w:sz="4" w:space="0" w:color="000000"/>
+              <w:right w:val="single" w:sz="4" w:space="0" w:color="000000"/>
+            </w:tcBorders>
+            <w:noWrap/>
+            <w:vAlign w:val="center"/>
+            <w:hideMark/>
+          </w:tcPr>
+          <w:p>
+            <w:pPr>
+              <w:spacing w:after="0" w:line="240" w:lineRule="auto"/>
+              <w:rPr>
+                <w:rFonts w:ascii="Calibri" w:eastAsia="Times New Roman" w:hAnsi="Calibri" w:cs="Calibri"/>
+                <w:kern w:val="0"/>
+                <w:sz w:val="24"/>
+                <w:szCs w:val="24"/>
+                <w14:ligatures w14:val="none"/>
+              </w:rPr>
+            </w:pPr>
+            <w:r>
+              <w:rPr>
+                <w:rFonts w:ascii="Calibri" w:eastAsia="Times New Roman" w:hAnsi="Calibri" w:cs="Calibri"/>
+                <w:kern w:val="0"/>
+                <w:sz w:val="24"/>
+                <w:szCs w:val="24"/>
+                <w14:ligatures w14:val="none"/>
+              </w:rPr>
+              <w:t>CH4</w:t>
+            </w:r>
+          </w:p>
+        </w:tc>
+        <w:tc>
+          <w:tcPr>
+            <w:tcW w:w="1500" w:type="dxa"/>
+            <w:tcBorders>
+              <w:top w:val="single" w:sz="4" w:space="0" w:color="000000"/>
+              <w:left w:val="single" w:sz="4" w:space="0" w:color="000000"/>
+              <w:bottom w:val="single" w:sz="4" w:space="0" w:color="000000"/>
+              <w:right w:val="single" w:sz="4" w:space="0" w:color="000000"/>
+            </w:tcBorders>
+            <w:noWrap/>
+            <w:vAlign w:val="center"/>
+            <w:hideMark/>
+          </w:tcPr>
+          <w:p>
+            <w:pPr>
+              <w:spacing w:after="0" w:line="240" w:lineRule="auto"/>
+              <w:rPr>
+                <w:rFonts w:ascii="Calibri" w:eastAsia="Times New Roman" w:hAnsi="Calibri" w:cs="Calibri"/>
+                <w:kern w:val="0"/>
+                <w:sz w:val="24"/>
+                <w:szCs w:val="24"/>
+                <w14:ligatures w14:val="none"/>
+              </w:rPr>
+            </w:pPr>
+            <w:r>
+              <w:rPr>
+                <w:rFonts w:ascii="Calibri" w:eastAsia="Times New Roman" w:hAnsi="Calibri" w:cs="Calibri"/>
+                <w:kern w:val="0"/>
+                <w:sz w:val="24"/>
+                <w:szCs w:val="24"/>
+                <w14:ligatures w14:val="none"/>
+              </w:rPr>
+              <w:t>CO2</w:t>
+            </w:r>
+          </w:p>
+        </w:tc>
+        <w:tc>
+          <w:tcPr>
+            <w:tcW w:w="1493" w:type="dxa"/>
+            <w:tcBorders>
+              <w:top w:val="single" w:sz="4" w:space="0" w:color="000000"/>
+              <w:left w:val="single" w:sz="4" w:space="0" w:color="000000"/>
+              <w:bottom w:val="single" w:sz="4" w:space="0" w:color="000000"/>
+              <w:right w:val="single" w:sz="4" w:space="0" w:color="000000"/>
+            </w:tcBorders>
+            <w:noWrap/>
+            <w:vAlign w:val="center"/>
+            <w:hideMark/>
+          </w:tcPr>
+          <w:p>
+            <w:pPr>
+              <w:spacing w:after="0" w:line="240" w:lineRule="auto"/>
+              <w:rPr>
+                <w:rFonts w:ascii="Calibri" w:eastAsia="Times New Roman" w:hAnsi="Calibri" w:cs="Calibri"/>
+                <w:kern w:val="0"/>
+                <w:sz w:val="24"/>
+                <w:szCs w:val="24"/>
+                <w14:ligatures w14:val="none"/>
+              </w:rPr>
+            </w:pPr>
+            <w:r>
+              <w:rPr>
+                <w:rFonts w:ascii="Calibri" w:eastAsia="Times New Roman" w:hAnsi="Calibri" w:cs="Calibri"/>
+                <w:kern w:val="0"/>
+                <w:sz w:val="24"/>
+                <w:szCs w:val="24"/>
+                <w14:ligatures w14:val="none"/>
+              </w:rPr>
+              <w:t>N2O</w:t>
+            </w:r>
+          </w:p>
+        </w:tc>
+      </w:tr>
+      <w:tr>
+        <w:trPr>
+          <w:trHeight w:val="300"/>
+        </w:trPr>
+        <w:tc>
+          <w:tcPr>
+            <w:tcW w:w="1500" w:type="dxa"/>
+            <w:tcBorders>
+              <w:top w:val="single" w:sz="4" w:space="0" w:color="000000"/>
+              <w:left w:val="single" w:sz="4" w:space="0" w:color="000000"/>
+              <w:bottom w:val="single" w:sz="4" w:space="0" w:color="000000"/>
+              <w:right w:val="single" w:sz="4" w:space="0" w:color="000000"/>
+            </w:tcBorders>
+            <w:noWrap/>
+            <w:vAlign w:val="center"/>
+            <w:hideMark/>
+          </w:tcPr>
+          <w:p>
+            <w:pPr>
+              <w:spacing w:after="0" w:line="240" w:lineRule="auto"/>
+              <w:rPr>
+                <w:rFonts w:ascii="Calibri" w:eastAsia="Times New Roman" w:hAnsi="Calibri" w:cs="Calibri"/>
+                <w:kern w:val="0"/>
+                <w:sz w:val="24"/>
+                <w:szCs w:val="24"/>
+                <w14:ligatures w14:val="none"/>
+              </w:rPr>
+            </w:pPr>
+            <w:r>
+              <w:rPr>
+                <w:rFonts w:ascii="Calibri" w:eastAsia="Times New Roman" w:hAnsi="Calibri" w:cs="Calibri"/>
+                <w:kern w:val="0"/>
+                <w:sz w:val="24"/>
+                <w:szCs w:val="24"/>
+                <w14:ligatures w14:val="none"/>
+              </w:rPr>
+              <w:t>25perSTDA</w:t>
+            </w:r>
+          </w:p>
+        </w:tc>
+        <w:tc>
+          <w:tcPr>
+            <w:tcW w:w="1360" w:type="dxa"/>
+            <w:tcBorders>
+              <w:top w:val="single" w:sz="4" w:space="0" w:color="000000"/>
+              <w:left w:val="single" w:sz="4" w:space="0" w:color="000000"/>
+              <w:bottom w:val="single" w:sz="4" w:space="0" w:color="000000"/>
+              <w:right w:val="single" w:sz="4" w:space="0" w:color="000000"/>
+            </w:tcBorders>
+            <w:noWrap/>
+            <w:vAlign w:val="center"/>
+            <w:hideMark/>
+          </w:tcPr>
+          <w:p>
+            <w:pPr>
+              <w:spacing w:after="0" w:line="240" w:lineRule="auto"/>
+              <w:rPr>
+                <w:rFonts w:ascii="Calibri" w:eastAsia="Times New Roman" w:hAnsi="Calibri" w:cs="Calibri"/>
+                <w:kern w:val="0"/>
+                <w:sz w:val="24"/>
+                <w:szCs w:val="24"/>
+                <w14:ligatures w14:val="none"/>
+              </w:rPr>
+            </w:pPr>
+            <w:r>
+              <w:rPr>
+                <w:rFonts w:ascii="Calibri" w:eastAsia="Times New Roman" w:hAnsi="Calibri" w:cs="Calibri"/>
+                <w:kern w:val="0"/>
+                <w:sz w:val="24"/>
+                <w:szCs w:val="24"/>
+                <w14:ligatures w14:val="none"/>
+              </w:rPr>
+              <w:t xml:space="preserve">ppm </w:t>
+            </w:r>
+          </w:p>
+        </w:tc>
+        <w:tc>
+          <w:tcPr>
+            <w:tcW w:w="959" w:type="dxa"/>
+            <w:tcBorders>
+              <w:top w:val="single" w:sz="4" w:space="0" w:color="000000"/>
+              <w:left w:val="single" w:sz="4" w:space="0" w:color="000000"/>
+              <w:bottom w:val="single" w:sz="4" w:space="0" w:color="000000"/>
+              <w:right w:val="single" w:sz="4" w:space="0" w:color="000000"/>
+            </w:tcBorders>
+            <w:noWrap/>
+            <w:vAlign w:val="center"/>
+            <w:hideMark/>
+          </w:tcPr>
+          <w:p>
+            <w:pPr>
+              <w:spacing w:after="0" w:line="240" w:lineRule="auto"/>
+              <w:rPr>
+                <w:rFonts w:ascii="Calibri" w:eastAsia="Times New Roman" w:hAnsi="Calibri" w:cs="Calibri"/>
+                <w:kern w:val="0"/>
+                <w:sz w:val="24"/>
+                <w:szCs w:val="24"/>
+                <w14:ligatures w14:val="none"/>
+              </w:rPr>
+            </w:pPr>
+            <w:r>
+              <w:rPr>
+                <w:rFonts w:ascii="Calibri" w:eastAsia="Times New Roman" w:hAnsi="Calibri" w:cs="Calibri"/>
+                <w:kern w:val="0"/>
+                <w:sz w:val="24"/>
+                <w:szCs w:val="24"/>
+                <w14:ligatures w14:val="none"/>
+              </w:rPr>
+              <w:t>uL/Lgas</w:t>
+            </w:r>
+          </w:p>
+        </w:tc>
+        <w:tc>
+          <w:tcPr>
+            <w:tcW w:w="1500" w:type="dxa"/>
+            <w:tcBorders>
+              <w:top w:val="single" w:sz="4" w:space="0" w:color="000000"/>
+              <w:left w:val="single" w:sz="4" w:space="0" w:color="000000"/>
+              <w:bottom w:val="single" w:sz="4" w:space="0" w:color="000000"/>
+              <w:right w:val="single" w:sz="4" w:space="0" w:color="000000"/>
+            </w:tcBorders>
+            <w:noWrap/>
+            <w:vAlign w:val="center"/>
+            <w:hideMark/>
+          </w:tcPr>
+          <w:p>
+            <w:pPr>
+              <w:spacing w:after="0" w:line="240" w:lineRule="auto"/>
+              <w:jc w:val="right"/>
+              <w:rPr>
+                <w:rFonts w:ascii="Calibri" w:eastAsia="Times New Roman" w:hAnsi="Calibri" w:cs="Calibri"/>
+                <w:kern w:val="0"/>
+                <w:sz w:val="24"/>
+                <w:szCs w:val="24"/>
+                <w14:ligatures w14:val="none"/>
+              </w:rPr>
+            </w:pPr>
+            <w:r>
+              <w:rPr>
+                <w:rFonts w:ascii="Calibri" w:eastAsia="Times New Roman" w:hAnsi="Calibri" w:cs="Calibri"/>
+                <w:kern w:val="0"/>
+                <w:sz w:val="24"/>
+                <w:szCs w:val="24"/>
+                <w14:ligatures w14:val="none"/>
+              </w:rPr>
+              <w:t>1.25</w:t>
+            </w:r>
+          </w:p>
+        </w:tc>
+        <w:tc>
+          <w:tcPr>
+            <w:tcW w:w="1500" w:type="dxa"/>
+            <w:tcBorders>
+              <w:top w:val="single" w:sz="4" w:space="0" w:color="000000"/>
+              <w:left w:val="single" w:sz="4" w:space="0" w:color="000000"/>
+              <w:bottom w:val="single" w:sz="4" w:space="0" w:color="000000"/>
+              <w:right w:val="single" w:sz="4" w:space="0" w:color="000000"/>
+            </w:tcBorders>
+            <w:noWrap/>
+            <w:vAlign w:val="center"/>
+            <w:hideMark/>
+          </w:tcPr>
+          <w:p>
+            <w:pPr>
+              <w:spacing w:after="0" w:line="240" w:lineRule="auto"/>
+              <w:jc w:val="right"/>
+              <w:rPr>
+                <w:rFonts w:ascii="Calibri" w:eastAsia="Times New Roman" w:hAnsi="Calibri" w:cs="Calibri"/>
+                <w:kern w:val="0"/>
+                <w:sz w:val="24"/>
+                <w:szCs w:val="24"/>
+                <w14:ligatures w14:val="none"/>
+              </w:rPr>
+            </w:pPr>
+            <w:r>
+              <w:rPr>
+                <w:rFonts w:ascii="Calibri" w:eastAsia="Times New Roman" w:hAnsi="Calibri" w:cs="Calibri"/>
+                <w:kern w:val="0"/>
+                <w:sz w:val="24"/>
+                <w:szCs w:val="24"/>
+                <w14:ligatures w14:val="none"/>
+              </w:rPr>
+              <w:t>125</w:t>
+            </w:r>
+          </w:p>
+        </w:tc>
+        <w:tc>
+          <w:tcPr>
+            <w:tcW w:w="1493" w:type="dxa"/>
+            <w:tcBorders>
+              <w:top w:val="single" w:sz="4" w:space="0" w:color="000000"/>
+              <w:left w:val="single" w:sz="4" w:space="0" w:color="000000"/>
+              <w:bottom w:val="single" w:sz="4" w:space="0" w:color="000000"/>
+              <w:right w:val="single" w:sz="4" w:space="0" w:color="000000"/>
+            </w:tcBorders>
+            <w:noWrap/>
+            <w:vAlign w:val="center"/>
+            <w:hideMark/>
+          </w:tcPr>
+          <w:p>
+            <w:pPr>
+              <w:spacing w:after="0" w:line="240" w:lineRule="auto"/>
+              <w:jc w:val="right"/>
+              <w:rPr>
+                <w:rFonts w:ascii="Calibri" w:eastAsia="Times New Roman" w:hAnsi="Calibri" w:cs="Calibri"/>
+                <w:kern w:val="0"/>
+                <w:sz w:val="24"/>
+                <w:szCs w:val="24"/>
+                <w14:ligatures w14:val="none"/>
+              </w:rPr>
+            </w:pPr>
+            <w:r>
+              <w:rPr>
+                <w:rFonts w:ascii="Calibri" w:eastAsia="Times New Roman" w:hAnsi="Calibri" w:cs="Calibri"/>
+                <w:kern w:val="0"/>
+                <w:sz w:val="24"/>
+                <w:szCs w:val="24"/>
+                <w14:ligatures w14:val="none"/>
+              </w:rPr>
+              <w:t>0.25</w:t>
+            </w:r>
+          </w:p>
+        </w:tc>
+      </w:tr>
+      <w:tr>
+        <w:trPr>
+          <w:trHeight w:val="300"/>
+        </w:trPr>
+        <w:tc>
+          <w:tcPr>
+            <w:tcW w:w="1500" w:type="dxa"/>
+            <w:tcBorders>
+              <w:top w:val="single" w:sz="4" w:space="0" w:color="000000"/>
+              <w:left w:val="single" w:sz="4" w:space="0" w:color="000000"/>
+              <w:bottom w:val="single" w:sz="4" w:space="0" w:color="000000"/>
+              <w:right w:val="single" w:sz="4" w:space="0" w:color="000000"/>
+            </w:tcBorders>
+            <w:noWrap/>
+            <w:vAlign w:val="center"/>
+            <w:hideMark/>
+          </w:tcPr>
+          <w:p>
+            <w:pPr>
+              <w:spacing w:after="0" w:line="240" w:lineRule="auto"/>
+              <w:rPr>
+                <w:rFonts w:ascii="Calibri" w:eastAsia="Times New Roman" w:hAnsi="Calibri" w:cs="Calibri"/>
+                <w:kern w:val="0"/>
+                <w:sz w:val="24"/>
+                <w:szCs w:val="24"/>
+                <w14:ligatures w14:val="none"/>
+              </w:rPr>
+            </w:pPr>
+            <w:r>
+              <w:rPr>
+                <w:rFonts w:ascii="Calibri" w:eastAsia="Times New Roman" w:hAnsi="Calibri" w:cs="Calibri"/>
+                <w:kern w:val="0"/>
+                <w:sz w:val="24"/>
+                <w:szCs w:val="24"/>
+                <w14:ligatures w14:val="none"/>
+              </w:rPr>
+              <w:t>50perSTDA</w:t>
+            </w:r>
+          </w:p>
+        </w:tc>
+        <w:tc>
+          <w:tcPr>
+            <w:tcW w:w="1360" w:type="dxa"/>
+            <w:tcBorders>
+              <w:top w:val="single" w:sz="4" w:space="0" w:color="000000"/>
+              <w:left w:val="single" w:sz="4" w:space="0" w:color="000000"/>
+              <w:bottom w:val="single" w:sz="4" w:space="0" w:color="000000"/>
+              <w:right w:val="single" w:sz="4" w:space="0" w:color="000000"/>
+            </w:tcBorders>
+            <w:noWrap/>
+            <w:vAlign w:val="center"/>
+            <w:hideMark/>
+          </w:tcPr>
+          <w:p>
+            <w:pPr>
+              <w:spacing w:after="0" w:line="240" w:lineRule="auto"/>
+              <w:rPr>
+                <w:rFonts w:ascii="Calibri" w:eastAsia="Times New Roman" w:hAnsi="Calibri" w:cs="Calibri"/>
+                <w:kern w:val="0"/>
+                <w:sz w:val="24"/>
+                <w:szCs w:val="24"/>
+                <w14:ligatures w14:val="none"/>
+              </w:rPr>
+            </w:pPr>
+            <w:r>
+              <w:rPr>
+                <w:rFonts w:ascii="Calibri" w:eastAsia="Times New Roman" w:hAnsi="Calibri" w:cs="Calibri"/>
+                <w:kern w:val="0"/>
+                <w:sz w:val="24"/>
+                <w:szCs w:val="24"/>
+                <w14:ligatures w14:val="none"/>
+              </w:rPr>
+              <w:t xml:space="preserve">ppm </w:t>
+            </w:r>
+          </w:p>
+        </w:tc>
+        <w:tc>
+          <w:tcPr>
+            <w:tcW w:w="959" w:type="dxa"/>
+            <w:tcBorders>
+              <w:top w:val="single" w:sz="4" w:space="0" w:color="000000"/>
+              <w:left w:val="single" w:sz="4" w:space="0" w:color="000000"/>
+              <w:bottom w:val="single" w:sz="4" w:space="0" w:color="000000"/>
+              <w:right w:val="single" w:sz="4" w:space="0" w:color="000000"/>
+            </w:tcBorders>
+            <w:noWrap/>
+            <w:vAlign w:val="center"/>
+            <w:hideMark/>
+          </w:tcPr>
+          <w:p>
+            <w:pPr>
+              <w:spacing w:after="0" w:line="240" w:lineRule="auto"/>
+              <w:rPr>
+                <w:rFonts w:ascii="Calibri" w:eastAsia="Times New Roman" w:hAnsi="Calibri" w:cs="Calibri"/>
+                <w:kern w:val="0"/>
+                <w:sz w:val="24"/>
+                <w:szCs w:val="24"/>
+                <w14:ligatures w14:val="none"/>
+              </w:rPr>
+            </w:pPr>
+            <w:r>
+              <w:rPr>
+                <w:rFonts w:ascii="Calibri" w:eastAsia="Times New Roman" w:hAnsi="Calibri" w:cs="Calibri"/>
+                <w:kern w:val="0"/>
+                <w:sz w:val="24"/>
+                <w:szCs w:val="24"/>
+                <w14:ligatures w14:val="none"/>
+              </w:rPr>
+              <w:t>uL/Lgas</w:t>
+            </w:r>
+          </w:p>
+        </w:tc>
+        <w:tc>
+          <w:tcPr>
+            <w:tcW w:w="1500" w:type="dxa"/>
+            <w:tcBorders>
+              <w:top w:val="single" w:sz="4" w:space="0" w:color="000000"/>
+              <w:left w:val="single" w:sz="4" w:space="0" w:color="000000"/>
+              <w:bottom w:val="single" w:sz="4" w:space="0" w:color="000000"/>
+              <w:right w:val="single" w:sz="4" w:space="0" w:color="000000"/>
+            </w:tcBorders>
+            <w:noWrap/>
+            <w:vAlign w:val="center"/>
+            <w:hideMark/>
+          </w:tcPr>
+          <w:p>
+            <w:pPr>
+              <w:spacing w:after="0" w:line="240" w:lineRule="auto"/>
+              <w:jc w:val="right"/>
+              <w:rPr>
+                <w:rFonts w:ascii="Calibri" w:eastAsia="Times New Roman" w:hAnsi="Calibri" w:cs="Calibri"/>
+                <w:kern w:val="0"/>
+                <w:sz w:val="24"/>
+                <w:szCs w:val="24"/>
+                <w14:ligatures w14:val="none"/>
+              </w:rPr>
+            </w:pPr>
+            <w:r>
+              <w:rPr>
+                <w:rFonts w:ascii="Calibri" w:eastAsia="Times New Roman" w:hAnsi="Calibri" w:cs="Calibri"/>
+                <w:kern w:val="0"/>
+                <w:sz w:val="24"/>
+                <w:szCs w:val="24"/>
+                <w14:ligatures w14:val="none"/>
+              </w:rPr>
+              <w:t>2.5</w:t>
+            </w:r>
+          </w:p>
+        </w:tc>
+        <w:tc>
+          <w:tcPr>
+            <w:tcW w:w="1500" w:type="dxa"/>
+            <w:tcBorders>
+              <w:top w:val="single" w:sz="4" w:space="0" w:color="000000"/>
+              <w:left w:val="single" w:sz="4" w:space="0" w:color="000000"/>
+              <w:bottom w:val="single" w:sz="4" w:space="0" w:color="000000"/>
+              <w:right w:val="single" w:sz="4" w:space="0" w:color="000000"/>
+            </w:tcBorders>
+            <w:noWrap/>
+            <w:vAlign w:val="center"/>
+            <w:hideMark/>
+          </w:tcPr>
+          <w:p>
+            <w:pPr>
+              <w:spacing w:after="0" w:line="240" w:lineRule="auto"/>
+              <w:jc w:val="right"/>
+              <w:rPr>
+                <w:rFonts w:ascii="Calibri" w:eastAsia="Times New Roman" w:hAnsi="Calibri" w:cs="Calibri"/>
+                <w:kern w:val="0"/>
+                <w:sz w:val="24"/>
+                <w:szCs w:val="24"/>
+                <w14:ligatures w14:val="none"/>
+              </w:rPr>
+            </w:pPr>
+            <w:r>
+              <w:rPr>
+                <w:rFonts w:ascii="Calibri" w:eastAsia="Times New Roman" w:hAnsi="Calibri" w:cs="Calibri"/>
+                <w:kern w:val="0"/>
+                <w:sz w:val="24"/>
+                <w:szCs w:val="24"/>
+                <w14:ligatures w14:val="none"/>
+              </w:rPr>
+              <w:t>250</w:t>
+            </w:r>
+          </w:p>
+        </w:tc>
+        <w:tc>
+          <w:tcPr>
+            <w:tcW w:w="1493" w:type="dxa"/>
+            <w:tcBorders>
+              <w:top w:val="single" w:sz="4" w:space="0" w:color="000000"/>
+              <w:left w:val="single" w:sz="4" w:space="0" w:color="000000"/>
+              <w:bottom w:val="single" w:sz="4" w:space="0" w:color="000000"/>
+              <w:right w:val="single" w:sz="4" w:space="0" w:color="000000"/>
+            </w:tcBorders>
+            <w:noWrap/>
+            <w:vAlign w:val="center"/>
+            <w:hideMark/>
+          </w:tcPr>
+          <w:p>
+            <w:pPr>
+              <w:spacing w:after="0" w:line="240" w:lineRule="auto"/>
+              <w:jc w:val="right"/>
+              <w:rPr>
+                <w:rFonts w:ascii="Calibri" w:eastAsia="Times New Roman" w:hAnsi="Calibri" w:cs="Calibri"/>
+                <w:kern w:val="0"/>
+                <w:sz w:val="24"/>
+                <w:szCs w:val="24"/>
+                <w14:ligatures w14:val="none"/>
+              </w:rPr>
+            </w:pPr>
+            <w:r>
+              <w:rPr>
+                <w:rFonts w:ascii="Calibri" w:eastAsia="Times New Roman" w:hAnsi="Calibri" w:cs="Calibri"/>
+                <w:kern w:val="0"/>
+                <w:sz w:val="24"/>
+                <w:szCs w:val="24"/>
+                <w14:ligatures w14:val="none"/>
+              </w:rPr>
+              <w:t>0.5</w:t>
+            </w:r>
+          </w:p>
+        </w:tc>
+      </w:tr>
+      <w:tr>
+        <w:trPr>
+          <w:trHeight w:val="300"/>
+        </w:trPr>
+        <w:tc>
+          <w:tcPr>
+            <w:tcW w:w="1500" w:type="dxa"/>
+            <w:tcBorders>
+              <w:top w:val="single" w:sz="4" w:space="0" w:color="000000"/>
+              <w:left w:val="single" w:sz="4" w:space="0" w:color="000000"/>
+              <w:bottom w:val="single" w:sz="4" w:space="0" w:color="000000"/>
+              <w:right w:val="single" w:sz="4" w:space="0" w:color="000000"/>
+            </w:tcBorders>
+            <w:noWrap/>
+            <w:vAlign w:val="center"/>
+            <w:hideMark/>
+          </w:tcPr>
+          <w:p>
+            <w:pPr>
+              <w:spacing w:after="0" w:line="240" w:lineRule="auto"/>
+              <w:rPr>
+                <w:rFonts w:ascii="Calibri" w:eastAsia="Times New Roman" w:hAnsi="Calibri" w:cs="Calibri"/>
+                <w:kern w:val="0"/>
+                <w:sz w:val="24"/>
+                <w:szCs w:val="24"/>
+                <w14:ligatures w14:val="none"/>
+              </w:rPr>
+            </w:pPr>
+            <w:r>
+              <w:rPr>
+                <w:rFonts w:ascii="Calibri" w:eastAsia="Times New Roman" w:hAnsi="Calibri" w:cs="Calibri"/>
+                <w:kern w:val="0"/>
+                <w:sz w:val="24"/>
+                <w:szCs w:val="24"/>
+                <w14:ligatures w14:val="none"/>
+              </w:rPr>
+              <w:t>75perSTDA</w:t>
+            </w:r>
+          </w:p>
+        </w:tc>
+        <w:tc>
+          <w:tcPr>
+            <w:tcW w:w="1360" w:type="dxa"/>
+            <w:tcBorders>
+              <w:top w:val="single" w:sz="4" w:space="0" w:color="000000"/>
+              <w:left w:val="single" w:sz="4" w:space="0" w:color="000000"/>
+              <w:bottom w:val="single" w:sz="4" w:space="0" w:color="000000"/>
+              <w:right w:val="single" w:sz="4" w:space="0" w:color="000000"/>
+            </w:tcBorders>
+            <w:noWrap/>
+            <w:vAlign w:val="center"/>
+            <w:hideMark/>
+          </w:tcPr>
+          <w:p>
+            <w:pPr>
+              <w:spacing w:after="0" w:line="240" w:lineRule="auto"/>
+              <w:rPr>
+                <w:rFonts w:ascii="Calibri" w:eastAsia="Times New Roman" w:hAnsi="Calibri" w:cs="Calibri"/>
+                <w:kern w:val="0"/>
+                <w:sz w:val="24"/>
+                <w:szCs w:val="24"/>
+                <w14:ligatures w14:val="none"/>
+              </w:rPr>
+            </w:pPr>
+            <w:r>
+              <w:rPr>
+                <w:rFonts w:ascii="Calibri" w:eastAsia="Times New Roman" w:hAnsi="Calibri" w:cs="Calibri"/>
+                <w:kern w:val="0"/>
+                <w:sz w:val="24"/>
+                <w:szCs w:val="24"/>
+                <w14:ligatures w14:val="none"/>
+              </w:rPr>
+              <w:t xml:space="preserve">ppm </w:t>
+            </w:r>
+          </w:p>
+        </w:tc>
+        <w:tc>
+          <w:tcPr>
+            <w:tcW w:w="959" w:type="dxa"/>
+            <w:tcBorders>
+              <w:top w:val="single" w:sz="4" w:space="0" w:color="000000"/>
+              <w:left w:val="single" w:sz="4" w:space="0" w:color="000000"/>
+              <w:bottom w:val="single" w:sz="4" w:space="0" w:color="000000"/>
+              <w:right w:val="single" w:sz="4" w:space="0" w:color="000000"/>
+            </w:tcBorders>
+            <w:noWrap/>
+            <w:vAlign w:val="center"/>
+            <w:hideMark/>
+          </w:tcPr>
+          <w:p>
+            <w:pPr>
+              <w:spacing w:after="0" w:line="240" w:lineRule="auto"/>
+              <w:rPr>
+                <w:rFonts w:ascii="Calibri" w:eastAsia="Times New Roman" w:hAnsi="Calibri" w:cs="Calibri"/>
+                <w:kern w:val="0"/>
+                <w:sz w:val="24"/>
+                <w:szCs w:val="24"/>
+                <w14:ligatures w14:val="none"/>
+              </w:rPr>
+            </w:pPr>
+            <w:r>
+              <w:rPr>
+                <w:rFonts w:ascii="Calibri" w:eastAsia="Times New Roman" w:hAnsi="Calibri" w:cs="Calibri"/>
+                <w:kern w:val="0"/>
+                <w:sz w:val="24"/>
+                <w:szCs w:val="24"/>
+                <w14:ligatures w14:val="none"/>
+              </w:rPr>
+              <w:t>uL/Lgas</w:t>
+            </w:r>
+          </w:p>
+        </w:tc>
+        <w:tc>
+          <w:tcPr>
+            <w:tcW w:w="1500" w:type="dxa"/>
+            <w:tcBorders>
+              <w:top w:val="single" w:sz="4" w:space="0" w:color="000000"/>
+              <w:left w:val="single" w:sz="4" w:space="0" w:color="000000"/>
+              <w:bottom w:val="single" w:sz="4" w:space="0" w:color="000000"/>
+              <w:right w:val="single" w:sz="4" w:space="0" w:color="000000"/>
+            </w:tcBorders>
+            <w:noWrap/>
+            <w:vAlign w:val="center"/>
+            <w:hideMark/>
+          </w:tcPr>
+          <w:p>
+            <w:pPr>
+              <w:spacing w:after="0" w:line="240" w:lineRule="auto"/>
+              <w:jc w:val="right"/>
+              <w:rPr>
+                <w:rFonts w:ascii="Calibri" w:eastAsia="Times New Roman" w:hAnsi="Calibri" w:cs="Calibri"/>
+                <w:kern w:val="0"/>
+                <w:sz w:val="24"/>
+                <w:szCs w:val="24"/>
+                <w14:ligatures w14:val="none"/>
+              </w:rPr>
+            </w:pPr>
+            <w:r>
+              <w:rPr>
+                <w:rFonts w:ascii="Calibri" w:eastAsia="Times New Roman" w:hAnsi="Calibri" w:cs="Calibri"/>
+                <w:kern w:val="0"/>
+                <w:sz w:val="24"/>
+                <w:szCs w:val="24"/>
+                <w14:ligatures w14:val="none"/>
+              </w:rPr>
+              <w:t>3.75</w:t>
+            </w:r>
+          </w:p>
+        </w:tc>
+        <w:tc>
+          <w:tcPr>
+            <w:tcW w:w="1500" w:type="dxa"/>
+            <w:tcBorders>
+              <w:top w:val="single" w:sz="4" w:space="0" w:color="000000"/>
+              <w:left w:val="single" w:sz="4" w:space="0" w:color="000000"/>
+              <w:bottom w:val="single" w:sz="4" w:space="0" w:color="000000"/>
+              <w:right w:val="single" w:sz="4" w:space="0" w:color="000000"/>
+            </w:tcBorders>
+            <w:noWrap/>
+            <w:vAlign w:val="center"/>
+            <w:hideMark/>
+          </w:tcPr>
+          <w:p>
+            <w:pPr>
+              <w:spacing w:after="0" w:line="240" w:lineRule="auto"/>
+              <w:jc w:val="right"/>
+              <w:rPr>
+                <w:rFonts w:ascii="Calibri" w:eastAsia="Times New Roman" w:hAnsi="Calibri" w:cs="Calibri"/>
+                <w:kern w:val="0"/>
+                <w:sz w:val="24"/>
+                <w:szCs w:val="24"/>
+                <w14:ligatures w14:val="none"/>
+              </w:rPr>
+            </w:pPr>
+            <w:r>
+              <w:rPr>
+                <w:rFonts w:ascii="Calibri" w:eastAsia="Times New Roman" w:hAnsi="Calibri" w:cs="Calibri"/>
+                <w:kern w:val="0"/>
+                <w:sz w:val="24"/>
+                <w:szCs w:val="24"/>
+                <w14:ligatures w14:val="none"/>
+              </w:rPr>
+              <w:t>375</w:t>
+            </w:r>
+          </w:p>
+        </w:tc>
+        <w:tc>
+          <w:tcPr>
+            <w:tcW w:w="1493" w:type="dxa"/>
+            <w:tcBorders>
+              <w:top w:val="single" w:sz="4" w:space="0" w:color="000000"/>
+              <w:left w:val="single" w:sz="4" w:space="0" w:color="000000"/>
+              <w:bottom w:val="single" w:sz="4" w:space="0" w:color="000000"/>
+              <w:right w:val="single" w:sz="4" w:space="0" w:color="000000"/>
+            </w:tcBorders>
+            <w:noWrap/>
+            <w:vAlign w:val="center"/>
+            <w:hideMark/>
+          </w:tcPr>
+          <w:p>
+            <w:pPr>
+              <w:spacing w:after="0" w:line="240" w:lineRule="auto"/>
+              <w:jc w:val="right"/>
+              <w:rPr>
+                <w:rFonts w:ascii="Calibri" w:eastAsia="Times New Roman" w:hAnsi="Calibri" w:cs="Calibri"/>
+                <w:kern w:val="0"/>
+                <w:sz w:val="24"/>
+                <w:szCs w:val="24"/>
+                <w14:ligatures w14:val="none"/>
+              </w:rPr>
+            </w:pPr>
+            <w:r>
+              <w:rPr>
+                <w:rFonts w:ascii="Calibri" w:eastAsia="Times New Roman" w:hAnsi="Calibri" w:cs="Calibri"/>
+                <w:kern w:val="0"/>
+                <w:sz w:val="24"/>
+                <w:szCs w:val="24"/>
+                <w14:ligatures w14:val="none"/>
+              </w:rPr>
+              <w:t>0.75</w:t>
+            </w:r>
+          </w:p>
+        </w:tc>
+      </w:tr>
+      <w:tr>
+        <w:trPr>
+          <w:trHeight w:val="300"/>
+        </w:trPr>
+        <w:tc>
+          <w:tcPr>
+            <w:tcW w:w="1500" w:type="dxa"/>
+            <w:tcBorders>
+              <w:top w:val="single" w:sz="4" w:space="0" w:color="000000"/>
+              <w:left w:val="single" w:sz="4" w:space="0" w:color="000000"/>
+              <w:bottom w:val="single" w:sz="4" w:space="0" w:color="000000"/>
+              <w:right w:val="single" w:sz="4" w:space="0" w:color="000000"/>
+            </w:tcBorders>
+            <w:noWrap/>
+            <w:vAlign w:val="center"/>
+            <w:hideMark/>
+          </w:tcPr>
+          <w:p>
+            <w:pPr>
+              <w:spacing w:after="0" w:line="240" w:lineRule="auto"/>
+              <w:rPr>
+                <w:rFonts w:ascii="Calibri" w:eastAsia="Times New Roman" w:hAnsi="Calibri" w:cs="Calibri"/>
+                <w:kern w:val="0"/>
+                <w:sz w:val="24"/>
+                <w:szCs w:val="24"/>
+                <w14:ligatures w14:val="none"/>
+              </w:rPr>
+            </w:pPr>
+            <w:r>
+              <w:rPr>
+                <w:rFonts w:ascii="Calibri" w:eastAsia="Times New Roman" w:hAnsi="Calibri" w:cs="Calibri"/>
+                <w:kern w:val="0"/>
+                <w:sz w:val="24"/>
+                <w:szCs w:val="24"/>
+                <w14:ligatures w14:val="none"/>
+              </w:rPr>
+              <w:t>100perSTDA</w:t>
+            </w:r>
+          </w:p>
+        </w:tc>
+        <w:tc>
+          <w:tcPr>
+            <w:tcW w:w="1360" w:type="dxa"/>
+            <w:tcBorders>
+              <w:top w:val="single" w:sz="4" w:space="0" w:color="000000"/>
+              <w:left w:val="single" w:sz="4" w:space="0" w:color="000000"/>
+              <w:bottom w:val="single" w:sz="4" w:space="0" w:color="000000"/>
+              <w:right w:val="single" w:sz="4" w:space="0" w:color="000000"/>
+            </w:tcBorders>
+            <w:noWrap/>
+            <w:vAlign w:val="center"/>
+            <w:hideMark/>
+          </w:tcPr>
+          <w:p>
+            <w:pPr>
+              <w:spacing w:after="0" w:line="240" w:lineRule="auto"/>
+              <w:rPr>
+                <w:rFonts w:ascii="Calibri" w:eastAsia="Times New Roman" w:hAnsi="Calibri" w:cs="Calibri"/>
+                <w:kern w:val="0"/>
+                <w:sz w:val="24"/>
+                <w:szCs w:val="24"/>
+                <w14:ligatures w14:val="none"/>
+              </w:rPr>
+            </w:pPr>
+            <w:r>
+              <w:rPr>
+                <w:rFonts w:ascii="Calibri" w:eastAsia="Times New Roman" w:hAnsi="Calibri" w:cs="Calibri"/>
+                <w:kern w:val="0"/>
+                <w:sz w:val="24"/>
+                <w:szCs w:val="24"/>
+                <w14:ligatures w14:val="none"/>
+              </w:rPr>
+              <w:t xml:space="preserve">ppm </w:t>
+            </w:r>
+          </w:p>
+        </w:tc>
+        <w:tc>
+          <w:tcPr>
+            <w:tcW w:w="959" w:type="dxa"/>
+            <w:tcBorders>
+              <w:top w:val="single" w:sz="4" w:space="0" w:color="000000"/>
+              <w:left w:val="single" w:sz="4" w:space="0" w:color="000000"/>
+              <w:bottom w:val="single" w:sz="4" w:space="0" w:color="000000"/>
+              <w:right w:val="single" w:sz="4" w:space="0" w:color="000000"/>
+            </w:tcBorders>
+            <w:noWrap/>
+            <w:vAlign w:val="center"/>
+            <w:hideMark/>
+          </w:tcPr>
+          <w:p>
+            <w:pPr>
+              <w:spacing w:after="0" w:line="240" w:lineRule="auto"/>
+              <w:rPr>
+                <w:rFonts w:ascii="Calibri" w:eastAsia="Times New Roman" w:hAnsi="Calibri" w:cs="Calibri"/>
+                <w:kern w:val="0"/>
+                <w:sz w:val="24"/>
+                <w:szCs w:val="24"/>
+                <w14:ligatures w14:val="none"/>
+              </w:rPr>
+            </w:pPr>
+            <w:r>
+              <w:rPr>
+                <w:rFonts w:ascii="Calibri" w:eastAsia="Times New Roman" w:hAnsi="Calibri" w:cs="Calibri"/>
+                <w:kern w:val="0"/>
+                <w:sz w:val="24"/>
+                <w:szCs w:val="24"/>
+                <w14:ligatures w14:val="none"/>
+              </w:rPr>
+              <w:t>uL/Lgas</w:t>
+            </w:r>
+          </w:p>
+        </w:tc>
+        <w:tc>
+          <w:tcPr>
+            <w:tcW w:w="1500" w:type="dxa"/>
+            <w:tcBorders>
+              <w:top w:val="single" w:sz="4" w:space="0" w:color="000000"/>
+              <w:left w:val="single" w:sz="4" w:space="0" w:color="000000"/>
+              <w:bottom w:val="single" w:sz="4" w:space="0" w:color="000000"/>
+              <w:right w:val="single" w:sz="4" w:space="0" w:color="000000"/>
+            </w:tcBorders>
+            <w:noWrap/>
+            <w:vAlign w:val="center"/>
+            <w:hideMark/>
+          </w:tcPr>
+          <w:p>
+            <w:pPr>
+              <w:spacing w:after="0" w:line="240" w:lineRule="auto"/>
+              <w:jc w:val="right"/>
+              <w:rPr>
+                <w:rFonts w:ascii="Calibri" w:eastAsia="Times New Roman" w:hAnsi="Calibri" w:cs="Calibri"/>
+                <w:kern w:val="0"/>
+                <w:sz w:val="24"/>
+                <w:szCs w:val="24"/>
+                <w14:ligatures w14:val="none"/>
+              </w:rPr>
+            </w:pPr>
+            <w:r>
+              <w:rPr>
+                <w:rFonts w:ascii="Calibri" w:eastAsia="Times New Roman" w:hAnsi="Calibri" w:cs="Calibri"/>
+                <w:kern w:val="0"/>
+                <w:sz w:val="24"/>
+                <w:szCs w:val="24"/>
+                <w14:ligatures w14:val="none"/>
+              </w:rPr>
+              <w:t>5</w:t>
+            </w:r>
+          </w:p>
+        </w:tc>
+        <w:tc>
+          <w:tcPr>
+            <w:tcW w:w="1500" w:type="dxa"/>
+            <w:tcBorders>
+              <w:top w:val="single" w:sz="4" w:space="0" w:color="000000"/>
+              <w:left w:val="single" w:sz="4" w:space="0" w:color="000000"/>
+              <w:bottom w:val="single" w:sz="4" w:space="0" w:color="000000"/>
+              <w:right w:val="single" w:sz="4" w:space="0" w:color="000000"/>
+            </w:tcBorders>
+            <w:noWrap/>
+            <w:vAlign w:val="center"/>
+            <w:hideMark/>
+          </w:tcPr>
+          <w:p>
+            <w:pPr>
+              <w:spacing w:after="0" w:line="240" w:lineRule="auto"/>
+              <w:jc w:val="right"/>
+              <w:rPr>
+                <w:rFonts w:ascii="Calibri" w:eastAsia="Times New Roman" w:hAnsi="Calibri" w:cs="Calibri"/>
+                <w:kern w:val="0"/>
+                <w:sz w:val="24"/>
+                <w:szCs w:val="24"/>
+                <w14:ligatures w14:val="none"/>
+              </w:rPr>
+            </w:pPr>
+            <w:r>
+              <w:rPr>
+                <w:rFonts w:ascii="Calibri" w:eastAsia="Times New Roman" w:hAnsi="Calibri" w:cs="Calibri"/>
+                <w:kern w:val="0"/>
+                <w:sz w:val="24"/>
+                <w:szCs w:val="24"/>
+                <w14:ligatures w14:val="none"/>
+              </w:rPr>
+              <w:t>500</w:t>
+            </w:r>
+          </w:p>
+        </w:tc>
+        <w:tc>
+          <w:tcPr>
+            <w:tcW w:w="1493" w:type="dxa"/>
+            <w:tcBorders>
+              <w:top w:val="single" w:sz="4" w:space="0" w:color="000000"/>
+              <w:left w:val="single" w:sz="4" w:space="0" w:color="000000"/>
+              <w:bottom w:val="single" w:sz="4" w:space="0" w:color="000000"/>
+              <w:right w:val="single" w:sz="4" w:space="0" w:color="000000"/>
+            </w:tcBorders>
+            <w:noWrap/>
+            <w:vAlign w:val="center"/>
+            <w:hideMark/>
+          </w:tcPr>
+          <w:p>
+            <w:pPr>
+              <w:spacing w:after="0" w:line="240" w:lineRule="auto"/>
+              <w:jc w:val="right"/>
+              <w:rPr>
+                <w:rFonts w:ascii="Calibri" w:eastAsia="Times New Roman" w:hAnsi="Calibri" w:cs="Calibri"/>
+                <w:kern w:val="0"/>
+                <w:sz w:val="24"/>
+                <w:szCs w:val="24"/>
+                <w14:ligatures w14:val="none"/>
+              </w:rPr>
+            </w:pPr>
+            <w:r>
+              <w:rPr>
+                <w:rFonts w:ascii="Calibri" w:eastAsia="Times New Roman" w:hAnsi="Calibri" w:cs="Calibri"/>
+                <w:kern w:val="0"/>
+                <w:sz w:val="24"/>
+                <w:szCs w:val="24"/>
+                <w14:ligatures w14:val="none"/>
+              </w:rPr>
+              <w:t>1</w:t>
+            </w:r>
+          </w:p>
+        </w:tc>
+      </w:tr>
+      <w:tr>
+        <w:trPr>
+          <w:trHeight w:val="300"/>
+        </w:trPr>
+        <w:tc>
+          <w:tcPr>
+            <w:tcW w:w="1500" w:type="dxa"/>
+            <w:tcBorders>
+              <w:top w:val="single" w:sz="4" w:space="0" w:color="000000"/>
+              <w:left w:val="single" w:sz="4" w:space="0" w:color="000000"/>
+              <w:bottom w:val="single" w:sz="4" w:space="0" w:color="000000"/>
+              <w:right w:val="single" w:sz="4" w:space="0" w:color="000000"/>
+            </w:tcBorders>
+            <w:noWrap/>
+            <w:vAlign w:val="center"/>
+          </w:tcPr>
+          <w:p>
+            <w:pPr>
+              <w:spacing w:after="0" w:line="240" w:lineRule="auto"/>
+              <w:rPr>
+                <w:rFonts w:ascii="Calibri" w:eastAsia="Times New Roman" w:hAnsi="Calibri" w:cs="Calibri"/>
+                <w:kern w:val="0"/>
+                <w:sz w:val="24"/>
+                <w:szCs w:val="24"/>
+                <w14:ligatures w14:val="none"/>
+              </w:rPr>
+            </w:pPr>
+            <w:r>
+              <w:rPr>
+                <w:rFonts w:ascii="Calibri" w:eastAsia="Times New Roman" w:hAnsi="Calibri" w:cs="Calibri"/>
+                <w:kern w:val="0"/>
+                <w:sz w:val="24"/>
+                <w:szCs w:val="24"/>
+                <w14:ligatures w14:val="none"/>
+              </w:rPr>
+              <w:t>25perSTD</w:t>
+            </w:r>
+          </w:p>
+        </w:tc>
+        <w:tc>
+          <w:tcPr>
+            <w:tcW w:w="1360" w:type="dxa"/>
+            <w:tcBorders>
+              <w:top w:val="single" w:sz="4" w:space="0" w:color="000000"/>
+              <w:left w:val="single" w:sz="4" w:space="0" w:color="000000"/>
+              <w:bottom w:val="single" w:sz="4" w:space="0" w:color="000000"/>
+              <w:right w:val="single" w:sz="4" w:space="0" w:color="000000"/>
+            </w:tcBorders>
+            <w:noWrap/>
+            <w:vAlign w:val="center"/>
+          </w:tcPr>
+          <w:p>
+            <w:pPr>
+              <w:spacing w:after="0" w:line="240" w:lineRule="auto"/>
+              <w:rPr>
+                <w:rFonts w:ascii="Calibri" w:eastAsia="Times New Roman" w:hAnsi="Calibri" w:cs="Calibri"/>
+                <w:kern w:val="0"/>
+                <w:sz w:val="24"/>
+                <w:szCs w:val="24"/>
+                <w14:ligatures w14:val="none"/>
+              </w:rPr>
+            </w:pPr>
+            <w:r>
+              <w:rPr>
+                <w:rFonts w:ascii="Calibri" w:eastAsia="Times New Roman" w:hAnsi="Calibri" w:cs="Calibri"/>
+                <w:kern w:val="0"/>
+                <w:sz w:val="24"/>
+                <w:szCs w:val="24"/>
+                <w14:ligatures w14:val="none"/>
+              </w:rPr>
+              <w:t xml:space="preserve">ppm </w:t>
+            </w:r>
+          </w:p>
+        </w:tc>
+        <w:tc>
+          <w:tcPr>
+            <w:tcW w:w="959" w:type="dxa"/>
+            <w:tcBorders>
+              <w:top w:val="single" w:sz="4" w:space="0" w:color="000000"/>
+              <w:left w:val="single" w:sz="4" w:space="0" w:color="000000"/>
+              <w:bottom w:val="single" w:sz="4" w:space="0" w:color="000000"/>
+              <w:right w:val="single" w:sz="4" w:space="0" w:color="000000"/>
+            </w:tcBorders>
+            <w:noWrap/>
+            <w:vAlign w:val="center"/>
+          </w:tcPr>
+          <w:p>
+            <w:pPr>
+              <w:spacing w:after="0" w:line="240" w:lineRule="auto"/>
+              <w:rPr>
+                <w:rFonts w:ascii="Calibri" w:eastAsia="Times New Roman" w:hAnsi="Calibri" w:cs="Calibri"/>
+                <w:kern w:val="0"/>
+                <w:sz w:val="24"/>
+                <w:szCs w:val="24"/>
+                <w14:ligatures w14:val="none"/>
+              </w:rPr>
+            </w:pPr>
+            <w:r>
+              <w:rPr>
+                <w:rFonts w:ascii="Calibri" w:eastAsia="Times New Roman" w:hAnsi="Calibri" w:cs="Calibri"/>
+                <w:kern w:val="0"/>
+                <w:sz w:val="24"/>
+                <w:szCs w:val="24"/>
+                <w14:ligatures w14:val="none"/>
+              </w:rPr>
+              <w:t>uL/Lgas</w:t>
+            </w:r>
+          </w:p>
+        </w:tc>
+        <w:tc>
+          <w:tcPr>
+            <w:tcW w:w="1500" w:type="dxa"/>
+            <w:tcBorders>
+              <w:top w:val="single" w:sz="4" w:space="0" w:color="000000"/>
+              <w:left w:val="single" w:sz="4" w:space="0" w:color="000000"/>
+              <w:bottom w:val="single" w:sz="4" w:space="0" w:color="000000"/>
+              <w:right w:val="single" w:sz="4" w:space="0" w:color="000000"/>
+            </w:tcBorders>
+            <w:noWrap/>
+            <w:vAlign w:val="center"/>
+          </w:tcPr>
+          <w:p>
+            <w:pPr>
+              <w:spacing w:after="0" w:line="240" w:lineRule="auto"/>
+              <w:jc w:val="right"/>
+              <w:rPr>
+                <w:rFonts w:ascii="Calibri" w:eastAsia="Times New Roman" w:hAnsi="Calibri" w:cs="Calibri"/>
+                <w:kern w:val="0"/>
+                <w:sz w:val="24"/>
+                <w:szCs w:val="24"/>
+                <w14:ligatures w14:val="none"/>
+              </w:rPr>
+            </w:pPr>
+            <w:r>
+              <w:rPr>
+                <w:rFonts w:ascii="Calibri" w:eastAsia="Times New Roman" w:hAnsi="Calibri" w:cs="Calibri"/>
+                <w:kern w:val="0"/>
+                <w:sz w:val="24"/>
+                <w:szCs w:val="24"/>
+                <w14:ligatures w14:val="none"/>
+              </w:rPr>
+              <w:t>12.5</w:t>
+            </w:r>
+          </w:p>
+        </w:tc>
+        <w:tc>
+          <w:tcPr>
+            <w:tcW w:w="1500" w:type="dxa"/>
+            <w:tcBorders>
+              <w:top w:val="single" w:sz="4" w:space="0" w:color="000000"/>
+              <w:left w:val="single" w:sz="4" w:space="0" w:color="000000"/>
+              <w:bottom w:val="single" w:sz="4" w:space="0" w:color="000000"/>
+              <w:right w:val="single" w:sz="4" w:space="0" w:color="000000"/>
+            </w:tcBorders>
+            <w:noWrap/>
+            <w:vAlign w:val="center"/>
+          </w:tcPr>
+          <w:p>
+            <w:pPr>
+              <w:spacing w:after="0" w:line="240" w:lineRule="auto"/>
+              <w:jc w:val="right"/>
+              <w:rPr>
+                <w:rFonts w:ascii="Calibri" w:eastAsia="Times New Roman" w:hAnsi="Calibri" w:cs="Calibri"/>
+                <w:kern w:val="0"/>
+                <w:sz w:val="24"/>
+                <w:szCs w:val="24"/>
+                <w14:ligatures w14:val="none"/>
+              </w:rPr>
+            </w:pPr>
+            <w:r>
+              <w:rPr>
+                <w:rFonts w:ascii="Calibri" w:eastAsia="Times New Roman" w:hAnsi="Calibri" w:cs="Calibri"/>
+                <w:kern w:val="0"/>
+                <w:sz w:val="24"/>
+                <w:szCs w:val="24"/>
+                <w14:ligatures w14:val="none"/>
+              </w:rPr>
+              <w:t>1250</w:t>
+            </w:r>
+          </w:p>
+        </w:tc>
+        <w:tc>
+          <w:tcPr>
+            <w:tcW w:w="1493" w:type="dxa"/>
+            <w:tcBorders>
+              <w:top w:val="single" w:sz="4" w:space="0" w:color="000000"/>
+              <w:left w:val="single" w:sz="4" w:space="0" w:color="000000"/>
+              <w:bottom w:val="single" w:sz="4" w:space="0" w:color="000000"/>
+              <w:right w:val="single" w:sz="4" w:space="0" w:color="000000"/>
+            </w:tcBorders>
+            <w:noWrap/>
+            <w:vAlign w:val="center"/>
+          </w:tcPr>
+          <w:p>
+            <w:pPr>
+              <w:spacing w:after="0" w:line="240" w:lineRule="auto"/>
+              <w:jc w:val="right"/>
+              <w:rPr>
+                <w:rFonts w:ascii="Calibri" w:eastAsia="Times New Roman" w:hAnsi="Calibri" w:cs="Calibri"/>
+                <w:kern w:val="0"/>
+                <w:sz w:val="24"/>
+                <w:szCs w:val="24"/>
+                <w14:ligatures w14:val="none"/>
+              </w:rPr>
+            </w:pPr>
+            <w:r>
+              <w:rPr>
+                <w:rFonts w:ascii="Calibri" w:eastAsia="Times New Roman" w:hAnsi="Calibri" w:cs="Calibri"/>
+                <w:kern w:val="0"/>
+                <w:sz w:val="24"/>
+                <w:szCs w:val="24"/>
+                <w14:ligatures w14:val="none"/>
+              </w:rPr>
+              <w:t>12.5</w:t>
+            </w:r>
+          </w:p>
+        </w:tc>
+      </w:tr>
+      <w:tr>
+        <w:trPr>
+          <w:trHeight w:val="300"/>
+        </w:trPr>
+        <w:tc>
+          <w:tcPr>
+            <w:tcW w:w="1500" w:type="dxa"/>
+            <w:tcBorders>
+              <w:top w:val="single" w:sz="4" w:space="0" w:color="000000"/>
+              <w:left w:val="single" w:sz="4" w:space="0" w:color="000000"/>
+              <w:bottom w:val="single" w:sz="4" w:space="0" w:color="000000"/>
+              <w:right w:val="single" w:sz="4" w:space="0" w:color="000000"/>
+            </w:tcBorders>
+            <w:noWrap/>
+            <w:vAlign w:val="center"/>
+            <w:hideMark/>
+          </w:tcPr>
+          <w:p>
+            <w:pPr>
+              <w:spacing w:after="0" w:line="240" w:lineRule="auto"/>
+              <w:rPr>
+                <w:rFonts w:ascii="Calibri" w:eastAsia="Times New Roman" w:hAnsi="Calibri" w:cs="Calibri"/>
+                <w:kern w:val="0"/>
+                <w:sz w:val="24"/>
+                <w:szCs w:val="24"/>
+                <w14:ligatures w14:val="none"/>
+              </w:rPr>
+            </w:pPr>
+            <w:r>
+              <w:rPr>
+                <w:rFonts w:ascii="Calibri" w:eastAsia="Times New Roman" w:hAnsi="Calibri" w:cs="Calibri"/>
+                <w:kern w:val="0"/>
+                <w:sz w:val="24"/>
+                <w:szCs w:val="24"/>
+                <w14:ligatures w14:val="none"/>
+              </w:rPr>
+              <w:t>50PerSTD</w:t>
+            </w:r>
+          </w:p>
+        </w:tc>
+        <w:tc>
+          <w:tcPr>
+            <w:tcW w:w="1360" w:type="dxa"/>
+            <w:tcBorders>
+              <w:top w:val="single" w:sz="4" w:space="0" w:color="000000"/>
+              <w:left w:val="single" w:sz="4" w:space="0" w:color="000000"/>
+              <w:bottom w:val="single" w:sz="4" w:space="0" w:color="000000"/>
+              <w:right w:val="single" w:sz="4" w:space="0" w:color="000000"/>
+            </w:tcBorders>
+            <w:noWrap/>
+            <w:vAlign w:val="center"/>
+            <w:hideMark/>
+          </w:tcPr>
+          <w:p>
+            <w:pPr>
+              <w:spacing w:after="0" w:line="240" w:lineRule="auto"/>
+              <w:rPr>
+                <w:rFonts w:ascii="Calibri" w:eastAsia="Times New Roman" w:hAnsi="Calibri" w:cs="Calibri"/>
+                <w:kern w:val="0"/>
+                <w:sz w:val="24"/>
+                <w:szCs w:val="24"/>
+                <w14:ligatures w14:val="none"/>
+              </w:rPr>
+            </w:pPr>
+            <w:r>
+              <w:rPr>
+                <w:rFonts w:ascii="Calibri" w:eastAsia="Times New Roman" w:hAnsi="Calibri" w:cs="Calibri"/>
+                <w:kern w:val="0"/>
+                <w:sz w:val="24"/>
+                <w:szCs w:val="24"/>
+                <w14:ligatures w14:val="none"/>
+              </w:rPr>
+              <w:t xml:space="preserve">ppm </w:t>
+            </w:r>
+          </w:p>
+        </w:tc>
+        <w:tc>
+          <w:tcPr>
+            <w:tcW w:w="959" w:type="dxa"/>
+            <w:tcBorders>
+              <w:top w:val="single" w:sz="4" w:space="0" w:color="000000"/>
+              <w:left w:val="single" w:sz="4" w:space="0" w:color="000000"/>
+              <w:bottom w:val="single" w:sz="4" w:space="0" w:color="000000"/>
+              <w:right w:val="single" w:sz="4" w:space="0" w:color="000000"/>
+            </w:tcBorders>
+            <w:noWrap/>
+            <w:vAlign w:val="center"/>
+            <w:hideMark/>
+          </w:tcPr>
+          <w:p>
+            <w:pPr>
+              <w:spacing w:after="0" w:line="240" w:lineRule="auto"/>
+              <w:rPr>
+                <w:rFonts w:ascii="Calibri" w:eastAsia="Times New Roman" w:hAnsi="Calibri" w:cs="Calibri"/>
+                <w:kern w:val="0"/>
+                <w:sz w:val="24"/>
+                <w:szCs w:val="24"/>
+                <w14:ligatures w14:val="none"/>
+              </w:rPr>
+            </w:pPr>
+            <w:r>
+              <w:rPr>
+                <w:rFonts w:ascii="Calibri" w:eastAsia="Times New Roman" w:hAnsi="Calibri" w:cs="Calibri"/>
+                <w:kern w:val="0"/>
+                <w:sz w:val="24"/>
+                <w:szCs w:val="24"/>
+                <w14:ligatures w14:val="none"/>
+              </w:rPr>
+              <w:t>uL/Lgas</w:t>
+            </w:r>
+          </w:p>
+        </w:tc>
+        <w:tc>
+          <w:tcPr>
+            <w:tcW w:w="1500" w:type="dxa"/>
+            <w:tcBorders>
+              <w:top w:val="single" w:sz="4" w:space="0" w:color="000000"/>
+              <w:left w:val="single" w:sz="4" w:space="0" w:color="000000"/>
+              <w:bottom w:val="single" w:sz="4" w:space="0" w:color="000000"/>
+              <w:right w:val="single" w:sz="4" w:space="0" w:color="000000"/>
+            </w:tcBorders>
+            <w:noWrap/>
+            <w:vAlign w:val="center"/>
+            <w:hideMark/>
+          </w:tcPr>
+          <w:p>
+            <w:pPr>
+              <w:spacing w:after="0" w:line="240" w:lineRule="auto"/>
+              <w:jc w:val="right"/>
+              <w:rPr>
+                <w:rFonts w:ascii="Calibri" w:eastAsia="Times New Roman" w:hAnsi="Calibri" w:cs="Calibri"/>
+                <w:kern w:val="0"/>
+                <w:sz w:val="24"/>
+                <w:szCs w:val="24"/>
+                <w14:ligatures w14:val="none"/>
+              </w:rPr>
+            </w:pPr>
+            <w:r>
+              <w:rPr>
+                <w:rFonts w:ascii="Calibri" w:eastAsia="Times New Roman" w:hAnsi="Calibri" w:cs="Calibri"/>
+                <w:kern w:val="0"/>
+                <w:sz w:val="24"/>
+                <w:szCs w:val="24"/>
+                <w14:ligatures w14:val="none"/>
+              </w:rPr>
+              <w:t>25</w:t>
+            </w:r>
+          </w:p>
+        </w:tc>
+        <w:tc>
+          <w:tcPr>
+            <w:tcW w:w="1500" w:type="dxa"/>
+            <w:tcBorders>
+              <w:top w:val="single" w:sz="4" w:space="0" w:color="000000"/>
+              <w:left w:val="single" w:sz="4" w:space="0" w:color="000000"/>
+              <w:bottom w:val="single" w:sz="4" w:space="0" w:color="000000"/>
+              <w:right w:val="single" w:sz="4" w:space="0" w:color="000000"/>
+            </w:tcBorders>
+            <w:noWrap/>
+            <w:vAlign w:val="center"/>
+            <w:hideMark/>
+          </w:tcPr>
+          <w:p>
+            <w:pPr>
+              <w:spacing w:after="0" w:line="240" w:lineRule="auto"/>
+              <w:jc w:val="right"/>
+              <w:rPr>
+                <w:rFonts w:ascii="Calibri" w:eastAsia="Times New Roman" w:hAnsi="Calibri" w:cs="Calibri"/>
+                <w:kern w:val="0"/>
+                <w:sz w:val="24"/>
+                <w:szCs w:val="24"/>
+                <w14:ligatures w14:val="none"/>
+              </w:rPr>
+            </w:pPr>
+            <w:r>
+              <w:rPr>
+                <w:rFonts w:ascii="Calibri" w:eastAsia="Times New Roman" w:hAnsi="Calibri" w:cs="Calibri"/>
+                <w:kern w:val="0"/>
+                <w:sz w:val="24"/>
+                <w:szCs w:val="24"/>
+                <w14:ligatures w14:val="none"/>
+              </w:rPr>
+              <w:t>2500</w:t>
+            </w:r>
+          </w:p>
+        </w:tc>
+        <w:tc>
+          <w:tcPr>
+            <w:tcW w:w="1493" w:type="dxa"/>
+            <w:tcBorders>
+              <w:top w:val="single" w:sz="4" w:space="0" w:color="000000"/>
+              <w:left w:val="single" w:sz="4" w:space="0" w:color="000000"/>
+              <w:bottom w:val="single" w:sz="4" w:space="0" w:color="000000"/>
+              <w:right w:val="single" w:sz="4" w:space="0" w:color="000000"/>
+            </w:tcBorders>
+            <w:noWrap/>
+            <w:vAlign w:val="center"/>
+            <w:hideMark/>
+          </w:tcPr>
+          <w:p>
+            <w:pPr>
+              <w:spacing w:after="0" w:line="240" w:lineRule="auto"/>
+              <w:jc w:val="right"/>
+              <w:rPr>
+                <w:rFonts w:ascii="Calibri" w:eastAsia="Times New Roman" w:hAnsi="Calibri" w:cs="Calibri"/>
+                <w:kern w:val="0"/>
+                <w:sz w:val="24"/>
+                <w:szCs w:val="24"/>
+                <w14:ligatures w14:val="none"/>
+              </w:rPr>
+            </w:pPr>
+            <w:r>
+              <w:rPr>
+                <w:rFonts w:ascii="Calibri" w:eastAsia="Times New Roman" w:hAnsi="Calibri" w:cs="Calibri"/>
+                <w:kern w:val="0"/>
+                <w:sz w:val="24"/>
+                <w:szCs w:val="24"/>
+                <w14:ligatures w14:val="none"/>
+              </w:rPr>
+              <w:t>25</w:t>
+            </w:r>
+          </w:p>
+        </w:tc>
+      </w:tr>
+      <w:tr>
+        <w:trPr>
+          <w:trHeight w:val="300"/>
+        </w:trPr>
+        <w:tc>
+          <w:tcPr>
+            <w:tcW w:w="1500" w:type="dxa"/>
+            <w:tcBorders>
+              <w:top w:val="single" w:sz="4" w:space="0" w:color="000000"/>
+              <w:left w:val="single" w:sz="4" w:space="0" w:color="000000"/>
+              <w:bottom w:val="single" w:sz="4" w:space="0" w:color="000000"/>
+              <w:right w:val="single" w:sz="4" w:space="0" w:color="000000"/>
+            </w:tcBorders>
+            <w:noWrap/>
+            <w:vAlign w:val="center"/>
+            <w:hideMark/>
+          </w:tcPr>
+          <w:p>
+            <w:pPr>
+              <w:spacing w:after="0" w:line="240" w:lineRule="auto"/>
+              <w:rPr>
+                <w:rFonts w:ascii="Calibri" w:eastAsia="Times New Roman" w:hAnsi="Calibri" w:cs="Calibri"/>
+                <w:kern w:val="0"/>
+                <w:sz w:val="24"/>
+                <w:szCs w:val="24"/>
+                <w14:ligatures w14:val="none"/>
+              </w:rPr>
+            </w:pPr>
+            <w:r>
+              <w:rPr>
+                <w:rFonts w:ascii="Calibri" w:eastAsia="Times New Roman" w:hAnsi="Calibri" w:cs="Calibri"/>
+                <w:kern w:val="0"/>
+                <w:sz w:val="24"/>
+                <w:szCs w:val="24"/>
+                <w14:ligatures w14:val="none"/>
+              </w:rPr>
+              <w:t>100PerSTD</w:t>
+            </w:r>
+          </w:p>
+        </w:tc>
+        <w:tc>
+          <w:tcPr>
+            <w:tcW w:w="1360" w:type="dxa"/>
+            <w:tcBorders>
+              <w:top w:val="single" w:sz="4" w:space="0" w:color="000000"/>
+              <w:left w:val="single" w:sz="4" w:space="0" w:color="000000"/>
+              <w:bottom w:val="single" w:sz="4" w:space="0" w:color="000000"/>
+              <w:right w:val="single" w:sz="4" w:space="0" w:color="000000"/>
+            </w:tcBorders>
+            <w:noWrap/>
+            <w:vAlign w:val="center"/>
+            <w:hideMark/>
+          </w:tcPr>
+          <w:p>
+            <w:pPr>
+              <w:spacing w:after="0" w:line="240" w:lineRule="auto"/>
+              <w:rPr>
+                <w:rFonts w:ascii="Calibri" w:eastAsia="Times New Roman" w:hAnsi="Calibri" w:cs="Calibri"/>
+                <w:kern w:val="0"/>
+                <w:sz w:val="24"/>
+                <w:szCs w:val="24"/>
+                <w14:ligatures w14:val="none"/>
+              </w:rPr>
+            </w:pPr>
+            <w:r>
+              <w:rPr>
+                <w:rFonts w:ascii="Calibri" w:eastAsia="Times New Roman" w:hAnsi="Calibri" w:cs="Calibri"/>
+                <w:kern w:val="0"/>
+                <w:sz w:val="24"/>
+                <w:szCs w:val="24"/>
+                <w14:ligatures w14:val="none"/>
+              </w:rPr>
+              <w:t xml:space="preserve">ppm </w:t>
+            </w:r>
+          </w:p>
+        </w:tc>
+        <w:tc>
+          <w:tcPr>
+            <w:tcW w:w="959" w:type="dxa"/>
+            <w:tcBorders>
+              <w:top w:val="single" w:sz="4" w:space="0" w:color="000000"/>
+              <w:left w:val="single" w:sz="4" w:space="0" w:color="000000"/>
+              <w:bottom w:val="single" w:sz="4" w:space="0" w:color="000000"/>
+              <w:right w:val="single" w:sz="4" w:space="0" w:color="000000"/>
+            </w:tcBorders>
+            <w:noWrap/>
+            <w:vAlign w:val="center"/>
+            <w:hideMark/>
+          </w:tcPr>
+          <w:p>
+            <w:pPr>
+              <w:spacing w:after="0" w:line="240" w:lineRule="auto"/>
+              <w:rPr>
+                <w:rFonts w:ascii="Calibri" w:eastAsia="Times New Roman" w:hAnsi="Calibri" w:cs="Calibri"/>
+                <w:kern w:val="0"/>
+                <w:sz w:val="24"/>
+                <w:szCs w:val="24"/>
+                <w14:ligatures w14:val="none"/>
+              </w:rPr>
+            </w:pPr>
+            <w:r>
+              <w:rPr>
+                <w:rFonts w:ascii="Calibri" w:eastAsia="Times New Roman" w:hAnsi="Calibri" w:cs="Calibri"/>
+                <w:kern w:val="0"/>
+                <w:sz w:val="24"/>
+                <w:szCs w:val="24"/>
+                <w14:ligatures w14:val="none"/>
+              </w:rPr>
+              <w:t>uL/Lgas</w:t>
+            </w:r>
+          </w:p>
+        </w:tc>
+        <w:tc>
+          <w:tcPr>
+            <w:tcW w:w="1500" w:type="dxa"/>
+            <w:tcBorders>
+              <w:top w:val="single" w:sz="4" w:space="0" w:color="000000"/>
+              <w:left w:val="single" w:sz="4" w:space="0" w:color="000000"/>
+              <w:bottom w:val="single" w:sz="4" w:space="0" w:color="000000"/>
+              <w:right w:val="single" w:sz="4" w:space="0" w:color="000000"/>
+            </w:tcBorders>
+            <w:noWrap/>
+            <w:vAlign w:val="center"/>
+            <w:hideMark/>
+          </w:tcPr>
+          <w:p>
+            <w:pPr>
+              <w:spacing w:after="0" w:line="240" w:lineRule="auto"/>
+              <w:jc w:val="right"/>
+              <w:rPr>
+                <w:rFonts w:ascii="Calibri" w:eastAsia="Times New Roman" w:hAnsi="Calibri" w:cs="Calibri"/>
+                <w:kern w:val="0"/>
+                <w:sz w:val="24"/>
+                <w:szCs w:val="24"/>
+                <w14:ligatures w14:val="none"/>
+              </w:rPr>
+            </w:pPr>
+            <w:r>
+              <w:rPr>
+                <w:rFonts w:ascii="Calibri" w:eastAsia="Times New Roman" w:hAnsi="Calibri" w:cs="Calibri"/>
+                <w:kern w:val="0"/>
+                <w:sz w:val="24"/>
+                <w:szCs w:val="24"/>
+                <w14:ligatures w14:val="none"/>
+              </w:rPr>
+              <w:t>50</w:t>
+            </w:r>
+          </w:p>
+        </w:tc>
+        <w:tc>
+          <w:tcPr>
+            <w:tcW w:w="1500" w:type="dxa"/>
+            <w:tcBorders>
+              <w:top w:val="single" w:sz="4" w:space="0" w:color="000000"/>
+              <w:left w:val="single" w:sz="4" w:space="0" w:color="000000"/>
+              <w:bottom w:val="single" w:sz="4" w:space="0" w:color="000000"/>
+              <w:right w:val="single" w:sz="4" w:space="0" w:color="000000"/>
+            </w:tcBorders>
+            <w:noWrap/>
+            <w:vAlign w:val="center"/>
+            <w:hideMark/>
+          </w:tcPr>
+          <w:p>
+            <w:pPr>
+              <w:spacing w:after="0" w:line="240" w:lineRule="auto"/>
+              <w:jc w:val="right"/>
+              <w:rPr>
+                <w:rFonts w:ascii="Calibri" w:eastAsia="Times New Roman" w:hAnsi="Calibri" w:cs="Calibri"/>
+                <w:kern w:val="0"/>
+                <w:sz w:val="24"/>
+                <w:szCs w:val="24"/>
+                <w14:ligatures w14:val="none"/>
+              </w:rPr>
+            </w:pPr>
+            <w:r>
+              <w:rPr>
+                <w:rFonts w:ascii="Calibri" w:eastAsia="Times New Roman" w:hAnsi="Calibri" w:cs="Calibri"/>
+                <w:kern w:val="0"/>
+                <w:sz w:val="24"/>
+                <w:szCs w:val="24"/>
+                <w14:ligatures w14:val="none"/>
+              </w:rPr>
+              <w:t>5000</w:t>
+            </w:r>
+          </w:p>
+        </w:tc>
+        <w:tc>
+          <w:tcPr>
+            <w:tcW w:w="1493" w:type="dxa"/>
+            <w:tcBorders>
+              <w:top w:val="single" w:sz="4" w:space="0" w:color="000000"/>
+              <w:left w:val="single" w:sz="4" w:space="0" w:color="000000"/>
+              <w:bottom w:val="single" w:sz="4" w:space="0" w:color="000000"/>
+              <w:right w:val="single" w:sz="4" w:space="0" w:color="000000"/>
+            </w:tcBorders>
+            <w:noWrap/>
+            <w:vAlign w:val="center"/>
+            <w:hideMark/>
+          </w:tcPr>
+          <w:p>
+            <w:pPr>
+              <w:spacing w:after="0" w:line="240" w:lineRule="auto"/>
+              <w:jc w:val="right"/>
+              <w:rPr>
+                <w:rFonts w:ascii="Calibri" w:eastAsia="Times New Roman" w:hAnsi="Calibri" w:cs="Calibri"/>
+                <w:kern w:val="0"/>
+                <w:sz w:val="24"/>
+                <w:szCs w:val="24"/>
+                <w14:ligatures w14:val="none"/>
+              </w:rPr>
+            </w:pPr>
+            <w:r>
+              <w:rPr>
+                <w:rFonts w:ascii="Calibri" w:eastAsia="Times New Roman" w:hAnsi="Calibri" w:cs="Calibri"/>
+                <w:kern w:val="0"/>
+                <w:sz w:val="24"/>
+                <w:szCs w:val="24"/>
+                <w14:ligatures w14:val="none"/>
+              </w:rPr>
+              <w:t>50</w:t>
+            </w:r>
+          </w:p>
+        </w:tc>
+      </w:tr>
+    </w:tbl>
+    <w:p/>
+    <w:p>
+      <w:pPr>
+        <w:pStyle w:val="Heading2"/>
+      </w:pPr>
+      <w:r>
         <w:t>2021</w:t>
       </w:r>
       <w:r>
         <w:t xml:space="preserve"> CO2</w:t>
       </w:r>
     </w:p>
+    <w:p/>
+    <w:p/>
     <w:p>
       <w:r>
         <w:t>0 Standard</w:t>
@@ -5960,7 +7745,6 @@
         <w:rPr>
           <w:noProof/>
         </w:rPr>
-        <w:lastRenderedPageBreak/>
         <w:drawing>
           <wp:inline distT="0" distB="0" distL="0" distR="0" wp14:anchorId="6ABE2C41" wp14:editId="289F9AF5">
             <wp:extent cx="5943600" cy="3276600"/>
@@ -6022,6 +7806,7 @@
         <w:rPr>
           <w:noProof/>
         </w:rPr>
+        <w:lastRenderedPageBreak/>
         <w:drawing>
           <wp:inline distT="0" distB="0" distL="0" distR="0" wp14:anchorId="7A647CEB" wp14:editId="29868018">
             <wp:extent cx="5821680" cy="3312890"/>
@@ -6074,7 +7859,6 @@
         <w:rPr>
           <w:noProof/>
         </w:rPr>
-        <w:lastRenderedPageBreak/>
         <w:drawing>
           <wp:inline distT="0" distB="0" distL="0" distR="0" wp14:anchorId="389427EB" wp14:editId="46D84DBC">
             <wp:extent cx="5943600" cy="3416300"/>
@@ -6126,6 +7910,62 @@
       </w:r>
     </w:p>
     <w:p>
+      <w:r>
+        <w:rPr>
+          <w:noProof/>
+        </w:rPr>
+        <w:lastRenderedPageBreak/>
+        <w:drawing>
+          <wp:inline distT="0" distB="0" distL="0" distR="0" wp14:anchorId="227FBBF2" wp14:editId="19EA579B">
+            <wp:extent cx="5943600" cy="3309620"/>
+            <wp:effectExtent l="0" t="0" r="0" b="5080"/>
+            <wp:docPr id="771943572" name="Picture 28"/>
+            <wp:cNvGraphicFramePr>
+              <a:graphicFrameLocks xmlns:a="http://schemas.openxmlformats.org/drawingml/2006/main" noChangeAspect="1"/>
+            </wp:cNvGraphicFramePr>
+            <a:graphic xmlns:a="http://schemas.openxmlformats.org/drawingml/2006/main">
+              <a:graphicData uri="http://schemas.openxmlformats.org/drawingml/2006/picture">
+                <pic:pic xmlns:pic="http://schemas.openxmlformats.org/drawingml/2006/picture">
+                  <pic:nvPicPr>
+                    <pic:cNvPr id="0" name="Picture 26"/>
+                    <pic:cNvPicPr>
+                      <a:picLocks noChangeAspect="1" noChangeArrowheads="1"/>
+                    </pic:cNvPicPr>
+                  </pic:nvPicPr>
+                  <pic:blipFill>
+                    <a:blip r:embed="rId78">
+                      <a:extLst>
+                        <a:ext uri="{28A0092B-C50C-407E-A947-70E740481C1C}">
+                          <a14:useLocalDpi xmlns:a14="http://schemas.microsoft.com/office/drawing/2010/main" val="0"/>
+                        </a:ext>
+                      </a:extLst>
+                    </a:blip>
+                    <a:srcRect/>
+                    <a:stretch>
+                      <a:fillRect/>
+                    </a:stretch>
+                  </pic:blipFill>
+                  <pic:spPr bwMode="auto">
+                    <a:xfrm>
+                      <a:off x="0" y="0"/>
+                      <a:ext cx="5943600" cy="3309620"/>
+                    </a:xfrm>
+                    <a:prstGeom prst="rect">
+                      <a:avLst/>
+                    </a:prstGeom>
+                    <a:noFill/>
+                    <a:ln>
+                      <a:noFill/>
+                    </a:ln>
+                  </pic:spPr>
+                </pic:pic>
+              </a:graphicData>
+            </a:graphic>
+          </wp:inline>
+        </w:drawing>
+      </w:r>
+    </w:p>
+    <w:p>
       <w:pPr>
         <w:jc w:val="center"/>
       </w:pPr>
@@ -6161,7 +8001,7 @@
                     </pic:cNvPicPr>
                   </pic:nvPicPr>
                   <pic:blipFill>
-                    <a:blip r:embed="rId78">
+                    <a:blip r:embed="rId79">
                       <a:extLst>
                         <a:ext uri="{28A0092B-C50C-407E-A947-70E740481C1C}">
                           <a14:useLocalDpi xmlns:a14="http://schemas.microsoft.com/office/drawing/2010/main" val="0"/>
@@ -6214,7 +8054,7 @@
                     </pic:cNvPicPr>
                   </pic:nvPicPr>
                   <pic:blipFill>
-                    <a:blip r:embed="rId79">
+                    <a:blip r:embed="rId80">
                       <a:extLst>
                         <a:ext uri="{28A0092B-C50C-407E-A947-70E740481C1C}">
                           <a14:useLocalDpi xmlns:a14="http://schemas.microsoft.com/office/drawing/2010/main" val="0"/>
@@ -6271,7 +8111,7 @@
                     </pic:cNvPicPr>
                   </pic:nvPicPr>
                   <pic:blipFill>
-                    <a:blip r:embed="rId80">
+                    <a:blip r:embed="rId81">
                       <a:extLst>
                         <a:ext uri="{28A0092B-C50C-407E-A947-70E740481C1C}">
                           <a14:useLocalDpi xmlns:a14="http://schemas.microsoft.com/office/drawing/2010/main" val="0"/>
@@ -6327,7 +8167,7 @@
                     </pic:cNvPicPr>
                   </pic:nvPicPr>
                   <pic:blipFill>
-                    <a:blip r:embed="rId81">
+                    <a:blip r:embed="rId82">
                       <a:extLst>
                         <a:ext uri="{28A0092B-C50C-407E-A947-70E740481C1C}">
                           <a14:useLocalDpi xmlns:a14="http://schemas.microsoft.com/office/drawing/2010/main" val="0"/>
@@ -6395,7 +8235,7 @@
                     </pic:cNvPicPr>
                   </pic:nvPicPr>
                   <pic:blipFill>
-                    <a:blip r:embed="rId82">
+                    <a:blip r:embed="rId83">
                       <a:extLst>
                         <a:ext uri="{28A0092B-C50C-407E-A947-70E740481C1C}">
                           <a14:useLocalDpi xmlns:a14="http://schemas.microsoft.com/office/drawing/2010/main" val="0"/>
@@ -6450,7 +8290,7 @@
                     </pic:cNvPicPr>
                   </pic:nvPicPr>
                   <pic:blipFill>
-                    <a:blip r:embed="rId83">
+                    <a:blip r:embed="rId84">
                       <a:extLst>
                         <a:ext uri="{28A0092B-C50C-407E-A947-70E740481C1C}">
                           <a14:useLocalDpi xmlns:a14="http://schemas.microsoft.com/office/drawing/2010/main" val="0"/>
@@ -6522,7 +8362,7 @@
                     </pic:cNvPicPr>
                   </pic:nvPicPr>
                   <pic:blipFill>
-                    <a:blip r:embed="rId84">
+                    <a:blip r:embed="rId85">
                       <a:extLst>
                         <a:ext uri="{28A0092B-C50C-407E-A947-70E740481C1C}">
                           <a14:useLocalDpi xmlns:a14="http://schemas.microsoft.com/office/drawing/2010/main" val="0"/>
@@ -6576,7 +8416,7 @@
                     </pic:cNvPicPr>
                   </pic:nvPicPr>
                   <pic:blipFill>
-                    <a:blip r:embed="rId85">
+                    <a:blip r:embed="rId86">
                       <a:extLst>
                         <a:ext uri="{28A0092B-C50C-407E-A947-70E740481C1C}">
                           <a14:useLocalDpi xmlns:a14="http://schemas.microsoft.com/office/drawing/2010/main" val="0"/>
@@ -6632,7 +8472,7 @@
                     </pic:cNvPicPr>
                   </pic:nvPicPr>
                   <pic:blipFill>
-                    <a:blip r:embed="rId86">
+                    <a:blip r:embed="rId87">
                       <a:extLst>
                         <a:ext uri="{28A0092B-C50C-407E-A947-70E740481C1C}">
                           <a14:useLocalDpi xmlns:a14="http://schemas.microsoft.com/office/drawing/2010/main" val="0"/>
@@ -6687,7 +8527,7 @@
                     </pic:cNvPicPr>
                   </pic:nvPicPr>
                   <pic:blipFill>
-                    <a:blip r:embed="rId87">
+                    <a:blip r:embed="rId88">
                       <a:extLst>
                         <a:ext uri="{28A0092B-C50C-407E-A947-70E740481C1C}">
                           <a14:useLocalDpi xmlns:a14="http://schemas.microsoft.com/office/drawing/2010/main" val="0"/>
@@ -6754,7 +8594,7 @@
                     </pic:cNvPicPr>
                   </pic:nvPicPr>
                   <pic:blipFill>
-                    <a:blip r:embed="rId88">
+                    <a:blip r:embed="rId89">
                       <a:extLst>
                         <a:ext uri="{28A0092B-C50C-407E-A947-70E740481C1C}">
                           <a14:useLocalDpi xmlns:a14="http://schemas.microsoft.com/office/drawing/2010/main" val="0"/>
@@ -6809,7 +8649,7 @@
                     </pic:cNvPicPr>
                   </pic:nvPicPr>
                   <pic:blipFill>
-                    <a:blip r:embed="rId89">
+                    <a:blip r:embed="rId90">
                       <a:extLst>
                         <a:ext uri="{28A0092B-C50C-407E-A947-70E740481C1C}">
                           <a14:useLocalDpi xmlns:a14="http://schemas.microsoft.com/office/drawing/2010/main" val="0"/>
@@ -6865,7 +8705,7 @@
                     </pic:cNvPicPr>
                   </pic:nvPicPr>
                   <pic:blipFill>
-                    <a:blip r:embed="rId90">
+                    <a:blip r:embed="rId91">
                       <a:extLst>
                         <a:ext uri="{28A0092B-C50C-407E-A947-70E740481C1C}">
                           <a14:useLocalDpi xmlns:a14="http://schemas.microsoft.com/office/drawing/2010/main" val="0"/>
@@ -6920,7 +8760,7 @@
                     </pic:cNvPicPr>
                   </pic:nvPicPr>
                   <pic:blipFill>
-                    <a:blip r:embed="rId91">
+                    <a:blip r:embed="rId92">
                       <a:extLst>
                         <a:ext uri="{28A0092B-C50C-407E-A947-70E740481C1C}">
                           <a14:useLocalDpi xmlns:a14="http://schemas.microsoft.com/office/drawing/2010/main" val="0"/>
@@ -6976,7 +8816,7 @@
                     </pic:cNvPicPr>
                   </pic:nvPicPr>
                   <pic:blipFill>
-                    <a:blip r:embed="rId92">
+                    <a:blip r:embed="rId93">
                       <a:extLst>
                         <a:ext uri="{28A0092B-C50C-407E-A947-70E740481C1C}">
                           <a14:useLocalDpi xmlns:a14="http://schemas.microsoft.com/office/drawing/2010/main" val="0"/>
@@ -7031,7 +8871,7 @@
                     </pic:cNvPicPr>
                   </pic:nvPicPr>
                   <pic:blipFill>
-                    <a:blip r:embed="rId93">
+                    <a:blip r:embed="rId94">
                       <a:extLst>
                         <a:ext uri="{28A0092B-C50C-407E-A947-70E740481C1C}">
                           <a14:useLocalDpi xmlns:a14="http://schemas.microsoft.com/office/drawing/2010/main" val="0"/>
@@ -7087,7 +8927,7 @@
                     </pic:cNvPicPr>
                   </pic:nvPicPr>
                   <pic:blipFill>
-                    <a:blip r:embed="rId94">
+                    <a:blip r:embed="rId95">
                       <a:extLst>
                         <a:ext uri="{28A0092B-C50C-407E-A947-70E740481C1C}">
                           <a14:useLocalDpi xmlns:a14="http://schemas.microsoft.com/office/drawing/2010/main" val="0"/>
@@ -7142,7 +8982,7 @@
                     </pic:cNvPicPr>
                   </pic:nvPicPr>
                   <pic:blipFill>
-                    <a:blip r:embed="rId95">
+                    <a:blip r:embed="rId96">
                       <a:extLst>
                         <a:ext uri="{28A0092B-C50C-407E-A947-70E740481C1C}">
                           <a14:useLocalDpi xmlns:a14="http://schemas.microsoft.com/office/drawing/2010/main" val="0"/>
@@ -7198,7 +9038,7 @@
                     </pic:cNvPicPr>
                   </pic:nvPicPr>
                   <pic:blipFill>
-                    <a:blip r:embed="rId96">
+                    <a:blip r:embed="rId97">
                       <a:extLst>
                         <a:ext uri="{28A0092B-C50C-407E-A947-70E740481C1C}">
                           <a14:useLocalDpi xmlns:a14="http://schemas.microsoft.com/office/drawing/2010/main" val="0"/>
@@ -7230,7 +9070,61 @@
         </w:drawing>
       </w:r>
     </w:p>
-    <w:p/>
+    <w:p>
+      <w:pPr>
+        <w:rPr>
+          <w:b/>
+          <w:bCs/>
+          <w:sz w:val="40"/>
+          <w:szCs w:val="40"/>
+        </w:rPr>
+      </w:pPr>
+      <w:r>
+        <w:rPr>
+          <w:b/>
+          <w:bCs/>
+          <w:sz w:val="40"/>
+          <w:szCs w:val="40"/>
+        </w:rPr>
+        <w:t xml:space="preserve">The Standards Names </w:t>
+      </w:r>
+      <w:r>
+        <w:rPr>
+          <w:b/>
+          <w:bCs/>
+          <w:sz w:val="40"/>
+          <w:szCs w:val="40"/>
+        </w:rPr>
+        <w:t xml:space="preserve">PerSTDA and </w:t>
+      </w:r>
+      <w:r>
+        <w:rPr>
+          <w:b/>
+          <w:bCs/>
+          <w:sz w:val="40"/>
+          <w:szCs w:val="40"/>
+        </w:rPr>
+        <w:t>PerSTD</w:t>
+      </w:r>
+      <w:r>
+        <w:rPr>
+          <w:b/>
+          <w:bCs/>
+          <w:sz w:val="40"/>
+          <w:szCs w:val="40"/>
+        </w:rPr>
+        <w:t xml:space="preserve"> are not consistent through out 2021, therefore </w:t>
+      </w:r>
+      <w:r>
+        <w:rPr>
+          <w:b/>
+          <w:bCs/>
+          <w:sz w:val="40"/>
+          <w:szCs w:val="40"/>
+        </w:rPr>
+        <w:t>need to be selected manually!!!!!!</w:t>
+      </w:r>
+    </w:p>
     <w:p/>
     <w:sectPr>
       <w:pgSz w:w="12240" w:h="15840"/>

--- a/StrategicTillage_GC_Analysis_workFlow.docx
+++ b/StrategicTillage_GC_Analysis_workFlow.docx
@@ -51,9 +51,11 @@
           <w:numId w:val="1"/>
         </w:numPr>
       </w:pPr>
+      <w:proofErr w:type="spellStart"/>
       <w:r>
         <w:t>GCAnalysis.R</w:t>
       </w:r>
+      <w:proofErr w:type="spellEnd"/>
     </w:p>
     <w:p>
       <w:pPr>
@@ -63,9 +65,11 @@
           <w:numId w:val="1"/>
         </w:numPr>
       </w:pPr>
+      <w:proofErr w:type="spellStart"/>
       <w:r>
         <w:t>HMR_Analysis.R</w:t>
       </w:r>
+      <w:proofErr w:type="spellEnd"/>
     </w:p>
     <w:p>
       <w:pPr>
@@ -87,9 +91,11 @@
           <w:numId w:val="1"/>
         </w:numPr>
       </w:pPr>
+      <w:proofErr w:type="spellStart"/>
       <w:r>
         <w:t>MassFluxCalculation.R</w:t>
       </w:r>
+      <w:proofErr w:type="spellEnd"/>
     </w:p>
     <w:p>
       <w:pPr>
@@ -99,9 +105,11 @@
           <w:numId w:val="1"/>
         </w:numPr>
       </w:pPr>
+      <w:proofErr w:type="spellStart"/>
       <w:r>
         <w:t>SoilGasFluxStatisticalAnalysis.R</w:t>
       </w:r>
+      <w:proofErr w:type="spellEnd"/>
     </w:p>
     <w:p>
       <w:r>
@@ -109,8 +117,29 @@
       </w:r>
     </w:p>
     <w:p>
-      <w:r>
-        <w:t xml:space="preserve">The N2O and CO2 emissions are too high.  The N2O emission measure calculated by Alli were around 10  kg-N/ha yr. </w:t>
+      <w:proofErr w:type="gramStart"/>
+      <w:r>
+        <w:t>The N2O</w:t>
+      </w:r>
+      <w:proofErr w:type="gramEnd"/>
+      <w:r>
+        <w:t xml:space="preserve"> and CO2 emissions are too high.  The N2O emission measure calculated by Alli </w:t>
+      </w:r>
+      <w:proofErr w:type="gramStart"/>
+      <w:r>
+        <w:t>were</w:t>
+      </w:r>
+      <w:proofErr w:type="gramEnd"/>
+      <w:r>
+        <w:t xml:space="preserve"> around </w:t>
+      </w:r>
+      <w:proofErr w:type="gramStart"/>
+      <w:r>
+        <w:t>10  kg</w:t>
+      </w:r>
+      <w:proofErr w:type="gramEnd"/>
+      <w:r>
+        <w:t xml:space="preserve">-N/ha yr. </w:t>
       </w:r>
     </w:p>
     <w:p>
@@ -319,7 +348,31 @@
     </w:p>
     <w:p>
       <w:r>
-        <w:t>The calibration regression for the GC based on standards seem to be irrelevant, as the important aspect affecting the emissions is not the particular concentration data point, but the slope of the consequent concentration measurement inside the chamber that result in the emission rate.</w:t>
+        <w:t xml:space="preserve">The calibration regression for the GC based on standards </w:t>
+      </w:r>
+      <w:proofErr w:type="gramStart"/>
+      <w:r>
+        <w:t>seem</w:t>
+      </w:r>
+      <w:proofErr w:type="gramEnd"/>
+      <w:r>
+        <w:t xml:space="preserve"> to be irrelevant, as the important aspect affecting the emissions is not the </w:t>
+      </w:r>
+      <w:proofErr w:type="gramStart"/>
+      <w:r>
+        <w:t>particular concentration</w:t>
+      </w:r>
+      <w:proofErr w:type="gramEnd"/>
+      <w:r>
+        <w:t xml:space="preserve"> data point, but the slope of the consequent concentration measurement inside the chamber that </w:t>
+      </w:r>
+      <w:proofErr w:type="gramStart"/>
+      <w:r>
+        <w:t>result</w:t>
+      </w:r>
+      <w:proofErr w:type="gramEnd"/>
+      <w:r>
+        <w:t xml:space="preserve"> in the emission rate.</w:t>
       </w:r>
     </w:p>
     <w:p>
@@ -785,12 +838,44 @@
     <w:p/>
     <w:p>
       <w:r>
-        <w:t>The data from the GC does not seems to indicate any mayor difference in the results. The high emissions do not seem to be the result of the GC analysis.</w:t>
-      </w:r>
-    </w:p>
-    <w:p>
-      <w:r>
-        <w:t>The intercept in the GC standard calibration has an important effect and is wrong in the linear model with free intercept. With the intercept forces through 0 the calibration improves significantly.  Plot with free intercept.</w:t>
+        <w:t xml:space="preserve">The data from the GC does not </w:t>
+      </w:r>
+      <w:proofErr w:type="gramStart"/>
+      <w:r>
+        <w:t>seems</w:t>
+      </w:r>
+      <w:proofErr w:type="gramEnd"/>
+      <w:r>
+        <w:t xml:space="preserve"> to indicate any mayor difference in the results. The high emissions do not seem to be the result of the GC analysis.</w:t>
+      </w:r>
+    </w:p>
+    <w:p>
+      <w:r>
+        <w:t xml:space="preserve">The </w:t>
+      </w:r>
+      <w:proofErr w:type="gramStart"/>
+      <w:r>
+        <w:t>intercept</w:t>
+      </w:r>
+      <w:proofErr w:type="gramEnd"/>
+      <w:r>
+        <w:t xml:space="preserve"> in the GC standard calibration has an important effect and is wrong in the linear model with free </w:t>
+      </w:r>
+      <w:proofErr w:type="gramStart"/>
+      <w:r>
+        <w:t>intercept</w:t>
+      </w:r>
+      <w:proofErr w:type="gramEnd"/>
+      <w:r>
+        <w:t xml:space="preserve">. With the intercept forces through 0 the calibration improves significantly.  Plot with free </w:t>
+      </w:r>
+      <w:proofErr w:type="gramStart"/>
+      <w:r>
+        <w:t>intercept</w:t>
+      </w:r>
+      <w:proofErr w:type="gramEnd"/>
+      <w:r>
+        <w:t>.</w:t>
       </w:r>
     </w:p>
     <w:p>
@@ -1313,7 +1398,15 @@
     <w:p/>
     <w:p>
       <w:r>
-        <w:t>Plotting the daily emissions (period emissions) against time it is clear that the main factor determining the higher emissions in blocks 1 and 2 are high N2O emission peaks. Those peaks are not present in blocks 3 and 4.</w:t>
+        <w:t xml:space="preserve">Plotting the daily emissions (period emissions) against time </w:t>
+      </w:r>
+      <w:proofErr w:type="gramStart"/>
+      <w:r>
+        <w:t>it is clear that the</w:t>
+      </w:r>
+      <w:proofErr w:type="gramEnd"/>
+      <w:r>
+        <w:t xml:space="preserve"> main factor determining the higher emissions in blocks 1 and 2 are high N2O emission peaks. Those peaks are not present in blocks 3 and 4.</w:t>
       </w:r>
     </w:p>
     <w:p/>
@@ -1547,6 +1640,7 @@
       <w:r>
         <w:t xml:space="preserve">In 2021, Sampling date </w:t>
       </w:r>
+      <w:proofErr w:type="gramStart"/>
       <w:r>
         <w:t>20210614</w:t>
       </w:r>
@@ -1554,7 +1648,11 @@
         <w:t xml:space="preserve">, </w:t>
       </w:r>
       <w:r>
-        <w:t xml:space="preserve"> and </w:t>
+        <w:t xml:space="preserve"> and</w:t>
+      </w:r>
+      <w:proofErr w:type="gramEnd"/>
+      <w:r>
+        <w:t xml:space="preserve"> </w:t>
       </w:r>
       <w:r>
         <w:t>20210629</w:t>
@@ -1563,13 +1661,29 @@
         <w:t xml:space="preserve"> </w:t>
       </w:r>
       <w:r>
-        <w:t>has problems:  The red points in the graph below all belong</w:t>
+        <w:t>has problems</w:t>
+      </w:r>
+      <w:proofErr w:type="gramStart"/>
+      <w:r>
+        <w:t>:  The</w:t>
+      </w:r>
+      <w:proofErr w:type="gramEnd"/>
+      <w:r>
+        <w:t xml:space="preserve"> red points in the graph below all </w:t>
+      </w:r>
+      <w:proofErr w:type="gramStart"/>
+      <w:r>
+        <w:t>belong</w:t>
       </w:r>
       <w:r>
         <w:t xml:space="preserve"> </w:t>
       </w:r>
       <w:r>
-        <w:t xml:space="preserve"> to sampling day </w:t>
+        <w:t xml:space="preserve"> to</w:t>
+      </w:r>
+      <w:proofErr w:type="gramEnd"/>
+      <w:r>
+        <w:t xml:space="preserve"> sampling day </w:t>
       </w:r>
       <w:r>
         <w:t>20210614</w:t>
@@ -1753,7 +1867,49 @@
         <w:rPr>
           <w:highlight w:val="yellow"/>
         </w:rPr>
-        <w:t>The final data for the mass flux calculations was taken from f0 and the missing data from “data error” from LR.f0. For N2O and CH4 all the data has to come from LR.f0.</w:t>
+        <w:t xml:space="preserve">The final data for the mass flux calculations was taken from f0 and the missing data from “data error” from </w:t>
+      </w:r>
+      <w:proofErr w:type="gramStart"/>
+      <w:r>
+        <w:rPr>
+          <w:highlight w:val="yellow"/>
+        </w:rPr>
+        <w:t>LR.f</w:t>
+      </w:r>
+      <w:proofErr w:type="gramEnd"/>
+      <w:r>
+        <w:rPr>
+          <w:highlight w:val="yellow"/>
+        </w:rPr>
+        <w:t xml:space="preserve">0. For N2O and CH4 all the data </w:t>
+      </w:r>
+      <w:proofErr w:type="gramStart"/>
+      <w:r>
+        <w:rPr>
+          <w:highlight w:val="yellow"/>
+        </w:rPr>
+        <w:t>has to</w:t>
+      </w:r>
+      <w:proofErr w:type="gramEnd"/>
+      <w:r>
+        <w:rPr>
+          <w:highlight w:val="yellow"/>
+        </w:rPr>
+        <w:t xml:space="preserve"> come from </w:t>
+      </w:r>
+      <w:proofErr w:type="gramStart"/>
+      <w:r>
+        <w:rPr>
+          <w:highlight w:val="yellow"/>
+        </w:rPr>
+        <w:t>LR.f</w:t>
+      </w:r>
+      <w:proofErr w:type="gramEnd"/>
+      <w:r>
+        <w:rPr>
+          <w:highlight w:val="yellow"/>
+        </w:rPr>
+        <w:t>0.</w:t>
       </w:r>
     </w:p>
     <w:p>
@@ -4115,6 +4271,7 @@
           <w14:ligatures w14:val="none"/>
         </w:rPr>
       </w:pPr>
+      <w:proofErr w:type="gramStart"/>
       <w:r>
         <w:rPr>
           <w:rFonts w:ascii="Lucida Console" w:eastAsia="Times New Roman" w:hAnsi="Lucida Console" w:cs="Courier New"/>
@@ -4124,7 +4281,32 @@
           <w:szCs w:val="20"/>
           <w14:ligatures w14:val="none"/>
         </w:rPr>
-        <w:t>summary(Cumm.Stat.Anal)</w:t>
+        <w:t>summary(</w:t>
+      </w:r>
+      <w:proofErr w:type="spellStart"/>
+      <w:r>
+        <w:rPr>
+          <w:rFonts w:ascii="Lucida Console" w:eastAsia="Times New Roman" w:hAnsi="Lucida Console" w:cs="Courier New"/>
+          <w:color w:val="0000FF"/>
+          <w:kern w:val="0"/>
+          <w:sz w:val="20"/>
+          <w:szCs w:val="20"/>
+          <w14:ligatures w14:val="none"/>
+        </w:rPr>
+        <w:t>Cumm.Stat.Anal</w:t>
+      </w:r>
+      <w:proofErr w:type="spellEnd"/>
+      <w:proofErr w:type="gramEnd"/>
+      <w:r>
+        <w:rPr>
+          <w:rFonts w:ascii="Lucida Console" w:eastAsia="Times New Roman" w:hAnsi="Lucida Console" w:cs="Courier New"/>
+          <w:color w:val="0000FF"/>
+          <w:kern w:val="0"/>
+          <w:sz w:val="20"/>
+          <w:szCs w:val="20"/>
+          <w14:ligatures w14:val="none"/>
+        </w:rPr>
+        <w:t>)</w:t>
       </w:r>
     </w:p>
     <w:p>
@@ -4240,6 +4422,8 @@
           <w14:ligatures w14:val="none"/>
         </w:rPr>
       </w:pPr>
+      <w:proofErr w:type="spellStart"/>
+      <w:proofErr w:type="gramStart"/>
       <w:r>
         <w:rPr>
           <w:rFonts w:ascii="Lucida Console" w:eastAsia="Times New Roman" w:hAnsi="Lucida Console" w:cs="Courier New"/>
@@ -4250,7 +4434,87 @@
           <w:bdr w:val="none" w:sz="0" w:space="0" w:color="auto" w:frame="1"/>
           <w14:ligatures w14:val="none"/>
         </w:rPr>
-        <w:t xml:space="preserve">lm(formula = Total.Cum.Emissions ~ BLOCK.F + Sampling.Year + </w:t>
+        <w:t>lm</w:t>
+      </w:r>
+      <w:proofErr w:type="spellEnd"/>
+      <w:r>
+        <w:rPr>
+          <w:rFonts w:ascii="Lucida Console" w:eastAsia="Times New Roman" w:hAnsi="Lucida Console" w:cs="Courier New"/>
+          <w:color w:val="000000"/>
+          <w:kern w:val="0"/>
+          <w:sz w:val="20"/>
+          <w:szCs w:val="20"/>
+          <w:bdr w:val="none" w:sz="0" w:space="0" w:color="auto" w:frame="1"/>
+          <w14:ligatures w14:val="none"/>
+        </w:rPr>
+        <w:t>(</w:t>
+      </w:r>
+      <w:proofErr w:type="gramEnd"/>
+      <w:r>
+        <w:rPr>
+          <w:rFonts w:ascii="Lucida Console" w:eastAsia="Times New Roman" w:hAnsi="Lucida Console" w:cs="Courier New"/>
+          <w:color w:val="000000"/>
+          <w:kern w:val="0"/>
+          <w:sz w:val="20"/>
+          <w:szCs w:val="20"/>
+          <w:bdr w:val="none" w:sz="0" w:space="0" w:color="auto" w:frame="1"/>
+          <w14:ligatures w14:val="none"/>
+        </w:rPr>
+        <w:t xml:space="preserve">formula = </w:t>
+      </w:r>
+      <w:proofErr w:type="spellStart"/>
+      <w:proofErr w:type="gramStart"/>
+      <w:r>
+        <w:rPr>
+          <w:rFonts w:ascii="Lucida Console" w:eastAsia="Times New Roman" w:hAnsi="Lucida Console" w:cs="Courier New"/>
+          <w:color w:val="000000"/>
+          <w:kern w:val="0"/>
+          <w:sz w:val="20"/>
+          <w:szCs w:val="20"/>
+          <w:bdr w:val="none" w:sz="0" w:space="0" w:color="auto" w:frame="1"/>
+          <w14:ligatures w14:val="none"/>
+        </w:rPr>
+        <w:t>Total.Cum.Emissions</w:t>
+      </w:r>
+      <w:proofErr w:type="spellEnd"/>
+      <w:proofErr w:type="gramEnd"/>
+      <w:r>
+        <w:rPr>
+          <w:rFonts w:ascii="Lucida Console" w:eastAsia="Times New Roman" w:hAnsi="Lucida Console" w:cs="Courier New"/>
+          <w:color w:val="000000"/>
+          <w:kern w:val="0"/>
+          <w:sz w:val="20"/>
+          <w:szCs w:val="20"/>
+          <w:bdr w:val="none" w:sz="0" w:space="0" w:color="auto" w:frame="1"/>
+          <w14:ligatures w14:val="none"/>
+        </w:rPr>
+        <w:t xml:space="preserve"> ~ BLOCK.F + </w:t>
+      </w:r>
+      <w:proofErr w:type="spellStart"/>
+      <w:r>
+        <w:rPr>
+          <w:rFonts w:ascii="Lucida Console" w:eastAsia="Times New Roman" w:hAnsi="Lucida Console" w:cs="Courier New"/>
+          <w:color w:val="000000"/>
+          <w:kern w:val="0"/>
+          <w:sz w:val="20"/>
+          <w:szCs w:val="20"/>
+          <w:bdr w:val="none" w:sz="0" w:space="0" w:color="auto" w:frame="1"/>
+          <w14:ligatures w14:val="none"/>
+        </w:rPr>
+        <w:t>Sampling.Year</w:t>
+      </w:r>
+      <w:proofErr w:type="spellEnd"/>
+      <w:r>
+        <w:rPr>
+          <w:rFonts w:ascii="Lucida Console" w:eastAsia="Times New Roman" w:hAnsi="Lucida Console" w:cs="Courier New"/>
+          <w:color w:val="000000"/>
+          <w:kern w:val="0"/>
+          <w:sz w:val="20"/>
+          <w:szCs w:val="20"/>
+          <w:bdr w:val="none" w:sz="0" w:space="0" w:color="auto" w:frame="1"/>
+          <w14:ligatures w14:val="none"/>
+        </w:rPr>
+        <w:t xml:space="preserve"> + </w:t>
       </w:r>
     </w:p>
     <w:p>
@@ -4296,7 +4560,85 @@
           <w:bdr w:val="none" w:sz="0" w:space="0" w:color="auto" w:frame="1"/>
           <w14:ligatures w14:val="none"/>
         </w:rPr>
-        <w:t xml:space="preserve">    CoverCrop.F + Treatment.F, data = Cumm.Emm.Analysis.2)</w:t>
+        <w:t xml:space="preserve">    </w:t>
+      </w:r>
+      <w:proofErr w:type="spellStart"/>
+      <w:r>
+        <w:rPr>
+          <w:rFonts w:ascii="Lucida Console" w:eastAsia="Times New Roman" w:hAnsi="Lucida Console" w:cs="Courier New"/>
+          <w:color w:val="000000"/>
+          <w:kern w:val="0"/>
+          <w:sz w:val="20"/>
+          <w:szCs w:val="20"/>
+          <w:bdr w:val="none" w:sz="0" w:space="0" w:color="auto" w:frame="1"/>
+          <w14:ligatures w14:val="none"/>
+        </w:rPr>
+        <w:t>CoverCrop.F</w:t>
+      </w:r>
+      <w:proofErr w:type="spellEnd"/>
+      <w:r>
+        <w:rPr>
+          <w:rFonts w:ascii="Lucida Console" w:eastAsia="Times New Roman" w:hAnsi="Lucida Console" w:cs="Courier New"/>
+          <w:color w:val="000000"/>
+          <w:kern w:val="0"/>
+          <w:sz w:val="20"/>
+          <w:szCs w:val="20"/>
+          <w:bdr w:val="none" w:sz="0" w:space="0" w:color="auto" w:frame="1"/>
+          <w14:ligatures w14:val="none"/>
+        </w:rPr>
+        <w:t xml:space="preserve"> + </w:t>
+      </w:r>
+      <w:proofErr w:type="spellStart"/>
+      <w:r>
+        <w:rPr>
+          <w:rFonts w:ascii="Lucida Console" w:eastAsia="Times New Roman" w:hAnsi="Lucida Console" w:cs="Courier New"/>
+          <w:color w:val="000000"/>
+          <w:kern w:val="0"/>
+          <w:sz w:val="20"/>
+          <w:szCs w:val="20"/>
+          <w:bdr w:val="none" w:sz="0" w:space="0" w:color="auto" w:frame="1"/>
+          <w14:ligatures w14:val="none"/>
+        </w:rPr>
+        <w:t>Treatment.F</w:t>
+      </w:r>
+      <w:proofErr w:type="spellEnd"/>
+      <w:r>
+        <w:rPr>
+          <w:rFonts w:ascii="Lucida Console" w:eastAsia="Times New Roman" w:hAnsi="Lucida Console" w:cs="Courier New"/>
+          <w:color w:val="000000"/>
+          <w:kern w:val="0"/>
+          <w:sz w:val="20"/>
+          <w:szCs w:val="20"/>
+          <w:bdr w:val="none" w:sz="0" w:space="0" w:color="auto" w:frame="1"/>
+          <w14:ligatures w14:val="none"/>
+        </w:rPr>
+        <w:t xml:space="preserve">, data = </w:t>
+      </w:r>
+      <w:proofErr w:type="gramStart"/>
+      <w:r>
+        <w:rPr>
+          <w:rFonts w:ascii="Lucida Console" w:eastAsia="Times New Roman" w:hAnsi="Lucida Console" w:cs="Courier New"/>
+          <w:color w:val="000000"/>
+          <w:kern w:val="0"/>
+          <w:sz w:val="20"/>
+          <w:szCs w:val="20"/>
+          <w:bdr w:val="none" w:sz="0" w:space="0" w:color="auto" w:frame="1"/>
+          <w14:ligatures w14:val="none"/>
+        </w:rPr>
+        <w:t>Cumm.Emm.Analysis</w:t>
+      </w:r>
+      <w:proofErr w:type="gramEnd"/>
+      <w:r>
+        <w:rPr>
+          <w:rFonts w:ascii="Lucida Console" w:eastAsia="Times New Roman" w:hAnsi="Lucida Console" w:cs="Courier New"/>
+          <w:color w:val="000000"/>
+          <w:kern w:val="0"/>
+          <w:sz w:val="20"/>
+          <w:szCs w:val="20"/>
+          <w:bdr w:val="none" w:sz="0" w:space="0" w:color="auto" w:frame="1"/>
+          <w14:ligatures w14:val="none"/>
+        </w:rPr>
+        <w:t>.2)</w:t>
       </w:r>
     </w:p>
     <w:p>
@@ -4422,7 +4764,33 @@
           <w:bdr w:val="none" w:sz="0" w:space="0" w:color="auto" w:frame="1"/>
           <w14:ligatures w14:val="none"/>
         </w:rPr>
-        <w:t xml:space="preserve">    Min      1Q  Median      3Q     Max </w:t>
+        <w:t xml:space="preserve">    Min      1</w:t>
+      </w:r>
+      <w:proofErr w:type="gramStart"/>
+      <w:r>
+        <w:rPr>
+          <w:rFonts w:ascii="Lucida Console" w:eastAsia="Times New Roman" w:hAnsi="Lucida Console" w:cs="Courier New"/>
+          <w:color w:val="000000"/>
+          <w:kern w:val="0"/>
+          <w:sz w:val="20"/>
+          <w:szCs w:val="20"/>
+          <w:bdr w:val="none" w:sz="0" w:space="0" w:color="auto" w:frame="1"/>
+          <w14:ligatures w14:val="none"/>
+        </w:rPr>
+        <w:t>Q  Median</w:t>
+      </w:r>
+      <w:proofErr w:type="gramEnd"/>
+      <w:r>
+        <w:rPr>
+          <w:rFonts w:ascii="Lucida Console" w:eastAsia="Times New Roman" w:hAnsi="Lucida Console" w:cs="Courier New"/>
+          <w:color w:val="000000"/>
+          <w:kern w:val="0"/>
+          <w:sz w:val="20"/>
+          <w:szCs w:val="20"/>
+          <w:bdr w:val="none" w:sz="0" w:space="0" w:color="auto" w:frame="1"/>
+          <w14:ligatures w14:val="none"/>
+        </w:rPr>
+        <w:t xml:space="preserve">      3Q     Max </w:t>
       </w:r>
     </w:p>
     <w:p>
@@ -4468,7 +4836,85 @@
           <w:bdr w:val="none" w:sz="0" w:space="0" w:color="auto" w:frame="1"/>
           <w14:ligatures w14:val="none"/>
         </w:rPr>
-        <w:t xml:space="preserve">-21.204  -7.452  -0.579   4.777  41.906 </w:t>
+        <w:t>-21.</w:t>
+      </w:r>
+      <w:proofErr w:type="gramStart"/>
+      <w:r>
+        <w:rPr>
+          <w:rFonts w:ascii="Lucida Console" w:eastAsia="Times New Roman" w:hAnsi="Lucida Console" w:cs="Courier New"/>
+          <w:color w:val="000000"/>
+          <w:kern w:val="0"/>
+          <w:sz w:val="20"/>
+          <w:szCs w:val="20"/>
+          <w:bdr w:val="none" w:sz="0" w:space="0" w:color="auto" w:frame="1"/>
+          <w14:ligatures w14:val="none"/>
+        </w:rPr>
+        <w:t>204  -</w:t>
+      </w:r>
+      <w:proofErr w:type="gramEnd"/>
+      <w:r>
+        <w:rPr>
+          <w:rFonts w:ascii="Lucida Console" w:eastAsia="Times New Roman" w:hAnsi="Lucida Console" w:cs="Courier New"/>
+          <w:color w:val="000000"/>
+          <w:kern w:val="0"/>
+          <w:sz w:val="20"/>
+          <w:szCs w:val="20"/>
+          <w:bdr w:val="none" w:sz="0" w:space="0" w:color="auto" w:frame="1"/>
+          <w14:ligatures w14:val="none"/>
+        </w:rPr>
+        <w:t>7.</w:t>
+      </w:r>
+      <w:proofErr w:type="gramStart"/>
+      <w:r>
+        <w:rPr>
+          <w:rFonts w:ascii="Lucida Console" w:eastAsia="Times New Roman" w:hAnsi="Lucida Console" w:cs="Courier New"/>
+          <w:color w:val="000000"/>
+          <w:kern w:val="0"/>
+          <w:sz w:val="20"/>
+          <w:szCs w:val="20"/>
+          <w:bdr w:val="none" w:sz="0" w:space="0" w:color="auto" w:frame="1"/>
+          <w14:ligatures w14:val="none"/>
+        </w:rPr>
+        <w:t>452  -</w:t>
+      </w:r>
+      <w:proofErr w:type="gramEnd"/>
+      <w:r>
+        <w:rPr>
+          <w:rFonts w:ascii="Lucida Console" w:eastAsia="Times New Roman" w:hAnsi="Lucida Console" w:cs="Courier New"/>
+          <w:color w:val="000000"/>
+          <w:kern w:val="0"/>
+          <w:sz w:val="20"/>
+          <w:szCs w:val="20"/>
+          <w:bdr w:val="none" w:sz="0" w:space="0" w:color="auto" w:frame="1"/>
+          <w14:ligatures w14:val="none"/>
+        </w:rPr>
+        <w:t xml:space="preserve">0.579   </w:t>
+      </w:r>
+      <w:proofErr w:type="gramStart"/>
+      <w:r>
+        <w:rPr>
+          <w:rFonts w:ascii="Lucida Console" w:eastAsia="Times New Roman" w:hAnsi="Lucida Console" w:cs="Courier New"/>
+          <w:color w:val="000000"/>
+          <w:kern w:val="0"/>
+          <w:sz w:val="20"/>
+          <w:szCs w:val="20"/>
+          <w:bdr w:val="none" w:sz="0" w:space="0" w:color="auto" w:frame="1"/>
+          <w14:ligatures w14:val="none"/>
+        </w:rPr>
+        <w:t>4.777  41.906</w:t>
+      </w:r>
+      <w:proofErr w:type="gramEnd"/>
+      <w:r>
+        <w:rPr>
+          <w:rFonts w:ascii="Lucida Console" w:eastAsia="Times New Roman" w:hAnsi="Lucida Console" w:cs="Courier New"/>
+          <w:color w:val="000000"/>
+          <w:kern w:val="0"/>
+          <w:sz w:val="20"/>
+          <w:szCs w:val="20"/>
+          <w:bdr w:val="none" w:sz="0" w:space="0" w:color="auto" w:frame="1"/>
+          <w14:ligatures w14:val="none"/>
+        </w:rPr>
+        <w:t xml:space="preserve"> </w:t>
       </w:r>
     </w:p>
     <w:p>
@@ -4594,7 +5040,33 @@
           <w:bdr w:val="none" w:sz="0" w:space="0" w:color="auto" w:frame="1"/>
           <w14:ligatures w14:val="none"/>
         </w:rPr>
-        <w:t xml:space="preserve">                  Estimate Std. Error t value Pr(&gt;|t|)    </w:t>
+        <w:t xml:space="preserve">                  Estimate Std. Error t value </w:t>
+      </w:r>
+      <w:proofErr w:type="spellStart"/>
+      <w:r>
+        <w:rPr>
+          <w:rFonts w:ascii="Lucida Console" w:eastAsia="Times New Roman" w:hAnsi="Lucida Console" w:cs="Courier New"/>
+          <w:color w:val="000000"/>
+          <w:kern w:val="0"/>
+          <w:sz w:val="20"/>
+          <w:szCs w:val="20"/>
+          <w:bdr w:val="none" w:sz="0" w:space="0" w:color="auto" w:frame="1"/>
+          <w14:ligatures w14:val="none"/>
+        </w:rPr>
+        <w:t>Pr</w:t>
+      </w:r>
+      <w:proofErr w:type="spellEnd"/>
+      <w:r>
+        <w:rPr>
+          <w:rFonts w:ascii="Lucida Console" w:eastAsia="Times New Roman" w:hAnsi="Lucida Console" w:cs="Courier New"/>
+          <w:color w:val="000000"/>
+          <w:kern w:val="0"/>
+          <w:sz w:val="20"/>
+          <w:szCs w:val="20"/>
+          <w:bdr w:val="none" w:sz="0" w:space="0" w:color="auto" w:frame="1"/>
+          <w14:ligatures w14:val="none"/>
+        </w:rPr>
+        <w:t xml:space="preserve">(&gt;|t|)    </w:t>
       </w:r>
     </w:p>
     <w:p>
@@ -4640,7 +5112,59 @@
           <w:bdr w:val="none" w:sz="0" w:space="0" w:color="auto" w:frame="1"/>
           <w14:ligatures w14:val="none"/>
         </w:rPr>
-        <w:t>(Intercept)        17.9614     3.9252   4.576    2e-05 ***</w:t>
+        <w:t>(</w:t>
+      </w:r>
+      <w:proofErr w:type="gramStart"/>
+      <w:r>
+        <w:rPr>
+          <w:rFonts w:ascii="Lucida Console" w:eastAsia="Times New Roman" w:hAnsi="Lucida Console" w:cs="Courier New"/>
+          <w:color w:val="000000"/>
+          <w:kern w:val="0"/>
+          <w:sz w:val="20"/>
+          <w:szCs w:val="20"/>
+          <w:bdr w:val="none" w:sz="0" w:space="0" w:color="auto" w:frame="1"/>
+          <w14:ligatures w14:val="none"/>
+        </w:rPr>
+        <w:t xml:space="preserve">Intercept)   </w:t>
+      </w:r>
+      <w:proofErr w:type="gramEnd"/>
+      <w:r>
+        <w:rPr>
+          <w:rFonts w:ascii="Lucida Console" w:eastAsia="Times New Roman" w:hAnsi="Lucida Console" w:cs="Courier New"/>
+          <w:color w:val="000000"/>
+          <w:kern w:val="0"/>
+          <w:sz w:val="20"/>
+          <w:szCs w:val="20"/>
+          <w:bdr w:val="none" w:sz="0" w:space="0" w:color="auto" w:frame="1"/>
+          <w14:ligatures w14:val="none"/>
+        </w:rPr>
+        <w:t xml:space="preserve">     17.9614     3.9252   4.576 </w:t>
+      </w:r>
+      <w:proofErr w:type="gramStart"/>
+      <w:r>
+        <w:rPr>
+          <w:rFonts w:ascii="Lucida Console" w:eastAsia="Times New Roman" w:hAnsi="Lucida Console" w:cs="Courier New"/>
+          <w:color w:val="000000"/>
+          <w:kern w:val="0"/>
+          <w:sz w:val="20"/>
+          <w:szCs w:val="20"/>
+          <w:bdr w:val="none" w:sz="0" w:space="0" w:color="auto" w:frame="1"/>
+          <w14:ligatures w14:val="none"/>
+        </w:rPr>
+        <w:t xml:space="preserve">   2e</w:t>
+      </w:r>
+      <w:proofErr w:type="gramEnd"/>
+      <w:r>
+        <w:rPr>
+          <w:rFonts w:ascii="Lucida Console" w:eastAsia="Times New Roman" w:hAnsi="Lucida Console" w:cs="Courier New"/>
+          <w:color w:val="000000"/>
+          <w:kern w:val="0"/>
+          <w:sz w:val="20"/>
+          <w:szCs w:val="20"/>
+          <w:bdr w:val="none" w:sz="0" w:space="0" w:color="auto" w:frame="1"/>
+          <w14:ligatures w14:val="none"/>
+        </w:rPr>
+        <w:t>-05 ***</w:t>
       </w:r>
     </w:p>
     <w:p>
@@ -4732,7 +5256,33 @@
           <w:bdr w:val="none" w:sz="0" w:space="0" w:color="auto" w:frame="1"/>
           <w14:ligatures w14:val="none"/>
         </w:rPr>
-        <w:t>BLOCK.F3          -14.7355     3.5916  -4.103 0.000109 ***</w:t>
+        <w:t xml:space="preserve">BLOCK.F3          -14.7355     </w:t>
+      </w:r>
+      <w:proofErr w:type="gramStart"/>
+      <w:r>
+        <w:rPr>
+          <w:rFonts w:ascii="Lucida Console" w:eastAsia="Times New Roman" w:hAnsi="Lucida Console" w:cs="Courier New"/>
+          <w:color w:val="000000"/>
+          <w:kern w:val="0"/>
+          <w:sz w:val="20"/>
+          <w:szCs w:val="20"/>
+          <w:bdr w:val="none" w:sz="0" w:space="0" w:color="auto" w:frame="1"/>
+          <w14:ligatures w14:val="none"/>
+        </w:rPr>
+        <w:t>3.5916  -</w:t>
+      </w:r>
+      <w:proofErr w:type="gramEnd"/>
+      <w:r>
+        <w:rPr>
+          <w:rFonts w:ascii="Lucida Console" w:eastAsia="Times New Roman" w:hAnsi="Lucida Console" w:cs="Courier New"/>
+          <w:color w:val="000000"/>
+          <w:kern w:val="0"/>
+          <w:sz w:val="20"/>
+          <w:szCs w:val="20"/>
+          <w:bdr w:val="none" w:sz="0" w:space="0" w:color="auto" w:frame="1"/>
+          <w14:ligatures w14:val="none"/>
+        </w:rPr>
+        <w:t>4.103 0.000109 ***</w:t>
       </w:r>
     </w:p>
     <w:p>
@@ -4778,7 +5328,33 @@
           <w:bdr w:val="none" w:sz="0" w:space="0" w:color="auto" w:frame="1"/>
           <w14:ligatures w14:val="none"/>
         </w:rPr>
-        <w:t xml:space="preserve">BLOCK.F4          -12.3094     3.5916  -3.427 0.001025 ** </w:t>
+        <w:t xml:space="preserve">BLOCK.F4          -12.3094     </w:t>
+      </w:r>
+      <w:proofErr w:type="gramStart"/>
+      <w:r>
+        <w:rPr>
+          <w:rFonts w:ascii="Lucida Console" w:eastAsia="Times New Roman" w:hAnsi="Lucida Console" w:cs="Courier New"/>
+          <w:color w:val="000000"/>
+          <w:kern w:val="0"/>
+          <w:sz w:val="20"/>
+          <w:szCs w:val="20"/>
+          <w:bdr w:val="none" w:sz="0" w:space="0" w:color="auto" w:frame="1"/>
+          <w14:ligatures w14:val="none"/>
+        </w:rPr>
+        <w:t>3.5916  -</w:t>
+      </w:r>
+      <w:proofErr w:type="gramEnd"/>
+      <w:r>
+        <w:rPr>
+          <w:rFonts w:ascii="Lucida Console" w:eastAsia="Times New Roman" w:hAnsi="Lucida Console" w:cs="Courier New"/>
+          <w:color w:val="000000"/>
+          <w:kern w:val="0"/>
+          <w:sz w:val="20"/>
+          <w:szCs w:val="20"/>
+          <w:bdr w:val="none" w:sz="0" w:space="0" w:color="auto" w:frame="1"/>
+          <w14:ligatures w14:val="none"/>
+        </w:rPr>
+        <w:t xml:space="preserve">3.427 0.001025 ** </w:t>
       </w:r>
     </w:p>
     <w:p>
@@ -4824,7 +5400,59 @@
           <w:bdr w:val="none" w:sz="0" w:space="0" w:color="auto" w:frame="1"/>
           <w14:ligatures w14:val="none"/>
         </w:rPr>
-        <w:t>Sampling.Year2022  -9.7553     2.5396  -3.841 0.000266 ***</w:t>
+        <w:t>Sampling.Year</w:t>
+      </w:r>
+      <w:proofErr w:type="gramStart"/>
+      <w:r>
+        <w:rPr>
+          <w:rFonts w:ascii="Lucida Console" w:eastAsia="Times New Roman" w:hAnsi="Lucida Console" w:cs="Courier New"/>
+          <w:color w:val="000000"/>
+          <w:kern w:val="0"/>
+          <w:sz w:val="20"/>
+          <w:szCs w:val="20"/>
+          <w:bdr w:val="none" w:sz="0" w:space="0" w:color="auto" w:frame="1"/>
+          <w14:ligatures w14:val="none"/>
+        </w:rPr>
+        <w:t>2022  -</w:t>
+      </w:r>
+      <w:proofErr w:type="gramEnd"/>
+      <w:r>
+        <w:rPr>
+          <w:rFonts w:ascii="Lucida Console" w:eastAsia="Times New Roman" w:hAnsi="Lucida Console" w:cs="Courier New"/>
+          <w:color w:val="000000"/>
+          <w:kern w:val="0"/>
+          <w:sz w:val="20"/>
+          <w:szCs w:val="20"/>
+          <w:bdr w:val="none" w:sz="0" w:space="0" w:color="auto" w:frame="1"/>
+          <w14:ligatures w14:val="none"/>
+        </w:rPr>
+        <w:t xml:space="preserve">9.7553     </w:t>
+      </w:r>
+      <w:proofErr w:type="gramStart"/>
+      <w:r>
+        <w:rPr>
+          <w:rFonts w:ascii="Lucida Console" w:eastAsia="Times New Roman" w:hAnsi="Lucida Console" w:cs="Courier New"/>
+          <w:color w:val="000000"/>
+          <w:kern w:val="0"/>
+          <w:sz w:val="20"/>
+          <w:szCs w:val="20"/>
+          <w:bdr w:val="none" w:sz="0" w:space="0" w:color="auto" w:frame="1"/>
+          <w14:ligatures w14:val="none"/>
+        </w:rPr>
+        <w:t>2.5396  -</w:t>
+      </w:r>
+      <w:proofErr w:type="gramEnd"/>
+      <w:r>
+        <w:rPr>
+          <w:rFonts w:ascii="Lucida Console" w:eastAsia="Times New Roman" w:hAnsi="Lucida Console" w:cs="Courier New"/>
+          <w:color w:val="000000"/>
+          <w:kern w:val="0"/>
+          <w:sz w:val="20"/>
+          <w:szCs w:val="20"/>
+          <w:bdr w:val="none" w:sz="0" w:space="0" w:color="auto" w:frame="1"/>
+          <w14:ligatures w14:val="none"/>
+        </w:rPr>
+        <w:t>3.841 0.000266 ***</w:t>
       </w:r>
     </w:p>
     <w:p>
@@ -4860,6 +5488,7 @@
           <w14:ligatures w14:val="none"/>
         </w:rPr>
       </w:pPr>
+      <w:proofErr w:type="spellStart"/>
       <w:r>
         <w:rPr>
           <w:rFonts w:ascii="Lucida Console" w:eastAsia="Times New Roman" w:hAnsi="Lucida Console" w:cs="Courier New"/>
@@ -4870,7 +5499,20 @@
           <w:bdr w:val="none" w:sz="0" w:space="0" w:color="auto" w:frame="1"/>
           <w14:ligatures w14:val="none"/>
         </w:rPr>
-        <w:t xml:space="preserve">CoverCrop.FClover   3.1667     3.2786   0.966 0.337437    </w:t>
+        <w:t>CoverCrop.FClover</w:t>
+      </w:r>
+      <w:proofErr w:type="spellEnd"/>
+      <w:r>
+        <w:rPr>
+          <w:rFonts w:ascii="Lucida Console" w:eastAsia="Times New Roman" w:hAnsi="Lucida Console" w:cs="Courier New"/>
+          <w:color w:val="000000"/>
+          <w:kern w:val="0"/>
+          <w:sz w:val="20"/>
+          <w:szCs w:val="20"/>
+          <w:bdr w:val="none" w:sz="0" w:space="0" w:color="auto" w:frame="1"/>
+          <w14:ligatures w14:val="none"/>
+        </w:rPr>
+        <w:t xml:space="preserve">   3.1667     3.2786   0.966 0.337437    </w:t>
       </w:r>
     </w:p>
     <w:p>
@@ -4906,6 +5548,7 @@
           <w14:ligatures w14:val="none"/>
         </w:rPr>
       </w:pPr>
+      <w:proofErr w:type="spellStart"/>
       <w:r>
         <w:rPr>
           <w:rFonts w:ascii="Lucida Console" w:eastAsia="Times New Roman" w:hAnsi="Lucida Console" w:cs="Courier New"/>
@@ -4916,7 +5559,46 @@
           <w:bdr w:val="none" w:sz="0" w:space="0" w:color="auto" w:frame="1"/>
           <w14:ligatures w14:val="none"/>
         </w:rPr>
-        <w:t xml:space="preserve">CoverCrop.FTrit    -0.4087     3.2786  -0.125 0.901165    </w:t>
+        <w:t>CoverCrop.FTrit</w:t>
+      </w:r>
+      <w:proofErr w:type="spellEnd"/>
+      <w:r>
+        <w:rPr>
+          <w:rFonts w:ascii="Lucida Console" w:eastAsia="Times New Roman" w:hAnsi="Lucida Console" w:cs="Courier New"/>
+          <w:color w:val="000000"/>
+          <w:kern w:val="0"/>
+          <w:sz w:val="20"/>
+          <w:szCs w:val="20"/>
+          <w:bdr w:val="none" w:sz="0" w:space="0" w:color="auto" w:frame="1"/>
+          <w14:ligatures w14:val="none"/>
+        </w:rPr>
+        <w:t xml:space="preserve">    -0.4087     </w:t>
+      </w:r>
+      <w:proofErr w:type="gramStart"/>
+      <w:r>
+        <w:rPr>
+          <w:rFonts w:ascii="Lucida Console" w:eastAsia="Times New Roman" w:hAnsi="Lucida Console" w:cs="Courier New"/>
+          <w:color w:val="000000"/>
+          <w:kern w:val="0"/>
+          <w:sz w:val="20"/>
+          <w:szCs w:val="20"/>
+          <w:bdr w:val="none" w:sz="0" w:space="0" w:color="auto" w:frame="1"/>
+          <w14:ligatures w14:val="none"/>
+        </w:rPr>
+        <w:t>3.2786  -</w:t>
+      </w:r>
+      <w:proofErr w:type="gramEnd"/>
+      <w:r>
+        <w:rPr>
+          <w:rFonts w:ascii="Lucida Console" w:eastAsia="Times New Roman" w:hAnsi="Lucida Console" w:cs="Courier New"/>
+          <w:color w:val="000000"/>
+          <w:kern w:val="0"/>
+          <w:sz w:val="20"/>
+          <w:szCs w:val="20"/>
+          <w:bdr w:val="none" w:sz="0" w:space="0" w:color="auto" w:frame="1"/>
+          <w14:ligatures w14:val="none"/>
+        </w:rPr>
+        <w:t xml:space="preserve">0.125 0.901165    </w:t>
       </w:r>
     </w:p>
     <w:p>
@@ -4952,6 +5634,7 @@
           <w14:ligatures w14:val="none"/>
         </w:rPr>
       </w:pPr>
+      <w:proofErr w:type="spellStart"/>
       <w:r>
         <w:rPr>
           <w:rFonts w:ascii="Lucida Console" w:eastAsia="Times New Roman" w:hAnsi="Lucida Console" w:cs="Courier New"/>
@@ -4962,7 +5645,46 @@
           <w:bdr w:val="none" w:sz="0" w:space="0" w:color="auto" w:frame="1"/>
           <w14:ligatures w14:val="none"/>
         </w:rPr>
-        <w:t xml:space="preserve">Treatment.FB        6.2892     3.2786   1.918 0.059162 .  </w:t>
+        <w:t>Treatment.FB</w:t>
+      </w:r>
+      <w:proofErr w:type="spellEnd"/>
+      <w:r>
+        <w:rPr>
+          <w:rFonts w:ascii="Lucida Console" w:eastAsia="Times New Roman" w:hAnsi="Lucida Console" w:cs="Courier New"/>
+          <w:color w:val="000000"/>
+          <w:kern w:val="0"/>
+          <w:sz w:val="20"/>
+          <w:szCs w:val="20"/>
+          <w:bdr w:val="none" w:sz="0" w:space="0" w:color="auto" w:frame="1"/>
+          <w14:ligatures w14:val="none"/>
+        </w:rPr>
+        <w:t xml:space="preserve">        6.2892     3.2786   1.918 0.</w:t>
+      </w:r>
+      <w:proofErr w:type="gramStart"/>
+      <w:r>
+        <w:rPr>
+          <w:rFonts w:ascii="Lucida Console" w:eastAsia="Times New Roman" w:hAnsi="Lucida Console" w:cs="Courier New"/>
+          <w:color w:val="000000"/>
+          <w:kern w:val="0"/>
+          <w:sz w:val="20"/>
+          <w:szCs w:val="20"/>
+          <w:bdr w:val="none" w:sz="0" w:space="0" w:color="auto" w:frame="1"/>
+          <w14:ligatures w14:val="none"/>
+        </w:rPr>
+        <w:t>059162 .</w:t>
+      </w:r>
+      <w:proofErr w:type="gramEnd"/>
+      <w:r>
+        <w:rPr>
+          <w:rFonts w:ascii="Lucida Console" w:eastAsia="Times New Roman" w:hAnsi="Lucida Console" w:cs="Courier New"/>
+          <w:color w:val="000000"/>
+          <w:kern w:val="0"/>
+          <w:sz w:val="20"/>
+          <w:szCs w:val="20"/>
+          <w:bdr w:val="none" w:sz="0" w:space="0" w:color="auto" w:frame="1"/>
+          <w14:ligatures w14:val="none"/>
+        </w:rPr>
+        <w:t xml:space="preserve">  </w:t>
       </w:r>
     </w:p>
     <w:p>
@@ -4998,6 +5720,7 @@
           <w14:ligatures w14:val="none"/>
         </w:rPr>
       </w:pPr>
+      <w:proofErr w:type="spellStart"/>
       <w:r>
         <w:rPr>
           <w:rFonts w:ascii="Lucida Console" w:eastAsia="Times New Roman" w:hAnsi="Lucida Console" w:cs="Courier New"/>
@@ -5008,7 +5731,20 @@
           <w:bdr w:val="none" w:sz="0" w:space="0" w:color="auto" w:frame="1"/>
           <w14:ligatures w14:val="none"/>
         </w:rPr>
-        <w:t xml:space="preserve">Treatment.FC        4.1102     3.2786   1.254 0.214146    </w:t>
+        <w:t>Treatment.FC</w:t>
+      </w:r>
+      <w:proofErr w:type="spellEnd"/>
+      <w:r>
+        <w:rPr>
+          <w:rFonts w:ascii="Lucida Console" w:eastAsia="Times New Roman" w:hAnsi="Lucida Console" w:cs="Courier New"/>
+          <w:color w:val="000000"/>
+          <w:kern w:val="0"/>
+          <w:sz w:val="20"/>
+          <w:szCs w:val="20"/>
+          <w:bdr w:val="none" w:sz="0" w:space="0" w:color="auto" w:frame="1"/>
+          <w14:ligatures w14:val="none"/>
+        </w:rPr>
+        <w:t xml:space="preserve">        4.1102     3.2786   1.254 0.214146    </w:t>
       </w:r>
     </w:p>
     <w:p>
@@ -5044,6 +5780,7 @@
           <w14:ligatures w14:val="none"/>
         </w:rPr>
       </w:pPr>
+      <w:proofErr w:type="spellStart"/>
       <w:r>
         <w:rPr>
           <w:rFonts w:ascii="Lucida Console" w:eastAsia="Times New Roman" w:hAnsi="Lucida Console" w:cs="Courier New"/>
@@ -5054,7 +5791,46 @@
           <w:bdr w:val="none" w:sz="0" w:space="0" w:color="auto" w:frame="1"/>
           <w14:ligatures w14:val="none"/>
         </w:rPr>
-        <w:t xml:space="preserve">Treatment.FD       -0.8080     5.0082  -0.161 0.872300    </w:t>
+        <w:t>Treatment.FD</w:t>
+      </w:r>
+      <w:proofErr w:type="spellEnd"/>
+      <w:r>
+        <w:rPr>
+          <w:rFonts w:ascii="Lucida Console" w:eastAsia="Times New Roman" w:hAnsi="Lucida Console" w:cs="Courier New"/>
+          <w:color w:val="000000"/>
+          <w:kern w:val="0"/>
+          <w:sz w:val="20"/>
+          <w:szCs w:val="20"/>
+          <w:bdr w:val="none" w:sz="0" w:space="0" w:color="auto" w:frame="1"/>
+          <w14:ligatures w14:val="none"/>
+        </w:rPr>
+        <w:t xml:space="preserve">       -0.8080     </w:t>
+      </w:r>
+      <w:proofErr w:type="gramStart"/>
+      <w:r>
+        <w:rPr>
+          <w:rFonts w:ascii="Lucida Console" w:eastAsia="Times New Roman" w:hAnsi="Lucida Console" w:cs="Courier New"/>
+          <w:color w:val="000000"/>
+          <w:kern w:val="0"/>
+          <w:sz w:val="20"/>
+          <w:szCs w:val="20"/>
+          <w:bdr w:val="none" w:sz="0" w:space="0" w:color="auto" w:frame="1"/>
+          <w14:ligatures w14:val="none"/>
+        </w:rPr>
+        <w:t>5.0082  -</w:t>
+      </w:r>
+      <w:proofErr w:type="gramEnd"/>
+      <w:r>
+        <w:rPr>
+          <w:rFonts w:ascii="Lucida Console" w:eastAsia="Times New Roman" w:hAnsi="Lucida Console" w:cs="Courier New"/>
+          <w:color w:val="000000"/>
+          <w:kern w:val="0"/>
+          <w:sz w:val="20"/>
+          <w:szCs w:val="20"/>
+          <w:bdr w:val="none" w:sz="0" w:space="0" w:color="auto" w:frame="1"/>
+          <w14:ligatures w14:val="none"/>
+        </w:rPr>
+        <w:t xml:space="preserve">0.161 0.872300    </w:t>
       </w:r>
     </w:p>
     <w:p>
@@ -5136,6 +5912,7 @@
           <w14:ligatures w14:val="none"/>
         </w:rPr>
       </w:pPr>
+      <w:proofErr w:type="spellStart"/>
       <w:r>
         <w:rPr>
           <w:rFonts w:ascii="Lucida Console" w:eastAsia="Times New Roman" w:hAnsi="Lucida Console" w:cs="Courier New"/>
@@ -5146,7 +5923,124 @@
           <w:bdr w:val="none" w:sz="0" w:space="0" w:color="auto" w:frame="1"/>
           <w14:ligatures w14:val="none"/>
         </w:rPr>
-        <w:t>Signif. codes:  0 ‘***’ 0.001 ‘**’ 0.01 ‘*’ 0.05 ‘.’ 0.1 ‘ ’ 1</w:t>
+        <w:t>Signif</w:t>
+      </w:r>
+      <w:proofErr w:type="spellEnd"/>
+      <w:r>
+        <w:rPr>
+          <w:rFonts w:ascii="Lucida Console" w:eastAsia="Times New Roman" w:hAnsi="Lucida Console" w:cs="Courier New"/>
+          <w:color w:val="000000"/>
+          <w:kern w:val="0"/>
+          <w:sz w:val="20"/>
+          <w:szCs w:val="20"/>
+          <w:bdr w:val="none" w:sz="0" w:space="0" w:color="auto" w:frame="1"/>
+          <w14:ligatures w14:val="none"/>
+        </w:rPr>
+        <w:t>. codes</w:t>
+      </w:r>
+      <w:proofErr w:type="gramStart"/>
+      <w:r>
+        <w:rPr>
+          <w:rFonts w:ascii="Lucida Console" w:eastAsia="Times New Roman" w:hAnsi="Lucida Console" w:cs="Courier New"/>
+          <w:color w:val="000000"/>
+          <w:kern w:val="0"/>
+          <w:sz w:val="20"/>
+          <w:szCs w:val="20"/>
+          <w:bdr w:val="none" w:sz="0" w:space="0" w:color="auto" w:frame="1"/>
+          <w14:ligatures w14:val="none"/>
+        </w:rPr>
+        <w:t>:  0 ‘</w:t>
+      </w:r>
+      <w:proofErr w:type="gramEnd"/>
+      <w:r>
+        <w:rPr>
+          <w:rFonts w:ascii="Lucida Console" w:eastAsia="Times New Roman" w:hAnsi="Lucida Console" w:cs="Courier New"/>
+          <w:color w:val="000000"/>
+          <w:kern w:val="0"/>
+          <w:sz w:val="20"/>
+          <w:szCs w:val="20"/>
+          <w:bdr w:val="none" w:sz="0" w:space="0" w:color="auto" w:frame="1"/>
+          <w14:ligatures w14:val="none"/>
+        </w:rPr>
+        <w:t xml:space="preserve">***’ </w:t>
+      </w:r>
+      <w:proofErr w:type="gramStart"/>
+      <w:r>
+        <w:rPr>
+          <w:rFonts w:ascii="Lucida Console" w:eastAsia="Times New Roman" w:hAnsi="Lucida Console" w:cs="Courier New"/>
+          <w:color w:val="000000"/>
+          <w:kern w:val="0"/>
+          <w:sz w:val="20"/>
+          <w:szCs w:val="20"/>
+          <w:bdr w:val="none" w:sz="0" w:space="0" w:color="auto" w:frame="1"/>
+          <w14:ligatures w14:val="none"/>
+        </w:rPr>
+        <w:t>0.001 ‘*</w:t>
+      </w:r>
+      <w:proofErr w:type="gramEnd"/>
+      <w:r>
+        <w:rPr>
+          <w:rFonts w:ascii="Lucida Console" w:eastAsia="Times New Roman" w:hAnsi="Lucida Console" w:cs="Courier New"/>
+          <w:color w:val="000000"/>
+          <w:kern w:val="0"/>
+          <w:sz w:val="20"/>
+          <w:szCs w:val="20"/>
+          <w:bdr w:val="none" w:sz="0" w:space="0" w:color="auto" w:frame="1"/>
+          <w14:ligatures w14:val="none"/>
+        </w:rPr>
+        <w:t xml:space="preserve">*’ </w:t>
+      </w:r>
+      <w:proofErr w:type="gramStart"/>
+      <w:r>
+        <w:rPr>
+          <w:rFonts w:ascii="Lucida Console" w:eastAsia="Times New Roman" w:hAnsi="Lucida Console" w:cs="Courier New"/>
+          <w:color w:val="000000"/>
+          <w:kern w:val="0"/>
+          <w:sz w:val="20"/>
+          <w:szCs w:val="20"/>
+          <w:bdr w:val="none" w:sz="0" w:space="0" w:color="auto" w:frame="1"/>
+          <w14:ligatures w14:val="none"/>
+        </w:rPr>
+        <w:t>0.01 ‘*</w:t>
+      </w:r>
+      <w:proofErr w:type="gramEnd"/>
+      <w:r>
+        <w:rPr>
+          <w:rFonts w:ascii="Lucida Console" w:eastAsia="Times New Roman" w:hAnsi="Lucida Console" w:cs="Courier New"/>
+          <w:color w:val="000000"/>
+          <w:kern w:val="0"/>
+          <w:sz w:val="20"/>
+          <w:szCs w:val="20"/>
+          <w:bdr w:val="none" w:sz="0" w:space="0" w:color="auto" w:frame="1"/>
+          <w14:ligatures w14:val="none"/>
+        </w:rPr>
+        <w:t xml:space="preserve">’ 0.05 ‘.’ 0.1 </w:t>
+      </w:r>
+      <w:proofErr w:type="gramStart"/>
+      <w:r>
+        <w:rPr>
+          <w:rFonts w:ascii="Lucida Console" w:eastAsia="Times New Roman" w:hAnsi="Lucida Console" w:cs="Courier New"/>
+          <w:color w:val="000000"/>
+          <w:kern w:val="0"/>
+          <w:sz w:val="20"/>
+          <w:szCs w:val="20"/>
+          <w:bdr w:val="none" w:sz="0" w:space="0" w:color="auto" w:frame="1"/>
+          <w14:ligatures w14:val="none"/>
+        </w:rPr>
+        <w:t>‘ ’</w:t>
+      </w:r>
+      <w:proofErr w:type="gramEnd"/>
+      <w:r>
+        <w:rPr>
+          <w:rFonts w:ascii="Lucida Console" w:eastAsia="Times New Roman" w:hAnsi="Lucida Console" w:cs="Courier New"/>
+          <w:color w:val="000000"/>
+          <w:kern w:val="0"/>
+          <w:sz w:val="20"/>
+          <w:szCs w:val="20"/>
+          <w:bdr w:val="none" w:sz="0" w:space="0" w:color="auto" w:frame="1"/>
+          <w14:ligatures w14:val="none"/>
+        </w:rPr>
+        <w:t xml:space="preserve"> 1</w:t>
       </w:r>
     </w:p>
     <w:p>
@@ -5272,8 +6166,9 @@
           <w:bdr w:val="none" w:sz="0" w:space="0" w:color="auto" w:frame="1"/>
           <w14:ligatures w14:val="none"/>
         </w:rPr>
-        <w:t>Multiple R-squared:  0.4307,</w:t>
-      </w:r>
+        <w:t>Multiple R-squared</w:t>
+      </w:r>
+      <w:proofErr w:type="gramStart"/>
       <w:r>
         <w:rPr>
           <w:rFonts w:ascii="Lucida Console" w:eastAsia="Times New Roman" w:hAnsi="Lucida Console" w:cs="Courier New"/>
@@ -5284,8 +6179,59 @@
           <w:bdr w:val="none" w:sz="0" w:space="0" w:color="auto" w:frame="1"/>
           <w14:ligatures w14:val="none"/>
         </w:rPr>
+        <w:t>:  0.4307</w:t>
+      </w:r>
+      <w:proofErr w:type="gramEnd"/>
+      <w:r>
+        <w:rPr>
+          <w:rFonts w:ascii="Lucida Console" w:eastAsia="Times New Roman" w:hAnsi="Lucida Console" w:cs="Courier New"/>
+          <w:color w:val="000000"/>
+          <w:kern w:val="0"/>
+          <w:sz w:val="20"/>
+          <w:szCs w:val="20"/>
+          <w:bdr w:val="none" w:sz="0" w:space="0" w:color="auto" w:frame="1"/>
+          <w14:ligatures w14:val="none"/>
+        </w:rPr>
+        <w:t>,</w:t>
+      </w:r>
+      <w:r>
+        <w:rPr>
+          <w:rFonts w:ascii="Lucida Console" w:eastAsia="Times New Roman" w:hAnsi="Lucida Console" w:cs="Courier New"/>
+          <w:color w:val="000000"/>
+          <w:kern w:val="0"/>
+          <w:sz w:val="20"/>
+          <w:szCs w:val="20"/>
+          <w:bdr w:val="none" w:sz="0" w:space="0" w:color="auto" w:frame="1"/>
+          <w14:ligatures w14:val="none"/>
+        </w:rPr>
         <w:tab/>
-        <w:t xml:space="preserve">Adjusted R-squared:  0.3575 </w:t>
+        <w:t>Adjusted R-squared</w:t>
+      </w:r>
+      <w:proofErr w:type="gramStart"/>
+      <w:r>
+        <w:rPr>
+          <w:rFonts w:ascii="Lucida Console" w:eastAsia="Times New Roman" w:hAnsi="Lucida Console" w:cs="Courier New"/>
+          <w:color w:val="000000"/>
+          <w:kern w:val="0"/>
+          <w:sz w:val="20"/>
+          <w:szCs w:val="20"/>
+          <w:bdr w:val="none" w:sz="0" w:space="0" w:color="auto" w:frame="1"/>
+          <w14:ligatures w14:val="none"/>
+        </w:rPr>
+        <w:t>:  0.3575</w:t>
+      </w:r>
+      <w:proofErr w:type="gramEnd"/>
+      <w:r>
+        <w:rPr>
+          <w:rFonts w:ascii="Lucida Console" w:eastAsia="Times New Roman" w:hAnsi="Lucida Console" w:cs="Courier New"/>
+          <w:color w:val="000000"/>
+          <w:kern w:val="0"/>
+          <w:sz w:val="20"/>
+          <w:szCs w:val="20"/>
+          <w:bdr w:val="none" w:sz="0" w:space="0" w:color="auto" w:frame="1"/>
+          <w14:ligatures w14:val="none"/>
+        </w:rPr>
+        <w:t xml:space="preserve"> </w:t>
       </w:r>
     </w:p>
     <w:p>
@@ -5331,7 +6277,33 @@
           <w:bdr w:val="none" w:sz="0" w:space="0" w:color="auto" w:frame="1"/>
           <w14:ligatures w14:val="none"/>
         </w:rPr>
-        <w:t>F-statistic: 5.883 on 9 and 70 DF,  p-value: 4.438e-06</w:t>
+        <w:t xml:space="preserve">F-statistic: 5.883 on 9 and 70 </w:t>
+      </w:r>
+      <w:proofErr w:type="gramStart"/>
+      <w:r>
+        <w:rPr>
+          <w:rFonts w:ascii="Lucida Console" w:eastAsia="Times New Roman" w:hAnsi="Lucida Console" w:cs="Courier New"/>
+          <w:color w:val="000000"/>
+          <w:kern w:val="0"/>
+          <w:sz w:val="20"/>
+          <w:szCs w:val="20"/>
+          <w:bdr w:val="none" w:sz="0" w:space="0" w:color="auto" w:frame="1"/>
+          <w14:ligatures w14:val="none"/>
+        </w:rPr>
+        <w:t>DF,  p</w:t>
+      </w:r>
+      <w:proofErr w:type="gramEnd"/>
+      <w:r>
+        <w:rPr>
+          <w:rFonts w:ascii="Lucida Console" w:eastAsia="Times New Roman" w:hAnsi="Lucida Console" w:cs="Courier New"/>
+          <w:color w:val="000000"/>
+          <w:kern w:val="0"/>
+          <w:sz w:val="20"/>
+          <w:szCs w:val="20"/>
+          <w:bdr w:val="none" w:sz="0" w:space="0" w:color="auto" w:frame="1"/>
+          <w14:ligatures w14:val="none"/>
+        </w:rPr>
+        <w:t>-value: 4.438e-06</w:t>
       </w:r>
     </w:p>
     <w:p>
@@ -5413,13 +6385,43 @@
           <w:color w:val="0000FF"/>
         </w:rPr>
       </w:pPr>
+      <w:proofErr w:type="spellStart"/>
+      <w:proofErr w:type="gramStart"/>
       <w:r>
         <w:rPr>
           <w:rStyle w:val="gnvwddmdb3b"/>
           <w:rFonts w:ascii="Lucida Console" w:hAnsi="Lucida Console"/>
           <w:color w:val="0000FF"/>
         </w:rPr>
-        <w:t>anova(Cumm.Stat.Anal)</w:t>
+        <w:t>anova</w:t>
+      </w:r>
+      <w:proofErr w:type="spellEnd"/>
+      <w:r>
+        <w:rPr>
+          <w:rStyle w:val="gnvwddmdb3b"/>
+          <w:rFonts w:ascii="Lucida Console" w:hAnsi="Lucida Console"/>
+          <w:color w:val="0000FF"/>
+        </w:rPr>
+        <w:t>(</w:t>
+      </w:r>
+      <w:proofErr w:type="spellStart"/>
+      <w:r>
+        <w:rPr>
+          <w:rStyle w:val="gnvwddmdb3b"/>
+          <w:rFonts w:ascii="Lucida Console" w:hAnsi="Lucida Console"/>
+          <w:color w:val="0000FF"/>
+        </w:rPr>
+        <w:t>Cumm.Stat.Anal</w:t>
+      </w:r>
+      <w:proofErr w:type="spellEnd"/>
+      <w:proofErr w:type="gramEnd"/>
+      <w:r>
+        <w:rPr>
+          <w:rStyle w:val="gnvwddmdb3b"/>
+          <w:rFonts w:ascii="Lucida Console" w:hAnsi="Lucida Console"/>
+          <w:color w:val="0000FF"/>
+        </w:rPr>
+        <w:t>)</w:t>
       </w:r>
     </w:p>
     <w:p>
@@ -5476,8 +6478,21 @@
           <w:color w:val="000000"/>
           <w:bdr w:val="none" w:sz="0" w:space="0" w:color="auto" w:frame="1"/>
         </w:rPr>
-        <w:t>Response: Total.Cum.Emissions</w:t>
-      </w:r>
+        <w:t xml:space="preserve">Response: </w:t>
+      </w:r>
+      <w:proofErr w:type="spellStart"/>
+      <w:proofErr w:type="gramStart"/>
+      <w:r>
+        <w:rPr>
+          <w:rStyle w:val="gnvwddmdl3b"/>
+          <w:rFonts w:ascii="Lucida Console" w:hAnsi="Lucida Console"/>
+          <w:color w:val="000000"/>
+          <w:bdr w:val="none" w:sz="0" w:space="0" w:color="auto" w:frame="1"/>
+        </w:rPr>
+        <w:t>Total.Cum.Emissions</w:t>
+      </w:r>
+      <w:proofErr w:type="spellEnd"/>
+      <w:proofErr w:type="gramEnd"/>
     </w:p>
     <w:p>
       <w:pPr>
@@ -5498,7 +6513,67 @@
           <w:color w:val="000000"/>
           <w:bdr w:val="none" w:sz="0" w:space="0" w:color="auto" w:frame="1"/>
         </w:rPr>
-        <w:t xml:space="preserve">              Df Sum Sq Mean Sq F value    Pr(&gt;F)    </w:t>
+        <w:t xml:space="preserve">              </w:t>
+      </w:r>
+      <w:proofErr w:type="spellStart"/>
+      <w:r>
+        <w:rPr>
+          <w:rStyle w:val="gnvwddmdl3b"/>
+          <w:rFonts w:ascii="Lucida Console" w:hAnsi="Lucida Console"/>
+          <w:color w:val="000000"/>
+          <w:bdr w:val="none" w:sz="0" w:space="0" w:color="auto" w:frame="1"/>
+        </w:rPr>
+        <w:t>Df</w:t>
+      </w:r>
+      <w:proofErr w:type="spellEnd"/>
+      <w:r>
+        <w:rPr>
+          <w:rStyle w:val="gnvwddmdl3b"/>
+          <w:rFonts w:ascii="Lucida Console" w:hAnsi="Lucida Console"/>
+          <w:color w:val="000000"/>
+          <w:bdr w:val="none" w:sz="0" w:space="0" w:color="auto" w:frame="1"/>
+        </w:rPr>
+        <w:t xml:space="preserve"> Sum Sq Mean Sq F </w:t>
+      </w:r>
+      <w:proofErr w:type="gramStart"/>
+      <w:r>
+        <w:rPr>
+          <w:rStyle w:val="gnvwddmdl3b"/>
+          <w:rFonts w:ascii="Lucida Console" w:hAnsi="Lucida Console"/>
+          <w:color w:val="000000"/>
+          <w:bdr w:val="none" w:sz="0" w:space="0" w:color="auto" w:frame="1"/>
+        </w:rPr>
+        <w:t>value</w:t>
+      </w:r>
+      <w:proofErr w:type="gramEnd"/>
+      <w:r>
+        <w:rPr>
+          <w:rStyle w:val="gnvwddmdl3b"/>
+          <w:rFonts w:ascii="Lucida Console" w:hAnsi="Lucida Console"/>
+          <w:color w:val="000000"/>
+          <w:bdr w:val="none" w:sz="0" w:space="0" w:color="auto" w:frame="1"/>
+        </w:rPr>
+        <w:t xml:space="preserve">    </w:t>
+      </w:r>
+      <w:proofErr w:type="spellStart"/>
+      <w:r>
+        <w:rPr>
+          <w:rStyle w:val="gnvwddmdl3b"/>
+          <w:rFonts w:ascii="Lucida Console" w:hAnsi="Lucida Console"/>
+          <w:color w:val="000000"/>
+          <w:bdr w:val="none" w:sz="0" w:space="0" w:color="auto" w:frame="1"/>
+        </w:rPr>
+        <w:t>Pr</w:t>
+      </w:r>
+      <w:proofErr w:type="spellEnd"/>
+      <w:r>
+        <w:rPr>
+          <w:rStyle w:val="gnvwddmdl3b"/>
+          <w:rFonts w:ascii="Lucida Console" w:hAnsi="Lucida Console"/>
+          <w:color w:val="000000"/>
+          <w:bdr w:val="none" w:sz="0" w:space="0" w:color="auto" w:frame="1"/>
+        </w:rPr>
+        <w:t xml:space="preserve">(&gt;F)    </w:t>
       </w:r>
     </w:p>
     <w:p>
@@ -5535,6 +6610,8 @@
           <w:bdr w:val="none" w:sz="0" w:space="0" w:color="auto" w:frame="1"/>
         </w:rPr>
       </w:pPr>
+      <w:proofErr w:type="spellStart"/>
+      <w:proofErr w:type="gramStart"/>
       <w:r>
         <w:rPr>
           <w:rStyle w:val="gnvwddmdl3b"/>
@@ -5542,7 +6619,27 @@
           <w:color w:val="000000"/>
           <w:bdr w:val="none" w:sz="0" w:space="0" w:color="auto" w:frame="1"/>
         </w:rPr>
-        <w:t>Sampling.Year  1 1903.3 1903.32 14.7553 0.0002661 ***</w:t>
+        <w:t>Sampling.Year</w:t>
+      </w:r>
+      <w:proofErr w:type="spellEnd"/>
+      <w:r>
+        <w:rPr>
+          <w:rStyle w:val="gnvwddmdl3b"/>
+          <w:rFonts w:ascii="Lucida Console" w:hAnsi="Lucida Console"/>
+          <w:color w:val="000000"/>
+          <w:bdr w:val="none" w:sz="0" w:space="0" w:color="auto" w:frame="1"/>
+        </w:rPr>
+        <w:t xml:space="preserve">  1</w:t>
+      </w:r>
+      <w:proofErr w:type="gramEnd"/>
+      <w:r>
+        <w:rPr>
+          <w:rStyle w:val="gnvwddmdl3b"/>
+          <w:rFonts w:ascii="Lucida Console" w:hAnsi="Lucida Console"/>
+          <w:color w:val="000000"/>
+          <w:bdr w:val="none" w:sz="0" w:space="0" w:color="auto" w:frame="1"/>
+        </w:rPr>
+        <w:t xml:space="preserve"> 1903.3 1903.32 14.7553 0.0002661 ***</w:t>
       </w:r>
     </w:p>
     <w:p>
@@ -5557,6 +6654,7 @@
           <w:bdr w:val="none" w:sz="0" w:space="0" w:color="auto" w:frame="1"/>
         </w:rPr>
       </w:pPr>
+      <w:proofErr w:type="spellStart"/>
       <w:r>
         <w:rPr>
           <w:rStyle w:val="gnvwddmdl3b"/>
@@ -5564,7 +6662,57 @@
           <w:color w:val="000000"/>
           <w:bdr w:val="none" w:sz="0" w:space="0" w:color="auto" w:frame="1"/>
         </w:rPr>
-        <w:t xml:space="preserve">CoverCrop.F    2  103.8   51.89  0.4023 0.6703176    </w:t>
+        <w:t>CoverCrop.F</w:t>
+      </w:r>
+      <w:proofErr w:type="spellEnd"/>
+      <w:r>
+        <w:rPr>
+          <w:rStyle w:val="gnvwddmdl3b"/>
+          <w:rFonts w:ascii="Lucida Console" w:hAnsi="Lucida Console"/>
+          <w:color w:val="000000"/>
+          <w:bdr w:val="none" w:sz="0" w:space="0" w:color="auto" w:frame="1"/>
+        </w:rPr>
+        <w:t xml:space="preserve">    </w:t>
+      </w:r>
+      <w:proofErr w:type="gramStart"/>
+      <w:r>
+        <w:rPr>
+          <w:rStyle w:val="gnvwddmdl3b"/>
+          <w:rFonts w:ascii="Lucida Console" w:hAnsi="Lucida Console"/>
+          <w:color w:val="000000"/>
+          <w:bdr w:val="none" w:sz="0" w:space="0" w:color="auto" w:frame="1"/>
+        </w:rPr>
+        <w:t>2  103.8</w:t>
+      </w:r>
+      <w:proofErr w:type="gramEnd"/>
+      <w:r>
+        <w:rPr>
+          <w:rStyle w:val="gnvwddmdl3b"/>
+          <w:rFonts w:ascii="Lucida Console" w:hAnsi="Lucida Console"/>
+          <w:color w:val="000000"/>
+          <w:bdr w:val="none" w:sz="0" w:space="0" w:color="auto" w:frame="1"/>
+        </w:rPr>
+        <w:t xml:space="preserve">   </w:t>
+      </w:r>
+      <w:proofErr w:type="gramStart"/>
+      <w:r>
+        <w:rPr>
+          <w:rStyle w:val="gnvwddmdl3b"/>
+          <w:rFonts w:ascii="Lucida Console" w:hAnsi="Lucida Console"/>
+          <w:color w:val="000000"/>
+          <w:bdr w:val="none" w:sz="0" w:space="0" w:color="auto" w:frame="1"/>
+        </w:rPr>
+        <w:t>51.89  0.4023</w:t>
+      </w:r>
+      <w:proofErr w:type="gramEnd"/>
+      <w:r>
+        <w:rPr>
+          <w:rStyle w:val="gnvwddmdl3b"/>
+          <w:rFonts w:ascii="Lucida Console" w:hAnsi="Lucida Console"/>
+          <w:color w:val="000000"/>
+          <w:bdr w:val="none" w:sz="0" w:space="0" w:color="auto" w:frame="1"/>
+        </w:rPr>
+        <w:t xml:space="preserve"> 0.6703176    </w:t>
       </w:r>
     </w:p>
     <w:p>
@@ -5579,6 +6727,7 @@
           <w:bdr w:val="none" w:sz="0" w:space="0" w:color="auto" w:frame="1"/>
         </w:rPr>
       </w:pPr>
+      <w:proofErr w:type="spellStart"/>
       <w:r>
         <w:rPr>
           <w:rStyle w:val="gnvwddmdl3b"/>
@@ -5586,7 +6735,57 @@
           <w:color w:val="000000"/>
           <w:bdr w:val="none" w:sz="0" w:space="0" w:color="auto" w:frame="1"/>
         </w:rPr>
-        <w:t xml:space="preserve">Treatment.F    3  599.2  199.73  1.5484 0.2096975    </w:t>
+        <w:t>Treatment.F</w:t>
+      </w:r>
+      <w:proofErr w:type="spellEnd"/>
+      <w:r>
+        <w:rPr>
+          <w:rStyle w:val="gnvwddmdl3b"/>
+          <w:rFonts w:ascii="Lucida Console" w:hAnsi="Lucida Console"/>
+          <w:color w:val="000000"/>
+          <w:bdr w:val="none" w:sz="0" w:space="0" w:color="auto" w:frame="1"/>
+        </w:rPr>
+        <w:t xml:space="preserve">    </w:t>
+      </w:r>
+      <w:proofErr w:type="gramStart"/>
+      <w:r>
+        <w:rPr>
+          <w:rStyle w:val="gnvwddmdl3b"/>
+          <w:rFonts w:ascii="Lucida Console" w:hAnsi="Lucida Console"/>
+          <w:color w:val="000000"/>
+          <w:bdr w:val="none" w:sz="0" w:space="0" w:color="auto" w:frame="1"/>
+        </w:rPr>
+        <w:t>3  599.2</w:t>
+      </w:r>
+      <w:proofErr w:type="gramEnd"/>
+      <w:r>
+        <w:rPr>
+          <w:rStyle w:val="gnvwddmdl3b"/>
+          <w:rFonts w:ascii="Lucida Console" w:hAnsi="Lucida Console"/>
+          <w:color w:val="000000"/>
+          <w:bdr w:val="none" w:sz="0" w:space="0" w:color="auto" w:frame="1"/>
+        </w:rPr>
+        <w:t xml:space="preserve">  </w:t>
+      </w:r>
+      <w:proofErr w:type="gramStart"/>
+      <w:r>
+        <w:rPr>
+          <w:rStyle w:val="gnvwddmdl3b"/>
+          <w:rFonts w:ascii="Lucida Console" w:hAnsi="Lucida Console"/>
+          <w:color w:val="000000"/>
+          <w:bdr w:val="none" w:sz="0" w:space="0" w:color="auto" w:frame="1"/>
+        </w:rPr>
+        <w:t>199.73  1.5484</w:t>
+      </w:r>
+      <w:proofErr w:type="gramEnd"/>
+      <w:r>
+        <w:rPr>
+          <w:rStyle w:val="gnvwddmdl3b"/>
+          <w:rFonts w:ascii="Lucida Console" w:hAnsi="Lucida Console"/>
+          <w:color w:val="000000"/>
+          <w:bdr w:val="none" w:sz="0" w:space="0" w:color="auto" w:frame="1"/>
+        </w:rPr>
+        <w:t xml:space="preserve"> 0.2096975    </w:t>
       </w:r>
     </w:p>
     <w:p>
@@ -5608,7 +6807,27 @@
           <w:color w:val="000000"/>
           <w:bdr w:val="none" w:sz="0" w:space="0" w:color="auto" w:frame="1"/>
         </w:rPr>
-        <w:t xml:space="preserve">Residuals     70 9029.5  128.99                      </w:t>
+        <w:t xml:space="preserve">Residuals     70 </w:t>
+      </w:r>
+      <w:proofErr w:type="gramStart"/>
+      <w:r>
+        <w:rPr>
+          <w:rStyle w:val="gnvwddmdl3b"/>
+          <w:rFonts w:ascii="Lucida Console" w:hAnsi="Lucida Console"/>
+          <w:color w:val="000000"/>
+          <w:bdr w:val="none" w:sz="0" w:space="0" w:color="auto" w:frame="1"/>
+        </w:rPr>
+        <w:t>9029.5  128.99</w:t>
+      </w:r>
+      <w:proofErr w:type="gramEnd"/>
+      <w:r>
+        <w:rPr>
+          <w:rStyle w:val="gnvwddmdl3b"/>
+          <w:rFonts w:ascii="Lucida Console" w:hAnsi="Lucida Console"/>
+          <w:color w:val="000000"/>
+          <w:bdr w:val="none" w:sz="0" w:space="0" w:color="auto" w:frame="1"/>
+        </w:rPr>
+        <w:t xml:space="preserve">                      </w:t>
       </w:r>
     </w:p>
     <w:p>
@@ -5643,6 +6862,7 @@
           <w:color w:val="000000"/>
         </w:rPr>
       </w:pPr>
+      <w:proofErr w:type="spellStart"/>
       <w:r>
         <w:rPr>
           <w:rStyle w:val="gnvwddmdl3b"/>
@@ -5650,7 +6870,97 @@
           <w:color w:val="000000"/>
           <w:bdr w:val="none" w:sz="0" w:space="0" w:color="auto" w:frame="1"/>
         </w:rPr>
-        <w:t>Signif. codes:  0 ‘***’ 0.001 ‘**’ 0.01 ‘*’ 0.05 ‘.’ 0.1 ‘ ’ 1</w:t>
+        <w:t>Signif</w:t>
+      </w:r>
+      <w:proofErr w:type="spellEnd"/>
+      <w:r>
+        <w:rPr>
+          <w:rStyle w:val="gnvwddmdl3b"/>
+          <w:rFonts w:ascii="Lucida Console" w:hAnsi="Lucida Console"/>
+          <w:color w:val="000000"/>
+          <w:bdr w:val="none" w:sz="0" w:space="0" w:color="auto" w:frame="1"/>
+        </w:rPr>
+        <w:t>. codes</w:t>
+      </w:r>
+      <w:proofErr w:type="gramStart"/>
+      <w:r>
+        <w:rPr>
+          <w:rStyle w:val="gnvwddmdl3b"/>
+          <w:rFonts w:ascii="Lucida Console" w:hAnsi="Lucida Console"/>
+          <w:color w:val="000000"/>
+          <w:bdr w:val="none" w:sz="0" w:space="0" w:color="auto" w:frame="1"/>
+        </w:rPr>
+        <w:t>:  0 ‘</w:t>
+      </w:r>
+      <w:proofErr w:type="gramEnd"/>
+      <w:r>
+        <w:rPr>
+          <w:rStyle w:val="gnvwddmdl3b"/>
+          <w:rFonts w:ascii="Lucida Console" w:hAnsi="Lucida Console"/>
+          <w:color w:val="000000"/>
+          <w:bdr w:val="none" w:sz="0" w:space="0" w:color="auto" w:frame="1"/>
+        </w:rPr>
+        <w:t xml:space="preserve">***’ </w:t>
+      </w:r>
+      <w:proofErr w:type="gramStart"/>
+      <w:r>
+        <w:rPr>
+          <w:rStyle w:val="gnvwddmdl3b"/>
+          <w:rFonts w:ascii="Lucida Console" w:hAnsi="Lucida Console"/>
+          <w:color w:val="000000"/>
+          <w:bdr w:val="none" w:sz="0" w:space="0" w:color="auto" w:frame="1"/>
+        </w:rPr>
+        <w:t>0.001 ‘*</w:t>
+      </w:r>
+      <w:proofErr w:type="gramEnd"/>
+      <w:r>
+        <w:rPr>
+          <w:rStyle w:val="gnvwddmdl3b"/>
+          <w:rFonts w:ascii="Lucida Console" w:hAnsi="Lucida Console"/>
+          <w:color w:val="000000"/>
+          <w:bdr w:val="none" w:sz="0" w:space="0" w:color="auto" w:frame="1"/>
+        </w:rPr>
+        <w:t xml:space="preserve">*’ </w:t>
+      </w:r>
+      <w:proofErr w:type="gramStart"/>
+      <w:r>
+        <w:rPr>
+          <w:rStyle w:val="gnvwddmdl3b"/>
+          <w:rFonts w:ascii="Lucida Console" w:hAnsi="Lucida Console"/>
+          <w:color w:val="000000"/>
+          <w:bdr w:val="none" w:sz="0" w:space="0" w:color="auto" w:frame="1"/>
+        </w:rPr>
+        <w:t>0.01 ‘*</w:t>
+      </w:r>
+      <w:proofErr w:type="gramEnd"/>
+      <w:r>
+        <w:rPr>
+          <w:rStyle w:val="gnvwddmdl3b"/>
+          <w:rFonts w:ascii="Lucida Console" w:hAnsi="Lucida Console"/>
+          <w:color w:val="000000"/>
+          <w:bdr w:val="none" w:sz="0" w:space="0" w:color="auto" w:frame="1"/>
+        </w:rPr>
+        <w:t xml:space="preserve">’ 0.05 ‘.’ 0.1 </w:t>
+      </w:r>
+      <w:proofErr w:type="gramStart"/>
+      <w:r>
+        <w:rPr>
+          <w:rStyle w:val="gnvwddmdl3b"/>
+          <w:rFonts w:ascii="Lucida Console" w:hAnsi="Lucida Console"/>
+          <w:color w:val="000000"/>
+          <w:bdr w:val="none" w:sz="0" w:space="0" w:color="auto" w:frame="1"/>
+        </w:rPr>
+        <w:t>‘ ’</w:t>
+      </w:r>
+      <w:proofErr w:type="gramEnd"/>
+      <w:r>
+        <w:rPr>
+          <w:rStyle w:val="gnvwddmdl3b"/>
+          <w:rFonts w:ascii="Lucida Console" w:hAnsi="Lucida Console"/>
+          <w:color w:val="000000"/>
+          <w:bdr w:val="none" w:sz="0" w:space="0" w:color="auto" w:frame="1"/>
+        </w:rPr>
+        <w:t xml:space="preserve"> 1</w:t>
       </w:r>
     </w:p>
     <w:p>
@@ -5801,8 +7111,13 @@
       </w:r>
     </w:p>
     <w:p>
-      <w:r>
-        <w:t>Daily  emission analysis</w:t>
+      <w:proofErr w:type="gramStart"/>
+      <w:r>
+        <w:t>Daily  emission</w:t>
+      </w:r>
+      <w:proofErr w:type="gramEnd"/>
+      <w:r>
+        <w:t xml:space="preserve"> analysis</w:t>
       </w:r>
     </w:p>
     <w:p>
@@ -6258,6 +7573,7 @@
                 <w14:ligatures w14:val="none"/>
               </w:rPr>
             </w:pPr>
+            <w:proofErr w:type="spellStart"/>
             <w:r>
               <w:rPr>
                 <w:rFonts w:ascii="Calibri" w:eastAsia="Times New Roman" w:hAnsi="Calibri" w:cs="Calibri"/>
@@ -6266,8 +7582,31 @@
                 <w:szCs w:val="24"/>
                 <w14:ligatures w14:val="none"/>
               </w:rPr>
-              <w:t>uL/Lgas</w:t>
+              <w:t>uL</w:t>
             </w:r>
+            <w:proofErr w:type="spellEnd"/>
+            <w:r>
+              <w:rPr>
+                <w:rFonts w:ascii="Calibri" w:eastAsia="Times New Roman" w:hAnsi="Calibri" w:cs="Calibri"/>
+                <w:kern w:val="0"/>
+                <w:sz w:val="24"/>
+                <w:szCs w:val="24"/>
+                <w14:ligatures w14:val="none"/>
+              </w:rPr>
+              <w:t>/</w:t>
+            </w:r>
+            <w:proofErr w:type="spellStart"/>
+            <w:r>
+              <w:rPr>
+                <w:rFonts w:ascii="Calibri" w:eastAsia="Times New Roman" w:hAnsi="Calibri" w:cs="Calibri"/>
+                <w:kern w:val="0"/>
+                <w:sz w:val="24"/>
+                <w:szCs w:val="24"/>
+                <w14:ligatures w14:val="none"/>
+              </w:rPr>
+              <w:t>Lgas</w:t>
+            </w:r>
+            <w:proofErr w:type="spellEnd"/>
           </w:p>
         </w:tc>
         <w:tc>
@@ -6482,6 +7821,7 @@
                 <w14:ligatures w14:val="none"/>
               </w:rPr>
             </w:pPr>
+            <w:proofErr w:type="spellStart"/>
             <w:r>
               <w:rPr>
                 <w:rFonts w:ascii="Calibri" w:eastAsia="Times New Roman" w:hAnsi="Calibri" w:cs="Calibri"/>
@@ -6490,8 +7830,31 @@
                 <w:szCs w:val="24"/>
                 <w14:ligatures w14:val="none"/>
               </w:rPr>
-              <w:t>uL/Lgas</w:t>
+              <w:t>uL</w:t>
             </w:r>
+            <w:proofErr w:type="spellEnd"/>
+            <w:r>
+              <w:rPr>
+                <w:rFonts w:ascii="Calibri" w:eastAsia="Times New Roman" w:hAnsi="Calibri" w:cs="Calibri"/>
+                <w:kern w:val="0"/>
+                <w:sz w:val="24"/>
+                <w:szCs w:val="24"/>
+                <w14:ligatures w14:val="none"/>
+              </w:rPr>
+              <w:t>/</w:t>
+            </w:r>
+            <w:proofErr w:type="spellStart"/>
+            <w:r>
+              <w:rPr>
+                <w:rFonts w:ascii="Calibri" w:eastAsia="Times New Roman" w:hAnsi="Calibri" w:cs="Calibri"/>
+                <w:kern w:val="0"/>
+                <w:sz w:val="24"/>
+                <w:szCs w:val="24"/>
+                <w14:ligatures w14:val="none"/>
+              </w:rPr>
+              <w:t>Lgas</w:t>
+            </w:r>
+            <w:proofErr w:type="spellEnd"/>
           </w:p>
         </w:tc>
         <w:tc>
@@ -6706,6 +8069,7 @@
                 <w14:ligatures w14:val="none"/>
               </w:rPr>
             </w:pPr>
+            <w:proofErr w:type="spellStart"/>
             <w:r>
               <w:rPr>
                 <w:rFonts w:ascii="Calibri" w:eastAsia="Times New Roman" w:hAnsi="Calibri" w:cs="Calibri"/>
@@ -6714,8 +8078,31 @@
                 <w:szCs w:val="24"/>
                 <w14:ligatures w14:val="none"/>
               </w:rPr>
-              <w:t>uL/Lgas</w:t>
+              <w:t>uL</w:t>
             </w:r>
+            <w:proofErr w:type="spellEnd"/>
+            <w:r>
+              <w:rPr>
+                <w:rFonts w:ascii="Calibri" w:eastAsia="Times New Roman" w:hAnsi="Calibri" w:cs="Calibri"/>
+                <w:kern w:val="0"/>
+                <w:sz w:val="24"/>
+                <w:szCs w:val="24"/>
+                <w14:ligatures w14:val="none"/>
+              </w:rPr>
+              <w:t>/</w:t>
+            </w:r>
+            <w:proofErr w:type="spellStart"/>
+            <w:r>
+              <w:rPr>
+                <w:rFonts w:ascii="Calibri" w:eastAsia="Times New Roman" w:hAnsi="Calibri" w:cs="Calibri"/>
+                <w:kern w:val="0"/>
+                <w:sz w:val="24"/>
+                <w:szCs w:val="24"/>
+                <w14:ligatures w14:val="none"/>
+              </w:rPr>
+              <w:t>Lgas</w:t>
+            </w:r>
+            <w:proofErr w:type="spellEnd"/>
           </w:p>
         </w:tc>
         <w:tc>
@@ -6930,6 +8317,7 @@
                 <w14:ligatures w14:val="none"/>
               </w:rPr>
             </w:pPr>
+            <w:proofErr w:type="spellStart"/>
             <w:r>
               <w:rPr>
                 <w:rFonts w:ascii="Calibri" w:eastAsia="Times New Roman" w:hAnsi="Calibri" w:cs="Calibri"/>
@@ -6938,8 +8326,31 @@
                 <w:szCs w:val="24"/>
                 <w14:ligatures w14:val="none"/>
               </w:rPr>
-              <w:t>uL/Lgas</w:t>
+              <w:t>uL</w:t>
             </w:r>
+            <w:proofErr w:type="spellEnd"/>
+            <w:r>
+              <w:rPr>
+                <w:rFonts w:ascii="Calibri" w:eastAsia="Times New Roman" w:hAnsi="Calibri" w:cs="Calibri"/>
+                <w:kern w:val="0"/>
+                <w:sz w:val="24"/>
+                <w:szCs w:val="24"/>
+                <w14:ligatures w14:val="none"/>
+              </w:rPr>
+              <w:t>/</w:t>
+            </w:r>
+            <w:proofErr w:type="spellStart"/>
+            <w:r>
+              <w:rPr>
+                <w:rFonts w:ascii="Calibri" w:eastAsia="Times New Roman" w:hAnsi="Calibri" w:cs="Calibri"/>
+                <w:kern w:val="0"/>
+                <w:sz w:val="24"/>
+                <w:szCs w:val="24"/>
+                <w14:ligatures w14:val="none"/>
+              </w:rPr>
+              <w:t>Lgas</w:t>
+            </w:r>
+            <w:proofErr w:type="spellEnd"/>
           </w:p>
         </w:tc>
         <w:tc>
@@ -7151,6 +8562,7 @@
                 <w14:ligatures w14:val="none"/>
               </w:rPr>
             </w:pPr>
+            <w:proofErr w:type="spellStart"/>
             <w:r>
               <w:rPr>
                 <w:rFonts w:ascii="Calibri" w:eastAsia="Times New Roman" w:hAnsi="Calibri" w:cs="Calibri"/>
@@ -7159,8 +8571,31 @@
                 <w:szCs w:val="24"/>
                 <w14:ligatures w14:val="none"/>
               </w:rPr>
-              <w:t>uL/Lgas</w:t>
+              <w:t>uL</w:t>
             </w:r>
+            <w:proofErr w:type="spellEnd"/>
+            <w:r>
+              <w:rPr>
+                <w:rFonts w:ascii="Calibri" w:eastAsia="Times New Roman" w:hAnsi="Calibri" w:cs="Calibri"/>
+                <w:kern w:val="0"/>
+                <w:sz w:val="24"/>
+                <w:szCs w:val="24"/>
+                <w14:ligatures w14:val="none"/>
+              </w:rPr>
+              <w:t>/</w:t>
+            </w:r>
+            <w:proofErr w:type="spellStart"/>
+            <w:r>
+              <w:rPr>
+                <w:rFonts w:ascii="Calibri" w:eastAsia="Times New Roman" w:hAnsi="Calibri" w:cs="Calibri"/>
+                <w:kern w:val="0"/>
+                <w:sz w:val="24"/>
+                <w:szCs w:val="24"/>
+                <w14:ligatures w14:val="none"/>
+              </w:rPr>
+              <w:t>Lgas</w:t>
+            </w:r>
+            <w:proofErr w:type="spellEnd"/>
           </w:p>
         </w:tc>
         <w:tc>
@@ -7372,6 +8807,7 @@
                 <w14:ligatures w14:val="none"/>
               </w:rPr>
             </w:pPr>
+            <w:proofErr w:type="spellStart"/>
             <w:r>
               <w:rPr>
                 <w:rFonts w:ascii="Calibri" w:eastAsia="Times New Roman" w:hAnsi="Calibri" w:cs="Calibri"/>
@@ -7380,8 +8816,31 @@
                 <w:szCs w:val="24"/>
                 <w14:ligatures w14:val="none"/>
               </w:rPr>
-              <w:t>uL/Lgas</w:t>
+              <w:t>uL</w:t>
             </w:r>
+            <w:proofErr w:type="spellEnd"/>
+            <w:r>
+              <w:rPr>
+                <w:rFonts w:ascii="Calibri" w:eastAsia="Times New Roman" w:hAnsi="Calibri" w:cs="Calibri"/>
+                <w:kern w:val="0"/>
+                <w:sz w:val="24"/>
+                <w:szCs w:val="24"/>
+                <w14:ligatures w14:val="none"/>
+              </w:rPr>
+              <w:t>/</w:t>
+            </w:r>
+            <w:proofErr w:type="spellStart"/>
+            <w:r>
+              <w:rPr>
+                <w:rFonts w:ascii="Calibri" w:eastAsia="Times New Roman" w:hAnsi="Calibri" w:cs="Calibri"/>
+                <w:kern w:val="0"/>
+                <w:sz w:val="24"/>
+                <w:szCs w:val="24"/>
+                <w14:ligatures w14:val="none"/>
+              </w:rPr>
+              <w:t>Lgas</w:t>
+            </w:r>
+            <w:proofErr w:type="spellEnd"/>
           </w:p>
         </w:tc>
         <w:tc>
@@ -7596,6 +9055,7 @@
                 <w14:ligatures w14:val="none"/>
               </w:rPr>
             </w:pPr>
+            <w:proofErr w:type="spellStart"/>
             <w:r>
               <w:rPr>
                 <w:rFonts w:ascii="Calibri" w:eastAsia="Times New Roman" w:hAnsi="Calibri" w:cs="Calibri"/>
@@ -7604,8 +9064,31 @@
                 <w:szCs w:val="24"/>
                 <w14:ligatures w14:val="none"/>
               </w:rPr>
-              <w:t>uL/Lgas</w:t>
+              <w:t>uL</w:t>
             </w:r>
+            <w:proofErr w:type="spellEnd"/>
+            <w:r>
+              <w:rPr>
+                <w:rFonts w:ascii="Calibri" w:eastAsia="Times New Roman" w:hAnsi="Calibri" w:cs="Calibri"/>
+                <w:kern w:val="0"/>
+                <w:sz w:val="24"/>
+                <w:szCs w:val="24"/>
+                <w14:ligatures w14:val="none"/>
+              </w:rPr>
+              <w:t>/</w:t>
+            </w:r>
+            <w:proofErr w:type="spellStart"/>
+            <w:r>
+              <w:rPr>
+                <w:rFonts w:ascii="Calibri" w:eastAsia="Times New Roman" w:hAnsi="Calibri" w:cs="Calibri"/>
+                <w:kern w:val="0"/>
+                <w:sz w:val="24"/>
+                <w:szCs w:val="24"/>
+                <w14:ligatures w14:val="none"/>
+              </w:rPr>
+              <w:t>Lgas</w:t>
+            </w:r>
+            <w:proofErr w:type="spellEnd"/>
           </w:p>
         </w:tc>
         <w:tc>
@@ -9088,6 +10571,7 @@
         </w:rPr>
         <w:t xml:space="preserve">The Standards Names </w:t>
       </w:r>
+      <w:proofErr w:type="spellStart"/>
       <w:r>
         <w:rPr>
           <w:b/>
@@ -9095,8 +10579,9 @@
           <w:sz w:val="40"/>
           <w:szCs w:val="40"/>
         </w:rPr>
-        <w:t xml:space="preserve">PerSTDA and </w:t>
-      </w:r>
+        <w:t>PerSTDA</w:t>
+      </w:r>
+      <w:proofErr w:type="spellEnd"/>
       <w:r>
         <w:rPr>
           <w:b/>
@@ -9104,8 +10589,9 @@
           <w:sz w:val="40"/>
           <w:szCs w:val="40"/>
         </w:rPr>
-        <w:t>PerSTD</w:t>
-      </w:r>
+        <w:t xml:space="preserve"> and </w:t>
+      </w:r>
+      <w:proofErr w:type="spellStart"/>
       <w:r>
         <w:rPr>
           <w:b/>
@@ -9113,8 +10599,9 @@
           <w:sz w:val="40"/>
           <w:szCs w:val="40"/>
         </w:rPr>
-        <w:t xml:space="preserve"> are not consistent through out 2021, therefore </w:t>
-      </w:r>
+        <w:t>PerSTD</w:t>
+      </w:r>
+      <w:proofErr w:type="spellEnd"/>
       <w:r>
         <w:rPr>
           <w:b/>
@@ -9122,7 +10609,254 @@
           <w:sz w:val="40"/>
           <w:szCs w:val="40"/>
         </w:rPr>
+        <w:t xml:space="preserve"> are not consistent </w:t>
+      </w:r>
+      <w:proofErr w:type="spellStart"/>
+      <w:proofErr w:type="gramStart"/>
+      <w:r>
+        <w:rPr>
+          <w:b/>
+          <w:bCs/>
+          <w:sz w:val="40"/>
+          <w:szCs w:val="40"/>
+        </w:rPr>
+        <w:t>through out</w:t>
+      </w:r>
+      <w:proofErr w:type="spellEnd"/>
+      <w:proofErr w:type="gramEnd"/>
+      <w:r>
+        <w:rPr>
+          <w:b/>
+          <w:bCs/>
+          <w:sz w:val="40"/>
+          <w:szCs w:val="40"/>
+        </w:rPr>
+        <w:t xml:space="preserve"> 2021, therefore </w:t>
+      </w:r>
+      <w:r>
+        <w:rPr>
+          <w:b/>
+          <w:bCs/>
+          <w:sz w:val="40"/>
+          <w:szCs w:val="40"/>
+        </w:rPr>
         <w:t>need to be selected manually!!!!!!</w:t>
+      </w:r>
+    </w:p>
+    <w:p>
+      <w:pPr>
+        <w:rPr>
+          <w:b/>
+          <w:bCs/>
+          <w:sz w:val="40"/>
+          <w:szCs w:val="40"/>
+        </w:rPr>
+      </w:pPr>
+      <w:r>
+        <w:rPr>
+          <w:b/>
+          <w:bCs/>
+          <w:sz w:val="40"/>
+          <w:szCs w:val="40"/>
+        </w:rPr>
+        <w:br w:type="page"/>
+      </w:r>
+    </w:p>
+    <w:p>
+      <w:pPr>
+        <w:rPr>
+          <w:b/>
+          <w:bCs/>
+          <w:sz w:val="40"/>
+          <w:szCs w:val="40"/>
+        </w:rPr>
+      </w:pPr>
+      <w:r>
+        <w:rPr>
+          <w:b/>
+          <w:bCs/>
+          <w:sz w:val="40"/>
+          <w:szCs w:val="40"/>
+        </w:rPr>
+        <w:lastRenderedPageBreak/>
+        <w:t>Checking standards manually</w:t>
+      </w:r>
+    </w:p>
+    <w:p>
+      <w:pPr>
+        <w:rPr>
+          <w:sz w:val="24"/>
+          <w:szCs w:val="24"/>
+        </w:rPr>
+      </w:pPr>
+      <w:r>
+        <w:rPr>
+          <w:sz w:val="24"/>
+          <w:szCs w:val="24"/>
+        </w:rPr>
+        <w:t>2021-06-04</w:t>
+      </w:r>
+    </w:p>
+    <w:p>
+      <w:pPr>
+        <w:rPr>
+          <w:sz w:val="24"/>
+          <w:szCs w:val="24"/>
+        </w:rPr>
+      </w:pPr>
+      <w:r>
+        <w:rPr>
+          <w:sz w:val="24"/>
+          <w:szCs w:val="24"/>
+        </w:rPr>
+        <w:t>Has 3 outliers</w:t>
+      </w:r>
+    </w:p>
+    <w:p>
+      <w:pPr>
+        <w:rPr>
+          <w:sz w:val="24"/>
+          <w:szCs w:val="24"/>
+        </w:rPr>
+      </w:pPr>
+      <w:r>
+        <w:rPr>
+          <w:noProof/>
+          <w:sz w:val="24"/>
+          <w:szCs w:val="24"/>
+        </w:rPr>
+        <w:drawing>
+          <wp:inline distT="0" distB="0" distL="0" distR="0" wp14:anchorId="1D3576AA" wp14:editId="01406889">
+            <wp:extent cx="5538626" cy="2909295"/>
+            <wp:effectExtent l="0" t="0" r="5080" b="5715"/>
+            <wp:docPr id="974695768" name="Picture 1"/>
+            <wp:cNvGraphicFramePr>
+              <a:graphicFrameLocks xmlns:a="http://schemas.openxmlformats.org/drawingml/2006/main" noChangeAspect="1"/>
+            </wp:cNvGraphicFramePr>
+            <a:graphic xmlns:a="http://schemas.openxmlformats.org/drawingml/2006/main">
+              <a:graphicData uri="http://schemas.openxmlformats.org/drawingml/2006/picture">
+                <pic:pic xmlns:pic="http://schemas.openxmlformats.org/drawingml/2006/picture">
+                  <pic:nvPicPr>
+                    <pic:cNvPr id="0" name="Picture 2"/>
+                    <pic:cNvPicPr>
+                      <a:picLocks noChangeAspect="1" noChangeArrowheads="1"/>
+                    </pic:cNvPicPr>
+                  </pic:nvPicPr>
+                  <pic:blipFill>
+                    <a:blip r:embed="rId98" cstate="print">
+                      <a:extLst>
+                        <a:ext uri="{28A0092B-C50C-407E-A947-70E740481C1C}">
+                          <a14:useLocalDpi xmlns:a14="http://schemas.microsoft.com/office/drawing/2010/main" val="0"/>
+                        </a:ext>
+                      </a:extLst>
+                    </a:blip>
+                    <a:srcRect/>
+                    <a:stretch>
+                      <a:fillRect/>
+                    </a:stretch>
+                  </pic:blipFill>
+                  <pic:spPr bwMode="auto">
+                    <a:xfrm>
+                      <a:off x="0" y="0"/>
+                      <a:ext cx="5550987" cy="2915788"/>
+                    </a:xfrm>
+                    <a:prstGeom prst="rect">
+                      <a:avLst/>
+                    </a:prstGeom>
+                    <a:noFill/>
+                  </pic:spPr>
+                </pic:pic>
+              </a:graphicData>
+            </a:graphic>
+          </wp:inline>
+        </w:drawing>
+      </w:r>
+    </w:p>
+    <w:p>
+      <w:pPr>
+        <w:rPr>
+          <w:sz w:val="24"/>
+          <w:szCs w:val="24"/>
+        </w:rPr>
+      </w:pPr>
+    </w:p>
+    <w:p>
+      <w:pPr>
+        <w:rPr>
+          <w:sz w:val="24"/>
+          <w:szCs w:val="24"/>
+        </w:rPr>
+      </w:pPr>
+      <w:r>
+        <w:rPr>
+          <w:noProof/>
+          <w:sz w:val="24"/>
+          <w:szCs w:val="24"/>
+        </w:rPr>
+        <w:drawing>
+          <wp:inline distT="0" distB="0" distL="0" distR="0" wp14:anchorId="66226ADA" wp14:editId="55821A4F">
+            <wp:extent cx="5615189" cy="2949511"/>
+            <wp:effectExtent l="0" t="0" r="5080" b="3810"/>
+            <wp:docPr id="1282884717" name="Picture 3"/>
+            <wp:cNvGraphicFramePr>
+              <a:graphicFrameLocks xmlns:a="http://schemas.openxmlformats.org/drawingml/2006/main" noChangeAspect="1"/>
+            </wp:cNvGraphicFramePr>
+            <a:graphic xmlns:a="http://schemas.openxmlformats.org/drawingml/2006/main">
+              <a:graphicData uri="http://schemas.openxmlformats.org/drawingml/2006/picture">
+                <pic:pic xmlns:pic="http://schemas.openxmlformats.org/drawingml/2006/picture">
+                  <pic:nvPicPr>
+                    <pic:cNvPr id="0" name="Picture 3"/>
+                    <pic:cNvPicPr>
+                      <a:picLocks noChangeAspect="1" noChangeArrowheads="1"/>
+                    </pic:cNvPicPr>
+                  </pic:nvPicPr>
+                  <pic:blipFill>
+                    <a:blip r:embed="rId99" cstate="print">
+                      <a:extLst>
+                        <a:ext uri="{28A0092B-C50C-407E-A947-70E740481C1C}">
+                          <a14:useLocalDpi xmlns:a14="http://schemas.microsoft.com/office/drawing/2010/main" val="0"/>
+                        </a:ext>
+                      </a:extLst>
+                    </a:blip>
+                    <a:srcRect/>
+                    <a:stretch>
+                      <a:fillRect/>
+                    </a:stretch>
+                  </pic:blipFill>
+                  <pic:spPr bwMode="auto">
+                    <a:xfrm>
+                      <a:off x="0" y="0"/>
+                      <a:ext cx="5649612" cy="2967593"/>
+                    </a:xfrm>
+                    <a:prstGeom prst="rect">
+                      <a:avLst/>
+                    </a:prstGeom>
+                    <a:noFill/>
+                  </pic:spPr>
+                </pic:pic>
+              </a:graphicData>
+            </a:graphic>
+          </wp:inline>
+        </w:drawing>
+      </w:r>
+    </w:p>
+    <w:p>
+      <w:r>
+        <w:t xml:space="preserve">Removed </w:t>
+      </w:r>
+      <w:proofErr w:type="gramStart"/>
+      <w:r>
+        <w:t xml:space="preserve">records </w:t>
+      </w:r>
+      <w:r>
+        <w:t xml:space="preserve"> 118</w:t>
+      </w:r>
+      <w:proofErr w:type="gramEnd"/>
+      <w:r>
+        <w:t xml:space="preserve">, 193, </w:t>
+      </w:r>
+      <w:r>
+        <w:t xml:space="preserve">85 </w:t>
       </w:r>
     </w:p>
     <w:p/>

--- a/StrategicTillage_GC_Analysis_workFlow.docx
+++ b/StrategicTillage_GC_Analysis_workFlow.docx
@@ -51,11 +51,9 @@
           <w:numId w:val="1"/>
         </w:numPr>
       </w:pPr>
-      <w:proofErr w:type="spellStart"/>
       <w:r>
         <w:t>GCAnalysis.R</w:t>
       </w:r>
-      <w:proofErr w:type="spellEnd"/>
     </w:p>
     <w:p>
       <w:pPr>
@@ -65,11 +63,9 @@
           <w:numId w:val="1"/>
         </w:numPr>
       </w:pPr>
-      <w:proofErr w:type="spellStart"/>
       <w:r>
         <w:t>HMR_Analysis.R</w:t>
       </w:r>
-      <w:proofErr w:type="spellEnd"/>
     </w:p>
     <w:p>
       <w:pPr>
@@ -91,11 +87,9 @@
           <w:numId w:val="1"/>
         </w:numPr>
       </w:pPr>
-      <w:proofErr w:type="spellStart"/>
       <w:r>
         <w:t>MassFluxCalculation.R</w:t>
       </w:r>
-      <w:proofErr w:type="spellEnd"/>
     </w:p>
     <w:p>
       <w:pPr>
@@ -105,11 +99,9 @@
           <w:numId w:val="1"/>
         </w:numPr>
       </w:pPr>
-      <w:proofErr w:type="spellStart"/>
       <w:r>
         <w:t>SoilGasFluxStatisticalAnalysis.R</w:t>
       </w:r>
-      <w:proofErr w:type="spellEnd"/>
     </w:p>
     <w:p>
       <w:r>
@@ -117,29 +109,8 @@
       </w:r>
     </w:p>
     <w:p>
-      <w:proofErr w:type="gramStart"/>
-      <w:r>
-        <w:t>The N2O</w:t>
-      </w:r>
-      <w:proofErr w:type="gramEnd"/>
-      <w:r>
-        <w:t xml:space="preserve"> and CO2 emissions are too high.  The N2O emission measure calculated by Alli </w:t>
-      </w:r>
-      <w:proofErr w:type="gramStart"/>
-      <w:r>
-        <w:t>were</w:t>
-      </w:r>
-      <w:proofErr w:type="gramEnd"/>
-      <w:r>
-        <w:t xml:space="preserve"> around </w:t>
-      </w:r>
-      <w:proofErr w:type="gramStart"/>
-      <w:r>
-        <w:t>10  kg</w:t>
-      </w:r>
-      <w:proofErr w:type="gramEnd"/>
-      <w:r>
-        <w:t xml:space="preserve">-N/ha yr. </w:t>
+      <w:r>
+        <w:t xml:space="preserve">The N2O and CO2 emissions are too high.  The N2O emission measure calculated by Alli were around 10  kg-N/ha yr. </w:t>
       </w:r>
     </w:p>
     <w:p>
@@ -348,31 +319,7 @@
     </w:p>
     <w:p>
       <w:r>
-        <w:t xml:space="preserve">The calibration regression for the GC based on standards </w:t>
-      </w:r>
-      <w:proofErr w:type="gramStart"/>
-      <w:r>
-        <w:t>seem</w:t>
-      </w:r>
-      <w:proofErr w:type="gramEnd"/>
-      <w:r>
-        <w:t xml:space="preserve"> to be irrelevant, as the important aspect affecting the emissions is not the </w:t>
-      </w:r>
-      <w:proofErr w:type="gramStart"/>
-      <w:r>
-        <w:t>particular concentration</w:t>
-      </w:r>
-      <w:proofErr w:type="gramEnd"/>
-      <w:r>
-        <w:t xml:space="preserve"> data point, but the slope of the consequent concentration measurement inside the chamber that </w:t>
-      </w:r>
-      <w:proofErr w:type="gramStart"/>
-      <w:r>
-        <w:t>result</w:t>
-      </w:r>
-      <w:proofErr w:type="gramEnd"/>
-      <w:r>
-        <w:t xml:space="preserve"> in the emission rate.</w:t>
+        <w:t>The calibration regression for the GC based on standards seem to be irrelevant, as the important aspect affecting the emissions is not the particular concentration data point, but the slope of the consequent concentration measurement inside the chamber that result in the emission rate.</w:t>
       </w:r>
     </w:p>
     <w:p>
@@ -838,44 +785,12 @@
     <w:p/>
     <w:p>
       <w:r>
-        <w:t xml:space="preserve">The data from the GC does not </w:t>
-      </w:r>
-      <w:proofErr w:type="gramStart"/>
-      <w:r>
-        <w:t>seems</w:t>
-      </w:r>
-      <w:proofErr w:type="gramEnd"/>
-      <w:r>
-        <w:t xml:space="preserve"> to indicate any mayor difference in the results. The high emissions do not seem to be the result of the GC analysis.</w:t>
-      </w:r>
-    </w:p>
-    <w:p>
-      <w:r>
-        <w:t xml:space="preserve">The </w:t>
-      </w:r>
-      <w:proofErr w:type="gramStart"/>
-      <w:r>
-        <w:t>intercept</w:t>
-      </w:r>
-      <w:proofErr w:type="gramEnd"/>
-      <w:r>
-        <w:t xml:space="preserve"> in the GC standard calibration has an important effect and is wrong in the linear model with free </w:t>
-      </w:r>
-      <w:proofErr w:type="gramStart"/>
-      <w:r>
-        <w:t>intercept</w:t>
-      </w:r>
-      <w:proofErr w:type="gramEnd"/>
-      <w:r>
-        <w:t xml:space="preserve">. With the intercept forces through 0 the calibration improves significantly.  Plot with free </w:t>
-      </w:r>
-      <w:proofErr w:type="gramStart"/>
-      <w:r>
-        <w:t>intercept</w:t>
-      </w:r>
-      <w:proofErr w:type="gramEnd"/>
-      <w:r>
-        <w:t>.</w:t>
+        <w:t>The data from the GC does not seems to indicate any mayor difference in the results. The high emissions do not seem to be the result of the GC analysis.</w:t>
+      </w:r>
+    </w:p>
+    <w:p>
+      <w:r>
+        <w:t>The intercept in the GC standard calibration has an important effect and is wrong in the linear model with free intercept. With the intercept forces through 0 the calibration improves significantly.  Plot with free intercept.</w:t>
       </w:r>
     </w:p>
     <w:p>
@@ -1398,15 +1313,7 @@
     <w:p/>
     <w:p>
       <w:r>
-        <w:t xml:space="preserve">Plotting the daily emissions (period emissions) against time </w:t>
-      </w:r>
-      <w:proofErr w:type="gramStart"/>
-      <w:r>
-        <w:t>it is clear that the</w:t>
-      </w:r>
-      <w:proofErr w:type="gramEnd"/>
-      <w:r>
-        <w:t xml:space="preserve"> main factor determining the higher emissions in blocks 1 and 2 are high N2O emission peaks. Those peaks are not present in blocks 3 and 4.</w:t>
+        <w:t>Plotting the daily emissions (period emissions) against time it is clear that the main factor determining the higher emissions in blocks 1 and 2 are high N2O emission peaks. Those peaks are not present in blocks 3 and 4.</w:t>
       </w:r>
     </w:p>
     <w:p/>
@@ -1640,7 +1547,6 @@
       <w:r>
         <w:t xml:space="preserve">In 2021, Sampling date </w:t>
       </w:r>
-      <w:proofErr w:type="gramStart"/>
       <w:r>
         <w:t>20210614</w:t>
       </w:r>
@@ -1648,42 +1554,22 @@
         <w:t xml:space="preserve">, </w:t>
       </w:r>
       <w:r>
-        <w:t xml:space="preserve"> and</w:t>
-      </w:r>
-      <w:proofErr w:type="gramEnd"/>
+        <w:t xml:space="preserve"> and </w:t>
+      </w:r>
+      <w:r>
+        <w:t>20210629</w:t>
+      </w:r>
       <w:r>
         <w:t xml:space="preserve"> </w:t>
       </w:r>
       <w:r>
-        <w:t>20210629</w:t>
+        <w:t>has problems:  The red points in the graph below all belong</w:t>
       </w:r>
       <w:r>
         <w:t xml:space="preserve"> </w:t>
       </w:r>
       <w:r>
-        <w:t>has problems</w:t>
-      </w:r>
-      <w:proofErr w:type="gramStart"/>
-      <w:r>
-        <w:t>:  The</w:t>
-      </w:r>
-      <w:proofErr w:type="gramEnd"/>
-      <w:r>
-        <w:t xml:space="preserve"> red points in the graph below all </w:t>
-      </w:r>
-      <w:proofErr w:type="gramStart"/>
-      <w:r>
-        <w:t>belong</w:t>
-      </w:r>
-      <w:r>
-        <w:t xml:space="preserve"> </w:t>
-      </w:r>
-      <w:r>
-        <w:t xml:space="preserve"> to</w:t>
-      </w:r>
-      <w:proofErr w:type="gramEnd"/>
-      <w:r>
-        <w:t xml:space="preserve"> sampling day </w:t>
+        <w:t xml:space="preserve"> to sampling day </w:t>
       </w:r>
       <w:r>
         <w:t>20210614</w:t>
@@ -1867,49 +1753,7 @@
         <w:rPr>
           <w:highlight w:val="yellow"/>
         </w:rPr>
-        <w:t xml:space="preserve">The final data for the mass flux calculations was taken from f0 and the missing data from “data error” from </w:t>
-      </w:r>
-      <w:proofErr w:type="gramStart"/>
-      <w:r>
-        <w:rPr>
-          <w:highlight w:val="yellow"/>
-        </w:rPr>
-        <w:t>LR.f</w:t>
-      </w:r>
-      <w:proofErr w:type="gramEnd"/>
-      <w:r>
-        <w:rPr>
-          <w:highlight w:val="yellow"/>
-        </w:rPr>
-        <w:t xml:space="preserve">0. For N2O and CH4 all the data </w:t>
-      </w:r>
-      <w:proofErr w:type="gramStart"/>
-      <w:r>
-        <w:rPr>
-          <w:highlight w:val="yellow"/>
-        </w:rPr>
-        <w:t>has to</w:t>
-      </w:r>
-      <w:proofErr w:type="gramEnd"/>
-      <w:r>
-        <w:rPr>
-          <w:highlight w:val="yellow"/>
-        </w:rPr>
-        <w:t xml:space="preserve"> come from </w:t>
-      </w:r>
-      <w:proofErr w:type="gramStart"/>
-      <w:r>
-        <w:rPr>
-          <w:highlight w:val="yellow"/>
-        </w:rPr>
-        <w:t>LR.f</w:t>
-      </w:r>
-      <w:proofErr w:type="gramEnd"/>
-      <w:r>
-        <w:rPr>
-          <w:highlight w:val="yellow"/>
-        </w:rPr>
-        <w:t>0.</w:t>
+        <w:t>The final data for the mass flux calculations was taken from f0 and the missing data from “data error” from LR.f0. For N2O and CH4 all the data has to come from LR.f0.</w:t>
       </w:r>
     </w:p>
     <w:p>
@@ -4271,7 +4115,6 @@
           <w14:ligatures w14:val="none"/>
         </w:rPr>
       </w:pPr>
-      <w:proofErr w:type="gramStart"/>
       <w:r>
         <w:rPr>
           <w:rFonts w:ascii="Lucida Console" w:eastAsia="Times New Roman" w:hAnsi="Lucida Console" w:cs="Courier New"/>
@@ -4281,32 +4124,7 @@
           <w:szCs w:val="20"/>
           <w14:ligatures w14:val="none"/>
         </w:rPr>
-        <w:t>summary(</w:t>
-      </w:r>
-      <w:proofErr w:type="spellStart"/>
-      <w:r>
-        <w:rPr>
-          <w:rFonts w:ascii="Lucida Console" w:eastAsia="Times New Roman" w:hAnsi="Lucida Console" w:cs="Courier New"/>
-          <w:color w:val="0000FF"/>
-          <w:kern w:val="0"/>
-          <w:sz w:val="20"/>
-          <w:szCs w:val="20"/>
-          <w14:ligatures w14:val="none"/>
-        </w:rPr>
-        <w:t>Cumm.Stat.Anal</w:t>
-      </w:r>
-      <w:proofErr w:type="spellEnd"/>
-      <w:proofErr w:type="gramEnd"/>
-      <w:r>
-        <w:rPr>
-          <w:rFonts w:ascii="Lucida Console" w:eastAsia="Times New Roman" w:hAnsi="Lucida Console" w:cs="Courier New"/>
-          <w:color w:val="0000FF"/>
-          <w:kern w:val="0"/>
-          <w:sz w:val="20"/>
-          <w:szCs w:val="20"/>
-          <w14:ligatures w14:val="none"/>
-        </w:rPr>
-        <w:t>)</w:t>
+        <w:t>summary(Cumm.Stat.Anal)</w:t>
       </w:r>
     </w:p>
     <w:p>
@@ -4422,8 +4240,6 @@
           <w14:ligatures w14:val="none"/>
         </w:rPr>
       </w:pPr>
-      <w:proofErr w:type="spellStart"/>
-      <w:proofErr w:type="gramStart"/>
       <w:r>
         <w:rPr>
           <w:rFonts w:ascii="Lucida Console" w:eastAsia="Times New Roman" w:hAnsi="Lucida Console" w:cs="Courier New"/>
@@ -4434,87 +4250,7 @@
           <w:bdr w:val="none" w:sz="0" w:space="0" w:color="auto" w:frame="1"/>
           <w14:ligatures w14:val="none"/>
         </w:rPr>
-        <w:t>lm</w:t>
-      </w:r>
-      <w:proofErr w:type="spellEnd"/>
-      <w:r>
-        <w:rPr>
-          <w:rFonts w:ascii="Lucida Console" w:eastAsia="Times New Roman" w:hAnsi="Lucida Console" w:cs="Courier New"/>
-          <w:color w:val="000000"/>
-          <w:kern w:val="0"/>
-          <w:sz w:val="20"/>
-          <w:szCs w:val="20"/>
-          <w:bdr w:val="none" w:sz="0" w:space="0" w:color="auto" w:frame="1"/>
-          <w14:ligatures w14:val="none"/>
-        </w:rPr>
-        <w:t>(</w:t>
-      </w:r>
-      <w:proofErr w:type="gramEnd"/>
-      <w:r>
-        <w:rPr>
-          <w:rFonts w:ascii="Lucida Console" w:eastAsia="Times New Roman" w:hAnsi="Lucida Console" w:cs="Courier New"/>
-          <w:color w:val="000000"/>
-          <w:kern w:val="0"/>
-          <w:sz w:val="20"/>
-          <w:szCs w:val="20"/>
-          <w:bdr w:val="none" w:sz="0" w:space="0" w:color="auto" w:frame="1"/>
-          <w14:ligatures w14:val="none"/>
-        </w:rPr>
-        <w:t xml:space="preserve">formula = </w:t>
-      </w:r>
-      <w:proofErr w:type="spellStart"/>
-      <w:proofErr w:type="gramStart"/>
-      <w:r>
-        <w:rPr>
-          <w:rFonts w:ascii="Lucida Console" w:eastAsia="Times New Roman" w:hAnsi="Lucida Console" w:cs="Courier New"/>
-          <w:color w:val="000000"/>
-          <w:kern w:val="0"/>
-          <w:sz w:val="20"/>
-          <w:szCs w:val="20"/>
-          <w:bdr w:val="none" w:sz="0" w:space="0" w:color="auto" w:frame="1"/>
-          <w14:ligatures w14:val="none"/>
-        </w:rPr>
-        <w:t>Total.Cum.Emissions</w:t>
-      </w:r>
-      <w:proofErr w:type="spellEnd"/>
-      <w:proofErr w:type="gramEnd"/>
-      <w:r>
-        <w:rPr>
-          <w:rFonts w:ascii="Lucida Console" w:eastAsia="Times New Roman" w:hAnsi="Lucida Console" w:cs="Courier New"/>
-          <w:color w:val="000000"/>
-          <w:kern w:val="0"/>
-          <w:sz w:val="20"/>
-          <w:szCs w:val="20"/>
-          <w:bdr w:val="none" w:sz="0" w:space="0" w:color="auto" w:frame="1"/>
-          <w14:ligatures w14:val="none"/>
-        </w:rPr>
-        <w:t xml:space="preserve"> ~ BLOCK.F + </w:t>
-      </w:r>
-      <w:proofErr w:type="spellStart"/>
-      <w:r>
-        <w:rPr>
-          <w:rFonts w:ascii="Lucida Console" w:eastAsia="Times New Roman" w:hAnsi="Lucida Console" w:cs="Courier New"/>
-          <w:color w:val="000000"/>
-          <w:kern w:val="0"/>
-          <w:sz w:val="20"/>
-          <w:szCs w:val="20"/>
-          <w:bdr w:val="none" w:sz="0" w:space="0" w:color="auto" w:frame="1"/>
-          <w14:ligatures w14:val="none"/>
-        </w:rPr>
-        <w:t>Sampling.Year</w:t>
-      </w:r>
-      <w:proofErr w:type="spellEnd"/>
-      <w:r>
-        <w:rPr>
-          <w:rFonts w:ascii="Lucida Console" w:eastAsia="Times New Roman" w:hAnsi="Lucida Console" w:cs="Courier New"/>
-          <w:color w:val="000000"/>
-          <w:kern w:val="0"/>
-          <w:sz w:val="20"/>
-          <w:szCs w:val="20"/>
-          <w:bdr w:val="none" w:sz="0" w:space="0" w:color="auto" w:frame="1"/>
-          <w14:ligatures w14:val="none"/>
-        </w:rPr>
-        <w:t xml:space="preserve"> + </w:t>
+        <w:t xml:space="preserve">lm(formula = Total.Cum.Emissions ~ BLOCK.F + Sampling.Year + </w:t>
       </w:r>
     </w:p>
     <w:p>
@@ -4560,85 +4296,7 @@
           <w:bdr w:val="none" w:sz="0" w:space="0" w:color="auto" w:frame="1"/>
           <w14:ligatures w14:val="none"/>
         </w:rPr>
-        <w:t xml:space="preserve">    </w:t>
-      </w:r>
-      <w:proofErr w:type="spellStart"/>
-      <w:r>
-        <w:rPr>
-          <w:rFonts w:ascii="Lucida Console" w:eastAsia="Times New Roman" w:hAnsi="Lucida Console" w:cs="Courier New"/>
-          <w:color w:val="000000"/>
-          <w:kern w:val="0"/>
-          <w:sz w:val="20"/>
-          <w:szCs w:val="20"/>
-          <w:bdr w:val="none" w:sz="0" w:space="0" w:color="auto" w:frame="1"/>
-          <w14:ligatures w14:val="none"/>
-        </w:rPr>
-        <w:t>CoverCrop.F</w:t>
-      </w:r>
-      <w:proofErr w:type="spellEnd"/>
-      <w:r>
-        <w:rPr>
-          <w:rFonts w:ascii="Lucida Console" w:eastAsia="Times New Roman" w:hAnsi="Lucida Console" w:cs="Courier New"/>
-          <w:color w:val="000000"/>
-          <w:kern w:val="0"/>
-          <w:sz w:val="20"/>
-          <w:szCs w:val="20"/>
-          <w:bdr w:val="none" w:sz="0" w:space="0" w:color="auto" w:frame="1"/>
-          <w14:ligatures w14:val="none"/>
-        </w:rPr>
-        <w:t xml:space="preserve"> + </w:t>
-      </w:r>
-      <w:proofErr w:type="spellStart"/>
-      <w:r>
-        <w:rPr>
-          <w:rFonts w:ascii="Lucida Console" w:eastAsia="Times New Roman" w:hAnsi="Lucida Console" w:cs="Courier New"/>
-          <w:color w:val="000000"/>
-          <w:kern w:val="0"/>
-          <w:sz w:val="20"/>
-          <w:szCs w:val="20"/>
-          <w:bdr w:val="none" w:sz="0" w:space="0" w:color="auto" w:frame="1"/>
-          <w14:ligatures w14:val="none"/>
-        </w:rPr>
-        <w:t>Treatment.F</w:t>
-      </w:r>
-      <w:proofErr w:type="spellEnd"/>
-      <w:r>
-        <w:rPr>
-          <w:rFonts w:ascii="Lucida Console" w:eastAsia="Times New Roman" w:hAnsi="Lucida Console" w:cs="Courier New"/>
-          <w:color w:val="000000"/>
-          <w:kern w:val="0"/>
-          <w:sz w:val="20"/>
-          <w:szCs w:val="20"/>
-          <w:bdr w:val="none" w:sz="0" w:space="0" w:color="auto" w:frame="1"/>
-          <w14:ligatures w14:val="none"/>
-        </w:rPr>
-        <w:t xml:space="preserve">, data = </w:t>
-      </w:r>
-      <w:proofErr w:type="gramStart"/>
-      <w:r>
-        <w:rPr>
-          <w:rFonts w:ascii="Lucida Console" w:eastAsia="Times New Roman" w:hAnsi="Lucida Console" w:cs="Courier New"/>
-          <w:color w:val="000000"/>
-          <w:kern w:val="0"/>
-          <w:sz w:val="20"/>
-          <w:szCs w:val="20"/>
-          <w:bdr w:val="none" w:sz="0" w:space="0" w:color="auto" w:frame="1"/>
-          <w14:ligatures w14:val="none"/>
-        </w:rPr>
-        <w:t>Cumm.Emm.Analysis</w:t>
-      </w:r>
-      <w:proofErr w:type="gramEnd"/>
-      <w:r>
-        <w:rPr>
-          <w:rFonts w:ascii="Lucida Console" w:eastAsia="Times New Roman" w:hAnsi="Lucida Console" w:cs="Courier New"/>
-          <w:color w:val="000000"/>
-          <w:kern w:val="0"/>
-          <w:sz w:val="20"/>
-          <w:szCs w:val="20"/>
-          <w:bdr w:val="none" w:sz="0" w:space="0" w:color="auto" w:frame="1"/>
-          <w14:ligatures w14:val="none"/>
-        </w:rPr>
-        <w:t>.2)</w:t>
+        <w:t xml:space="preserve">    CoverCrop.F + Treatment.F, data = Cumm.Emm.Analysis.2)</w:t>
       </w:r>
     </w:p>
     <w:p>
@@ -4764,33 +4422,7 @@
           <w:bdr w:val="none" w:sz="0" w:space="0" w:color="auto" w:frame="1"/>
           <w14:ligatures w14:val="none"/>
         </w:rPr>
-        <w:t xml:space="preserve">    Min      1</w:t>
-      </w:r>
-      <w:proofErr w:type="gramStart"/>
-      <w:r>
-        <w:rPr>
-          <w:rFonts w:ascii="Lucida Console" w:eastAsia="Times New Roman" w:hAnsi="Lucida Console" w:cs="Courier New"/>
-          <w:color w:val="000000"/>
-          <w:kern w:val="0"/>
-          <w:sz w:val="20"/>
-          <w:szCs w:val="20"/>
-          <w:bdr w:val="none" w:sz="0" w:space="0" w:color="auto" w:frame="1"/>
-          <w14:ligatures w14:val="none"/>
-        </w:rPr>
-        <w:t>Q  Median</w:t>
-      </w:r>
-      <w:proofErr w:type="gramEnd"/>
-      <w:r>
-        <w:rPr>
-          <w:rFonts w:ascii="Lucida Console" w:eastAsia="Times New Roman" w:hAnsi="Lucida Console" w:cs="Courier New"/>
-          <w:color w:val="000000"/>
-          <w:kern w:val="0"/>
-          <w:sz w:val="20"/>
-          <w:szCs w:val="20"/>
-          <w:bdr w:val="none" w:sz="0" w:space="0" w:color="auto" w:frame="1"/>
-          <w14:ligatures w14:val="none"/>
-        </w:rPr>
-        <w:t xml:space="preserve">      3Q     Max </w:t>
+        <w:t xml:space="preserve">    Min      1Q  Median      3Q     Max </w:t>
       </w:r>
     </w:p>
     <w:p>
@@ -4836,85 +4468,7 @@
           <w:bdr w:val="none" w:sz="0" w:space="0" w:color="auto" w:frame="1"/>
           <w14:ligatures w14:val="none"/>
         </w:rPr>
-        <w:t>-21.</w:t>
-      </w:r>
-      <w:proofErr w:type="gramStart"/>
-      <w:r>
-        <w:rPr>
-          <w:rFonts w:ascii="Lucida Console" w:eastAsia="Times New Roman" w:hAnsi="Lucida Console" w:cs="Courier New"/>
-          <w:color w:val="000000"/>
-          <w:kern w:val="0"/>
-          <w:sz w:val="20"/>
-          <w:szCs w:val="20"/>
-          <w:bdr w:val="none" w:sz="0" w:space="0" w:color="auto" w:frame="1"/>
-          <w14:ligatures w14:val="none"/>
-        </w:rPr>
-        <w:t>204  -</w:t>
-      </w:r>
-      <w:proofErr w:type="gramEnd"/>
-      <w:r>
-        <w:rPr>
-          <w:rFonts w:ascii="Lucida Console" w:eastAsia="Times New Roman" w:hAnsi="Lucida Console" w:cs="Courier New"/>
-          <w:color w:val="000000"/>
-          <w:kern w:val="0"/>
-          <w:sz w:val="20"/>
-          <w:szCs w:val="20"/>
-          <w:bdr w:val="none" w:sz="0" w:space="0" w:color="auto" w:frame="1"/>
-          <w14:ligatures w14:val="none"/>
-        </w:rPr>
-        <w:t>7.</w:t>
-      </w:r>
-      <w:proofErr w:type="gramStart"/>
-      <w:r>
-        <w:rPr>
-          <w:rFonts w:ascii="Lucida Console" w:eastAsia="Times New Roman" w:hAnsi="Lucida Console" w:cs="Courier New"/>
-          <w:color w:val="000000"/>
-          <w:kern w:val="0"/>
-          <w:sz w:val="20"/>
-          <w:szCs w:val="20"/>
-          <w:bdr w:val="none" w:sz="0" w:space="0" w:color="auto" w:frame="1"/>
-          <w14:ligatures w14:val="none"/>
-        </w:rPr>
-        <w:t>452  -</w:t>
-      </w:r>
-      <w:proofErr w:type="gramEnd"/>
-      <w:r>
-        <w:rPr>
-          <w:rFonts w:ascii="Lucida Console" w:eastAsia="Times New Roman" w:hAnsi="Lucida Console" w:cs="Courier New"/>
-          <w:color w:val="000000"/>
-          <w:kern w:val="0"/>
-          <w:sz w:val="20"/>
-          <w:szCs w:val="20"/>
-          <w:bdr w:val="none" w:sz="0" w:space="0" w:color="auto" w:frame="1"/>
-          <w14:ligatures w14:val="none"/>
-        </w:rPr>
-        <w:t xml:space="preserve">0.579   </w:t>
-      </w:r>
-      <w:proofErr w:type="gramStart"/>
-      <w:r>
-        <w:rPr>
-          <w:rFonts w:ascii="Lucida Console" w:eastAsia="Times New Roman" w:hAnsi="Lucida Console" w:cs="Courier New"/>
-          <w:color w:val="000000"/>
-          <w:kern w:val="0"/>
-          <w:sz w:val="20"/>
-          <w:szCs w:val="20"/>
-          <w:bdr w:val="none" w:sz="0" w:space="0" w:color="auto" w:frame="1"/>
-          <w14:ligatures w14:val="none"/>
-        </w:rPr>
-        <w:t>4.777  41.906</w:t>
-      </w:r>
-      <w:proofErr w:type="gramEnd"/>
-      <w:r>
-        <w:rPr>
-          <w:rFonts w:ascii="Lucida Console" w:eastAsia="Times New Roman" w:hAnsi="Lucida Console" w:cs="Courier New"/>
-          <w:color w:val="000000"/>
-          <w:kern w:val="0"/>
-          <w:sz w:val="20"/>
-          <w:szCs w:val="20"/>
-          <w:bdr w:val="none" w:sz="0" w:space="0" w:color="auto" w:frame="1"/>
-          <w14:ligatures w14:val="none"/>
-        </w:rPr>
-        <w:t xml:space="preserve"> </w:t>
+        <w:t xml:space="preserve">-21.204  -7.452  -0.579   4.777  41.906 </w:t>
       </w:r>
     </w:p>
     <w:p>
@@ -5040,33 +4594,7 @@
           <w:bdr w:val="none" w:sz="0" w:space="0" w:color="auto" w:frame="1"/>
           <w14:ligatures w14:val="none"/>
         </w:rPr>
-        <w:t xml:space="preserve">                  Estimate Std. Error t value </w:t>
-      </w:r>
-      <w:proofErr w:type="spellStart"/>
-      <w:r>
-        <w:rPr>
-          <w:rFonts w:ascii="Lucida Console" w:eastAsia="Times New Roman" w:hAnsi="Lucida Console" w:cs="Courier New"/>
-          <w:color w:val="000000"/>
-          <w:kern w:val="0"/>
-          <w:sz w:val="20"/>
-          <w:szCs w:val="20"/>
-          <w:bdr w:val="none" w:sz="0" w:space="0" w:color="auto" w:frame="1"/>
-          <w14:ligatures w14:val="none"/>
-        </w:rPr>
-        <w:t>Pr</w:t>
-      </w:r>
-      <w:proofErr w:type="spellEnd"/>
-      <w:r>
-        <w:rPr>
-          <w:rFonts w:ascii="Lucida Console" w:eastAsia="Times New Roman" w:hAnsi="Lucida Console" w:cs="Courier New"/>
-          <w:color w:val="000000"/>
-          <w:kern w:val="0"/>
-          <w:sz w:val="20"/>
-          <w:szCs w:val="20"/>
-          <w:bdr w:val="none" w:sz="0" w:space="0" w:color="auto" w:frame="1"/>
-          <w14:ligatures w14:val="none"/>
-        </w:rPr>
-        <w:t xml:space="preserve">(&gt;|t|)    </w:t>
+        <w:t xml:space="preserve">                  Estimate Std. Error t value Pr(&gt;|t|)    </w:t>
       </w:r>
     </w:p>
     <w:p>
@@ -5112,59 +4640,7 @@
           <w:bdr w:val="none" w:sz="0" w:space="0" w:color="auto" w:frame="1"/>
           <w14:ligatures w14:val="none"/>
         </w:rPr>
-        <w:t>(</w:t>
-      </w:r>
-      <w:proofErr w:type="gramStart"/>
-      <w:r>
-        <w:rPr>
-          <w:rFonts w:ascii="Lucida Console" w:eastAsia="Times New Roman" w:hAnsi="Lucida Console" w:cs="Courier New"/>
-          <w:color w:val="000000"/>
-          <w:kern w:val="0"/>
-          <w:sz w:val="20"/>
-          <w:szCs w:val="20"/>
-          <w:bdr w:val="none" w:sz="0" w:space="0" w:color="auto" w:frame="1"/>
-          <w14:ligatures w14:val="none"/>
-        </w:rPr>
-        <w:t xml:space="preserve">Intercept)   </w:t>
-      </w:r>
-      <w:proofErr w:type="gramEnd"/>
-      <w:r>
-        <w:rPr>
-          <w:rFonts w:ascii="Lucida Console" w:eastAsia="Times New Roman" w:hAnsi="Lucida Console" w:cs="Courier New"/>
-          <w:color w:val="000000"/>
-          <w:kern w:val="0"/>
-          <w:sz w:val="20"/>
-          <w:szCs w:val="20"/>
-          <w:bdr w:val="none" w:sz="0" w:space="0" w:color="auto" w:frame="1"/>
-          <w14:ligatures w14:val="none"/>
-        </w:rPr>
-        <w:t xml:space="preserve">     17.9614     3.9252   4.576 </w:t>
-      </w:r>
-      <w:proofErr w:type="gramStart"/>
-      <w:r>
-        <w:rPr>
-          <w:rFonts w:ascii="Lucida Console" w:eastAsia="Times New Roman" w:hAnsi="Lucida Console" w:cs="Courier New"/>
-          <w:color w:val="000000"/>
-          <w:kern w:val="0"/>
-          <w:sz w:val="20"/>
-          <w:szCs w:val="20"/>
-          <w:bdr w:val="none" w:sz="0" w:space="0" w:color="auto" w:frame="1"/>
-          <w14:ligatures w14:val="none"/>
-        </w:rPr>
-        <w:t xml:space="preserve">   2e</w:t>
-      </w:r>
-      <w:proofErr w:type="gramEnd"/>
-      <w:r>
-        <w:rPr>
-          <w:rFonts w:ascii="Lucida Console" w:eastAsia="Times New Roman" w:hAnsi="Lucida Console" w:cs="Courier New"/>
-          <w:color w:val="000000"/>
-          <w:kern w:val="0"/>
-          <w:sz w:val="20"/>
-          <w:szCs w:val="20"/>
-          <w:bdr w:val="none" w:sz="0" w:space="0" w:color="auto" w:frame="1"/>
-          <w14:ligatures w14:val="none"/>
-        </w:rPr>
-        <w:t>-05 ***</w:t>
+        <w:t>(Intercept)        17.9614     3.9252   4.576    2e-05 ***</w:t>
       </w:r>
     </w:p>
     <w:p>
@@ -5256,33 +4732,7 @@
           <w:bdr w:val="none" w:sz="0" w:space="0" w:color="auto" w:frame="1"/>
           <w14:ligatures w14:val="none"/>
         </w:rPr>
-        <w:t xml:space="preserve">BLOCK.F3          -14.7355     </w:t>
-      </w:r>
-      <w:proofErr w:type="gramStart"/>
-      <w:r>
-        <w:rPr>
-          <w:rFonts w:ascii="Lucida Console" w:eastAsia="Times New Roman" w:hAnsi="Lucida Console" w:cs="Courier New"/>
-          <w:color w:val="000000"/>
-          <w:kern w:val="0"/>
-          <w:sz w:val="20"/>
-          <w:szCs w:val="20"/>
-          <w:bdr w:val="none" w:sz="0" w:space="0" w:color="auto" w:frame="1"/>
-          <w14:ligatures w14:val="none"/>
-        </w:rPr>
-        <w:t>3.5916  -</w:t>
-      </w:r>
-      <w:proofErr w:type="gramEnd"/>
-      <w:r>
-        <w:rPr>
-          <w:rFonts w:ascii="Lucida Console" w:eastAsia="Times New Roman" w:hAnsi="Lucida Console" w:cs="Courier New"/>
-          <w:color w:val="000000"/>
-          <w:kern w:val="0"/>
-          <w:sz w:val="20"/>
-          <w:szCs w:val="20"/>
-          <w:bdr w:val="none" w:sz="0" w:space="0" w:color="auto" w:frame="1"/>
-          <w14:ligatures w14:val="none"/>
-        </w:rPr>
-        <w:t>4.103 0.000109 ***</w:t>
+        <w:t>BLOCK.F3          -14.7355     3.5916  -4.103 0.000109 ***</w:t>
       </w:r>
     </w:p>
     <w:p>
@@ -5328,33 +4778,7 @@
           <w:bdr w:val="none" w:sz="0" w:space="0" w:color="auto" w:frame="1"/>
           <w14:ligatures w14:val="none"/>
         </w:rPr>
-        <w:t xml:space="preserve">BLOCK.F4          -12.3094     </w:t>
-      </w:r>
-      <w:proofErr w:type="gramStart"/>
-      <w:r>
-        <w:rPr>
-          <w:rFonts w:ascii="Lucida Console" w:eastAsia="Times New Roman" w:hAnsi="Lucida Console" w:cs="Courier New"/>
-          <w:color w:val="000000"/>
-          <w:kern w:val="0"/>
-          <w:sz w:val="20"/>
-          <w:szCs w:val="20"/>
-          <w:bdr w:val="none" w:sz="0" w:space="0" w:color="auto" w:frame="1"/>
-          <w14:ligatures w14:val="none"/>
-        </w:rPr>
-        <w:t>3.5916  -</w:t>
-      </w:r>
-      <w:proofErr w:type="gramEnd"/>
-      <w:r>
-        <w:rPr>
-          <w:rFonts w:ascii="Lucida Console" w:eastAsia="Times New Roman" w:hAnsi="Lucida Console" w:cs="Courier New"/>
-          <w:color w:val="000000"/>
-          <w:kern w:val="0"/>
-          <w:sz w:val="20"/>
-          <w:szCs w:val="20"/>
-          <w:bdr w:val="none" w:sz="0" w:space="0" w:color="auto" w:frame="1"/>
-          <w14:ligatures w14:val="none"/>
-        </w:rPr>
-        <w:t xml:space="preserve">3.427 0.001025 ** </w:t>
+        <w:t xml:space="preserve">BLOCK.F4          -12.3094     3.5916  -3.427 0.001025 ** </w:t>
       </w:r>
     </w:p>
     <w:p>
@@ -5400,59 +4824,7 @@
           <w:bdr w:val="none" w:sz="0" w:space="0" w:color="auto" w:frame="1"/>
           <w14:ligatures w14:val="none"/>
         </w:rPr>
-        <w:t>Sampling.Year</w:t>
-      </w:r>
-      <w:proofErr w:type="gramStart"/>
-      <w:r>
-        <w:rPr>
-          <w:rFonts w:ascii="Lucida Console" w:eastAsia="Times New Roman" w:hAnsi="Lucida Console" w:cs="Courier New"/>
-          <w:color w:val="000000"/>
-          <w:kern w:val="0"/>
-          <w:sz w:val="20"/>
-          <w:szCs w:val="20"/>
-          <w:bdr w:val="none" w:sz="0" w:space="0" w:color="auto" w:frame="1"/>
-          <w14:ligatures w14:val="none"/>
-        </w:rPr>
-        <w:t>2022  -</w:t>
-      </w:r>
-      <w:proofErr w:type="gramEnd"/>
-      <w:r>
-        <w:rPr>
-          <w:rFonts w:ascii="Lucida Console" w:eastAsia="Times New Roman" w:hAnsi="Lucida Console" w:cs="Courier New"/>
-          <w:color w:val="000000"/>
-          <w:kern w:val="0"/>
-          <w:sz w:val="20"/>
-          <w:szCs w:val="20"/>
-          <w:bdr w:val="none" w:sz="0" w:space="0" w:color="auto" w:frame="1"/>
-          <w14:ligatures w14:val="none"/>
-        </w:rPr>
-        <w:t xml:space="preserve">9.7553     </w:t>
-      </w:r>
-      <w:proofErr w:type="gramStart"/>
-      <w:r>
-        <w:rPr>
-          <w:rFonts w:ascii="Lucida Console" w:eastAsia="Times New Roman" w:hAnsi="Lucida Console" w:cs="Courier New"/>
-          <w:color w:val="000000"/>
-          <w:kern w:val="0"/>
-          <w:sz w:val="20"/>
-          <w:szCs w:val="20"/>
-          <w:bdr w:val="none" w:sz="0" w:space="0" w:color="auto" w:frame="1"/>
-          <w14:ligatures w14:val="none"/>
-        </w:rPr>
-        <w:t>2.5396  -</w:t>
-      </w:r>
-      <w:proofErr w:type="gramEnd"/>
-      <w:r>
-        <w:rPr>
-          <w:rFonts w:ascii="Lucida Console" w:eastAsia="Times New Roman" w:hAnsi="Lucida Console" w:cs="Courier New"/>
-          <w:color w:val="000000"/>
-          <w:kern w:val="0"/>
-          <w:sz w:val="20"/>
-          <w:szCs w:val="20"/>
-          <w:bdr w:val="none" w:sz="0" w:space="0" w:color="auto" w:frame="1"/>
-          <w14:ligatures w14:val="none"/>
-        </w:rPr>
-        <w:t>3.841 0.000266 ***</w:t>
+        <w:t>Sampling.Year2022  -9.7553     2.5396  -3.841 0.000266 ***</w:t>
       </w:r>
     </w:p>
     <w:p>
@@ -5488,7 +4860,6 @@
           <w14:ligatures w14:val="none"/>
         </w:rPr>
       </w:pPr>
-      <w:proofErr w:type="spellStart"/>
       <w:r>
         <w:rPr>
           <w:rFonts w:ascii="Lucida Console" w:eastAsia="Times New Roman" w:hAnsi="Lucida Console" w:cs="Courier New"/>
@@ -5499,20 +4870,7 @@
           <w:bdr w:val="none" w:sz="0" w:space="0" w:color="auto" w:frame="1"/>
           <w14:ligatures w14:val="none"/>
         </w:rPr>
-        <w:t>CoverCrop.FClover</w:t>
-      </w:r>
-      <w:proofErr w:type="spellEnd"/>
-      <w:r>
-        <w:rPr>
-          <w:rFonts w:ascii="Lucida Console" w:eastAsia="Times New Roman" w:hAnsi="Lucida Console" w:cs="Courier New"/>
-          <w:color w:val="000000"/>
-          <w:kern w:val="0"/>
-          <w:sz w:val="20"/>
-          <w:szCs w:val="20"/>
-          <w:bdr w:val="none" w:sz="0" w:space="0" w:color="auto" w:frame="1"/>
-          <w14:ligatures w14:val="none"/>
-        </w:rPr>
-        <w:t xml:space="preserve">   3.1667     3.2786   0.966 0.337437    </w:t>
+        <w:t xml:space="preserve">CoverCrop.FClover   3.1667     3.2786   0.966 0.337437    </w:t>
       </w:r>
     </w:p>
     <w:p>
@@ -5548,7 +4906,6 @@
           <w14:ligatures w14:val="none"/>
         </w:rPr>
       </w:pPr>
-      <w:proofErr w:type="spellStart"/>
       <w:r>
         <w:rPr>
           <w:rFonts w:ascii="Lucida Console" w:eastAsia="Times New Roman" w:hAnsi="Lucida Console" w:cs="Courier New"/>
@@ -5559,46 +4916,7 @@
           <w:bdr w:val="none" w:sz="0" w:space="0" w:color="auto" w:frame="1"/>
           <w14:ligatures w14:val="none"/>
         </w:rPr>
-        <w:t>CoverCrop.FTrit</w:t>
-      </w:r>
-      <w:proofErr w:type="spellEnd"/>
-      <w:r>
-        <w:rPr>
-          <w:rFonts w:ascii="Lucida Console" w:eastAsia="Times New Roman" w:hAnsi="Lucida Console" w:cs="Courier New"/>
-          <w:color w:val="000000"/>
-          <w:kern w:val="0"/>
-          <w:sz w:val="20"/>
-          <w:szCs w:val="20"/>
-          <w:bdr w:val="none" w:sz="0" w:space="0" w:color="auto" w:frame="1"/>
-          <w14:ligatures w14:val="none"/>
-        </w:rPr>
-        <w:t xml:space="preserve">    -0.4087     </w:t>
-      </w:r>
-      <w:proofErr w:type="gramStart"/>
-      <w:r>
-        <w:rPr>
-          <w:rFonts w:ascii="Lucida Console" w:eastAsia="Times New Roman" w:hAnsi="Lucida Console" w:cs="Courier New"/>
-          <w:color w:val="000000"/>
-          <w:kern w:val="0"/>
-          <w:sz w:val="20"/>
-          <w:szCs w:val="20"/>
-          <w:bdr w:val="none" w:sz="0" w:space="0" w:color="auto" w:frame="1"/>
-          <w14:ligatures w14:val="none"/>
-        </w:rPr>
-        <w:t>3.2786  -</w:t>
-      </w:r>
-      <w:proofErr w:type="gramEnd"/>
-      <w:r>
-        <w:rPr>
-          <w:rFonts w:ascii="Lucida Console" w:eastAsia="Times New Roman" w:hAnsi="Lucida Console" w:cs="Courier New"/>
-          <w:color w:val="000000"/>
-          <w:kern w:val="0"/>
-          <w:sz w:val="20"/>
-          <w:szCs w:val="20"/>
-          <w:bdr w:val="none" w:sz="0" w:space="0" w:color="auto" w:frame="1"/>
-          <w14:ligatures w14:val="none"/>
-        </w:rPr>
-        <w:t xml:space="preserve">0.125 0.901165    </w:t>
+        <w:t xml:space="preserve">CoverCrop.FTrit    -0.4087     3.2786  -0.125 0.901165    </w:t>
       </w:r>
     </w:p>
     <w:p>
@@ -5634,7 +4952,6 @@
           <w14:ligatures w14:val="none"/>
         </w:rPr>
       </w:pPr>
-      <w:proofErr w:type="spellStart"/>
       <w:r>
         <w:rPr>
           <w:rFonts w:ascii="Lucida Console" w:eastAsia="Times New Roman" w:hAnsi="Lucida Console" w:cs="Courier New"/>
@@ -5645,46 +4962,7 @@
           <w:bdr w:val="none" w:sz="0" w:space="0" w:color="auto" w:frame="1"/>
           <w14:ligatures w14:val="none"/>
         </w:rPr>
-        <w:t>Treatment.FB</w:t>
-      </w:r>
-      <w:proofErr w:type="spellEnd"/>
-      <w:r>
-        <w:rPr>
-          <w:rFonts w:ascii="Lucida Console" w:eastAsia="Times New Roman" w:hAnsi="Lucida Console" w:cs="Courier New"/>
-          <w:color w:val="000000"/>
-          <w:kern w:val="0"/>
-          <w:sz w:val="20"/>
-          <w:szCs w:val="20"/>
-          <w:bdr w:val="none" w:sz="0" w:space="0" w:color="auto" w:frame="1"/>
-          <w14:ligatures w14:val="none"/>
-        </w:rPr>
-        <w:t xml:space="preserve">        6.2892     3.2786   1.918 0.</w:t>
-      </w:r>
-      <w:proofErr w:type="gramStart"/>
-      <w:r>
-        <w:rPr>
-          <w:rFonts w:ascii="Lucida Console" w:eastAsia="Times New Roman" w:hAnsi="Lucida Console" w:cs="Courier New"/>
-          <w:color w:val="000000"/>
-          <w:kern w:val="0"/>
-          <w:sz w:val="20"/>
-          <w:szCs w:val="20"/>
-          <w:bdr w:val="none" w:sz="0" w:space="0" w:color="auto" w:frame="1"/>
-          <w14:ligatures w14:val="none"/>
-        </w:rPr>
-        <w:t>059162 .</w:t>
-      </w:r>
-      <w:proofErr w:type="gramEnd"/>
-      <w:r>
-        <w:rPr>
-          <w:rFonts w:ascii="Lucida Console" w:eastAsia="Times New Roman" w:hAnsi="Lucida Console" w:cs="Courier New"/>
-          <w:color w:val="000000"/>
-          <w:kern w:val="0"/>
-          <w:sz w:val="20"/>
-          <w:szCs w:val="20"/>
-          <w:bdr w:val="none" w:sz="0" w:space="0" w:color="auto" w:frame="1"/>
-          <w14:ligatures w14:val="none"/>
-        </w:rPr>
-        <w:t xml:space="preserve">  </w:t>
+        <w:t xml:space="preserve">Treatment.FB        6.2892     3.2786   1.918 0.059162 .  </w:t>
       </w:r>
     </w:p>
     <w:p>
@@ -5720,7 +4998,6 @@
           <w14:ligatures w14:val="none"/>
         </w:rPr>
       </w:pPr>
-      <w:proofErr w:type="spellStart"/>
       <w:r>
         <w:rPr>
           <w:rFonts w:ascii="Lucida Console" w:eastAsia="Times New Roman" w:hAnsi="Lucida Console" w:cs="Courier New"/>
@@ -5731,20 +5008,7 @@
           <w:bdr w:val="none" w:sz="0" w:space="0" w:color="auto" w:frame="1"/>
           <w14:ligatures w14:val="none"/>
         </w:rPr>
-        <w:t>Treatment.FC</w:t>
-      </w:r>
-      <w:proofErr w:type="spellEnd"/>
-      <w:r>
-        <w:rPr>
-          <w:rFonts w:ascii="Lucida Console" w:eastAsia="Times New Roman" w:hAnsi="Lucida Console" w:cs="Courier New"/>
-          <w:color w:val="000000"/>
-          <w:kern w:val="0"/>
-          <w:sz w:val="20"/>
-          <w:szCs w:val="20"/>
-          <w:bdr w:val="none" w:sz="0" w:space="0" w:color="auto" w:frame="1"/>
-          <w14:ligatures w14:val="none"/>
-        </w:rPr>
-        <w:t xml:space="preserve">        4.1102     3.2786   1.254 0.214146    </w:t>
+        <w:t xml:space="preserve">Treatment.FC        4.1102     3.2786   1.254 0.214146    </w:t>
       </w:r>
     </w:p>
     <w:p>
@@ -5780,7 +5044,6 @@
           <w14:ligatures w14:val="none"/>
         </w:rPr>
       </w:pPr>
-      <w:proofErr w:type="spellStart"/>
       <w:r>
         <w:rPr>
           <w:rFonts w:ascii="Lucida Console" w:eastAsia="Times New Roman" w:hAnsi="Lucida Console" w:cs="Courier New"/>
@@ -5791,46 +5054,7 @@
           <w:bdr w:val="none" w:sz="0" w:space="0" w:color="auto" w:frame="1"/>
           <w14:ligatures w14:val="none"/>
         </w:rPr>
-        <w:t>Treatment.FD</w:t>
-      </w:r>
-      <w:proofErr w:type="spellEnd"/>
-      <w:r>
-        <w:rPr>
-          <w:rFonts w:ascii="Lucida Console" w:eastAsia="Times New Roman" w:hAnsi="Lucida Console" w:cs="Courier New"/>
-          <w:color w:val="000000"/>
-          <w:kern w:val="0"/>
-          <w:sz w:val="20"/>
-          <w:szCs w:val="20"/>
-          <w:bdr w:val="none" w:sz="0" w:space="0" w:color="auto" w:frame="1"/>
-          <w14:ligatures w14:val="none"/>
-        </w:rPr>
-        <w:t xml:space="preserve">       -0.8080     </w:t>
-      </w:r>
-      <w:proofErr w:type="gramStart"/>
-      <w:r>
-        <w:rPr>
-          <w:rFonts w:ascii="Lucida Console" w:eastAsia="Times New Roman" w:hAnsi="Lucida Console" w:cs="Courier New"/>
-          <w:color w:val="000000"/>
-          <w:kern w:val="0"/>
-          <w:sz w:val="20"/>
-          <w:szCs w:val="20"/>
-          <w:bdr w:val="none" w:sz="0" w:space="0" w:color="auto" w:frame="1"/>
-          <w14:ligatures w14:val="none"/>
-        </w:rPr>
-        <w:t>5.0082  -</w:t>
-      </w:r>
-      <w:proofErr w:type="gramEnd"/>
-      <w:r>
-        <w:rPr>
-          <w:rFonts w:ascii="Lucida Console" w:eastAsia="Times New Roman" w:hAnsi="Lucida Console" w:cs="Courier New"/>
-          <w:color w:val="000000"/>
-          <w:kern w:val="0"/>
-          <w:sz w:val="20"/>
-          <w:szCs w:val="20"/>
-          <w:bdr w:val="none" w:sz="0" w:space="0" w:color="auto" w:frame="1"/>
-          <w14:ligatures w14:val="none"/>
-        </w:rPr>
-        <w:t xml:space="preserve">0.161 0.872300    </w:t>
+        <w:t xml:space="preserve">Treatment.FD       -0.8080     5.0082  -0.161 0.872300    </w:t>
       </w:r>
     </w:p>
     <w:p>
@@ -5912,7 +5136,6 @@
           <w14:ligatures w14:val="none"/>
         </w:rPr>
       </w:pPr>
-      <w:proofErr w:type="spellStart"/>
       <w:r>
         <w:rPr>
           <w:rFonts w:ascii="Lucida Console" w:eastAsia="Times New Roman" w:hAnsi="Lucida Console" w:cs="Courier New"/>
@@ -5923,124 +5146,7 @@
           <w:bdr w:val="none" w:sz="0" w:space="0" w:color="auto" w:frame="1"/>
           <w14:ligatures w14:val="none"/>
         </w:rPr>
-        <w:t>Signif</w:t>
-      </w:r>
-      <w:proofErr w:type="spellEnd"/>
-      <w:r>
-        <w:rPr>
-          <w:rFonts w:ascii="Lucida Console" w:eastAsia="Times New Roman" w:hAnsi="Lucida Console" w:cs="Courier New"/>
-          <w:color w:val="000000"/>
-          <w:kern w:val="0"/>
-          <w:sz w:val="20"/>
-          <w:szCs w:val="20"/>
-          <w:bdr w:val="none" w:sz="0" w:space="0" w:color="auto" w:frame="1"/>
-          <w14:ligatures w14:val="none"/>
-        </w:rPr>
-        <w:t>. codes</w:t>
-      </w:r>
-      <w:proofErr w:type="gramStart"/>
-      <w:r>
-        <w:rPr>
-          <w:rFonts w:ascii="Lucida Console" w:eastAsia="Times New Roman" w:hAnsi="Lucida Console" w:cs="Courier New"/>
-          <w:color w:val="000000"/>
-          <w:kern w:val="0"/>
-          <w:sz w:val="20"/>
-          <w:szCs w:val="20"/>
-          <w:bdr w:val="none" w:sz="0" w:space="0" w:color="auto" w:frame="1"/>
-          <w14:ligatures w14:val="none"/>
-        </w:rPr>
-        <w:t>:  0 ‘</w:t>
-      </w:r>
-      <w:proofErr w:type="gramEnd"/>
-      <w:r>
-        <w:rPr>
-          <w:rFonts w:ascii="Lucida Console" w:eastAsia="Times New Roman" w:hAnsi="Lucida Console" w:cs="Courier New"/>
-          <w:color w:val="000000"/>
-          <w:kern w:val="0"/>
-          <w:sz w:val="20"/>
-          <w:szCs w:val="20"/>
-          <w:bdr w:val="none" w:sz="0" w:space="0" w:color="auto" w:frame="1"/>
-          <w14:ligatures w14:val="none"/>
-        </w:rPr>
-        <w:t xml:space="preserve">***’ </w:t>
-      </w:r>
-      <w:proofErr w:type="gramStart"/>
-      <w:r>
-        <w:rPr>
-          <w:rFonts w:ascii="Lucida Console" w:eastAsia="Times New Roman" w:hAnsi="Lucida Console" w:cs="Courier New"/>
-          <w:color w:val="000000"/>
-          <w:kern w:val="0"/>
-          <w:sz w:val="20"/>
-          <w:szCs w:val="20"/>
-          <w:bdr w:val="none" w:sz="0" w:space="0" w:color="auto" w:frame="1"/>
-          <w14:ligatures w14:val="none"/>
-        </w:rPr>
-        <w:t>0.001 ‘*</w:t>
-      </w:r>
-      <w:proofErr w:type="gramEnd"/>
-      <w:r>
-        <w:rPr>
-          <w:rFonts w:ascii="Lucida Console" w:eastAsia="Times New Roman" w:hAnsi="Lucida Console" w:cs="Courier New"/>
-          <w:color w:val="000000"/>
-          <w:kern w:val="0"/>
-          <w:sz w:val="20"/>
-          <w:szCs w:val="20"/>
-          <w:bdr w:val="none" w:sz="0" w:space="0" w:color="auto" w:frame="1"/>
-          <w14:ligatures w14:val="none"/>
-        </w:rPr>
-        <w:t xml:space="preserve">*’ </w:t>
-      </w:r>
-      <w:proofErr w:type="gramStart"/>
-      <w:r>
-        <w:rPr>
-          <w:rFonts w:ascii="Lucida Console" w:eastAsia="Times New Roman" w:hAnsi="Lucida Console" w:cs="Courier New"/>
-          <w:color w:val="000000"/>
-          <w:kern w:val="0"/>
-          <w:sz w:val="20"/>
-          <w:szCs w:val="20"/>
-          <w:bdr w:val="none" w:sz="0" w:space="0" w:color="auto" w:frame="1"/>
-          <w14:ligatures w14:val="none"/>
-        </w:rPr>
-        <w:t>0.01 ‘*</w:t>
-      </w:r>
-      <w:proofErr w:type="gramEnd"/>
-      <w:r>
-        <w:rPr>
-          <w:rFonts w:ascii="Lucida Console" w:eastAsia="Times New Roman" w:hAnsi="Lucida Console" w:cs="Courier New"/>
-          <w:color w:val="000000"/>
-          <w:kern w:val="0"/>
-          <w:sz w:val="20"/>
-          <w:szCs w:val="20"/>
-          <w:bdr w:val="none" w:sz="0" w:space="0" w:color="auto" w:frame="1"/>
-          <w14:ligatures w14:val="none"/>
-        </w:rPr>
-        <w:t xml:space="preserve">’ 0.05 ‘.’ 0.1 </w:t>
-      </w:r>
-      <w:proofErr w:type="gramStart"/>
-      <w:r>
-        <w:rPr>
-          <w:rFonts w:ascii="Lucida Console" w:eastAsia="Times New Roman" w:hAnsi="Lucida Console" w:cs="Courier New"/>
-          <w:color w:val="000000"/>
-          <w:kern w:val="0"/>
-          <w:sz w:val="20"/>
-          <w:szCs w:val="20"/>
-          <w:bdr w:val="none" w:sz="0" w:space="0" w:color="auto" w:frame="1"/>
-          <w14:ligatures w14:val="none"/>
-        </w:rPr>
-        <w:t>‘ ’</w:t>
-      </w:r>
-      <w:proofErr w:type="gramEnd"/>
-      <w:r>
-        <w:rPr>
-          <w:rFonts w:ascii="Lucida Console" w:eastAsia="Times New Roman" w:hAnsi="Lucida Console" w:cs="Courier New"/>
-          <w:color w:val="000000"/>
-          <w:kern w:val="0"/>
-          <w:sz w:val="20"/>
-          <w:szCs w:val="20"/>
-          <w:bdr w:val="none" w:sz="0" w:space="0" w:color="auto" w:frame="1"/>
-          <w14:ligatures w14:val="none"/>
-        </w:rPr>
-        <w:t xml:space="preserve"> 1</w:t>
+        <w:t>Signif. codes:  0 ‘***’ 0.001 ‘**’ 0.01 ‘*’ 0.05 ‘.’ 0.1 ‘ ’ 1</w:t>
       </w:r>
     </w:p>
     <w:p>
@@ -6166,9 +5272,8 @@
           <w:bdr w:val="none" w:sz="0" w:space="0" w:color="auto" w:frame="1"/>
           <w14:ligatures w14:val="none"/>
         </w:rPr>
-        <w:t>Multiple R-squared</w:t>
-      </w:r>
-      <w:proofErr w:type="gramStart"/>
+        <w:t>Multiple R-squared:  0.4307,</w:t>
+      </w:r>
       <w:r>
         <w:rPr>
           <w:rFonts w:ascii="Lucida Console" w:eastAsia="Times New Roman" w:hAnsi="Lucida Console" w:cs="Courier New"/>
@@ -6179,59 +5284,8 @@
           <w:bdr w:val="none" w:sz="0" w:space="0" w:color="auto" w:frame="1"/>
           <w14:ligatures w14:val="none"/>
         </w:rPr>
-        <w:t>:  0.4307</w:t>
-      </w:r>
-      <w:proofErr w:type="gramEnd"/>
-      <w:r>
-        <w:rPr>
-          <w:rFonts w:ascii="Lucida Console" w:eastAsia="Times New Roman" w:hAnsi="Lucida Console" w:cs="Courier New"/>
-          <w:color w:val="000000"/>
-          <w:kern w:val="0"/>
-          <w:sz w:val="20"/>
-          <w:szCs w:val="20"/>
-          <w:bdr w:val="none" w:sz="0" w:space="0" w:color="auto" w:frame="1"/>
-          <w14:ligatures w14:val="none"/>
-        </w:rPr>
-        <w:t>,</w:t>
-      </w:r>
-      <w:r>
-        <w:rPr>
-          <w:rFonts w:ascii="Lucida Console" w:eastAsia="Times New Roman" w:hAnsi="Lucida Console" w:cs="Courier New"/>
-          <w:color w:val="000000"/>
-          <w:kern w:val="0"/>
-          <w:sz w:val="20"/>
-          <w:szCs w:val="20"/>
-          <w:bdr w:val="none" w:sz="0" w:space="0" w:color="auto" w:frame="1"/>
-          <w14:ligatures w14:val="none"/>
-        </w:rPr>
         <w:tab/>
-        <w:t>Adjusted R-squared</w:t>
-      </w:r>
-      <w:proofErr w:type="gramStart"/>
-      <w:r>
-        <w:rPr>
-          <w:rFonts w:ascii="Lucida Console" w:eastAsia="Times New Roman" w:hAnsi="Lucida Console" w:cs="Courier New"/>
-          <w:color w:val="000000"/>
-          <w:kern w:val="0"/>
-          <w:sz w:val="20"/>
-          <w:szCs w:val="20"/>
-          <w:bdr w:val="none" w:sz="0" w:space="0" w:color="auto" w:frame="1"/>
-          <w14:ligatures w14:val="none"/>
-        </w:rPr>
-        <w:t>:  0.3575</w:t>
-      </w:r>
-      <w:proofErr w:type="gramEnd"/>
-      <w:r>
-        <w:rPr>
-          <w:rFonts w:ascii="Lucida Console" w:eastAsia="Times New Roman" w:hAnsi="Lucida Console" w:cs="Courier New"/>
-          <w:color w:val="000000"/>
-          <w:kern w:val="0"/>
-          <w:sz w:val="20"/>
-          <w:szCs w:val="20"/>
-          <w:bdr w:val="none" w:sz="0" w:space="0" w:color="auto" w:frame="1"/>
-          <w14:ligatures w14:val="none"/>
-        </w:rPr>
-        <w:t xml:space="preserve"> </w:t>
+        <w:t xml:space="preserve">Adjusted R-squared:  0.3575 </w:t>
       </w:r>
     </w:p>
     <w:p>
@@ -6277,33 +5331,7 @@
           <w:bdr w:val="none" w:sz="0" w:space="0" w:color="auto" w:frame="1"/>
           <w14:ligatures w14:val="none"/>
         </w:rPr>
-        <w:t xml:space="preserve">F-statistic: 5.883 on 9 and 70 </w:t>
-      </w:r>
-      <w:proofErr w:type="gramStart"/>
-      <w:r>
-        <w:rPr>
-          <w:rFonts w:ascii="Lucida Console" w:eastAsia="Times New Roman" w:hAnsi="Lucida Console" w:cs="Courier New"/>
-          <w:color w:val="000000"/>
-          <w:kern w:val="0"/>
-          <w:sz w:val="20"/>
-          <w:szCs w:val="20"/>
-          <w:bdr w:val="none" w:sz="0" w:space="0" w:color="auto" w:frame="1"/>
-          <w14:ligatures w14:val="none"/>
-        </w:rPr>
-        <w:t>DF,  p</w:t>
-      </w:r>
-      <w:proofErr w:type="gramEnd"/>
-      <w:r>
-        <w:rPr>
-          <w:rFonts w:ascii="Lucida Console" w:eastAsia="Times New Roman" w:hAnsi="Lucida Console" w:cs="Courier New"/>
-          <w:color w:val="000000"/>
-          <w:kern w:val="0"/>
-          <w:sz w:val="20"/>
-          <w:szCs w:val="20"/>
-          <w:bdr w:val="none" w:sz="0" w:space="0" w:color="auto" w:frame="1"/>
-          <w14:ligatures w14:val="none"/>
-        </w:rPr>
-        <w:t>-value: 4.438e-06</w:t>
+        <w:t>F-statistic: 5.883 on 9 and 70 DF,  p-value: 4.438e-06</w:t>
       </w:r>
     </w:p>
     <w:p>
@@ -6385,43 +5413,13 @@
           <w:color w:val="0000FF"/>
         </w:rPr>
       </w:pPr>
-      <w:proofErr w:type="spellStart"/>
-      <w:proofErr w:type="gramStart"/>
       <w:r>
         <w:rPr>
           <w:rStyle w:val="gnvwddmdb3b"/>
           <w:rFonts w:ascii="Lucida Console" w:hAnsi="Lucida Console"/>
           <w:color w:val="0000FF"/>
         </w:rPr>
-        <w:t>anova</w:t>
-      </w:r>
-      <w:proofErr w:type="spellEnd"/>
-      <w:r>
-        <w:rPr>
-          <w:rStyle w:val="gnvwddmdb3b"/>
-          <w:rFonts w:ascii="Lucida Console" w:hAnsi="Lucida Console"/>
-          <w:color w:val="0000FF"/>
-        </w:rPr>
-        <w:t>(</w:t>
-      </w:r>
-      <w:proofErr w:type="spellStart"/>
-      <w:r>
-        <w:rPr>
-          <w:rStyle w:val="gnvwddmdb3b"/>
-          <w:rFonts w:ascii="Lucida Console" w:hAnsi="Lucida Console"/>
-          <w:color w:val="0000FF"/>
-        </w:rPr>
-        <w:t>Cumm.Stat.Anal</w:t>
-      </w:r>
-      <w:proofErr w:type="spellEnd"/>
-      <w:proofErr w:type="gramEnd"/>
-      <w:r>
-        <w:rPr>
-          <w:rStyle w:val="gnvwddmdb3b"/>
-          <w:rFonts w:ascii="Lucida Console" w:hAnsi="Lucida Console"/>
-          <w:color w:val="0000FF"/>
-        </w:rPr>
-        <w:t>)</w:t>
+        <w:t>anova(Cumm.Stat.Anal)</w:t>
       </w:r>
     </w:p>
     <w:p>
@@ -6478,21 +5476,30 @@
           <w:color w:val="000000"/>
           <w:bdr w:val="none" w:sz="0" w:space="0" w:color="auto" w:frame="1"/>
         </w:rPr>
-        <w:t xml:space="preserve">Response: </w:t>
-      </w:r>
-      <w:proofErr w:type="spellStart"/>
-      <w:proofErr w:type="gramStart"/>
-      <w:r>
+        <w:t>Response: Total.Cum.Emissions</w:t>
+      </w:r>
+    </w:p>
+    <w:p>
+      <w:pPr>
+        <w:pStyle w:val="HTMLPreformatted"/>
+        <w:shd w:val="clear" w:color="auto" w:fill="FFFFFF"/>
+        <w:wordWrap w:val="0"/>
         <w:rPr>
           <w:rStyle w:val="gnvwddmdl3b"/>
           <w:rFonts w:ascii="Lucida Console" w:hAnsi="Lucida Console"/>
           <w:color w:val="000000"/>
           <w:bdr w:val="none" w:sz="0" w:space="0" w:color="auto" w:frame="1"/>
         </w:rPr>
-        <w:t>Total.Cum.Emissions</w:t>
-      </w:r>
-      <w:proofErr w:type="spellEnd"/>
-      <w:proofErr w:type="gramEnd"/>
+      </w:pPr>
+      <w:r>
+        <w:rPr>
+          <w:rStyle w:val="gnvwddmdl3b"/>
+          <w:rFonts w:ascii="Lucida Console" w:hAnsi="Lucida Console"/>
+          <w:color w:val="000000"/>
+          <w:bdr w:val="none" w:sz="0" w:space="0" w:color="auto" w:frame="1"/>
+        </w:rPr>
+        <w:t xml:space="preserve">              Df Sum Sq Mean Sq F value    Pr(&gt;F)    </w:t>
+      </w:r>
     </w:p>
     <w:p>
       <w:pPr>
@@ -6513,19 +5520,21 @@
           <w:color w:val="000000"/>
           <w:bdr w:val="none" w:sz="0" w:space="0" w:color="auto" w:frame="1"/>
         </w:rPr>
-        <w:t xml:space="preserve">              </w:t>
-      </w:r>
-      <w:proofErr w:type="spellStart"/>
-      <w:r>
+        <w:t>BLOCK.F        3 4224.0 1408.01 10.9154 5.752e-06 ***</w:t>
+      </w:r>
+    </w:p>
+    <w:p>
+      <w:pPr>
+        <w:pStyle w:val="HTMLPreformatted"/>
+        <w:shd w:val="clear" w:color="auto" w:fill="FFFFFF"/>
+        <w:wordWrap w:val="0"/>
         <w:rPr>
           <w:rStyle w:val="gnvwddmdl3b"/>
           <w:rFonts w:ascii="Lucida Console" w:hAnsi="Lucida Console"/>
           <w:color w:val="000000"/>
           <w:bdr w:val="none" w:sz="0" w:space="0" w:color="auto" w:frame="1"/>
         </w:rPr>
-        <w:t>Df</w:t>
-      </w:r>
-      <w:proofErr w:type="spellEnd"/>
+      </w:pPr>
       <w:r>
         <w:rPr>
           <w:rStyle w:val="gnvwddmdl3b"/>
@@ -6533,19 +5542,21 @@
           <w:color w:val="000000"/>
           <w:bdr w:val="none" w:sz="0" w:space="0" w:color="auto" w:frame="1"/>
         </w:rPr>
-        <w:t xml:space="preserve"> Sum Sq Mean Sq F </w:t>
-      </w:r>
-      <w:proofErr w:type="gramStart"/>
-      <w:r>
+        <w:t>Sampling.Year  1 1903.3 1903.32 14.7553 0.0002661 ***</w:t>
+      </w:r>
+    </w:p>
+    <w:p>
+      <w:pPr>
+        <w:pStyle w:val="HTMLPreformatted"/>
+        <w:shd w:val="clear" w:color="auto" w:fill="FFFFFF"/>
+        <w:wordWrap w:val="0"/>
         <w:rPr>
           <w:rStyle w:val="gnvwddmdl3b"/>
           <w:rFonts w:ascii="Lucida Console" w:hAnsi="Lucida Console"/>
           <w:color w:val="000000"/>
           <w:bdr w:val="none" w:sz="0" w:space="0" w:color="auto" w:frame="1"/>
         </w:rPr>
-        <w:t>value</w:t>
-      </w:r>
-      <w:proofErr w:type="gramEnd"/>
+      </w:pPr>
       <w:r>
         <w:rPr>
           <w:rStyle w:val="gnvwddmdl3b"/>
@@ -6553,19 +5564,21 @@
           <w:color w:val="000000"/>
           <w:bdr w:val="none" w:sz="0" w:space="0" w:color="auto" w:frame="1"/>
         </w:rPr>
-        <w:t xml:space="preserve">    </w:t>
-      </w:r>
-      <w:proofErr w:type="spellStart"/>
-      <w:r>
+        <w:t xml:space="preserve">CoverCrop.F    2  103.8   51.89  0.4023 0.6703176    </w:t>
+      </w:r>
+    </w:p>
+    <w:p>
+      <w:pPr>
+        <w:pStyle w:val="HTMLPreformatted"/>
+        <w:shd w:val="clear" w:color="auto" w:fill="FFFFFF"/>
+        <w:wordWrap w:val="0"/>
         <w:rPr>
           <w:rStyle w:val="gnvwddmdl3b"/>
           <w:rFonts w:ascii="Lucida Console" w:hAnsi="Lucida Console"/>
           <w:color w:val="000000"/>
           <w:bdr w:val="none" w:sz="0" w:space="0" w:color="auto" w:frame="1"/>
         </w:rPr>
-        <w:t>Pr</w:t>
-      </w:r>
-      <w:proofErr w:type="spellEnd"/>
+      </w:pPr>
       <w:r>
         <w:rPr>
           <w:rStyle w:val="gnvwddmdl3b"/>
@@ -6573,7 +5586,7 @@
           <w:color w:val="000000"/>
           <w:bdr w:val="none" w:sz="0" w:space="0" w:color="auto" w:frame="1"/>
         </w:rPr>
-        <w:t xml:space="preserve">(&gt;F)    </w:t>
+        <w:t xml:space="preserve">Treatment.F    3  599.2  199.73  1.5484 0.2096975    </w:t>
       </w:r>
     </w:p>
     <w:p>
@@ -6595,7 +5608,7 @@
           <w:color w:val="000000"/>
           <w:bdr w:val="none" w:sz="0" w:space="0" w:color="auto" w:frame="1"/>
         </w:rPr>
-        <w:t>BLOCK.F        3 4224.0 1408.01 10.9154 5.752e-06 ***</w:t>
+        <w:t xml:space="preserve">Residuals     70 9029.5  128.99                      </w:t>
       </w:r>
     </w:p>
     <w:p>
@@ -6610,8 +5623,6 @@
           <w:bdr w:val="none" w:sz="0" w:space="0" w:color="auto" w:frame="1"/>
         </w:rPr>
       </w:pPr>
-      <w:proofErr w:type="spellStart"/>
-      <w:proofErr w:type="gramStart"/>
       <w:r>
         <w:rPr>
           <w:rStyle w:val="gnvwddmdl3b"/>
@@ -6619,9 +5630,19 @@
           <w:color w:val="000000"/>
           <w:bdr w:val="none" w:sz="0" w:space="0" w:color="auto" w:frame="1"/>
         </w:rPr>
-        <w:t>Sampling.Year</w:t>
-      </w:r>
-      <w:proofErr w:type="spellEnd"/>
+        <w:t>---</w:t>
+      </w:r>
+    </w:p>
+    <w:p>
+      <w:pPr>
+        <w:pStyle w:val="HTMLPreformatted"/>
+        <w:shd w:val="clear" w:color="auto" w:fill="FFFFFF"/>
+        <w:wordWrap w:val="0"/>
+        <w:rPr>
+          <w:rFonts w:ascii="Lucida Console" w:hAnsi="Lucida Console"/>
+          <w:color w:val="000000"/>
+        </w:rPr>
+      </w:pPr>
       <w:r>
         <w:rPr>
           <w:rStyle w:val="gnvwddmdl3b"/>
@@ -6629,338 +5650,7 @@
           <w:color w:val="000000"/>
           <w:bdr w:val="none" w:sz="0" w:space="0" w:color="auto" w:frame="1"/>
         </w:rPr>
-        <w:t xml:space="preserve">  1</w:t>
-      </w:r>
-      <w:proofErr w:type="gramEnd"/>
-      <w:r>
-        <w:rPr>
-          <w:rStyle w:val="gnvwddmdl3b"/>
-          <w:rFonts w:ascii="Lucida Console" w:hAnsi="Lucida Console"/>
-          <w:color w:val="000000"/>
-          <w:bdr w:val="none" w:sz="0" w:space="0" w:color="auto" w:frame="1"/>
-        </w:rPr>
-        <w:t xml:space="preserve"> 1903.3 1903.32 14.7553 0.0002661 ***</w:t>
-      </w:r>
-    </w:p>
-    <w:p>
-      <w:pPr>
-        <w:pStyle w:val="HTMLPreformatted"/>
-        <w:shd w:val="clear" w:color="auto" w:fill="FFFFFF"/>
-        <w:wordWrap w:val="0"/>
-        <w:rPr>
-          <w:rStyle w:val="gnvwddmdl3b"/>
-          <w:rFonts w:ascii="Lucida Console" w:hAnsi="Lucida Console"/>
-          <w:color w:val="000000"/>
-          <w:bdr w:val="none" w:sz="0" w:space="0" w:color="auto" w:frame="1"/>
-        </w:rPr>
-      </w:pPr>
-      <w:proofErr w:type="spellStart"/>
-      <w:r>
-        <w:rPr>
-          <w:rStyle w:val="gnvwddmdl3b"/>
-          <w:rFonts w:ascii="Lucida Console" w:hAnsi="Lucida Console"/>
-          <w:color w:val="000000"/>
-          <w:bdr w:val="none" w:sz="0" w:space="0" w:color="auto" w:frame="1"/>
-        </w:rPr>
-        <w:t>CoverCrop.F</w:t>
-      </w:r>
-      <w:proofErr w:type="spellEnd"/>
-      <w:r>
-        <w:rPr>
-          <w:rStyle w:val="gnvwddmdl3b"/>
-          <w:rFonts w:ascii="Lucida Console" w:hAnsi="Lucida Console"/>
-          <w:color w:val="000000"/>
-          <w:bdr w:val="none" w:sz="0" w:space="0" w:color="auto" w:frame="1"/>
-        </w:rPr>
-        <w:t xml:space="preserve">    </w:t>
-      </w:r>
-      <w:proofErr w:type="gramStart"/>
-      <w:r>
-        <w:rPr>
-          <w:rStyle w:val="gnvwddmdl3b"/>
-          <w:rFonts w:ascii="Lucida Console" w:hAnsi="Lucida Console"/>
-          <w:color w:val="000000"/>
-          <w:bdr w:val="none" w:sz="0" w:space="0" w:color="auto" w:frame="1"/>
-        </w:rPr>
-        <w:t>2  103.8</w:t>
-      </w:r>
-      <w:proofErr w:type="gramEnd"/>
-      <w:r>
-        <w:rPr>
-          <w:rStyle w:val="gnvwddmdl3b"/>
-          <w:rFonts w:ascii="Lucida Console" w:hAnsi="Lucida Console"/>
-          <w:color w:val="000000"/>
-          <w:bdr w:val="none" w:sz="0" w:space="0" w:color="auto" w:frame="1"/>
-        </w:rPr>
-        <w:t xml:space="preserve">   </w:t>
-      </w:r>
-      <w:proofErr w:type="gramStart"/>
-      <w:r>
-        <w:rPr>
-          <w:rStyle w:val="gnvwddmdl3b"/>
-          <w:rFonts w:ascii="Lucida Console" w:hAnsi="Lucida Console"/>
-          <w:color w:val="000000"/>
-          <w:bdr w:val="none" w:sz="0" w:space="0" w:color="auto" w:frame="1"/>
-        </w:rPr>
-        <w:t>51.89  0.4023</w:t>
-      </w:r>
-      <w:proofErr w:type="gramEnd"/>
-      <w:r>
-        <w:rPr>
-          <w:rStyle w:val="gnvwddmdl3b"/>
-          <w:rFonts w:ascii="Lucida Console" w:hAnsi="Lucida Console"/>
-          <w:color w:val="000000"/>
-          <w:bdr w:val="none" w:sz="0" w:space="0" w:color="auto" w:frame="1"/>
-        </w:rPr>
-        <w:t xml:space="preserve"> 0.6703176    </w:t>
-      </w:r>
-    </w:p>
-    <w:p>
-      <w:pPr>
-        <w:pStyle w:val="HTMLPreformatted"/>
-        <w:shd w:val="clear" w:color="auto" w:fill="FFFFFF"/>
-        <w:wordWrap w:val="0"/>
-        <w:rPr>
-          <w:rStyle w:val="gnvwddmdl3b"/>
-          <w:rFonts w:ascii="Lucida Console" w:hAnsi="Lucida Console"/>
-          <w:color w:val="000000"/>
-          <w:bdr w:val="none" w:sz="0" w:space="0" w:color="auto" w:frame="1"/>
-        </w:rPr>
-      </w:pPr>
-      <w:proofErr w:type="spellStart"/>
-      <w:r>
-        <w:rPr>
-          <w:rStyle w:val="gnvwddmdl3b"/>
-          <w:rFonts w:ascii="Lucida Console" w:hAnsi="Lucida Console"/>
-          <w:color w:val="000000"/>
-          <w:bdr w:val="none" w:sz="0" w:space="0" w:color="auto" w:frame="1"/>
-        </w:rPr>
-        <w:t>Treatment.F</w:t>
-      </w:r>
-      <w:proofErr w:type="spellEnd"/>
-      <w:r>
-        <w:rPr>
-          <w:rStyle w:val="gnvwddmdl3b"/>
-          <w:rFonts w:ascii="Lucida Console" w:hAnsi="Lucida Console"/>
-          <w:color w:val="000000"/>
-          <w:bdr w:val="none" w:sz="0" w:space="0" w:color="auto" w:frame="1"/>
-        </w:rPr>
-        <w:t xml:space="preserve">    </w:t>
-      </w:r>
-      <w:proofErr w:type="gramStart"/>
-      <w:r>
-        <w:rPr>
-          <w:rStyle w:val="gnvwddmdl3b"/>
-          <w:rFonts w:ascii="Lucida Console" w:hAnsi="Lucida Console"/>
-          <w:color w:val="000000"/>
-          <w:bdr w:val="none" w:sz="0" w:space="0" w:color="auto" w:frame="1"/>
-        </w:rPr>
-        <w:t>3  599.2</w:t>
-      </w:r>
-      <w:proofErr w:type="gramEnd"/>
-      <w:r>
-        <w:rPr>
-          <w:rStyle w:val="gnvwddmdl3b"/>
-          <w:rFonts w:ascii="Lucida Console" w:hAnsi="Lucida Console"/>
-          <w:color w:val="000000"/>
-          <w:bdr w:val="none" w:sz="0" w:space="0" w:color="auto" w:frame="1"/>
-        </w:rPr>
-        <w:t xml:space="preserve">  </w:t>
-      </w:r>
-      <w:proofErr w:type="gramStart"/>
-      <w:r>
-        <w:rPr>
-          <w:rStyle w:val="gnvwddmdl3b"/>
-          <w:rFonts w:ascii="Lucida Console" w:hAnsi="Lucida Console"/>
-          <w:color w:val="000000"/>
-          <w:bdr w:val="none" w:sz="0" w:space="0" w:color="auto" w:frame="1"/>
-        </w:rPr>
-        <w:t>199.73  1.5484</w:t>
-      </w:r>
-      <w:proofErr w:type="gramEnd"/>
-      <w:r>
-        <w:rPr>
-          <w:rStyle w:val="gnvwddmdl3b"/>
-          <w:rFonts w:ascii="Lucida Console" w:hAnsi="Lucida Console"/>
-          <w:color w:val="000000"/>
-          <w:bdr w:val="none" w:sz="0" w:space="0" w:color="auto" w:frame="1"/>
-        </w:rPr>
-        <w:t xml:space="preserve"> 0.2096975    </w:t>
-      </w:r>
-    </w:p>
-    <w:p>
-      <w:pPr>
-        <w:pStyle w:val="HTMLPreformatted"/>
-        <w:shd w:val="clear" w:color="auto" w:fill="FFFFFF"/>
-        <w:wordWrap w:val="0"/>
-        <w:rPr>
-          <w:rStyle w:val="gnvwddmdl3b"/>
-          <w:rFonts w:ascii="Lucida Console" w:hAnsi="Lucida Console"/>
-          <w:color w:val="000000"/>
-          <w:bdr w:val="none" w:sz="0" w:space="0" w:color="auto" w:frame="1"/>
-        </w:rPr>
-      </w:pPr>
-      <w:r>
-        <w:rPr>
-          <w:rStyle w:val="gnvwddmdl3b"/>
-          <w:rFonts w:ascii="Lucida Console" w:hAnsi="Lucida Console"/>
-          <w:color w:val="000000"/>
-          <w:bdr w:val="none" w:sz="0" w:space="0" w:color="auto" w:frame="1"/>
-        </w:rPr>
-        <w:t xml:space="preserve">Residuals     70 </w:t>
-      </w:r>
-      <w:proofErr w:type="gramStart"/>
-      <w:r>
-        <w:rPr>
-          <w:rStyle w:val="gnvwddmdl3b"/>
-          <w:rFonts w:ascii="Lucida Console" w:hAnsi="Lucida Console"/>
-          <w:color w:val="000000"/>
-          <w:bdr w:val="none" w:sz="0" w:space="0" w:color="auto" w:frame="1"/>
-        </w:rPr>
-        <w:t>9029.5  128.99</w:t>
-      </w:r>
-      <w:proofErr w:type="gramEnd"/>
-      <w:r>
-        <w:rPr>
-          <w:rStyle w:val="gnvwddmdl3b"/>
-          <w:rFonts w:ascii="Lucida Console" w:hAnsi="Lucida Console"/>
-          <w:color w:val="000000"/>
-          <w:bdr w:val="none" w:sz="0" w:space="0" w:color="auto" w:frame="1"/>
-        </w:rPr>
-        <w:t xml:space="preserve">                      </w:t>
-      </w:r>
-    </w:p>
-    <w:p>
-      <w:pPr>
-        <w:pStyle w:val="HTMLPreformatted"/>
-        <w:shd w:val="clear" w:color="auto" w:fill="FFFFFF"/>
-        <w:wordWrap w:val="0"/>
-        <w:rPr>
-          <w:rStyle w:val="gnvwddmdl3b"/>
-          <w:rFonts w:ascii="Lucida Console" w:hAnsi="Lucida Console"/>
-          <w:color w:val="000000"/>
-          <w:bdr w:val="none" w:sz="0" w:space="0" w:color="auto" w:frame="1"/>
-        </w:rPr>
-      </w:pPr>
-      <w:r>
-        <w:rPr>
-          <w:rStyle w:val="gnvwddmdl3b"/>
-          <w:rFonts w:ascii="Lucida Console" w:hAnsi="Lucida Console"/>
-          <w:color w:val="000000"/>
-          <w:bdr w:val="none" w:sz="0" w:space="0" w:color="auto" w:frame="1"/>
-        </w:rPr>
-        <w:t>---</w:t>
-      </w:r>
-    </w:p>
-    <w:p>
-      <w:pPr>
-        <w:pStyle w:val="HTMLPreformatted"/>
-        <w:shd w:val="clear" w:color="auto" w:fill="FFFFFF"/>
-        <w:wordWrap w:val="0"/>
-        <w:rPr>
-          <w:rFonts w:ascii="Lucida Console" w:hAnsi="Lucida Console"/>
-          <w:color w:val="000000"/>
-        </w:rPr>
-      </w:pPr>
-      <w:proofErr w:type="spellStart"/>
-      <w:r>
-        <w:rPr>
-          <w:rStyle w:val="gnvwddmdl3b"/>
-          <w:rFonts w:ascii="Lucida Console" w:hAnsi="Lucida Console"/>
-          <w:color w:val="000000"/>
-          <w:bdr w:val="none" w:sz="0" w:space="0" w:color="auto" w:frame="1"/>
-        </w:rPr>
-        <w:t>Signif</w:t>
-      </w:r>
-      <w:proofErr w:type="spellEnd"/>
-      <w:r>
-        <w:rPr>
-          <w:rStyle w:val="gnvwddmdl3b"/>
-          <w:rFonts w:ascii="Lucida Console" w:hAnsi="Lucida Console"/>
-          <w:color w:val="000000"/>
-          <w:bdr w:val="none" w:sz="0" w:space="0" w:color="auto" w:frame="1"/>
-        </w:rPr>
-        <w:t>. codes</w:t>
-      </w:r>
-      <w:proofErr w:type="gramStart"/>
-      <w:r>
-        <w:rPr>
-          <w:rStyle w:val="gnvwddmdl3b"/>
-          <w:rFonts w:ascii="Lucida Console" w:hAnsi="Lucida Console"/>
-          <w:color w:val="000000"/>
-          <w:bdr w:val="none" w:sz="0" w:space="0" w:color="auto" w:frame="1"/>
-        </w:rPr>
-        <w:t>:  0 ‘</w:t>
-      </w:r>
-      <w:proofErr w:type="gramEnd"/>
-      <w:r>
-        <w:rPr>
-          <w:rStyle w:val="gnvwddmdl3b"/>
-          <w:rFonts w:ascii="Lucida Console" w:hAnsi="Lucida Console"/>
-          <w:color w:val="000000"/>
-          <w:bdr w:val="none" w:sz="0" w:space="0" w:color="auto" w:frame="1"/>
-        </w:rPr>
-        <w:t xml:space="preserve">***’ </w:t>
-      </w:r>
-      <w:proofErr w:type="gramStart"/>
-      <w:r>
-        <w:rPr>
-          <w:rStyle w:val="gnvwddmdl3b"/>
-          <w:rFonts w:ascii="Lucida Console" w:hAnsi="Lucida Console"/>
-          <w:color w:val="000000"/>
-          <w:bdr w:val="none" w:sz="0" w:space="0" w:color="auto" w:frame="1"/>
-        </w:rPr>
-        <w:t>0.001 ‘*</w:t>
-      </w:r>
-      <w:proofErr w:type="gramEnd"/>
-      <w:r>
-        <w:rPr>
-          <w:rStyle w:val="gnvwddmdl3b"/>
-          <w:rFonts w:ascii="Lucida Console" w:hAnsi="Lucida Console"/>
-          <w:color w:val="000000"/>
-          <w:bdr w:val="none" w:sz="0" w:space="0" w:color="auto" w:frame="1"/>
-        </w:rPr>
-        <w:t xml:space="preserve">*’ </w:t>
-      </w:r>
-      <w:proofErr w:type="gramStart"/>
-      <w:r>
-        <w:rPr>
-          <w:rStyle w:val="gnvwddmdl3b"/>
-          <w:rFonts w:ascii="Lucida Console" w:hAnsi="Lucida Console"/>
-          <w:color w:val="000000"/>
-          <w:bdr w:val="none" w:sz="0" w:space="0" w:color="auto" w:frame="1"/>
-        </w:rPr>
-        <w:t>0.01 ‘*</w:t>
-      </w:r>
-      <w:proofErr w:type="gramEnd"/>
-      <w:r>
-        <w:rPr>
-          <w:rStyle w:val="gnvwddmdl3b"/>
-          <w:rFonts w:ascii="Lucida Console" w:hAnsi="Lucida Console"/>
-          <w:color w:val="000000"/>
-          <w:bdr w:val="none" w:sz="0" w:space="0" w:color="auto" w:frame="1"/>
-        </w:rPr>
-        <w:t xml:space="preserve">’ 0.05 ‘.’ 0.1 </w:t>
-      </w:r>
-      <w:proofErr w:type="gramStart"/>
-      <w:r>
-        <w:rPr>
-          <w:rStyle w:val="gnvwddmdl3b"/>
-          <w:rFonts w:ascii="Lucida Console" w:hAnsi="Lucida Console"/>
-          <w:color w:val="000000"/>
-          <w:bdr w:val="none" w:sz="0" w:space="0" w:color="auto" w:frame="1"/>
-        </w:rPr>
-        <w:t>‘ ’</w:t>
-      </w:r>
-      <w:proofErr w:type="gramEnd"/>
-      <w:r>
-        <w:rPr>
-          <w:rStyle w:val="gnvwddmdl3b"/>
-          <w:rFonts w:ascii="Lucida Console" w:hAnsi="Lucida Console"/>
-          <w:color w:val="000000"/>
-          <w:bdr w:val="none" w:sz="0" w:space="0" w:color="auto" w:frame="1"/>
-        </w:rPr>
-        <w:t xml:space="preserve"> 1</w:t>
+        <w:t>Signif. codes:  0 ‘***’ 0.001 ‘**’ 0.01 ‘*’ 0.05 ‘.’ 0.1 ‘ ’ 1</w:t>
       </w:r>
     </w:p>
     <w:p>
@@ -7111,13 +5801,8 @@
       </w:r>
     </w:p>
     <w:p>
-      <w:proofErr w:type="gramStart"/>
-      <w:r>
-        <w:t>Daily  emission</w:t>
-      </w:r>
-      <w:proofErr w:type="gramEnd"/>
-      <w:r>
-        <w:t xml:space="preserve"> analysis</w:t>
+      <w:r>
+        <w:t>Daily  emission analysis</w:t>
       </w:r>
     </w:p>
     <w:p>
@@ -7573,7 +6258,6 @@
                 <w14:ligatures w14:val="none"/>
               </w:rPr>
             </w:pPr>
-            <w:proofErr w:type="spellStart"/>
             <w:r>
               <w:rPr>
                 <w:rFonts w:ascii="Calibri" w:eastAsia="Times New Roman" w:hAnsi="Calibri" w:cs="Calibri"/>
@@ -7582,31 +6266,8 @@
                 <w:szCs w:val="24"/>
                 <w14:ligatures w14:val="none"/>
               </w:rPr>
-              <w:t>uL</w:t>
+              <w:t>uL/Lgas</w:t>
             </w:r>
-            <w:proofErr w:type="spellEnd"/>
-            <w:r>
-              <w:rPr>
-                <w:rFonts w:ascii="Calibri" w:eastAsia="Times New Roman" w:hAnsi="Calibri" w:cs="Calibri"/>
-                <w:kern w:val="0"/>
-                <w:sz w:val="24"/>
-                <w:szCs w:val="24"/>
-                <w14:ligatures w14:val="none"/>
-              </w:rPr>
-              <w:t>/</w:t>
-            </w:r>
-            <w:proofErr w:type="spellStart"/>
-            <w:r>
-              <w:rPr>
-                <w:rFonts w:ascii="Calibri" w:eastAsia="Times New Roman" w:hAnsi="Calibri" w:cs="Calibri"/>
-                <w:kern w:val="0"/>
-                <w:sz w:val="24"/>
-                <w:szCs w:val="24"/>
-                <w14:ligatures w14:val="none"/>
-              </w:rPr>
-              <w:t>Lgas</w:t>
-            </w:r>
-            <w:proofErr w:type="spellEnd"/>
           </w:p>
         </w:tc>
         <w:tc>
@@ -7821,7 +6482,6 @@
                 <w14:ligatures w14:val="none"/>
               </w:rPr>
             </w:pPr>
-            <w:proofErr w:type="spellStart"/>
             <w:r>
               <w:rPr>
                 <w:rFonts w:ascii="Calibri" w:eastAsia="Times New Roman" w:hAnsi="Calibri" w:cs="Calibri"/>
@@ -7830,31 +6490,8 @@
                 <w:szCs w:val="24"/>
                 <w14:ligatures w14:val="none"/>
               </w:rPr>
-              <w:t>uL</w:t>
+              <w:t>uL/Lgas</w:t>
             </w:r>
-            <w:proofErr w:type="spellEnd"/>
-            <w:r>
-              <w:rPr>
-                <w:rFonts w:ascii="Calibri" w:eastAsia="Times New Roman" w:hAnsi="Calibri" w:cs="Calibri"/>
-                <w:kern w:val="0"/>
-                <w:sz w:val="24"/>
-                <w:szCs w:val="24"/>
-                <w14:ligatures w14:val="none"/>
-              </w:rPr>
-              <w:t>/</w:t>
-            </w:r>
-            <w:proofErr w:type="spellStart"/>
-            <w:r>
-              <w:rPr>
-                <w:rFonts w:ascii="Calibri" w:eastAsia="Times New Roman" w:hAnsi="Calibri" w:cs="Calibri"/>
-                <w:kern w:val="0"/>
-                <w:sz w:val="24"/>
-                <w:szCs w:val="24"/>
-                <w14:ligatures w14:val="none"/>
-              </w:rPr>
-              <w:t>Lgas</w:t>
-            </w:r>
-            <w:proofErr w:type="spellEnd"/>
           </w:p>
         </w:tc>
         <w:tc>
@@ -8069,7 +6706,6 @@
                 <w14:ligatures w14:val="none"/>
               </w:rPr>
             </w:pPr>
-            <w:proofErr w:type="spellStart"/>
             <w:r>
               <w:rPr>
                 <w:rFonts w:ascii="Calibri" w:eastAsia="Times New Roman" w:hAnsi="Calibri" w:cs="Calibri"/>
@@ -8078,31 +6714,8 @@
                 <w:szCs w:val="24"/>
                 <w14:ligatures w14:val="none"/>
               </w:rPr>
-              <w:t>uL</w:t>
+              <w:t>uL/Lgas</w:t>
             </w:r>
-            <w:proofErr w:type="spellEnd"/>
-            <w:r>
-              <w:rPr>
-                <w:rFonts w:ascii="Calibri" w:eastAsia="Times New Roman" w:hAnsi="Calibri" w:cs="Calibri"/>
-                <w:kern w:val="0"/>
-                <w:sz w:val="24"/>
-                <w:szCs w:val="24"/>
-                <w14:ligatures w14:val="none"/>
-              </w:rPr>
-              <w:t>/</w:t>
-            </w:r>
-            <w:proofErr w:type="spellStart"/>
-            <w:r>
-              <w:rPr>
-                <w:rFonts w:ascii="Calibri" w:eastAsia="Times New Roman" w:hAnsi="Calibri" w:cs="Calibri"/>
-                <w:kern w:val="0"/>
-                <w:sz w:val="24"/>
-                <w:szCs w:val="24"/>
-                <w14:ligatures w14:val="none"/>
-              </w:rPr>
-              <w:t>Lgas</w:t>
-            </w:r>
-            <w:proofErr w:type="spellEnd"/>
           </w:p>
         </w:tc>
         <w:tc>
@@ -8317,7 +6930,6 @@
                 <w14:ligatures w14:val="none"/>
               </w:rPr>
             </w:pPr>
-            <w:proofErr w:type="spellStart"/>
             <w:r>
               <w:rPr>
                 <w:rFonts w:ascii="Calibri" w:eastAsia="Times New Roman" w:hAnsi="Calibri" w:cs="Calibri"/>
@@ -8326,31 +6938,8 @@
                 <w:szCs w:val="24"/>
                 <w14:ligatures w14:val="none"/>
               </w:rPr>
-              <w:t>uL</w:t>
+              <w:t>uL/Lgas</w:t>
             </w:r>
-            <w:proofErr w:type="spellEnd"/>
-            <w:r>
-              <w:rPr>
-                <w:rFonts w:ascii="Calibri" w:eastAsia="Times New Roman" w:hAnsi="Calibri" w:cs="Calibri"/>
-                <w:kern w:val="0"/>
-                <w:sz w:val="24"/>
-                <w:szCs w:val="24"/>
-                <w14:ligatures w14:val="none"/>
-              </w:rPr>
-              <w:t>/</w:t>
-            </w:r>
-            <w:proofErr w:type="spellStart"/>
-            <w:r>
-              <w:rPr>
-                <w:rFonts w:ascii="Calibri" w:eastAsia="Times New Roman" w:hAnsi="Calibri" w:cs="Calibri"/>
-                <w:kern w:val="0"/>
-                <w:sz w:val="24"/>
-                <w:szCs w:val="24"/>
-                <w14:ligatures w14:val="none"/>
-              </w:rPr>
-              <w:t>Lgas</w:t>
-            </w:r>
-            <w:proofErr w:type="spellEnd"/>
           </w:p>
         </w:tc>
         <w:tc>
@@ -8562,7 +7151,6 @@
                 <w14:ligatures w14:val="none"/>
               </w:rPr>
             </w:pPr>
-            <w:proofErr w:type="spellStart"/>
             <w:r>
               <w:rPr>
                 <w:rFonts w:ascii="Calibri" w:eastAsia="Times New Roman" w:hAnsi="Calibri" w:cs="Calibri"/>
@@ -8571,31 +7159,8 @@
                 <w:szCs w:val="24"/>
                 <w14:ligatures w14:val="none"/>
               </w:rPr>
-              <w:t>uL</w:t>
+              <w:t>uL/Lgas</w:t>
             </w:r>
-            <w:proofErr w:type="spellEnd"/>
-            <w:r>
-              <w:rPr>
-                <w:rFonts w:ascii="Calibri" w:eastAsia="Times New Roman" w:hAnsi="Calibri" w:cs="Calibri"/>
-                <w:kern w:val="0"/>
-                <w:sz w:val="24"/>
-                <w:szCs w:val="24"/>
-                <w14:ligatures w14:val="none"/>
-              </w:rPr>
-              <w:t>/</w:t>
-            </w:r>
-            <w:proofErr w:type="spellStart"/>
-            <w:r>
-              <w:rPr>
-                <w:rFonts w:ascii="Calibri" w:eastAsia="Times New Roman" w:hAnsi="Calibri" w:cs="Calibri"/>
-                <w:kern w:val="0"/>
-                <w:sz w:val="24"/>
-                <w:szCs w:val="24"/>
-                <w14:ligatures w14:val="none"/>
-              </w:rPr>
-              <w:t>Lgas</w:t>
-            </w:r>
-            <w:proofErr w:type="spellEnd"/>
           </w:p>
         </w:tc>
         <w:tc>
@@ -8807,7 +7372,6 @@
                 <w14:ligatures w14:val="none"/>
               </w:rPr>
             </w:pPr>
-            <w:proofErr w:type="spellStart"/>
             <w:r>
               <w:rPr>
                 <w:rFonts w:ascii="Calibri" w:eastAsia="Times New Roman" w:hAnsi="Calibri" w:cs="Calibri"/>
@@ -8816,31 +7380,8 @@
                 <w:szCs w:val="24"/>
                 <w14:ligatures w14:val="none"/>
               </w:rPr>
-              <w:t>uL</w:t>
+              <w:t>uL/Lgas</w:t>
             </w:r>
-            <w:proofErr w:type="spellEnd"/>
-            <w:r>
-              <w:rPr>
-                <w:rFonts w:ascii="Calibri" w:eastAsia="Times New Roman" w:hAnsi="Calibri" w:cs="Calibri"/>
-                <w:kern w:val="0"/>
-                <w:sz w:val="24"/>
-                <w:szCs w:val="24"/>
-                <w14:ligatures w14:val="none"/>
-              </w:rPr>
-              <w:t>/</w:t>
-            </w:r>
-            <w:proofErr w:type="spellStart"/>
-            <w:r>
-              <w:rPr>
-                <w:rFonts w:ascii="Calibri" w:eastAsia="Times New Roman" w:hAnsi="Calibri" w:cs="Calibri"/>
-                <w:kern w:val="0"/>
-                <w:sz w:val="24"/>
-                <w:szCs w:val="24"/>
-                <w14:ligatures w14:val="none"/>
-              </w:rPr>
-              <w:t>Lgas</w:t>
-            </w:r>
-            <w:proofErr w:type="spellEnd"/>
           </w:p>
         </w:tc>
         <w:tc>
@@ -9055,7 +7596,6 @@
                 <w14:ligatures w14:val="none"/>
               </w:rPr>
             </w:pPr>
-            <w:proofErr w:type="spellStart"/>
             <w:r>
               <w:rPr>
                 <w:rFonts w:ascii="Calibri" w:eastAsia="Times New Roman" w:hAnsi="Calibri" w:cs="Calibri"/>
@@ -9064,31 +7604,8 @@
                 <w:szCs w:val="24"/>
                 <w14:ligatures w14:val="none"/>
               </w:rPr>
-              <w:t>uL</w:t>
+              <w:t>uL/Lgas</w:t>
             </w:r>
-            <w:proofErr w:type="spellEnd"/>
-            <w:r>
-              <w:rPr>
-                <w:rFonts w:ascii="Calibri" w:eastAsia="Times New Roman" w:hAnsi="Calibri" w:cs="Calibri"/>
-                <w:kern w:val="0"/>
-                <w:sz w:val="24"/>
-                <w:szCs w:val="24"/>
-                <w14:ligatures w14:val="none"/>
-              </w:rPr>
-              <w:t>/</w:t>
-            </w:r>
-            <w:proofErr w:type="spellStart"/>
-            <w:r>
-              <w:rPr>
-                <w:rFonts w:ascii="Calibri" w:eastAsia="Times New Roman" w:hAnsi="Calibri" w:cs="Calibri"/>
-                <w:kern w:val="0"/>
-                <w:sz w:val="24"/>
-                <w:szCs w:val="24"/>
-                <w14:ligatures w14:val="none"/>
-              </w:rPr>
-              <w:t>Lgas</w:t>
-            </w:r>
-            <w:proofErr w:type="spellEnd"/>
           </w:p>
         </w:tc>
         <w:tc>
@@ -10571,7 +9088,6 @@
         </w:rPr>
         <w:t xml:space="preserve">The Standards Names </w:t>
       </w:r>
-      <w:proofErr w:type="spellStart"/>
       <w:r>
         <w:rPr>
           <w:b/>
@@ -10579,9 +9095,8 @@
           <w:sz w:val="40"/>
           <w:szCs w:val="40"/>
         </w:rPr>
-        <w:t>PerSTDA</w:t>
-      </w:r>
-      <w:proofErr w:type="spellEnd"/>
+        <w:t xml:space="preserve">PerSTDA and PerSTD are not consistent through out 2021, therefore </w:t>
+      </w:r>
       <w:r>
         <w:rPr>
           <w:b/>
@@ -10589,19 +9104,18 @@
           <w:sz w:val="40"/>
           <w:szCs w:val="40"/>
         </w:rPr>
-        <w:t xml:space="preserve"> and </w:t>
-      </w:r>
-      <w:proofErr w:type="spellStart"/>
-      <w:r>
+        <w:t>need to be selected manually!!!!!!</w:t>
+      </w:r>
+    </w:p>
+    <w:p>
+      <w:pPr>
         <w:rPr>
           <w:b/>
           <w:bCs/>
           <w:sz w:val="40"/>
           <w:szCs w:val="40"/>
         </w:rPr>
-        <w:t>PerSTD</w:t>
-      </w:r>
-      <w:proofErr w:type="spellEnd"/>
+      </w:pPr>
       <w:r>
         <w:rPr>
           <w:b/>
@@ -10609,21 +9123,18 @@
           <w:sz w:val="40"/>
           <w:szCs w:val="40"/>
         </w:rPr>
-        <w:t xml:space="preserve"> are not consistent </w:t>
-      </w:r>
-      <w:proofErr w:type="spellStart"/>
-      <w:proofErr w:type="gramStart"/>
-      <w:r>
+        <w:br w:type="page"/>
+      </w:r>
+    </w:p>
+    <w:p>
+      <w:pPr>
         <w:rPr>
           <w:b/>
           <w:bCs/>
           <w:sz w:val="40"/>
           <w:szCs w:val="40"/>
         </w:rPr>
-        <w:t>through out</w:t>
-      </w:r>
-      <w:proofErr w:type="spellEnd"/>
-      <w:proofErr w:type="gramEnd"/>
+      </w:pPr>
       <w:r>
         <w:rPr>
           <w:b/>
@@ -10631,53 +9142,6 @@
           <w:sz w:val="40"/>
           <w:szCs w:val="40"/>
         </w:rPr>
-        <w:t xml:space="preserve"> 2021, therefore </w:t>
-      </w:r>
-      <w:r>
-        <w:rPr>
-          <w:b/>
-          <w:bCs/>
-          <w:sz w:val="40"/>
-          <w:szCs w:val="40"/>
-        </w:rPr>
-        <w:t>need to be selected manually!!!!!!</w:t>
-      </w:r>
-    </w:p>
-    <w:p>
-      <w:pPr>
-        <w:rPr>
-          <w:b/>
-          <w:bCs/>
-          <w:sz w:val="40"/>
-          <w:szCs w:val="40"/>
-        </w:rPr>
-      </w:pPr>
-      <w:r>
-        <w:rPr>
-          <w:b/>
-          <w:bCs/>
-          <w:sz w:val="40"/>
-          <w:szCs w:val="40"/>
-        </w:rPr>
-        <w:br w:type="page"/>
-      </w:r>
-    </w:p>
-    <w:p>
-      <w:pPr>
-        <w:rPr>
-          <w:b/>
-          <w:bCs/>
-          <w:sz w:val="40"/>
-          <w:szCs w:val="40"/>
-        </w:rPr>
-      </w:pPr>
-      <w:r>
-        <w:rPr>
-          <w:b/>
-          <w:bCs/>
-          <w:sz w:val="40"/>
-          <w:szCs w:val="40"/>
-        </w:rPr>
         <w:lastRenderedPageBreak/>
         <w:t>Checking standards manually</w:t>
       </w:r>
@@ -10710,6 +9174,16 @@
           <w:szCs w:val="24"/>
         </w:rPr>
         <w:t>Has 3 outliers</w:t>
+      </w:r>
+      <w:r>
+        <w:rPr>
+          <w:sz w:val="24"/>
+          <w:szCs w:val="24"/>
+        </w:rPr>
+        <w:t xml:space="preserve"> </w:t>
+      </w:r>
+      <w:r>
+        <w:t>118, 85, 87</w:t>
       </w:r>
     </w:p>
     <w:p>
@@ -10844,19 +9318,772 @@
       <w:r>
         <w:t xml:space="preserve">Removed </w:t>
       </w:r>
-      <w:proofErr w:type="gramStart"/>
       <w:r>
         <w:t xml:space="preserve">records </w:t>
       </w:r>
       <w:r>
-        <w:t xml:space="preserve"> 118</w:t>
-      </w:r>
-      <w:proofErr w:type="gramEnd"/>
-      <w:r>
-        <w:t xml:space="preserve">, 193, </w:t>
-      </w:r>
-      <w:r>
-        <w:t xml:space="preserve">85 </w:t>
+        <w:t xml:space="preserve">118, </w:t>
+      </w:r>
+      <w:r>
+        <w:t>85</w:t>
+      </w:r>
+      <w:r>
+        <w:t>, 87</w:t>
+      </w:r>
+    </w:p>
+    <w:p>
+      <w:r>
+        <w:br w:type="page"/>
+      </w:r>
+    </w:p>
+    <w:p>
+      <w:pPr>
+        <w:rPr>
+          <w:sz w:val="24"/>
+          <w:szCs w:val="24"/>
+        </w:rPr>
+      </w:pPr>
+      <w:r>
+        <w:rPr>
+          <w:sz w:val="24"/>
+          <w:szCs w:val="24"/>
+        </w:rPr>
+        <w:lastRenderedPageBreak/>
+        <w:t>2021-06-</w:t>
+      </w:r>
+      <w:r>
+        <w:rPr>
+          <w:sz w:val="24"/>
+          <w:szCs w:val="24"/>
+        </w:rPr>
+        <w:t>1</w:t>
+      </w:r>
+      <w:r>
+        <w:rPr>
+          <w:sz w:val="24"/>
+          <w:szCs w:val="24"/>
+        </w:rPr>
+        <w:t>4</w:t>
+      </w:r>
+    </w:p>
+    <w:p>
+      <w:pPr>
+        <w:rPr>
+          <w:sz w:val="24"/>
+          <w:szCs w:val="24"/>
+        </w:rPr>
+      </w:pPr>
+      <w:r>
+        <w:rPr>
+          <w:sz w:val="24"/>
+          <w:szCs w:val="24"/>
+        </w:rPr>
+        <w:t xml:space="preserve">Has tow outliers 472 ,473 </w:t>
+      </w:r>
+    </w:p>
+    <w:p>
+      <w:pPr>
+        <w:rPr>
+          <w:sz w:val="24"/>
+          <w:szCs w:val="24"/>
+        </w:rPr>
+      </w:pPr>
+      <w:r>
+        <w:rPr>
+          <w:noProof/>
+          <w:sz w:val="24"/>
+          <w:szCs w:val="24"/>
+        </w:rPr>
+        <w:drawing>
+          <wp:inline distT="0" distB="0" distL="0" distR="0" wp14:anchorId="208EBC83" wp14:editId="151378AA">
+            <wp:extent cx="5920280" cy="3109766"/>
+            <wp:effectExtent l="0" t="0" r="4445" b="0"/>
+            <wp:docPr id="892945241" name="Picture 7"/>
+            <wp:cNvGraphicFramePr>
+              <a:graphicFrameLocks xmlns:a="http://schemas.openxmlformats.org/drawingml/2006/main" noChangeAspect="1"/>
+            </wp:cNvGraphicFramePr>
+            <a:graphic xmlns:a="http://schemas.openxmlformats.org/drawingml/2006/main">
+              <a:graphicData uri="http://schemas.openxmlformats.org/drawingml/2006/picture">
+                <pic:pic xmlns:pic="http://schemas.openxmlformats.org/drawingml/2006/picture">
+                  <pic:nvPicPr>
+                    <pic:cNvPr id="0" name="Picture 6"/>
+                    <pic:cNvPicPr>
+                      <a:picLocks noChangeAspect="1" noChangeArrowheads="1"/>
+                    </pic:cNvPicPr>
+                  </pic:nvPicPr>
+                  <pic:blipFill>
+                    <a:blip r:embed="rId100" cstate="print">
+                      <a:extLst>
+                        <a:ext uri="{28A0092B-C50C-407E-A947-70E740481C1C}">
+                          <a14:useLocalDpi xmlns:a14="http://schemas.microsoft.com/office/drawing/2010/main" val="0"/>
+                        </a:ext>
+                      </a:extLst>
+                    </a:blip>
+                    <a:srcRect/>
+                    <a:stretch>
+                      <a:fillRect/>
+                    </a:stretch>
+                  </pic:blipFill>
+                  <pic:spPr bwMode="auto">
+                    <a:xfrm>
+                      <a:off x="0" y="0"/>
+                      <a:ext cx="5963247" cy="3132335"/>
+                    </a:xfrm>
+                    <a:prstGeom prst="rect">
+                      <a:avLst/>
+                    </a:prstGeom>
+                    <a:noFill/>
+                  </pic:spPr>
+                </pic:pic>
+              </a:graphicData>
+            </a:graphic>
+          </wp:inline>
+        </w:drawing>
+      </w:r>
+      <w:r>
+        <w:rPr>
+          <w:noProof/>
+          <w:sz w:val="24"/>
+          <w:szCs w:val="24"/>
+        </w:rPr>
+        <w:drawing>
+          <wp:inline distT="0" distB="0" distL="0" distR="0" wp14:anchorId="383B5F6B" wp14:editId="0FA60D55">
+            <wp:extent cx="5792903" cy="3042861"/>
+            <wp:effectExtent l="0" t="0" r="0" b="5715"/>
+            <wp:docPr id="1866479463" name="Picture 8"/>
+            <wp:cNvGraphicFramePr>
+              <a:graphicFrameLocks xmlns:a="http://schemas.openxmlformats.org/drawingml/2006/main" noChangeAspect="1"/>
+            </wp:cNvGraphicFramePr>
+            <a:graphic xmlns:a="http://schemas.openxmlformats.org/drawingml/2006/main">
+              <a:graphicData uri="http://schemas.openxmlformats.org/drawingml/2006/picture">
+                <pic:pic xmlns:pic="http://schemas.openxmlformats.org/drawingml/2006/picture">
+                  <pic:nvPicPr>
+                    <pic:cNvPr id="0" name="Picture 7"/>
+                    <pic:cNvPicPr>
+                      <a:picLocks noChangeAspect="1" noChangeArrowheads="1"/>
+                    </pic:cNvPicPr>
+                  </pic:nvPicPr>
+                  <pic:blipFill>
+                    <a:blip r:embed="rId101" cstate="print">
+                      <a:extLst>
+                        <a:ext uri="{28A0092B-C50C-407E-A947-70E740481C1C}">
+                          <a14:useLocalDpi xmlns:a14="http://schemas.microsoft.com/office/drawing/2010/main" val="0"/>
+                        </a:ext>
+                      </a:extLst>
+                    </a:blip>
+                    <a:srcRect/>
+                    <a:stretch>
+                      <a:fillRect/>
+                    </a:stretch>
+                  </pic:blipFill>
+                  <pic:spPr bwMode="auto">
+                    <a:xfrm>
+                      <a:off x="0" y="0"/>
+                      <a:ext cx="5849442" cy="3072560"/>
+                    </a:xfrm>
+                    <a:prstGeom prst="rect">
+                      <a:avLst/>
+                    </a:prstGeom>
+                    <a:noFill/>
+                  </pic:spPr>
+                </pic:pic>
+              </a:graphicData>
+            </a:graphic>
+          </wp:inline>
+        </w:drawing>
+      </w:r>
+    </w:p>
+    <w:p>
+      <w:pPr>
+        <w:rPr>
+          <w:sz w:val="24"/>
+          <w:szCs w:val="24"/>
+        </w:rPr>
+      </w:pPr>
+      <w:r>
+        <w:t>Removed records</w:t>
+      </w:r>
+      <w:r>
+        <w:t xml:space="preserve"> </w:t>
+      </w:r>
+      <w:r>
+        <w:rPr>
+          <w:sz w:val="24"/>
+          <w:szCs w:val="24"/>
+        </w:rPr>
+        <w:t>472 ,473</w:t>
+      </w:r>
+    </w:p>
+    <w:p>
+      <w:pPr>
+        <w:rPr>
+          <w:sz w:val="24"/>
+          <w:szCs w:val="24"/>
+        </w:rPr>
+      </w:pPr>
+      <w:r>
+        <w:rPr>
+          <w:sz w:val="24"/>
+          <w:szCs w:val="24"/>
+        </w:rPr>
+        <w:br w:type="page"/>
+      </w:r>
+    </w:p>
+    <w:p>
+      <w:pPr>
+        <w:rPr>
+          <w:sz w:val="24"/>
+          <w:szCs w:val="24"/>
+        </w:rPr>
+      </w:pPr>
+      <w:r>
+        <w:rPr>
+          <w:sz w:val="24"/>
+          <w:szCs w:val="24"/>
+        </w:rPr>
+        <w:lastRenderedPageBreak/>
+        <w:t>2021-06-16</w:t>
+      </w:r>
+    </w:p>
+    <w:p>
+      <w:pPr>
+        <w:rPr>
+          <w:sz w:val="24"/>
+          <w:szCs w:val="24"/>
+        </w:rPr>
+      </w:pPr>
+      <w:r>
+        <w:rPr>
+          <w:sz w:val="24"/>
+          <w:szCs w:val="24"/>
+        </w:rPr>
+        <w:t>Outlier 500,</w:t>
+      </w:r>
+    </w:p>
+    <w:p>
+      <w:pPr>
+        <w:rPr>
+          <w:sz w:val="24"/>
+          <w:szCs w:val="24"/>
+        </w:rPr>
+      </w:pPr>
+      <w:r>
+        <w:rPr>
+          <w:noProof/>
+          <w:sz w:val="24"/>
+          <w:szCs w:val="24"/>
+        </w:rPr>
+        <w:drawing>
+          <wp:inline distT="0" distB="0" distL="0" distR="0" wp14:anchorId="62C334A8" wp14:editId="539B66B7">
+            <wp:extent cx="6451587" cy="3388848"/>
+            <wp:effectExtent l="0" t="0" r="6985" b="2540"/>
+            <wp:docPr id="641025951" name="Picture 9"/>
+            <wp:cNvGraphicFramePr>
+              <a:graphicFrameLocks xmlns:a="http://schemas.openxmlformats.org/drawingml/2006/main" noChangeAspect="1"/>
+            </wp:cNvGraphicFramePr>
+            <a:graphic xmlns:a="http://schemas.openxmlformats.org/drawingml/2006/main">
+              <a:graphicData uri="http://schemas.openxmlformats.org/drawingml/2006/picture">
+                <pic:pic xmlns:pic="http://schemas.openxmlformats.org/drawingml/2006/picture">
+                  <pic:nvPicPr>
+                    <pic:cNvPr id="0" name="Picture 8"/>
+                    <pic:cNvPicPr>
+                      <a:picLocks noChangeAspect="1" noChangeArrowheads="1"/>
+                    </pic:cNvPicPr>
+                  </pic:nvPicPr>
+                  <pic:blipFill>
+                    <a:blip r:embed="rId102" cstate="print">
+                      <a:extLst>
+                        <a:ext uri="{28A0092B-C50C-407E-A947-70E740481C1C}">
+                          <a14:useLocalDpi xmlns:a14="http://schemas.microsoft.com/office/drawing/2010/main" val="0"/>
+                        </a:ext>
+                      </a:extLst>
+                    </a:blip>
+                    <a:srcRect/>
+                    <a:stretch>
+                      <a:fillRect/>
+                    </a:stretch>
+                  </pic:blipFill>
+                  <pic:spPr bwMode="auto">
+                    <a:xfrm>
+                      <a:off x="0" y="0"/>
+                      <a:ext cx="6490338" cy="3409203"/>
+                    </a:xfrm>
+                    <a:prstGeom prst="rect">
+                      <a:avLst/>
+                    </a:prstGeom>
+                    <a:noFill/>
+                  </pic:spPr>
+                </pic:pic>
+              </a:graphicData>
+            </a:graphic>
+          </wp:inline>
+        </w:drawing>
+      </w:r>
+    </w:p>
+    <w:p>
+      <w:r>
+        <w:rPr>
+          <w:noProof/>
+        </w:rPr>
+        <w:drawing>
+          <wp:inline distT="0" distB="0" distL="0" distR="0" wp14:anchorId="6B89A9CE" wp14:editId="50127B5D">
+            <wp:extent cx="6550301" cy="3440700"/>
+            <wp:effectExtent l="0" t="0" r="3175" b="7620"/>
+            <wp:docPr id="773800271" name="Picture 10"/>
+            <wp:cNvGraphicFramePr>
+              <a:graphicFrameLocks xmlns:a="http://schemas.openxmlformats.org/drawingml/2006/main" noChangeAspect="1"/>
+            </wp:cNvGraphicFramePr>
+            <a:graphic xmlns:a="http://schemas.openxmlformats.org/drawingml/2006/main">
+              <a:graphicData uri="http://schemas.openxmlformats.org/drawingml/2006/picture">
+                <pic:pic xmlns:pic="http://schemas.openxmlformats.org/drawingml/2006/picture">
+                  <pic:nvPicPr>
+                    <pic:cNvPr id="0" name="Picture 9"/>
+                    <pic:cNvPicPr>
+                      <a:picLocks noChangeAspect="1" noChangeArrowheads="1"/>
+                    </pic:cNvPicPr>
+                  </pic:nvPicPr>
+                  <pic:blipFill>
+                    <a:blip r:embed="rId103" cstate="print">
+                      <a:extLst>
+                        <a:ext uri="{28A0092B-C50C-407E-A947-70E740481C1C}">
+                          <a14:useLocalDpi xmlns:a14="http://schemas.microsoft.com/office/drawing/2010/main" val="0"/>
+                        </a:ext>
+                      </a:extLst>
+                    </a:blip>
+                    <a:srcRect/>
+                    <a:stretch>
+                      <a:fillRect/>
+                    </a:stretch>
+                  </pic:blipFill>
+                  <pic:spPr bwMode="auto">
+                    <a:xfrm>
+                      <a:off x="0" y="0"/>
+                      <a:ext cx="6576465" cy="3454443"/>
+                    </a:xfrm>
+                    <a:prstGeom prst="rect">
+                      <a:avLst/>
+                    </a:prstGeom>
+                    <a:noFill/>
+                  </pic:spPr>
+                </pic:pic>
+              </a:graphicData>
+            </a:graphic>
+          </wp:inline>
+        </w:drawing>
+      </w:r>
+    </w:p>
+    <w:p>
+      <w:pPr>
+        <w:rPr>
+          <w:sz w:val="24"/>
+          <w:szCs w:val="24"/>
+        </w:rPr>
+      </w:pPr>
+      <w:r>
+        <w:rPr>
+          <w:sz w:val="24"/>
+          <w:szCs w:val="24"/>
+        </w:rPr>
+        <w:t>Remove</w:t>
+      </w:r>
+      <w:r>
+        <w:rPr>
+          <w:sz w:val="24"/>
+          <w:szCs w:val="24"/>
+        </w:rPr>
+        <w:t xml:space="preserve"> 500</w:t>
+      </w:r>
+    </w:p>
+    <w:p>
+      <w:pPr>
+        <w:rPr>
+          <w:sz w:val="24"/>
+          <w:szCs w:val="24"/>
+        </w:rPr>
+      </w:pPr>
+      <w:r>
+        <w:rPr>
+          <w:sz w:val="24"/>
+          <w:szCs w:val="24"/>
+        </w:rPr>
+        <w:br w:type="page"/>
+      </w:r>
+    </w:p>
+    <w:p>
+      <w:pPr>
+        <w:rPr>
+          <w:sz w:val="24"/>
+          <w:szCs w:val="24"/>
+        </w:rPr>
+      </w:pPr>
+      <w:r>
+        <w:rPr>
+          <w:sz w:val="24"/>
+          <w:szCs w:val="24"/>
+        </w:rPr>
+        <w:lastRenderedPageBreak/>
+        <w:t>2021-06-21</w:t>
+      </w:r>
+    </w:p>
+    <w:p>
+      <w:pPr>
+        <w:rPr>
+          <w:sz w:val="24"/>
+          <w:szCs w:val="24"/>
+        </w:rPr>
+      </w:pPr>
+      <w:r>
+        <w:rPr>
+          <w:sz w:val="24"/>
+          <w:szCs w:val="24"/>
+        </w:rPr>
+        <w:t>OK</w:t>
+      </w:r>
+    </w:p>
+    <w:p>
+      <w:pPr>
+        <w:rPr>
+          <w:sz w:val="24"/>
+          <w:szCs w:val="24"/>
+        </w:rPr>
+      </w:pPr>
+      <w:r>
+        <w:rPr>
+          <w:noProof/>
+          <w:sz w:val="24"/>
+          <w:szCs w:val="24"/>
+        </w:rPr>
+        <w:drawing>
+          <wp:inline distT="0" distB="0" distL="0" distR="0" wp14:anchorId="2DADA9EB" wp14:editId="760BF362">
+            <wp:extent cx="6546160" cy="3438525"/>
+            <wp:effectExtent l="0" t="0" r="7620" b="0"/>
+            <wp:docPr id="20357841" name="Picture 11"/>
+            <wp:cNvGraphicFramePr>
+              <a:graphicFrameLocks xmlns:a="http://schemas.openxmlformats.org/drawingml/2006/main" noChangeAspect="1"/>
+            </wp:cNvGraphicFramePr>
+            <a:graphic xmlns:a="http://schemas.openxmlformats.org/drawingml/2006/main">
+              <a:graphicData uri="http://schemas.openxmlformats.org/drawingml/2006/picture">
+                <pic:pic xmlns:pic="http://schemas.openxmlformats.org/drawingml/2006/picture">
+                  <pic:nvPicPr>
+                    <pic:cNvPr id="0" name="Picture 10"/>
+                    <pic:cNvPicPr>
+                      <a:picLocks noChangeAspect="1" noChangeArrowheads="1"/>
+                    </pic:cNvPicPr>
+                  </pic:nvPicPr>
+                  <pic:blipFill>
+                    <a:blip r:embed="rId104" cstate="print">
+                      <a:extLst>
+                        <a:ext uri="{28A0092B-C50C-407E-A947-70E740481C1C}">
+                          <a14:useLocalDpi xmlns:a14="http://schemas.microsoft.com/office/drawing/2010/main" val="0"/>
+                        </a:ext>
+                      </a:extLst>
+                    </a:blip>
+                    <a:srcRect/>
+                    <a:stretch>
+                      <a:fillRect/>
+                    </a:stretch>
+                  </pic:blipFill>
+                  <pic:spPr bwMode="auto">
+                    <a:xfrm>
+                      <a:off x="0" y="0"/>
+                      <a:ext cx="6561880" cy="3446783"/>
+                    </a:xfrm>
+                    <a:prstGeom prst="rect">
+                      <a:avLst/>
+                    </a:prstGeom>
+                    <a:noFill/>
+                  </pic:spPr>
+                </pic:pic>
+              </a:graphicData>
+            </a:graphic>
+          </wp:inline>
+        </w:drawing>
+      </w:r>
+    </w:p>
+    <w:p>
+      <w:pPr>
+        <w:rPr>
+          <w:sz w:val="24"/>
+          <w:szCs w:val="24"/>
+        </w:rPr>
+      </w:pPr>
+    </w:p>
+    <w:p>
+      <w:pPr>
+        <w:rPr>
+          <w:sz w:val="24"/>
+          <w:szCs w:val="24"/>
+        </w:rPr>
+      </w:pPr>
+      <w:r>
+        <w:rPr>
+          <w:noProof/>
+          <w:sz w:val="24"/>
+          <w:szCs w:val="24"/>
+        </w:rPr>
+        <w:drawing>
+          <wp:inline distT="0" distB="0" distL="0" distR="0" wp14:anchorId="6D566D1B" wp14:editId="3112F25C">
+            <wp:extent cx="6496050" cy="3412203"/>
+            <wp:effectExtent l="0" t="0" r="0" b="0"/>
+            <wp:docPr id="233984703" name="Picture 12"/>
+            <wp:cNvGraphicFramePr>
+              <a:graphicFrameLocks xmlns:a="http://schemas.openxmlformats.org/drawingml/2006/main" noChangeAspect="1"/>
+            </wp:cNvGraphicFramePr>
+            <a:graphic xmlns:a="http://schemas.openxmlformats.org/drawingml/2006/main">
+              <a:graphicData uri="http://schemas.openxmlformats.org/drawingml/2006/picture">
+                <pic:pic xmlns:pic="http://schemas.openxmlformats.org/drawingml/2006/picture">
+                  <pic:nvPicPr>
+                    <pic:cNvPr id="0" name="Picture 11"/>
+                    <pic:cNvPicPr>
+                      <a:picLocks noChangeAspect="1" noChangeArrowheads="1"/>
+                    </pic:cNvPicPr>
+                  </pic:nvPicPr>
+                  <pic:blipFill>
+                    <a:blip r:embed="rId105" cstate="print">
+                      <a:extLst>
+                        <a:ext uri="{28A0092B-C50C-407E-A947-70E740481C1C}">
+                          <a14:useLocalDpi xmlns:a14="http://schemas.microsoft.com/office/drawing/2010/main" val="0"/>
+                        </a:ext>
+                      </a:extLst>
+                    </a:blip>
+                    <a:srcRect/>
+                    <a:stretch>
+                      <a:fillRect/>
+                    </a:stretch>
+                  </pic:blipFill>
+                  <pic:spPr bwMode="auto">
+                    <a:xfrm>
+                      <a:off x="0" y="0"/>
+                      <a:ext cx="6534047" cy="3432162"/>
+                    </a:xfrm>
+                    <a:prstGeom prst="rect">
+                      <a:avLst/>
+                    </a:prstGeom>
+                    <a:noFill/>
+                  </pic:spPr>
+                </pic:pic>
+              </a:graphicData>
+            </a:graphic>
+          </wp:inline>
+        </w:drawing>
+      </w:r>
+    </w:p>
+    <w:p>
+      <w:pPr>
+        <w:rPr>
+          <w:sz w:val="24"/>
+          <w:szCs w:val="24"/>
+        </w:rPr>
+      </w:pPr>
+      <w:r>
+        <w:rPr>
+          <w:sz w:val="24"/>
+          <w:szCs w:val="24"/>
+        </w:rPr>
+        <w:br w:type="page"/>
+      </w:r>
+    </w:p>
+    <w:p>
+      <w:pPr>
+        <w:rPr>
+          <w:sz w:val="24"/>
+          <w:szCs w:val="24"/>
+        </w:rPr>
+      </w:pPr>
+      <w:r>
+        <w:rPr>
+          <w:sz w:val="24"/>
+          <w:szCs w:val="24"/>
+        </w:rPr>
+        <w:lastRenderedPageBreak/>
+        <w:t>2021-06-23</w:t>
+      </w:r>
+    </w:p>
+    <w:p>
+      <w:pPr>
+        <w:rPr>
+          <w:sz w:val="24"/>
+          <w:szCs w:val="24"/>
+        </w:rPr>
+      </w:pPr>
+      <w:r>
+        <w:rPr>
+          <w:sz w:val="24"/>
+          <w:szCs w:val="24"/>
+        </w:rPr>
+        <w:t xml:space="preserve">Outlier </w:t>
+      </w:r>
+      <w:r>
+        <w:rPr>
+          <w:sz w:val="24"/>
+          <w:szCs w:val="24"/>
+        </w:rPr>
+        <w:t>945</w:t>
+      </w:r>
+    </w:p>
+    <w:p>
+      <w:pPr>
+        <w:rPr>
+          <w:sz w:val="24"/>
+          <w:szCs w:val="24"/>
+        </w:rPr>
+      </w:pPr>
+      <w:r>
+        <w:rPr>
+          <w:noProof/>
+          <w:sz w:val="24"/>
+          <w:szCs w:val="24"/>
+        </w:rPr>
+        <w:drawing>
+          <wp:inline distT="0" distB="0" distL="0" distR="0" wp14:anchorId="4F54E33B" wp14:editId="4FD17B26">
+            <wp:extent cx="6552563" cy="3441888"/>
+            <wp:effectExtent l="0" t="0" r="1270" b="6350"/>
+            <wp:docPr id="1695618964" name="Picture 13"/>
+            <wp:cNvGraphicFramePr>
+              <a:graphicFrameLocks xmlns:a="http://schemas.openxmlformats.org/drawingml/2006/main" noChangeAspect="1"/>
+            </wp:cNvGraphicFramePr>
+            <a:graphic xmlns:a="http://schemas.openxmlformats.org/drawingml/2006/main">
+              <a:graphicData uri="http://schemas.openxmlformats.org/drawingml/2006/picture">
+                <pic:pic xmlns:pic="http://schemas.openxmlformats.org/drawingml/2006/picture">
+                  <pic:nvPicPr>
+                    <pic:cNvPr id="0" name="Picture 12"/>
+                    <pic:cNvPicPr>
+                      <a:picLocks noChangeAspect="1" noChangeArrowheads="1"/>
+                    </pic:cNvPicPr>
+                  </pic:nvPicPr>
+                  <pic:blipFill>
+                    <a:blip r:embed="rId106" cstate="print">
+                      <a:extLst>
+                        <a:ext uri="{28A0092B-C50C-407E-A947-70E740481C1C}">
+                          <a14:useLocalDpi xmlns:a14="http://schemas.microsoft.com/office/drawing/2010/main" val="0"/>
+                        </a:ext>
+                      </a:extLst>
+                    </a:blip>
+                    <a:srcRect/>
+                    <a:stretch>
+                      <a:fillRect/>
+                    </a:stretch>
+                  </pic:blipFill>
+                  <pic:spPr bwMode="auto">
+                    <a:xfrm>
+                      <a:off x="0" y="0"/>
+                      <a:ext cx="6586409" cy="3459667"/>
+                    </a:xfrm>
+                    <a:prstGeom prst="rect">
+                      <a:avLst/>
+                    </a:prstGeom>
+                    <a:noFill/>
+                  </pic:spPr>
+                </pic:pic>
+              </a:graphicData>
+            </a:graphic>
+          </wp:inline>
+        </w:drawing>
+      </w:r>
+    </w:p>
+    <w:p>
+      <w:r>
+        <w:rPr>
+          <w:noProof/>
+        </w:rPr>
+        <w:drawing>
+          <wp:inline distT="0" distB="0" distL="0" distR="0" wp14:anchorId="39BD92F8" wp14:editId="45814F99">
+            <wp:extent cx="6567920" cy="3449955"/>
+            <wp:effectExtent l="0" t="0" r="4445" b="0"/>
+            <wp:docPr id="562063475" name="Picture 14"/>
+            <wp:cNvGraphicFramePr>
+              <a:graphicFrameLocks xmlns:a="http://schemas.openxmlformats.org/drawingml/2006/main" noChangeAspect="1"/>
+            </wp:cNvGraphicFramePr>
+            <a:graphic xmlns:a="http://schemas.openxmlformats.org/drawingml/2006/main">
+              <a:graphicData uri="http://schemas.openxmlformats.org/drawingml/2006/picture">
+                <pic:pic xmlns:pic="http://schemas.openxmlformats.org/drawingml/2006/picture">
+                  <pic:nvPicPr>
+                    <pic:cNvPr id="0" name="Picture 13"/>
+                    <pic:cNvPicPr>
+                      <a:picLocks noChangeAspect="1" noChangeArrowheads="1"/>
+                    </pic:cNvPicPr>
+                  </pic:nvPicPr>
+                  <pic:blipFill>
+                    <a:blip r:embed="rId107" cstate="print">
+                      <a:extLst>
+                        <a:ext uri="{28A0092B-C50C-407E-A947-70E740481C1C}">
+                          <a14:useLocalDpi xmlns:a14="http://schemas.microsoft.com/office/drawing/2010/main" val="0"/>
+                        </a:ext>
+                      </a:extLst>
+                    </a:blip>
+                    <a:srcRect/>
+                    <a:stretch>
+                      <a:fillRect/>
+                    </a:stretch>
+                  </pic:blipFill>
+                  <pic:spPr bwMode="auto">
+                    <a:xfrm>
+                      <a:off x="0" y="0"/>
+                      <a:ext cx="6618073" cy="3476299"/>
+                    </a:xfrm>
+                    <a:prstGeom prst="rect">
+                      <a:avLst/>
+                    </a:prstGeom>
+                    <a:noFill/>
+                  </pic:spPr>
+                </pic:pic>
+              </a:graphicData>
+            </a:graphic>
+          </wp:inline>
+        </w:drawing>
+      </w:r>
+    </w:p>
+    <w:p>
+      <w:pPr>
+        <w:rPr>
+          <w:sz w:val="24"/>
+          <w:szCs w:val="24"/>
+        </w:rPr>
+      </w:pPr>
+      <w:r>
+        <w:rPr>
+          <w:sz w:val="24"/>
+          <w:szCs w:val="24"/>
+        </w:rPr>
+        <w:t>Remove</w:t>
+      </w:r>
+      <w:r>
+        <w:rPr>
+          <w:sz w:val="24"/>
+          <w:szCs w:val="24"/>
+        </w:rPr>
+        <w:t xml:space="preserve"> 945</w:t>
+      </w:r>
+    </w:p>
+    <w:p>
+      <w:pPr>
+        <w:rPr>
+          <w:sz w:val="24"/>
+          <w:szCs w:val="24"/>
+        </w:rPr>
+      </w:pPr>
+      <w:r>
+        <w:rPr>
+          <w:sz w:val="24"/>
+          <w:szCs w:val="24"/>
+        </w:rPr>
+        <w:br w:type="page"/>
+      </w:r>
+    </w:p>
+    <w:p>
+      <w:pPr>
+        <w:rPr>
+          <w:sz w:val="24"/>
+          <w:szCs w:val="24"/>
+        </w:rPr>
+      </w:pPr>
+      <w:r>
+        <w:rPr>
+          <w:sz w:val="24"/>
+          <w:szCs w:val="24"/>
+        </w:rPr>
+        <w:lastRenderedPageBreak/>
+        <w:t>2021-06-29</w:t>
       </w:r>
     </w:p>
     <w:p/>

--- a/StrategicTillage_GC_Analysis_workFlow.docx
+++ b/StrategicTillage_GC_Analysis_workFlow.docx
@@ -51,9 +51,11 @@
           <w:numId w:val="1"/>
         </w:numPr>
       </w:pPr>
+      <w:proofErr w:type="spellStart"/>
       <w:r>
         <w:t>GCAnalysis.R</w:t>
       </w:r>
+      <w:proofErr w:type="spellEnd"/>
     </w:p>
     <w:p>
       <w:pPr>
@@ -63,9 +65,11 @@
           <w:numId w:val="1"/>
         </w:numPr>
       </w:pPr>
+      <w:proofErr w:type="spellStart"/>
       <w:r>
         <w:t>HMR_Analysis.R</w:t>
       </w:r>
+      <w:proofErr w:type="spellEnd"/>
     </w:p>
     <w:p>
       <w:pPr>
@@ -87,9 +91,11 @@
           <w:numId w:val="1"/>
         </w:numPr>
       </w:pPr>
+      <w:proofErr w:type="spellStart"/>
       <w:r>
         <w:t>MassFluxCalculation.R</w:t>
       </w:r>
+      <w:proofErr w:type="spellEnd"/>
     </w:p>
     <w:p>
       <w:pPr>
@@ -99,9 +105,11 @@
           <w:numId w:val="1"/>
         </w:numPr>
       </w:pPr>
+      <w:proofErr w:type="spellStart"/>
       <w:r>
         <w:t>SoilGasFluxStatisticalAnalysis.R</w:t>
       </w:r>
+      <w:proofErr w:type="spellEnd"/>
     </w:p>
     <w:p>
       <w:r>
@@ -109,8 +117,29 @@
       </w:r>
     </w:p>
     <w:p>
-      <w:r>
-        <w:t xml:space="preserve">The N2O and CO2 emissions are too high.  The N2O emission measure calculated by Alli were around 10  kg-N/ha yr. </w:t>
+      <w:proofErr w:type="gramStart"/>
+      <w:r>
+        <w:t>The N2O</w:t>
+      </w:r>
+      <w:proofErr w:type="gramEnd"/>
+      <w:r>
+        <w:t xml:space="preserve"> and CO2 emissions are too high.  The N2O emission measure calculated by Alli </w:t>
+      </w:r>
+      <w:proofErr w:type="gramStart"/>
+      <w:r>
+        <w:t>were</w:t>
+      </w:r>
+      <w:proofErr w:type="gramEnd"/>
+      <w:r>
+        <w:t xml:space="preserve"> around </w:t>
+      </w:r>
+      <w:proofErr w:type="gramStart"/>
+      <w:r>
+        <w:t>10  kg</w:t>
+      </w:r>
+      <w:proofErr w:type="gramEnd"/>
+      <w:r>
+        <w:t xml:space="preserve">-N/ha yr. </w:t>
       </w:r>
     </w:p>
     <w:p>
@@ -319,7 +348,31 @@
     </w:p>
     <w:p>
       <w:r>
-        <w:t>The calibration regression for the GC based on standards seem to be irrelevant, as the important aspect affecting the emissions is not the particular concentration data point, but the slope of the consequent concentration measurement inside the chamber that result in the emission rate.</w:t>
+        <w:t xml:space="preserve">The calibration regression for the GC based on standards </w:t>
+      </w:r>
+      <w:proofErr w:type="gramStart"/>
+      <w:r>
+        <w:t>seem</w:t>
+      </w:r>
+      <w:proofErr w:type="gramEnd"/>
+      <w:r>
+        <w:t xml:space="preserve"> to be irrelevant, as the important aspect affecting the emissions is not the </w:t>
+      </w:r>
+      <w:proofErr w:type="gramStart"/>
+      <w:r>
+        <w:t>particular concentration</w:t>
+      </w:r>
+      <w:proofErr w:type="gramEnd"/>
+      <w:r>
+        <w:t xml:space="preserve"> data point, but the slope of the consequent concentration measurement inside the chamber that </w:t>
+      </w:r>
+      <w:proofErr w:type="gramStart"/>
+      <w:r>
+        <w:t>result</w:t>
+      </w:r>
+      <w:proofErr w:type="gramEnd"/>
+      <w:r>
+        <w:t xml:space="preserve"> in the emission rate.</w:t>
       </w:r>
     </w:p>
     <w:p>
@@ -785,12 +838,44 @@
     <w:p/>
     <w:p>
       <w:r>
-        <w:t>The data from the GC does not seems to indicate any mayor difference in the results. The high emissions do not seem to be the result of the GC analysis.</w:t>
-      </w:r>
-    </w:p>
-    <w:p>
-      <w:r>
-        <w:t>The intercept in the GC standard calibration has an important effect and is wrong in the linear model with free intercept. With the intercept forces through 0 the calibration improves significantly.  Plot with free intercept.</w:t>
+        <w:t xml:space="preserve">The data from the GC does not </w:t>
+      </w:r>
+      <w:proofErr w:type="gramStart"/>
+      <w:r>
+        <w:t>seems</w:t>
+      </w:r>
+      <w:proofErr w:type="gramEnd"/>
+      <w:r>
+        <w:t xml:space="preserve"> to indicate any mayor difference in the results. The high emissions do not seem to be the result of the GC analysis.</w:t>
+      </w:r>
+    </w:p>
+    <w:p>
+      <w:r>
+        <w:t xml:space="preserve">The </w:t>
+      </w:r>
+      <w:proofErr w:type="gramStart"/>
+      <w:r>
+        <w:t>intercept</w:t>
+      </w:r>
+      <w:proofErr w:type="gramEnd"/>
+      <w:r>
+        <w:t xml:space="preserve"> in the GC standard calibration has an important effect and is wrong in the linear model with free </w:t>
+      </w:r>
+      <w:proofErr w:type="gramStart"/>
+      <w:r>
+        <w:t>intercept</w:t>
+      </w:r>
+      <w:proofErr w:type="gramEnd"/>
+      <w:r>
+        <w:t xml:space="preserve">. With the intercept forces through 0 the calibration improves significantly.  Plot with free </w:t>
+      </w:r>
+      <w:proofErr w:type="gramStart"/>
+      <w:r>
+        <w:t>intercept</w:t>
+      </w:r>
+      <w:proofErr w:type="gramEnd"/>
+      <w:r>
+        <w:t>.</w:t>
       </w:r>
     </w:p>
     <w:p>
@@ -1313,7 +1398,15 @@
     <w:p/>
     <w:p>
       <w:r>
-        <w:t>Plotting the daily emissions (period emissions) against time it is clear that the main factor determining the higher emissions in blocks 1 and 2 are high N2O emission peaks. Those peaks are not present in blocks 3 and 4.</w:t>
+        <w:t xml:space="preserve">Plotting the daily emissions (period emissions) against time </w:t>
+      </w:r>
+      <w:proofErr w:type="gramStart"/>
+      <w:r>
+        <w:t>it is clear that the</w:t>
+      </w:r>
+      <w:proofErr w:type="gramEnd"/>
+      <w:r>
+        <w:t xml:space="preserve"> main factor determining the higher emissions in blocks 1 and 2 are high N2O emission peaks. Those peaks are not present in blocks 3 and 4.</w:t>
       </w:r>
     </w:p>
     <w:p/>
@@ -1547,6 +1640,7 @@
       <w:r>
         <w:t xml:space="preserve">In 2021, Sampling date </w:t>
       </w:r>
+      <w:proofErr w:type="gramStart"/>
       <w:r>
         <w:t>20210614</w:t>
       </w:r>
@@ -1554,7 +1648,11 @@
         <w:t xml:space="preserve">, </w:t>
       </w:r>
       <w:r>
-        <w:t xml:space="preserve"> and </w:t>
+        <w:t xml:space="preserve"> and</w:t>
+      </w:r>
+      <w:proofErr w:type="gramEnd"/>
+      <w:r>
+        <w:t xml:space="preserve"> </w:t>
       </w:r>
       <w:r>
         <w:t>20210629</w:t>
@@ -1563,13 +1661,29 @@
         <w:t xml:space="preserve"> </w:t>
       </w:r>
       <w:r>
-        <w:t>has problems:  The red points in the graph below all belong</w:t>
+        <w:t>has problems</w:t>
+      </w:r>
+      <w:proofErr w:type="gramStart"/>
+      <w:r>
+        <w:t>:  The</w:t>
+      </w:r>
+      <w:proofErr w:type="gramEnd"/>
+      <w:r>
+        <w:t xml:space="preserve"> red points in the graph below all </w:t>
+      </w:r>
+      <w:proofErr w:type="gramStart"/>
+      <w:r>
+        <w:t>belong</w:t>
       </w:r>
       <w:r>
         <w:t xml:space="preserve"> </w:t>
       </w:r>
       <w:r>
-        <w:t xml:space="preserve"> to sampling day </w:t>
+        <w:t xml:space="preserve"> to</w:t>
+      </w:r>
+      <w:proofErr w:type="gramEnd"/>
+      <w:r>
+        <w:t xml:space="preserve"> sampling day </w:t>
       </w:r>
       <w:r>
         <w:t>20210614</w:t>
@@ -1753,7 +1867,49 @@
         <w:rPr>
           <w:highlight w:val="yellow"/>
         </w:rPr>
-        <w:t>The final data for the mass flux calculations was taken from f0 and the missing data from “data error” from LR.f0. For N2O and CH4 all the data has to come from LR.f0.</w:t>
+        <w:t xml:space="preserve">The final data for the mass flux calculations was taken from f0 and the missing data from “data error” from </w:t>
+      </w:r>
+      <w:proofErr w:type="gramStart"/>
+      <w:r>
+        <w:rPr>
+          <w:highlight w:val="yellow"/>
+        </w:rPr>
+        <w:t>LR.f</w:t>
+      </w:r>
+      <w:proofErr w:type="gramEnd"/>
+      <w:r>
+        <w:rPr>
+          <w:highlight w:val="yellow"/>
+        </w:rPr>
+        <w:t xml:space="preserve">0. For N2O and CH4 all the data </w:t>
+      </w:r>
+      <w:proofErr w:type="gramStart"/>
+      <w:r>
+        <w:rPr>
+          <w:highlight w:val="yellow"/>
+        </w:rPr>
+        <w:t>has to</w:t>
+      </w:r>
+      <w:proofErr w:type="gramEnd"/>
+      <w:r>
+        <w:rPr>
+          <w:highlight w:val="yellow"/>
+        </w:rPr>
+        <w:t xml:space="preserve"> come from </w:t>
+      </w:r>
+      <w:proofErr w:type="gramStart"/>
+      <w:r>
+        <w:rPr>
+          <w:highlight w:val="yellow"/>
+        </w:rPr>
+        <w:t>LR.f</w:t>
+      </w:r>
+      <w:proofErr w:type="gramEnd"/>
+      <w:r>
+        <w:rPr>
+          <w:highlight w:val="yellow"/>
+        </w:rPr>
+        <w:t>0.</w:t>
       </w:r>
     </w:p>
     <w:p>
@@ -4115,6 +4271,7 @@
           <w14:ligatures w14:val="none"/>
         </w:rPr>
       </w:pPr>
+      <w:proofErr w:type="gramStart"/>
       <w:r>
         <w:rPr>
           <w:rFonts w:ascii="Lucida Console" w:eastAsia="Times New Roman" w:hAnsi="Lucida Console" w:cs="Courier New"/>
@@ -4124,7 +4281,32 @@
           <w:szCs w:val="20"/>
           <w14:ligatures w14:val="none"/>
         </w:rPr>
-        <w:t>summary(Cumm.Stat.Anal)</w:t>
+        <w:t>summary(</w:t>
+      </w:r>
+      <w:proofErr w:type="spellStart"/>
+      <w:r>
+        <w:rPr>
+          <w:rFonts w:ascii="Lucida Console" w:eastAsia="Times New Roman" w:hAnsi="Lucida Console" w:cs="Courier New"/>
+          <w:color w:val="0000FF"/>
+          <w:kern w:val="0"/>
+          <w:sz w:val="20"/>
+          <w:szCs w:val="20"/>
+          <w14:ligatures w14:val="none"/>
+        </w:rPr>
+        <w:t>Cumm.Stat.Anal</w:t>
+      </w:r>
+      <w:proofErr w:type="spellEnd"/>
+      <w:proofErr w:type="gramEnd"/>
+      <w:r>
+        <w:rPr>
+          <w:rFonts w:ascii="Lucida Console" w:eastAsia="Times New Roman" w:hAnsi="Lucida Console" w:cs="Courier New"/>
+          <w:color w:val="0000FF"/>
+          <w:kern w:val="0"/>
+          <w:sz w:val="20"/>
+          <w:szCs w:val="20"/>
+          <w14:ligatures w14:val="none"/>
+        </w:rPr>
+        <w:t>)</w:t>
       </w:r>
     </w:p>
     <w:p>
@@ -4240,6 +4422,8 @@
           <w14:ligatures w14:val="none"/>
         </w:rPr>
       </w:pPr>
+      <w:proofErr w:type="spellStart"/>
+      <w:proofErr w:type="gramStart"/>
       <w:r>
         <w:rPr>
           <w:rFonts w:ascii="Lucida Console" w:eastAsia="Times New Roman" w:hAnsi="Lucida Console" w:cs="Courier New"/>
@@ -4250,7 +4434,87 @@
           <w:bdr w:val="none" w:sz="0" w:space="0" w:color="auto" w:frame="1"/>
           <w14:ligatures w14:val="none"/>
         </w:rPr>
-        <w:t xml:space="preserve">lm(formula = Total.Cum.Emissions ~ BLOCK.F + Sampling.Year + </w:t>
+        <w:t>lm</w:t>
+      </w:r>
+      <w:proofErr w:type="spellEnd"/>
+      <w:r>
+        <w:rPr>
+          <w:rFonts w:ascii="Lucida Console" w:eastAsia="Times New Roman" w:hAnsi="Lucida Console" w:cs="Courier New"/>
+          <w:color w:val="000000"/>
+          <w:kern w:val="0"/>
+          <w:sz w:val="20"/>
+          <w:szCs w:val="20"/>
+          <w:bdr w:val="none" w:sz="0" w:space="0" w:color="auto" w:frame="1"/>
+          <w14:ligatures w14:val="none"/>
+        </w:rPr>
+        <w:t>(</w:t>
+      </w:r>
+      <w:proofErr w:type="gramEnd"/>
+      <w:r>
+        <w:rPr>
+          <w:rFonts w:ascii="Lucida Console" w:eastAsia="Times New Roman" w:hAnsi="Lucida Console" w:cs="Courier New"/>
+          <w:color w:val="000000"/>
+          <w:kern w:val="0"/>
+          <w:sz w:val="20"/>
+          <w:szCs w:val="20"/>
+          <w:bdr w:val="none" w:sz="0" w:space="0" w:color="auto" w:frame="1"/>
+          <w14:ligatures w14:val="none"/>
+        </w:rPr>
+        <w:t xml:space="preserve">formula = </w:t>
+      </w:r>
+      <w:proofErr w:type="spellStart"/>
+      <w:proofErr w:type="gramStart"/>
+      <w:r>
+        <w:rPr>
+          <w:rFonts w:ascii="Lucida Console" w:eastAsia="Times New Roman" w:hAnsi="Lucida Console" w:cs="Courier New"/>
+          <w:color w:val="000000"/>
+          <w:kern w:val="0"/>
+          <w:sz w:val="20"/>
+          <w:szCs w:val="20"/>
+          <w:bdr w:val="none" w:sz="0" w:space="0" w:color="auto" w:frame="1"/>
+          <w14:ligatures w14:val="none"/>
+        </w:rPr>
+        <w:t>Total.Cum.Emissions</w:t>
+      </w:r>
+      <w:proofErr w:type="spellEnd"/>
+      <w:proofErr w:type="gramEnd"/>
+      <w:r>
+        <w:rPr>
+          <w:rFonts w:ascii="Lucida Console" w:eastAsia="Times New Roman" w:hAnsi="Lucida Console" w:cs="Courier New"/>
+          <w:color w:val="000000"/>
+          <w:kern w:val="0"/>
+          <w:sz w:val="20"/>
+          <w:szCs w:val="20"/>
+          <w:bdr w:val="none" w:sz="0" w:space="0" w:color="auto" w:frame="1"/>
+          <w14:ligatures w14:val="none"/>
+        </w:rPr>
+        <w:t xml:space="preserve"> ~ BLOCK.F + </w:t>
+      </w:r>
+      <w:proofErr w:type="spellStart"/>
+      <w:r>
+        <w:rPr>
+          <w:rFonts w:ascii="Lucida Console" w:eastAsia="Times New Roman" w:hAnsi="Lucida Console" w:cs="Courier New"/>
+          <w:color w:val="000000"/>
+          <w:kern w:val="0"/>
+          <w:sz w:val="20"/>
+          <w:szCs w:val="20"/>
+          <w:bdr w:val="none" w:sz="0" w:space="0" w:color="auto" w:frame="1"/>
+          <w14:ligatures w14:val="none"/>
+        </w:rPr>
+        <w:t>Sampling.Year</w:t>
+      </w:r>
+      <w:proofErr w:type="spellEnd"/>
+      <w:r>
+        <w:rPr>
+          <w:rFonts w:ascii="Lucida Console" w:eastAsia="Times New Roman" w:hAnsi="Lucida Console" w:cs="Courier New"/>
+          <w:color w:val="000000"/>
+          <w:kern w:val="0"/>
+          <w:sz w:val="20"/>
+          <w:szCs w:val="20"/>
+          <w:bdr w:val="none" w:sz="0" w:space="0" w:color="auto" w:frame="1"/>
+          <w14:ligatures w14:val="none"/>
+        </w:rPr>
+        <w:t xml:space="preserve"> + </w:t>
       </w:r>
     </w:p>
     <w:p>
@@ -4296,7 +4560,85 @@
           <w:bdr w:val="none" w:sz="0" w:space="0" w:color="auto" w:frame="1"/>
           <w14:ligatures w14:val="none"/>
         </w:rPr>
-        <w:t xml:space="preserve">    CoverCrop.F + Treatment.F, data = Cumm.Emm.Analysis.2)</w:t>
+        <w:t xml:space="preserve">    </w:t>
+      </w:r>
+      <w:proofErr w:type="spellStart"/>
+      <w:r>
+        <w:rPr>
+          <w:rFonts w:ascii="Lucida Console" w:eastAsia="Times New Roman" w:hAnsi="Lucida Console" w:cs="Courier New"/>
+          <w:color w:val="000000"/>
+          <w:kern w:val="0"/>
+          <w:sz w:val="20"/>
+          <w:szCs w:val="20"/>
+          <w:bdr w:val="none" w:sz="0" w:space="0" w:color="auto" w:frame="1"/>
+          <w14:ligatures w14:val="none"/>
+        </w:rPr>
+        <w:t>CoverCrop.F</w:t>
+      </w:r>
+      <w:proofErr w:type="spellEnd"/>
+      <w:r>
+        <w:rPr>
+          <w:rFonts w:ascii="Lucida Console" w:eastAsia="Times New Roman" w:hAnsi="Lucida Console" w:cs="Courier New"/>
+          <w:color w:val="000000"/>
+          <w:kern w:val="0"/>
+          <w:sz w:val="20"/>
+          <w:szCs w:val="20"/>
+          <w:bdr w:val="none" w:sz="0" w:space="0" w:color="auto" w:frame="1"/>
+          <w14:ligatures w14:val="none"/>
+        </w:rPr>
+        <w:t xml:space="preserve"> + </w:t>
+      </w:r>
+      <w:proofErr w:type="spellStart"/>
+      <w:r>
+        <w:rPr>
+          <w:rFonts w:ascii="Lucida Console" w:eastAsia="Times New Roman" w:hAnsi="Lucida Console" w:cs="Courier New"/>
+          <w:color w:val="000000"/>
+          <w:kern w:val="0"/>
+          <w:sz w:val="20"/>
+          <w:szCs w:val="20"/>
+          <w:bdr w:val="none" w:sz="0" w:space="0" w:color="auto" w:frame="1"/>
+          <w14:ligatures w14:val="none"/>
+        </w:rPr>
+        <w:t>Treatment.F</w:t>
+      </w:r>
+      <w:proofErr w:type="spellEnd"/>
+      <w:r>
+        <w:rPr>
+          <w:rFonts w:ascii="Lucida Console" w:eastAsia="Times New Roman" w:hAnsi="Lucida Console" w:cs="Courier New"/>
+          <w:color w:val="000000"/>
+          <w:kern w:val="0"/>
+          <w:sz w:val="20"/>
+          <w:szCs w:val="20"/>
+          <w:bdr w:val="none" w:sz="0" w:space="0" w:color="auto" w:frame="1"/>
+          <w14:ligatures w14:val="none"/>
+        </w:rPr>
+        <w:t xml:space="preserve">, data = </w:t>
+      </w:r>
+      <w:proofErr w:type="gramStart"/>
+      <w:r>
+        <w:rPr>
+          <w:rFonts w:ascii="Lucida Console" w:eastAsia="Times New Roman" w:hAnsi="Lucida Console" w:cs="Courier New"/>
+          <w:color w:val="000000"/>
+          <w:kern w:val="0"/>
+          <w:sz w:val="20"/>
+          <w:szCs w:val="20"/>
+          <w:bdr w:val="none" w:sz="0" w:space="0" w:color="auto" w:frame="1"/>
+          <w14:ligatures w14:val="none"/>
+        </w:rPr>
+        <w:t>Cumm.Emm.Analysis</w:t>
+      </w:r>
+      <w:proofErr w:type="gramEnd"/>
+      <w:r>
+        <w:rPr>
+          <w:rFonts w:ascii="Lucida Console" w:eastAsia="Times New Roman" w:hAnsi="Lucida Console" w:cs="Courier New"/>
+          <w:color w:val="000000"/>
+          <w:kern w:val="0"/>
+          <w:sz w:val="20"/>
+          <w:szCs w:val="20"/>
+          <w:bdr w:val="none" w:sz="0" w:space="0" w:color="auto" w:frame="1"/>
+          <w14:ligatures w14:val="none"/>
+        </w:rPr>
+        <w:t>.2)</w:t>
       </w:r>
     </w:p>
     <w:p>
@@ -4422,7 +4764,33 @@
           <w:bdr w:val="none" w:sz="0" w:space="0" w:color="auto" w:frame="1"/>
           <w14:ligatures w14:val="none"/>
         </w:rPr>
-        <w:t xml:space="preserve">    Min      1Q  Median      3Q     Max </w:t>
+        <w:t xml:space="preserve">    Min      1</w:t>
+      </w:r>
+      <w:proofErr w:type="gramStart"/>
+      <w:r>
+        <w:rPr>
+          <w:rFonts w:ascii="Lucida Console" w:eastAsia="Times New Roman" w:hAnsi="Lucida Console" w:cs="Courier New"/>
+          <w:color w:val="000000"/>
+          <w:kern w:val="0"/>
+          <w:sz w:val="20"/>
+          <w:szCs w:val="20"/>
+          <w:bdr w:val="none" w:sz="0" w:space="0" w:color="auto" w:frame="1"/>
+          <w14:ligatures w14:val="none"/>
+        </w:rPr>
+        <w:t>Q  Median</w:t>
+      </w:r>
+      <w:proofErr w:type="gramEnd"/>
+      <w:r>
+        <w:rPr>
+          <w:rFonts w:ascii="Lucida Console" w:eastAsia="Times New Roman" w:hAnsi="Lucida Console" w:cs="Courier New"/>
+          <w:color w:val="000000"/>
+          <w:kern w:val="0"/>
+          <w:sz w:val="20"/>
+          <w:szCs w:val="20"/>
+          <w:bdr w:val="none" w:sz="0" w:space="0" w:color="auto" w:frame="1"/>
+          <w14:ligatures w14:val="none"/>
+        </w:rPr>
+        <w:t xml:space="preserve">      3Q     Max </w:t>
       </w:r>
     </w:p>
     <w:p>
@@ -4468,7 +4836,85 @@
           <w:bdr w:val="none" w:sz="0" w:space="0" w:color="auto" w:frame="1"/>
           <w14:ligatures w14:val="none"/>
         </w:rPr>
-        <w:t xml:space="preserve">-21.204  -7.452  -0.579   4.777  41.906 </w:t>
+        <w:t>-21.</w:t>
+      </w:r>
+      <w:proofErr w:type="gramStart"/>
+      <w:r>
+        <w:rPr>
+          <w:rFonts w:ascii="Lucida Console" w:eastAsia="Times New Roman" w:hAnsi="Lucida Console" w:cs="Courier New"/>
+          <w:color w:val="000000"/>
+          <w:kern w:val="0"/>
+          <w:sz w:val="20"/>
+          <w:szCs w:val="20"/>
+          <w:bdr w:val="none" w:sz="0" w:space="0" w:color="auto" w:frame="1"/>
+          <w14:ligatures w14:val="none"/>
+        </w:rPr>
+        <w:t>204  -</w:t>
+      </w:r>
+      <w:proofErr w:type="gramEnd"/>
+      <w:r>
+        <w:rPr>
+          <w:rFonts w:ascii="Lucida Console" w:eastAsia="Times New Roman" w:hAnsi="Lucida Console" w:cs="Courier New"/>
+          <w:color w:val="000000"/>
+          <w:kern w:val="0"/>
+          <w:sz w:val="20"/>
+          <w:szCs w:val="20"/>
+          <w:bdr w:val="none" w:sz="0" w:space="0" w:color="auto" w:frame="1"/>
+          <w14:ligatures w14:val="none"/>
+        </w:rPr>
+        <w:t>7.</w:t>
+      </w:r>
+      <w:proofErr w:type="gramStart"/>
+      <w:r>
+        <w:rPr>
+          <w:rFonts w:ascii="Lucida Console" w:eastAsia="Times New Roman" w:hAnsi="Lucida Console" w:cs="Courier New"/>
+          <w:color w:val="000000"/>
+          <w:kern w:val="0"/>
+          <w:sz w:val="20"/>
+          <w:szCs w:val="20"/>
+          <w:bdr w:val="none" w:sz="0" w:space="0" w:color="auto" w:frame="1"/>
+          <w14:ligatures w14:val="none"/>
+        </w:rPr>
+        <w:t>452  -</w:t>
+      </w:r>
+      <w:proofErr w:type="gramEnd"/>
+      <w:r>
+        <w:rPr>
+          <w:rFonts w:ascii="Lucida Console" w:eastAsia="Times New Roman" w:hAnsi="Lucida Console" w:cs="Courier New"/>
+          <w:color w:val="000000"/>
+          <w:kern w:val="0"/>
+          <w:sz w:val="20"/>
+          <w:szCs w:val="20"/>
+          <w:bdr w:val="none" w:sz="0" w:space="0" w:color="auto" w:frame="1"/>
+          <w14:ligatures w14:val="none"/>
+        </w:rPr>
+        <w:t xml:space="preserve">0.579   </w:t>
+      </w:r>
+      <w:proofErr w:type="gramStart"/>
+      <w:r>
+        <w:rPr>
+          <w:rFonts w:ascii="Lucida Console" w:eastAsia="Times New Roman" w:hAnsi="Lucida Console" w:cs="Courier New"/>
+          <w:color w:val="000000"/>
+          <w:kern w:val="0"/>
+          <w:sz w:val="20"/>
+          <w:szCs w:val="20"/>
+          <w:bdr w:val="none" w:sz="0" w:space="0" w:color="auto" w:frame="1"/>
+          <w14:ligatures w14:val="none"/>
+        </w:rPr>
+        <w:t>4.777  41.906</w:t>
+      </w:r>
+      <w:proofErr w:type="gramEnd"/>
+      <w:r>
+        <w:rPr>
+          <w:rFonts w:ascii="Lucida Console" w:eastAsia="Times New Roman" w:hAnsi="Lucida Console" w:cs="Courier New"/>
+          <w:color w:val="000000"/>
+          <w:kern w:val="0"/>
+          <w:sz w:val="20"/>
+          <w:szCs w:val="20"/>
+          <w:bdr w:val="none" w:sz="0" w:space="0" w:color="auto" w:frame="1"/>
+          <w14:ligatures w14:val="none"/>
+        </w:rPr>
+        <w:t xml:space="preserve"> </w:t>
       </w:r>
     </w:p>
     <w:p>
@@ -4594,7 +5040,33 @@
           <w:bdr w:val="none" w:sz="0" w:space="0" w:color="auto" w:frame="1"/>
           <w14:ligatures w14:val="none"/>
         </w:rPr>
-        <w:t xml:space="preserve">                  Estimate Std. Error t value Pr(&gt;|t|)    </w:t>
+        <w:t xml:space="preserve">                  Estimate Std. Error t value </w:t>
+      </w:r>
+      <w:proofErr w:type="spellStart"/>
+      <w:r>
+        <w:rPr>
+          <w:rFonts w:ascii="Lucida Console" w:eastAsia="Times New Roman" w:hAnsi="Lucida Console" w:cs="Courier New"/>
+          <w:color w:val="000000"/>
+          <w:kern w:val="0"/>
+          <w:sz w:val="20"/>
+          <w:szCs w:val="20"/>
+          <w:bdr w:val="none" w:sz="0" w:space="0" w:color="auto" w:frame="1"/>
+          <w14:ligatures w14:val="none"/>
+        </w:rPr>
+        <w:t>Pr</w:t>
+      </w:r>
+      <w:proofErr w:type="spellEnd"/>
+      <w:r>
+        <w:rPr>
+          <w:rFonts w:ascii="Lucida Console" w:eastAsia="Times New Roman" w:hAnsi="Lucida Console" w:cs="Courier New"/>
+          <w:color w:val="000000"/>
+          <w:kern w:val="0"/>
+          <w:sz w:val="20"/>
+          <w:szCs w:val="20"/>
+          <w:bdr w:val="none" w:sz="0" w:space="0" w:color="auto" w:frame="1"/>
+          <w14:ligatures w14:val="none"/>
+        </w:rPr>
+        <w:t xml:space="preserve">(&gt;|t|)    </w:t>
       </w:r>
     </w:p>
     <w:p>
@@ -4640,7 +5112,59 @@
           <w:bdr w:val="none" w:sz="0" w:space="0" w:color="auto" w:frame="1"/>
           <w14:ligatures w14:val="none"/>
         </w:rPr>
-        <w:t>(Intercept)        17.9614     3.9252   4.576    2e-05 ***</w:t>
+        <w:t>(</w:t>
+      </w:r>
+      <w:proofErr w:type="gramStart"/>
+      <w:r>
+        <w:rPr>
+          <w:rFonts w:ascii="Lucida Console" w:eastAsia="Times New Roman" w:hAnsi="Lucida Console" w:cs="Courier New"/>
+          <w:color w:val="000000"/>
+          <w:kern w:val="0"/>
+          <w:sz w:val="20"/>
+          <w:szCs w:val="20"/>
+          <w:bdr w:val="none" w:sz="0" w:space="0" w:color="auto" w:frame="1"/>
+          <w14:ligatures w14:val="none"/>
+        </w:rPr>
+        <w:t xml:space="preserve">Intercept)   </w:t>
+      </w:r>
+      <w:proofErr w:type="gramEnd"/>
+      <w:r>
+        <w:rPr>
+          <w:rFonts w:ascii="Lucida Console" w:eastAsia="Times New Roman" w:hAnsi="Lucida Console" w:cs="Courier New"/>
+          <w:color w:val="000000"/>
+          <w:kern w:val="0"/>
+          <w:sz w:val="20"/>
+          <w:szCs w:val="20"/>
+          <w:bdr w:val="none" w:sz="0" w:space="0" w:color="auto" w:frame="1"/>
+          <w14:ligatures w14:val="none"/>
+        </w:rPr>
+        <w:t xml:space="preserve">     17.9614     3.9252   4.576 </w:t>
+      </w:r>
+      <w:proofErr w:type="gramStart"/>
+      <w:r>
+        <w:rPr>
+          <w:rFonts w:ascii="Lucida Console" w:eastAsia="Times New Roman" w:hAnsi="Lucida Console" w:cs="Courier New"/>
+          <w:color w:val="000000"/>
+          <w:kern w:val="0"/>
+          <w:sz w:val="20"/>
+          <w:szCs w:val="20"/>
+          <w:bdr w:val="none" w:sz="0" w:space="0" w:color="auto" w:frame="1"/>
+          <w14:ligatures w14:val="none"/>
+        </w:rPr>
+        <w:t xml:space="preserve">   2e</w:t>
+      </w:r>
+      <w:proofErr w:type="gramEnd"/>
+      <w:r>
+        <w:rPr>
+          <w:rFonts w:ascii="Lucida Console" w:eastAsia="Times New Roman" w:hAnsi="Lucida Console" w:cs="Courier New"/>
+          <w:color w:val="000000"/>
+          <w:kern w:val="0"/>
+          <w:sz w:val="20"/>
+          <w:szCs w:val="20"/>
+          <w:bdr w:val="none" w:sz="0" w:space="0" w:color="auto" w:frame="1"/>
+          <w14:ligatures w14:val="none"/>
+        </w:rPr>
+        <w:t>-05 ***</w:t>
       </w:r>
     </w:p>
     <w:p>
@@ -4732,7 +5256,33 @@
           <w:bdr w:val="none" w:sz="0" w:space="0" w:color="auto" w:frame="1"/>
           <w14:ligatures w14:val="none"/>
         </w:rPr>
-        <w:t>BLOCK.F3          -14.7355     3.5916  -4.103 0.000109 ***</w:t>
+        <w:t xml:space="preserve">BLOCK.F3          -14.7355     </w:t>
+      </w:r>
+      <w:proofErr w:type="gramStart"/>
+      <w:r>
+        <w:rPr>
+          <w:rFonts w:ascii="Lucida Console" w:eastAsia="Times New Roman" w:hAnsi="Lucida Console" w:cs="Courier New"/>
+          <w:color w:val="000000"/>
+          <w:kern w:val="0"/>
+          <w:sz w:val="20"/>
+          <w:szCs w:val="20"/>
+          <w:bdr w:val="none" w:sz="0" w:space="0" w:color="auto" w:frame="1"/>
+          <w14:ligatures w14:val="none"/>
+        </w:rPr>
+        <w:t>3.5916  -</w:t>
+      </w:r>
+      <w:proofErr w:type="gramEnd"/>
+      <w:r>
+        <w:rPr>
+          <w:rFonts w:ascii="Lucida Console" w:eastAsia="Times New Roman" w:hAnsi="Lucida Console" w:cs="Courier New"/>
+          <w:color w:val="000000"/>
+          <w:kern w:val="0"/>
+          <w:sz w:val="20"/>
+          <w:szCs w:val="20"/>
+          <w:bdr w:val="none" w:sz="0" w:space="0" w:color="auto" w:frame="1"/>
+          <w14:ligatures w14:val="none"/>
+        </w:rPr>
+        <w:t>4.103 0.000109 ***</w:t>
       </w:r>
     </w:p>
     <w:p>
@@ -4778,7 +5328,33 @@
           <w:bdr w:val="none" w:sz="0" w:space="0" w:color="auto" w:frame="1"/>
           <w14:ligatures w14:val="none"/>
         </w:rPr>
-        <w:t xml:space="preserve">BLOCK.F4          -12.3094     3.5916  -3.427 0.001025 ** </w:t>
+        <w:t xml:space="preserve">BLOCK.F4          -12.3094     </w:t>
+      </w:r>
+      <w:proofErr w:type="gramStart"/>
+      <w:r>
+        <w:rPr>
+          <w:rFonts w:ascii="Lucida Console" w:eastAsia="Times New Roman" w:hAnsi="Lucida Console" w:cs="Courier New"/>
+          <w:color w:val="000000"/>
+          <w:kern w:val="0"/>
+          <w:sz w:val="20"/>
+          <w:szCs w:val="20"/>
+          <w:bdr w:val="none" w:sz="0" w:space="0" w:color="auto" w:frame="1"/>
+          <w14:ligatures w14:val="none"/>
+        </w:rPr>
+        <w:t>3.5916  -</w:t>
+      </w:r>
+      <w:proofErr w:type="gramEnd"/>
+      <w:r>
+        <w:rPr>
+          <w:rFonts w:ascii="Lucida Console" w:eastAsia="Times New Roman" w:hAnsi="Lucida Console" w:cs="Courier New"/>
+          <w:color w:val="000000"/>
+          <w:kern w:val="0"/>
+          <w:sz w:val="20"/>
+          <w:szCs w:val="20"/>
+          <w:bdr w:val="none" w:sz="0" w:space="0" w:color="auto" w:frame="1"/>
+          <w14:ligatures w14:val="none"/>
+        </w:rPr>
+        <w:t xml:space="preserve">3.427 0.001025 ** </w:t>
       </w:r>
     </w:p>
     <w:p>
@@ -4824,7 +5400,59 @@
           <w:bdr w:val="none" w:sz="0" w:space="0" w:color="auto" w:frame="1"/>
           <w14:ligatures w14:val="none"/>
         </w:rPr>
-        <w:t>Sampling.Year2022  -9.7553     2.5396  -3.841 0.000266 ***</w:t>
+        <w:t>Sampling.Year</w:t>
+      </w:r>
+      <w:proofErr w:type="gramStart"/>
+      <w:r>
+        <w:rPr>
+          <w:rFonts w:ascii="Lucida Console" w:eastAsia="Times New Roman" w:hAnsi="Lucida Console" w:cs="Courier New"/>
+          <w:color w:val="000000"/>
+          <w:kern w:val="0"/>
+          <w:sz w:val="20"/>
+          <w:szCs w:val="20"/>
+          <w:bdr w:val="none" w:sz="0" w:space="0" w:color="auto" w:frame="1"/>
+          <w14:ligatures w14:val="none"/>
+        </w:rPr>
+        <w:t>2022  -</w:t>
+      </w:r>
+      <w:proofErr w:type="gramEnd"/>
+      <w:r>
+        <w:rPr>
+          <w:rFonts w:ascii="Lucida Console" w:eastAsia="Times New Roman" w:hAnsi="Lucida Console" w:cs="Courier New"/>
+          <w:color w:val="000000"/>
+          <w:kern w:val="0"/>
+          <w:sz w:val="20"/>
+          <w:szCs w:val="20"/>
+          <w:bdr w:val="none" w:sz="0" w:space="0" w:color="auto" w:frame="1"/>
+          <w14:ligatures w14:val="none"/>
+        </w:rPr>
+        <w:t xml:space="preserve">9.7553     </w:t>
+      </w:r>
+      <w:proofErr w:type="gramStart"/>
+      <w:r>
+        <w:rPr>
+          <w:rFonts w:ascii="Lucida Console" w:eastAsia="Times New Roman" w:hAnsi="Lucida Console" w:cs="Courier New"/>
+          <w:color w:val="000000"/>
+          <w:kern w:val="0"/>
+          <w:sz w:val="20"/>
+          <w:szCs w:val="20"/>
+          <w:bdr w:val="none" w:sz="0" w:space="0" w:color="auto" w:frame="1"/>
+          <w14:ligatures w14:val="none"/>
+        </w:rPr>
+        <w:t>2.5396  -</w:t>
+      </w:r>
+      <w:proofErr w:type="gramEnd"/>
+      <w:r>
+        <w:rPr>
+          <w:rFonts w:ascii="Lucida Console" w:eastAsia="Times New Roman" w:hAnsi="Lucida Console" w:cs="Courier New"/>
+          <w:color w:val="000000"/>
+          <w:kern w:val="0"/>
+          <w:sz w:val="20"/>
+          <w:szCs w:val="20"/>
+          <w:bdr w:val="none" w:sz="0" w:space="0" w:color="auto" w:frame="1"/>
+          <w14:ligatures w14:val="none"/>
+        </w:rPr>
+        <w:t>3.841 0.000266 ***</w:t>
       </w:r>
     </w:p>
     <w:p>
@@ -4860,6 +5488,7 @@
           <w14:ligatures w14:val="none"/>
         </w:rPr>
       </w:pPr>
+      <w:proofErr w:type="spellStart"/>
       <w:r>
         <w:rPr>
           <w:rFonts w:ascii="Lucida Console" w:eastAsia="Times New Roman" w:hAnsi="Lucida Console" w:cs="Courier New"/>
@@ -4870,7 +5499,20 @@
           <w:bdr w:val="none" w:sz="0" w:space="0" w:color="auto" w:frame="1"/>
           <w14:ligatures w14:val="none"/>
         </w:rPr>
-        <w:t xml:space="preserve">CoverCrop.FClover   3.1667     3.2786   0.966 0.337437    </w:t>
+        <w:t>CoverCrop.FClover</w:t>
+      </w:r>
+      <w:proofErr w:type="spellEnd"/>
+      <w:r>
+        <w:rPr>
+          <w:rFonts w:ascii="Lucida Console" w:eastAsia="Times New Roman" w:hAnsi="Lucida Console" w:cs="Courier New"/>
+          <w:color w:val="000000"/>
+          <w:kern w:val="0"/>
+          <w:sz w:val="20"/>
+          <w:szCs w:val="20"/>
+          <w:bdr w:val="none" w:sz="0" w:space="0" w:color="auto" w:frame="1"/>
+          <w14:ligatures w14:val="none"/>
+        </w:rPr>
+        <w:t xml:space="preserve">   3.1667     3.2786   0.966 0.337437    </w:t>
       </w:r>
     </w:p>
     <w:p>
@@ -4906,6 +5548,7 @@
           <w14:ligatures w14:val="none"/>
         </w:rPr>
       </w:pPr>
+      <w:proofErr w:type="spellStart"/>
       <w:r>
         <w:rPr>
           <w:rFonts w:ascii="Lucida Console" w:eastAsia="Times New Roman" w:hAnsi="Lucida Console" w:cs="Courier New"/>
@@ -4916,7 +5559,46 @@
           <w:bdr w:val="none" w:sz="0" w:space="0" w:color="auto" w:frame="1"/>
           <w14:ligatures w14:val="none"/>
         </w:rPr>
-        <w:t xml:space="preserve">CoverCrop.FTrit    -0.4087     3.2786  -0.125 0.901165    </w:t>
+        <w:t>CoverCrop.FTrit</w:t>
+      </w:r>
+      <w:proofErr w:type="spellEnd"/>
+      <w:r>
+        <w:rPr>
+          <w:rFonts w:ascii="Lucida Console" w:eastAsia="Times New Roman" w:hAnsi="Lucida Console" w:cs="Courier New"/>
+          <w:color w:val="000000"/>
+          <w:kern w:val="0"/>
+          <w:sz w:val="20"/>
+          <w:szCs w:val="20"/>
+          <w:bdr w:val="none" w:sz="0" w:space="0" w:color="auto" w:frame="1"/>
+          <w14:ligatures w14:val="none"/>
+        </w:rPr>
+        <w:t xml:space="preserve">    -0.4087     </w:t>
+      </w:r>
+      <w:proofErr w:type="gramStart"/>
+      <w:r>
+        <w:rPr>
+          <w:rFonts w:ascii="Lucida Console" w:eastAsia="Times New Roman" w:hAnsi="Lucida Console" w:cs="Courier New"/>
+          <w:color w:val="000000"/>
+          <w:kern w:val="0"/>
+          <w:sz w:val="20"/>
+          <w:szCs w:val="20"/>
+          <w:bdr w:val="none" w:sz="0" w:space="0" w:color="auto" w:frame="1"/>
+          <w14:ligatures w14:val="none"/>
+        </w:rPr>
+        <w:t>3.2786  -</w:t>
+      </w:r>
+      <w:proofErr w:type="gramEnd"/>
+      <w:r>
+        <w:rPr>
+          <w:rFonts w:ascii="Lucida Console" w:eastAsia="Times New Roman" w:hAnsi="Lucida Console" w:cs="Courier New"/>
+          <w:color w:val="000000"/>
+          <w:kern w:val="0"/>
+          <w:sz w:val="20"/>
+          <w:szCs w:val="20"/>
+          <w:bdr w:val="none" w:sz="0" w:space="0" w:color="auto" w:frame="1"/>
+          <w14:ligatures w14:val="none"/>
+        </w:rPr>
+        <w:t xml:space="preserve">0.125 0.901165    </w:t>
       </w:r>
     </w:p>
     <w:p>
@@ -4952,6 +5634,7 @@
           <w14:ligatures w14:val="none"/>
         </w:rPr>
       </w:pPr>
+      <w:proofErr w:type="spellStart"/>
       <w:r>
         <w:rPr>
           <w:rFonts w:ascii="Lucida Console" w:eastAsia="Times New Roman" w:hAnsi="Lucida Console" w:cs="Courier New"/>
@@ -4962,7 +5645,46 @@
           <w:bdr w:val="none" w:sz="0" w:space="0" w:color="auto" w:frame="1"/>
           <w14:ligatures w14:val="none"/>
         </w:rPr>
-        <w:t xml:space="preserve">Treatment.FB        6.2892     3.2786   1.918 0.059162 .  </w:t>
+        <w:t>Treatment.FB</w:t>
+      </w:r>
+      <w:proofErr w:type="spellEnd"/>
+      <w:r>
+        <w:rPr>
+          <w:rFonts w:ascii="Lucida Console" w:eastAsia="Times New Roman" w:hAnsi="Lucida Console" w:cs="Courier New"/>
+          <w:color w:val="000000"/>
+          <w:kern w:val="0"/>
+          <w:sz w:val="20"/>
+          <w:szCs w:val="20"/>
+          <w:bdr w:val="none" w:sz="0" w:space="0" w:color="auto" w:frame="1"/>
+          <w14:ligatures w14:val="none"/>
+        </w:rPr>
+        <w:t xml:space="preserve">        6.2892     3.2786   1.918 0.</w:t>
+      </w:r>
+      <w:proofErr w:type="gramStart"/>
+      <w:r>
+        <w:rPr>
+          <w:rFonts w:ascii="Lucida Console" w:eastAsia="Times New Roman" w:hAnsi="Lucida Console" w:cs="Courier New"/>
+          <w:color w:val="000000"/>
+          <w:kern w:val="0"/>
+          <w:sz w:val="20"/>
+          <w:szCs w:val="20"/>
+          <w:bdr w:val="none" w:sz="0" w:space="0" w:color="auto" w:frame="1"/>
+          <w14:ligatures w14:val="none"/>
+        </w:rPr>
+        <w:t>059162 .</w:t>
+      </w:r>
+      <w:proofErr w:type="gramEnd"/>
+      <w:r>
+        <w:rPr>
+          <w:rFonts w:ascii="Lucida Console" w:eastAsia="Times New Roman" w:hAnsi="Lucida Console" w:cs="Courier New"/>
+          <w:color w:val="000000"/>
+          <w:kern w:val="0"/>
+          <w:sz w:val="20"/>
+          <w:szCs w:val="20"/>
+          <w:bdr w:val="none" w:sz="0" w:space="0" w:color="auto" w:frame="1"/>
+          <w14:ligatures w14:val="none"/>
+        </w:rPr>
+        <w:t xml:space="preserve">  </w:t>
       </w:r>
     </w:p>
     <w:p>
@@ -4998,6 +5720,7 @@
           <w14:ligatures w14:val="none"/>
         </w:rPr>
       </w:pPr>
+      <w:proofErr w:type="spellStart"/>
       <w:r>
         <w:rPr>
           <w:rFonts w:ascii="Lucida Console" w:eastAsia="Times New Roman" w:hAnsi="Lucida Console" w:cs="Courier New"/>
@@ -5008,7 +5731,20 @@
           <w:bdr w:val="none" w:sz="0" w:space="0" w:color="auto" w:frame="1"/>
           <w14:ligatures w14:val="none"/>
         </w:rPr>
-        <w:t xml:space="preserve">Treatment.FC        4.1102     3.2786   1.254 0.214146    </w:t>
+        <w:t>Treatment.FC</w:t>
+      </w:r>
+      <w:proofErr w:type="spellEnd"/>
+      <w:r>
+        <w:rPr>
+          <w:rFonts w:ascii="Lucida Console" w:eastAsia="Times New Roman" w:hAnsi="Lucida Console" w:cs="Courier New"/>
+          <w:color w:val="000000"/>
+          <w:kern w:val="0"/>
+          <w:sz w:val="20"/>
+          <w:szCs w:val="20"/>
+          <w:bdr w:val="none" w:sz="0" w:space="0" w:color="auto" w:frame="1"/>
+          <w14:ligatures w14:val="none"/>
+        </w:rPr>
+        <w:t xml:space="preserve">        4.1102     3.2786   1.254 0.214146    </w:t>
       </w:r>
     </w:p>
     <w:p>
@@ -5044,6 +5780,7 @@
           <w14:ligatures w14:val="none"/>
         </w:rPr>
       </w:pPr>
+      <w:proofErr w:type="spellStart"/>
       <w:r>
         <w:rPr>
           <w:rFonts w:ascii="Lucida Console" w:eastAsia="Times New Roman" w:hAnsi="Lucida Console" w:cs="Courier New"/>
@@ -5054,7 +5791,46 @@
           <w:bdr w:val="none" w:sz="0" w:space="0" w:color="auto" w:frame="1"/>
           <w14:ligatures w14:val="none"/>
         </w:rPr>
-        <w:t xml:space="preserve">Treatment.FD       -0.8080     5.0082  -0.161 0.872300    </w:t>
+        <w:t>Treatment.FD</w:t>
+      </w:r>
+      <w:proofErr w:type="spellEnd"/>
+      <w:r>
+        <w:rPr>
+          <w:rFonts w:ascii="Lucida Console" w:eastAsia="Times New Roman" w:hAnsi="Lucida Console" w:cs="Courier New"/>
+          <w:color w:val="000000"/>
+          <w:kern w:val="0"/>
+          <w:sz w:val="20"/>
+          <w:szCs w:val="20"/>
+          <w:bdr w:val="none" w:sz="0" w:space="0" w:color="auto" w:frame="1"/>
+          <w14:ligatures w14:val="none"/>
+        </w:rPr>
+        <w:t xml:space="preserve">       -0.8080     </w:t>
+      </w:r>
+      <w:proofErr w:type="gramStart"/>
+      <w:r>
+        <w:rPr>
+          <w:rFonts w:ascii="Lucida Console" w:eastAsia="Times New Roman" w:hAnsi="Lucida Console" w:cs="Courier New"/>
+          <w:color w:val="000000"/>
+          <w:kern w:val="0"/>
+          <w:sz w:val="20"/>
+          <w:szCs w:val="20"/>
+          <w:bdr w:val="none" w:sz="0" w:space="0" w:color="auto" w:frame="1"/>
+          <w14:ligatures w14:val="none"/>
+        </w:rPr>
+        <w:t>5.0082  -</w:t>
+      </w:r>
+      <w:proofErr w:type="gramEnd"/>
+      <w:r>
+        <w:rPr>
+          <w:rFonts w:ascii="Lucida Console" w:eastAsia="Times New Roman" w:hAnsi="Lucida Console" w:cs="Courier New"/>
+          <w:color w:val="000000"/>
+          <w:kern w:val="0"/>
+          <w:sz w:val="20"/>
+          <w:szCs w:val="20"/>
+          <w:bdr w:val="none" w:sz="0" w:space="0" w:color="auto" w:frame="1"/>
+          <w14:ligatures w14:val="none"/>
+        </w:rPr>
+        <w:t xml:space="preserve">0.161 0.872300    </w:t>
       </w:r>
     </w:p>
     <w:p>
@@ -5136,6 +5912,7 @@
           <w14:ligatures w14:val="none"/>
         </w:rPr>
       </w:pPr>
+      <w:proofErr w:type="spellStart"/>
       <w:r>
         <w:rPr>
           <w:rFonts w:ascii="Lucida Console" w:eastAsia="Times New Roman" w:hAnsi="Lucida Console" w:cs="Courier New"/>
@@ -5146,7 +5923,124 @@
           <w:bdr w:val="none" w:sz="0" w:space="0" w:color="auto" w:frame="1"/>
           <w14:ligatures w14:val="none"/>
         </w:rPr>
-        <w:t>Signif. codes:  0 ‘***’ 0.001 ‘**’ 0.01 ‘*’ 0.05 ‘.’ 0.1 ‘ ’ 1</w:t>
+        <w:t>Signif</w:t>
+      </w:r>
+      <w:proofErr w:type="spellEnd"/>
+      <w:r>
+        <w:rPr>
+          <w:rFonts w:ascii="Lucida Console" w:eastAsia="Times New Roman" w:hAnsi="Lucida Console" w:cs="Courier New"/>
+          <w:color w:val="000000"/>
+          <w:kern w:val="0"/>
+          <w:sz w:val="20"/>
+          <w:szCs w:val="20"/>
+          <w:bdr w:val="none" w:sz="0" w:space="0" w:color="auto" w:frame="1"/>
+          <w14:ligatures w14:val="none"/>
+        </w:rPr>
+        <w:t>. codes</w:t>
+      </w:r>
+      <w:proofErr w:type="gramStart"/>
+      <w:r>
+        <w:rPr>
+          <w:rFonts w:ascii="Lucida Console" w:eastAsia="Times New Roman" w:hAnsi="Lucida Console" w:cs="Courier New"/>
+          <w:color w:val="000000"/>
+          <w:kern w:val="0"/>
+          <w:sz w:val="20"/>
+          <w:szCs w:val="20"/>
+          <w:bdr w:val="none" w:sz="0" w:space="0" w:color="auto" w:frame="1"/>
+          <w14:ligatures w14:val="none"/>
+        </w:rPr>
+        <w:t>:  0 ‘</w:t>
+      </w:r>
+      <w:proofErr w:type="gramEnd"/>
+      <w:r>
+        <w:rPr>
+          <w:rFonts w:ascii="Lucida Console" w:eastAsia="Times New Roman" w:hAnsi="Lucida Console" w:cs="Courier New"/>
+          <w:color w:val="000000"/>
+          <w:kern w:val="0"/>
+          <w:sz w:val="20"/>
+          <w:szCs w:val="20"/>
+          <w:bdr w:val="none" w:sz="0" w:space="0" w:color="auto" w:frame="1"/>
+          <w14:ligatures w14:val="none"/>
+        </w:rPr>
+        <w:t xml:space="preserve">***’ </w:t>
+      </w:r>
+      <w:proofErr w:type="gramStart"/>
+      <w:r>
+        <w:rPr>
+          <w:rFonts w:ascii="Lucida Console" w:eastAsia="Times New Roman" w:hAnsi="Lucida Console" w:cs="Courier New"/>
+          <w:color w:val="000000"/>
+          <w:kern w:val="0"/>
+          <w:sz w:val="20"/>
+          <w:szCs w:val="20"/>
+          <w:bdr w:val="none" w:sz="0" w:space="0" w:color="auto" w:frame="1"/>
+          <w14:ligatures w14:val="none"/>
+        </w:rPr>
+        <w:t>0.001 ‘*</w:t>
+      </w:r>
+      <w:proofErr w:type="gramEnd"/>
+      <w:r>
+        <w:rPr>
+          <w:rFonts w:ascii="Lucida Console" w:eastAsia="Times New Roman" w:hAnsi="Lucida Console" w:cs="Courier New"/>
+          <w:color w:val="000000"/>
+          <w:kern w:val="0"/>
+          <w:sz w:val="20"/>
+          <w:szCs w:val="20"/>
+          <w:bdr w:val="none" w:sz="0" w:space="0" w:color="auto" w:frame="1"/>
+          <w14:ligatures w14:val="none"/>
+        </w:rPr>
+        <w:t xml:space="preserve">*’ </w:t>
+      </w:r>
+      <w:proofErr w:type="gramStart"/>
+      <w:r>
+        <w:rPr>
+          <w:rFonts w:ascii="Lucida Console" w:eastAsia="Times New Roman" w:hAnsi="Lucida Console" w:cs="Courier New"/>
+          <w:color w:val="000000"/>
+          <w:kern w:val="0"/>
+          <w:sz w:val="20"/>
+          <w:szCs w:val="20"/>
+          <w:bdr w:val="none" w:sz="0" w:space="0" w:color="auto" w:frame="1"/>
+          <w14:ligatures w14:val="none"/>
+        </w:rPr>
+        <w:t>0.01 ‘*</w:t>
+      </w:r>
+      <w:proofErr w:type="gramEnd"/>
+      <w:r>
+        <w:rPr>
+          <w:rFonts w:ascii="Lucida Console" w:eastAsia="Times New Roman" w:hAnsi="Lucida Console" w:cs="Courier New"/>
+          <w:color w:val="000000"/>
+          <w:kern w:val="0"/>
+          <w:sz w:val="20"/>
+          <w:szCs w:val="20"/>
+          <w:bdr w:val="none" w:sz="0" w:space="0" w:color="auto" w:frame="1"/>
+          <w14:ligatures w14:val="none"/>
+        </w:rPr>
+        <w:t xml:space="preserve">’ 0.05 ‘.’ 0.1 </w:t>
+      </w:r>
+      <w:proofErr w:type="gramStart"/>
+      <w:r>
+        <w:rPr>
+          <w:rFonts w:ascii="Lucida Console" w:eastAsia="Times New Roman" w:hAnsi="Lucida Console" w:cs="Courier New"/>
+          <w:color w:val="000000"/>
+          <w:kern w:val="0"/>
+          <w:sz w:val="20"/>
+          <w:szCs w:val="20"/>
+          <w:bdr w:val="none" w:sz="0" w:space="0" w:color="auto" w:frame="1"/>
+          <w14:ligatures w14:val="none"/>
+        </w:rPr>
+        <w:t>‘ ’</w:t>
+      </w:r>
+      <w:proofErr w:type="gramEnd"/>
+      <w:r>
+        <w:rPr>
+          <w:rFonts w:ascii="Lucida Console" w:eastAsia="Times New Roman" w:hAnsi="Lucida Console" w:cs="Courier New"/>
+          <w:color w:val="000000"/>
+          <w:kern w:val="0"/>
+          <w:sz w:val="20"/>
+          <w:szCs w:val="20"/>
+          <w:bdr w:val="none" w:sz="0" w:space="0" w:color="auto" w:frame="1"/>
+          <w14:ligatures w14:val="none"/>
+        </w:rPr>
+        <w:t xml:space="preserve"> 1</w:t>
       </w:r>
     </w:p>
     <w:p>
@@ -5272,8 +6166,9 @@
           <w:bdr w:val="none" w:sz="0" w:space="0" w:color="auto" w:frame="1"/>
           <w14:ligatures w14:val="none"/>
         </w:rPr>
-        <w:t>Multiple R-squared:  0.4307,</w:t>
-      </w:r>
+        <w:t>Multiple R-squared</w:t>
+      </w:r>
+      <w:proofErr w:type="gramStart"/>
       <w:r>
         <w:rPr>
           <w:rFonts w:ascii="Lucida Console" w:eastAsia="Times New Roman" w:hAnsi="Lucida Console" w:cs="Courier New"/>
@@ -5284,8 +6179,59 @@
           <w:bdr w:val="none" w:sz="0" w:space="0" w:color="auto" w:frame="1"/>
           <w14:ligatures w14:val="none"/>
         </w:rPr>
+        <w:t>:  0.4307</w:t>
+      </w:r>
+      <w:proofErr w:type="gramEnd"/>
+      <w:r>
+        <w:rPr>
+          <w:rFonts w:ascii="Lucida Console" w:eastAsia="Times New Roman" w:hAnsi="Lucida Console" w:cs="Courier New"/>
+          <w:color w:val="000000"/>
+          <w:kern w:val="0"/>
+          <w:sz w:val="20"/>
+          <w:szCs w:val="20"/>
+          <w:bdr w:val="none" w:sz="0" w:space="0" w:color="auto" w:frame="1"/>
+          <w14:ligatures w14:val="none"/>
+        </w:rPr>
+        <w:t>,</w:t>
+      </w:r>
+      <w:r>
+        <w:rPr>
+          <w:rFonts w:ascii="Lucida Console" w:eastAsia="Times New Roman" w:hAnsi="Lucida Console" w:cs="Courier New"/>
+          <w:color w:val="000000"/>
+          <w:kern w:val="0"/>
+          <w:sz w:val="20"/>
+          <w:szCs w:val="20"/>
+          <w:bdr w:val="none" w:sz="0" w:space="0" w:color="auto" w:frame="1"/>
+          <w14:ligatures w14:val="none"/>
+        </w:rPr>
         <w:tab/>
-        <w:t xml:space="preserve">Adjusted R-squared:  0.3575 </w:t>
+        <w:t>Adjusted R-squared</w:t>
+      </w:r>
+      <w:proofErr w:type="gramStart"/>
+      <w:r>
+        <w:rPr>
+          <w:rFonts w:ascii="Lucida Console" w:eastAsia="Times New Roman" w:hAnsi="Lucida Console" w:cs="Courier New"/>
+          <w:color w:val="000000"/>
+          <w:kern w:val="0"/>
+          <w:sz w:val="20"/>
+          <w:szCs w:val="20"/>
+          <w:bdr w:val="none" w:sz="0" w:space="0" w:color="auto" w:frame="1"/>
+          <w14:ligatures w14:val="none"/>
+        </w:rPr>
+        <w:t>:  0.3575</w:t>
+      </w:r>
+      <w:proofErr w:type="gramEnd"/>
+      <w:r>
+        <w:rPr>
+          <w:rFonts w:ascii="Lucida Console" w:eastAsia="Times New Roman" w:hAnsi="Lucida Console" w:cs="Courier New"/>
+          <w:color w:val="000000"/>
+          <w:kern w:val="0"/>
+          <w:sz w:val="20"/>
+          <w:szCs w:val="20"/>
+          <w:bdr w:val="none" w:sz="0" w:space="0" w:color="auto" w:frame="1"/>
+          <w14:ligatures w14:val="none"/>
+        </w:rPr>
+        <w:t xml:space="preserve"> </w:t>
       </w:r>
     </w:p>
     <w:p>
@@ -5331,7 +6277,33 @@
           <w:bdr w:val="none" w:sz="0" w:space="0" w:color="auto" w:frame="1"/>
           <w14:ligatures w14:val="none"/>
         </w:rPr>
-        <w:t>F-statistic: 5.883 on 9 and 70 DF,  p-value: 4.438e-06</w:t>
+        <w:t xml:space="preserve">F-statistic: 5.883 on 9 and 70 </w:t>
+      </w:r>
+      <w:proofErr w:type="gramStart"/>
+      <w:r>
+        <w:rPr>
+          <w:rFonts w:ascii="Lucida Console" w:eastAsia="Times New Roman" w:hAnsi="Lucida Console" w:cs="Courier New"/>
+          <w:color w:val="000000"/>
+          <w:kern w:val="0"/>
+          <w:sz w:val="20"/>
+          <w:szCs w:val="20"/>
+          <w:bdr w:val="none" w:sz="0" w:space="0" w:color="auto" w:frame="1"/>
+          <w14:ligatures w14:val="none"/>
+        </w:rPr>
+        <w:t>DF,  p</w:t>
+      </w:r>
+      <w:proofErr w:type="gramEnd"/>
+      <w:r>
+        <w:rPr>
+          <w:rFonts w:ascii="Lucida Console" w:eastAsia="Times New Roman" w:hAnsi="Lucida Console" w:cs="Courier New"/>
+          <w:color w:val="000000"/>
+          <w:kern w:val="0"/>
+          <w:sz w:val="20"/>
+          <w:szCs w:val="20"/>
+          <w:bdr w:val="none" w:sz="0" w:space="0" w:color="auto" w:frame="1"/>
+          <w14:ligatures w14:val="none"/>
+        </w:rPr>
+        <w:t>-value: 4.438e-06</w:t>
       </w:r>
     </w:p>
     <w:p>
@@ -5413,13 +6385,43 @@
           <w:color w:val="0000FF"/>
         </w:rPr>
       </w:pPr>
+      <w:proofErr w:type="spellStart"/>
+      <w:proofErr w:type="gramStart"/>
       <w:r>
         <w:rPr>
           <w:rStyle w:val="gnvwddmdb3b"/>
           <w:rFonts w:ascii="Lucida Console" w:hAnsi="Lucida Console"/>
           <w:color w:val="0000FF"/>
         </w:rPr>
-        <w:t>anova(Cumm.Stat.Anal)</w:t>
+        <w:t>anova</w:t>
+      </w:r>
+      <w:proofErr w:type="spellEnd"/>
+      <w:r>
+        <w:rPr>
+          <w:rStyle w:val="gnvwddmdb3b"/>
+          <w:rFonts w:ascii="Lucida Console" w:hAnsi="Lucida Console"/>
+          <w:color w:val="0000FF"/>
+        </w:rPr>
+        <w:t>(</w:t>
+      </w:r>
+      <w:proofErr w:type="spellStart"/>
+      <w:r>
+        <w:rPr>
+          <w:rStyle w:val="gnvwddmdb3b"/>
+          <w:rFonts w:ascii="Lucida Console" w:hAnsi="Lucida Console"/>
+          <w:color w:val="0000FF"/>
+        </w:rPr>
+        <w:t>Cumm.Stat.Anal</w:t>
+      </w:r>
+      <w:proofErr w:type="spellEnd"/>
+      <w:proofErr w:type="gramEnd"/>
+      <w:r>
+        <w:rPr>
+          <w:rStyle w:val="gnvwddmdb3b"/>
+          <w:rFonts w:ascii="Lucida Console" w:hAnsi="Lucida Console"/>
+          <w:color w:val="0000FF"/>
+        </w:rPr>
+        <w:t>)</w:t>
       </w:r>
     </w:p>
     <w:p>
@@ -5476,8 +6478,21 @@
           <w:color w:val="000000"/>
           <w:bdr w:val="none" w:sz="0" w:space="0" w:color="auto" w:frame="1"/>
         </w:rPr>
-        <w:t>Response: Total.Cum.Emissions</w:t>
-      </w:r>
+        <w:t xml:space="preserve">Response: </w:t>
+      </w:r>
+      <w:proofErr w:type="spellStart"/>
+      <w:proofErr w:type="gramStart"/>
+      <w:r>
+        <w:rPr>
+          <w:rStyle w:val="gnvwddmdl3b"/>
+          <w:rFonts w:ascii="Lucida Console" w:hAnsi="Lucida Console"/>
+          <w:color w:val="000000"/>
+          <w:bdr w:val="none" w:sz="0" w:space="0" w:color="auto" w:frame="1"/>
+        </w:rPr>
+        <w:t>Total.Cum.Emissions</w:t>
+      </w:r>
+      <w:proofErr w:type="spellEnd"/>
+      <w:proofErr w:type="gramEnd"/>
     </w:p>
     <w:p>
       <w:pPr>
@@ -5498,7 +6513,67 @@
           <w:color w:val="000000"/>
           <w:bdr w:val="none" w:sz="0" w:space="0" w:color="auto" w:frame="1"/>
         </w:rPr>
-        <w:t xml:space="preserve">              Df Sum Sq Mean Sq F value    Pr(&gt;F)    </w:t>
+        <w:t xml:space="preserve">              </w:t>
+      </w:r>
+      <w:proofErr w:type="spellStart"/>
+      <w:r>
+        <w:rPr>
+          <w:rStyle w:val="gnvwddmdl3b"/>
+          <w:rFonts w:ascii="Lucida Console" w:hAnsi="Lucida Console"/>
+          <w:color w:val="000000"/>
+          <w:bdr w:val="none" w:sz="0" w:space="0" w:color="auto" w:frame="1"/>
+        </w:rPr>
+        <w:t>Df</w:t>
+      </w:r>
+      <w:proofErr w:type="spellEnd"/>
+      <w:r>
+        <w:rPr>
+          <w:rStyle w:val="gnvwddmdl3b"/>
+          <w:rFonts w:ascii="Lucida Console" w:hAnsi="Lucida Console"/>
+          <w:color w:val="000000"/>
+          <w:bdr w:val="none" w:sz="0" w:space="0" w:color="auto" w:frame="1"/>
+        </w:rPr>
+        <w:t xml:space="preserve"> Sum Sq Mean Sq F </w:t>
+      </w:r>
+      <w:proofErr w:type="gramStart"/>
+      <w:r>
+        <w:rPr>
+          <w:rStyle w:val="gnvwddmdl3b"/>
+          <w:rFonts w:ascii="Lucida Console" w:hAnsi="Lucida Console"/>
+          <w:color w:val="000000"/>
+          <w:bdr w:val="none" w:sz="0" w:space="0" w:color="auto" w:frame="1"/>
+        </w:rPr>
+        <w:t>value</w:t>
+      </w:r>
+      <w:proofErr w:type="gramEnd"/>
+      <w:r>
+        <w:rPr>
+          <w:rStyle w:val="gnvwddmdl3b"/>
+          <w:rFonts w:ascii="Lucida Console" w:hAnsi="Lucida Console"/>
+          <w:color w:val="000000"/>
+          <w:bdr w:val="none" w:sz="0" w:space="0" w:color="auto" w:frame="1"/>
+        </w:rPr>
+        <w:t xml:space="preserve">    </w:t>
+      </w:r>
+      <w:proofErr w:type="spellStart"/>
+      <w:r>
+        <w:rPr>
+          <w:rStyle w:val="gnvwddmdl3b"/>
+          <w:rFonts w:ascii="Lucida Console" w:hAnsi="Lucida Console"/>
+          <w:color w:val="000000"/>
+          <w:bdr w:val="none" w:sz="0" w:space="0" w:color="auto" w:frame="1"/>
+        </w:rPr>
+        <w:t>Pr</w:t>
+      </w:r>
+      <w:proofErr w:type="spellEnd"/>
+      <w:r>
+        <w:rPr>
+          <w:rStyle w:val="gnvwddmdl3b"/>
+          <w:rFonts w:ascii="Lucida Console" w:hAnsi="Lucida Console"/>
+          <w:color w:val="000000"/>
+          <w:bdr w:val="none" w:sz="0" w:space="0" w:color="auto" w:frame="1"/>
+        </w:rPr>
+        <w:t xml:space="preserve">(&gt;F)    </w:t>
       </w:r>
     </w:p>
     <w:p>
@@ -5535,6 +6610,8 @@
           <w:bdr w:val="none" w:sz="0" w:space="0" w:color="auto" w:frame="1"/>
         </w:rPr>
       </w:pPr>
+      <w:proofErr w:type="spellStart"/>
+      <w:proofErr w:type="gramStart"/>
       <w:r>
         <w:rPr>
           <w:rStyle w:val="gnvwddmdl3b"/>
@@ -5542,7 +6619,27 @@
           <w:color w:val="000000"/>
           <w:bdr w:val="none" w:sz="0" w:space="0" w:color="auto" w:frame="1"/>
         </w:rPr>
-        <w:t>Sampling.Year  1 1903.3 1903.32 14.7553 0.0002661 ***</w:t>
+        <w:t>Sampling.Year</w:t>
+      </w:r>
+      <w:proofErr w:type="spellEnd"/>
+      <w:r>
+        <w:rPr>
+          <w:rStyle w:val="gnvwddmdl3b"/>
+          <w:rFonts w:ascii="Lucida Console" w:hAnsi="Lucida Console"/>
+          <w:color w:val="000000"/>
+          <w:bdr w:val="none" w:sz="0" w:space="0" w:color="auto" w:frame="1"/>
+        </w:rPr>
+        <w:t xml:space="preserve">  1</w:t>
+      </w:r>
+      <w:proofErr w:type="gramEnd"/>
+      <w:r>
+        <w:rPr>
+          <w:rStyle w:val="gnvwddmdl3b"/>
+          <w:rFonts w:ascii="Lucida Console" w:hAnsi="Lucida Console"/>
+          <w:color w:val="000000"/>
+          <w:bdr w:val="none" w:sz="0" w:space="0" w:color="auto" w:frame="1"/>
+        </w:rPr>
+        <w:t xml:space="preserve"> 1903.3 1903.32 14.7553 0.0002661 ***</w:t>
       </w:r>
     </w:p>
     <w:p>
@@ -5557,6 +6654,7 @@
           <w:bdr w:val="none" w:sz="0" w:space="0" w:color="auto" w:frame="1"/>
         </w:rPr>
       </w:pPr>
+      <w:proofErr w:type="spellStart"/>
       <w:r>
         <w:rPr>
           <w:rStyle w:val="gnvwddmdl3b"/>
@@ -5564,7 +6662,57 @@
           <w:color w:val="000000"/>
           <w:bdr w:val="none" w:sz="0" w:space="0" w:color="auto" w:frame="1"/>
         </w:rPr>
-        <w:t xml:space="preserve">CoverCrop.F    2  103.8   51.89  0.4023 0.6703176    </w:t>
+        <w:t>CoverCrop.F</w:t>
+      </w:r>
+      <w:proofErr w:type="spellEnd"/>
+      <w:r>
+        <w:rPr>
+          <w:rStyle w:val="gnvwddmdl3b"/>
+          <w:rFonts w:ascii="Lucida Console" w:hAnsi="Lucida Console"/>
+          <w:color w:val="000000"/>
+          <w:bdr w:val="none" w:sz="0" w:space="0" w:color="auto" w:frame="1"/>
+        </w:rPr>
+        <w:t xml:space="preserve">    </w:t>
+      </w:r>
+      <w:proofErr w:type="gramStart"/>
+      <w:r>
+        <w:rPr>
+          <w:rStyle w:val="gnvwddmdl3b"/>
+          <w:rFonts w:ascii="Lucida Console" w:hAnsi="Lucida Console"/>
+          <w:color w:val="000000"/>
+          <w:bdr w:val="none" w:sz="0" w:space="0" w:color="auto" w:frame="1"/>
+        </w:rPr>
+        <w:t>2  103.8</w:t>
+      </w:r>
+      <w:proofErr w:type="gramEnd"/>
+      <w:r>
+        <w:rPr>
+          <w:rStyle w:val="gnvwddmdl3b"/>
+          <w:rFonts w:ascii="Lucida Console" w:hAnsi="Lucida Console"/>
+          <w:color w:val="000000"/>
+          <w:bdr w:val="none" w:sz="0" w:space="0" w:color="auto" w:frame="1"/>
+        </w:rPr>
+        <w:t xml:space="preserve">   </w:t>
+      </w:r>
+      <w:proofErr w:type="gramStart"/>
+      <w:r>
+        <w:rPr>
+          <w:rStyle w:val="gnvwddmdl3b"/>
+          <w:rFonts w:ascii="Lucida Console" w:hAnsi="Lucida Console"/>
+          <w:color w:val="000000"/>
+          <w:bdr w:val="none" w:sz="0" w:space="0" w:color="auto" w:frame="1"/>
+        </w:rPr>
+        <w:t>51.89  0.4023</w:t>
+      </w:r>
+      <w:proofErr w:type="gramEnd"/>
+      <w:r>
+        <w:rPr>
+          <w:rStyle w:val="gnvwddmdl3b"/>
+          <w:rFonts w:ascii="Lucida Console" w:hAnsi="Lucida Console"/>
+          <w:color w:val="000000"/>
+          <w:bdr w:val="none" w:sz="0" w:space="0" w:color="auto" w:frame="1"/>
+        </w:rPr>
+        <w:t xml:space="preserve"> 0.6703176    </w:t>
       </w:r>
     </w:p>
     <w:p>
@@ -5579,6 +6727,7 @@
           <w:bdr w:val="none" w:sz="0" w:space="0" w:color="auto" w:frame="1"/>
         </w:rPr>
       </w:pPr>
+      <w:proofErr w:type="spellStart"/>
       <w:r>
         <w:rPr>
           <w:rStyle w:val="gnvwddmdl3b"/>
@@ -5586,7 +6735,57 @@
           <w:color w:val="000000"/>
           <w:bdr w:val="none" w:sz="0" w:space="0" w:color="auto" w:frame="1"/>
         </w:rPr>
-        <w:t xml:space="preserve">Treatment.F    3  599.2  199.73  1.5484 0.2096975    </w:t>
+        <w:t>Treatment.F</w:t>
+      </w:r>
+      <w:proofErr w:type="spellEnd"/>
+      <w:r>
+        <w:rPr>
+          <w:rStyle w:val="gnvwddmdl3b"/>
+          <w:rFonts w:ascii="Lucida Console" w:hAnsi="Lucida Console"/>
+          <w:color w:val="000000"/>
+          <w:bdr w:val="none" w:sz="0" w:space="0" w:color="auto" w:frame="1"/>
+        </w:rPr>
+        <w:t xml:space="preserve">    </w:t>
+      </w:r>
+      <w:proofErr w:type="gramStart"/>
+      <w:r>
+        <w:rPr>
+          <w:rStyle w:val="gnvwddmdl3b"/>
+          <w:rFonts w:ascii="Lucida Console" w:hAnsi="Lucida Console"/>
+          <w:color w:val="000000"/>
+          <w:bdr w:val="none" w:sz="0" w:space="0" w:color="auto" w:frame="1"/>
+        </w:rPr>
+        <w:t>3  599.2</w:t>
+      </w:r>
+      <w:proofErr w:type="gramEnd"/>
+      <w:r>
+        <w:rPr>
+          <w:rStyle w:val="gnvwddmdl3b"/>
+          <w:rFonts w:ascii="Lucida Console" w:hAnsi="Lucida Console"/>
+          <w:color w:val="000000"/>
+          <w:bdr w:val="none" w:sz="0" w:space="0" w:color="auto" w:frame="1"/>
+        </w:rPr>
+        <w:t xml:space="preserve">  </w:t>
+      </w:r>
+      <w:proofErr w:type="gramStart"/>
+      <w:r>
+        <w:rPr>
+          <w:rStyle w:val="gnvwddmdl3b"/>
+          <w:rFonts w:ascii="Lucida Console" w:hAnsi="Lucida Console"/>
+          <w:color w:val="000000"/>
+          <w:bdr w:val="none" w:sz="0" w:space="0" w:color="auto" w:frame="1"/>
+        </w:rPr>
+        <w:t>199.73  1.5484</w:t>
+      </w:r>
+      <w:proofErr w:type="gramEnd"/>
+      <w:r>
+        <w:rPr>
+          <w:rStyle w:val="gnvwddmdl3b"/>
+          <w:rFonts w:ascii="Lucida Console" w:hAnsi="Lucida Console"/>
+          <w:color w:val="000000"/>
+          <w:bdr w:val="none" w:sz="0" w:space="0" w:color="auto" w:frame="1"/>
+        </w:rPr>
+        <w:t xml:space="preserve"> 0.2096975    </w:t>
       </w:r>
     </w:p>
     <w:p>
@@ -5608,7 +6807,27 @@
           <w:color w:val="000000"/>
           <w:bdr w:val="none" w:sz="0" w:space="0" w:color="auto" w:frame="1"/>
         </w:rPr>
-        <w:t xml:space="preserve">Residuals     70 9029.5  128.99                      </w:t>
+        <w:t xml:space="preserve">Residuals     70 </w:t>
+      </w:r>
+      <w:proofErr w:type="gramStart"/>
+      <w:r>
+        <w:rPr>
+          <w:rStyle w:val="gnvwddmdl3b"/>
+          <w:rFonts w:ascii="Lucida Console" w:hAnsi="Lucida Console"/>
+          <w:color w:val="000000"/>
+          <w:bdr w:val="none" w:sz="0" w:space="0" w:color="auto" w:frame="1"/>
+        </w:rPr>
+        <w:t>9029.5  128.99</w:t>
+      </w:r>
+      <w:proofErr w:type="gramEnd"/>
+      <w:r>
+        <w:rPr>
+          <w:rStyle w:val="gnvwddmdl3b"/>
+          <w:rFonts w:ascii="Lucida Console" w:hAnsi="Lucida Console"/>
+          <w:color w:val="000000"/>
+          <w:bdr w:val="none" w:sz="0" w:space="0" w:color="auto" w:frame="1"/>
+        </w:rPr>
+        <w:t xml:space="preserve">                      </w:t>
       </w:r>
     </w:p>
     <w:p>
@@ -5643,6 +6862,7 @@
           <w:color w:val="000000"/>
         </w:rPr>
       </w:pPr>
+      <w:proofErr w:type="spellStart"/>
       <w:r>
         <w:rPr>
           <w:rStyle w:val="gnvwddmdl3b"/>
@@ -5650,7 +6870,97 @@
           <w:color w:val="000000"/>
           <w:bdr w:val="none" w:sz="0" w:space="0" w:color="auto" w:frame="1"/>
         </w:rPr>
-        <w:t>Signif. codes:  0 ‘***’ 0.001 ‘**’ 0.01 ‘*’ 0.05 ‘.’ 0.1 ‘ ’ 1</w:t>
+        <w:t>Signif</w:t>
+      </w:r>
+      <w:proofErr w:type="spellEnd"/>
+      <w:r>
+        <w:rPr>
+          <w:rStyle w:val="gnvwddmdl3b"/>
+          <w:rFonts w:ascii="Lucida Console" w:hAnsi="Lucida Console"/>
+          <w:color w:val="000000"/>
+          <w:bdr w:val="none" w:sz="0" w:space="0" w:color="auto" w:frame="1"/>
+        </w:rPr>
+        <w:t>. codes</w:t>
+      </w:r>
+      <w:proofErr w:type="gramStart"/>
+      <w:r>
+        <w:rPr>
+          <w:rStyle w:val="gnvwddmdl3b"/>
+          <w:rFonts w:ascii="Lucida Console" w:hAnsi="Lucida Console"/>
+          <w:color w:val="000000"/>
+          <w:bdr w:val="none" w:sz="0" w:space="0" w:color="auto" w:frame="1"/>
+        </w:rPr>
+        <w:t>:  0 ‘</w:t>
+      </w:r>
+      <w:proofErr w:type="gramEnd"/>
+      <w:r>
+        <w:rPr>
+          <w:rStyle w:val="gnvwddmdl3b"/>
+          <w:rFonts w:ascii="Lucida Console" w:hAnsi="Lucida Console"/>
+          <w:color w:val="000000"/>
+          <w:bdr w:val="none" w:sz="0" w:space="0" w:color="auto" w:frame="1"/>
+        </w:rPr>
+        <w:t xml:space="preserve">***’ </w:t>
+      </w:r>
+      <w:proofErr w:type="gramStart"/>
+      <w:r>
+        <w:rPr>
+          <w:rStyle w:val="gnvwddmdl3b"/>
+          <w:rFonts w:ascii="Lucida Console" w:hAnsi="Lucida Console"/>
+          <w:color w:val="000000"/>
+          <w:bdr w:val="none" w:sz="0" w:space="0" w:color="auto" w:frame="1"/>
+        </w:rPr>
+        <w:t>0.001 ‘*</w:t>
+      </w:r>
+      <w:proofErr w:type="gramEnd"/>
+      <w:r>
+        <w:rPr>
+          <w:rStyle w:val="gnvwddmdl3b"/>
+          <w:rFonts w:ascii="Lucida Console" w:hAnsi="Lucida Console"/>
+          <w:color w:val="000000"/>
+          <w:bdr w:val="none" w:sz="0" w:space="0" w:color="auto" w:frame="1"/>
+        </w:rPr>
+        <w:t xml:space="preserve">*’ </w:t>
+      </w:r>
+      <w:proofErr w:type="gramStart"/>
+      <w:r>
+        <w:rPr>
+          <w:rStyle w:val="gnvwddmdl3b"/>
+          <w:rFonts w:ascii="Lucida Console" w:hAnsi="Lucida Console"/>
+          <w:color w:val="000000"/>
+          <w:bdr w:val="none" w:sz="0" w:space="0" w:color="auto" w:frame="1"/>
+        </w:rPr>
+        <w:t>0.01 ‘*</w:t>
+      </w:r>
+      <w:proofErr w:type="gramEnd"/>
+      <w:r>
+        <w:rPr>
+          <w:rStyle w:val="gnvwddmdl3b"/>
+          <w:rFonts w:ascii="Lucida Console" w:hAnsi="Lucida Console"/>
+          <w:color w:val="000000"/>
+          <w:bdr w:val="none" w:sz="0" w:space="0" w:color="auto" w:frame="1"/>
+        </w:rPr>
+        <w:t xml:space="preserve">’ 0.05 ‘.’ 0.1 </w:t>
+      </w:r>
+      <w:proofErr w:type="gramStart"/>
+      <w:r>
+        <w:rPr>
+          <w:rStyle w:val="gnvwddmdl3b"/>
+          <w:rFonts w:ascii="Lucida Console" w:hAnsi="Lucida Console"/>
+          <w:color w:val="000000"/>
+          <w:bdr w:val="none" w:sz="0" w:space="0" w:color="auto" w:frame="1"/>
+        </w:rPr>
+        <w:t>‘ ’</w:t>
+      </w:r>
+      <w:proofErr w:type="gramEnd"/>
+      <w:r>
+        <w:rPr>
+          <w:rStyle w:val="gnvwddmdl3b"/>
+          <w:rFonts w:ascii="Lucida Console" w:hAnsi="Lucida Console"/>
+          <w:color w:val="000000"/>
+          <w:bdr w:val="none" w:sz="0" w:space="0" w:color="auto" w:frame="1"/>
+        </w:rPr>
+        <w:t xml:space="preserve"> 1</w:t>
       </w:r>
     </w:p>
     <w:p>
@@ -5801,8 +7111,13 @@
       </w:r>
     </w:p>
     <w:p>
-      <w:r>
-        <w:t>Daily  emission analysis</w:t>
+      <w:proofErr w:type="gramStart"/>
+      <w:r>
+        <w:t>Daily  emission</w:t>
+      </w:r>
+      <w:proofErr w:type="gramEnd"/>
+      <w:r>
+        <w:t xml:space="preserve"> analysis</w:t>
       </w:r>
     </w:p>
     <w:p>
@@ -6258,6 +7573,7 @@
                 <w14:ligatures w14:val="none"/>
               </w:rPr>
             </w:pPr>
+            <w:proofErr w:type="spellStart"/>
             <w:r>
               <w:rPr>
                 <w:rFonts w:ascii="Calibri" w:eastAsia="Times New Roman" w:hAnsi="Calibri" w:cs="Calibri"/>
@@ -6266,8 +7582,31 @@
                 <w:szCs w:val="24"/>
                 <w14:ligatures w14:val="none"/>
               </w:rPr>
-              <w:t>uL/Lgas</w:t>
+              <w:t>uL</w:t>
             </w:r>
+            <w:proofErr w:type="spellEnd"/>
+            <w:r>
+              <w:rPr>
+                <w:rFonts w:ascii="Calibri" w:eastAsia="Times New Roman" w:hAnsi="Calibri" w:cs="Calibri"/>
+                <w:kern w:val="0"/>
+                <w:sz w:val="24"/>
+                <w:szCs w:val="24"/>
+                <w14:ligatures w14:val="none"/>
+              </w:rPr>
+              <w:t>/</w:t>
+            </w:r>
+            <w:proofErr w:type="spellStart"/>
+            <w:r>
+              <w:rPr>
+                <w:rFonts w:ascii="Calibri" w:eastAsia="Times New Roman" w:hAnsi="Calibri" w:cs="Calibri"/>
+                <w:kern w:val="0"/>
+                <w:sz w:val="24"/>
+                <w:szCs w:val="24"/>
+                <w14:ligatures w14:val="none"/>
+              </w:rPr>
+              <w:t>Lgas</w:t>
+            </w:r>
+            <w:proofErr w:type="spellEnd"/>
           </w:p>
         </w:tc>
         <w:tc>
@@ -6482,6 +7821,7 @@
                 <w14:ligatures w14:val="none"/>
               </w:rPr>
             </w:pPr>
+            <w:proofErr w:type="spellStart"/>
             <w:r>
               <w:rPr>
                 <w:rFonts w:ascii="Calibri" w:eastAsia="Times New Roman" w:hAnsi="Calibri" w:cs="Calibri"/>
@@ -6490,8 +7830,31 @@
                 <w:szCs w:val="24"/>
                 <w14:ligatures w14:val="none"/>
               </w:rPr>
-              <w:t>uL/Lgas</w:t>
+              <w:t>uL</w:t>
             </w:r>
+            <w:proofErr w:type="spellEnd"/>
+            <w:r>
+              <w:rPr>
+                <w:rFonts w:ascii="Calibri" w:eastAsia="Times New Roman" w:hAnsi="Calibri" w:cs="Calibri"/>
+                <w:kern w:val="0"/>
+                <w:sz w:val="24"/>
+                <w:szCs w:val="24"/>
+                <w14:ligatures w14:val="none"/>
+              </w:rPr>
+              <w:t>/</w:t>
+            </w:r>
+            <w:proofErr w:type="spellStart"/>
+            <w:r>
+              <w:rPr>
+                <w:rFonts w:ascii="Calibri" w:eastAsia="Times New Roman" w:hAnsi="Calibri" w:cs="Calibri"/>
+                <w:kern w:val="0"/>
+                <w:sz w:val="24"/>
+                <w:szCs w:val="24"/>
+                <w14:ligatures w14:val="none"/>
+              </w:rPr>
+              <w:t>Lgas</w:t>
+            </w:r>
+            <w:proofErr w:type="spellEnd"/>
           </w:p>
         </w:tc>
         <w:tc>
@@ -6706,6 +8069,7 @@
                 <w14:ligatures w14:val="none"/>
               </w:rPr>
             </w:pPr>
+            <w:proofErr w:type="spellStart"/>
             <w:r>
               <w:rPr>
                 <w:rFonts w:ascii="Calibri" w:eastAsia="Times New Roman" w:hAnsi="Calibri" w:cs="Calibri"/>
@@ -6714,8 +8078,31 @@
                 <w:szCs w:val="24"/>
                 <w14:ligatures w14:val="none"/>
               </w:rPr>
-              <w:t>uL/Lgas</w:t>
+              <w:t>uL</w:t>
             </w:r>
+            <w:proofErr w:type="spellEnd"/>
+            <w:r>
+              <w:rPr>
+                <w:rFonts w:ascii="Calibri" w:eastAsia="Times New Roman" w:hAnsi="Calibri" w:cs="Calibri"/>
+                <w:kern w:val="0"/>
+                <w:sz w:val="24"/>
+                <w:szCs w:val="24"/>
+                <w14:ligatures w14:val="none"/>
+              </w:rPr>
+              <w:t>/</w:t>
+            </w:r>
+            <w:proofErr w:type="spellStart"/>
+            <w:r>
+              <w:rPr>
+                <w:rFonts w:ascii="Calibri" w:eastAsia="Times New Roman" w:hAnsi="Calibri" w:cs="Calibri"/>
+                <w:kern w:val="0"/>
+                <w:sz w:val="24"/>
+                <w:szCs w:val="24"/>
+                <w14:ligatures w14:val="none"/>
+              </w:rPr>
+              <w:t>Lgas</w:t>
+            </w:r>
+            <w:proofErr w:type="spellEnd"/>
           </w:p>
         </w:tc>
         <w:tc>
@@ -6930,6 +8317,7 @@
                 <w14:ligatures w14:val="none"/>
               </w:rPr>
             </w:pPr>
+            <w:proofErr w:type="spellStart"/>
             <w:r>
               <w:rPr>
                 <w:rFonts w:ascii="Calibri" w:eastAsia="Times New Roman" w:hAnsi="Calibri" w:cs="Calibri"/>
@@ -6938,8 +8326,31 @@
                 <w:szCs w:val="24"/>
                 <w14:ligatures w14:val="none"/>
               </w:rPr>
-              <w:t>uL/Lgas</w:t>
+              <w:t>uL</w:t>
             </w:r>
+            <w:proofErr w:type="spellEnd"/>
+            <w:r>
+              <w:rPr>
+                <w:rFonts w:ascii="Calibri" w:eastAsia="Times New Roman" w:hAnsi="Calibri" w:cs="Calibri"/>
+                <w:kern w:val="0"/>
+                <w:sz w:val="24"/>
+                <w:szCs w:val="24"/>
+                <w14:ligatures w14:val="none"/>
+              </w:rPr>
+              <w:t>/</w:t>
+            </w:r>
+            <w:proofErr w:type="spellStart"/>
+            <w:r>
+              <w:rPr>
+                <w:rFonts w:ascii="Calibri" w:eastAsia="Times New Roman" w:hAnsi="Calibri" w:cs="Calibri"/>
+                <w:kern w:val="0"/>
+                <w:sz w:val="24"/>
+                <w:szCs w:val="24"/>
+                <w14:ligatures w14:val="none"/>
+              </w:rPr>
+              <w:t>Lgas</w:t>
+            </w:r>
+            <w:proofErr w:type="spellEnd"/>
           </w:p>
         </w:tc>
         <w:tc>
@@ -7151,6 +8562,7 @@
                 <w14:ligatures w14:val="none"/>
               </w:rPr>
             </w:pPr>
+            <w:proofErr w:type="spellStart"/>
             <w:r>
               <w:rPr>
                 <w:rFonts w:ascii="Calibri" w:eastAsia="Times New Roman" w:hAnsi="Calibri" w:cs="Calibri"/>
@@ -7159,8 +8571,31 @@
                 <w:szCs w:val="24"/>
                 <w14:ligatures w14:val="none"/>
               </w:rPr>
-              <w:t>uL/Lgas</w:t>
+              <w:t>uL</w:t>
             </w:r>
+            <w:proofErr w:type="spellEnd"/>
+            <w:r>
+              <w:rPr>
+                <w:rFonts w:ascii="Calibri" w:eastAsia="Times New Roman" w:hAnsi="Calibri" w:cs="Calibri"/>
+                <w:kern w:val="0"/>
+                <w:sz w:val="24"/>
+                <w:szCs w:val="24"/>
+                <w14:ligatures w14:val="none"/>
+              </w:rPr>
+              <w:t>/</w:t>
+            </w:r>
+            <w:proofErr w:type="spellStart"/>
+            <w:r>
+              <w:rPr>
+                <w:rFonts w:ascii="Calibri" w:eastAsia="Times New Roman" w:hAnsi="Calibri" w:cs="Calibri"/>
+                <w:kern w:val="0"/>
+                <w:sz w:val="24"/>
+                <w:szCs w:val="24"/>
+                <w14:ligatures w14:val="none"/>
+              </w:rPr>
+              <w:t>Lgas</w:t>
+            </w:r>
+            <w:proofErr w:type="spellEnd"/>
           </w:p>
         </w:tc>
         <w:tc>
@@ -7372,6 +8807,7 @@
                 <w14:ligatures w14:val="none"/>
               </w:rPr>
             </w:pPr>
+            <w:proofErr w:type="spellStart"/>
             <w:r>
               <w:rPr>
                 <w:rFonts w:ascii="Calibri" w:eastAsia="Times New Roman" w:hAnsi="Calibri" w:cs="Calibri"/>
@@ -7380,8 +8816,31 @@
                 <w:szCs w:val="24"/>
                 <w14:ligatures w14:val="none"/>
               </w:rPr>
-              <w:t>uL/Lgas</w:t>
+              <w:t>uL</w:t>
             </w:r>
+            <w:proofErr w:type="spellEnd"/>
+            <w:r>
+              <w:rPr>
+                <w:rFonts w:ascii="Calibri" w:eastAsia="Times New Roman" w:hAnsi="Calibri" w:cs="Calibri"/>
+                <w:kern w:val="0"/>
+                <w:sz w:val="24"/>
+                <w:szCs w:val="24"/>
+                <w14:ligatures w14:val="none"/>
+              </w:rPr>
+              <w:t>/</w:t>
+            </w:r>
+            <w:proofErr w:type="spellStart"/>
+            <w:r>
+              <w:rPr>
+                <w:rFonts w:ascii="Calibri" w:eastAsia="Times New Roman" w:hAnsi="Calibri" w:cs="Calibri"/>
+                <w:kern w:val="0"/>
+                <w:sz w:val="24"/>
+                <w:szCs w:val="24"/>
+                <w14:ligatures w14:val="none"/>
+              </w:rPr>
+              <w:t>Lgas</w:t>
+            </w:r>
+            <w:proofErr w:type="spellEnd"/>
           </w:p>
         </w:tc>
         <w:tc>
@@ -7596,6 +9055,7 @@
                 <w14:ligatures w14:val="none"/>
               </w:rPr>
             </w:pPr>
+            <w:proofErr w:type="spellStart"/>
             <w:r>
               <w:rPr>
                 <w:rFonts w:ascii="Calibri" w:eastAsia="Times New Roman" w:hAnsi="Calibri" w:cs="Calibri"/>
@@ -7604,8 +9064,31 @@
                 <w:szCs w:val="24"/>
                 <w14:ligatures w14:val="none"/>
               </w:rPr>
-              <w:t>uL/Lgas</w:t>
+              <w:t>uL</w:t>
             </w:r>
+            <w:proofErr w:type="spellEnd"/>
+            <w:r>
+              <w:rPr>
+                <w:rFonts w:ascii="Calibri" w:eastAsia="Times New Roman" w:hAnsi="Calibri" w:cs="Calibri"/>
+                <w:kern w:val="0"/>
+                <w:sz w:val="24"/>
+                <w:szCs w:val="24"/>
+                <w14:ligatures w14:val="none"/>
+              </w:rPr>
+              <w:t>/</w:t>
+            </w:r>
+            <w:proofErr w:type="spellStart"/>
+            <w:r>
+              <w:rPr>
+                <w:rFonts w:ascii="Calibri" w:eastAsia="Times New Roman" w:hAnsi="Calibri" w:cs="Calibri"/>
+                <w:kern w:val="0"/>
+                <w:sz w:val="24"/>
+                <w:szCs w:val="24"/>
+                <w14:ligatures w14:val="none"/>
+              </w:rPr>
+              <w:t>Lgas</w:t>
+            </w:r>
+            <w:proofErr w:type="spellEnd"/>
           </w:p>
         </w:tc>
         <w:tc>
@@ -9088,6 +10571,7 @@
         </w:rPr>
         <w:t xml:space="preserve">The Standards Names </w:t>
       </w:r>
+      <w:proofErr w:type="spellStart"/>
       <w:r>
         <w:rPr>
           <w:b/>
@@ -9095,7 +10579,59 @@
           <w:sz w:val="40"/>
           <w:szCs w:val="40"/>
         </w:rPr>
-        <w:t xml:space="preserve">PerSTDA and PerSTD are not consistent through out 2021, therefore </w:t>
+        <w:t>PerSTDA</w:t>
+      </w:r>
+      <w:proofErr w:type="spellEnd"/>
+      <w:r>
+        <w:rPr>
+          <w:b/>
+          <w:bCs/>
+          <w:sz w:val="40"/>
+          <w:szCs w:val="40"/>
+        </w:rPr>
+        <w:t xml:space="preserve"> and </w:t>
+      </w:r>
+      <w:proofErr w:type="spellStart"/>
+      <w:r>
+        <w:rPr>
+          <w:b/>
+          <w:bCs/>
+          <w:sz w:val="40"/>
+          <w:szCs w:val="40"/>
+        </w:rPr>
+        <w:t>PerSTD</w:t>
+      </w:r>
+      <w:proofErr w:type="spellEnd"/>
+      <w:r>
+        <w:rPr>
+          <w:b/>
+          <w:bCs/>
+          <w:sz w:val="40"/>
+          <w:szCs w:val="40"/>
+        </w:rPr>
+        <w:t xml:space="preserve"> are not consistent </w:t>
+      </w:r>
+      <w:proofErr w:type="spellStart"/>
+      <w:proofErr w:type="gramStart"/>
+      <w:r>
+        <w:rPr>
+          <w:b/>
+          <w:bCs/>
+          <w:sz w:val="40"/>
+          <w:szCs w:val="40"/>
+        </w:rPr>
+        <w:t>through out</w:t>
+      </w:r>
+      <w:proofErr w:type="spellEnd"/>
+      <w:proofErr w:type="gramEnd"/>
+      <w:r>
+        <w:rPr>
+          <w:b/>
+          <w:bCs/>
+          <w:sz w:val="40"/>
+          <w:szCs w:val="40"/>
+        </w:rPr>
+        <w:t xml:space="preserve"> 2021, therefore </w:t>
       </w:r>
       <w:r>
         <w:rPr>
@@ -9501,10 +11037,7 @@
         </w:rPr>
       </w:pPr>
       <w:r>
-        <w:t>Removed records</w:t>
-      </w:r>
-      <w:r>
-        <w:t xml:space="preserve"> </w:t>
+        <w:t xml:space="preserve">Removed records </w:t>
       </w:r>
       <w:r>
         <w:rPr>
@@ -9684,14 +11217,7 @@
           <w:sz w:val="24"/>
           <w:szCs w:val="24"/>
         </w:rPr>
-        <w:t>Remove</w:t>
-      </w:r>
-      <w:r>
-        <w:rPr>
-          <w:sz w:val="24"/>
-          <w:szCs w:val="24"/>
-        </w:rPr>
-        <w:t xml:space="preserve"> 500</w:t>
+        <w:t>Remove 500</w:t>
       </w:r>
     </w:p>
     <w:p>
@@ -10045,45 +11571,503 @@
           <w:sz w:val="24"/>
           <w:szCs w:val="24"/>
         </w:rPr>
-        <w:t>Remove</w:t>
-      </w:r>
-      <w:r>
+        <w:t>Remove 945</w:t>
+      </w:r>
+    </w:p>
+    <w:p>
+      <w:pPr>
         <w:rPr>
           <w:sz w:val="24"/>
           <w:szCs w:val="24"/>
         </w:rPr>
-        <w:t xml:space="preserve"> 945</w:t>
-      </w:r>
-    </w:p>
-    <w:p>
-      <w:pPr>
+      </w:pPr>
+      <w:r>
         <w:rPr>
           <w:sz w:val="24"/>
           <w:szCs w:val="24"/>
         </w:rPr>
-      </w:pPr>
-      <w:r>
+        <w:br w:type="page"/>
+      </w:r>
+    </w:p>
+    <w:p>
+      <w:pPr>
         <w:rPr>
           <w:sz w:val="24"/>
           <w:szCs w:val="24"/>
         </w:rPr>
-        <w:br w:type="page"/>
-      </w:r>
-    </w:p>
-    <w:p>
-      <w:pPr>
+      </w:pPr>
+      <w:r>
         <w:rPr>
           <w:sz w:val="24"/>
           <w:szCs w:val="24"/>
         </w:rPr>
-      </w:pPr>
-      <w:r>
+        <w:lastRenderedPageBreak/>
+        <w:t>2021-06-29</w:t>
+      </w:r>
+    </w:p>
+    <w:p>
+      <w:pPr>
         <w:rPr>
           <w:sz w:val="24"/>
           <w:szCs w:val="24"/>
         </w:rPr>
+      </w:pPr>
+      <w:r>
+        <w:rPr>
+          <w:sz w:val="24"/>
+          <w:szCs w:val="24"/>
+        </w:rPr>
+        <w:t xml:space="preserve">Outliers </w:t>
+      </w:r>
+      <w:proofErr w:type="gramStart"/>
+      <w:r>
+        <w:rPr>
+          <w:sz w:val="24"/>
+          <w:szCs w:val="24"/>
+        </w:rPr>
+        <w:t>1091 ,</w:t>
+      </w:r>
+      <w:proofErr w:type="gramEnd"/>
+      <w:r>
+        <w:rPr>
+          <w:sz w:val="24"/>
+          <w:szCs w:val="24"/>
+        </w:rPr>
+        <w:t xml:space="preserve"> 1113</w:t>
+      </w:r>
+    </w:p>
+    <w:p>
+      <w:r>
+        <w:rPr>
+          <w:noProof/>
+        </w:rPr>
+        <w:drawing>
+          <wp:inline distT="0" distB="0" distL="0" distR="0" wp14:anchorId="383D68F7" wp14:editId="2200CF96">
+            <wp:extent cx="6000432" cy="3151868"/>
+            <wp:effectExtent l="0" t="0" r="635" b="0"/>
+            <wp:docPr id="585069078" name="Picture 1"/>
+            <wp:cNvGraphicFramePr>
+              <a:graphicFrameLocks xmlns:a="http://schemas.openxmlformats.org/drawingml/2006/main" noChangeAspect="1"/>
+            </wp:cNvGraphicFramePr>
+            <a:graphic xmlns:a="http://schemas.openxmlformats.org/drawingml/2006/main">
+              <a:graphicData uri="http://schemas.openxmlformats.org/drawingml/2006/picture">
+                <pic:pic xmlns:pic="http://schemas.openxmlformats.org/drawingml/2006/picture">
+                  <pic:nvPicPr>
+                    <pic:cNvPr id="0" name="Picture 2"/>
+                    <pic:cNvPicPr>
+                      <a:picLocks noChangeAspect="1" noChangeArrowheads="1"/>
+                    </pic:cNvPicPr>
+                  </pic:nvPicPr>
+                  <pic:blipFill>
+                    <a:blip r:embed="rId108" cstate="print">
+                      <a:extLst>
+                        <a:ext uri="{28A0092B-C50C-407E-A947-70E740481C1C}">
+                          <a14:useLocalDpi xmlns:a14="http://schemas.microsoft.com/office/drawing/2010/main" val="0"/>
+                        </a:ext>
+                      </a:extLst>
+                    </a:blip>
+                    <a:srcRect/>
+                    <a:stretch>
+                      <a:fillRect/>
+                    </a:stretch>
+                  </pic:blipFill>
+                  <pic:spPr bwMode="auto">
+                    <a:xfrm>
+                      <a:off x="0" y="0"/>
+                      <a:ext cx="6035901" cy="3170499"/>
+                    </a:xfrm>
+                    <a:prstGeom prst="rect">
+                      <a:avLst/>
+                    </a:prstGeom>
+                    <a:noFill/>
+                  </pic:spPr>
+                </pic:pic>
+              </a:graphicData>
+            </a:graphic>
+          </wp:inline>
+        </w:drawing>
+      </w:r>
+    </w:p>
+    <w:p>
+      <w:r>
+        <w:rPr>
+          <w:noProof/>
+        </w:rPr>
+        <w:drawing>
+          <wp:inline distT="0" distB="0" distL="0" distR="0" wp14:anchorId="7D2858B4" wp14:editId="267F1960">
+            <wp:extent cx="5924362" cy="3111911"/>
+            <wp:effectExtent l="0" t="0" r="635" b="0"/>
+            <wp:docPr id="1296010905" name="Picture 2"/>
+            <wp:cNvGraphicFramePr>
+              <a:graphicFrameLocks xmlns:a="http://schemas.openxmlformats.org/drawingml/2006/main" noChangeAspect="1"/>
+            </wp:cNvGraphicFramePr>
+            <a:graphic xmlns:a="http://schemas.openxmlformats.org/drawingml/2006/main">
+              <a:graphicData uri="http://schemas.openxmlformats.org/drawingml/2006/picture">
+                <pic:pic xmlns:pic="http://schemas.openxmlformats.org/drawingml/2006/picture">
+                  <pic:nvPicPr>
+                    <pic:cNvPr id="0" name="Picture 3"/>
+                    <pic:cNvPicPr>
+                      <a:picLocks noChangeAspect="1" noChangeArrowheads="1"/>
+                    </pic:cNvPicPr>
+                  </pic:nvPicPr>
+                  <pic:blipFill>
+                    <a:blip r:embed="rId109" cstate="print">
+                      <a:extLst>
+                        <a:ext uri="{28A0092B-C50C-407E-A947-70E740481C1C}">
+                          <a14:useLocalDpi xmlns:a14="http://schemas.microsoft.com/office/drawing/2010/main" val="0"/>
+                        </a:ext>
+                      </a:extLst>
+                    </a:blip>
+                    <a:srcRect/>
+                    <a:stretch>
+                      <a:fillRect/>
+                    </a:stretch>
+                  </pic:blipFill>
+                  <pic:spPr bwMode="auto">
+                    <a:xfrm>
+                      <a:off x="0" y="0"/>
+                      <a:ext cx="5972012" cy="3136940"/>
+                    </a:xfrm>
+                    <a:prstGeom prst="rect">
+                      <a:avLst/>
+                    </a:prstGeom>
+                    <a:noFill/>
+                  </pic:spPr>
+                </pic:pic>
+              </a:graphicData>
+            </a:graphic>
+          </wp:inline>
+        </w:drawing>
+      </w:r>
+    </w:p>
+    <w:p>
+      <w:pPr>
+        <w:rPr>
+          <w:sz w:val="24"/>
+          <w:szCs w:val="24"/>
+        </w:rPr>
+      </w:pPr>
+      <w:r>
+        <w:rPr>
+          <w:sz w:val="24"/>
+          <w:szCs w:val="24"/>
+        </w:rPr>
+        <w:t>Removed 1091, 1113</w:t>
+      </w:r>
+    </w:p>
+    <w:p>
+      <w:pPr>
+        <w:rPr>
+          <w:sz w:val="24"/>
+          <w:szCs w:val="24"/>
+        </w:rPr>
+      </w:pPr>
+      <w:r>
+        <w:rPr>
+          <w:sz w:val="24"/>
+          <w:szCs w:val="24"/>
+        </w:rPr>
+        <w:br w:type="page"/>
+      </w:r>
+    </w:p>
+    <w:p>
+      <w:pPr>
+        <w:rPr>
+          <w:sz w:val="24"/>
+          <w:szCs w:val="24"/>
+        </w:rPr>
+      </w:pPr>
+      <w:r>
+        <w:rPr>
+          <w:sz w:val="24"/>
+          <w:szCs w:val="24"/>
+        </w:rPr>
         <w:lastRenderedPageBreak/>
-        <w:t>2021-06-29</w:t>
+        <w:t>2021-07-02</w:t>
+      </w:r>
+    </w:p>
+    <w:p>
+      <w:pPr>
+        <w:rPr>
+          <w:sz w:val="24"/>
+          <w:szCs w:val="24"/>
+        </w:rPr>
+      </w:pPr>
+      <w:r>
+        <w:rPr>
+          <w:sz w:val="24"/>
+          <w:szCs w:val="24"/>
+        </w:rPr>
+        <w:t>Ok</w:t>
+      </w:r>
+    </w:p>
+    <w:p>
+      <w:pPr>
+        <w:rPr>
+          <w:sz w:val="24"/>
+          <w:szCs w:val="24"/>
+        </w:rPr>
+      </w:pPr>
+      <w:r>
+        <w:rPr>
+          <w:noProof/>
+          <w:sz w:val="24"/>
+          <w:szCs w:val="24"/>
+        </w:rPr>
+        <w:drawing>
+          <wp:inline distT="0" distB="0" distL="0" distR="0" wp14:anchorId="4490DC43" wp14:editId="1AFD01F4">
+            <wp:extent cx="5923542" cy="3111481"/>
+            <wp:effectExtent l="0" t="0" r="1270" b="0"/>
+            <wp:docPr id="1456867327" name="Picture 3"/>
+            <wp:cNvGraphicFramePr>
+              <a:graphicFrameLocks xmlns:a="http://schemas.openxmlformats.org/drawingml/2006/main" noChangeAspect="1"/>
+            </wp:cNvGraphicFramePr>
+            <a:graphic xmlns:a="http://schemas.openxmlformats.org/drawingml/2006/main">
+              <a:graphicData uri="http://schemas.openxmlformats.org/drawingml/2006/picture">
+                <pic:pic xmlns:pic="http://schemas.openxmlformats.org/drawingml/2006/picture">
+                  <pic:nvPicPr>
+                    <pic:cNvPr id="0" name="Picture 4"/>
+                    <pic:cNvPicPr>
+                      <a:picLocks noChangeAspect="1" noChangeArrowheads="1"/>
+                    </pic:cNvPicPr>
+                  </pic:nvPicPr>
+                  <pic:blipFill>
+                    <a:blip r:embed="rId110" cstate="print">
+                      <a:extLst>
+                        <a:ext uri="{28A0092B-C50C-407E-A947-70E740481C1C}">
+                          <a14:useLocalDpi xmlns:a14="http://schemas.microsoft.com/office/drawing/2010/main" val="0"/>
+                        </a:ext>
+                      </a:extLst>
+                    </a:blip>
+                    <a:srcRect/>
+                    <a:stretch>
+                      <a:fillRect/>
+                    </a:stretch>
+                  </pic:blipFill>
+                  <pic:spPr bwMode="auto">
+                    <a:xfrm>
+                      <a:off x="0" y="0"/>
+                      <a:ext cx="5963310" cy="3132370"/>
+                    </a:xfrm>
+                    <a:prstGeom prst="rect">
+                      <a:avLst/>
+                    </a:prstGeom>
+                    <a:noFill/>
+                  </pic:spPr>
+                </pic:pic>
+              </a:graphicData>
+            </a:graphic>
+          </wp:inline>
+        </w:drawing>
+      </w:r>
+    </w:p>
+    <w:p>
+      <w:pPr>
+        <w:rPr>
+          <w:sz w:val="24"/>
+          <w:szCs w:val="24"/>
+        </w:rPr>
+      </w:pPr>
+      <w:r>
+        <w:rPr>
+          <w:noProof/>
+          <w:sz w:val="24"/>
+          <w:szCs w:val="24"/>
+        </w:rPr>
+        <w:drawing>
+          <wp:inline distT="0" distB="0" distL="0" distR="0" wp14:anchorId="2DF4B1BB" wp14:editId="38BA91C5">
+            <wp:extent cx="5914945" cy="3106964"/>
+            <wp:effectExtent l="0" t="0" r="0" b="0"/>
+            <wp:docPr id="640746513" name="Picture 4"/>
+            <wp:cNvGraphicFramePr>
+              <a:graphicFrameLocks xmlns:a="http://schemas.openxmlformats.org/drawingml/2006/main" noChangeAspect="1"/>
+            </wp:cNvGraphicFramePr>
+            <a:graphic xmlns:a="http://schemas.openxmlformats.org/drawingml/2006/main">
+              <a:graphicData uri="http://schemas.openxmlformats.org/drawingml/2006/picture">
+                <pic:pic xmlns:pic="http://schemas.openxmlformats.org/drawingml/2006/picture">
+                  <pic:nvPicPr>
+                    <pic:cNvPr id="0" name="Picture 5"/>
+                    <pic:cNvPicPr>
+                      <a:picLocks noChangeAspect="1" noChangeArrowheads="1"/>
+                    </pic:cNvPicPr>
+                  </pic:nvPicPr>
+                  <pic:blipFill>
+                    <a:blip r:embed="rId111" cstate="print">
+                      <a:extLst>
+                        <a:ext uri="{28A0092B-C50C-407E-A947-70E740481C1C}">
+                          <a14:useLocalDpi xmlns:a14="http://schemas.microsoft.com/office/drawing/2010/main" val="0"/>
+                        </a:ext>
+                      </a:extLst>
+                    </a:blip>
+                    <a:srcRect/>
+                    <a:stretch>
+                      <a:fillRect/>
+                    </a:stretch>
+                  </pic:blipFill>
+                  <pic:spPr bwMode="auto">
+                    <a:xfrm>
+                      <a:off x="0" y="0"/>
+                      <a:ext cx="5950000" cy="3125377"/>
+                    </a:xfrm>
+                    <a:prstGeom prst="rect">
+                      <a:avLst/>
+                    </a:prstGeom>
+                    <a:noFill/>
+                  </pic:spPr>
+                </pic:pic>
+              </a:graphicData>
+            </a:graphic>
+          </wp:inline>
+        </w:drawing>
+      </w:r>
+    </w:p>
+    <w:p>
+      <w:r>
+        <w:br w:type="page"/>
+      </w:r>
+    </w:p>
+    <w:p>
+      <w:r>
+        <w:lastRenderedPageBreak/>
+        <w:t>2021-07-07</w:t>
+      </w:r>
+    </w:p>
+    <w:p>
+      <w:r>
+        <w:t>2021-07-</w:t>
+      </w:r>
+      <w:proofErr w:type="gramStart"/>
+      <w:r>
+        <w:t>07  Missing</w:t>
+      </w:r>
+      <w:proofErr w:type="gramEnd"/>
+      <w:r>
+        <w:t xml:space="preserve"> </w:t>
+      </w:r>
+      <w:proofErr w:type="gramStart"/>
+      <w:r>
+        <w:t>20210702b3b407b2peakareas.pdf ????</w:t>
+      </w:r>
+      <w:proofErr w:type="gramEnd"/>
+    </w:p>
+    <w:p>
+      <w:r>
+        <w:rPr>
+          <w:noProof/>
+        </w:rPr>
+        <w:drawing>
+          <wp:inline distT="0" distB="0" distL="0" distR="0" wp14:anchorId="1432B9C9" wp14:editId="2CBCA7D5">
+            <wp:extent cx="5901992" cy="3100160"/>
+            <wp:effectExtent l="0" t="0" r="3810" b="5080"/>
+            <wp:docPr id="49117494" name="Picture 5"/>
+            <wp:cNvGraphicFramePr>
+              <a:graphicFrameLocks xmlns:a="http://schemas.openxmlformats.org/drawingml/2006/main" noChangeAspect="1"/>
+            </wp:cNvGraphicFramePr>
+            <a:graphic xmlns:a="http://schemas.openxmlformats.org/drawingml/2006/main">
+              <a:graphicData uri="http://schemas.openxmlformats.org/drawingml/2006/picture">
+                <pic:pic xmlns:pic="http://schemas.openxmlformats.org/drawingml/2006/picture">
+                  <pic:nvPicPr>
+                    <pic:cNvPr id="0" name="Picture 6"/>
+                    <pic:cNvPicPr>
+                      <a:picLocks noChangeAspect="1" noChangeArrowheads="1"/>
+                    </pic:cNvPicPr>
+                  </pic:nvPicPr>
+                  <pic:blipFill>
+                    <a:blip r:embed="rId112" cstate="print">
+                      <a:extLst>
+                        <a:ext uri="{28A0092B-C50C-407E-A947-70E740481C1C}">
+                          <a14:useLocalDpi xmlns:a14="http://schemas.microsoft.com/office/drawing/2010/main" val="0"/>
+                        </a:ext>
+                      </a:extLst>
+                    </a:blip>
+                    <a:srcRect/>
+                    <a:stretch>
+                      <a:fillRect/>
+                    </a:stretch>
+                  </pic:blipFill>
+                  <pic:spPr bwMode="auto">
+                    <a:xfrm>
+                      <a:off x="0" y="0"/>
+                      <a:ext cx="5934574" cy="3117274"/>
+                    </a:xfrm>
+                    <a:prstGeom prst="rect">
+                      <a:avLst/>
+                    </a:prstGeom>
+                    <a:noFill/>
+                  </pic:spPr>
+                </pic:pic>
+              </a:graphicData>
+            </a:graphic>
+          </wp:inline>
+        </w:drawing>
+      </w:r>
+    </w:p>
+    <w:p>
+      <w:r>
+        <w:rPr>
+          <w:noProof/>
+        </w:rPr>
+        <w:drawing>
+          <wp:inline distT="0" distB="0" distL="0" distR="0" wp14:anchorId="51B190A0" wp14:editId="1574A9E1">
+            <wp:extent cx="5910108" cy="3104424"/>
+            <wp:effectExtent l="0" t="0" r="0" b="1270"/>
+            <wp:docPr id="950939801" name="Picture 6"/>
+            <wp:cNvGraphicFramePr>
+              <a:graphicFrameLocks xmlns:a="http://schemas.openxmlformats.org/drawingml/2006/main" noChangeAspect="1"/>
+            </wp:cNvGraphicFramePr>
+            <a:graphic xmlns:a="http://schemas.openxmlformats.org/drawingml/2006/main">
+              <a:graphicData uri="http://schemas.openxmlformats.org/drawingml/2006/picture">
+                <pic:pic xmlns:pic="http://schemas.openxmlformats.org/drawingml/2006/picture">
+                  <pic:nvPicPr>
+                    <pic:cNvPr id="0" name="Picture 7"/>
+                    <pic:cNvPicPr>
+                      <a:picLocks noChangeAspect="1" noChangeArrowheads="1"/>
+                    </pic:cNvPicPr>
+                  </pic:nvPicPr>
+                  <pic:blipFill>
+                    <a:blip r:embed="rId113" cstate="print">
+                      <a:extLst>
+                        <a:ext uri="{28A0092B-C50C-407E-A947-70E740481C1C}">
+                          <a14:useLocalDpi xmlns:a14="http://schemas.microsoft.com/office/drawing/2010/main" val="0"/>
+                        </a:ext>
+                      </a:extLst>
+                    </a:blip>
+                    <a:srcRect/>
+                    <a:stretch>
+                      <a:fillRect/>
+                    </a:stretch>
+                  </pic:blipFill>
+                  <pic:spPr bwMode="auto">
+                    <a:xfrm>
+                      <a:off x="0" y="0"/>
+                      <a:ext cx="5938500" cy="3119338"/>
+                    </a:xfrm>
+                    <a:prstGeom prst="rect">
+                      <a:avLst/>
+                    </a:prstGeom>
+                    <a:noFill/>
+                  </pic:spPr>
+                </pic:pic>
+              </a:graphicData>
+            </a:graphic>
+          </wp:inline>
+        </w:drawing>
+      </w:r>
+    </w:p>
+    <w:p>
+      <w:r>
+        <w:t xml:space="preserve">Records 1424 and 1435 are </w:t>
+      </w:r>
+      <w:r>
+        <w:t xml:space="preserve">strange. They are </w:t>
+      </w:r>
+      <w:proofErr w:type="gramStart"/>
+      <w:r>
+        <w:t>from</w:t>
+      </w:r>
+      <w:proofErr w:type="gramEnd"/>
+      <w:r>
+        <w:t xml:space="preserve"> a new standard. And are strangely consistent</w:t>
       </w:r>
     </w:p>
     <w:p/>

--- a/StrategicTillage_GC_Analysis_workFlow.docx
+++ b/StrategicTillage_GC_Analysis_workFlow.docx
@@ -51,11 +51,9 @@
           <w:numId w:val="1"/>
         </w:numPr>
       </w:pPr>
-      <w:proofErr w:type="spellStart"/>
       <w:r>
         <w:t>GCAnalysis.R</w:t>
       </w:r>
-      <w:proofErr w:type="spellEnd"/>
     </w:p>
     <w:p>
       <w:pPr>
@@ -65,11 +63,9 @@
           <w:numId w:val="1"/>
         </w:numPr>
       </w:pPr>
-      <w:proofErr w:type="spellStart"/>
       <w:r>
         <w:t>HMR_Analysis.R</w:t>
       </w:r>
-      <w:proofErr w:type="spellEnd"/>
     </w:p>
     <w:p>
       <w:pPr>
@@ -91,11 +87,9 @@
           <w:numId w:val="1"/>
         </w:numPr>
       </w:pPr>
-      <w:proofErr w:type="spellStart"/>
       <w:r>
         <w:t>MassFluxCalculation.R</w:t>
       </w:r>
-      <w:proofErr w:type="spellEnd"/>
     </w:p>
     <w:p>
       <w:pPr>
@@ -105,11 +99,9 @@
           <w:numId w:val="1"/>
         </w:numPr>
       </w:pPr>
-      <w:proofErr w:type="spellStart"/>
       <w:r>
         <w:t>SoilGasFluxStatisticalAnalysis.R</w:t>
       </w:r>
-      <w:proofErr w:type="spellEnd"/>
     </w:p>
     <w:p>
       <w:r>
@@ -851,31 +843,7 @@
     </w:p>
     <w:p>
       <w:r>
-        <w:t xml:space="preserve">The </w:t>
-      </w:r>
-      <w:proofErr w:type="gramStart"/>
-      <w:r>
-        <w:t>intercept</w:t>
-      </w:r>
-      <w:proofErr w:type="gramEnd"/>
-      <w:r>
-        <w:t xml:space="preserve"> in the GC standard calibration has an important effect and is wrong in the linear model with free </w:t>
-      </w:r>
-      <w:proofErr w:type="gramStart"/>
-      <w:r>
-        <w:t>intercept</w:t>
-      </w:r>
-      <w:proofErr w:type="gramEnd"/>
-      <w:r>
-        <w:t xml:space="preserve">. With the intercept forces through 0 the calibration improves significantly.  Plot with free </w:t>
-      </w:r>
-      <w:proofErr w:type="gramStart"/>
-      <w:r>
-        <w:t>intercept</w:t>
-      </w:r>
-      <w:proofErr w:type="gramEnd"/>
-      <w:r>
-        <w:t>.</w:t>
+        <w:t>The intercept in the GC standard calibration has an important effect and is wrong in the linear model with free intercept. With the intercept forces through 0 the calibration improves significantly.  Plot with free intercept.</w:t>
       </w:r>
     </w:p>
     <w:p>
@@ -4281,21 +4249,8 @@
           <w:szCs w:val="20"/>
           <w14:ligatures w14:val="none"/>
         </w:rPr>
-        <w:t>summary(</w:t>
-      </w:r>
-      <w:proofErr w:type="spellStart"/>
-      <w:r>
-        <w:rPr>
-          <w:rFonts w:ascii="Lucida Console" w:eastAsia="Times New Roman" w:hAnsi="Lucida Console" w:cs="Courier New"/>
-          <w:color w:val="0000FF"/>
-          <w:kern w:val="0"/>
-          <w:sz w:val="20"/>
-          <w:szCs w:val="20"/>
-          <w14:ligatures w14:val="none"/>
-        </w:rPr>
-        <w:t>Cumm.Stat.Anal</w:t>
-      </w:r>
-      <w:proofErr w:type="spellEnd"/>
+        <w:t>summary(Cumm.Stat.Anal</w:t>
+      </w:r>
       <w:proofErr w:type="gramEnd"/>
       <w:r>
         <w:rPr>
@@ -4422,7 +4377,6 @@
           <w14:ligatures w14:val="none"/>
         </w:rPr>
       </w:pPr>
-      <w:proofErr w:type="spellStart"/>
       <w:proofErr w:type="gramStart"/>
       <w:r>
         <w:rPr>
@@ -4434,9 +4388,9 @@
           <w:bdr w:val="none" w:sz="0" w:space="0" w:color="auto" w:frame="1"/>
           <w14:ligatures w14:val="none"/>
         </w:rPr>
-        <w:t>lm</w:t>
-      </w:r>
-      <w:proofErr w:type="spellEnd"/>
+        <w:t>lm(</w:t>
+      </w:r>
+      <w:proofErr w:type="gramEnd"/>
       <w:r>
         <w:rPr>
           <w:rFonts w:ascii="Lucida Console" w:eastAsia="Times New Roman" w:hAnsi="Lucida Console" w:cs="Courier New"/>
@@ -4447,9 +4401,9 @@
           <w:bdr w:val="none" w:sz="0" w:space="0" w:color="auto" w:frame="1"/>
           <w14:ligatures w14:val="none"/>
         </w:rPr>
-        <w:t>(</w:t>
-      </w:r>
-      <w:proofErr w:type="gramEnd"/>
+        <w:t xml:space="preserve">formula = </w:t>
+      </w:r>
+      <w:proofErr w:type="gramStart"/>
       <w:r>
         <w:rPr>
           <w:rFonts w:ascii="Lucida Console" w:eastAsia="Times New Roman" w:hAnsi="Lucida Console" w:cs="Courier New"/>
@@ -4460,10 +4414,9 @@
           <w:bdr w:val="none" w:sz="0" w:space="0" w:color="auto" w:frame="1"/>
           <w14:ligatures w14:val="none"/>
         </w:rPr>
-        <w:t xml:space="preserve">formula = </w:t>
-      </w:r>
-      <w:proofErr w:type="spellStart"/>
-      <w:proofErr w:type="gramStart"/>
+        <w:t>Total.Cum.Emissions</w:t>
+      </w:r>
+      <w:proofErr w:type="gramEnd"/>
       <w:r>
         <w:rPr>
           <w:rFonts w:ascii="Lucida Console" w:eastAsia="Times New Roman" w:hAnsi="Lucida Console" w:cs="Courier New"/>
@@ -4474,47 +4427,7 @@
           <w:bdr w:val="none" w:sz="0" w:space="0" w:color="auto" w:frame="1"/>
           <w14:ligatures w14:val="none"/>
         </w:rPr>
-        <w:t>Total.Cum.Emissions</w:t>
-      </w:r>
-      <w:proofErr w:type="spellEnd"/>
-      <w:proofErr w:type="gramEnd"/>
-      <w:r>
-        <w:rPr>
-          <w:rFonts w:ascii="Lucida Console" w:eastAsia="Times New Roman" w:hAnsi="Lucida Console" w:cs="Courier New"/>
-          <w:color w:val="000000"/>
-          <w:kern w:val="0"/>
-          <w:sz w:val="20"/>
-          <w:szCs w:val="20"/>
-          <w:bdr w:val="none" w:sz="0" w:space="0" w:color="auto" w:frame="1"/>
-          <w14:ligatures w14:val="none"/>
-        </w:rPr>
-        <w:t xml:space="preserve"> ~ BLOCK.F + </w:t>
-      </w:r>
-      <w:proofErr w:type="spellStart"/>
-      <w:r>
-        <w:rPr>
-          <w:rFonts w:ascii="Lucida Console" w:eastAsia="Times New Roman" w:hAnsi="Lucida Console" w:cs="Courier New"/>
-          <w:color w:val="000000"/>
-          <w:kern w:val="0"/>
-          <w:sz w:val="20"/>
-          <w:szCs w:val="20"/>
-          <w:bdr w:val="none" w:sz="0" w:space="0" w:color="auto" w:frame="1"/>
-          <w14:ligatures w14:val="none"/>
-        </w:rPr>
-        <w:t>Sampling.Year</w:t>
-      </w:r>
-      <w:proofErr w:type="spellEnd"/>
-      <w:r>
-        <w:rPr>
-          <w:rFonts w:ascii="Lucida Console" w:eastAsia="Times New Roman" w:hAnsi="Lucida Console" w:cs="Courier New"/>
-          <w:color w:val="000000"/>
-          <w:kern w:val="0"/>
-          <w:sz w:val="20"/>
-          <w:szCs w:val="20"/>
-          <w:bdr w:val="none" w:sz="0" w:space="0" w:color="auto" w:frame="1"/>
-          <w14:ligatures w14:val="none"/>
-        </w:rPr>
-        <w:t xml:space="preserve"> + </w:t>
+        <w:t xml:space="preserve"> ~ BLOCK.F + Sampling.Year + </w:t>
       </w:r>
     </w:p>
     <w:p>
@@ -4560,59 +4473,7 @@
           <w:bdr w:val="none" w:sz="0" w:space="0" w:color="auto" w:frame="1"/>
           <w14:ligatures w14:val="none"/>
         </w:rPr>
-        <w:t xml:space="preserve">    </w:t>
-      </w:r>
-      <w:proofErr w:type="spellStart"/>
-      <w:r>
-        <w:rPr>
-          <w:rFonts w:ascii="Lucida Console" w:eastAsia="Times New Roman" w:hAnsi="Lucida Console" w:cs="Courier New"/>
-          <w:color w:val="000000"/>
-          <w:kern w:val="0"/>
-          <w:sz w:val="20"/>
-          <w:szCs w:val="20"/>
-          <w:bdr w:val="none" w:sz="0" w:space="0" w:color="auto" w:frame="1"/>
-          <w14:ligatures w14:val="none"/>
-        </w:rPr>
-        <w:t>CoverCrop.F</w:t>
-      </w:r>
-      <w:proofErr w:type="spellEnd"/>
-      <w:r>
-        <w:rPr>
-          <w:rFonts w:ascii="Lucida Console" w:eastAsia="Times New Roman" w:hAnsi="Lucida Console" w:cs="Courier New"/>
-          <w:color w:val="000000"/>
-          <w:kern w:val="0"/>
-          <w:sz w:val="20"/>
-          <w:szCs w:val="20"/>
-          <w:bdr w:val="none" w:sz="0" w:space="0" w:color="auto" w:frame="1"/>
-          <w14:ligatures w14:val="none"/>
-        </w:rPr>
-        <w:t xml:space="preserve"> + </w:t>
-      </w:r>
-      <w:proofErr w:type="spellStart"/>
-      <w:r>
-        <w:rPr>
-          <w:rFonts w:ascii="Lucida Console" w:eastAsia="Times New Roman" w:hAnsi="Lucida Console" w:cs="Courier New"/>
-          <w:color w:val="000000"/>
-          <w:kern w:val="0"/>
-          <w:sz w:val="20"/>
-          <w:szCs w:val="20"/>
-          <w:bdr w:val="none" w:sz="0" w:space="0" w:color="auto" w:frame="1"/>
-          <w14:ligatures w14:val="none"/>
-        </w:rPr>
-        <w:t>Treatment.F</w:t>
-      </w:r>
-      <w:proofErr w:type="spellEnd"/>
-      <w:r>
-        <w:rPr>
-          <w:rFonts w:ascii="Lucida Console" w:eastAsia="Times New Roman" w:hAnsi="Lucida Console" w:cs="Courier New"/>
-          <w:color w:val="000000"/>
-          <w:kern w:val="0"/>
-          <w:sz w:val="20"/>
-          <w:szCs w:val="20"/>
-          <w:bdr w:val="none" w:sz="0" w:space="0" w:color="auto" w:frame="1"/>
-          <w14:ligatures w14:val="none"/>
-        </w:rPr>
-        <w:t xml:space="preserve">, data = </w:t>
+        <w:t xml:space="preserve">    CoverCrop.F + Treatment.F, data = </w:t>
       </w:r>
       <w:proofErr w:type="gramStart"/>
       <w:r>
@@ -5040,33 +4901,7 @@
           <w:bdr w:val="none" w:sz="0" w:space="0" w:color="auto" w:frame="1"/>
           <w14:ligatures w14:val="none"/>
         </w:rPr>
-        <w:t xml:space="preserve">                  Estimate Std. Error t value </w:t>
-      </w:r>
-      <w:proofErr w:type="spellStart"/>
-      <w:r>
-        <w:rPr>
-          <w:rFonts w:ascii="Lucida Console" w:eastAsia="Times New Roman" w:hAnsi="Lucida Console" w:cs="Courier New"/>
-          <w:color w:val="000000"/>
-          <w:kern w:val="0"/>
-          <w:sz w:val="20"/>
-          <w:szCs w:val="20"/>
-          <w:bdr w:val="none" w:sz="0" w:space="0" w:color="auto" w:frame="1"/>
-          <w14:ligatures w14:val="none"/>
-        </w:rPr>
-        <w:t>Pr</w:t>
-      </w:r>
-      <w:proofErr w:type="spellEnd"/>
-      <w:r>
-        <w:rPr>
-          <w:rFonts w:ascii="Lucida Console" w:eastAsia="Times New Roman" w:hAnsi="Lucida Console" w:cs="Courier New"/>
-          <w:color w:val="000000"/>
-          <w:kern w:val="0"/>
-          <w:sz w:val="20"/>
-          <w:szCs w:val="20"/>
-          <w:bdr w:val="none" w:sz="0" w:space="0" w:color="auto" w:frame="1"/>
-          <w14:ligatures w14:val="none"/>
-        </w:rPr>
-        <w:t xml:space="preserve">(&gt;|t|)    </w:t>
+        <w:t xml:space="preserve">                  Estimate Std. Error t value Pr(&gt;|t|)    </w:t>
       </w:r>
     </w:p>
     <w:p>
@@ -5488,7 +5323,6 @@
           <w14:ligatures w14:val="none"/>
         </w:rPr>
       </w:pPr>
-      <w:proofErr w:type="spellStart"/>
       <w:r>
         <w:rPr>
           <w:rFonts w:ascii="Lucida Console" w:eastAsia="Times New Roman" w:hAnsi="Lucida Console" w:cs="Courier New"/>
@@ -5499,20 +5333,7 @@
           <w:bdr w:val="none" w:sz="0" w:space="0" w:color="auto" w:frame="1"/>
           <w14:ligatures w14:val="none"/>
         </w:rPr>
-        <w:t>CoverCrop.FClover</w:t>
-      </w:r>
-      <w:proofErr w:type="spellEnd"/>
-      <w:r>
-        <w:rPr>
-          <w:rFonts w:ascii="Lucida Console" w:eastAsia="Times New Roman" w:hAnsi="Lucida Console" w:cs="Courier New"/>
-          <w:color w:val="000000"/>
-          <w:kern w:val="0"/>
-          <w:sz w:val="20"/>
-          <w:szCs w:val="20"/>
-          <w:bdr w:val="none" w:sz="0" w:space="0" w:color="auto" w:frame="1"/>
-          <w14:ligatures w14:val="none"/>
-        </w:rPr>
-        <w:t xml:space="preserve">   3.1667     3.2786   0.966 0.337437    </w:t>
+        <w:t xml:space="preserve">CoverCrop.FClover   3.1667     3.2786   0.966 0.337437    </w:t>
       </w:r>
     </w:p>
     <w:p>
@@ -5548,7 +5369,6 @@
           <w14:ligatures w14:val="none"/>
         </w:rPr>
       </w:pPr>
-      <w:proofErr w:type="spellStart"/>
       <w:r>
         <w:rPr>
           <w:rFonts w:ascii="Lucida Console" w:eastAsia="Times New Roman" w:hAnsi="Lucida Console" w:cs="Courier New"/>
@@ -5559,20 +5379,7 @@
           <w:bdr w:val="none" w:sz="0" w:space="0" w:color="auto" w:frame="1"/>
           <w14:ligatures w14:val="none"/>
         </w:rPr>
-        <w:t>CoverCrop.FTrit</w:t>
-      </w:r>
-      <w:proofErr w:type="spellEnd"/>
-      <w:r>
-        <w:rPr>
-          <w:rFonts w:ascii="Lucida Console" w:eastAsia="Times New Roman" w:hAnsi="Lucida Console" w:cs="Courier New"/>
-          <w:color w:val="000000"/>
-          <w:kern w:val="0"/>
-          <w:sz w:val="20"/>
-          <w:szCs w:val="20"/>
-          <w:bdr w:val="none" w:sz="0" w:space="0" w:color="auto" w:frame="1"/>
-          <w14:ligatures w14:val="none"/>
-        </w:rPr>
-        <w:t xml:space="preserve">    -0.4087     </w:t>
+        <w:t xml:space="preserve">CoverCrop.FTrit    -0.4087     </w:t>
       </w:r>
       <w:proofErr w:type="gramStart"/>
       <w:r>
@@ -5634,7 +5441,6 @@
           <w14:ligatures w14:val="none"/>
         </w:rPr>
       </w:pPr>
-      <w:proofErr w:type="spellStart"/>
       <w:r>
         <w:rPr>
           <w:rFonts w:ascii="Lucida Console" w:eastAsia="Times New Roman" w:hAnsi="Lucida Console" w:cs="Courier New"/>
@@ -5645,20 +5451,7 @@
           <w:bdr w:val="none" w:sz="0" w:space="0" w:color="auto" w:frame="1"/>
           <w14:ligatures w14:val="none"/>
         </w:rPr>
-        <w:t>Treatment.FB</w:t>
-      </w:r>
-      <w:proofErr w:type="spellEnd"/>
-      <w:r>
-        <w:rPr>
-          <w:rFonts w:ascii="Lucida Console" w:eastAsia="Times New Roman" w:hAnsi="Lucida Console" w:cs="Courier New"/>
-          <w:color w:val="000000"/>
-          <w:kern w:val="0"/>
-          <w:sz w:val="20"/>
-          <w:szCs w:val="20"/>
-          <w:bdr w:val="none" w:sz="0" w:space="0" w:color="auto" w:frame="1"/>
-          <w14:ligatures w14:val="none"/>
-        </w:rPr>
-        <w:t xml:space="preserve">        6.2892     3.2786   1.918 0.</w:t>
+        <w:t>Treatment.FB        6.2892     3.2786   1.918 0.</w:t>
       </w:r>
       <w:proofErr w:type="gramStart"/>
       <w:r>
@@ -5720,7 +5513,6 @@
           <w14:ligatures w14:val="none"/>
         </w:rPr>
       </w:pPr>
-      <w:proofErr w:type="spellStart"/>
       <w:r>
         <w:rPr>
           <w:rFonts w:ascii="Lucida Console" w:eastAsia="Times New Roman" w:hAnsi="Lucida Console" w:cs="Courier New"/>
@@ -5731,20 +5523,7 @@
           <w:bdr w:val="none" w:sz="0" w:space="0" w:color="auto" w:frame="1"/>
           <w14:ligatures w14:val="none"/>
         </w:rPr>
-        <w:t>Treatment.FC</w:t>
-      </w:r>
-      <w:proofErr w:type="spellEnd"/>
-      <w:r>
-        <w:rPr>
-          <w:rFonts w:ascii="Lucida Console" w:eastAsia="Times New Roman" w:hAnsi="Lucida Console" w:cs="Courier New"/>
-          <w:color w:val="000000"/>
-          <w:kern w:val="0"/>
-          <w:sz w:val="20"/>
-          <w:szCs w:val="20"/>
-          <w:bdr w:val="none" w:sz="0" w:space="0" w:color="auto" w:frame="1"/>
-          <w14:ligatures w14:val="none"/>
-        </w:rPr>
-        <w:t xml:space="preserve">        4.1102     3.2786   1.254 0.214146    </w:t>
+        <w:t xml:space="preserve">Treatment.FC        4.1102     3.2786   1.254 0.214146    </w:t>
       </w:r>
     </w:p>
     <w:p>
@@ -5780,7 +5559,6 @@
           <w14:ligatures w14:val="none"/>
         </w:rPr>
       </w:pPr>
-      <w:proofErr w:type="spellStart"/>
       <w:r>
         <w:rPr>
           <w:rFonts w:ascii="Lucida Console" w:eastAsia="Times New Roman" w:hAnsi="Lucida Console" w:cs="Courier New"/>
@@ -5791,20 +5569,7 @@
           <w:bdr w:val="none" w:sz="0" w:space="0" w:color="auto" w:frame="1"/>
           <w14:ligatures w14:val="none"/>
         </w:rPr>
-        <w:t>Treatment.FD</w:t>
-      </w:r>
-      <w:proofErr w:type="spellEnd"/>
-      <w:r>
-        <w:rPr>
-          <w:rFonts w:ascii="Lucida Console" w:eastAsia="Times New Roman" w:hAnsi="Lucida Console" w:cs="Courier New"/>
-          <w:color w:val="000000"/>
-          <w:kern w:val="0"/>
-          <w:sz w:val="20"/>
-          <w:szCs w:val="20"/>
-          <w:bdr w:val="none" w:sz="0" w:space="0" w:color="auto" w:frame="1"/>
-          <w14:ligatures w14:val="none"/>
-        </w:rPr>
-        <w:t xml:space="preserve">       -0.8080     </w:t>
+        <w:t xml:space="preserve">Treatment.FD       -0.8080     </w:t>
       </w:r>
       <w:proofErr w:type="gramStart"/>
       <w:r>
@@ -5912,7 +5677,6 @@
           <w14:ligatures w14:val="none"/>
         </w:rPr>
       </w:pPr>
-      <w:proofErr w:type="spellStart"/>
       <w:r>
         <w:rPr>
           <w:rFonts w:ascii="Lucida Console" w:eastAsia="Times New Roman" w:hAnsi="Lucida Console" w:cs="Courier New"/>
@@ -5923,20 +5687,7 @@
           <w:bdr w:val="none" w:sz="0" w:space="0" w:color="auto" w:frame="1"/>
           <w14:ligatures w14:val="none"/>
         </w:rPr>
-        <w:t>Signif</w:t>
-      </w:r>
-      <w:proofErr w:type="spellEnd"/>
-      <w:r>
-        <w:rPr>
-          <w:rFonts w:ascii="Lucida Console" w:eastAsia="Times New Roman" w:hAnsi="Lucida Console" w:cs="Courier New"/>
-          <w:color w:val="000000"/>
-          <w:kern w:val="0"/>
-          <w:sz w:val="20"/>
-          <w:szCs w:val="20"/>
-          <w:bdr w:val="none" w:sz="0" w:space="0" w:color="auto" w:frame="1"/>
-          <w14:ligatures w14:val="none"/>
-        </w:rPr>
-        <w:t>. codes</w:t>
+        <w:t>Signif. codes</w:t>
       </w:r>
       <w:proofErr w:type="gramStart"/>
       <w:r>
@@ -6385,7 +6136,6 @@
           <w:color w:val="0000FF"/>
         </w:rPr>
       </w:pPr>
-      <w:proofErr w:type="spellStart"/>
       <w:proofErr w:type="gramStart"/>
       <w:r>
         <w:rPr>
@@ -6393,27 +6143,8 @@
           <w:rFonts w:ascii="Lucida Console" w:hAnsi="Lucida Console"/>
           <w:color w:val="0000FF"/>
         </w:rPr>
-        <w:t>anova</w:t>
-      </w:r>
-      <w:proofErr w:type="spellEnd"/>
-      <w:r>
-        <w:rPr>
-          <w:rStyle w:val="gnvwddmdb3b"/>
-          <w:rFonts w:ascii="Lucida Console" w:hAnsi="Lucida Console"/>
-          <w:color w:val="0000FF"/>
-        </w:rPr>
-        <w:t>(</w:t>
-      </w:r>
-      <w:proofErr w:type="spellStart"/>
-      <w:r>
-        <w:rPr>
-          <w:rStyle w:val="gnvwddmdb3b"/>
-          <w:rFonts w:ascii="Lucida Console" w:hAnsi="Lucida Console"/>
-          <w:color w:val="0000FF"/>
-        </w:rPr>
-        <w:t>Cumm.Stat.Anal</w:t>
-      </w:r>
-      <w:proofErr w:type="spellEnd"/>
+        <w:t>anova(Cumm.Stat.Anal</w:t>
+      </w:r>
       <w:proofErr w:type="gramEnd"/>
       <w:r>
         <w:rPr>
@@ -6480,7 +6211,6 @@
         </w:rPr>
         <w:t xml:space="preserve">Response: </w:t>
       </w:r>
-      <w:proofErr w:type="spellStart"/>
       <w:proofErr w:type="gramStart"/>
       <w:r>
         <w:rPr>
@@ -6491,7 +6221,6 @@
         </w:rPr>
         <w:t>Total.Cum.Emissions</w:t>
       </w:r>
-      <w:proofErr w:type="spellEnd"/>
       <w:proofErr w:type="gramEnd"/>
     </w:p>
     <w:p>
@@ -6513,9 +6242,9 @@
           <w:color w:val="000000"/>
           <w:bdr w:val="none" w:sz="0" w:space="0" w:color="auto" w:frame="1"/>
         </w:rPr>
-        <w:t xml:space="preserve">              </w:t>
-      </w:r>
-      <w:proofErr w:type="spellStart"/>
+        <w:t xml:space="preserve">              Df Sum Sq Mean Sq F </w:t>
+      </w:r>
+      <w:proofErr w:type="gramStart"/>
       <w:r>
         <w:rPr>
           <w:rStyle w:val="gnvwddmdl3b"/>
@@ -6523,9 +6252,9 @@
           <w:color w:val="000000"/>
           <w:bdr w:val="none" w:sz="0" w:space="0" w:color="auto" w:frame="1"/>
         </w:rPr>
-        <w:t>Df</w:t>
-      </w:r>
-      <w:proofErr w:type="spellEnd"/>
+        <w:t>value</w:t>
+      </w:r>
+      <w:proofErr w:type="gramEnd"/>
       <w:r>
         <w:rPr>
           <w:rStyle w:val="gnvwddmdl3b"/>
@@ -6533,47 +6262,7 @@
           <w:color w:val="000000"/>
           <w:bdr w:val="none" w:sz="0" w:space="0" w:color="auto" w:frame="1"/>
         </w:rPr>
-        <w:t xml:space="preserve"> Sum Sq Mean Sq F </w:t>
-      </w:r>
-      <w:proofErr w:type="gramStart"/>
-      <w:r>
-        <w:rPr>
-          <w:rStyle w:val="gnvwddmdl3b"/>
-          <w:rFonts w:ascii="Lucida Console" w:hAnsi="Lucida Console"/>
-          <w:color w:val="000000"/>
-          <w:bdr w:val="none" w:sz="0" w:space="0" w:color="auto" w:frame="1"/>
-        </w:rPr>
-        <w:t>value</w:t>
-      </w:r>
-      <w:proofErr w:type="gramEnd"/>
-      <w:r>
-        <w:rPr>
-          <w:rStyle w:val="gnvwddmdl3b"/>
-          <w:rFonts w:ascii="Lucida Console" w:hAnsi="Lucida Console"/>
-          <w:color w:val="000000"/>
-          <w:bdr w:val="none" w:sz="0" w:space="0" w:color="auto" w:frame="1"/>
-        </w:rPr>
-        <w:t xml:space="preserve">    </w:t>
-      </w:r>
-      <w:proofErr w:type="spellStart"/>
-      <w:r>
-        <w:rPr>
-          <w:rStyle w:val="gnvwddmdl3b"/>
-          <w:rFonts w:ascii="Lucida Console" w:hAnsi="Lucida Console"/>
-          <w:color w:val="000000"/>
-          <w:bdr w:val="none" w:sz="0" w:space="0" w:color="auto" w:frame="1"/>
-        </w:rPr>
-        <w:t>Pr</w:t>
-      </w:r>
-      <w:proofErr w:type="spellEnd"/>
-      <w:r>
-        <w:rPr>
-          <w:rStyle w:val="gnvwddmdl3b"/>
-          <w:rFonts w:ascii="Lucida Console" w:hAnsi="Lucida Console"/>
-          <w:color w:val="000000"/>
-          <w:bdr w:val="none" w:sz="0" w:space="0" w:color="auto" w:frame="1"/>
-        </w:rPr>
-        <w:t xml:space="preserve">(&gt;F)    </w:t>
+        <w:t xml:space="preserve">    Pr(&gt;F)    </w:t>
       </w:r>
     </w:p>
     <w:p>
@@ -6610,7 +6299,6 @@
           <w:bdr w:val="none" w:sz="0" w:space="0" w:color="auto" w:frame="1"/>
         </w:rPr>
       </w:pPr>
-      <w:proofErr w:type="spellStart"/>
       <w:proofErr w:type="gramStart"/>
       <w:r>
         <w:rPr>
@@ -6619,17 +6307,7 @@
           <w:color w:val="000000"/>
           <w:bdr w:val="none" w:sz="0" w:space="0" w:color="auto" w:frame="1"/>
         </w:rPr>
-        <w:t>Sampling.Year</w:t>
-      </w:r>
-      <w:proofErr w:type="spellEnd"/>
-      <w:r>
-        <w:rPr>
-          <w:rStyle w:val="gnvwddmdl3b"/>
-          <w:rFonts w:ascii="Lucida Console" w:hAnsi="Lucida Console"/>
-          <w:color w:val="000000"/>
-          <w:bdr w:val="none" w:sz="0" w:space="0" w:color="auto" w:frame="1"/>
-        </w:rPr>
-        <w:t xml:space="preserve">  1</w:t>
+        <w:t>Sampling.Year  1</w:t>
       </w:r>
       <w:proofErr w:type="gramEnd"/>
       <w:r>
@@ -6654,7 +6332,6 @@
           <w:bdr w:val="none" w:sz="0" w:space="0" w:color="auto" w:frame="1"/>
         </w:rPr>
       </w:pPr>
-      <w:proofErr w:type="spellStart"/>
       <w:r>
         <w:rPr>
           <w:rStyle w:val="gnvwddmdl3b"/>
@@ -6662,17 +6339,7 @@
           <w:color w:val="000000"/>
           <w:bdr w:val="none" w:sz="0" w:space="0" w:color="auto" w:frame="1"/>
         </w:rPr>
-        <w:t>CoverCrop.F</w:t>
-      </w:r>
-      <w:proofErr w:type="spellEnd"/>
-      <w:r>
-        <w:rPr>
-          <w:rStyle w:val="gnvwddmdl3b"/>
-          <w:rFonts w:ascii="Lucida Console" w:hAnsi="Lucida Console"/>
-          <w:color w:val="000000"/>
-          <w:bdr w:val="none" w:sz="0" w:space="0" w:color="auto" w:frame="1"/>
-        </w:rPr>
-        <w:t xml:space="preserve">    </w:t>
+        <w:t xml:space="preserve">CoverCrop.F    </w:t>
       </w:r>
       <w:proofErr w:type="gramStart"/>
       <w:r>
@@ -6727,7 +6394,6 @@
           <w:bdr w:val="none" w:sz="0" w:space="0" w:color="auto" w:frame="1"/>
         </w:rPr>
       </w:pPr>
-      <w:proofErr w:type="spellStart"/>
       <w:r>
         <w:rPr>
           <w:rStyle w:val="gnvwddmdl3b"/>
@@ -6735,17 +6401,7 @@
           <w:color w:val="000000"/>
           <w:bdr w:val="none" w:sz="0" w:space="0" w:color="auto" w:frame="1"/>
         </w:rPr>
-        <w:t>Treatment.F</w:t>
-      </w:r>
-      <w:proofErr w:type="spellEnd"/>
-      <w:r>
-        <w:rPr>
-          <w:rStyle w:val="gnvwddmdl3b"/>
-          <w:rFonts w:ascii="Lucida Console" w:hAnsi="Lucida Console"/>
-          <w:color w:val="000000"/>
-          <w:bdr w:val="none" w:sz="0" w:space="0" w:color="auto" w:frame="1"/>
-        </w:rPr>
-        <w:t xml:space="preserve">    </w:t>
+        <w:t xml:space="preserve">Treatment.F    </w:t>
       </w:r>
       <w:proofErr w:type="gramStart"/>
       <w:r>
@@ -6862,7 +6518,6 @@
           <w:color w:val="000000"/>
         </w:rPr>
       </w:pPr>
-      <w:proofErr w:type="spellStart"/>
       <w:r>
         <w:rPr>
           <w:rStyle w:val="gnvwddmdl3b"/>
@@ -6870,17 +6525,7 @@
           <w:color w:val="000000"/>
           <w:bdr w:val="none" w:sz="0" w:space="0" w:color="auto" w:frame="1"/>
         </w:rPr>
-        <w:t>Signif</w:t>
-      </w:r>
-      <w:proofErr w:type="spellEnd"/>
-      <w:r>
-        <w:rPr>
-          <w:rStyle w:val="gnvwddmdl3b"/>
-          <w:rFonts w:ascii="Lucida Console" w:hAnsi="Lucida Console"/>
-          <w:color w:val="000000"/>
-          <w:bdr w:val="none" w:sz="0" w:space="0" w:color="auto" w:frame="1"/>
-        </w:rPr>
-        <w:t>. codes</w:t>
+        <w:t>Signif. codes</w:t>
       </w:r>
       <w:proofErr w:type="gramStart"/>
       <w:r>
@@ -7573,7 +7218,6 @@
                 <w14:ligatures w14:val="none"/>
               </w:rPr>
             </w:pPr>
-            <w:proofErr w:type="spellStart"/>
             <w:r>
               <w:rPr>
                 <w:rFonts w:ascii="Calibri" w:eastAsia="Times New Roman" w:hAnsi="Calibri" w:cs="Calibri"/>
@@ -7582,31 +7226,8 @@
                 <w:szCs w:val="24"/>
                 <w14:ligatures w14:val="none"/>
               </w:rPr>
-              <w:t>uL</w:t>
+              <w:t>uL/Lgas</w:t>
             </w:r>
-            <w:proofErr w:type="spellEnd"/>
-            <w:r>
-              <w:rPr>
-                <w:rFonts w:ascii="Calibri" w:eastAsia="Times New Roman" w:hAnsi="Calibri" w:cs="Calibri"/>
-                <w:kern w:val="0"/>
-                <w:sz w:val="24"/>
-                <w:szCs w:val="24"/>
-                <w14:ligatures w14:val="none"/>
-              </w:rPr>
-              <w:t>/</w:t>
-            </w:r>
-            <w:proofErr w:type="spellStart"/>
-            <w:r>
-              <w:rPr>
-                <w:rFonts w:ascii="Calibri" w:eastAsia="Times New Roman" w:hAnsi="Calibri" w:cs="Calibri"/>
-                <w:kern w:val="0"/>
-                <w:sz w:val="24"/>
-                <w:szCs w:val="24"/>
-                <w14:ligatures w14:val="none"/>
-              </w:rPr>
-              <w:t>Lgas</w:t>
-            </w:r>
-            <w:proofErr w:type="spellEnd"/>
           </w:p>
         </w:tc>
         <w:tc>
@@ -7821,7 +7442,6 @@
                 <w14:ligatures w14:val="none"/>
               </w:rPr>
             </w:pPr>
-            <w:proofErr w:type="spellStart"/>
             <w:r>
               <w:rPr>
                 <w:rFonts w:ascii="Calibri" w:eastAsia="Times New Roman" w:hAnsi="Calibri" w:cs="Calibri"/>
@@ -7830,31 +7450,8 @@
                 <w:szCs w:val="24"/>
                 <w14:ligatures w14:val="none"/>
               </w:rPr>
-              <w:t>uL</w:t>
+              <w:t>uL/Lgas</w:t>
             </w:r>
-            <w:proofErr w:type="spellEnd"/>
-            <w:r>
-              <w:rPr>
-                <w:rFonts w:ascii="Calibri" w:eastAsia="Times New Roman" w:hAnsi="Calibri" w:cs="Calibri"/>
-                <w:kern w:val="0"/>
-                <w:sz w:val="24"/>
-                <w:szCs w:val="24"/>
-                <w14:ligatures w14:val="none"/>
-              </w:rPr>
-              <w:t>/</w:t>
-            </w:r>
-            <w:proofErr w:type="spellStart"/>
-            <w:r>
-              <w:rPr>
-                <w:rFonts w:ascii="Calibri" w:eastAsia="Times New Roman" w:hAnsi="Calibri" w:cs="Calibri"/>
-                <w:kern w:val="0"/>
-                <w:sz w:val="24"/>
-                <w:szCs w:val="24"/>
-                <w14:ligatures w14:val="none"/>
-              </w:rPr>
-              <w:t>Lgas</w:t>
-            </w:r>
-            <w:proofErr w:type="spellEnd"/>
           </w:p>
         </w:tc>
         <w:tc>
@@ -8069,7 +7666,6 @@
                 <w14:ligatures w14:val="none"/>
               </w:rPr>
             </w:pPr>
-            <w:proofErr w:type="spellStart"/>
             <w:r>
               <w:rPr>
                 <w:rFonts w:ascii="Calibri" w:eastAsia="Times New Roman" w:hAnsi="Calibri" w:cs="Calibri"/>
@@ -8078,31 +7674,8 @@
                 <w:szCs w:val="24"/>
                 <w14:ligatures w14:val="none"/>
               </w:rPr>
-              <w:t>uL</w:t>
+              <w:t>uL/Lgas</w:t>
             </w:r>
-            <w:proofErr w:type="spellEnd"/>
-            <w:r>
-              <w:rPr>
-                <w:rFonts w:ascii="Calibri" w:eastAsia="Times New Roman" w:hAnsi="Calibri" w:cs="Calibri"/>
-                <w:kern w:val="0"/>
-                <w:sz w:val="24"/>
-                <w:szCs w:val="24"/>
-                <w14:ligatures w14:val="none"/>
-              </w:rPr>
-              <w:t>/</w:t>
-            </w:r>
-            <w:proofErr w:type="spellStart"/>
-            <w:r>
-              <w:rPr>
-                <w:rFonts w:ascii="Calibri" w:eastAsia="Times New Roman" w:hAnsi="Calibri" w:cs="Calibri"/>
-                <w:kern w:val="0"/>
-                <w:sz w:val="24"/>
-                <w:szCs w:val="24"/>
-                <w14:ligatures w14:val="none"/>
-              </w:rPr>
-              <w:t>Lgas</w:t>
-            </w:r>
-            <w:proofErr w:type="spellEnd"/>
           </w:p>
         </w:tc>
         <w:tc>
@@ -8317,7 +7890,6 @@
                 <w14:ligatures w14:val="none"/>
               </w:rPr>
             </w:pPr>
-            <w:proofErr w:type="spellStart"/>
             <w:r>
               <w:rPr>
                 <w:rFonts w:ascii="Calibri" w:eastAsia="Times New Roman" w:hAnsi="Calibri" w:cs="Calibri"/>
@@ -8326,31 +7898,8 @@
                 <w:szCs w:val="24"/>
                 <w14:ligatures w14:val="none"/>
               </w:rPr>
-              <w:t>uL</w:t>
+              <w:t>uL/Lgas</w:t>
             </w:r>
-            <w:proofErr w:type="spellEnd"/>
-            <w:r>
-              <w:rPr>
-                <w:rFonts w:ascii="Calibri" w:eastAsia="Times New Roman" w:hAnsi="Calibri" w:cs="Calibri"/>
-                <w:kern w:val="0"/>
-                <w:sz w:val="24"/>
-                <w:szCs w:val="24"/>
-                <w14:ligatures w14:val="none"/>
-              </w:rPr>
-              <w:t>/</w:t>
-            </w:r>
-            <w:proofErr w:type="spellStart"/>
-            <w:r>
-              <w:rPr>
-                <w:rFonts w:ascii="Calibri" w:eastAsia="Times New Roman" w:hAnsi="Calibri" w:cs="Calibri"/>
-                <w:kern w:val="0"/>
-                <w:sz w:val="24"/>
-                <w:szCs w:val="24"/>
-                <w14:ligatures w14:val="none"/>
-              </w:rPr>
-              <w:t>Lgas</w:t>
-            </w:r>
-            <w:proofErr w:type="spellEnd"/>
           </w:p>
         </w:tc>
         <w:tc>
@@ -8562,7 +8111,6 @@
                 <w14:ligatures w14:val="none"/>
               </w:rPr>
             </w:pPr>
-            <w:proofErr w:type="spellStart"/>
             <w:r>
               <w:rPr>
                 <w:rFonts w:ascii="Calibri" w:eastAsia="Times New Roman" w:hAnsi="Calibri" w:cs="Calibri"/>
@@ -8571,31 +8119,8 @@
                 <w:szCs w:val="24"/>
                 <w14:ligatures w14:val="none"/>
               </w:rPr>
-              <w:t>uL</w:t>
+              <w:t>uL/Lgas</w:t>
             </w:r>
-            <w:proofErr w:type="spellEnd"/>
-            <w:r>
-              <w:rPr>
-                <w:rFonts w:ascii="Calibri" w:eastAsia="Times New Roman" w:hAnsi="Calibri" w:cs="Calibri"/>
-                <w:kern w:val="0"/>
-                <w:sz w:val="24"/>
-                <w:szCs w:val="24"/>
-                <w14:ligatures w14:val="none"/>
-              </w:rPr>
-              <w:t>/</w:t>
-            </w:r>
-            <w:proofErr w:type="spellStart"/>
-            <w:r>
-              <w:rPr>
-                <w:rFonts w:ascii="Calibri" w:eastAsia="Times New Roman" w:hAnsi="Calibri" w:cs="Calibri"/>
-                <w:kern w:val="0"/>
-                <w:sz w:val="24"/>
-                <w:szCs w:val="24"/>
-                <w14:ligatures w14:val="none"/>
-              </w:rPr>
-              <w:t>Lgas</w:t>
-            </w:r>
-            <w:proofErr w:type="spellEnd"/>
           </w:p>
         </w:tc>
         <w:tc>
@@ -8807,7 +8332,6 @@
                 <w14:ligatures w14:val="none"/>
               </w:rPr>
             </w:pPr>
-            <w:proofErr w:type="spellStart"/>
             <w:r>
               <w:rPr>
                 <w:rFonts w:ascii="Calibri" w:eastAsia="Times New Roman" w:hAnsi="Calibri" w:cs="Calibri"/>
@@ -8816,31 +8340,8 @@
                 <w:szCs w:val="24"/>
                 <w14:ligatures w14:val="none"/>
               </w:rPr>
-              <w:t>uL</w:t>
+              <w:t>uL/Lgas</w:t>
             </w:r>
-            <w:proofErr w:type="spellEnd"/>
-            <w:r>
-              <w:rPr>
-                <w:rFonts w:ascii="Calibri" w:eastAsia="Times New Roman" w:hAnsi="Calibri" w:cs="Calibri"/>
-                <w:kern w:val="0"/>
-                <w:sz w:val="24"/>
-                <w:szCs w:val="24"/>
-                <w14:ligatures w14:val="none"/>
-              </w:rPr>
-              <w:t>/</w:t>
-            </w:r>
-            <w:proofErr w:type="spellStart"/>
-            <w:r>
-              <w:rPr>
-                <w:rFonts w:ascii="Calibri" w:eastAsia="Times New Roman" w:hAnsi="Calibri" w:cs="Calibri"/>
-                <w:kern w:val="0"/>
-                <w:sz w:val="24"/>
-                <w:szCs w:val="24"/>
-                <w14:ligatures w14:val="none"/>
-              </w:rPr>
-              <w:t>Lgas</w:t>
-            </w:r>
-            <w:proofErr w:type="spellEnd"/>
           </w:p>
         </w:tc>
         <w:tc>
@@ -9055,7 +8556,6 @@
                 <w14:ligatures w14:val="none"/>
               </w:rPr>
             </w:pPr>
-            <w:proofErr w:type="spellStart"/>
             <w:r>
               <w:rPr>
                 <w:rFonts w:ascii="Calibri" w:eastAsia="Times New Roman" w:hAnsi="Calibri" w:cs="Calibri"/>
@@ -9064,31 +8564,8 @@
                 <w:szCs w:val="24"/>
                 <w14:ligatures w14:val="none"/>
               </w:rPr>
-              <w:t>uL</w:t>
+              <w:t>uL/Lgas</w:t>
             </w:r>
-            <w:proofErr w:type="spellEnd"/>
-            <w:r>
-              <w:rPr>
-                <w:rFonts w:ascii="Calibri" w:eastAsia="Times New Roman" w:hAnsi="Calibri" w:cs="Calibri"/>
-                <w:kern w:val="0"/>
-                <w:sz w:val="24"/>
-                <w:szCs w:val="24"/>
-                <w14:ligatures w14:val="none"/>
-              </w:rPr>
-              <w:t>/</w:t>
-            </w:r>
-            <w:proofErr w:type="spellStart"/>
-            <w:r>
-              <w:rPr>
-                <w:rFonts w:ascii="Calibri" w:eastAsia="Times New Roman" w:hAnsi="Calibri" w:cs="Calibri"/>
-                <w:kern w:val="0"/>
-                <w:sz w:val="24"/>
-                <w:szCs w:val="24"/>
-                <w14:ligatures w14:val="none"/>
-              </w:rPr>
-              <w:t>Lgas</w:t>
-            </w:r>
-            <w:proofErr w:type="spellEnd"/>
           </w:p>
         </w:tc>
         <w:tc>
@@ -10571,7 +10048,6 @@
         </w:rPr>
         <w:t xml:space="preserve">The Standards Names </w:t>
       </w:r>
-      <w:proofErr w:type="spellStart"/>
       <w:r>
         <w:rPr>
           <w:b/>
@@ -10579,9 +10055,9 @@
           <w:sz w:val="40"/>
           <w:szCs w:val="40"/>
         </w:rPr>
-        <w:t>PerSTDA</w:t>
-      </w:r>
-      <w:proofErr w:type="spellEnd"/>
+        <w:t xml:space="preserve">PerSTDA and PerSTD are not consistent </w:t>
+      </w:r>
+      <w:proofErr w:type="gramStart"/>
       <w:r>
         <w:rPr>
           <w:b/>
@@ -10589,40 +10065,8 @@
           <w:sz w:val="40"/>
           <w:szCs w:val="40"/>
         </w:rPr>
-        <w:t xml:space="preserve"> and </w:t>
-      </w:r>
-      <w:proofErr w:type="spellStart"/>
-      <w:r>
-        <w:rPr>
-          <w:b/>
-          <w:bCs/>
-          <w:sz w:val="40"/>
-          <w:szCs w:val="40"/>
-        </w:rPr>
-        <w:t>PerSTD</w:t>
-      </w:r>
-      <w:proofErr w:type="spellEnd"/>
-      <w:r>
-        <w:rPr>
-          <w:b/>
-          <w:bCs/>
-          <w:sz w:val="40"/>
-          <w:szCs w:val="40"/>
-        </w:rPr>
-        <w:t xml:space="preserve"> are not consistent </w:t>
-      </w:r>
-      <w:proofErr w:type="spellStart"/>
-      <w:proofErr w:type="gramStart"/>
-      <w:r>
-        <w:rPr>
-          <w:b/>
-          <w:bCs/>
-          <w:sz w:val="40"/>
-          <w:szCs w:val="40"/>
-        </w:rPr>
         <w:t>through out</w:t>
       </w:r>
-      <w:proofErr w:type="spellEnd"/>
       <w:proofErr w:type="gramEnd"/>
       <w:r>
         <w:rPr>
@@ -12068,6 +11512,287 @@
       <w:proofErr w:type="gramEnd"/>
       <w:r>
         <w:t xml:space="preserve"> a new standard. And are strangely consistent</w:t>
+      </w:r>
+    </w:p>
+    <w:p>
+      <w:r>
+        <w:br w:type="page"/>
+      </w:r>
+    </w:p>
+    <w:p>
+      <w:r>
+        <w:lastRenderedPageBreak/>
+        <w:t>2021-07-15</w:t>
+      </w:r>
+    </w:p>
+    <w:p>
+      <w:r>
+        <w:rPr>
+          <w:noProof/>
+        </w:rPr>
+        <w:drawing>
+          <wp:inline distT="0" distB="0" distL="0" distR="0" wp14:anchorId="49E061A1" wp14:editId="09BFCEEF">
+            <wp:extent cx="5911664" cy="3105241"/>
+            <wp:effectExtent l="0" t="0" r="0" b="0"/>
+            <wp:docPr id="2106566007" name="Picture 1"/>
+            <wp:cNvGraphicFramePr>
+              <a:graphicFrameLocks xmlns:a="http://schemas.openxmlformats.org/drawingml/2006/main" noChangeAspect="1"/>
+            </wp:cNvGraphicFramePr>
+            <a:graphic xmlns:a="http://schemas.openxmlformats.org/drawingml/2006/main">
+              <a:graphicData uri="http://schemas.openxmlformats.org/drawingml/2006/picture">
+                <pic:pic xmlns:pic="http://schemas.openxmlformats.org/drawingml/2006/picture">
+                  <pic:nvPicPr>
+                    <pic:cNvPr id="0" name="Picture 2"/>
+                    <pic:cNvPicPr>
+                      <a:picLocks noChangeAspect="1" noChangeArrowheads="1"/>
+                    </pic:cNvPicPr>
+                  </pic:nvPicPr>
+                  <pic:blipFill>
+                    <a:blip r:embed="rId114" cstate="print">
+                      <a:extLst>
+                        <a:ext uri="{28A0092B-C50C-407E-A947-70E740481C1C}">
+                          <a14:useLocalDpi xmlns:a14="http://schemas.microsoft.com/office/drawing/2010/main" val="0"/>
+                        </a:ext>
+                      </a:extLst>
+                    </a:blip>
+                    <a:srcRect/>
+                    <a:stretch>
+                      <a:fillRect/>
+                    </a:stretch>
+                  </pic:blipFill>
+                  <pic:spPr bwMode="auto">
+                    <a:xfrm>
+                      <a:off x="0" y="0"/>
+                      <a:ext cx="5950333" cy="3125553"/>
+                    </a:xfrm>
+                    <a:prstGeom prst="rect">
+                      <a:avLst/>
+                    </a:prstGeom>
+                    <a:noFill/>
+                  </pic:spPr>
+                </pic:pic>
+              </a:graphicData>
+            </a:graphic>
+          </wp:inline>
+        </w:drawing>
+      </w:r>
+    </w:p>
+    <w:p>
+      <w:r>
+        <w:rPr>
+          <w:noProof/>
+        </w:rPr>
+        <w:drawing>
+          <wp:inline distT="0" distB="0" distL="0" distR="0" wp14:anchorId="272075AA" wp14:editId="02BD5966">
+            <wp:extent cx="5930488" cy="3115129"/>
+            <wp:effectExtent l="0" t="0" r="0" b="9525"/>
+            <wp:docPr id="6657915" name="Picture 2"/>
+            <wp:cNvGraphicFramePr>
+              <a:graphicFrameLocks xmlns:a="http://schemas.openxmlformats.org/drawingml/2006/main" noChangeAspect="1"/>
+            </wp:cNvGraphicFramePr>
+            <a:graphic xmlns:a="http://schemas.openxmlformats.org/drawingml/2006/main">
+              <a:graphicData uri="http://schemas.openxmlformats.org/drawingml/2006/picture">
+                <pic:pic xmlns:pic="http://schemas.openxmlformats.org/drawingml/2006/picture">
+                  <pic:nvPicPr>
+                    <pic:cNvPr id="0" name="Picture 3"/>
+                    <pic:cNvPicPr>
+                      <a:picLocks noChangeAspect="1" noChangeArrowheads="1"/>
+                    </pic:cNvPicPr>
+                  </pic:nvPicPr>
+                  <pic:blipFill>
+                    <a:blip r:embed="rId115" cstate="print">
+                      <a:extLst>
+                        <a:ext uri="{28A0092B-C50C-407E-A947-70E740481C1C}">
+                          <a14:useLocalDpi xmlns:a14="http://schemas.microsoft.com/office/drawing/2010/main" val="0"/>
+                        </a:ext>
+                      </a:extLst>
+                    </a:blip>
+                    <a:srcRect/>
+                    <a:stretch>
+                      <a:fillRect/>
+                    </a:stretch>
+                  </pic:blipFill>
+                  <pic:spPr bwMode="auto">
+                    <a:xfrm>
+                      <a:off x="0" y="0"/>
+                      <a:ext cx="5965340" cy="3133436"/>
+                    </a:xfrm>
+                    <a:prstGeom prst="rect">
+                      <a:avLst/>
+                    </a:prstGeom>
+                    <a:noFill/>
+                  </pic:spPr>
+                </pic:pic>
+              </a:graphicData>
+            </a:graphic>
+          </wp:inline>
+        </w:drawing>
+      </w:r>
+    </w:p>
+    <w:p>
+      <w:r>
+        <w:t xml:space="preserve">Records 1510, </w:t>
+      </w:r>
+      <w:r>
+        <w:t xml:space="preserve">1521, </w:t>
+      </w:r>
+      <w:proofErr w:type="gramStart"/>
+      <w:r>
+        <w:t>1596 ,</w:t>
+      </w:r>
+      <w:proofErr w:type="gramEnd"/>
+      <w:r>
+        <w:t xml:space="preserve"> 1607 </w:t>
+      </w:r>
+      <w:r>
+        <w:t xml:space="preserve">and 1435 are strange. They are </w:t>
+      </w:r>
+      <w:proofErr w:type="gramStart"/>
+      <w:r>
+        <w:t>from</w:t>
+      </w:r>
+      <w:proofErr w:type="gramEnd"/>
+      <w:r>
+        <w:t xml:space="preserve"> a new standard. And are strangely consistent</w:t>
+      </w:r>
+      <w:r>
+        <w:t>.</w:t>
+      </w:r>
+    </w:p>
+    <w:p>
+      <w:r>
+        <w:br w:type="page"/>
+      </w:r>
+    </w:p>
+    <w:p>
+      <w:r>
+        <w:lastRenderedPageBreak/>
+        <w:t>2021-07-20</w:t>
+      </w:r>
+    </w:p>
+    <w:p>
+      <w:r>
+        <w:rPr>
+          <w:noProof/>
+        </w:rPr>
+        <w:drawing>
+          <wp:inline distT="0" distB="0" distL="0" distR="0" wp14:anchorId="1F6D13A2" wp14:editId="51BFA235">
+            <wp:extent cx="5885153" cy="3091315"/>
+            <wp:effectExtent l="0" t="0" r="1905" b="0"/>
+            <wp:docPr id="557926163" name="Picture 1"/>
+            <wp:cNvGraphicFramePr>
+              <a:graphicFrameLocks xmlns:a="http://schemas.openxmlformats.org/drawingml/2006/main" noChangeAspect="1"/>
+            </wp:cNvGraphicFramePr>
+            <a:graphic xmlns:a="http://schemas.openxmlformats.org/drawingml/2006/main">
+              <a:graphicData uri="http://schemas.openxmlformats.org/drawingml/2006/picture">
+                <pic:pic xmlns:pic="http://schemas.openxmlformats.org/drawingml/2006/picture">
+                  <pic:nvPicPr>
+                    <pic:cNvPr id="0" name="Picture 2"/>
+                    <pic:cNvPicPr>
+                      <a:picLocks noChangeAspect="1" noChangeArrowheads="1"/>
+                    </pic:cNvPicPr>
+                  </pic:nvPicPr>
+                  <pic:blipFill>
+                    <a:blip r:embed="rId116" cstate="print">
+                      <a:extLst>
+                        <a:ext uri="{28A0092B-C50C-407E-A947-70E740481C1C}">
+                          <a14:useLocalDpi xmlns:a14="http://schemas.microsoft.com/office/drawing/2010/main" val="0"/>
+                        </a:ext>
+                      </a:extLst>
+                    </a:blip>
+                    <a:srcRect/>
+                    <a:stretch>
+                      <a:fillRect/>
+                    </a:stretch>
+                  </pic:blipFill>
+                  <pic:spPr bwMode="auto">
+                    <a:xfrm>
+                      <a:off x="0" y="0"/>
+                      <a:ext cx="5910580" cy="3104671"/>
+                    </a:xfrm>
+                    <a:prstGeom prst="rect">
+                      <a:avLst/>
+                    </a:prstGeom>
+                    <a:noFill/>
+                  </pic:spPr>
+                </pic:pic>
+              </a:graphicData>
+            </a:graphic>
+          </wp:inline>
+        </w:drawing>
+      </w:r>
+    </w:p>
+    <w:p>
+      <w:r>
+        <w:rPr>
+          <w:noProof/>
+        </w:rPr>
+        <w:drawing>
+          <wp:inline distT="0" distB="0" distL="0" distR="0" wp14:anchorId="6EC5F94C" wp14:editId="7F8ACD62">
+            <wp:extent cx="5923632" cy="3111527"/>
+            <wp:effectExtent l="0" t="0" r="1270" b="0"/>
+            <wp:docPr id="69257954" name="Picture 2"/>
+            <wp:cNvGraphicFramePr>
+              <a:graphicFrameLocks xmlns:a="http://schemas.openxmlformats.org/drawingml/2006/main" noChangeAspect="1"/>
+            </wp:cNvGraphicFramePr>
+            <a:graphic xmlns:a="http://schemas.openxmlformats.org/drawingml/2006/main">
+              <a:graphicData uri="http://schemas.openxmlformats.org/drawingml/2006/picture">
+                <pic:pic xmlns:pic="http://schemas.openxmlformats.org/drawingml/2006/picture">
+                  <pic:nvPicPr>
+                    <pic:cNvPr id="0" name="Picture 3"/>
+                    <pic:cNvPicPr>
+                      <a:picLocks noChangeAspect="1" noChangeArrowheads="1"/>
+                    </pic:cNvPicPr>
+                  </pic:nvPicPr>
+                  <pic:blipFill>
+                    <a:blip r:embed="rId117" cstate="print">
+                      <a:extLst>
+                        <a:ext uri="{28A0092B-C50C-407E-A947-70E740481C1C}">
+                          <a14:useLocalDpi xmlns:a14="http://schemas.microsoft.com/office/drawing/2010/main" val="0"/>
+                        </a:ext>
+                      </a:extLst>
+                    </a:blip>
+                    <a:srcRect/>
+                    <a:stretch>
+                      <a:fillRect/>
+                    </a:stretch>
+                  </pic:blipFill>
+                  <pic:spPr bwMode="auto">
+                    <a:xfrm>
+                      <a:off x="0" y="0"/>
+                      <a:ext cx="5951308" cy="3126064"/>
+                    </a:xfrm>
+                    <a:prstGeom prst="rect">
+                      <a:avLst/>
+                    </a:prstGeom>
+                    <a:noFill/>
+                  </pic:spPr>
+                </pic:pic>
+              </a:graphicData>
+            </a:graphic>
+          </wp:inline>
+        </w:drawing>
+      </w:r>
+    </w:p>
+    <w:p>
+      <w:r>
+        <w:t xml:space="preserve">1768 and 1779 </w:t>
+      </w:r>
+      <w:proofErr w:type="gramStart"/>
+      <w:r>
+        <w:t>seemed  switched</w:t>
+      </w:r>
+      <w:proofErr w:type="gramEnd"/>
+      <w:r>
+        <w:t>; 50 is 100 and 100 is 50.</w:t>
+      </w:r>
+    </w:p>
+    <w:p>
+      <w:r>
+        <w:t>1693 and 1682 are way off</w:t>
+      </w:r>
+      <w:r>
+        <w:br w:type="page"/>
       </w:r>
     </w:p>
     <w:p/>

--- a/StrategicTillage_GC_Analysis_workFlow.docx
+++ b/StrategicTillage_GC_Analysis_workFlow.docx
@@ -109,29 +109,8 @@
       </w:r>
     </w:p>
     <w:p>
-      <w:proofErr w:type="gramStart"/>
-      <w:r>
-        <w:t>The N2O</w:t>
-      </w:r>
-      <w:proofErr w:type="gramEnd"/>
-      <w:r>
-        <w:t xml:space="preserve"> and CO2 emissions are too high.  The N2O emission measure calculated by Alli </w:t>
-      </w:r>
-      <w:proofErr w:type="gramStart"/>
-      <w:r>
-        <w:t>were</w:t>
-      </w:r>
-      <w:proofErr w:type="gramEnd"/>
-      <w:r>
-        <w:t xml:space="preserve"> around </w:t>
-      </w:r>
-      <w:proofErr w:type="gramStart"/>
-      <w:r>
-        <w:t>10  kg</w:t>
-      </w:r>
-      <w:proofErr w:type="gramEnd"/>
-      <w:r>
-        <w:t xml:space="preserve">-N/ha yr. </w:t>
+      <w:r>
+        <w:t xml:space="preserve">The N2O and CO2 emissions are too high.  The N2O emission measure calculated by Alli were around 10  kg-N/ha yr. </w:t>
       </w:r>
     </w:p>
     <w:p>
@@ -340,31 +319,7 @@
     </w:p>
     <w:p>
       <w:r>
-        <w:t xml:space="preserve">The calibration regression for the GC based on standards </w:t>
-      </w:r>
-      <w:proofErr w:type="gramStart"/>
-      <w:r>
-        <w:t>seem</w:t>
-      </w:r>
-      <w:proofErr w:type="gramEnd"/>
-      <w:r>
-        <w:t xml:space="preserve"> to be irrelevant, as the important aspect affecting the emissions is not the </w:t>
-      </w:r>
-      <w:proofErr w:type="gramStart"/>
-      <w:r>
-        <w:t>particular concentration</w:t>
-      </w:r>
-      <w:proofErr w:type="gramEnd"/>
-      <w:r>
-        <w:t xml:space="preserve"> data point, but the slope of the consequent concentration measurement inside the chamber that </w:t>
-      </w:r>
-      <w:proofErr w:type="gramStart"/>
-      <w:r>
-        <w:t>result</w:t>
-      </w:r>
-      <w:proofErr w:type="gramEnd"/>
-      <w:r>
-        <w:t xml:space="preserve"> in the emission rate.</w:t>
+        <w:t>The calibration regression for the GC based on standards seem to be irrelevant, as the important aspect affecting the emissions is not the particular concentration data point, but the slope of the consequent concentration measurement inside the chamber that result in the emission rate.</w:t>
       </w:r>
     </w:p>
     <w:p>
@@ -830,15 +785,7 @@
     <w:p/>
     <w:p>
       <w:r>
-        <w:t xml:space="preserve">The data from the GC does not </w:t>
-      </w:r>
-      <w:proofErr w:type="gramStart"/>
-      <w:r>
-        <w:t>seems</w:t>
-      </w:r>
-      <w:proofErr w:type="gramEnd"/>
-      <w:r>
-        <w:t xml:space="preserve"> to indicate any mayor difference in the results. The high emissions do not seem to be the result of the GC analysis.</w:t>
+        <w:t>The data from the GC does not seems to indicate any mayor difference in the results. The high emissions do not seem to be the result of the GC analysis.</w:t>
       </w:r>
     </w:p>
     <w:p>
@@ -1366,15 +1313,7 @@
     <w:p/>
     <w:p>
       <w:r>
-        <w:t xml:space="preserve">Plotting the daily emissions (period emissions) against time </w:t>
-      </w:r>
-      <w:proofErr w:type="gramStart"/>
-      <w:r>
-        <w:t>it is clear that the</w:t>
-      </w:r>
-      <w:proofErr w:type="gramEnd"/>
-      <w:r>
-        <w:t xml:space="preserve"> main factor determining the higher emissions in blocks 1 and 2 are high N2O emission peaks. Those peaks are not present in blocks 3 and 4.</w:t>
+        <w:t>Plotting the daily emissions (period emissions) against time it is clear that the main factor determining the higher emissions in blocks 1 and 2 are high N2O emission peaks. Those peaks are not present in blocks 3 and 4.</w:t>
       </w:r>
     </w:p>
     <w:p/>
@@ -1608,7 +1547,6 @@
       <w:r>
         <w:t xml:space="preserve">In 2021, Sampling date </w:t>
       </w:r>
-      <w:proofErr w:type="gramStart"/>
       <w:r>
         <w:t>20210614</w:t>
       </w:r>
@@ -1616,42 +1554,22 @@
         <w:t xml:space="preserve">, </w:t>
       </w:r>
       <w:r>
-        <w:t xml:space="preserve"> and</w:t>
-      </w:r>
-      <w:proofErr w:type="gramEnd"/>
+        <w:t xml:space="preserve"> and </w:t>
+      </w:r>
+      <w:r>
+        <w:t>20210629</w:t>
+      </w:r>
       <w:r>
         <w:t xml:space="preserve"> </w:t>
       </w:r>
       <w:r>
-        <w:t>20210629</w:t>
+        <w:t>has problems:  The red points in the graph below all belong</w:t>
       </w:r>
       <w:r>
         <w:t xml:space="preserve"> </w:t>
       </w:r>
       <w:r>
-        <w:t>has problems</w:t>
-      </w:r>
-      <w:proofErr w:type="gramStart"/>
-      <w:r>
-        <w:t>:  The</w:t>
-      </w:r>
-      <w:proofErr w:type="gramEnd"/>
-      <w:r>
-        <w:t xml:space="preserve"> red points in the graph below all </w:t>
-      </w:r>
-      <w:proofErr w:type="gramStart"/>
-      <w:r>
-        <w:t>belong</w:t>
-      </w:r>
-      <w:r>
-        <w:t xml:space="preserve"> </w:t>
-      </w:r>
-      <w:r>
-        <w:t xml:space="preserve"> to</w:t>
-      </w:r>
-      <w:proofErr w:type="gramEnd"/>
-      <w:r>
-        <w:t xml:space="preserve"> sampling day </w:t>
+        <w:t xml:space="preserve"> to sampling day </w:t>
       </w:r>
       <w:r>
         <w:t>20210614</w:t>
@@ -1835,49 +1753,7 @@
         <w:rPr>
           <w:highlight w:val="yellow"/>
         </w:rPr>
-        <w:t xml:space="preserve">The final data for the mass flux calculations was taken from f0 and the missing data from “data error” from </w:t>
-      </w:r>
-      <w:proofErr w:type="gramStart"/>
-      <w:r>
-        <w:rPr>
-          <w:highlight w:val="yellow"/>
-        </w:rPr>
-        <w:t>LR.f</w:t>
-      </w:r>
-      <w:proofErr w:type="gramEnd"/>
-      <w:r>
-        <w:rPr>
-          <w:highlight w:val="yellow"/>
-        </w:rPr>
-        <w:t xml:space="preserve">0. For N2O and CH4 all the data </w:t>
-      </w:r>
-      <w:proofErr w:type="gramStart"/>
-      <w:r>
-        <w:rPr>
-          <w:highlight w:val="yellow"/>
-        </w:rPr>
-        <w:t>has to</w:t>
-      </w:r>
-      <w:proofErr w:type="gramEnd"/>
-      <w:r>
-        <w:rPr>
-          <w:highlight w:val="yellow"/>
-        </w:rPr>
-        <w:t xml:space="preserve"> come from </w:t>
-      </w:r>
-      <w:proofErr w:type="gramStart"/>
-      <w:r>
-        <w:rPr>
-          <w:highlight w:val="yellow"/>
-        </w:rPr>
-        <w:t>LR.f</w:t>
-      </w:r>
-      <w:proofErr w:type="gramEnd"/>
-      <w:r>
-        <w:rPr>
-          <w:highlight w:val="yellow"/>
-        </w:rPr>
-        <w:t>0.</w:t>
+        <w:t>The final data for the mass flux calculations was taken from f0 and the missing data from “data error” from LR.f0. For N2O and CH4 all the data has to come from LR.f0.</w:t>
       </w:r>
     </w:p>
     <w:p>
@@ -4239,7 +4115,6 @@
           <w14:ligatures w14:val="none"/>
         </w:rPr>
       </w:pPr>
-      <w:proofErr w:type="gramStart"/>
       <w:r>
         <w:rPr>
           <w:rFonts w:ascii="Lucida Console" w:eastAsia="Times New Roman" w:hAnsi="Lucida Console" w:cs="Courier New"/>
@@ -4249,19 +4124,7 @@
           <w:szCs w:val="20"/>
           <w14:ligatures w14:val="none"/>
         </w:rPr>
-        <w:t>summary(Cumm.Stat.Anal</w:t>
-      </w:r>
-      <w:proofErr w:type="gramEnd"/>
-      <w:r>
-        <w:rPr>
-          <w:rFonts w:ascii="Lucida Console" w:eastAsia="Times New Roman" w:hAnsi="Lucida Console" w:cs="Courier New"/>
-          <w:color w:val="0000FF"/>
-          <w:kern w:val="0"/>
-          <w:sz w:val="20"/>
-          <w:szCs w:val="20"/>
-          <w14:ligatures w14:val="none"/>
-        </w:rPr>
-        <w:t>)</w:t>
+        <w:t>summary(Cumm.Stat.Anal)</w:t>
       </w:r>
     </w:p>
     <w:p>
@@ -4377,7 +4240,6 @@
           <w14:ligatures w14:val="none"/>
         </w:rPr>
       </w:pPr>
-      <w:proofErr w:type="gramStart"/>
       <w:r>
         <w:rPr>
           <w:rFonts w:ascii="Lucida Console" w:eastAsia="Times New Roman" w:hAnsi="Lucida Console" w:cs="Courier New"/>
@@ -4388,46 +4250,7 @@
           <w:bdr w:val="none" w:sz="0" w:space="0" w:color="auto" w:frame="1"/>
           <w14:ligatures w14:val="none"/>
         </w:rPr>
-        <w:t>lm(</w:t>
-      </w:r>
-      <w:proofErr w:type="gramEnd"/>
-      <w:r>
-        <w:rPr>
-          <w:rFonts w:ascii="Lucida Console" w:eastAsia="Times New Roman" w:hAnsi="Lucida Console" w:cs="Courier New"/>
-          <w:color w:val="000000"/>
-          <w:kern w:val="0"/>
-          <w:sz w:val="20"/>
-          <w:szCs w:val="20"/>
-          <w:bdr w:val="none" w:sz="0" w:space="0" w:color="auto" w:frame="1"/>
-          <w14:ligatures w14:val="none"/>
-        </w:rPr>
-        <w:t xml:space="preserve">formula = </w:t>
-      </w:r>
-      <w:proofErr w:type="gramStart"/>
-      <w:r>
-        <w:rPr>
-          <w:rFonts w:ascii="Lucida Console" w:eastAsia="Times New Roman" w:hAnsi="Lucida Console" w:cs="Courier New"/>
-          <w:color w:val="000000"/>
-          <w:kern w:val="0"/>
-          <w:sz w:val="20"/>
-          <w:szCs w:val="20"/>
-          <w:bdr w:val="none" w:sz="0" w:space="0" w:color="auto" w:frame="1"/>
-          <w14:ligatures w14:val="none"/>
-        </w:rPr>
-        <w:t>Total.Cum.Emissions</w:t>
-      </w:r>
-      <w:proofErr w:type="gramEnd"/>
-      <w:r>
-        <w:rPr>
-          <w:rFonts w:ascii="Lucida Console" w:eastAsia="Times New Roman" w:hAnsi="Lucida Console" w:cs="Courier New"/>
-          <w:color w:val="000000"/>
-          <w:kern w:val="0"/>
-          <w:sz w:val="20"/>
-          <w:szCs w:val="20"/>
-          <w:bdr w:val="none" w:sz="0" w:space="0" w:color="auto" w:frame="1"/>
-          <w14:ligatures w14:val="none"/>
-        </w:rPr>
-        <w:t xml:space="preserve"> ~ BLOCK.F + Sampling.Year + </w:t>
+        <w:t xml:space="preserve">lm(formula = Total.Cum.Emissions ~ BLOCK.F + Sampling.Year + </w:t>
       </w:r>
     </w:p>
     <w:p>
@@ -4473,33 +4296,7 @@
           <w:bdr w:val="none" w:sz="0" w:space="0" w:color="auto" w:frame="1"/>
           <w14:ligatures w14:val="none"/>
         </w:rPr>
-        <w:t xml:space="preserve">    CoverCrop.F + Treatment.F, data = </w:t>
-      </w:r>
-      <w:proofErr w:type="gramStart"/>
-      <w:r>
-        <w:rPr>
-          <w:rFonts w:ascii="Lucida Console" w:eastAsia="Times New Roman" w:hAnsi="Lucida Console" w:cs="Courier New"/>
-          <w:color w:val="000000"/>
-          <w:kern w:val="0"/>
-          <w:sz w:val="20"/>
-          <w:szCs w:val="20"/>
-          <w:bdr w:val="none" w:sz="0" w:space="0" w:color="auto" w:frame="1"/>
-          <w14:ligatures w14:val="none"/>
-        </w:rPr>
-        <w:t>Cumm.Emm.Analysis</w:t>
-      </w:r>
-      <w:proofErr w:type="gramEnd"/>
-      <w:r>
-        <w:rPr>
-          <w:rFonts w:ascii="Lucida Console" w:eastAsia="Times New Roman" w:hAnsi="Lucida Console" w:cs="Courier New"/>
-          <w:color w:val="000000"/>
-          <w:kern w:val="0"/>
-          <w:sz w:val="20"/>
-          <w:szCs w:val="20"/>
-          <w:bdr w:val="none" w:sz="0" w:space="0" w:color="auto" w:frame="1"/>
-          <w14:ligatures w14:val="none"/>
-        </w:rPr>
-        <w:t>.2)</w:t>
+        <w:t xml:space="preserve">    CoverCrop.F + Treatment.F, data = Cumm.Emm.Analysis.2)</w:t>
       </w:r>
     </w:p>
     <w:p>
@@ -4625,33 +4422,7 @@
           <w:bdr w:val="none" w:sz="0" w:space="0" w:color="auto" w:frame="1"/>
           <w14:ligatures w14:val="none"/>
         </w:rPr>
-        <w:t xml:space="preserve">    Min      1</w:t>
-      </w:r>
-      <w:proofErr w:type="gramStart"/>
-      <w:r>
-        <w:rPr>
-          <w:rFonts w:ascii="Lucida Console" w:eastAsia="Times New Roman" w:hAnsi="Lucida Console" w:cs="Courier New"/>
-          <w:color w:val="000000"/>
-          <w:kern w:val="0"/>
-          <w:sz w:val="20"/>
-          <w:szCs w:val="20"/>
-          <w:bdr w:val="none" w:sz="0" w:space="0" w:color="auto" w:frame="1"/>
-          <w14:ligatures w14:val="none"/>
-        </w:rPr>
-        <w:t>Q  Median</w:t>
-      </w:r>
-      <w:proofErr w:type="gramEnd"/>
-      <w:r>
-        <w:rPr>
-          <w:rFonts w:ascii="Lucida Console" w:eastAsia="Times New Roman" w:hAnsi="Lucida Console" w:cs="Courier New"/>
-          <w:color w:val="000000"/>
-          <w:kern w:val="0"/>
-          <w:sz w:val="20"/>
-          <w:szCs w:val="20"/>
-          <w:bdr w:val="none" w:sz="0" w:space="0" w:color="auto" w:frame="1"/>
-          <w14:ligatures w14:val="none"/>
-        </w:rPr>
-        <w:t xml:space="preserve">      3Q     Max </w:t>
+        <w:t xml:space="preserve">    Min      1Q  Median      3Q     Max </w:t>
       </w:r>
     </w:p>
     <w:p>
@@ -4697,85 +4468,7 @@
           <w:bdr w:val="none" w:sz="0" w:space="0" w:color="auto" w:frame="1"/>
           <w14:ligatures w14:val="none"/>
         </w:rPr>
-        <w:t>-21.</w:t>
-      </w:r>
-      <w:proofErr w:type="gramStart"/>
-      <w:r>
-        <w:rPr>
-          <w:rFonts w:ascii="Lucida Console" w:eastAsia="Times New Roman" w:hAnsi="Lucida Console" w:cs="Courier New"/>
-          <w:color w:val="000000"/>
-          <w:kern w:val="0"/>
-          <w:sz w:val="20"/>
-          <w:szCs w:val="20"/>
-          <w:bdr w:val="none" w:sz="0" w:space="0" w:color="auto" w:frame="1"/>
-          <w14:ligatures w14:val="none"/>
-        </w:rPr>
-        <w:t>204  -</w:t>
-      </w:r>
-      <w:proofErr w:type="gramEnd"/>
-      <w:r>
-        <w:rPr>
-          <w:rFonts w:ascii="Lucida Console" w:eastAsia="Times New Roman" w:hAnsi="Lucida Console" w:cs="Courier New"/>
-          <w:color w:val="000000"/>
-          <w:kern w:val="0"/>
-          <w:sz w:val="20"/>
-          <w:szCs w:val="20"/>
-          <w:bdr w:val="none" w:sz="0" w:space="0" w:color="auto" w:frame="1"/>
-          <w14:ligatures w14:val="none"/>
-        </w:rPr>
-        <w:t>7.</w:t>
-      </w:r>
-      <w:proofErr w:type="gramStart"/>
-      <w:r>
-        <w:rPr>
-          <w:rFonts w:ascii="Lucida Console" w:eastAsia="Times New Roman" w:hAnsi="Lucida Console" w:cs="Courier New"/>
-          <w:color w:val="000000"/>
-          <w:kern w:val="0"/>
-          <w:sz w:val="20"/>
-          <w:szCs w:val="20"/>
-          <w:bdr w:val="none" w:sz="0" w:space="0" w:color="auto" w:frame="1"/>
-          <w14:ligatures w14:val="none"/>
-        </w:rPr>
-        <w:t>452  -</w:t>
-      </w:r>
-      <w:proofErr w:type="gramEnd"/>
-      <w:r>
-        <w:rPr>
-          <w:rFonts w:ascii="Lucida Console" w:eastAsia="Times New Roman" w:hAnsi="Lucida Console" w:cs="Courier New"/>
-          <w:color w:val="000000"/>
-          <w:kern w:val="0"/>
-          <w:sz w:val="20"/>
-          <w:szCs w:val="20"/>
-          <w:bdr w:val="none" w:sz="0" w:space="0" w:color="auto" w:frame="1"/>
-          <w14:ligatures w14:val="none"/>
-        </w:rPr>
-        <w:t xml:space="preserve">0.579   </w:t>
-      </w:r>
-      <w:proofErr w:type="gramStart"/>
-      <w:r>
-        <w:rPr>
-          <w:rFonts w:ascii="Lucida Console" w:eastAsia="Times New Roman" w:hAnsi="Lucida Console" w:cs="Courier New"/>
-          <w:color w:val="000000"/>
-          <w:kern w:val="0"/>
-          <w:sz w:val="20"/>
-          <w:szCs w:val="20"/>
-          <w:bdr w:val="none" w:sz="0" w:space="0" w:color="auto" w:frame="1"/>
-          <w14:ligatures w14:val="none"/>
-        </w:rPr>
-        <w:t>4.777  41.906</w:t>
-      </w:r>
-      <w:proofErr w:type="gramEnd"/>
-      <w:r>
-        <w:rPr>
-          <w:rFonts w:ascii="Lucida Console" w:eastAsia="Times New Roman" w:hAnsi="Lucida Console" w:cs="Courier New"/>
-          <w:color w:val="000000"/>
-          <w:kern w:val="0"/>
-          <w:sz w:val="20"/>
-          <w:szCs w:val="20"/>
-          <w:bdr w:val="none" w:sz="0" w:space="0" w:color="auto" w:frame="1"/>
-          <w14:ligatures w14:val="none"/>
-        </w:rPr>
-        <w:t xml:space="preserve"> </w:t>
+        <w:t xml:space="preserve">-21.204  -7.452  -0.579   4.777  41.906 </w:t>
       </w:r>
     </w:p>
     <w:p>
@@ -4947,59 +4640,7 @@
           <w:bdr w:val="none" w:sz="0" w:space="0" w:color="auto" w:frame="1"/>
           <w14:ligatures w14:val="none"/>
         </w:rPr>
-        <w:t>(</w:t>
-      </w:r>
-      <w:proofErr w:type="gramStart"/>
-      <w:r>
-        <w:rPr>
-          <w:rFonts w:ascii="Lucida Console" w:eastAsia="Times New Roman" w:hAnsi="Lucida Console" w:cs="Courier New"/>
-          <w:color w:val="000000"/>
-          <w:kern w:val="0"/>
-          <w:sz w:val="20"/>
-          <w:szCs w:val="20"/>
-          <w:bdr w:val="none" w:sz="0" w:space="0" w:color="auto" w:frame="1"/>
-          <w14:ligatures w14:val="none"/>
-        </w:rPr>
-        <w:t xml:space="preserve">Intercept)   </w:t>
-      </w:r>
-      <w:proofErr w:type="gramEnd"/>
-      <w:r>
-        <w:rPr>
-          <w:rFonts w:ascii="Lucida Console" w:eastAsia="Times New Roman" w:hAnsi="Lucida Console" w:cs="Courier New"/>
-          <w:color w:val="000000"/>
-          <w:kern w:val="0"/>
-          <w:sz w:val="20"/>
-          <w:szCs w:val="20"/>
-          <w:bdr w:val="none" w:sz="0" w:space="0" w:color="auto" w:frame="1"/>
-          <w14:ligatures w14:val="none"/>
-        </w:rPr>
-        <w:t xml:space="preserve">     17.9614     3.9252   4.576 </w:t>
-      </w:r>
-      <w:proofErr w:type="gramStart"/>
-      <w:r>
-        <w:rPr>
-          <w:rFonts w:ascii="Lucida Console" w:eastAsia="Times New Roman" w:hAnsi="Lucida Console" w:cs="Courier New"/>
-          <w:color w:val="000000"/>
-          <w:kern w:val="0"/>
-          <w:sz w:val="20"/>
-          <w:szCs w:val="20"/>
-          <w:bdr w:val="none" w:sz="0" w:space="0" w:color="auto" w:frame="1"/>
-          <w14:ligatures w14:val="none"/>
-        </w:rPr>
-        <w:t xml:space="preserve">   2e</w:t>
-      </w:r>
-      <w:proofErr w:type="gramEnd"/>
-      <w:r>
-        <w:rPr>
-          <w:rFonts w:ascii="Lucida Console" w:eastAsia="Times New Roman" w:hAnsi="Lucida Console" w:cs="Courier New"/>
-          <w:color w:val="000000"/>
-          <w:kern w:val="0"/>
-          <w:sz w:val="20"/>
-          <w:szCs w:val="20"/>
-          <w:bdr w:val="none" w:sz="0" w:space="0" w:color="auto" w:frame="1"/>
-          <w14:ligatures w14:val="none"/>
-        </w:rPr>
-        <w:t>-05 ***</w:t>
+        <w:t>(Intercept)        17.9614     3.9252   4.576    2e-05 ***</w:t>
       </w:r>
     </w:p>
     <w:p>
@@ -5091,33 +4732,7 @@
           <w:bdr w:val="none" w:sz="0" w:space="0" w:color="auto" w:frame="1"/>
           <w14:ligatures w14:val="none"/>
         </w:rPr>
-        <w:t xml:space="preserve">BLOCK.F3          -14.7355     </w:t>
-      </w:r>
-      <w:proofErr w:type="gramStart"/>
-      <w:r>
-        <w:rPr>
-          <w:rFonts w:ascii="Lucida Console" w:eastAsia="Times New Roman" w:hAnsi="Lucida Console" w:cs="Courier New"/>
-          <w:color w:val="000000"/>
-          <w:kern w:val="0"/>
-          <w:sz w:val="20"/>
-          <w:szCs w:val="20"/>
-          <w:bdr w:val="none" w:sz="0" w:space="0" w:color="auto" w:frame="1"/>
-          <w14:ligatures w14:val="none"/>
-        </w:rPr>
-        <w:t>3.5916  -</w:t>
-      </w:r>
-      <w:proofErr w:type="gramEnd"/>
-      <w:r>
-        <w:rPr>
-          <w:rFonts w:ascii="Lucida Console" w:eastAsia="Times New Roman" w:hAnsi="Lucida Console" w:cs="Courier New"/>
-          <w:color w:val="000000"/>
-          <w:kern w:val="0"/>
-          <w:sz w:val="20"/>
-          <w:szCs w:val="20"/>
-          <w:bdr w:val="none" w:sz="0" w:space="0" w:color="auto" w:frame="1"/>
-          <w14:ligatures w14:val="none"/>
-        </w:rPr>
-        <w:t>4.103 0.000109 ***</w:t>
+        <w:t>BLOCK.F3          -14.7355     3.5916  -4.103 0.000109 ***</w:t>
       </w:r>
     </w:p>
     <w:p>
@@ -5163,33 +4778,7 @@
           <w:bdr w:val="none" w:sz="0" w:space="0" w:color="auto" w:frame="1"/>
           <w14:ligatures w14:val="none"/>
         </w:rPr>
-        <w:t xml:space="preserve">BLOCK.F4          -12.3094     </w:t>
-      </w:r>
-      <w:proofErr w:type="gramStart"/>
-      <w:r>
-        <w:rPr>
-          <w:rFonts w:ascii="Lucida Console" w:eastAsia="Times New Roman" w:hAnsi="Lucida Console" w:cs="Courier New"/>
-          <w:color w:val="000000"/>
-          <w:kern w:val="0"/>
-          <w:sz w:val="20"/>
-          <w:szCs w:val="20"/>
-          <w:bdr w:val="none" w:sz="0" w:space="0" w:color="auto" w:frame="1"/>
-          <w14:ligatures w14:val="none"/>
-        </w:rPr>
-        <w:t>3.5916  -</w:t>
-      </w:r>
-      <w:proofErr w:type="gramEnd"/>
-      <w:r>
-        <w:rPr>
-          <w:rFonts w:ascii="Lucida Console" w:eastAsia="Times New Roman" w:hAnsi="Lucida Console" w:cs="Courier New"/>
-          <w:color w:val="000000"/>
-          <w:kern w:val="0"/>
-          <w:sz w:val="20"/>
-          <w:szCs w:val="20"/>
-          <w:bdr w:val="none" w:sz="0" w:space="0" w:color="auto" w:frame="1"/>
-          <w14:ligatures w14:val="none"/>
-        </w:rPr>
-        <w:t xml:space="preserve">3.427 0.001025 ** </w:t>
+        <w:t xml:space="preserve">BLOCK.F4          -12.3094     3.5916  -3.427 0.001025 ** </w:t>
       </w:r>
     </w:p>
     <w:p>
@@ -5235,59 +4824,7 @@
           <w:bdr w:val="none" w:sz="0" w:space="0" w:color="auto" w:frame="1"/>
           <w14:ligatures w14:val="none"/>
         </w:rPr>
-        <w:t>Sampling.Year</w:t>
-      </w:r>
-      <w:proofErr w:type="gramStart"/>
-      <w:r>
-        <w:rPr>
-          <w:rFonts w:ascii="Lucida Console" w:eastAsia="Times New Roman" w:hAnsi="Lucida Console" w:cs="Courier New"/>
-          <w:color w:val="000000"/>
-          <w:kern w:val="0"/>
-          <w:sz w:val="20"/>
-          <w:szCs w:val="20"/>
-          <w:bdr w:val="none" w:sz="0" w:space="0" w:color="auto" w:frame="1"/>
-          <w14:ligatures w14:val="none"/>
-        </w:rPr>
-        <w:t>2022  -</w:t>
-      </w:r>
-      <w:proofErr w:type="gramEnd"/>
-      <w:r>
-        <w:rPr>
-          <w:rFonts w:ascii="Lucida Console" w:eastAsia="Times New Roman" w:hAnsi="Lucida Console" w:cs="Courier New"/>
-          <w:color w:val="000000"/>
-          <w:kern w:val="0"/>
-          <w:sz w:val="20"/>
-          <w:szCs w:val="20"/>
-          <w:bdr w:val="none" w:sz="0" w:space="0" w:color="auto" w:frame="1"/>
-          <w14:ligatures w14:val="none"/>
-        </w:rPr>
-        <w:t xml:space="preserve">9.7553     </w:t>
-      </w:r>
-      <w:proofErr w:type="gramStart"/>
-      <w:r>
-        <w:rPr>
-          <w:rFonts w:ascii="Lucida Console" w:eastAsia="Times New Roman" w:hAnsi="Lucida Console" w:cs="Courier New"/>
-          <w:color w:val="000000"/>
-          <w:kern w:val="0"/>
-          <w:sz w:val="20"/>
-          <w:szCs w:val="20"/>
-          <w:bdr w:val="none" w:sz="0" w:space="0" w:color="auto" w:frame="1"/>
-          <w14:ligatures w14:val="none"/>
-        </w:rPr>
-        <w:t>2.5396  -</w:t>
-      </w:r>
-      <w:proofErr w:type="gramEnd"/>
-      <w:r>
-        <w:rPr>
-          <w:rFonts w:ascii="Lucida Console" w:eastAsia="Times New Roman" w:hAnsi="Lucida Console" w:cs="Courier New"/>
-          <w:color w:val="000000"/>
-          <w:kern w:val="0"/>
-          <w:sz w:val="20"/>
-          <w:szCs w:val="20"/>
-          <w:bdr w:val="none" w:sz="0" w:space="0" w:color="auto" w:frame="1"/>
-          <w14:ligatures w14:val="none"/>
-        </w:rPr>
-        <w:t>3.841 0.000266 ***</w:t>
+        <w:t>Sampling.Year2022  -9.7553     2.5396  -3.841 0.000266 ***</w:t>
       </w:r>
     </w:p>
     <w:p>
@@ -5379,33 +4916,7 @@
           <w:bdr w:val="none" w:sz="0" w:space="0" w:color="auto" w:frame="1"/>
           <w14:ligatures w14:val="none"/>
         </w:rPr>
-        <w:t xml:space="preserve">CoverCrop.FTrit    -0.4087     </w:t>
-      </w:r>
-      <w:proofErr w:type="gramStart"/>
-      <w:r>
-        <w:rPr>
-          <w:rFonts w:ascii="Lucida Console" w:eastAsia="Times New Roman" w:hAnsi="Lucida Console" w:cs="Courier New"/>
-          <w:color w:val="000000"/>
-          <w:kern w:val="0"/>
-          <w:sz w:val="20"/>
-          <w:szCs w:val="20"/>
-          <w:bdr w:val="none" w:sz="0" w:space="0" w:color="auto" w:frame="1"/>
-          <w14:ligatures w14:val="none"/>
-        </w:rPr>
-        <w:t>3.2786  -</w:t>
-      </w:r>
-      <w:proofErr w:type="gramEnd"/>
-      <w:r>
-        <w:rPr>
-          <w:rFonts w:ascii="Lucida Console" w:eastAsia="Times New Roman" w:hAnsi="Lucida Console" w:cs="Courier New"/>
-          <w:color w:val="000000"/>
-          <w:kern w:val="0"/>
-          <w:sz w:val="20"/>
-          <w:szCs w:val="20"/>
-          <w:bdr w:val="none" w:sz="0" w:space="0" w:color="auto" w:frame="1"/>
-          <w14:ligatures w14:val="none"/>
-        </w:rPr>
-        <w:t xml:space="preserve">0.125 0.901165    </w:t>
+        <w:t xml:space="preserve">CoverCrop.FTrit    -0.4087     3.2786  -0.125 0.901165    </w:t>
       </w:r>
     </w:p>
     <w:p>
@@ -5451,33 +4962,7 @@
           <w:bdr w:val="none" w:sz="0" w:space="0" w:color="auto" w:frame="1"/>
           <w14:ligatures w14:val="none"/>
         </w:rPr>
-        <w:t>Treatment.FB        6.2892     3.2786   1.918 0.</w:t>
-      </w:r>
-      <w:proofErr w:type="gramStart"/>
-      <w:r>
-        <w:rPr>
-          <w:rFonts w:ascii="Lucida Console" w:eastAsia="Times New Roman" w:hAnsi="Lucida Console" w:cs="Courier New"/>
-          <w:color w:val="000000"/>
-          <w:kern w:val="0"/>
-          <w:sz w:val="20"/>
-          <w:szCs w:val="20"/>
-          <w:bdr w:val="none" w:sz="0" w:space="0" w:color="auto" w:frame="1"/>
-          <w14:ligatures w14:val="none"/>
-        </w:rPr>
-        <w:t>059162 .</w:t>
-      </w:r>
-      <w:proofErr w:type="gramEnd"/>
-      <w:r>
-        <w:rPr>
-          <w:rFonts w:ascii="Lucida Console" w:eastAsia="Times New Roman" w:hAnsi="Lucida Console" w:cs="Courier New"/>
-          <w:color w:val="000000"/>
-          <w:kern w:val="0"/>
-          <w:sz w:val="20"/>
-          <w:szCs w:val="20"/>
-          <w:bdr w:val="none" w:sz="0" w:space="0" w:color="auto" w:frame="1"/>
-          <w14:ligatures w14:val="none"/>
-        </w:rPr>
-        <w:t xml:space="preserve">  </w:t>
+        <w:t xml:space="preserve">Treatment.FB        6.2892     3.2786   1.918 0.059162 .  </w:t>
       </w:r>
     </w:p>
     <w:p>
@@ -5569,33 +5054,7 @@
           <w:bdr w:val="none" w:sz="0" w:space="0" w:color="auto" w:frame="1"/>
           <w14:ligatures w14:val="none"/>
         </w:rPr>
-        <w:t xml:space="preserve">Treatment.FD       -0.8080     </w:t>
-      </w:r>
-      <w:proofErr w:type="gramStart"/>
-      <w:r>
-        <w:rPr>
-          <w:rFonts w:ascii="Lucida Console" w:eastAsia="Times New Roman" w:hAnsi="Lucida Console" w:cs="Courier New"/>
-          <w:color w:val="000000"/>
-          <w:kern w:val="0"/>
-          <w:sz w:val="20"/>
-          <w:szCs w:val="20"/>
-          <w:bdr w:val="none" w:sz="0" w:space="0" w:color="auto" w:frame="1"/>
-          <w14:ligatures w14:val="none"/>
-        </w:rPr>
-        <w:t>5.0082  -</w:t>
-      </w:r>
-      <w:proofErr w:type="gramEnd"/>
-      <w:r>
-        <w:rPr>
-          <w:rFonts w:ascii="Lucida Console" w:eastAsia="Times New Roman" w:hAnsi="Lucida Console" w:cs="Courier New"/>
-          <w:color w:val="000000"/>
-          <w:kern w:val="0"/>
-          <w:sz w:val="20"/>
-          <w:szCs w:val="20"/>
-          <w:bdr w:val="none" w:sz="0" w:space="0" w:color="auto" w:frame="1"/>
-          <w14:ligatures w14:val="none"/>
-        </w:rPr>
-        <w:t xml:space="preserve">0.161 0.872300    </w:t>
+        <w:t xml:space="preserve">Treatment.FD       -0.8080     5.0082  -0.161 0.872300    </w:t>
       </w:r>
     </w:p>
     <w:p>
@@ -5687,111 +5146,7 @@
           <w:bdr w:val="none" w:sz="0" w:space="0" w:color="auto" w:frame="1"/>
           <w14:ligatures w14:val="none"/>
         </w:rPr>
-        <w:t>Signif. codes</w:t>
-      </w:r>
-      <w:proofErr w:type="gramStart"/>
-      <w:r>
-        <w:rPr>
-          <w:rFonts w:ascii="Lucida Console" w:eastAsia="Times New Roman" w:hAnsi="Lucida Console" w:cs="Courier New"/>
-          <w:color w:val="000000"/>
-          <w:kern w:val="0"/>
-          <w:sz w:val="20"/>
-          <w:szCs w:val="20"/>
-          <w:bdr w:val="none" w:sz="0" w:space="0" w:color="auto" w:frame="1"/>
-          <w14:ligatures w14:val="none"/>
-        </w:rPr>
-        <w:t>:  0 ‘</w:t>
-      </w:r>
-      <w:proofErr w:type="gramEnd"/>
-      <w:r>
-        <w:rPr>
-          <w:rFonts w:ascii="Lucida Console" w:eastAsia="Times New Roman" w:hAnsi="Lucida Console" w:cs="Courier New"/>
-          <w:color w:val="000000"/>
-          <w:kern w:val="0"/>
-          <w:sz w:val="20"/>
-          <w:szCs w:val="20"/>
-          <w:bdr w:val="none" w:sz="0" w:space="0" w:color="auto" w:frame="1"/>
-          <w14:ligatures w14:val="none"/>
-        </w:rPr>
-        <w:t xml:space="preserve">***’ </w:t>
-      </w:r>
-      <w:proofErr w:type="gramStart"/>
-      <w:r>
-        <w:rPr>
-          <w:rFonts w:ascii="Lucida Console" w:eastAsia="Times New Roman" w:hAnsi="Lucida Console" w:cs="Courier New"/>
-          <w:color w:val="000000"/>
-          <w:kern w:val="0"/>
-          <w:sz w:val="20"/>
-          <w:szCs w:val="20"/>
-          <w:bdr w:val="none" w:sz="0" w:space="0" w:color="auto" w:frame="1"/>
-          <w14:ligatures w14:val="none"/>
-        </w:rPr>
-        <w:t>0.001 ‘*</w:t>
-      </w:r>
-      <w:proofErr w:type="gramEnd"/>
-      <w:r>
-        <w:rPr>
-          <w:rFonts w:ascii="Lucida Console" w:eastAsia="Times New Roman" w:hAnsi="Lucida Console" w:cs="Courier New"/>
-          <w:color w:val="000000"/>
-          <w:kern w:val="0"/>
-          <w:sz w:val="20"/>
-          <w:szCs w:val="20"/>
-          <w:bdr w:val="none" w:sz="0" w:space="0" w:color="auto" w:frame="1"/>
-          <w14:ligatures w14:val="none"/>
-        </w:rPr>
-        <w:t xml:space="preserve">*’ </w:t>
-      </w:r>
-      <w:proofErr w:type="gramStart"/>
-      <w:r>
-        <w:rPr>
-          <w:rFonts w:ascii="Lucida Console" w:eastAsia="Times New Roman" w:hAnsi="Lucida Console" w:cs="Courier New"/>
-          <w:color w:val="000000"/>
-          <w:kern w:val="0"/>
-          <w:sz w:val="20"/>
-          <w:szCs w:val="20"/>
-          <w:bdr w:val="none" w:sz="0" w:space="0" w:color="auto" w:frame="1"/>
-          <w14:ligatures w14:val="none"/>
-        </w:rPr>
-        <w:t>0.01 ‘*</w:t>
-      </w:r>
-      <w:proofErr w:type="gramEnd"/>
-      <w:r>
-        <w:rPr>
-          <w:rFonts w:ascii="Lucida Console" w:eastAsia="Times New Roman" w:hAnsi="Lucida Console" w:cs="Courier New"/>
-          <w:color w:val="000000"/>
-          <w:kern w:val="0"/>
-          <w:sz w:val="20"/>
-          <w:szCs w:val="20"/>
-          <w:bdr w:val="none" w:sz="0" w:space="0" w:color="auto" w:frame="1"/>
-          <w14:ligatures w14:val="none"/>
-        </w:rPr>
-        <w:t xml:space="preserve">’ 0.05 ‘.’ 0.1 </w:t>
-      </w:r>
-      <w:proofErr w:type="gramStart"/>
-      <w:r>
-        <w:rPr>
-          <w:rFonts w:ascii="Lucida Console" w:eastAsia="Times New Roman" w:hAnsi="Lucida Console" w:cs="Courier New"/>
-          <w:color w:val="000000"/>
-          <w:kern w:val="0"/>
-          <w:sz w:val="20"/>
-          <w:szCs w:val="20"/>
-          <w:bdr w:val="none" w:sz="0" w:space="0" w:color="auto" w:frame="1"/>
-          <w14:ligatures w14:val="none"/>
-        </w:rPr>
-        <w:t>‘ ’</w:t>
-      </w:r>
-      <w:proofErr w:type="gramEnd"/>
-      <w:r>
-        <w:rPr>
-          <w:rFonts w:ascii="Lucida Console" w:eastAsia="Times New Roman" w:hAnsi="Lucida Console" w:cs="Courier New"/>
-          <w:color w:val="000000"/>
-          <w:kern w:val="0"/>
-          <w:sz w:val="20"/>
-          <w:szCs w:val="20"/>
-          <w:bdr w:val="none" w:sz="0" w:space="0" w:color="auto" w:frame="1"/>
-          <w14:ligatures w14:val="none"/>
-        </w:rPr>
-        <w:t xml:space="preserve"> 1</w:t>
+        <w:t>Signif. codes:  0 ‘***’ 0.001 ‘**’ 0.01 ‘*’ 0.05 ‘.’ 0.1 ‘ ’ 1</w:t>
       </w:r>
     </w:p>
     <w:p>
@@ -5917,9 +5272,8 @@
           <w:bdr w:val="none" w:sz="0" w:space="0" w:color="auto" w:frame="1"/>
           <w14:ligatures w14:val="none"/>
         </w:rPr>
-        <w:t>Multiple R-squared</w:t>
-      </w:r>
-      <w:proofErr w:type="gramStart"/>
+        <w:t>Multiple R-squared:  0.4307,</w:t>
+      </w:r>
       <w:r>
         <w:rPr>
           <w:rFonts w:ascii="Lucida Console" w:eastAsia="Times New Roman" w:hAnsi="Lucida Console" w:cs="Courier New"/>
@@ -5930,59 +5284,8 @@
           <w:bdr w:val="none" w:sz="0" w:space="0" w:color="auto" w:frame="1"/>
           <w14:ligatures w14:val="none"/>
         </w:rPr>
-        <w:t>:  0.4307</w:t>
-      </w:r>
-      <w:proofErr w:type="gramEnd"/>
-      <w:r>
-        <w:rPr>
-          <w:rFonts w:ascii="Lucida Console" w:eastAsia="Times New Roman" w:hAnsi="Lucida Console" w:cs="Courier New"/>
-          <w:color w:val="000000"/>
-          <w:kern w:val="0"/>
-          <w:sz w:val="20"/>
-          <w:szCs w:val="20"/>
-          <w:bdr w:val="none" w:sz="0" w:space="0" w:color="auto" w:frame="1"/>
-          <w14:ligatures w14:val="none"/>
-        </w:rPr>
-        <w:t>,</w:t>
-      </w:r>
-      <w:r>
-        <w:rPr>
-          <w:rFonts w:ascii="Lucida Console" w:eastAsia="Times New Roman" w:hAnsi="Lucida Console" w:cs="Courier New"/>
-          <w:color w:val="000000"/>
-          <w:kern w:val="0"/>
-          <w:sz w:val="20"/>
-          <w:szCs w:val="20"/>
-          <w:bdr w:val="none" w:sz="0" w:space="0" w:color="auto" w:frame="1"/>
-          <w14:ligatures w14:val="none"/>
-        </w:rPr>
         <w:tab/>
-        <w:t>Adjusted R-squared</w:t>
-      </w:r>
-      <w:proofErr w:type="gramStart"/>
-      <w:r>
-        <w:rPr>
-          <w:rFonts w:ascii="Lucida Console" w:eastAsia="Times New Roman" w:hAnsi="Lucida Console" w:cs="Courier New"/>
-          <w:color w:val="000000"/>
-          <w:kern w:val="0"/>
-          <w:sz w:val="20"/>
-          <w:szCs w:val="20"/>
-          <w:bdr w:val="none" w:sz="0" w:space="0" w:color="auto" w:frame="1"/>
-          <w14:ligatures w14:val="none"/>
-        </w:rPr>
-        <w:t>:  0.3575</w:t>
-      </w:r>
-      <w:proofErr w:type="gramEnd"/>
-      <w:r>
-        <w:rPr>
-          <w:rFonts w:ascii="Lucida Console" w:eastAsia="Times New Roman" w:hAnsi="Lucida Console" w:cs="Courier New"/>
-          <w:color w:val="000000"/>
-          <w:kern w:val="0"/>
-          <w:sz w:val="20"/>
-          <w:szCs w:val="20"/>
-          <w:bdr w:val="none" w:sz="0" w:space="0" w:color="auto" w:frame="1"/>
-          <w14:ligatures w14:val="none"/>
-        </w:rPr>
-        <w:t xml:space="preserve"> </w:t>
+        <w:t xml:space="preserve">Adjusted R-squared:  0.3575 </w:t>
       </w:r>
     </w:p>
     <w:p>
@@ -6028,33 +5331,7 @@
           <w:bdr w:val="none" w:sz="0" w:space="0" w:color="auto" w:frame="1"/>
           <w14:ligatures w14:val="none"/>
         </w:rPr>
-        <w:t xml:space="preserve">F-statistic: 5.883 on 9 and 70 </w:t>
-      </w:r>
-      <w:proofErr w:type="gramStart"/>
-      <w:r>
-        <w:rPr>
-          <w:rFonts w:ascii="Lucida Console" w:eastAsia="Times New Roman" w:hAnsi="Lucida Console" w:cs="Courier New"/>
-          <w:color w:val="000000"/>
-          <w:kern w:val="0"/>
-          <w:sz w:val="20"/>
-          <w:szCs w:val="20"/>
-          <w:bdr w:val="none" w:sz="0" w:space="0" w:color="auto" w:frame="1"/>
-          <w14:ligatures w14:val="none"/>
-        </w:rPr>
-        <w:t>DF,  p</w:t>
-      </w:r>
-      <w:proofErr w:type="gramEnd"/>
-      <w:r>
-        <w:rPr>
-          <w:rFonts w:ascii="Lucida Console" w:eastAsia="Times New Roman" w:hAnsi="Lucida Console" w:cs="Courier New"/>
-          <w:color w:val="000000"/>
-          <w:kern w:val="0"/>
-          <w:sz w:val="20"/>
-          <w:szCs w:val="20"/>
-          <w:bdr w:val="none" w:sz="0" w:space="0" w:color="auto" w:frame="1"/>
-          <w14:ligatures w14:val="none"/>
-        </w:rPr>
-        <w:t>-value: 4.438e-06</w:t>
+        <w:t>F-statistic: 5.883 on 9 and 70 DF,  p-value: 4.438e-06</w:t>
       </w:r>
     </w:p>
     <w:p>
@@ -6136,23 +5413,13 @@
           <w:color w:val="0000FF"/>
         </w:rPr>
       </w:pPr>
-      <w:proofErr w:type="gramStart"/>
       <w:r>
         <w:rPr>
           <w:rStyle w:val="gnvwddmdb3b"/>
           <w:rFonts w:ascii="Lucida Console" w:hAnsi="Lucida Console"/>
           <w:color w:val="0000FF"/>
         </w:rPr>
-        <w:t>anova(Cumm.Stat.Anal</w:t>
-      </w:r>
-      <w:proofErr w:type="gramEnd"/>
-      <w:r>
-        <w:rPr>
-          <w:rStyle w:val="gnvwddmdb3b"/>
-          <w:rFonts w:ascii="Lucida Console" w:hAnsi="Lucida Console"/>
-          <w:color w:val="0000FF"/>
-        </w:rPr>
-        <w:t>)</w:t>
+        <w:t>anova(Cumm.Stat.Anal)</w:t>
       </w:r>
     </w:p>
     <w:p>
@@ -6209,19 +5476,30 @@
           <w:color w:val="000000"/>
           <w:bdr w:val="none" w:sz="0" w:space="0" w:color="auto" w:frame="1"/>
         </w:rPr>
-        <w:t xml:space="preserve">Response: </w:t>
-      </w:r>
-      <w:proofErr w:type="gramStart"/>
-      <w:r>
+        <w:t>Response: Total.Cum.Emissions</w:t>
+      </w:r>
+    </w:p>
+    <w:p>
+      <w:pPr>
+        <w:pStyle w:val="HTMLPreformatted"/>
+        <w:shd w:val="clear" w:color="auto" w:fill="FFFFFF"/>
+        <w:wordWrap w:val="0"/>
         <w:rPr>
           <w:rStyle w:val="gnvwddmdl3b"/>
           <w:rFonts w:ascii="Lucida Console" w:hAnsi="Lucida Console"/>
           <w:color w:val="000000"/>
           <w:bdr w:val="none" w:sz="0" w:space="0" w:color="auto" w:frame="1"/>
         </w:rPr>
-        <w:t>Total.Cum.Emissions</w:t>
-      </w:r>
-      <w:proofErr w:type="gramEnd"/>
+      </w:pPr>
+      <w:r>
+        <w:rPr>
+          <w:rStyle w:val="gnvwddmdl3b"/>
+          <w:rFonts w:ascii="Lucida Console" w:hAnsi="Lucida Console"/>
+          <w:color w:val="000000"/>
+          <w:bdr w:val="none" w:sz="0" w:space="0" w:color="auto" w:frame="1"/>
+        </w:rPr>
+        <w:t xml:space="preserve">              Df Sum Sq Mean Sq F value    Pr(&gt;F)    </w:t>
+      </w:r>
     </w:p>
     <w:p>
       <w:pPr>
@@ -6242,19 +5520,21 @@
           <w:color w:val="000000"/>
           <w:bdr w:val="none" w:sz="0" w:space="0" w:color="auto" w:frame="1"/>
         </w:rPr>
-        <w:t xml:space="preserve">              Df Sum Sq Mean Sq F </w:t>
-      </w:r>
-      <w:proofErr w:type="gramStart"/>
-      <w:r>
+        <w:t>BLOCK.F        3 4224.0 1408.01 10.9154 5.752e-06 ***</w:t>
+      </w:r>
+    </w:p>
+    <w:p>
+      <w:pPr>
+        <w:pStyle w:val="HTMLPreformatted"/>
+        <w:shd w:val="clear" w:color="auto" w:fill="FFFFFF"/>
+        <w:wordWrap w:val="0"/>
         <w:rPr>
           <w:rStyle w:val="gnvwddmdl3b"/>
           <w:rFonts w:ascii="Lucida Console" w:hAnsi="Lucida Console"/>
           <w:color w:val="000000"/>
           <w:bdr w:val="none" w:sz="0" w:space="0" w:color="auto" w:frame="1"/>
         </w:rPr>
-        <w:t>value</w:t>
-      </w:r>
-      <w:proofErr w:type="gramEnd"/>
+      </w:pPr>
       <w:r>
         <w:rPr>
           <w:rStyle w:val="gnvwddmdl3b"/>
@@ -6262,7 +5542,7 @@
           <w:color w:val="000000"/>
           <w:bdr w:val="none" w:sz="0" w:space="0" w:color="auto" w:frame="1"/>
         </w:rPr>
-        <w:t xml:space="preserve">    Pr(&gt;F)    </w:t>
+        <w:t>Sampling.Year  1 1903.3 1903.32 14.7553 0.0002661 ***</w:t>
       </w:r>
     </w:p>
     <w:p>
@@ -6284,7 +5564,7 @@
           <w:color w:val="000000"/>
           <w:bdr w:val="none" w:sz="0" w:space="0" w:color="auto" w:frame="1"/>
         </w:rPr>
-        <w:t>BLOCK.F        3 4224.0 1408.01 10.9154 5.752e-06 ***</w:t>
+        <w:t xml:space="preserve">CoverCrop.F    2  103.8   51.89  0.4023 0.6703176    </w:t>
       </w:r>
     </w:p>
     <w:p>
@@ -6299,7 +5579,6 @@
           <w:bdr w:val="none" w:sz="0" w:space="0" w:color="auto" w:frame="1"/>
         </w:rPr>
       </w:pPr>
-      <w:proofErr w:type="gramStart"/>
       <w:r>
         <w:rPr>
           <w:rStyle w:val="gnvwddmdl3b"/>
@@ -6307,17 +5586,29 @@
           <w:color w:val="000000"/>
           <w:bdr w:val="none" w:sz="0" w:space="0" w:color="auto" w:frame="1"/>
         </w:rPr>
-        <w:t>Sampling.Year  1</w:t>
-      </w:r>
-      <w:proofErr w:type="gramEnd"/>
-      <w:r>
+        <w:t xml:space="preserve">Treatment.F    3  599.2  199.73  1.5484 0.2096975    </w:t>
+      </w:r>
+    </w:p>
+    <w:p>
+      <w:pPr>
+        <w:pStyle w:val="HTMLPreformatted"/>
+        <w:shd w:val="clear" w:color="auto" w:fill="FFFFFF"/>
+        <w:wordWrap w:val="0"/>
         <w:rPr>
           <w:rStyle w:val="gnvwddmdl3b"/>
           <w:rFonts w:ascii="Lucida Console" w:hAnsi="Lucida Console"/>
           <w:color w:val="000000"/>
           <w:bdr w:val="none" w:sz="0" w:space="0" w:color="auto" w:frame="1"/>
         </w:rPr>
-        <w:t xml:space="preserve"> 1903.3 1903.32 14.7553 0.0002661 ***</w:t>
+      </w:pPr>
+      <w:r>
+        <w:rPr>
+          <w:rStyle w:val="gnvwddmdl3b"/>
+          <w:rFonts w:ascii="Lucida Console" w:hAnsi="Lucida Console"/>
+          <w:color w:val="000000"/>
+          <w:bdr w:val="none" w:sz="0" w:space="0" w:color="auto" w:frame="1"/>
+        </w:rPr>
+        <w:t xml:space="preserve">Residuals     70 9029.5  128.99                      </w:t>
       </w:r>
     </w:p>
     <w:p>
@@ -6339,9 +5630,19 @@
           <w:color w:val="000000"/>
           <w:bdr w:val="none" w:sz="0" w:space="0" w:color="auto" w:frame="1"/>
         </w:rPr>
-        <w:t xml:space="preserve">CoverCrop.F    </w:t>
-      </w:r>
-      <w:proofErr w:type="gramStart"/>
+        <w:t>---</w:t>
+      </w:r>
+    </w:p>
+    <w:p>
+      <w:pPr>
+        <w:pStyle w:val="HTMLPreformatted"/>
+        <w:shd w:val="clear" w:color="auto" w:fill="FFFFFF"/>
+        <w:wordWrap w:val="0"/>
+        <w:rPr>
+          <w:rFonts w:ascii="Lucida Console" w:hAnsi="Lucida Console"/>
+          <w:color w:val="000000"/>
+        </w:rPr>
+      </w:pPr>
       <w:r>
         <w:rPr>
           <w:rStyle w:val="gnvwddmdl3b"/>
@@ -6349,263 +5650,7 @@
           <w:color w:val="000000"/>
           <w:bdr w:val="none" w:sz="0" w:space="0" w:color="auto" w:frame="1"/>
         </w:rPr>
-        <w:t>2  103.8</w:t>
-      </w:r>
-      <w:proofErr w:type="gramEnd"/>
-      <w:r>
-        <w:rPr>
-          <w:rStyle w:val="gnvwddmdl3b"/>
-          <w:rFonts w:ascii="Lucida Console" w:hAnsi="Lucida Console"/>
-          <w:color w:val="000000"/>
-          <w:bdr w:val="none" w:sz="0" w:space="0" w:color="auto" w:frame="1"/>
-        </w:rPr>
-        <w:t xml:space="preserve">   </w:t>
-      </w:r>
-      <w:proofErr w:type="gramStart"/>
-      <w:r>
-        <w:rPr>
-          <w:rStyle w:val="gnvwddmdl3b"/>
-          <w:rFonts w:ascii="Lucida Console" w:hAnsi="Lucida Console"/>
-          <w:color w:val="000000"/>
-          <w:bdr w:val="none" w:sz="0" w:space="0" w:color="auto" w:frame="1"/>
-        </w:rPr>
-        <w:t>51.89  0.4023</w:t>
-      </w:r>
-      <w:proofErr w:type="gramEnd"/>
-      <w:r>
-        <w:rPr>
-          <w:rStyle w:val="gnvwddmdl3b"/>
-          <w:rFonts w:ascii="Lucida Console" w:hAnsi="Lucida Console"/>
-          <w:color w:val="000000"/>
-          <w:bdr w:val="none" w:sz="0" w:space="0" w:color="auto" w:frame="1"/>
-        </w:rPr>
-        <w:t xml:space="preserve"> 0.6703176    </w:t>
-      </w:r>
-    </w:p>
-    <w:p>
-      <w:pPr>
-        <w:pStyle w:val="HTMLPreformatted"/>
-        <w:shd w:val="clear" w:color="auto" w:fill="FFFFFF"/>
-        <w:wordWrap w:val="0"/>
-        <w:rPr>
-          <w:rStyle w:val="gnvwddmdl3b"/>
-          <w:rFonts w:ascii="Lucida Console" w:hAnsi="Lucida Console"/>
-          <w:color w:val="000000"/>
-          <w:bdr w:val="none" w:sz="0" w:space="0" w:color="auto" w:frame="1"/>
-        </w:rPr>
-      </w:pPr>
-      <w:r>
-        <w:rPr>
-          <w:rStyle w:val="gnvwddmdl3b"/>
-          <w:rFonts w:ascii="Lucida Console" w:hAnsi="Lucida Console"/>
-          <w:color w:val="000000"/>
-          <w:bdr w:val="none" w:sz="0" w:space="0" w:color="auto" w:frame="1"/>
-        </w:rPr>
-        <w:t xml:space="preserve">Treatment.F    </w:t>
-      </w:r>
-      <w:proofErr w:type="gramStart"/>
-      <w:r>
-        <w:rPr>
-          <w:rStyle w:val="gnvwddmdl3b"/>
-          <w:rFonts w:ascii="Lucida Console" w:hAnsi="Lucida Console"/>
-          <w:color w:val="000000"/>
-          <w:bdr w:val="none" w:sz="0" w:space="0" w:color="auto" w:frame="1"/>
-        </w:rPr>
-        <w:t>3  599.2</w:t>
-      </w:r>
-      <w:proofErr w:type="gramEnd"/>
-      <w:r>
-        <w:rPr>
-          <w:rStyle w:val="gnvwddmdl3b"/>
-          <w:rFonts w:ascii="Lucida Console" w:hAnsi="Lucida Console"/>
-          <w:color w:val="000000"/>
-          <w:bdr w:val="none" w:sz="0" w:space="0" w:color="auto" w:frame="1"/>
-        </w:rPr>
-        <w:t xml:space="preserve">  </w:t>
-      </w:r>
-      <w:proofErr w:type="gramStart"/>
-      <w:r>
-        <w:rPr>
-          <w:rStyle w:val="gnvwddmdl3b"/>
-          <w:rFonts w:ascii="Lucida Console" w:hAnsi="Lucida Console"/>
-          <w:color w:val="000000"/>
-          <w:bdr w:val="none" w:sz="0" w:space="0" w:color="auto" w:frame="1"/>
-        </w:rPr>
-        <w:t>199.73  1.5484</w:t>
-      </w:r>
-      <w:proofErr w:type="gramEnd"/>
-      <w:r>
-        <w:rPr>
-          <w:rStyle w:val="gnvwddmdl3b"/>
-          <w:rFonts w:ascii="Lucida Console" w:hAnsi="Lucida Console"/>
-          <w:color w:val="000000"/>
-          <w:bdr w:val="none" w:sz="0" w:space="0" w:color="auto" w:frame="1"/>
-        </w:rPr>
-        <w:t xml:space="preserve"> 0.2096975    </w:t>
-      </w:r>
-    </w:p>
-    <w:p>
-      <w:pPr>
-        <w:pStyle w:val="HTMLPreformatted"/>
-        <w:shd w:val="clear" w:color="auto" w:fill="FFFFFF"/>
-        <w:wordWrap w:val="0"/>
-        <w:rPr>
-          <w:rStyle w:val="gnvwddmdl3b"/>
-          <w:rFonts w:ascii="Lucida Console" w:hAnsi="Lucida Console"/>
-          <w:color w:val="000000"/>
-          <w:bdr w:val="none" w:sz="0" w:space="0" w:color="auto" w:frame="1"/>
-        </w:rPr>
-      </w:pPr>
-      <w:r>
-        <w:rPr>
-          <w:rStyle w:val="gnvwddmdl3b"/>
-          <w:rFonts w:ascii="Lucida Console" w:hAnsi="Lucida Console"/>
-          <w:color w:val="000000"/>
-          <w:bdr w:val="none" w:sz="0" w:space="0" w:color="auto" w:frame="1"/>
-        </w:rPr>
-        <w:t xml:space="preserve">Residuals     70 </w:t>
-      </w:r>
-      <w:proofErr w:type="gramStart"/>
-      <w:r>
-        <w:rPr>
-          <w:rStyle w:val="gnvwddmdl3b"/>
-          <w:rFonts w:ascii="Lucida Console" w:hAnsi="Lucida Console"/>
-          <w:color w:val="000000"/>
-          <w:bdr w:val="none" w:sz="0" w:space="0" w:color="auto" w:frame="1"/>
-        </w:rPr>
-        <w:t>9029.5  128.99</w:t>
-      </w:r>
-      <w:proofErr w:type="gramEnd"/>
-      <w:r>
-        <w:rPr>
-          <w:rStyle w:val="gnvwddmdl3b"/>
-          <w:rFonts w:ascii="Lucida Console" w:hAnsi="Lucida Console"/>
-          <w:color w:val="000000"/>
-          <w:bdr w:val="none" w:sz="0" w:space="0" w:color="auto" w:frame="1"/>
-        </w:rPr>
-        <w:t xml:space="preserve">                      </w:t>
-      </w:r>
-    </w:p>
-    <w:p>
-      <w:pPr>
-        <w:pStyle w:val="HTMLPreformatted"/>
-        <w:shd w:val="clear" w:color="auto" w:fill="FFFFFF"/>
-        <w:wordWrap w:val="0"/>
-        <w:rPr>
-          <w:rStyle w:val="gnvwddmdl3b"/>
-          <w:rFonts w:ascii="Lucida Console" w:hAnsi="Lucida Console"/>
-          <w:color w:val="000000"/>
-          <w:bdr w:val="none" w:sz="0" w:space="0" w:color="auto" w:frame="1"/>
-        </w:rPr>
-      </w:pPr>
-      <w:r>
-        <w:rPr>
-          <w:rStyle w:val="gnvwddmdl3b"/>
-          <w:rFonts w:ascii="Lucida Console" w:hAnsi="Lucida Console"/>
-          <w:color w:val="000000"/>
-          <w:bdr w:val="none" w:sz="0" w:space="0" w:color="auto" w:frame="1"/>
-        </w:rPr>
-        <w:t>---</w:t>
-      </w:r>
-    </w:p>
-    <w:p>
-      <w:pPr>
-        <w:pStyle w:val="HTMLPreformatted"/>
-        <w:shd w:val="clear" w:color="auto" w:fill="FFFFFF"/>
-        <w:wordWrap w:val="0"/>
-        <w:rPr>
-          <w:rFonts w:ascii="Lucida Console" w:hAnsi="Lucida Console"/>
-          <w:color w:val="000000"/>
-        </w:rPr>
-      </w:pPr>
-      <w:r>
-        <w:rPr>
-          <w:rStyle w:val="gnvwddmdl3b"/>
-          <w:rFonts w:ascii="Lucida Console" w:hAnsi="Lucida Console"/>
-          <w:color w:val="000000"/>
-          <w:bdr w:val="none" w:sz="0" w:space="0" w:color="auto" w:frame="1"/>
-        </w:rPr>
-        <w:t>Signif. codes</w:t>
-      </w:r>
-      <w:proofErr w:type="gramStart"/>
-      <w:r>
-        <w:rPr>
-          <w:rStyle w:val="gnvwddmdl3b"/>
-          <w:rFonts w:ascii="Lucida Console" w:hAnsi="Lucida Console"/>
-          <w:color w:val="000000"/>
-          <w:bdr w:val="none" w:sz="0" w:space="0" w:color="auto" w:frame="1"/>
-        </w:rPr>
-        <w:t>:  0 ‘</w:t>
-      </w:r>
-      <w:proofErr w:type="gramEnd"/>
-      <w:r>
-        <w:rPr>
-          <w:rStyle w:val="gnvwddmdl3b"/>
-          <w:rFonts w:ascii="Lucida Console" w:hAnsi="Lucida Console"/>
-          <w:color w:val="000000"/>
-          <w:bdr w:val="none" w:sz="0" w:space="0" w:color="auto" w:frame="1"/>
-        </w:rPr>
-        <w:t xml:space="preserve">***’ </w:t>
-      </w:r>
-      <w:proofErr w:type="gramStart"/>
-      <w:r>
-        <w:rPr>
-          <w:rStyle w:val="gnvwddmdl3b"/>
-          <w:rFonts w:ascii="Lucida Console" w:hAnsi="Lucida Console"/>
-          <w:color w:val="000000"/>
-          <w:bdr w:val="none" w:sz="0" w:space="0" w:color="auto" w:frame="1"/>
-        </w:rPr>
-        <w:t>0.001 ‘*</w:t>
-      </w:r>
-      <w:proofErr w:type="gramEnd"/>
-      <w:r>
-        <w:rPr>
-          <w:rStyle w:val="gnvwddmdl3b"/>
-          <w:rFonts w:ascii="Lucida Console" w:hAnsi="Lucida Console"/>
-          <w:color w:val="000000"/>
-          <w:bdr w:val="none" w:sz="0" w:space="0" w:color="auto" w:frame="1"/>
-        </w:rPr>
-        <w:t xml:space="preserve">*’ </w:t>
-      </w:r>
-      <w:proofErr w:type="gramStart"/>
-      <w:r>
-        <w:rPr>
-          <w:rStyle w:val="gnvwddmdl3b"/>
-          <w:rFonts w:ascii="Lucida Console" w:hAnsi="Lucida Console"/>
-          <w:color w:val="000000"/>
-          <w:bdr w:val="none" w:sz="0" w:space="0" w:color="auto" w:frame="1"/>
-        </w:rPr>
-        <w:t>0.01 ‘*</w:t>
-      </w:r>
-      <w:proofErr w:type="gramEnd"/>
-      <w:r>
-        <w:rPr>
-          <w:rStyle w:val="gnvwddmdl3b"/>
-          <w:rFonts w:ascii="Lucida Console" w:hAnsi="Lucida Console"/>
-          <w:color w:val="000000"/>
-          <w:bdr w:val="none" w:sz="0" w:space="0" w:color="auto" w:frame="1"/>
-        </w:rPr>
-        <w:t xml:space="preserve">’ 0.05 ‘.’ 0.1 </w:t>
-      </w:r>
-      <w:proofErr w:type="gramStart"/>
-      <w:r>
-        <w:rPr>
-          <w:rStyle w:val="gnvwddmdl3b"/>
-          <w:rFonts w:ascii="Lucida Console" w:hAnsi="Lucida Console"/>
-          <w:color w:val="000000"/>
-          <w:bdr w:val="none" w:sz="0" w:space="0" w:color="auto" w:frame="1"/>
-        </w:rPr>
-        <w:t>‘ ’</w:t>
-      </w:r>
-      <w:proofErr w:type="gramEnd"/>
-      <w:r>
-        <w:rPr>
-          <w:rStyle w:val="gnvwddmdl3b"/>
-          <w:rFonts w:ascii="Lucida Console" w:hAnsi="Lucida Console"/>
-          <w:color w:val="000000"/>
-          <w:bdr w:val="none" w:sz="0" w:space="0" w:color="auto" w:frame="1"/>
-        </w:rPr>
-        <w:t xml:space="preserve"> 1</w:t>
+        <w:t>Signif. codes:  0 ‘***’ 0.001 ‘**’ 0.01 ‘*’ 0.05 ‘.’ 0.1 ‘ ’ 1</w:t>
       </w:r>
     </w:p>
     <w:p>
@@ -6756,13 +5801,8 @@
       </w:r>
     </w:p>
     <w:p>
-      <w:proofErr w:type="gramStart"/>
-      <w:r>
-        <w:t>Daily  emission</w:t>
-      </w:r>
-      <w:proofErr w:type="gramEnd"/>
-      <w:r>
-        <w:t xml:space="preserve"> analysis</w:t>
+      <w:r>
+        <w:t>Daily  emission analysis</w:t>
       </w:r>
     </w:p>
     <w:p>
@@ -10055,9 +9095,8 @@
           <w:sz w:val="40"/>
           <w:szCs w:val="40"/>
         </w:rPr>
-        <w:t xml:space="preserve">PerSTDA and PerSTD are not consistent </w:t>
-      </w:r>
-      <w:proofErr w:type="gramStart"/>
+        <w:t xml:space="preserve">PerSTDA and PerSTD are not consistent through out 2021, therefore </w:t>
+      </w:r>
       <w:r>
         <w:rPr>
           <w:b/>
@@ -10065,18 +9104,18 @@
           <w:sz w:val="40"/>
           <w:szCs w:val="40"/>
         </w:rPr>
-        <w:t>through out</w:t>
-      </w:r>
-      <w:proofErr w:type="gramEnd"/>
-      <w:r>
+        <w:t>need to be selected manually!!!!!!</w:t>
+      </w:r>
+    </w:p>
+    <w:p>
+      <w:pPr>
         <w:rPr>
           <w:b/>
           <w:bCs/>
           <w:sz w:val="40"/>
           <w:szCs w:val="40"/>
         </w:rPr>
-        <w:t xml:space="preserve"> 2021, therefore </w:t>
-      </w:r>
+      </w:pPr>
       <w:r>
         <w:rPr>
           <w:b/>
@@ -10084,7 +9123,7 @@
           <w:sz w:val="40"/>
           <w:szCs w:val="40"/>
         </w:rPr>
-        <w:t>need to be selected manually!!!!!!</w:t>
+        <w:br w:type="page"/>
       </w:r>
     </w:p>
     <w:p>
@@ -10103,25 +9142,6 @@
           <w:sz w:val="40"/>
           <w:szCs w:val="40"/>
         </w:rPr>
-        <w:br w:type="page"/>
-      </w:r>
-    </w:p>
-    <w:p>
-      <w:pPr>
-        <w:rPr>
-          <w:b/>
-          <w:bCs/>
-          <w:sz w:val="40"/>
-          <w:szCs w:val="40"/>
-        </w:rPr>
-      </w:pPr>
-      <w:r>
-        <w:rPr>
-          <w:b/>
-          <w:bCs/>
-          <w:sz w:val="40"/>
-          <w:szCs w:val="40"/>
-        </w:rPr>
         <w:lastRenderedPageBreak/>
         <w:t>Checking standards manually</w:t>
       </w:r>
@@ -11063,21 +10083,12 @@
         </w:rPr>
         <w:t xml:space="preserve">Outliers </w:t>
       </w:r>
-      <w:proofErr w:type="gramStart"/>
       <w:r>
         <w:rPr>
           <w:sz w:val="24"/>
           <w:szCs w:val="24"/>
         </w:rPr>
-        <w:t>1091 ,</w:t>
-      </w:r>
-      <w:proofErr w:type="gramEnd"/>
-      <w:r>
-        <w:rPr>
-          <w:sz w:val="24"/>
-          <w:szCs w:val="24"/>
-        </w:rPr>
-        <w:t xml:space="preserve"> 1113</w:t>
+        <w:t>1091 , 1113</w:t>
       </w:r>
     </w:p>
     <w:p>
@@ -11378,21 +10389,8 @@
     </w:p>
     <w:p>
       <w:r>
-        <w:t>2021-07-</w:t>
-      </w:r>
-      <w:proofErr w:type="gramStart"/>
-      <w:r>
-        <w:t>07  Missing</w:t>
-      </w:r>
-      <w:proofErr w:type="gramEnd"/>
-      <w:r>
-        <w:t xml:space="preserve"> </w:t>
-      </w:r>
-      <w:proofErr w:type="gramStart"/>
-      <w:r>
-        <w:t>20210702b3b407b2peakareas.pdf ????</w:t>
-      </w:r>
-      <w:proofErr w:type="gramEnd"/>
+        <w:t>2021-07-07  Missing 20210702b3b407b2peakareas.pdf ????</w:t>
+      </w:r>
     </w:p>
     <w:p>
       <w:r>
@@ -11503,15 +10501,7 @@
         <w:t xml:space="preserve">Records 1424 and 1435 are </w:t>
       </w:r>
       <w:r>
-        <w:t xml:space="preserve">strange. They are </w:t>
-      </w:r>
-      <w:proofErr w:type="gramStart"/>
-      <w:r>
-        <w:t>from</w:t>
-      </w:r>
-      <w:proofErr w:type="gramEnd"/>
-      <w:r>
-        <w:t xml:space="preserve"> a new standard. And are strangely consistent</w:t>
+        <w:t>strange. They are from a new standard. And are strangely consistent</w:t>
       </w:r>
     </w:p>
     <w:p>
@@ -11634,26 +10624,10 @@
         <w:t xml:space="preserve">Records 1510, </w:t>
       </w:r>
       <w:r>
-        <w:t xml:space="preserve">1521, </w:t>
-      </w:r>
-      <w:proofErr w:type="gramStart"/>
-      <w:r>
-        <w:t>1596 ,</w:t>
-      </w:r>
-      <w:proofErr w:type="gramEnd"/>
-      <w:r>
-        <w:t xml:space="preserve"> 1607 </w:t>
-      </w:r>
-      <w:r>
-        <w:t xml:space="preserve">and 1435 are strange. They are </w:t>
-      </w:r>
-      <w:proofErr w:type="gramStart"/>
-      <w:r>
-        <w:t>from</w:t>
-      </w:r>
-      <w:proofErr w:type="gramEnd"/>
-      <w:r>
-        <w:t xml:space="preserve"> a new standard. And are strangely consistent</w:t>
+        <w:t xml:space="preserve">1521, 1596 , 1607 </w:t>
+      </w:r>
+      <w:r>
+        <w:t>and 1435 are strange. They are from a new standard. And are strangely consistent</w:t>
       </w:r>
       <w:r>
         <w:t>.</w:t>
@@ -11776,15 +10750,7 @@
     </w:p>
     <w:p>
       <w:r>
-        <w:t xml:space="preserve">1768 and 1779 </w:t>
-      </w:r>
-      <w:proofErr w:type="gramStart"/>
-      <w:r>
-        <w:t>seemed  switched</w:t>
-      </w:r>
-      <w:proofErr w:type="gramEnd"/>
-      <w:r>
-        <w:t>; 50 is 100 and 100 is 50.</w:t>
+        <w:t>1768 and 1779 seemed  switched; 50 is 100 and 100 is 50.</w:t>
       </w:r>
     </w:p>
     <w:p>
@@ -11795,6 +10761,982 @@
         <w:br w:type="page"/>
       </w:r>
     </w:p>
+    <w:p>
+      <w:r>
+        <w:lastRenderedPageBreak/>
+        <w:t>2021-07-30</w:t>
+      </w:r>
+    </w:p>
+    <w:p>
+      <w:r>
+        <w:rPr>
+          <w:noProof/>
+        </w:rPr>
+        <w:drawing>
+          <wp:inline distT="0" distB="0" distL="0" distR="0" wp14:anchorId="060964B7" wp14:editId="7458D117">
+            <wp:extent cx="5901878" cy="3100101"/>
+            <wp:effectExtent l="0" t="0" r="3810" b="5080"/>
+            <wp:docPr id="1079996179" name="Picture 3"/>
+            <wp:cNvGraphicFramePr>
+              <a:graphicFrameLocks xmlns:a="http://schemas.openxmlformats.org/drawingml/2006/main" noChangeAspect="1"/>
+            </wp:cNvGraphicFramePr>
+            <a:graphic xmlns:a="http://schemas.openxmlformats.org/drawingml/2006/main">
+              <a:graphicData uri="http://schemas.openxmlformats.org/drawingml/2006/picture">
+                <pic:pic xmlns:pic="http://schemas.openxmlformats.org/drawingml/2006/picture">
+                  <pic:nvPicPr>
+                    <pic:cNvPr id="0" name="Picture 4"/>
+                    <pic:cNvPicPr>
+                      <a:picLocks noChangeAspect="1" noChangeArrowheads="1"/>
+                    </pic:cNvPicPr>
+                  </pic:nvPicPr>
+                  <pic:blipFill>
+                    <a:blip r:embed="rId118" cstate="print">
+                      <a:extLst>
+                        <a:ext uri="{28A0092B-C50C-407E-A947-70E740481C1C}">
+                          <a14:useLocalDpi xmlns:a14="http://schemas.microsoft.com/office/drawing/2010/main" val="0"/>
+                        </a:ext>
+                      </a:extLst>
+                    </a:blip>
+                    <a:srcRect/>
+                    <a:stretch>
+                      <a:fillRect/>
+                    </a:stretch>
+                  </pic:blipFill>
+                  <pic:spPr bwMode="auto">
+                    <a:xfrm>
+                      <a:off x="0" y="0"/>
+                      <a:ext cx="5921171" cy="3110235"/>
+                    </a:xfrm>
+                    <a:prstGeom prst="rect">
+                      <a:avLst/>
+                    </a:prstGeom>
+                    <a:noFill/>
+                  </pic:spPr>
+                </pic:pic>
+              </a:graphicData>
+            </a:graphic>
+          </wp:inline>
+        </w:drawing>
+      </w:r>
+    </w:p>
+    <w:p>
+      <w:r>
+        <w:rPr>
+          <w:noProof/>
+        </w:rPr>
+        <w:drawing>
+          <wp:inline distT="0" distB="0" distL="0" distR="0" wp14:anchorId="22182B73" wp14:editId="181557A9">
+            <wp:extent cx="5773711" cy="3032778"/>
+            <wp:effectExtent l="0" t="0" r="0" b="0"/>
+            <wp:docPr id="499735505" name="Picture 4"/>
+            <wp:cNvGraphicFramePr>
+              <a:graphicFrameLocks xmlns:a="http://schemas.openxmlformats.org/drawingml/2006/main" noChangeAspect="1"/>
+            </wp:cNvGraphicFramePr>
+            <a:graphic xmlns:a="http://schemas.openxmlformats.org/drawingml/2006/main">
+              <a:graphicData uri="http://schemas.openxmlformats.org/drawingml/2006/picture">
+                <pic:pic xmlns:pic="http://schemas.openxmlformats.org/drawingml/2006/picture">
+                  <pic:nvPicPr>
+                    <pic:cNvPr id="0" name="Picture 5"/>
+                    <pic:cNvPicPr>
+                      <a:picLocks noChangeAspect="1" noChangeArrowheads="1"/>
+                    </pic:cNvPicPr>
+                  </pic:nvPicPr>
+                  <pic:blipFill>
+                    <a:blip r:embed="rId119" cstate="print">
+                      <a:extLst>
+                        <a:ext uri="{28A0092B-C50C-407E-A947-70E740481C1C}">
+                          <a14:useLocalDpi xmlns:a14="http://schemas.microsoft.com/office/drawing/2010/main" val="0"/>
+                        </a:ext>
+                      </a:extLst>
+                    </a:blip>
+                    <a:srcRect/>
+                    <a:stretch>
+                      <a:fillRect/>
+                    </a:stretch>
+                  </pic:blipFill>
+                  <pic:spPr bwMode="auto">
+                    <a:xfrm>
+                      <a:off x="0" y="0"/>
+                      <a:ext cx="5808574" cy="3051090"/>
+                    </a:xfrm>
+                    <a:prstGeom prst="rect">
+                      <a:avLst/>
+                    </a:prstGeom>
+                    <a:noFill/>
+                  </pic:spPr>
+                </pic:pic>
+              </a:graphicData>
+            </a:graphic>
+          </wp:inline>
+        </w:drawing>
+      </w:r>
+    </w:p>
+    <w:p>
+      <w:r>
+        <w:t>OK</w:t>
+      </w:r>
+    </w:p>
+    <w:p>
+      <w:r>
+        <w:br w:type="page"/>
+      </w:r>
+    </w:p>
+    <w:p>
+      <w:r>
+        <w:lastRenderedPageBreak/>
+        <w:t>2021-08-05</w:t>
+      </w:r>
+    </w:p>
+    <w:p>
+      <w:r>
+        <w:rPr>
+          <w:noProof/>
+        </w:rPr>
+        <w:drawing>
+          <wp:inline distT="0" distB="0" distL="0" distR="0" wp14:anchorId="748A6A36" wp14:editId="213F320A">
+            <wp:extent cx="5863241" cy="3079806"/>
+            <wp:effectExtent l="0" t="0" r="4445" b="6350"/>
+            <wp:docPr id="1670076091" name="Picture 5"/>
+            <wp:cNvGraphicFramePr>
+              <a:graphicFrameLocks xmlns:a="http://schemas.openxmlformats.org/drawingml/2006/main" noChangeAspect="1"/>
+            </wp:cNvGraphicFramePr>
+            <a:graphic xmlns:a="http://schemas.openxmlformats.org/drawingml/2006/main">
+              <a:graphicData uri="http://schemas.openxmlformats.org/drawingml/2006/picture">
+                <pic:pic xmlns:pic="http://schemas.openxmlformats.org/drawingml/2006/picture">
+                  <pic:nvPicPr>
+                    <pic:cNvPr id="0" name="Picture 6"/>
+                    <pic:cNvPicPr>
+                      <a:picLocks noChangeAspect="1" noChangeArrowheads="1"/>
+                    </pic:cNvPicPr>
+                  </pic:nvPicPr>
+                  <pic:blipFill>
+                    <a:blip r:embed="rId120" cstate="print">
+                      <a:extLst>
+                        <a:ext uri="{28A0092B-C50C-407E-A947-70E740481C1C}">
+                          <a14:useLocalDpi xmlns:a14="http://schemas.microsoft.com/office/drawing/2010/main" val="0"/>
+                        </a:ext>
+                      </a:extLst>
+                    </a:blip>
+                    <a:srcRect/>
+                    <a:stretch>
+                      <a:fillRect/>
+                    </a:stretch>
+                  </pic:blipFill>
+                  <pic:spPr bwMode="auto">
+                    <a:xfrm>
+                      <a:off x="0" y="0"/>
+                      <a:ext cx="5876825" cy="3086941"/>
+                    </a:xfrm>
+                    <a:prstGeom prst="rect">
+                      <a:avLst/>
+                    </a:prstGeom>
+                    <a:noFill/>
+                  </pic:spPr>
+                </pic:pic>
+              </a:graphicData>
+            </a:graphic>
+          </wp:inline>
+        </w:drawing>
+      </w:r>
+    </w:p>
+    <w:p>
+      <w:r>
+        <w:rPr>
+          <w:noProof/>
+        </w:rPr>
+        <w:drawing>
+          <wp:inline distT="0" distB="0" distL="0" distR="0" wp14:anchorId="65115127" wp14:editId="2E7C6D55">
+            <wp:extent cx="5884417" cy="3090929"/>
+            <wp:effectExtent l="0" t="0" r="2540" b="0"/>
+            <wp:docPr id="1189509001" name="Picture 6"/>
+            <wp:cNvGraphicFramePr>
+              <a:graphicFrameLocks xmlns:a="http://schemas.openxmlformats.org/drawingml/2006/main" noChangeAspect="1"/>
+            </wp:cNvGraphicFramePr>
+            <a:graphic xmlns:a="http://schemas.openxmlformats.org/drawingml/2006/main">
+              <a:graphicData uri="http://schemas.openxmlformats.org/drawingml/2006/picture">
+                <pic:pic xmlns:pic="http://schemas.openxmlformats.org/drawingml/2006/picture">
+                  <pic:nvPicPr>
+                    <pic:cNvPr id="0" name="Picture 7"/>
+                    <pic:cNvPicPr>
+                      <a:picLocks noChangeAspect="1" noChangeArrowheads="1"/>
+                    </pic:cNvPicPr>
+                  </pic:nvPicPr>
+                  <pic:blipFill>
+                    <a:blip r:embed="rId121" cstate="print">
+                      <a:extLst>
+                        <a:ext uri="{28A0092B-C50C-407E-A947-70E740481C1C}">
+                          <a14:useLocalDpi xmlns:a14="http://schemas.microsoft.com/office/drawing/2010/main" val="0"/>
+                        </a:ext>
+                      </a:extLst>
+                    </a:blip>
+                    <a:srcRect/>
+                    <a:stretch>
+                      <a:fillRect/>
+                    </a:stretch>
+                  </pic:blipFill>
+                  <pic:spPr bwMode="auto">
+                    <a:xfrm>
+                      <a:off x="0" y="0"/>
+                      <a:ext cx="5921576" cy="3110447"/>
+                    </a:xfrm>
+                    <a:prstGeom prst="rect">
+                      <a:avLst/>
+                    </a:prstGeom>
+                    <a:noFill/>
+                  </pic:spPr>
+                </pic:pic>
+              </a:graphicData>
+            </a:graphic>
+          </wp:inline>
+        </w:drawing>
+      </w:r>
+    </w:p>
+    <w:p>
+      <w:r>
+        <w:t>OK</w:t>
+      </w:r>
+    </w:p>
+    <w:p>
+      <w:r>
+        <w:br w:type="page"/>
+      </w:r>
+    </w:p>
+    <w:p>
+      <w:r>
+        <w:lastRenderedPageBreak/>
+        <w:t>2021-08-12</w:t>
+      </w:r>
+    </w:p>
+    <w:p>
+      <w:r>
+        <w:rPr>
+          <w:noProof/>
+        </w:rPr>
+        <w:drawing>
+          <wp:inline distT="0" distB="0" distL="0" distR="0" wp14:anchorId="1E6BB15A" wp14:editId="767CD54B">
+            <wp:extent cx="6004909" cy="3154220"/>
+            <wp:effectExtent l="0" t="0" r="0" b="8255"/>
+            <wp:docPr id="1458270005" name="Picture 7"/>
+            <wp:cNvGraphicFramePr>
+              <a:graphicFrameLocks xmlns:a="http://schemas.openxmlformats.org/drawingml/2006/main" noChangeAspect="1"/>
+            </wp:cNvGraphicFramePr>
+            <a:graphic xmlns:a="http://schemas.openxmlformats.org/drawingml/2006/main">
+              <a:graphicData uri="http://schemas.openxmlformats.org/drawingml/2006/picture">
+                <pic:pic xmlns:pic="http://schemas.openxmlformats.org/drawingml/2006/picture">
+                  <pic:nvPicPr>
+                    <pic:cNvPr id="0" name="Picture 8"/>
+                    <pic:cNvPicPr>
+                      <a:picLocks noChangeAspect="1" noChangeArrowheads="1"/>
+                    </pic:cNvPicPr>
+                  </pic:nvPicPr>
+                  <pic:blipFill>
+                    <a:blip r:embed="rId122" cstate="print">
+                      <a:extLst>
+                        <a:ext uri="{28A0092B-C50C-407E-A947-70E740481C1C}">
+                          <a14:useLocalDpi xmlns:a14="http://schemas.microsoft.com/office/drawing/2010/main" val="0"/>
+                        </a:ext>
+                      </a:extLst>
+                    </a:blip>
+                    <a:srcRect/>
+                    <a:stretch>
+                      <a:fillRect/>
+                    </a:stretch>
+                  </pic:blipFill>
+                  <pic:spPr bwMode="auto">
+                    <a:xfrm>
+                      <a:off x="0" y="0"/>
+                      <a:ext cx="6034405" cy="3169713"/>
+                    </a:xfrm>
+                    <a:prstGeom prst="rect">
+                      <a:avLst/>
+                    </a:prstGeom>
+                    <a:noFill/>
+                  </pic:spPr>
+                </pic:pic>
+              </a:graphicData>
+            </a:graphic>
+          </wp:inline>
+        </w:drawing>
+      </w:r>
+    </w:p>
+    <w:p>
+      <w:r>
+        <w:rPr>
+          <w:noProof/>
+        </w:rPr>
+        <w:drawing>
+          <wp:inline distT="0" distB="0" distL="0" distR="0" wp14:anchorId="235F71EB" wp14:editId="29E1F1B8">
+            <wp:extent cx="5939622" cy="3119926"/>
+            <wp:effectExtent l="0" t="0" r="4445" b="4445"/>
+            <wp:docPr id="810287942" name="Picture 8"/>
+            <wp:cNvGraphicFramePr>
+              <a:graphicFrameLocks xmlns:a="http://schemas.openxmlformats.org/drawingml/2006/main" noChangeAspect="1"/>
+            </wp:cNvGraphicFramePr>
+            <a:graphic xmlns:a="http://schemas.openxmlformats.org/drawingml/2006/main">
+              <a:graphicData uri="http://schemas.openxmlformats.org/drawingml/2006/picture">
+                <pic:pic xmlns:pic="http://schemas.openxmlformats.org/drawingml/2006/picture">
+                  <pic:nvPicPr>
+                    <pic:cNvPr id="0" name="Picture 9"/>
+                    <pic:cNvPicPr>
+                      <a:picLocks noChangeAspect="1" noChangeArrowheads="1"/>
+                    </pic:cNvPicPr>
+                  </pic:nvPicPr>
+                  <pic:blipFill>
+                    <a:blip r:embed="rId123" cstate="print">
+                      <a:extLst>
+                        <a:ext uri="{28A0092B-C50C-407E-A947-70E740481C1C}">
+                          <a14:useLocalDpi xmlns:a14="http://schemas.microsoft.com/office/drawing/2010/main" val="0"/>
+                        </a:ext>
+                      </a:extLst>
+                    </a:blip>
+                    <a:srcRect/>
+                    <a:stretch>
+                      <a:fillRect/>
+                    </a:stretch>
+                  </pic:blipFill>
+                  <pic:spPr bwMode="auto">
+                    <a:xfrm>
+                      <a:off x="0" y="0"/>
+                      <a:ext cx="5964770" cy="3133136"/>
+                    </a:xfrm>
+                    <a:prstGeom prst="rect">
+                      <a:avLst/>
+                    </a:prstGeom>
+                    <a:noFill/>
+                  </pic:spPr>
+                </pic:pic>
+              </a:graphicData>
+            </a:graphic>
+          </wp:inline>
+        </w:drawing>
+      </w:r>
+    </w:p>
+    <w:p>
+      <w:r>
+        <w:t>OK</w:t>
+      </w:r>
+    </w:p>
+    <w:p>
+      <w:r>
+        <w:br w:type="page"/>
+      </w:r>
+    </w:p>
+    <w:p>
+      <w:r>
+        <w:lastRenderedPageBreak/>
+        <w:t>2021-08-19</w:t>
+      </w:r>
+    </w:p>
+    <w:p>
+      <w:r>
+        <w:rPr>
+          <w:noProof/>
+        </w:rPr>
+        <w:drawing>
+          <wp:inline distT="0" distB="0" distL="0" distR="0" wp14:anchorId="788FEA22" wp14:editId="5F5E892B">
+            <wp:extent cx="5991162" cy="3147000"/>
+            <wp:effectExtent l="0" t="0" r="0" b="0"/>
+            <wp:docPr id="1556293564" name="Picture 9"/>
+            <wp:cNvGraphicFramePr>
+              <a:graphicFrameLocks xmlns:a="http://schemas.openxmlformats.org/drawingml/2006/main" noChangeAspect="1"/>
+            </wp:cNvGraphicFramePr>
+            <a:graphic xmlns:a="http://schemas.openxmlformats.org/drawingml/2006/main">
+              <a:graphicData uri="http://schemas.openxmlformats.org/drawingml/2006/picture">
+                <pic:pic xmlns:pic="http://schemas.openxmlformats.org/drawingml/2006/picture">
+                  <pic:nvPicPr>
+                    <pic:cNvPr id="0" name="Picture 10"/>
+                    <pic:cNvPicPr>
+                      <a:picLocks noChangeAspect="1" noChangeArrowheads="1"/>
+                    </pic:cNvPicPr>
+                  </pic:nvPicPr>
+                  <pic:blipFill>
+                    <a:blip r:embed="rId124" cstate="print">
+                      <a:extLst>
+                        <a:ext uri="{28A0092B-C50C-407E-A947-70E740481C1C}">
+                          <a14:useLocalDpi xmlns:a14="http://schemas.microsoft.com/office/drawing/2010/main" val="0"/>
+                        </a:ext>
+                      </a:extLst>
+                    </a:blip>
+                    <a:srcRect/>
+                    <a:stretch>
+                      <a:fillRect/>
+                    </a:stretch>
+                  </pic:blipFill>
+                  <pic:spPr bwMode="auto">
+                    <a:xfrm flipV="1">
+                      <a:off x="0" y="0"/>
+                      <a:ext cx="6055133" cy="3180602"/>
+                    </a:xfrm>
+                    <a:prstGeom prst="rect">
+                      <a:avLst/>
+                    </a:prstGeom>
+                    <a:noFill/>
+                  </pic:spPr>
+                </pic:pic>
+              </a:graphicData>
+            </a:graphic>
+          </wp:inline>
+        </w:drawing>
+      </w:r>
+    </w:p>
+    <w:p>
+      <w:r>
+        <w:rPr>
+          <w:noProof/>
+        </w:rPr>
+        <w:drawing>
+          <wp:inline distT="0" distB="0" distL="0" distR="0" wp14:anchorId="761A8558" wp14:editId="7F461F37">
+            <wp:extent cx="5927636" cy="3113631"/>
+            <wp:effectExtent l="0" t="0" r="0" b="0"/>
+            <wp:docPr id="1897826746" name="Picture 10"/>
+            <wp:cNvGraphicFramePr>
+              <a:graphicFrameLocks xmlns:a="http://schemas.openxmlformats.org/drawingml/2006/main" noChangeAspect="1"/>
+            </wp:cNvGraphicFramePr>
+            <a:graphic xmlns:a="http://schemas.openxmlformats.org/drawingml/2006/main">
+              <a:graphicData uri="http://schemas.openxmlformats.org/drawingml/2006/picture">
+                <pic:pic xmlns:pic="http://schemas.openxmlformats.org/drawingml/2006/picture">
+                  <pic:nvPicPr>
+                    <pic:cNvPr id="0" name="Picture 11"/>
+                    <pic:cNvPicPr>
+                      <a:picLocks noChangeAspect="1" noChangeArrowheads="1"/>
+                    </pic:cNvPicPr>
+                  </pic:nvPicPr>
+                  <pic:blipFill>
+                    <a:blip r:embed="rId125" cstate="print">
+                      <a:extLst>
+                        <a:ext uri="{28A0092B-C50C-407E-A947-70E740481C1C}">
+                          <a14:useLocalDpi xmlns:a14="http://schemas.microsoft.com/office/drawing/2010/main" val="0"/>
+                        </a:ext>
+                      </a:extLst>
+                    </a:blip>
+                    <a:srcRect/>
+                    <a:stretch>
+                      <a:fillRect/>
+                    </a:stretch>
+                  </pic:blipFill>
+                  <pic:spPr bwMode="auto">
+                    <a:xfrm>
+                      <a:off x="0" y="0"/>
+                      <a:ext cx="5958400" cy="3129790"/>
+                    </a:xfrm>
+                    <a:prstGeom prst="rect">
+                      <a:avLst/>
+                    </a:prstGeom>
+                    <a:noFill/>
+                  </pic:spPr>
+                </pic:pic>
+              </a:graphicData>
+            </a:graphic>
+          </wp:inline>
+        </w:drawing>
+      </w:r>
+    </w:p>
+    <w:p>
+      <w:r>
+        <w:t>OK</w:t>
+      </w:r>
+    </w:p>
+    <w:p>
+      <w:r>
+        <w:br w:type="page"/>
+      </w:r>
+    </w:p>
+    <w:p>
+      <w:r>
+        <w:lastRenderedPageBreak/>
+        <w:t>2021-09-02</w:t>
+      </w:r>
+    </w:p>
+    <w:p>
+      <w:r>
+        <w:t>Record 2638 is an outlier</w:t>
+      </w:r>
+    </w:p>
+    <w:p>
+      <w:r>
+        <w:rPr>
+          <w:noProof/>
+        </w:rPr>
+        <w:drawing>
+          <wp:inline distT="0" distB="0" distL="0" distR="0" wp14:anchorId="489FD780" wp14:editId="1484C053">
+            <wp:extent cx="5953393" cy="3127160"/>
+            <wp:effectExtent l="0" t="0" r="0" b="0"/>
+            <wp:docPr id="1275767529" name="Picture 11"/>
+            <wp:cNvGraphicFramePr>
+              <a:graphicFrameLocks xmlns:a="http://schemas.openxmlformats.org/drawingml/2006/main" noChangeAspect="1"/>
+            </wp:cNvGraphicFramePr>
+            <a:graphic xmlns:a="http://schemas.openxmlformats.org/drawingml/2006/main">
+              <a:graphicData uri="http://schemas.openxmlformats.org/drawingml/2006/picture">
+                <pic:pic xmlns:pic="http://schemas.openxmlformats.org/drawingml/2006/picture">
+                  <pic:nvPicPr>
+                    <pic:cNvPr id="0" name="Picture 12"/>
+                    <pic:cNvPicPr>
+                      <a:picLocks noChangeAspect="1" noChangeArrowheads="1"/>
+                    </pic:cNvPicPr>
+                  </pic:nvPicPr>
+                  <pic:blipFill>
+                    <a:blip r:embed="rId126" cstate="print">
+                      <a:extLst>
+                        <a:ext uri="{28A0092B-C50C-407E-A947-70E740481C1C}">
+                          <a14:useLocalDpi xmlns:a14="http://schemas.microsoft.com/office/drawing/2010/main" val="0"/>
+                        </a:ext>
+                      </a:extLst>
+                    </a:blip>
+                    <a:srcRect/>
+                    <a:stretch>
+                      <a:fillRect/>
+                    </a:stretch>
+                  </pic:blipFill>
+                  <pic:spPr bwMode="auto">
+                    <a:xfrm>
+                      <a:off x="0" y="0"/>
+                      <a:ext cx="5986578" cy="3144591"/>
+                    </a:xfrm>
+                    <a:prstGeom prst="rect">
+                      <a:avLst/>
+                    </a:prstGeom>
+                    <a:noFill/>
+                  </pic:spPr>
+                </pic:pic>
+              </a:graphicData>
+            </a:graphic>
+          </wp:inline>
+        </w:drawing>
+      </w:r>
+    </w:p>
+    <w:p>
+      <w:r>
+        <w:rPr>
+          <w:noProof/>
+        </w:rPr>
+        <w:drawing>
+          <wp:inline distT="0" distB="0" distL="0" distR="0" wp14:anchorId="1EAB0CE0" wp14:editId="2FFD4968">
+            <wp:extent cx="5940514" cy="3120395"/>
+            <wp:effectExtent l="0" t="0" r="3175" b="3810"/>
+            <wp:docPr id="1872532874" name="Picture 12"/>
+            <wp:cNvGraphicFramePr>
+              <a:graphicFrameLocks xmlns:a="http://schemas.openxmlformats.org/drawingml/2006/main" noChangeAspect="1"/>
+            </wp:cNvGraphicFramePr>
+            <a:graphic xmlns:a="http://schemas.openxmlformats.org/drawingml/2006/main">
+              <a:graphicData uri="http://schemas.openxmlformats.org/drawingml/2006/picture">
+                <pic:pic xmlns:pic="http://schemas.openxmlformats.org/drawingml/2006/picture">
+                  <pic:nvPicPr>
+                    <pic:cNvPr id="0" name="Picture 13"/>
+                    <pic:cNvPicPr>
+                      <a:picLocks noChangeAspect="1" noChangeArrowheads="1"/>
+                    </pic:cNvPicPr>
+                  </pic:nvPicPr>
+                  <pic:blipFill>
+                    <a:blip r:embed="rId127" cstate="print">
+                      <a:extLst>
+                        <a:ext uri="{28A0092B-C50C-407E-A947-70E740481C1C}">
+                          <a14:useLocalDpi xmlns:a14="http://schemas.microsoft.com/office/drawing/2010/main" val="0"/>
+                        </a:ext>
+                      </a:extLst>
+                    </a:blip>
+                    <a:srcRect/>
+                    <a:stretch>
+                      <a:fillRect/>
+                    </a:stretch>
+                  </pic:blipFill>
+                  <pic:spPr bwMode="auto">
+                    <a:xfrm>
+                      <a:off x="0" y="0"/>
+                      <a:ext cx="5960626" cy="3130959"/>
+                    </a:xfrm>
+                    <a:prstGeom prst="rect">
+                      <a:avLst/>
+                    </a:prstGeom>
+                    <a:noFill/>
+                  </pic:spPr>
+                </pic:pic>
+              </a:graphicData>
+            </a:graphic>
+          </wp:inline>
+        </w:drawing>
+      </w:r>
+    </w:p>
+    <w:p>
+      <w:r>
+        <w:t>Remove outlier row name 2638</w:t>
+      </w:r>
+    </w:p>
+    <w:p>
+      <w:r>
+        <w:br w:type="page"/>
+      </w:r>
+    </w:p>
+    <w:p>
+      <w:r>
+        <w:lastRenderedPageBreak/>
+        <w:t>2021-09-17</w:t>
+      </w:r>
+    </w:p>
+    <w:p>
+      <w:r>
+        <w:rPr>
+          <w:noProof/>
+        </w:rPr>
+        <w:drawing>
+          <wp:inline distT="0" distB="0" distL="0" distR="0" wp14:anchorId="7B83053C" wp14:editId="112A10B7">
+            <wp:extent cx="5992030" cy="3147455"/>
+            <wp:effectExtent l="0" t="0" r="8890" b="0"/>
+            <wp:docPr id="795309546" name="Picture 13"/>
+            <wp:cNvGraphicFramePr>
+              <a:graphicFrameLocks xmlns:a="http://schemas.openxmlformats.org/drawingml/2006/main" noChangeAspect="1"/>
+            </wp:cNvGraphicFramePr>
+            <a:graphic xmlns:a="http://schemas.openxmlformats.org/drawingml/2006/main">
+              <a:graphicData uri="http://schemas.openxmlformats.org/drawingml/2006/picture">
+                <pic:pic xmlns:pic="http://schemas.openxmlformats.org/drawingml/2006/picture">
+                  <pic:nvPicPr>
+                    <pic:cNvPr id="0" name="Picture 14"/>
+                    <pic:cNvPicPr>
+                      <a:picLocks noChangeAspect="1" noChangeArrowheads="1"/>
+                    </pic:cNvPicPr>
+                  </pic:nvPicPr>
+                  <pic:blipFill>
+                    <a:blip r:embed="rId128" cstate="print">
+                      <a:extLst>
+                        <a:ext uri="{28A0092B-C50C-407E-A947-70E740481C1C}">
+                          <a14:useLocalDpi xmlns:a14="http://schemas.microsoft.com/office/drawing/2010/main" val="0"/>
+                        </a:ext>
+                      </a:extLst>
+                    </a:blip>
+                    <a:srcRect/>
+                    <a:stretch>
+                      <a:fillRect/>
+                    </a:stretch>
+                  </pic:blipFill>
+                  <pic:spPr bwMode="auto">
+                    <a:xfrm>
+                      <a:off x="0" y="0"/>
+                      <a:ext cx="6016811" cy="3160472"/>
+                    </a:xfrm>
+                    <a:prstGeom prst="rect">
+                      <a:avLst/>
+                    </a:prstGeom>
+                    <a:noFill/>
+                  </pic:spPr>
+                </pic:pic>
+              </a:graphicData>
+            </a:graphic>
+          </wp:inline>
+        </w:drawing>
+      </w:r>
+    </w:p>
+    <w:p>
+      <w:r>
+        <w:rPr>
+          <w:noProof/>
+        </w:rPr>
+        <w:drawing>
+          <wp:inline distT="0" distB="0" distL="0" distR="0" wp14:anchorId="2E937A06" wp14:editId="4EB9BA38">
+            <wp:extent cx="5940514" cy="3120395"/>
+            <wp:effectExtent l="0" t="0" r="3175" b="3810"/>
+            <wp:docPr id="33162856" name="Picture 14"/>
+            <wp:cNvGraphicFramePr>
+              <a:graphicFrameLocks xmlns:a="http://schemas.openxmlformats.org/drawingml/2006/main" noChangeAspect="1"/>
+            </wp:cNvGraphicFramePr>
+            <a:graphic xmlns:a="http://schemas.openxmlformats.org/drawingml/2006/main">
+              <a:graphicData uri="http://schemas.openxmlformats.org/drawingml/2006/picture">
+                <pic:pic xmlns:pic="http://schemas.openxmlformats.org/drawingml/2006/picture">
+                  <pic:nvPicPr>
+                    <pic:cNvPr id="0" name="Picture 15"/>
+                    <pic:cNvPicPr>
+                      <a:picLocks noChangeAspect="1" noChangeArrowheads="1"/>
+                    </pic:cNvPicPr>
+                  </pic:nvPicPr>
+                  <pic:blipFill>
+                    <a:blip r:embed="rId129" cstate="print">
+                      <a:extLst>
+                        <a:ext uri="{28A0092B-C50C-407E-A947-70E740481C1C}">
+                          <a14:useLocalDpi xmlns:a14="http://schemas.microsoft.com/office/drawing/2010/main" val="0"/>
+                        </a:ext>
+                      </a:extLst>
+                    </a:blip>
+                    <a:srcRect/>
+                    <a:stretch>
+                      <a:fillRect/>
+                    </a:stretch>
+                  </pic:blipFill>
+                  <pic:spPr bwMode="auto">
+                    <a:xfrm>
+                      <a:off x="0" y="0"/>
+                      <a:ext cx="5957225" cy="3129173"/>
+                    </a:xfrm>
+                    <a:prstGeom prst="rect">
+                      <a:avLst/>
+                    </a:prstGeom>
+                    <a:noFill/>
+                  </pic:spPr>
+                </pic:pic>
+              </a:graphicData>
+            </a:graphic>
+          </wp:inline>
+        </w:drawing>
+      </w:r>
+    </w:p>
+    <w:p>
+      <w:r>
+        <w:t>Switch records  2810, 2724,  2799 and 2713</w:t>
+      </w:r>
+    </w:p>
+    <w:p>
+      <w:r>
+        <w:br w:type="page"/>
+      </w:r>
+    </w:p>
+    <w:p>
+      <w:r>
+        <w:lastRenderedPageBreak/>
+        <w:t>2021-09-29</w:t>
+      </w:r>
+    </w:p>
+    <w:p>
+      <w:r>
+        <w:t xml:space="preserve">20210929B1B2peakareas1 is missing!!!!!!!!  </w:t>
+      </w:r>
+    </w:p>
+    <w:p>
+      <w:r>
+        <w:t xml:space="preserve">20210929B1B2peakareas2 is missing!!!!!!!!  </w:t>
+      </w:r>
+    </w:p>
+    <w:p>
+      <w:r>
+        <w:rPr>
+          <w:noProof/>
+        </w:rPr>
+        <w:drawing>
+          <wp:inline distT="0" distB="0" distL="0" distR="0" wp14:anchorId="60F032B8" wp14:editId="5317C894">
+            <wp:extent cx="5953393" cy="3127160"/>
+            <wp:effectExtent l="0" t="0" r="0" b="0"/>
+            <wp:docPr id="1078102120" name="Picture 15"/>
+            <wp:cNvGraphicFramePr>
+              <a:graphicFrameLocks xmlns:a="http://schemas.openxmlformats.org/drawingml/2006/main" noChangeAspect="1"/>
+            </wp:cNvGraphicFramePr>
+            <a:graphic xmlns:a="http://schemas.openxmlformats.org/drawingml/2006/main">
+              <a:graphicData uri="http://schemas.openxmlformats.org/drawingml/2006/picture">
+                <pic:pic xmlns:pic="http://schemas.openxmlformats.org/drawingml/2006/picture">
+                  <pic:nvPicPr>
+                    <pic:cNvPr id="0" name="Picture 16"/>
+                    <pic:cNvPicPr>
+                      <a:picLocks noChangeAspect="1" noChangeArrowheads="1"/>
+                    </pic:cNvPicPr>
+                  </pic:nvPicPr>
+                  <pic:blipFill>
+                    <a:blip r:embed="rId130" cstate="print">
+                      <a:extLst>
+                        <a:ext uri="{28A0092B-C50C-407E-A947-70E740481C1C}">
+                          <a14:useLocalDpi xmlns:a14="http://schemas.microsoft.com/office/drawing/2010/main" val="0"/>
+                        </a:ext>
+                      </a:extLst>
+                    </a:blip>
+                    <a:srcRect/>
+                    <a:stretch>
+                      <a:fillRect/>
+                    </a:stretch>
+                  </pic:blipFill>
+                  <pic:spPr bwMode="auto">
+                    <a:xfrm>
+                      <a:off x="0" y="0"/>
+                      <a:ext cx="5981555" cy="3141953"/>
+                    </a:xfrm>
+                    <a:prstGeom prst="rect">
+                      <a:avLst/>
+                    </a:prstGeom>
+                    <a:noFill/>
+                  </pic:spPr>
+                </pic:pic>
+              </a:graphicData>
+            </a:graphic>
+          </wp:inline>
+        </w:drawing>
+      </w:r>
+    </w:p>
+    <w:p>
+      <w:r>
+        <w:rPr>
+          <w:noProof/>
+        </w:rPr>
+        <w:drawing>
+          <wp:inline distT="0" distB="0" distL="0" distR="0" wp14:anchorId="08A3E548" wp14:editId="01358211">
+            <wp:extent cx="5927636" cy="3113631"/>
+            <wp:effectExtent l="0" t="0" r="0" b="0"/>
+            <wp:docPr id="222819260" name="Picture 16"/>
+            <wp:cNvGraphicFramePr>
+              <a:graphicFrameLocks xmlns:a="http://schemas.openxmlformats.org/drawingml/2006/main" noChangeAspect="1"/>
+            </wp:cNvGraphicFramePr>
+            <a:graphic xmlns:a="http://schemas.openxmlformats.org/drawingml/2006/main">
+              <a:graphicData uri="http://schemas.openxmlformats.org/drawingml/2006/picture">
+                <pic:pic xmlns:pic="http://schemas.openxmlformats.org/drawingml/2006/picture">
+                  <pic:nvPicPr>
+                    <pic:cNvPr id="0" name="Picture 17"/>
+                    <pic:cNvPicPr>
+                      <a:picLocks noChangeAspect="1" noChangeArrowheads="1"/>
+                    </pic:cNvPicPr>
+                  </pic:nvPicPr>
+                  <pic:blipFill>
+                    <a:blip r:embed="rId131" cstate="print">
+                      <a:extLst>
+                        <a:ext uri="{28A0092B-C50C-407E-A947-70E740481C1C}">
+                          <a14:useLocalDpi xmlns:a14="http://schemas.microsoft.com/office/drawing/2010/main" val="0"/>
+                        </a:ext>
+                      </a:extLst>
+                    </a:blip>
+                    <a:srcRect/>
+                    <a:stretch>
+                      <a:fillRect/>
+                    </a:stretch>
+                  </pic:blipFill>
+                  <pic:spPr bwMode="auto">
+                    <a:xfrm flipV="1">
+                      <a:off x="0" y="0"/>
+                      <a:ext cx="5956956" cy="3129032"/>
+                    </a:xfrm>
+                    <a:prstGeom prst="rect">
+                      <a:avLst/>
+                    </a:prstGeom>
+                    <a:noFill/>
+                  </pic:spPr>
+                </pic:pic>
+              </a:graphicData>
+            </a:graphic>
+          </wp:inline>
+        </w:drawing>
+      </w:r>
+    </w:p>
+    <w:p>
+      <w:r>
+        <w:t xml:space="preserve">20210929B1B2peakareas1 is missing!!!!!!!!  </w:t>
+      </w:r>
+    </w:p>
+    <w:p>
+      <w:r>
+        <w:t xml:space="preserve">20210929B1B2peakareas2 is missing!!!!!!!!  </w:t>
+      </w:r>
+    </w:p>
+    <w:p>
+      <w:r>
+        <w:br w:type="page"/>
+      </w:r>
+    </w:p>
+    <w:p>
+      <w:r>
+        <w:lastRenderedPageBreak/>
+        <w:t>2021-10-27</w:t>
+      </w:r>
+    </w:p>
+    <w:p>
+      <w:r>
+        <w:rPr>
+          <w:noProof/>
+        </w:rPr>
+        <w:drawing>
+          <wp:inline distT="0" distB="0" distL="0" distR="0" wp14:anchorId="2CA78E8D" wp14:editId="2600707B">
+            <wp:extent cx="5914757" cy="3106866"/>
+            <wp:effectExtent l="0" t="0" r="0" b="0"/>
+            <wp:docPr id="2045251952" name="Picture 17"/>
+            <wp:cNvGraphicFramePr>
+              <a:graphicFrameLocks xmlns:a="http://schemas.openxmlformats.org/drawingml/2006/main" noChangeAspect="1"/>
+            </wp:cNvGraphicFramePr>
+            <a:graphic xmlns:a="http://schemas.openxmlformats.org/drawingml/2006/main">
+              <a:graphicData uri="http://schemas.openxmlformats.org/drawingml/2006/picture">
+                <pic:pic xmlns:pic="http://schemas.openxmlformats.org/drawingml/2006/picture">
+                  <pic:nvPicPr>
+                    <pic:cNvPr id="0" name="Picture 18"/>
+                    <pic:cNvPicPr>
+                      <a:picLocks noChangeAspect="1" noChangeArrowheads="1"/>
+                    </pic:cNvPicPr>
+                  </pic:nvPicPr>
+                  <pic:blipFill>
+                    <a:blip r:embed="rId132" cstate="print">
+                      <a:extLst>
+                        <a:ext uri="{28A0092B-C50C-407E-A947-70E740481C1C}">
+                          <a14:useLocalDpi xmlns:a14="http://schemas.microsoft.com/office/drawing/2010/main" val="0"/>
+                        </a:ext>
+                      </a:extLst>
+                    </a:blip>
+                    <a:srcRect/>
+                    <a:stretch>
+                      <a:fillRect/>
+                    </a:stretch>
+                  </pic:blipFill>
+                  <pic:spPr bwMode="auto">
+                    <a:xfrm>
+                      <a:off x="0" y="0"/>
+                      <a:ext cx="5940926" cy="3120612"/>
+                    </a:xfrm>
+                    <a:prstGeom prst="rect">
+                      <a:avLst/>
+                    </a:prstGeom>
+                    <a:noFill/>
+                  </pic:spPr>
+                </pic:pic>
+              </a:graphicData>
+            </a:graphic>
+          </wp:inline>
+        </w:drawing>
+      </w:r>
+    </w:p>
+    <w:p>
+      <w:r>
+        <w:rPr>
+          <w:noProof/>
+        </w:rPr>
+        <w:drawing>
+          <wp:inline distT="0" distB="0" distL="0" distR="0" wp14:anchorId="282425A3" wp14:editId="331AEBA2">
+            <wp:extent cx="5966272" cy="3133925"/>
+            <wp:effectExtent l="0" t="0" r="0" b="0"/>
+            <wp:docPr id="1484669868" name="Picture 18"/>
+            <wp:cNvGraphicFramePr>
+              <a:graphicFrameLocks xmlns:a="http://schemas.openxmlformats.org/drawingml/2006/main" noChangeAspect="1"/>
+            </wp:cNvGraphicFramePr>
+            <a:graphic xmlns:a="http://schemas.openxmlformats.org/drawingml/2006/main">
+              <a:graphicData uri="http://schemas.openxmlformats.org/drawingml/2006/picture">
+                <pic:pic xmlns:pic="http://schemas.openxmlformats.org/drawingml/2006/picture">
+                  <pic:nvPicPr>
+                    <pic:cNvPr id="0" name="Picture 19"/>
+                    <pic:cNvPicPr>
+                      <a:picLocks noChangeAspect="1" noChangeArrowheads="1"/>
+                    </pic:cNvPicPr>
+                  </pic:nvPicPr>
+                  <pic:blipFill>
+                    <a:blip r:embed="rId133" cstate="print">
+                      <a:extLst>
+                        <a:ext uri="{28A0092B-C50C-407E-A947-70E740481C1C}">
+                          <a14:useLocalDpi xmlns:a14="http://schemas.microsoft.com/office/drawing/2010/main" val="0"/>
+                        </a:ext>
+                      </a:extLst>
+                    </a:blip>
+                    <a:srcRect/>
+                    <a:stretch>
+                      <a:fillRect/>
+                    </a:stretch>
+                  </pic:blipFill>
+                  <pic:spPr bwMode="auto">
+                    <a:xfrm>
+                      <a:off x="0" y="0"/>
+                      <a:ext cx="5987925" cy="3145299"/>
+                    </a:xfrm>
+                    <a:prstGeom prst="rect">
+                      <a:avLst/>
+                    </a:prstGeom>
+                    <a:noFill/>
+                  </pic:spPr>
+                </pic:pic>
+              </a:graphicData>
+            </a:graphic>
+          </wp:inline>
+        </w:drawing>
+      </w:r>
+    </w:p>
+    <w:p>
+      <w:r>
+        <w:t>OK</w:t>
+      </w:r>
+    </w:p>
+    <w:p/>
     <w:p/>
     <w:sectPr>
       <w:pgSz w:w="12240" w:h="15840"/>

--- a/StrategicTillage_GC_Analysis_workFlow.docx
+++ b/StrategicTillage_GC_Analysis_workFlow.docx
@@ -51,9 +51,11 @@
           <w:numId w:val="1"/>
         </w:numPr>
       </w:pPr>
+      <w:proofErr w:type="spellStart"/>
       <w:r>
         <w:t>GCAnalysis.R</w:t>
       </w:r>
+      <w:proofErr w:type="spellEnd"/>
     </w:p>
     <w:p>
       <w:pPr>
@@ -63,9 +65,11 @@
           <w:numId w:val="1"/>
         </w:numPr>
       </w:pPr>
+      <w:proofErr w:type="spellStart"/>
       <w:r>
         <w:t>HMR_Analysis.R</w:t>
       </w:r>
+      <w:proofErr w:type="spellEnd"/>
     </w:p>
     <w:p>
       <w:pPr>
@@ -87,9 +91,11 @@
           <w:numId w:val="1"/>
         </w:numPr>
       </w:pPr>
+      <w:proofErr w:type="spellStart"/>
       <w:r>
         <w:t>MassFluxCalculation.R</w:t>
       </w:r>
+      <w:proofErr w:type="spellEnd"/>
     </w:p>
     <w:p>
       <w:pPr>
@@ -99,9 +105,11 @@
           <w:numId w:val="1"/>
         </w:numPr>
       </w:pPr>
+      <w:proofErr w:type="spellStart"/>
       <w:r>
         <w:t>SoilGasFluxStatisticalAnalysis.R</w:t>
       </w:r>
+      <w:proofErr w:type="spellEnd"/>
     </w:p>
     <w:p>
       <w:r>
@@ -109,8 +117,29 @@
       </w:r>
     </w:p>
     <w:p>
-      <w:r>
-        <w:t xml:space="preserve">The N2O and CO2 emissions are too high.  The N2O emission measure calculated by Alli were around 10  kg-N/ha yr. </w:t>
+      <w:proofErr w:type="gramStart"/>
+      <w:r>
+        <w:t>The N2O</w:t>
+      </w:r>
+      <w:proofErr w:type="gramEnd"/>
+      <w:r>
+        <w:t xml:space="preserve"> and CO2 emissions are too high.  The N2O emission measure calculated by Alli </w:t>
+      </w:r>
+      <w:proofErr w:type="gramStart"/>
+      <w:r>
+        <w:t>were</w:t>
+      </w:r>
+      <w:proofErr w:type="gramEnd"/>
+      <w:r>
+        <w:t xml:space="preserve"> around </w:t>
+      </w:r>
+      <w:proofErr w:type="gramStart"/>
+      <w:r>
+        <w:t>10  kg</w:t>
+      </w:r>
+      <w:proofErr w:type="gramEnd"/>
+      <w:r>
+        <w:t xml:space="preserve">-N/ha yr. </w:t>
       </w:r>
     </w:p>
     <w:p>
@@ -319,7 +348,31 @@
     </w:p>
     <w:p>
       <w:r>
-        <w:t>The calibration regression for the GC based on standards seem to be irrelevant, as the important aspect affecting the emissions is not the particular concentration data point, but the slope of the consequent concentration measurement inside the chamber that result in the emission rate.</w:t>
+        <w:t xml:space="preserve">The calibration regression for the GC based on standards </w:t>
+      </w:r>
+      <w:proofErr w:type="gramStart"/>
+      <w:r>
+        <w:t>seem</w:t>
+      </w:r>
+      <w:proofErr w:type="gramEnd"/>
+      <w:r>
+        <w:t xml:space="preserve"> to be irrelevant, as the important aspect affecting the emissions is not the </w:t>
+      </w:r>
+      <w:proofErr w:type="gramStart"/>
+      <w:r>
+        <w:t>particular concentration</w:t>
+      </w:r>
+      <w:proofErr w:type="gramEnd"/>
+      <w:r>
+        <w:t xml:space="preserve"> data point, but the slope of the consequent concentration measurement inside the chamber that </w:t>
+      </w:r>
+      <w:proofErr w:type="gramStart"/>
+      <w:r>
+        <w:t>result</w:t>
+      </w:r>
+      <w:proofErr w:type="gramEnd"/>
+      <w:r>
+        <w:t xml:space="preserve"> in the emission rate.</w:t>
       </w:r>
     </w:p>
     <w:p>
@@ -785,7 +838,15 @@
     <w:p/>
     <w:p>
       <w:r>
-        <w:t>The data from the GC does not seems to indicate any mayor difference in the results. The high emissions do not seem to be the result of the GC analysis.</w:t>
+        <w:t xml:space="preserve">The data from the GC does not </w:t>
+      </w:r>
+      <w:proofErr w:type="gramStart"/>
+      <w:r>
+        <w:t>seems</w:t>
+      </w:r>
+      <w:proofErr w:type="gramEnd"/>
+      <w:r>
+        <w:t xml:space="preserve"> to indicate any mayor difference in the results. The high emissions do not seem to be the result of the GC analysis.</w:t>
       </w:r>
     </w:p>
     <w:p>
@@ -1313,7 +1374,15 @@
     <w:p/>
     <w:p>
       <w:r>
-        <w:t>Plotting the daily emissions (period emissions) against time it is clear that the main factor determining the higher emissions in blocks 1 and 2 are high N2O emission peaks. Those peaks are not present in blocks 3 and 4.</w:t>
+        <w:t xml:space="preserve">Plotting the daily emissions (period emissions) against time </w:t>
+      </w:r>
+      <w:proofErr w:type="gramStart"/>
+      <w:r>
+        <w:t>it is clear that the</w:t>
+      </w:r>
+      <w:proofErr w:type="gramEnd"/>
+      <w:r>
+        <w:t xml:space="preserve"> main factor determining the higher emissions in blocks 1 and 2 are high N2O emission peaks. Those peaks are not present in blocks 3 and 4.</w:t>
       </w:r>
     </w:p>
     <w:p/>
@@ -1547,6 +1616,7 @@
       <w:r>
         <w:t xml:space="preserve">In 2021, Sampling date </w:t>
       </w:r>
+      <w:proofErr w:type="gramStart"/>
       <w:r>
         <w:t>20210614</w:t>
       </w:r>
@@ -1554,7 +1624,11 @@
         <w:t xml:space="preserve">, </w:t>
       </w:r>
       <w:r>
-        <w:t xml:space="preserve"> and </w:t>
+        <w:t xml:space="preserve"> and</w:t>
+      </w:r>
+      <w:proofErr w:type="gramEnd"/>
+      <w:r>
+        <w:t xml:space="preserve"> </w:t>
       </w:r>
       <w:r>
         <w:t>20210629</w:t>
@@ -1563,13 +1637,29 @@
         <w:t xml:space="preserve"> </w:t>
       </w:r>
       <w:r>
-        <w:t>has problems:  The red points in the graph below all belong</w:t>
+        <w:t>has problems</w:t>
+      </w:r>
+      <w:proofErr w:type="gramStart"/>
+      <w:r>
+        <w:t>:  The</w:t>
+      </w:r>
+      <w:proofErr w:type="gramEnd"/>
+      <w:r>
+        <w:t xml:space="preserve"> red points in the graph below all </w:t>
+      </w:r>
+      <w:proofErr w:type="gramStart"/>
+      <w:r>
+        <w:t>belong</w:t>
       </w:r>
       <w:r>
         <w:t xml:space="preserve"> </w:t>
       </w:r>
       <w:r>
-        <w:t xml:space="preserve"> to sampling day </w:t>
+        <w:t xml:space="preserve"> to</w:t>
+      </w:r>
+      <w:proofErr w:type="gramEnd"/>
+      <w:r>
+        <w:t xml:space="preserve"> sampling day </w:t>
       </w:r>
       <w:r>
         <w:t>20210614</w:t>
@@ -1753,7 +1843,49 @@
         <w:rPr>
           <w:highlight w:val="yellow"/>
         </w:rPr>
-        <w:t>The final data for the mass flux calculations was taken from f0 and the missing data from “data error” from LR.f0. For N2O and CH4 all the data has to come from LR.f0.</w:t>
+        <w:t xml:space="preserve">The final data for the mass flux calculations was taken from f0 and the missing data from “data error” from </w:t>
+      </w:r>
+      <w:proofErr w:type="gramStart"/>
+      <w:r>
+        <w:rPr>
+          <w:highlight w:val="yellow"/>
+        </w:rPr>
+        <w:t>LR.f</w:t>
+      </w:r>
+      <w:proofErr w:type="gramEnd"/>
+      <w:r>
+        <w:rPr>
+          <w:highlight w:val="yellow"/>
+        </w:rPr>
+        <w:t xml:space="preserve">0. For N2O and CH4 all the data </w:t>
+      </w:r>
+      <w:proofErr w:type="gramStart"/>
+      <w:r>
+        <w:rPr>
+          <w:highlight w:val="yellow"/>
+        </w:rPr>
+        <w:t>has to</w:t>
+      </w:r>
+      <w:proofErr w:type="gramEnd"/>
+      <w:r>
+        <w:rPr>
+          <w:highlight w:val="yellow"/>
+        </w:rPr>
+        <w:t xml:space="preserve"> come from </w:t>
+      </w:r>
+      <w:proofErr w:type="gramStart"/>
+      <w:r>
+        <w:rPr>
+          <w:highlight w:val="yellow"/>
+        </w:rPr>
+        <w:t>LR.f</w:t>
+      </w:r>
+      <w:proofErr w:type="gramEnd"/>
+      <w:r>
+        <w:rPr>
+          <w:highlight w:val="yellow"/>
+        </w:rPr>
+        <w:t>0.</w:t>
       </w:r>
     </w:p>
     <w:p>
@@ -4115,6 +4247,7 @@
           <w14:ligatures w14:val="none"/>
         </w:rPr>
       </w:pPr>
+      <w:proofErr w:type="gramStart"/>
       <w:r>
         <w:rPr>
           <w:rFonts w:ascii="Lucida Console" w:eastAsia="Times New Roman" w:hAnsi="Lucida Console" w:cs="Courier New"/>
@@ -4124,7 +4257,32 @@
           <w:szCs w:val="20"/>
           <w14:ligatures w14:val="none"/>
         </w:rPr>
-        <w:t>summary(Cumm.Stat.Anal)</w:t>
+        <w:t>summary(</w:t>
+      </w:r>
+      <w:proofErr w:type="spellStart"/>
+      <w:r>
+        <w:rPr>
+          <w:rFonts w:ascii="Lucida Console" w:eastAsia="Times New Roman" w:hAnsi="Lucida Console" w:cs="Courier New"/>
+          <w:color w:val="0000FF"/>
+          <w:kern w:val="0"/>
+          <w:sz w:val="20"/>
+          <w:szCs w:val="20"/>
+          <w14:ligatures w14:val="none"/>
+        </w:rPr>
+        <w:t>Cumm.Stat.Anal</w:t>
+      </w:r>
+      <w:proofErr w:type="spellEnd"/>
+      <w:proofErr w:type="gramEnd"/>
+      <w:r>
+        <w:rPr>
+          <w:rFonts w:ascii="Lucida Console" w:eastAsia="Times New Roman" w:hAnsi="Lucida Console" w:cs="Courier New"/>
+          <w:color w:val="0000FF"/>
+          <w:kern w:val="0"/>
+          <w:sz w:val="20"/>
+          <w:szCs w:val="20"/>
+          <w14:ligatures w14:val="none"/>
+        </w:rPr>
+        <w:t>)</w:t>
       </w:r>
     </w:p>
     <w:p>
@@ -4240,6 +4398,8 @@
           <w14:ligatures w14:val="none"/>
         </w:rPr>
       </w:pPr>
+      <w:proofErr w:type="spellStart"/>
+      <w:proofErr w:type="gramStart"/>
       <w:r>
         <w:rPr>
           <w:rFonts w:ascii="Lucida Console" w:eastAsia="Times New Roman" w:hAnsi="Lucida Console" w:cs="Courier New"/>
@@ -4250,7 +4410,87 @@
           <w:bdr w:val="none" w:sz="0" w:space="0" w:color="auto" w:frame="1"/>
           <w14:ligatures w14:val="none"/>
         </w:rPr>
-        <w:t xml:space="preserve">lm(formula = Total.Cum.Emissions ~ BLOCK.F + Sampling.Year + </w:t>
+        <w:t>lm</w:t>
+      </w:r>
+      <w:proofErr w:type="spellEnd"/>
+      <w:r>
+        <w:rPr>
+          <w:rFonts w:ascii="Lucida Console" w:eastAsia="Times New Roman" w:hAnsi="Lucida Console" w:cs="Courier New"/>
+          <w:color w:val="000000"/>
+          <w:kern w:val="0"/>
+          <w:sz w:val="20"/>
+          <w:szCs w:val="20"/>
+          <w:bdr w:val="none" w:sz="0" w:space="0" w:color="auto" w:frame="1"/>
+          <w14:ligatures w14:val="none"/>
+        </w:rPr>
+        <w:t>(</w:t>
+      </w:r>
+      <w:proofErr w:type="gramEnd"/>
+      <w:r>
+        <w:rPr>
+          <w:rFonts w:ascii="Lucida Console" w:eastAsia="Times New Roman" w:hAnsi="Lucida Console" w:cs="Courier New"/>
+          <w:color w:val="000000"/>
+          <w:kern w:val="0"/>
+          <w:sz w:val="20"/>
+          <w:szCs w:val="20"/>
+          <w:bdr w:val="none" w:sz="0" w:space="0" w:color="auto" w:frame="1"/>
+          <w14:ligatures w14:val="none"/>
+        </w:rPr>
+        <w:t xml:space="preserve">formula = </w:t>
+      </w:r>
+      <w:proofErr w:type="spellStart"/>
+      <w:proofErr w:type="gramStart"/>
+      <w:r>
+        <w:rPr>
+          <w:rFonts w:ascii="Lucida Console" w:eastAsia="Times New Roman" w:hAnsi="Lucida Console" w:cs="Courier New"/>
+          <w:color w:val="000000"/>
+          <w:kern w:val="0"/>
+          <w:sz w:val="20"/>
+          <w:szCs w:val="20"/>
+          <w:bdr w:val="none" w:sz="0" w:space="0" w:color="auto" w:frame="1"/>
+          <w14:ligatures w14:val="none"/>
+        </w:rPr>
+        <w:t>Total.Cum.Emissions</w:t>
+      </w:r>
+      <w:proofErr w:type="spellEnd"/>
+      <w:proofErr w:type="gramEnd"/>
+      <w:r>
+        <w:rPr>
+          <w:rFonts w:ascii="Lucida Console" w:eastAsia="Times New Roman" w:hAnsi="Lucida Console" w:cs="Courier New"/>
+          <w:color w:val="000000"/>
+          <w:kern w:val="0"/>
+          <w:sz w:val="20"/>
+          <w:szCs w:val="20"/>
+          <w:bdr w:val="none" w:sz="0" w:space="0" w:color="auto" w:frame="1"/>
+          <w14:ligatures w14:val="none"/>
+        </w:rPr>
+        <w:t xml:space="preserve"> ~ BLOCK.F + </w:t>
+      </w:r>
+      <w:proofErr w:type="spellStart"/>
+      <w:r>
+        <w:rPr>
+          <w:rFonts w:ascii="Lucida Console" w:eastAsia="Times New Roman" w:hAnsi="Lucida Console" w:cs="Courier New"/>
+          <w:color w:val="000000"/>
+          <w:kern w:val="0"/>
+          <w:sz w:val="20"/>
+          <w:szCs w:val="20"/>
+          <w:bdr w:val="none" w:sz="0" w:space="0" w:color="auto" w:frame="1"/>
+          <w14:ligatures w14:val="none"/>
+        </w:rPr>
+        <w:t>Sampling.Year</w:t>
+      </w:r>
+      <w:proofErr w:type="spellEnd"/>
+      <w:r>
+        <w:rPr>
+          <w:rFonts w:ascii="Lucida Console" w:eastAsia="Times New Roman" w:hAnsi="Lucida Console" w:cs="Courier New"/>
+          <w:color w:val="000000"/>
+          <w:kern w:val="0"/>
+          <w:sz w:val="20"/>
+          <w:szCs w:val="20"/>
+          <w:bdr w:val="none" w:sz="0" w:space="0" w:color="auto" w:frame="1"/>
+          <w14:ligatures w14:val="none"/>
+        </w:rPr>
+        <w:t xml:space="preserve"> + </w:t>
       </w:r>
     </w:p>
     <w:p>
@@ -4296,7 +4536,85 @@
           <w:bdr w:val="none" w:sz="0" w:space="0" w:color="auto" w:frame="1"/>
           <w14:ligatures w14:val="none"/>
         </w:rPr>
-        <w:t xml:space="preserve">    CoverCrop.F + Treatment.F, data = Cumm.Emm.Analysis.2)</w:t>
+        <w:t xml:space="preserve">    </w:t>
+      </w:r>
+      <w:proofErr w:type="spellStart"/>
+      <w:r>
+        <w:rPr>
+          <w:rFonts w:ascii="Lucida Console" w:eastAsia="Times New Roman" w:hAnsi="Lucida Console" w:cs="Courier New"/>
+          <w:color w:val="000000"/>
+          <w:kern w:val="0"/>
+          <w:sz w:val="20"/>
+          <w:szCs w:val="20"/>
+          <w:bdr w:val="none" w:sz="0" w:space="0" w:color="auto" w:frame="1"/>
+          <w14:ligatures w14:val="none"/>
+        </w:rPr>
+        <w:t>CoverCrop.F</w:t>
+      </w:r>
+      <w:proofErr w:type="spellEnd"/>
+      <w:r>
+        <w:rPr>
+          <w:rFonts w:ascii="Lucida Console" w:eastAsia="Times New Roman" w:hAnsi="Lucida Console" w:cs="Courier New"/>
+          <w:color w:val="000000"/>
+          <w:kern w:val="0"/>
+          <w:sz w:val="20"/>
+          <w:szCs w:val="20"/>
+          <w:bdr w:val="none" w:sz="0" w:space="0" w:color="auto" w:frame="1"/>
+          <w14:ligatures w14:val="none"/>
+        </w:rPr>
+        <w:t xml:space="preserve"> + </w:t>
+      </w:r>
+      <w:proofErr w:type="spellStart"/>
+      <w:r>
+        <w:rPr>
+          <w:rFonts w:ascii="Lucida Console" w:eastAsia="Times New Roman" w:hAnsi="Lucida Console" w:cs="Courier New"/>
+          <w:color w:val="000000"/>
+          <w:kern w:val="0"/>
+          <w:sz w:val="20"/>
+          <w:szCs w:val="20"/>
+          <w:bdr w:val="none" w:sz="0" w:space="0" w:color="auto" w:frame="1"/>
+          <w14:ligatures w14:val="none"/>
+        </w:rPr>
+        <w:t>Treatment.F</w:t>
+      </w:r>
+      <w:proofErr w:type="spellEnd"/>
+      <w:r>
+        <w:rPr>
+          <w:rFonts w:ascii="Lucida Console" w:eastAsia="Times New Roman" w:hAnsi="Lucida Console" w:cs="Courier New"/>
+          <w:color w:val="000000"/>
+          <w:kern w:val="0"/>
+          <w:sz w:val="20"/>
+          <w:szCs w:val="20"/>
+          <w:bdr w:val="none" w:sz="0" w:space="0" w:color="auto" w:frame="1"/>
+          <w14:ligatures w14:val="none"/>
+        </w:rPr>
+        <w:t xml:space="preserve">, data = </w:t>
+      </w:r>
+      <w:proofErr w:type="gramStart"/>
+      <w:r>
+        <w:rPr>
+          <w:rFonts w:ascii="Lucida Console" w:eastAsia="Times New Roman" w:hAnsi="Lucida Console" w:cs="Courier New"/>
+          <w:color w:val="000000"/>
+          <w:kern w:val="0"/>
+          <w:sz w:val="20"/>
+          <w:szCs w:val="20"/>
+          <w:bdr w:val="none" w:sz="0" w:space="0" w:color="auto" w:frame="1"/>
+          <w14:ligatures w14:val="none"/>
+        </w:rPr>
+        <w:t>Cumm.Emm.Analysis</w:t>
+      </w:r>
+      <w:proofErr w:type="gramEnd"/>
+      <w:r>
+        <w:rPr>
+          <w:rFonts w:ascii="Lucida Console" w:eastAsia="Times New Roman" w:hAnsi="Lucida Console" w:cs="Courier New"/>
+          <w:color w:val="000000"/>
+          <w:kern w:val="0"/>
+          <w:sz w:val="20"/>
+          <w:szCs w:val="20"/>
+          <w:bdr w:val="none" w:sz="0" w:space="0" w:color="auto" w:frame="1"/>
+          <w14:ligatures w14:val="none"/>
+        </w:rPr>
+        <w:t>.2)</w:t>
       </w:r>
     </w:p>
     <w:p>
@@ -4422,7 +4740,33 @@
           <w:bdr w:val="none" w:sz="0" w:space="0" w:color="auto" w:frame="1"/>
           <w14:ligatures w14:val="none"/>
         </w:rPr>
-        <w:t xml:space="preserve">    Min      1Q  Median      3Q     Max </w:t>
+        <w:t xml:space="preserve">    Min      1</w:t>
+      </w:r>
+      <w:proofErr w:type="gramStart"/>
+      <w:r>
+        <w:rPr>
+          <w:rFonts w:ascii="Lucida Console" w:eastAsia="Times New Roman" w:hAnsi="Lucida Console" w:cs="Courier New"/>
+          <w:color w:val="000000"/>
+          <w:kern w:val="0"/>
+          <w:sz w:val="20"/>
+          <w:szCs w:val="20"/>
+          <w:bdr w:val="none" w:sz="0" w:space="0" w:color="auto" w:frame="1"/>
+          <w14:ligatures w14:val="none"/>
+        </w:rPr>
+        <w:t>Q  Median</w:t>
+      </w:r>
+      <w:proofErr w:type="gramEnd"/>
+      <w:r>
+        <w:rPr>
+          <w:rFonts w:ascii="Lucida Console" w:eastAsia="Times New Roman" w:hAnsi="Lucida Console" w:cs="Courier New"/>
+          <w:color w:val="000000"/>
+          <w:kern w:val="0"/>
+          <w:sz w:val="20"/>
+          <w:szCs w:val="20"/>
+          <w:bdr w:val="none" w:sz="0" w:space="0" w:color="auto" w:frame="1"/>
+          <w14:ligatures w14:val="none"/>
+        </w:rPr>
+        <w:t xml:space="preserve">      3Q     Max </w:t>
       </w:r>
     </w:p>
     <w:p>
@@ -4468,7 +4812,85 @@
           <w:bdr w:val="none" w:sz="0" w:space="0" w:color="auto" w:frame="1"/>
           <w14:ligatures w14:val="none"/>
         </w:rPr>
-        <w:t xml:space="preserve">-21.204  -7.452  -0.579   4.777  41.906 </w:t>
+        <w:t>-21.</w:t>
+      </w:r>
+      <w:proofErr w:type="gramStart"/>
+      <w:r>
+        <w:rPr>
+          <w:rFonts w:ascii="Lucida Console" w:eastAsia="Times New Roman" w:hAnsi="Lucida Console" w:cs="Courier New"/>
+          <w:color w:val="000000"/>
+          <w:kern w:val="0"/>
+          <w:sz w:val="20"/>
+          <w:szCs w:val="20"/>
+          <w:bdr w:val="none" w:sz="0" w:space="0" w:color="auto" w:frame="1"/>
+          <w14:ligatures w14:val="none"/>
+        </w:rPr>
+        <w:t>204  -</w:t>
+      </w:r>
+      <w:proofErr w:type="gramEnd"/>
+      <w:r>
+        <w:rPr>
+          <w:rFonts w:ascii="Lucida Console" w:eastAsia="Times New Roman" w:hAnsi="Lucida Console" w:cs="Courier New"/>
+          <w:color w:val="000000"/>
+          <w:kern w:val="0"/>
+          <w:sz w:val="20"/>
+          <w:szCs w:val="20"/>
+          <w:bdr w:val="none" w:sz="0" w:space="0" w:color="auto" w:frame="1"/>
+          <w14:ligatures w14:val="none"/>
+        </w:rPr>
+        <w:t>7.</w:t>
+      </w:r>
+      <w:proofErr w:type="gramStart"/>
+      <w:r>
+        <w:rPr>
+          <w:rFonts w:ascii="Lucida Console" w:eastAsia="Times New Roman" w:hAnsi="Lucida Console" w:cs="Courier New"/>
+          <w:color w:val="000000"/>
+          <w:kern w:val="0"/>
+          <w:sz w:val="20"/>
+          <w:szCs w:val="20"/>
+          <w:bdr w:val="none" w:sz="0" w:space="0" w:color="auto" w:frame="1"/>
+          <w14:ligatures w14:val="none"/>
+        </w:rPr>
+        <w:t>452  -</w:t>
+      </w:r>
+      <w:proofErr w:type="gramEnd"/>
+      <w:r>
+        <w:rPr>
+          <w:rFonts w:ascii="Lucida Console" w:eastAsia="Times New Roman" w:hAnsi="Lucida Console" w:cs="Courier New"/>
+          <w:color w:val="000000"/>
+          <w:kern w:val="0"/>
+          <w:sz w:val="20"/>
+          <w:szCs w:val="20"/>
+          <w:bdr w:val="none" w:sz="0" w:space="0" w:color="auto" w:frame="1"/>
+          <w14:ligatures w14:val="none"/>
+        </w:rPr>
+        <w:t xml:space="preserve">0.579   </w:t>
+      </w:r>
+      <w:proofErr w:type="gramStart"/>
+      <w:r>
+        <w:rPr>
+          <w:rFonts w:ascii="Lucida Console" w:eastAsia="Times New Roman" w:hAnsi="Lucida Console" w:cs="Courier New"/>
+          <w:color w:val="000000"/>
+          <w:kern w:val="0"/>
+          <w:sz w:val="20"/>
+          <w:szCs w:val="20"/>
+          <w:bdr w:val="none" w:sz="0" w:space="0" w:color="auto" w:frame="1"/>
+          <w14:ligatures w14:val="none"/>
+        </w:rPr>
+        <w:t>4.777  41.906</w:t>
+      </w:r>
+      <w:proofErr w:type="gramEnd"/>
+      <w:r>
+        <w:rPr>
+          <w:rFonts w:ascii="Lucida Console" w:eastAsia="Times New Roman" w:hAnsi="Lucida Console" w:cs="Courier New"/>
+          <w:color w:val="000000"/>
+          <w:kern w:val="0"/>
+          <w:sz w:val="20"/>
+          <w:szCs w:val="20"/>
+          <w:bdr w:val="none" w:sz="0" w:space="0" w:color="auto" w:frame="1"/>
+          <w14:ligatures w14:val="none"/>
+        </w:rPr>
+        <w:t xml:space="preserve"> </w:t>
       </w:r>
     </w:p>
     <w:p>
@@ -4594,7 +5016,33 @@
           <w:bdr w:val="none" w:sz="0" w:space="0" w:color="auto" w:frame="1"/>
           <w14:ligatures w14:val="none"/>
         </w:rPr>
-        <w:t xml:space="preserve">                  Estimate Std. Error t value Pr(&gt;|t|)    </w:t>
+        <w:t xml:space="preserve">                  Estimate Std. Error t value </w:t>
+      </w:r>
+      <w:proofErr w:type="spellStart"/>
+      <w:r>
+        <w:rPr>
+          <w:rFonts w:ascii="Lucida Console" w:eastAsia="Times New Roman" w:hAnsi="Lucida Console" w:cs="Courier New"/>
+          <w:color w:val="000000"/>
+          <w:kern w:val="0"/>
+          <w:sz w:val="20"/>
+          <w:szCs w:val="20"/>
+          <w:bdr w:val="none" w:sz="0" w:space="0" w:color="auto" w:frame="1"/>
+          <w14:ligatures w14:val="none"/>
+        </w:rPr>
+        <w:t>Pr</w:t>
+      </w:r>
+      <w:proofErr w:type="spellEnd"/>
+      <w:r>
+        <w:rPr>
+          <w:rFonts w:ascii="Lucida Console" w:eastAsia="Times New Roman" w:hAnsi="Lucida Console" w:cs="Courier New"/>
+          <w:color w:val="000000"/>
+          <w:kern w:val="0"/>
+          <w:sz w:val="20"/>
+          <w:szCs w:val="20"/>
+          <w:bdr w:val="none" w:sz="0" w:space="0" w:color="auto" w:frame="1"/>
+          <w14:ligatures w14:val="none"/>
+        </w:rPr>
+        <w:t xml:space="preserve">(&gt;|t|)    </w:t>
       </w:r>
     </w:p>
     <w:p>
@@ -4640,7 +5088,59 @@
           <w:bdr w:val="none" w:sz="0" w:space="0" w:color="auto" w:frame="1"/>
           <w14:ligatures w14:val="none"/>
         </w:rPr>
-        <w:t>(Intercept)        17.9614     3.9252   4.576    2e-05 ***</w:t>
+        <w:t>(</w:t>
+      </w:r>
+      <w:proofErr w:type="gramStart"/>
+      <w:r>
+        <w:rPr>
+          <w:rFonts w:ascii="Lucida Console" w:eastAsia="Times New Roman" w:hAnsi="Lucida Console" w:cs="Courier New"/>
+          <w:color w:val="000000"/>
+          <w:kern w:val="0"/>
+          <w:sz w:val="20"/>
+          <w:szCs w:val="20"/>
+          <w:bdr w:val="none" w:sz="0" w:space="0" w:color="auto" w:frame="1"/>
+          <w14:ligatures w14:val="none"/>
+        </w:rPr>
+        <w:t xml:space="preserve">Intercept)   </w:t>
+      </w:r>
+      <w:proofErr w:type="gramEnd"/>
+      <w:r>
+        <w:rPr>
+          <w:rFonts w:ascii="Lucida Console" w:eastAsia="Times New Roman" w:hAnsi="Lucida Console" w:cs="Courier New"/>
+          <w:color w:val="000000"/>
+          <w:kern w:val="0"/>
+          <w:sz w:val="20"/>
+          <w:szCs w:val="20"/>
+          <w:bdr w:val="none" w:sz="0" w:space="0" w:color="auto" w:frame="1"/>
+          <w14:ligatures w14:val="none"/>
+        </w:rPr>
+        <w:t xml:space="preserve">     17.9614     3.9252   4.576 </w:t>
+      </w:r>
+      <w:proofErr w:type="gramStart"/>
+      <w:r>
+        <w:rPr>
+          <w:rFonts w:ascii="Lucida Console" w:eastAsia="Times New Roman" w:hAnsi="Lucida Console" w:cs="Courier New"/>
+          <w:color w:val="000000"/>
+          <w:kern w:val="0"/>
+          <w:sz w:val="20"/>
+          <w:szCs w:val="20"/>
+          <w:bdr w:val="none" w:sz="0" w:space="0" w:color="auto" w:frame="1"/>
+          <w14:ligatures w14:val="none"/>
+        </w:rPr>
+        <w:t xml:space="preserve">   2e</w:t>
+      </w:r>
+      <w:proofErr w:type="gramEnd"/>
+      <w:r>
+        <w:rPr>
+          <w:rFonts w:ascii="Lucida Console" w:eastAsia="Times New Roman" w:hAnsi="Lucida Console" w:cs="Courier New"/>
+          <w:color w:val="000000"/>
+          <w:kern w:val="0"/>
+          <w:sz w:val="20"/>
+          <w:szCs w:val="20"/>
+          <w:bdr w:val="none" w:sz="0" w:space="0" w:color="auto" w:frame="1"/>
+          <w14:ligatures w14:val="none"/>
+        </w:rPr>
+        <w:t>-05 ***</w:t>
       </w:r>
     </w:p>
     <w:p>
@@ -4732,7 +5232,33 @@
           <w:bdr w:val="none" w:sz="0" w:space="0" w:color="auto" w:frame="1"/>
           <w14:ligatures w14:val="none"/>
         </w:rPr>
-        <w:t>BLOCK.F3          -14.7355     3.5916  -4.103 0.000109 ***</w:t>
+        <w:t xml:space="preserve">BLOCK.F3          -14.7355     </w:t>
+      </w:r>
+      <w:proofErr w:type="gramStart"/>
+      <w:r>
+        <w:rPr>
+          <w:rFonts w:ascii="Lucida Console" w:eastAsia="Times New Roman" w:hAnsi="Lucida Console" w:cs="Courier New"/>
+          <w:color w:val="000000"/>
+          <w:kern w:val="0"/>
+          <w:sz w:val="20"/>
+          <w:szCs w:val="20"/>
+          <w:bdr w:val="none" w:sz="0" w:space="0" w:color="auto" w:frame="1"/>
+          <w14:ligatures w14:val="none"/>
+        </w:rPr>
+        <w:t>3.5916  -</w:t>
+      </w:r>
+      <w:proofErr w:type="gramEnd"/>
+      <w:r>
+        <w:rPr>
+          <w:rFonts w:ascii="Lucida Console" w:eastAsia="Times New Roman" w:hAnsi="Lucida Console" w:cs="Courier New"/>
+          <w:color w:val="000000"/>
+          <w:kern w:val="0"/>
+          <w:sz w:val="20"/>
+          <w:szCs w:val="20"/>
+          <w:bdr w:val="none" w:sz="0" w:space="0" w:color="auto" w:frame="1"/>
+          <w14:ligatures w14:val="none"/>
+        </w:rPr>
+        <w:t>4.103 0.000109 ***</w:t>
       </w:r>
     </w:p>
     <w:p>
@@ -4778,7 +5304,33 @@
           <w:bdr w:val="none" w:sz="0" w:space="0" w:color="auto" w:frame="1"/>
           <w14:ligatures w14:val="none"/>
         </w:rPr>
-        <w:t xml:space="preserve">BLOCK.F4          -12.3094     3.5916  -3.427 0.001025 ** </w:t>
+        <w:t xml:space="preserve">BLOCK.F4          -12.3094     </w:t>
+      </w:r>
+      <w:proofErr w:type="gramStart"/>
+      <w:r>
+        <w:rPr>
+          <w:rFonts w:ascii="Lucida Console" w:eastAsia="Times New Roman" w:hAnsi="Lucida Console" w:cs="Courier New"/>
+          <w:color w:val="000000"/>
+          <w:kern w:val="0"/>
+          <w:sz w:val="20"/>
+          <w:szCs w:val="20"/>
+          <w:bdr w:val="none" w:sz="0" w:space="0" w:color="auto" w:frame="1"/>
+          <w14:ligatures w14:val="none"/>
+        </w:rPr>
+        <w:t>3.5916  -</w:t>
+      </w:r>
+      <w:proofErr w:type="gramEnd"/>
+      <w:r>
+        <w:rPr>
+          <w:rFonts w:ascii="Lucida Console" w:eastAsia="Times New Roman" w:hAnsi="Lucida Console" w:cs="Courier New"/>
+          <w:color w:val="000000"/>
+          <w:kern w:val="0"/>
+          <w:sz w:val="20"/>
+          <w:szCs w:val="20"/>
+          <w:bdr w:val="none" w:sz="0" w:space="0" w:color="auto" w:frame="1"/>
+          <w14:ligatures w14:val="none"/>
+        </w:rPr>
+        <w:t xml:space="preserve">3.427 0.001025 ** </w:t>
       </w:r>
     </w:p>
     <w:p>
@@ -4824,7 +5376,59 @@
           <w:bdr w:val="none" w:sz="0" w:space="0" w:color="auto" w:frame="1"/>
           <w14:ligatures w14:val="none"/>
         </w:rPr>
-        <w:t>Sampling.Year2022  -9.7553     2.5396  -3.841 0.000266 ***</w:t>
+        <w:t>Sampling.Year</w:t>
+      </w:r>
+      <w:proofErr w:type="gramStart"/>
+      <w:r>
+        <w:rPr>
+          <w:rFonts w:ascii="Lucida Console" w:eastAsia="Times New Roman" w:hAnsi="Lucida Console" w:cs="Courier New"/>
+          <w:color w:val="000000"/>
+          <w:kern w:val="0"/>
+          <w:sz w:val="20"/>
+          <w:szCs w:val="20"/>
+          <w:bdr w:val="none" w:sz="0" w:space="0" w:color="auto" w:frame="1"/>
+          <w14:ligatures w14:val="none"/>
+        </w:rPr>
+        <w:t>2022  -</w:t>
+      </w:r>
+      <w:proofErr w:type="gramEnd"/>
+      <w:r>
+        <w:rPr>
+          <w:rFonts w:ascii="Lucida Console" w:eastAsia="Times New Roman" w:hAnsi="Lucida Console" w:cs="Courier New"/>
+          <w:color w:val="000000"/>
+          <w:kern w:val="0"/>
+          <w:sz w:val="20"/>
+          <w:szCs w:val="20"/>
+          <w:bdr w:val="none" w:sz="0" w:space="0" w:color="auto" w:frame="1"/>
+          <w14:ligatures w14:val="none"/>
+        </w:rPr>
+        <w:t xml:space="preserve">9.7553     </w:t>
+      </w:r>
+      <w:proofErr w:type="gramStart"/>
+      <w:r>
+        <w:rPr>
+          <w:rFonts w:ascii="Lucida Console" w:eastAsia="Times New Roman" w:hAnsi="Lucida Console" w:cs="Courier New"/>
+          <w:color w:val="000000"/>
+          <w:kern w:val="0"/>
+          <w:sz w:val="20"/>
+          <w:szCs w:val="20"/>
+          <w:bdr w:val="none" w:sz="0" w:space="0" w:color="auto" w:frame="1"/>
+          <w14:ligatures w14:val="none"/>
+        </w:rPr>
+        <w:t>2.5396  -</w:t>
+      </w:r>
+      <w:proofErr w:type="gramEnd"/>
+      <w:r>
+        <w:rPr>
+          <w:rFonts w:ascii="Lucida Console" w:eastAsia="Times New Roman" w:hAnsi="Lucida Console" w:cs="Courier New"/>
+          <w:color w:val="000000"/>
+          <w:kern w:val="0"/>
+          <w:sz w:val="20"/>
+          <w:szCs w:val="20"/>
+          <w:bdr w:val="none" w:sz="0" w:space="0" w:color="auto" w:frame="1"/>
+          <w14:ligatures w14:val="none"/>
+        </w:rPr>
+        <w:t>3.841 0.000266 ***</w:t>
       </w:r>
     </w:p>
     <w:p>
@@ -4860,6 +5464,7 @@
           <w14:ligatures w14:val="none"/>
         </w:rPr>
       </w:pPr>
+      <w:proofErr w:type="spellStart"/>
       <w:r>
         <w:rPr>
           <w:rFonts w:ascii="Lucida Console" w:eastAsia="Times New Roman" w:hAnsi="Lucida Console" w:cs="Courier New"/>
@@ -4870,7 +5475,20 @@
           <w:bdr w:val="none" w:sz="0" w:space="0" w:color="auto" w:frame="1"/>
           <w14:ligatures w14:val="none"/>
         </w:rPr>
-        <w:t xml:space="preserve">CoverCrop.FClover   3.1667     3.2786   0.966 0.337437    </w:t>
+        <w:t>CoverCrop.FClover</w:t>
+      </w:r>
+      <w:proofErr w:type="spellEnd"/>
+      <w:r>
+        <w:rPr>
+          <w:rFonts w:ascii="Lucida Console" w:eastAsia="Times New Roman" w:hAnsi="Lucida Console" w:cs="Courier New"/>
+          <w:color w:val="000000"/>
+          <w:kern w:val="0"/>
+          <w:sz w:val="20"/>
+          <w:szCs w:val="20"/>
+          <w:bdr w:val="none" w:sz="0" w:space="0" w:color="auto" w:frame="1"/>
+          <w14:ligatures w14:val="none"/>
+        </w:rPr>
+        <w:t xml:space="preserve">   3.1667     3.2786   0.966 0.337437    </w:t>
       </w:r>
     </w:p>
     <w:p>
@@ -4906,6 +5524,7 @@
           <w14:ligatures w14:val="none"/>
         </w:rPr>
       </w:pPr>
+      <w:proofErr w:type="spellStart"/>
       <w:r>
         <w:rPr>
           <w:rFonts w:ascii="Lucida Console" w:eastAsia="Times New Roman" w:hAnsi="Lucida Console" w:cs="Courier New"/>
@@ -4916,7 +5535,46 @@
           <w:bdr w:val="none" w:sz="0" w:space="0" w:color="auto" w:frame="1"/>
           <w14:ligatures w14:val="none"/>
         </w:rPr>
-        <w:t xml:space="preserve">CoverCrop.FTrit    -0.4087     3.2786  -0.125 0.901165    </w:t>
+        <w:t>CoverCrop.FTrit</w:t>
+      </w:r>
+      <w:proofErr w:type="spellEnd"/>
+      <w:r>
+        <w:rPr>
+          <w:rFonts w:ascii="Lucida Console" w:eastAsia="Times New Roman" w:hAnsi="Lucida Console" w:cs="Courier New"/>
+          <w:color w:val="000000"/>
+          <w:kern w:val="0"/>
+          <w:sz w:val="20"/>
+          <w:szCs w:val="20"/>
+          <w:bdr w:val="none" w:sz="0" w:space="0" w:color="auto" w:frame="1"/>
+          <w14:ligatures w14:val="none"/>
+        </w:rPr>
+        <w:t xml:space="preserve">    -0.4087     </w:t>
+      </w:r>
+      <w:proofErr w:type="gramStart"/>
+      <w:r>
+        <w:rPr>
+          <w:rFonts w:ascii="Lucida Console" w:eastAsia="Times New Roman" w:hAnsi="Lucida Console" w:cs="Courier New"/>
+          <w:color w:val="000000"/>
+          <w:kern w:val="0"/>
+          <w:sz w:val="20"/>
+          <w:szCs w:val="20"/>
+          <w:bdr w:val="none" w:sz="0" w:space="0" w:color="auto" w:frame="1"/>
+          <w14:ligatures w14:val="none"/>
+        </w:rPr>
+        <w:t>3.2786  -</w:t>
+      </w:r>
+      <w:proofErr w:type="gramEnd"/>
+      <w:r>
+        <w:rPr>
+          <w:rFonts w:ascii="Lucida Console" w:eastAsia="Times New Roman" w:hAnsi="Lucida Console" w:cs="Courier New"/>
+          <w:color w:val="000000"/>
+          <w:kern w:val="0"/>
+          <w:sz w:val="20"/>
+          <w:szCs w:val="20"/>
+          <w:bdr w:val="none" w:sz="0" w:space="0" w:color="auto" w:frame="1"/>
+          <w14:ligatures w14:val="none"/>
+        </w:rPr>
+        <w:t xml:space="preserve">0.125 0.901165    </w:t>
       </w:r>
     </w:p>
     <w:p>
@@ -4952,6 +5610,7 @@
           <w14:ligatures w14:val="none"/>
         </w:rPr>
       </w:pPr>
+      <w:proofErr w:type="spellStart"/>
       <w:r>
         <w:rPr>
           <w:rFonts w:ascii="Lucida Console" w:eastAsia="Times New Roman" w:hAnsi="Lucida Console" w:cs="Courier New"/>
@@ -4962,7 +5621,46 @@
           <w:bdr w:val="none" w:sz="0" w:space="0" w:color="auto" w:frame="1"/>
           <w14:ligatures w14:val="none"/>
         </w:rPr>
-        <w:t xml:space="preserve">Treatment.FB        6.2892     3.2786   1.918 0.059162 .  </w:t>
+        <w:t>Treatment.FB</w:t>
+      </w:r>
+      <w:proofErr w:type="spellEnd"/>
+      <w:r>
+        <w:rPr>
+          <w:rFonts w:ascii="Lucida Console" w:eastAsia="Times New Roman" w:hAnsi="Lucida Console" w:cs="Courier New"/>
+          <w:color w:val="000000"/>
+          <w:kern w:val="0"/>
+          <w:sz w:val="20"/>
+          <w:szCs w:val="20"/>
+          <w:bdr w:val="none" w:sz="0" w:space="0" w:color="auto" w:frame="1"/>
+          <w14:ligatures w14:val="none"/>
+        </w:rPr>
+        <w:t xml:space="preserve">        6.2892     3.2786   1.918 0.</w:t>
+      </w:r>
+      <w:proofErr w:type="gramStart"/>
+      <w:r>
+        <w:rPr>
+          <w:rFonts w:ascii="Lucida Console" w:eastAsia="Times New Roman" w:hAnsi="Lucida Console" w:cs="Courier New"/>
+          <w:color w:val="000000"/>
+          <w:kern w:val="0"/>
+          <w:sz w:val="20"/>
+          <w:szCs w:val="20"/>
+          <w:bdr w:val="none" w:sz="0" w:space="0" w:color="auto" w:frame="1"/>
+          <w14:ligatures w14:val="none"/>
+        </w:rPr>
+        <w:t>059162 .</w:t>
+      </w:r>
+      <w:proofErr w:type="gramEnd"/>
+      <w:r>
+        <w:rPr>
+          <w:rFonts w:ascii="Lucida Console" w:eastAsia="Times New Roman" w:hAnsi="Lucida Console" w:cs="Courier New"/>
+          <w:color w:val="000000"/>
+          <w:kern w:val="0"/>
+          <w:sz w:val="20"/>
+          <w:szCs w:val="20"/>
+          <w:bdr w:val="none" w:sz="0" w:space="0" w:color="auto" w:frame="1"/>
+          <w14:ligatures w14:val="none"/>
+        </w:rPr>
+        <w:t xml:space="preserve">  </w:t>
       </w:r>
     </w:p>
     <w:p>
@@ -4998,6 +5696,7 @@
           <w14:ligatures w14:val="none"/>
         </w:rPr>
       </w:pPr>
+      <w:proofErr w:type="spellStart"/>
       <w:r>
         <w:rPr>
           <w:rFonts w:ascii="Lucida Console" w:eastAsia="Times New Roman" w:hAnsi="Lucida Console" w:cs="Courier New"/>
@@ -5008,7 +5707,20 @@
           <w:bdr w:val="none" w:sz="0" w:space="0" w:color="auto" w:frame="1"/>
           <w14:ligatures w14:val="none"/>
         </w:rPr>
-        <w:t xml:space="preserve">Treatment.FC        4.1102     3.2786   1.254 0.214146    </w:t>
+        <w:t>Treatment.FC</w:t>
+      </w:r>
+      <w:proofErr w:type="spellEnd"/>
+      <w:r>
+        <w:rPr>
+          <w:rFonts w:ascii="Lucida Console" w:eastAsia="Times New Roman" w:hAnsi="Lucida Console" w:cs="Courier New"/>
+          <w:color w:val="000000"/>
+          <w:kern w:val="0"/>
+          <w:sz w:val="20"/>
+          <w:szCs w:val="20"/>
+          <w:bdr w:val="none" w:sz="0" w:space="0" w:color="auto" w:frame="1"/>
+          <w14:ligatures w14:val="none"/>
+        </w:rPr>
+        <w:t xml:space="preserve">        4.1102     3.2786   1.254 0.214146    </w:t>
       </w:r>
     </w:p>
     <w:p>
@@ -5044,6 +5756,7 @@
           <w14:ligatures w14:val="none"/>
         </w:rPr>
       </w:pPr>
+      <w:proofErr w:type="spellStart"/>
       <w:r>
         <w:rPr>
           <w:rFonts w:ascii="Lucida Console" w:eastAsia="Times New Roman" w:hAnsi="Lucida Console" w:cs="Courier New"/>
@@ -5054,7 +5767,46 @@
           <w:bdr w:val="none" w:sz="0" w:space="0" w:color="auto" w:frame="1"/>
           <w14:ligatures w14:val="none"/>
         </w:rPr>
-        <w:t xml:space="preserve">Treatment.FD       -0.8080     5.0082  -0.161 0.872300    </w:t>
+        <w:t>Treatment.FD</w:t>
+      </w:r>
+      <w:proofErr w:type="spellEnd"/>
+      <w:r>
+        <w:rPr>
+          <w:rFonts w:ascii="Lucida Console" w:eastAsia="Times New Roman" w:hAnsi="Lucida Console" w:cs="Courier New"/>
+          <w:color w:val="000000"/>
+          <w:kern w:val="0"/>
+          <w:sz w:val="20"/>
+          <w:szCs w:val="20"/>
+          <w:bdr w:val="none" w:sz="0" w:space="0" w:color="auto" w:frame="1"/>
+          <w14:ligatures w14:val="none"/>
+        </w:rPr>
+        <w:t xml:space="preserve">       -0.8080     </w:t>
+      </w:r>
+      <w:proofErr w:type="gramStart"/>
+      <w:r>
+        <w:rPr>
+          <w:rFonts w:ascii="Lucida Console" w:eastAsia="Times New Roman" w:hAnsi="Lucida Console" w:cs="Courier New"/>
+          <w:color w:val="000000"/>
+          <w:kern w:val="0"/>
+          <w:sz w:val="20"/>
+          <w:szCs w:val="20"/>
+          <w:bdr w:val="none" w:sz="0" w:space="0" w:color="auto" w:frame="1"/>
+          <w14:ligatures w14:val="none"/>
+        </w:rPr>
+        <w:t>5.0082  -</w:t>
+      </w:r>
+      <w:proofErr w:type="gramEnd"/>
+      <w:r>
+        <w:rPr>
+          <w:rFonts w:ascii="Lucida Console" w:eastAsia="Times New Roman" w:hAnsi="Lucida Console" w:cs="Courier New"/>
+          <w:color w:val="000000"/>
+          <w:kern w:val="0"/>
+          <w:sz w:val="20"/>
+          <w:szCs w:val="20"/>
+          <w:bdr w:val="none" w:sz="0" w:space="0" w:color="auto" w:frame="1"/>
+          <w14:ligatures w14:val="none"/>
+        </w:rPr>
+        <w:t xml:space="preserve">0.161 0.872300    </w:t>
       </w:r>
     </w:p>
     <w:p>
@@ -5136,6 +5888,7 @@
           <w14:ligatures w14:val="none"/>
         </w:rPr>
       </w:pPr>
+      <w:proofErr w:type="spellStart"/>
       <w:r>
         <w:rPr>
           <w:rFonts w:ascii="Lucida Console" w:eastAsia="Times New Roman" w:hAnsi="Lucida Console" w:cs="Courier New"/>
@@ -5146,7 +5899,124 @@
           <w:bdr w:val="none" w:sz="0" w:space="0" w:color="auto" w:frame="1"/>
           <w14:ligatures w14:val="none"/>
         </w:rPr>
-        <w:t>Signif. codes:  0 ‘***’ 0.001 ‘**’ 0.01 ‘*’ 0.05 ‘.’ 0.1 ‘ ’ 1</w:t>
+        <w:t>Signif</w:t>
+      </w:r>
+      <w:proofErr w:type="spellEnd"/>
+      <w:r>
+        <w:rPr>
+          <w:rFonts w:ascii="Lucida Console" w:eastAsia="Times New Roman" w:hAnsi="Lucida Console" w:cs="Courier New"/>
+          <w:color w:val="000000"/>
+          <w:kern w:val="0"/>
+          <w:sz w:val="20"/>
+          <w:szCs w:val="20"/>
+          <w:bdr w:val="none" w:sz="0" w:space="0" w:color="auto" w:frame="1"/>
+          <w14:ligatures w14:val="none"/>
+        </w:rPr>
+        <w:t>. codes</w:t>
+      </w:r>
+      <w:proofErr w:type="gramStart"/>
+      <w:r>
+        <w:rPr>
+          <w:rFonts w:ascii="Lucida Console" w:eastAsia="Times New Roman" w:hAnsi="Lucida Console" w:cs="Courier New"/>
+          <w:color w:val="000000"/>
+          <w:kern w:val="0"/>
+          <w:sz w:val="20"/>
+          <w:szCs w:val="20"/>
+          <w:bdr w:val="none" w:sz="0" w:space="0" w:color="auto" w:frame="1"/>
+          <w14:ligatures w14:val="none"/>
+        </w:rPr>
+        <w:t>:  0 ‘</w:t>
+      </w:r>
+      <w:proofErr w:type="gramEnd"/>
+      <w:r>
+        <w:rPr>
+          <w:rFonts w:ascii="Lucida Console" w:eastAsia="Times New Roman" w:hAnsi="Lucida Console" w:cs="Courier New"/>
+          <w:color w:val="000000"/>
+          <w:kern w:val="0"/>
+          <w:sz w:val="20"/>
+          <w:szCs w:val="20"/>
+          <w:bdr w:val="none" w:sz="0" w:space="0" w:color="auto" w:frame="1"/>
+          <w14:ligatures w14:val="none"/>
+        </w:rPr>
+        <w:t xml:space="preserve">***’ </w:t>
+      </w:r>
+      <w:proofErr w:type="gramStart"/>
+      <w:r>
+        <w:rPr>
+          <w:rFonts w:ascii="Lucida Console" w:eastAsia="Times New Roman" w:hAnsi="Lucida Console" w:cs="Courier New"/>
+          <w:color w:val="000000"/>
+          <w:kern w:val="0"/>
+          <w:sz w:val="20"/>
+          <w:szCs w:val="20"/>
+          <w:bdr w:val="none" w:sz="0" w:space="0" w:color="auto" w:frame="1"/>
+          <w14:ligatures w14:val="none"/>
+        </w:rPr>
+        <w:t>0.001 ‘*</w:t>
+      </w:r>
+      <w:proofErr w:type="gramEnd"/>
+      <w:r>
+        <w:rPr>
+          <w:rFonts w:ascii="Lucida Console" w:eastAsia="Times New Roman" w:hAnsi="Lucida Console" w:cs="Courier New"/>
+          <w:color w:val="000000"/>
+          <w:kern w:val="0"/>
+          <w:sz w:val="20"/>
+          <w:szCs w:val="20"/>
+          <w:bdr w:val="none" w:sz="0" w:space="0" w:color="auto" w:frame="1"/>
+          <w14:ligatures w14:val="none"/>
+        </w:rPr>
+        <w:t xml:space="preserve">*’ </w:t>
+      </w:r>
+      <w:proofErr w:type="gramStart"/>
+      <w:r>
+        <w:rPr>
+          <w:rFonts w:ascii="Lucida Console" w:eastAsia="Times New Roman" w:hAnsi="Lucida Console" w:cs="Courier New"/>
+          <w:color w:val="000000"/>
+          <w:kern w:val="0"/>
+          <w:sz w:val="20"/>
+          <w:szCs w:val="20"/>
+          <w:bdr w:val="none" w:sz="0" w:space="0" w:color="auto" w:frame="1"/>
+          <w14:ligatures w14:val="none"/>
+        </w:rPr>
+        <w:t>0.01 ‘*</w:t>
+      </w:r>
+      <w:proofErr w:type="gramEnd"/>
+      <w:r>
+        <w:rPr>
+          <w:rFonts w:ascii="Lucida Console" w:eastAsia="Times New Roman" w:hAnsi="Lucida Console" w:cs="Courier New"/>
+          <w:color w:val="000000"/>
+          <w:kern w:val="0"/>
+          <w:sz w:val="20"/>
+          <w:szCs w:val="20"/>
+          <w:bdr w:val="none" w:sz="0" w:space="0" w:color="auto" w:frame="1"/>
+          <w14:ligatures w14:val="none"/>
+        </w:rPr>
+        <w:t xml:space="preserve">’ 0.05 ‘.’ 0.1 </w:t>
+      </w:r>
+      <w:proofErr w:type="gramStart"/>
+      <w:r>
+        <w:rPr>
+          <w:rFonts w:ascii="Lucida Console" w:eastAsia="Times New Roman" w:hAnsi="Lucida Console" w:cs="Courier New"/>
+          <w:color w:val="000000"/>
+          <w:kern w:val="0"/>
+          <w:sz w:val="20"/>
+          <w:szCs w:val="20"/>
+          <w:bdr w:val="none" w:sz="0" w:space="0" w:color="auto" w:frame="1"/>
+          <w14:ligatures w14:val="none"/>
+        </w:rPr>
+        <w:t>‘ ’</w:t>
+      </w:r>
+      <w:proofErr w:type="gramEnd"/>
+      <w:r>
+        <w:rPr>
+          <w:rFonts w:ascii="Lucida Console" w:eastAsia="Times New Roman" w:hAnsi="Lucida Console" w:cs="Courier New"/>
+          <w:color w:val="000000"/>
+          <w:kern w:val="0"/>
+          <w:sz w:val="20"/>
+          <w:szCs w:val="20"/>
+          <w:bdr w:val="none" w:sz="0" w:space="0" w:color="auto" w:frame="1"/>
+          <w14:ligatures w14:val="none"/>
+        </w:rPr>
+        <w:t xml:space="preserve"> 1</w:t>
       </w:r>
     </w:p>
     <w:p>
@@ -5272,8 +6142,9 @@
           <w:bdr w:val="none" w:sz="0" w:space="0" w:color="auto" w:frame="1"/>
           <w14:ligatures w14:val="none"/>
         </w:rPr>
-        <w:t>Multiple R-squared:  0.4307,</w:t>
-      </w:r>
+        <w:t>Multiple R-squared</w:t>
+      </w:r>
+      <w:proofErr w:type="gramStart"/>
       <w:r>
         <w:rPr>
           <w:rFonts w:ascii="Lucida Console" w:eastAsia="Times New Roman" w:hAnsi="Lucida Console" w:cs="Courier New"/>
@@ -5284,8 +6155,59 @@
           <w:bdr w:val="none" w:sz="0" w:space="0" w:color="auto" w:frame="1"/>
           <w14:ligatures w14:val="none"/>
         </w:rPr>
+        <w:t>:  0.4307</w:t>
+      </w:r>
+      <w:proofErr w:type="gramEnd"/>
+      <w:r>
+        <w:rPr>
+          <w:rFonts w:ascii="Lucida Console" w:eastAsia="Times New Roman" w:hAnsi="Lucida Console" w:cs="Courier New"/>
+          <w:color w:val="000000"/>
+          <w:kern w:val="0"/>
+          <w:sz w:val="20"/>
+          <w:szCs w:val="20"/>
+          <w:bdr w:val="none" w:sz="0" w:space="0" w:color="auto" w:frame="1"/>
+          <w14:ligatures w14:val="none"/>
+        </w:rPr>
+        <w:t>,</w:t>
+      </w:r>
+      <w:r>
+        <w:rPr>
+          <w:rFonts w:ascii="Lucida Console" w:eastAsia="Times New Roman" w:hAnsi="Lucida Console" w:cs="Courier New"/>
+          <w:color w:val="000000"/>
+          <w:kern w:val="0"/>
+          <w:sz w:val="20"/>
+          <w:szCs w:val="20"/>
+          <w:bdr w:val="none" w:sz="0" w:space="0" w:color="auto" w:frame="1"/>
+          <w14:ligatures w14:val="none"/>
+        </w:rPr>
         <w:tab/>
-        <w:t xml:space="preserve">Adjusted R-squared:  0.3575 </w:t>
+        <w:t>Adjusted R-squared</w:t>
+      </w:r>
+      <w:proofErr w:type="gramStart"/>
+      <w:r>
+        <w:rPr>
+          <w:rFonts w:ascii="Lucida Console" w:eastAsia="Times New Roman" w:hAnsi="Lucida Console" w:cs="Courier New"/>
+          <w:color w:val="000000"/>
+          <w:kern w:val="0"/>
+          <w:sz w:val="20"/>
+          <w:szCs w:val="20"/>
+          <w:bdr w:val="none" w:sz="0" w:space="0" w:color="auto" w:frame="1"/>
+          <w14:ligatures w14:val="none"/>
+        </w:rPr>
+        <w:t>:  0.3575</w:t>
+      </w:r>
+      <w:proofErr w:type="gramEnd"/>
+      <w:r>
+        <w:rPr>
+          <w:rFonts w:ascii="Lucida Console" w:eastAsia="Times New Roman" w:hAnsi="Lucida Console" w:cs="Courier New"/>
+          <w:color w:val="000000"/>
+          <w:kern w:val="0"/>
+          <w:sz w:val="20"/>
+          <w:szCs w:val="20"/>
+          <w:bdr w:val="none" w:sz="0" w:space="0" w:color="auto" w:frame="1"/>
+          <w14:ligatures w14:val="none"/>
+        </w:rPr>
+        <w:t xml:space="preserve"> </w:t>
       </w:r>
     </w:p>
     <w:p>
@@ -5331,7 +6253,33 @@
           <w:bdr w:val="none" w:sz="0" w:space="0" w:color="auto" w:frame="1"/>
           <w14:ligatures w14:val="none"/>
         </w:rPr>
-        <w:t>F-statistic: 5.883 on 9 and 70 DF,  p-value: 4.438e-06</w:t>
+        <w:t xml:space="preserve">F-statistic: 5.883 on 9 and 70 </w:t>
+      </w:r>
+      <w:proofErr w:type="gramStart"/>
+      <w:r>
+        <w:rPr>
+          <w:rFonts w:ascii="Lucida Console" w:eastAsia="Times New Roman" w:hAnsi="Lucida Console" w:cs="Courier New"/>
+          <w:color w:val="000000"/>
+          <w:kern w:val="0"/>
+          <w:sz w:val="20"/>
+          <w:szCs w:val="20"/>
+          <w:bdr w:val="none" w:sz="0" w:space="0" w:color="auto" w:frame="1"/>
+          <w14:ligatures w14:val="none"/>
+        </w:rPr>
+        <w:t>DF,  p</w:t>
+      </w:r>
+      <w:proofErr w:type="gramEnd"/>
+      <w:r>
+        <w:rPr>
+          <w:rFonts w:ascii="Lucida Console" w:eastAsia="Times New Roman" w:hAnsi="Lucida Console" w:cs="Courier New"/>
+          <w:color w:val="000000"/>
+          <w:kern w:val="0"/>
+          <w:sz w:val="20"/>
+          <w:szCs w:val="20"/>
+          <w:bdr w:val="none" w:sz="0" w:space="0" w:color="auto" w:frame="1"/>
+          <w14:ligatures w14:val="none"/>
+        </w:rPr>
+        <w:t>-value: 4.438e-06</w:t>
       </w:r>
     </w:p>
     <w:p>
@@ -5413,13 +6361,43 @@
           <w:color w:val="0000FF"/>
         </w:rPr>
       </w:pPr>
+      <w:proofErr w:type="spellStart"/>
+      <w:proofErr w:type="gramStart"/>
       <w:r>
         <w:rPr>
           <w:rStyle w:val="gnvwddmdb3b"/>
           <w:rFonts w:ascii="Lucida Console" w:hAnsi="Lucida Console"/>
           <w:color w:val="0000FF"/>
         </w:rPr>
-        <w:t>anova(Cumm.Stat.Anal)</w:t>
+        <w:t>anova</w:t>
+      </w:r>
+      <w:proofErr w:type="spellEnd"/>
+      <w:r>
+        <w:rPr>
+          <w:rStyle w:val="gnvwddmdb3b"/>
+          <w:rFonts w:ascii="Lucida Console" w:hAnsi="Lucida Console"/>
+          <w:color w:val="0000FF"/>
+        </w:rPr>
+        <w:t>(</w:t>
+      </w:r>
+      <w:proofErr w:type="spellStart"/>
+      <w:r>
+        <w:rPr>
+          <w:rStyle w:val="gnvwddmdb3b"/>
+          <w:rFonts w:ascii="Lucida Console" w:hAnsi="Lucida Console"/>
+          <w:color w:val="0000FF"/>
+        </w:rPr>
+        <w:t>Cumm.Stat.Anal</w:t>
+      </w:r>
+      <w:proofErr w:type="spellEnd"/>
+      <w:proofErr w:type="gramEnd"/>
+      <w:r>
+        <w:rPr>
+          <w:rStyle w:val="gnvwddmdb3b"/>
+          <w:rFonts w:ascii="Lucida Console" w:hAnsi="Lucida Console"/>
+          <w:color w:val="0000FF"/>
+        </w:rPr>
+        <w:t>)</w:t>
       </w:r>
     </w:p>
     <w:p>
@@ -5476,8 +6454,21 @@
           <w:color w:val="000000"/>
           <w:bdr w:val="none" w:sz="0" w:space="0" w:color="auto" w:frame="1"/>
         </w:rPr>
-        <w:t>Response: Total.Cum.Emissions</w:t>
-      </w:r>
+        <w:t xml:space="preserve">Response: </w:t>
+      </w:r>
+      <w:proofErr w:type="spellStart"/>
+      <w:proofErr w:type="gramStart"/>
+      <w:r>
+        <w:rPr>
+          <w:rStyle w:val="gnvwddmdl3b"/>
+          <w:rFonts w:ascii="Lucida Console" w:hAnsi="Lucida Console"/>
+          <w:color w:val="000000"/>
+          <w:bdr w:val="none" w:sz="0" w:space="0" w:color="auto" w:frame="1"/>
+        </w:rPr>
+        <w:t>Total.Cum.Emissions</w:t>
+      </w:r>
+      <w:proofErr w:type="spellEnd"/>
+      <w:proofErr w:type="gramEnd"/>
     </w:p>
     <w:p>
       <w:pPr>
@@ -5498,7 +6489,67 @@
           <w:color w:val="000000"/>
           <w:bdr w:val="none" w:sz="0" w:space="0" w:color="auto" w:frame="1"/>
         </w:rPr>
-        <w:t xml:space="preserve">              Df Sum Sq Mean Sq F value    Pr(&gt;F)    </w:t>
+        <w:t xml:space="preserve">              </w:t>
+      </w:r>
+      <w:proofErr w:type="spellStart"/>
+      <w:r>
+        <w:rPr>
+          <w:rStyle w:val="gnvwddmdl3b"/>
+          <w:rFonts w:ascii="Lucida Console" w:hAnsi="Lucida Console"/>
+          <w:color w:val="000000"/>
+          <w:bdr w:val="none" w:sz="0" w:space="0" w:color="auto" w:frame="1"/>
+        </w:rPr>
+        <w:t>Df</w:t>
+      </w:r>
+      <w:proofErr w:type="spellEnd"/>
+      <w:r>
+        <w:rPr>
+          <w:rStyle w:val="gnvwddmdl3b"/>
+          <w:rFonts w:ascii="Lucida Console" w:hAnsi="Lucida Console"/>
+          <w:color w:val="000000"/>
+          <w:bdr w:val="none" w:sz="0" w:space="0" w:color="auto" w:frame="1"/>
+        </w:rPr>
+        <w:t xml:space="preserve"> Sum Sq Mean Sq F </w:t>
+      </w:r>
+      <w:proofErr w:type="gramStart"/>
+      <w:r>
+        <w:rPr>
+          <w:rStyle w:val="gnvwddmdl3b"/>
+          <w:rFonts w:ascii="Lucida Console" w:hAnsi="Lucida Console"/>
+          <w:color w:val="000000"/>
+          <w:bdr w:val="none" w:sz="0" w:space="0" w:color="auto" w:frame="1"/>
+        </w:rPr>
+        <w:t>value</w:t>
+      </w:r>
+      <w:proofErr w:type="gramEnd"/>
+      <w:r>
+        <w:rPr>
+          <w:rStyle w:val="gnvwddmdl3b"/>
+          <w:rFonts w:ascii="Lucida Console" w:hAnsi="Lucida Console"/>
+          <w:color w:val="000000"/>
+          <w:bdr w:val="none" w:sz="0" w:space="0" w:color="auto" w:frame="1"/>
+        </w:rPr>
+        <w:t xml:space="preserve">    </w:t>
+      </w:r>
+      <w:proofErr w:type="spellStart"/>
+      <w:r>
+        <w:rPr>
+          <w:rStyle w:val="gnvwddmdl3b"/>
+          <w:rFonts w:ascii="Lucida Console" w:hAnsi="Lucida Console"/>
+          <w:color w:val="000000"/>
+          <w:bdr w:val="none" w:sz="0" w:space="0" w:color="auto" w:frame="1"/>
+        </w:rPr>
+        <w:t>Pr</w:t>
+      </w:r>
+      <w:proofErr w:type="spellEnd"/>
+      <w:r>
+        <w:rPr>
+          <w:rStyle w:val="gnvwddmdl3b"/>
+          <w:rFonts w:ascii="Lucida Console" w:hAnsi="Lucida Console"/>
+          <w:color w:val="000000"/>
+          <w:bdr w:val="none" w:sz="0" w:space="0" w:color="auto" w:frame="1"/>
+        </w:rPr>
+        <w:t xml:space="preserve">(&gt;F)    </w:t>
       </w:r>
     </w:p>
     <w:p>
@@ -5535,6 +6586,8 @@
           <w:bdr w:val="none" w:sz="0" w:space="0" w:color="auto" w:frame="1"/>
         </w:rPr>
       </w:pPr>
+      <w:proofErr w:type="spellStart"/>
+      <w:proofErr w:type="gramStart"/>
       <w:r>
         <w:rPr>
           <w:rStyle w:val="gnvwddmdl3b"/>
@@ -5542,7 +6595,27 @@
           <w:color w:val="000000"/>
           <w:bdr w:val="none" w:sz="0" w:space="0" w:color="auto" w:frame="1"/>
         </w:rPr>
-        <w:t>Sampling.Year  1 1903.3 1903.32 14.7553 0.0002661 ***</w:t>
+        <w:t>Sampling.Year</w:t>
+      </w:r>
+      <w:proofErr w:type="spellEnd"/>
+      <w:r>
+        <w:rPr>
+          <w:rStyle w:val="gnvwddmdl3b"/>
+          <w:rFonts w:ascii="Lucida Console" w:hAnsi="Lucida Console"/>
+          <w:color w:val="000000"/>
+          <w:bdr w:val="none" w:sz="0" w:space="0" w:color="auto" w:frame="1"/>
+        </w:rPr>
+        <w:t xml:space="preserve">  1</w:t>
+      </w:r>
+      <w:proofErr w:type="gramEnd"/>
+      <w:r>
+        <w:rPr>
+          <w:rStyle w:val="gnvwddmdl3b"/>
+          <w:rFonts w:ascii="Lucida Console" w:hAnsi="Lucida Console"/>
+          <w:color w:val="000000"/>
+          <w:bdr w:val="none" w:sz="0" w:space="0" w:color="auto" w:frame="1"/>
+        </w:rPr>
+        <w:t xml:space="preserve"> 1903.3 1903.32 14.7553 0.0002661 ***</w:t>
       </w:r>
     </w:p>
     <w:p>
@@ -5557,6 +6630,7 @@
           <w:bdr w:val="none" w:sz="0" w:space="0" w:color="auto" w:frame="1"/>
         </w:rPr>
       </w:pPr>
+      <w:proofErr w:type="spellStart"/>
       <w:r>
         <w:rPr>
           <w:rStyle w:val="gnvwddmdl3b"/>
@@ -5564,7 +6638,57 @@
           <w:color w:val="000000"/>
           <w:bdr w:val="none" w:sz="0" w:space="0" w:color="auto" w:frame="1"/>
         </w:rPr>
-        <w:t xml:space="preserve">CoverCrop.F    2  103.8   51.89  0.4023 0.6703176    </w:t>
+        <w:t>CoverCrop.F</w:t>
+      </w:r>
+      <w:proofErr w:type="spellEnd"/>
+      <w:r>
+        <w:rPr>
+          <w:rStyle w:val="gnvwddmdl3b"/>
+          <w:rFonts w:ascii="Lucida Console" w:hAnsi="Lucida Console"/>
+          <w:color w:val="000000"/>
+          <w:bdr w:val="none" w:sz="0" w:space="0" w:color="auto" w:frame="1"/>
+        </w:rPr>
+        <w:t xml:space="preserve">    </w:t>
+      </w:r>
+      <w:proofErr w:type="gramStart"/>
+      <w:r>
+        <w:rPr>
+          <w:rStyle w:val="gnvwddmdl3b"/>
+          <w:rFonts w:ascii="Lucida Console" w:hAnsi="Lucida Console"/>
+          <w:color w:val="000000"/>
+          <w:bdr w:val="none" w:sz="0" w:space="0" w:color="auto" w:frame="1"/>
+        </w:rPr>
+        <w:t>2  103.8</w:t>
+      </w:r>
+      <w:proofErr w:type="gramEnd"/>
+      <w:r>
+        <w:rPr>
+          <w:rStyle w:val="gnvwddmdl3b"/>
+          <w:rFonts w:ascii="Lucida Console" w:hAnsi="Lucida Console"/>
+          <w:color w:val="000000"/>
+          <w:bdr w:val="none" w:sz="0" w:space="0" w:color="auto" w:frame="1"/>
+        </w:rPr>
+        <w:t xml:space="preserve">   </w:t>
+      </w:r>
+      <w:proofErr w:type="gramStart"/>
+      <w:r>
+        <w:rPr>
+          <w:rStyle w:val="gnvwddmdl3b"/>
+          <w:rFonts w:ascii="Lucida Console" w:hAnsi="Lucida Console"/>
+          <w:color w:val="000000"/>
+          <w:bdr w:val="none" w:sz="0" w:space="0" w:color="auto" w:frame="1"/>
+        </w:rPr>
+        <w:t>51.89  0.4023</w:t>
+      </w:r>
+      <w:proofErr w:type="gramEnd"/>
+      <w:r>
+        <w:rPr>
+          <w:rStyle w:val="gnvwddmdl3b"/>
+          <w:rFonts w:ascii="Lucida Console" w:hAnsi="Lucida Console"/>
+          <w:color w:val="000000"/>
+          <w:bdr w:val="none" w:sz="0" w:space="0" w:color="auto" w:frame="1"/>
+        </w:rPr>
+        <w:t xml:space="preserve"> 0.6703176    </w:t>
       </w:r>
     </w:p>
     <w:p>
@@ -5579,6 +6703,7 @@
           <w:bdr w:val="none" w:sz="0" w:space="0" w:color="auto" w:frame="1"/>
         </w:rPr>
       </w:pPr>
+      <w:proofErr w:type="spellStart"/>
       <w:r>
         <w:rPr>
           <w:rStyle w:val="gnvwddmdl3b"/>
@@ -5586,7 +6711,57 @@
           <w:color w:val="000000"/>
           <w:bdr w:val="none" w:sz="0" w:space="0" w:color="auto" w:frame="1"/>
         </w:rPr>
-        <w:t xml:space="preserve">Treatment.F    3  599.2  199.73  1.5484 0.2096975    </w:t>
+        <w:t>Treatment.F</w:t>
+      </w:r>
+      <w:proofErr w:type="spellEnd"/>
+      <w:r>
+        <w:rPr>
+          <w:rStyle w:val="gnvwddmdl3b"/>
+          <w:rFonts w:ascii="Lucida Console" w:hAnsi="Lucida Console"/>
+          <w:color w:val="000000"/>
+          <w:bdr w:val="none" w:sz="0" w:space="0" w:color="auto" w:frame="1"/>
+        </w:rPr>
+        <w:t xml:space="preserve">    </w:t>
+      </w:r>
+      <w:proofErr w:type="gramStart"/>
+      <w:r>
+        <w:rPr>
+          <w:rStyle w:val="gnvwddmdl3b"/>
+          <w:rFonts w:ascii="Lucida Console" w:hAnsi="Lucida Console"/>
+          <w:color w:val="000000"/>
+          <w:bdr w:val="none" w:sz="0" w:space="0" w:color="auto" w:frame="1"/>
+        </w:rPr>
+        <w:t>3  599.2</w:t>
+      </w:r>
+      <w:proofErr w:type="gramEnd"/>
+      <w:r>
+        <w:rPr>
+          <w:rStyle w:val="gnvwddmdl3b"/>
+          <w:rFonts w:ascii="Lucida Console" w:hAnsi="Lucida Console"/>
+          <w:color w:val="000000"/>
+          <w:bdr w:val="none" w:sz="0" w:space="0" w:color="auto" w:frame="1"/>
+        </w:rPr>
+        <w:t xml:space="preserve">  </w:t>
+      </w:r>
+      <w:proofErr w:type="gramStart"/>
+      <w:r>
+        <w:rPr>
+          <w:rStyle w:val="gnvwddmdl3b"/>
+          <w:rFonts w:ascii="Lucida Console" w:hAnsi="Lucida Console"/>
+          <w:color w:val="000000"/>
+          <w:bdr w:val="none" w:sz="0" w:space="0" w:color="auto" w:frame="1"/>
+        </w:rPr>
+        <w:t>199.73  1.5484</w:t>
+      </w:r>
+      <w:proofErr w:type="gramEnd"/>
+      <w:r>
+        <w:rPr>
+          <w:rStyle w:val="gnvwddmdl3b"/>
+          <w:rFonts w:ascii="Lucida Console" w:hAnsi="Lucida Console"/>
+          <w:color w:val="000000"/>
+          <w:bdr w:val="none" w:sz="0" w:space="0" w:color="auto" w:frame="1"/>
+        </w:rPr>
+        <w:t xml:space="preserve"> 0.2096975    </w:t>
       </w:r>
     </w:p>
     <w:p>
@@ -5608,7 +6783,27 @@
           <w:color w:val="000000"/>
           <w:bdr w:val="none" w:sz="0" w:space="0" w:color="auto" w:frame="1"/>
         </w:rPr>
-        <w:t xml:space="preserve">Residuals     70 9029.5  128.99                      </w:t>
+        <w:t xml:space="preserve">Residuals     70 </w:t>
+      </w:r>
+      <w:proofErr w:type="gramStart"/>
+      <w:r>
+        <w:rPr>
+          <w:rStyle w:val="gnvwddmdl3b"/>
+          <w:rFonts w:ascii="Lucida Console" w:hAnsi="Lucida Console"/>
+          <w:color w:val="000000"/>
+          <w:bdr w:val="none" w:sz="0" w:space="0" w:color="auto" w:frame="1"/>
+        </w:rPr>
+        <w:t>9029.5  128.99</w:t>
+      </w:r>
+      <w:proofErr w:type="gramEnd"/>
+      <w:r>
+        <w:rPr>
+          <w:rStyle w:val="gnvwddmdl3b"/>
+          <w:rFonts w:ascii="Lucida Console" w:hAnsi="Lucida Console"/>
+          <w:color w:val="000000"/>
+          <w:bdr w:val="none" w:sz="0" w:space="0" w:color="auto" w:frame="1"/>
+        </w:rPr>
+        <w:t xml:space="preserve">                      </w:t>
       </w:r>
     </w:p>
     <w:p>
@@ -5643,6 +6838,7 @@
           <w:color w:val="000000"/>
         </w:rPr>
       </w:pPr>
+      <w:proofErr w:type="spellStart"/>
       <w:r>
         <w:rPr>
           <w:rStyle w:val="gnvwddmdl3b"/>
@@ -5650,7 +6846,97 @@
           <w:color w:val="000000"/>
           <w:bdr w:val="none" w:sz="0" w:space="0" w:color="auto" w:frame="1"/>
         </w:rPr>
-        <w:t>Signif. codes:  0 ‘***’ 0.001 ‘**’ 0.01 ‘*’ 0.05 ‘.’ 0.1 ‘ ’ 1</w:t>
+        <w:t>Signif</w:t>
+      </w:r>
+      <w:proofErr w:type="spellEnd"/>
+      <w:r>
+        <w:rPr>
+          <w:rStyle w:val="gnvwddmdl3b"/>
+          <w:rFonts w:ascii="Lucida Console" w:hAnsi="Lucida Console"/>
+          <w:color w:val="000000"/>
+          <w:bdr w:val="none" w:sz="0" w:space="0" w:color="auto" w:frame="1"/>
+        </w:rPr>
+        <w:t>. codes</w:t>
+      </w:r>
+      <w:proofErr w:type="gramStart"/>
+      <w:r>
+        <w:rPr>
+          <w:rStyle w:val="gnvwddmdl3b"/>
+          <w:rFonts w:ascii="Lucida Console" w:hAnsi="Lucida Console"/>
+          <w:color w:val="000000"/>
+          <w:bdr w:val="none" w:sz="0" w:space="0" w:color="auto" w:frame="1"/>
+        </w:rPr>
+        <w:t>:  0 ‘</w:t>
+      </w:r>
+      <w:proofErr w:type="gramEnd"/>
+      <w:r>
+        <w:rPr>
+          <w:rStyle w:val="gnvwddmdl3b"/>
+          <w:rFonts w:ascii="Lucida Console" w:hAnsi="Lucida Console"/>
+          <w:color w:val="000000"/>
+          <w:bdr w:val="none" w:sz="0" w:space="0" w:color="auto" w:frame="1"/>
+        </w:rPr>
+        <w:t xml:space="preserve">***’ </w:t>
+      </w:r>
+      <w:proofErr w:type="gramStart"/>
+      <w:r>
+        <w:rPr>
+          <w:rStyle w:val="gnvwddmdl3b"/>
+          <w:rFonts w:ascii="Lucida Console" w:hAnsi="Lucida Console"/>
+          <w:color w:val="000000"/>
+          <w:bdr w:val="none" w:sz="0" w:space="0" w:color="auto" w:frame="1"/>
+        </w:rPr>
+        <w:t>0.001 ‘*</w:t>
+      </w:r>
+      <w:proofErr w:type="gramEnd"/>
+      <w:r>
+        <w:rPr>
+          <w:rStyle w:val="gnvwddmdl3b"/>
+          <w:rFonts w:ascii="Lucida Console" w:hAnsi="Lucida Console"/>
+          <w:color w:val="000000"/>
+          <w:bdr w:val="none" w:sz="0" w:space="0" w:color="auto" w:frame="1"/>
+        </w:rPr>
+        <w:t xml:space="preserve">*’ </w:t>
+      </w:r>
+      <w:proofErr w:type="gramStart"/>
+      <w:r>
+        <w:rPr>
+          <w:rStyle w:val="gnvwddmdl3b"/>
+          <w:rFonts w:ascii="Lucida Console" w:hAnsi="Lucida Console"/>
+          <w:color w:val="000000"/>
+          <w:bdr w:val="none" w:sz="0" w:space="0" w:color="auto" w:frame="1"/>
+        </w:rPr>
+        <w:t>0.01 ‘*</w:t>
+      </w:r>
+      <w:proofErr w:type="gramEnd"/>
+      <w:r>
+        <w:rPr>
+          <w:rStyle w:val="gnvwddmdl3b"/>
+          <w:rFonts w:ascii="Lucida Console" w:hAnsi="Lucida Console"/>
+          <w:color w:val="000000"/>
+          <w:bdr w:val="none" w:sz="0" w:space="0" w:color="auto" w:frame="1"/>
+        </w:rPr>
+        <w:t xml:space="preserve">’ 0.05 ‘.’ 0.1 </w:t>
+      </w:r>
+      <w:proofErr w:type="gramStart"/>
+      <w:r>
+        <w:rPr>
+          <w:rStyle w:val="gnvwddmdl3b"/>
+          <w:rFonts w:ascii="Lucida Console" w:hAnsi="Lucida Console"/>
+          <w:color w:val="000000"/>
+          <w:bdr w:val="none" w:sz="0" w:space="0" w:color="auto" w:frame="1"/>
+        </w:rPr>
+        <w:t>‘ ’</w:t>
+      </w:r>
+      <w:proofErr w:type="gramEnd"/>
+      <w:r>
+        <w:rPr>
+          <w:rStyle w:val="gnvwddmdl3b"/>
+          <w:rFonts w:ascii="Lucida Console" w:hAnsi="Lucida Console"/>
+          <w:color w:val="000000"/>
+          <w:bdr w:val="none" w:sz="0" w:space="0" w:color="auto" w:frame="1"/>
+        </w:rPr>
+        <w:t xml:space="preserve"> 1</w:t>
       </w:r>
     </w:p>
     <w:p>
@@ -5801,8 +7087,13 @@
       </w:r>
     </w:p>
     <w:p>
-      <w:r>
-        <w:t>Daily  emission analysis</w:t>
+      <w:proofErr w:type="gramStart"/>
+      <w:r>
+        <w:t>Daily  emission</w:t>
+      </w:r>
+      <w:proofErr w:type="gramEnd"/>
+      <w:r>
+        <w:t xml:space="preserve"> analysis</w:t>
       </w:r>
     </w:p>
     <w:p>
@@ -6258,6 +7549,7 @@
                 <w14:ligatures w14:val="none"/>
               </w:rPr>
             </w:pPr>
+            <w:proofErr w:type="spellStart"/>
             <w:r>
               <w:rPr>
                 <w:rFonts w:ascii="Calibri" w:eastAsia="Times New Roman" w:hAnsi="Calibri" w:cs="Calibri"/>
@@ -6266,8 +7558,31 @@
                 <w:szCs w:val="24"/>
                 <w14:ligatures w14:val="none"/>
               </w:rPr>
-              <w:t>uL/Lgas</w:t>
+              <w:t>uL</w:t>
             </w:r>
+            <w:proofErr w:type="spellEnd"/>
+            <w:r>
+              <w:rPr>
+                <w:rFonts w:ascii="Calibri" w:eastAsia="Times New Roman" w:hAnsi="Calibri" w:cs="Calibri"/>
+                <w:kern w:val="0"/>
+                <w:sz w:val="24"/>
+                <w:szCs w:val="24"/>
+                <w14:ligatures w14:val="none"/>
+              </w:rPr>
+              <w:t>/</w:t>
+            </w:r>
+            <w:proofErr w:type="spellStart"/>
+            <w:r>
+              <w:rPr>
+                <w:rFonts w:ascii="Calibri" w:eastAsia="Times New Roman" w:hAnsi="Calibri" w:cs="Calibri"/>
+                <w:kern w:val="0"/>
+                <w:sz w:val="24"/>
+                <w:szCs w:val="24"/>
+                <w14:ligatures w14:val="none"/>
+              </w:rPr>
+              <w:t>Lgas</w:t>
+            </w:r>
+            <w:proofErr w:type="spellEnd"/>
           </w:p>
         </w:tc>
         <w:tc>
@@ -6482,6 +7797,7 @@
                 <w14:ligatures w14:val="none"/>
               </w:rPr>
             </w:pPr>
+            <w:proofErr w:type="spellStart"/>
             <w:r>
               <w:rPr>
                 <w:rFonts w:ascii="Calibri" w:eastAsia="Times New Roman" w:hAnsi="Calibri" w:cs="Calibri"/>
@@ -6490,8 +7806,31 @@
                 <w:szCs w:val="24"/>
                 <w14:ligatures w14:val="none"/>
               </w:rPr>
-              <w:t>uL/Lgas</w:t>
+              <w:t>uL</w:t>
             </w:r>
+            <w:proofErr w:type="spellEnd"/>
+            <w:r>
+              <w:rPr>
+                <w:rFonts w:ascii="Calibri" w:eastAsia="Times New Roman" w:hAnsi="Calibri" w:cs="Calibri"/>
+                <w:kern w:val="0"/>
+                <w:sz w:val="24"/>
+                <w:szCs w:val="24"/>
+                <w14:ligatures w14:val="none"/>
+              </w:rPr>
+              <w:t>/</w:t>
+            </w:r>
+            <w:proofErr w:type="spellStart"/>
+            <w:r>
+              <w:rPr>
+                <w:rFonts w:ascii="Calibri" w:eastAsia="Times New Roman" w:hAnsi="Calibri" w:cs="Calibri"/>
+                <w:kern w:val="0"/>
+                <w:sz w:val="24"/>
+                <w:szCs w:val="24"/>
+                <w14:ligatures w14:val="none"/>
+              </w:rPr>
+              <w:t>Lgas</w:t>
+            </w:r>
+            <w:proofErr w:type="spellEnd"/>
           </w:p>
         </w:tc>
         <w:tc>
@@ -6706,6 +8045,7 @@
                 <w14:ligatures w14:val="none"/>
               </w:rPr>
             </w:pPr>
+            <w:proofErr w:type="spellStart"/>
             <w:r>
               <w:rPr>
                 <w:rFonts w:ascii="Calibri" w:eastAsia="Times New Roman" w:hAnsi="Calibri" w:cs="Calibri"/>
@@ -6714,8 +8054,31 @@
                 <w:szCs w:val="24"/>
                 <w14:ligatures w14:val="none"/>
               </w:rPr>
-              <w:t>uL/Lgas</w:t>
+              <w:t>uL</w:t>
             </w:r>
+            <w:proofErr w:type="spellEnd"/>
+            <w:r>
+              <w:rPr>
+                <w:rFonts w:ascii="Calibri" w:eastAsia="Times New Roman" w:hAnsi="Calibri" w:cs="Calibri"/>
+                <w:kern w:val="0"/>
+                <w:sz w:val="24"/>
+                <w:szCs w:val="24"/>
+                <w14:ligatures w14:val="none"/>
+              </w:rPr>
+              <w:t>/</w:t>
+            </w:r>
+            <w:proofErr w:type="spellStart"/>
+            <w:r>
+              <w:rPr>
+                <w:rFonts w:ascii="Calibri" w:eastAsia="Times New Roman" w:hAnsi="Calibri" w:cs="Calibri"/>
+                <w:kern w:val="0"/>
+                <w:sz w:val="24"/>
+                <w:szCs w:val="24"/>
+                <w14:ligatures w14:val="none"/>
+              </w:rPr>
+              <w:t>Lgas</w:t>
+            </w:r>
+            <w:proofErr w:type="spellEnd"/>
           </w:p>
         </w:tc>
         <w:tc>
@@ -6930,6 +8293,7 @@
                 <w14:ligatures w14:val="none"/>
               </w:rPr>
             </w:pPr>
+            <w:proofErr w:type="spellStart"/>
             <w:r>
               <w:rPr>
                 <w:rFonts w:ascii="Calibri" w:eastAsia="Times New Roman" w:hAnsi="Calibri" w:cs="Calibri"/>
@@ -6938,8 +8302,31 @@
                 <w:szCs w:val="24"/>
                 <w14:ligatures w14:val="none"/>
               </w:rPr>
-              <w:t>uL/Lgas</w:t>
+              <w:t>uL</w:t>
             </w:r>
+            <w:proofErr w:type="spellEnd"/>
+            <w:r>
+              <w:rPr>
+                <w:rFonts w:ascii="Calibri" w:eastAsia="Times New Roman" w:hAnsi="Calibri" w:cs="Calibri"/>
+                <w:kern w:val="0"/>
+                <w:sz w:val="24"/>
+                <w:szCs w:val="24"/>
+                <w14:ligatures w14:val="none"/>
+              </w:rPr>
+              <w:t>/</w:t>
+            </w:r>
+            <w:proofErr w:type="spellStart"/>
+            <w:r>
+              <w:rPr>
+                <w:rFonts w:ascii="Calibri" w:eastAsia="Times New Roman" w:hAnsi="Calibri" w:cs="Calibri"/>
+                <w:kern w:val="0"/>
+                <w:sz w:val="24"/>
+                <w:szCs w:val="24"/>
+                <w14:ligatures w14:val="none"/>
+              </w:rPr>
+              <w:t>Lgas</w:t>
+            </w:r>
+            <w:proofErr w:type="spellEnd"/>
           </w:p>
         </w:tc>
         <w:tc>
@@ -7151,6 +8538,7 @@
                 <w14:ligatures w14:val="none"/>
               </w:rPr>
             </w:pPr>
+            <w:proofErr w:type="spellStart"/>
             <w:r>
               <w:rPr>
                 <w:rFonts w:ascii="Calibri" w:eastAsia="Times New Roman" w:hAnsi="Calibri" w:cs="Calibri"/>
@@ -7159,8 +8547,31 @@
                 <w:szCs w:val="24"/>
                 <w14:ligatures w14:val="none"/>
               </w:rPr>
-              <w:t>uL/Lgas</w:t>
+              <w:t>uL</w:t>
             </w:r>
+            <w:proofErr w:type="spellEnd"/>
+            <w:r>
+              <w:rPr>
+                <w:rFonts w:ascii="Calibri" w:eastAsia="Times New Roman" w:hAnsi="Calibri" w:cs="Calibri"/>
+                <w:kern w:val="0"/>
+                <w:sz w:val="24"/>
+                <w:szCs w:val="24"/>
+                <w14:ligatures w14:val="none"/>
+              </w:rPr>
+              <w:t>/</w:t>
+            </w:r>
+            <w:proofErr w:type="spellStart"/>
+            <w:r>
+              <w:rPr>
+                <w:rFonts w:ascii="Calibri" w:eastAsia="Times New Roman" w:hAnsi="Calibri" w:cs="Calibri"/>
+                <w:kern w:val="0"/>
+                <w:sz w:val="24"/>
+                <w:szCs w:val="24"/>
+                <w14:ligatures w14:val="none"/>
+              </w:rPr>
+              <w:t>Lgas</w:t>
+            </w:r>
+            <w:proofErr w:type="spellEnd"/>
           </w:p>
         </w:tc>
         <w:tc>
@@ -7372,6 +8783,7 @@
                 <w14:ligatures w14:val="none"/>
               </w:rPr>
             </w:pPr>
+            <w:proofErr w:type="spellStart"/>
             <w:r>
               <w:rPr>
                 <w:rFonts w:ascii="Calibri" w:eastAsia="Times New Roman" w:hAnsi="Calibri" w:cs="Calibri"/>
@@ -7380,8 +8792,31 @@
                 <w:szCs w:val="24"/>
                 <w14:ligatures w14:val="none"/>
               </w:rPr>
-              <w:t>uL/Lgas</w:t>
+              <w:t>uL</w:t>
             </w:r>
+            <w:proofErr w:type="spellEnd"/>
+            <w:r>
+              <w:rPr>
+                <w:rFonts w:ascii="Calibri" w:eastAsia="Times New Roman" w:hAnsi="Calibri" w:cs="Calibri"/>
+                <w:kern w:val="0"/>
+                <w:sz w:val="24"/>
+                <w:szCs w:val="24"/>
+                <w14:ligatures w14:val="none"/>
+              </w:rPr>
+              <w:t>/</w:t>
+            </w:r>
+            <w:proofErr w:type="spellStart"/>
+            <w:r>
+              <w:rPr>
+                <w:rFonts w:ascii="Calibri" w:eastAsia="Times New Roman" w:hAnsi="Calibri" w:cs="Calibri"/>
+                <w:kern w:val="0"/>
+                <w:sz w:val="24"/>
+                <w:szCs w:val="24"/>
+                <w14:ligatures w14:val="none"/>
+              </w:rPr>
+              <w:t>Lgas</w:t>
+            </w:r>
+            <w:proofErr w:type="spellEnd"/>
           </w:p>
         </w:tc>
         <w:tc>
@@ -7596,6 +9031,7 @@
                 <w14:ligatures w14:val="none"/>
               </w:rPr>
             </w:pPr>
+            <w:proofErr w:type="spellStart"/>
             <w:r>
               <w:rPr>
                 <w:rFonts w:ascii="Calibri" w:eastAsia="Times New Roman" w:hAnsi="Calibri" w:cs="Calibri"/>
@@ -7604,8 +9040,31 @@
                 <w:szCs w:val="24"/>
                 <w14:ligatures w14:val="none"/>
               </w:rPr>
-              <w:t>uL/Lgas</w:t>
+              <w:t>uL</w:t>
             </w:r>
+            <w:proofErr w:type="spellEnd"/>
+            <w:r>
+              <w:rPr>
+                <w:rFonts w:ascii="Calibri" w:eastAsia="Times New Roman" w:hAnsi="Calibri" w:cs="Calibri"/>
+                <w:kern w:val="0"/>
+                <w:sz w:val="24"/>
+                <w:szCs w:val="24"/>
+                <w14:ligatures w14:val="none"/>
+              </w:rPr>
+              <w:t>/</w:t>
+            </w:r>
+            <w:proofErr w:type="spellStart"/>
+            <w:r>
+              <w:rPr>
+                <w:rFonts w:ascii="Calibri" w:eastAsia="Times New Roman" w:hAnsi="Calibri" w:cs="Calibri"/>
+                <w:kern w:val="0"/>
+                <w:sz w:val="24"/>
+                <w:szCs w:val="24"/>
+                <w14:ligatures w14:val="none"/>
+              </w:rPr>
+              <w:t>Lgas</w:t>
+            </w:r>
+            <w:proofErr w:type="spellEnd"/>
           </w:p>
         </w:tc>
         <w:tc>
@@ -9088,6 +10547,7 @@
         </w:rPr>
         <w:t xml:space="preserve">The Standards Names </w:t>
       </w:r>
+      <w:proofErr w:type="spellStart"/>
       <w:r>
         <w:rPr>
           <w:b/>
@@ -9095,7 +10555,59 @@
           <w:sz w:val="40"/>
           <w:szCs w:val="40"/>
         </w:rPr>
-        <w:t xml:space="preserve">PerSTDA and PerSTD are not consistent through out 2021, therefore </w:t>
+        <w:t>PerSTDA</w:t>
+      </w:r>
+      <w:proofErr w:type="spellEnd"/>
+      <w:r>
+        <w:rPr>
+          <w:b/>
+          <w:bCs/>
+          <w:sz w:val="40"/>
+          <w:szCs w:val="40"/>
+        </w:rPr>
+        <w:t xml:space="preserve"> and </w:t>
+      </w:r>
+      <w:proofErr w:type="spellStart"/>
+      <w:r>
+        <w:rPr>
+          <w:b/>
+          <w:bCs/>
+          <w:sz w:val="40"/>
+          <w:szCs w:val="40"/>
+        </w:rPr>
+        <w:t>PerSTD</w:t>
+      </w:r>
+      <w:proofErr w:type="spellEnd"/>
+      <w:r>
+        <w:rPr>
+          <w:b/>
+          <w:bCs/>
+          <w:sz w:val="40"/>
+          <w:szCs w:val="40"/>
+        </w:rPr>
+        <w:t xml:space="preserve"> are not consistent </w:t>
+      </w:r>
+      <w:proofErr w:type="spellStart"/>
+      <w:proofErr w:type="gramStart"/>
+      <w:r>
+        <w:rPr>
+          <w:b/>
+          <w:bCs/>
+          <w:sz w:val="40"/>
+          <w:szCs w:val="40"/>
+        </w:rPr>
+        <w:t>through out</w:t>
+      </w:r>
+      <w:proofErr w:type="spellEnd"/>
+      <w:proofErr w:type="gramEnd"/>
+      <w:r>
+        <w:rPr>
+          <w:b/>
+          <w:bCs/>
+          <w:sz w:val="40"/>
+          <w:szCs w:val="40"/>
+        </w:rPr>
+        <w:t xml:space="preserve"> 2021, therefore </w:t>
       </w:r>
       <w:r>
         <w:rPr>
@@ -10083,12 +11595,21 @@
         </w:rPr>
         <w:t xml:space="preserve">Outliers </w:t>
       </w:r>
+      <w:proofErr w:type="gramStart"/>
       <w:r>
         <w:rPr>
           <w:sz w:val="24"/>
           <w:szCs w:val="24"/>
         </w:rPr>
-        <w:t>1091 , 1113</w:t>
+        <w:t>1091 ,</w:t>
+      </w:r>
+      <w:proofErr w:type="gramEnd"/>
+      <w:r>
+        <w:rPr>
+          <w:sz w:val="24"/>
+          <w:szCs w:val="24"/>
+        </w:rPr>
+        <w:t xml:space="preserve"> 1113</w:t>
       </w:r>
     </w:p>
     <w:p>
@@ -10389,8 +11910,21 @@
     </w:p>
     <w:p>
       <w:r>
-        <w:t>2021-07-07  Missing 20210702b3b407b2peakareas.pdf ????</w:t>
-      </w:r>
+        <w:t>2021-07-</w:t>
+      </w:r>
+      <w:proofErr w:type="gramStart"/>
+      <w:r>
+        <w:t>07  Missing</w:t>
+      </w:r>
+      <w:proofErr w:type="gramEnd"/>
+      <w:r>
+        <w:t xml:space="preserve"> </w:t>
+      </w:r>
+      <w:proofErr w:type="gramStart"/>
+      <w:r>
+        <w:t>20210702b3b407b2peakareas.pdf ????</w:t>
+      </w:r>
+      <w:proofErr w:type="gramEnd"/>
     </w:p>
     <w:p>
       <w:r>
@@ -10501,7 +12035,15 @@
         <w:t xml:space="preserve">Records 1424 and 1435 are </w:t>
       </w:r>
       <w:r>
-        <w:t>strange. They are from a new standard. And are strangely consistent</w:t>
+        <w:t xml:space="preserve">strange. They are </w:t>
+      </w:r>
+      <w:proofErr w:type="gramStart"/>
+      <w:r>
+        <w:t>from</w:t>
+      </w:r>
+      <w:proofErr w:type="gramEnd"/>
+      <w:r>
+        <w:t xml:space="preserve"> a new standard. And are strangely consistent</w:t>
       </w:r>
     </w:p>
     <w:p>
@@ -10624,10 +12166,26 @@
         <w:t xml:space="preserve">Records 1510, </w:t>
       </w:r>
       <w:r>
-        <w:t xml:space="preserve">1521, 1596 , 1607 </w:t>
-      </w:r>
-      <w:r>
-        <w:t>and 1435 are strange. They are from a new standard. And are strangely consistent</w:t>
+        <w:t xml:space="preserve">1521, </w:t>
+      </w:r>
+      <w:proofErr w:type="gramStart"/>
+      <w:r>
+        <w:t>1596 ,</w:t>
+      </w:r>
+      <w:proofErr w:type="gramEnd"/>
+      <w:r>
+        <w:t xml:space="preserve"> 1607 </w:t>
+      </w:r>
+      <w:r>
+        <w:t xml:space="preserve">and 1435 are strange. They are </w:t>
+      </w:r>
+      <w:proofErr w:type="gramStart"/>
+      <w:r>
+        <w:t>from</w:t>
+      </w:r>
+      <w:proofErr w:type="gramEnd"/>
+      <w:r>
+        <w:t xml:space="preserve"> a new standard. And are strangely consistent</w:t>
       </w:r>
       <w:r>
         <w:t>.</w:t>
@@ -10750,7 +12308,15 @@
     </w:p>
     <w:p>
       <w:r>
-        <w:t>1768 and 1779 seemed  switched; 50 is 100 and 100 is 50.</w:t>
+        <w:t xml:space="preserve">1768 and 1779 </w:t>
+      </w:r>
+      <w:proofErr w:type="gramStart"/>
+      <w:r>
+        <w:t>seemed  switched</w:t>
+      </w:r>
+      <w:proofErr w:type="gramEnd"/>
+      <w:r>
+        <w:t>; 50 is 100 and 100 is 50.</w:t>
       </w:r>
     </w:p>
     <w:p>
@@ -11478,7 +13044,23 @@
     </w:p>
     <w:p>
       <w:r>
-        <w:t>Switch records  2810, 2724,  2799 and 2713</w:t>
+        <w:t xml:space="preserve">Switch </w:t>
+      </w:r>
+      <w:proofErr w:type="gramStart"/>
+      <w:r>
+        <w:t>records  2810</w:t>
+      </w:r>
+      <w:proofErr w:type="gramEnd"/>
+      <w:r>
+        <w:t xml:space="preserve">, </w:t>
+      </w:r>
+      <w:proofErr w:type="gramStart"/>
+      <w:r>
+        <w:t>2724,  2799</w:t>
+      </w:r>
+      <w:proofErr w:type="gramEnd"/>
+      <w:r>
+        <w:t xml:space="preserve"> and 2713</w:t>
       </w:r>
     </w:p>
     <w:p>
@@ -11734,6 +13316,11 @@
     <w:p>
       <w:r>
         <w:t>OK</w:t>
+      </w:r>
+    </w:p>
+    <w:p>
+      <w:r>
+        <w:br w:type="page"/>
       </w:r>
     </w:p>
     <w:p/>

--- a/StrategicTillage_GC_Analysis_workFlow.docx
+++ b/StrategicTillage_GC_Analysis_workFlow.docx
@@ -117,29 +117,8 @@
       </w:r>
     </w:p>
     <w:p>
-      <w:proofErr w:type="gramStart"/>
-      <w:r>
-        <w:t>The N2O</w:t>
-      </w:r>
-      <w:proofErr w:type="gramEnd"/>
-      <w:r>
-        <w:t xml:space="preserve"> and CO2 emissions are too high.  The N2O emission measure calculated by Alli </w:t>
-      </w:r>
-      <w:proofErr w:type="gramStart"/>
-      <w:r>
-        <w:t>were</w:t>
-      </w:r>
-      <w:proofErr w:type="gramEnd"/>
-      <w:r>
-        <w:t xml:space="preserve"> around </w:t>
-      </w:r>
-      <w:proofErr w:type="gramStart"/>
-      <w:r>
-        <w:t>10  kg</w:t>
-      </w:r>
-      <w:proofErr w:type="gramEnd"/>
-      <w:r>
-        <w:t xml:space="preserve">-N/ha yr. </w:t>
+      <w:r>
+        <w:t xml:space="preserve">The N2O and CO2 emissions are too high.  The N2O emission measure calculated by Alli were around 10  kg-N/ha yr. </w:t>
       </w:r>
     </w:p>
     <w:p>
@@ -348,31 +327,7 @@
     </w:p>
     <w:p>
       <w:r>
-        <w:t xml:space="preserve">The calibration regression for the GC based on standards </w:t>
-      </w:r>
-      <w:proofErr w:type="gramStart"/>
-      <w:r>
-        <w:t>seem</w:t>
-      </w:r>
-      <w:proofErr w:type="gramEnd"/>
-      <w:r>
-        <w:t xml:space="preserve"> to be irrelevant, as the important aspect affecting the emissions is not the </w:t>
-      </w:r>
-      <w:proofErr w:type="gramStart"/>
-      <w:r>
-        <w:t>particular concentration</w:t>
-      </w:r>
-      <w:proofErr w:type="gramEnd"/>
-      <w:r>
-        <w:t xml:space="preserve"> data point, but the slope of the consequent concentration measurement inside the chamber that </w:t>
-      </w:r>
-      <w:proofErr w:type="gramStart"/>
-      <w:r>
-        <w:t>result</w:t>
-      </w:r>
-      <w:proofErr w:type="gramEnd"/>
-      <w:r>
-        <w:t xml:space="preserve"> in the emission rate.</w:t>
+        <w:t>The calibration regression for the GC based on standards seem to be irrelevant, as the important aspect affecting the emissions is not the particular concentration data point, but the slope of the consequent concentration measurement inside the chamber that result in the emission rate.</w:t>
       </w:r>
     </w:p>
     <w:p>
@@ -838,15 +793,7 @@
     <w:p/>
     <w:p>
       <w:r>
-        <w:t xml:space="preserve">The data from the GC does not </w:t>
-      </w:r>
-      <w:proofErr w:type="gramStart"/>
-      <w:r>
-        <w:t>seems</w:t>
-      </w:r>
-      <w:proofErr w:type="gramEnd"/>
-      <w:r>
-        <w:t xml:space="preserve"> to indicate any mayor difference in the results. The high emissions do not seem to be the result of the GC analysis.</w:t>
+        <w:t>The data from the GC does not seems to indicate any mayor difference in the results. The high emissions do not seem to be the result of the GC analysis.</w:t>
       </w:r>
     </w:p>
     <w:p>
@@ -1374,15 +1321,7 @@
     <w:p/>
     <w:p>
       <w:r>
-        <w:t xml:space="preserve">Plotting the daily emissions (period emissions) against time </w:t>
-      </w:r>
-      <w:proofErr w:type="gramStart"/>
-      <w:r>
-        <w:t>it is clear that the</w:t>
-      </w:r>
-      <w:proofErr w:type="gramEnd"/>
-      <w:r>
-        <w:t xml:space="preserve"> main factor determining the higher emissions in blocks 1 and 2 are high N2O emission peaks. Those peaks are not present in blocks 3 and 4.</w:t>
+        <w:t>Plotting the daily emissions (period emissions) against time it is clear that the main factor determining the higher emissions in blocks 1 and 2 are high N2O emission peaks. Those peaks are not present in blocks 3 and 4.</w:t>
       </w:r>
     </w:p>
     <w:p/>
@@ -1616,7 +1555,6 @@
       <w:r>
         <w:t xml:space="preserve">In 2021, Sampling date </w:t>
       </w:r>
-      <w:proofErr w:type="gramStart"/>
       <w:r>
         <w:t>20210614</w:t>
       </w:r>
@@ -1624,42 +1562,22 @@
         <w:t xml:space="preserve">, </w:t>
       </w:r>
       <w:r>
-        <w:t xml:space="preserve"> and</w:t>
-      </w:r>
-      <w:proofErr w:type="gramEnd"/>
+        <w:t xml:space="preserve"> and </w:t>
+      </w:r>
+      <w:r>
+        <w:t>20210629</w:t>
+      </w:r>
       <w:r>
         <w:t xml:space="preserve"> </w:t>
       </w:r>
       <w:r>
-        <w:t>20210629</w:t>
+        <w:t>has problems:  The red points in the graph below all belong</w:t>
       </w:r>
       <w:r>
         <w:t xml:space="preserve"> </w:t>
       </w:r>
       <w:r>
-        <w:t>has problems</w:t>
-      </w:r>
-      <w:proofErr w:type="gramStart"/>
-      <w:r>
-        <w:t>:  The</w:t>
-      </w:r>
-      <w:proofErr w:type="gramEnd"/>
-      <w:r>
-        <w:t xml:space="preserve"> red points in the graph below all </w:t>
-      </w:r>
-      <w:proofErr w:type="gramStart"/>
-      <w:r>
-        <w:t>belong</w:t>
-      </w:r>
-      <w:r>
-        <w:t xml:space="preserve"> </w:t>
-      </w:r>
-      <w:r>
-        <w:t xml:space="preserve"> to</w:t>
-      </w:r>
-      <w:proofErr w:type="gramEnd"/>
-      <w:r>
-        <w:t xml:space="preserve"> sampling day </w:t>
+        <w:t xml:space="preserve"> to sampling day </w:t>
       </w:r>
       <w:r>
         <w:t>20210614</w:t>
@@ -1843,49 +1761,7 @@
         <w:rPr>
           <w:highlight w:val="yellow"/>
         </w:rPr>
-        <w:t xml:space="preserve">The final data for the mass flux calculations was taken from f0 and the missing data from “data error” from </w:t>
-      </w:r>
-      <w:proofErr w:type="gramStart"/>
-      <w:r>
-        <w:rPr>
-          <w:highlight w:val="yellow"/>
-        </w:rPr>
-        <w:t>LR.f</w:t>
-      </w:r>
-      <w:proofErr w:type="gramEnd"/>
-      <w:r>
-        <w:rPr>
-          <w:highlight w:val="yellow"/>
-        </w:rPr>
-        <w:t xml:space="preserve">0. For N2O and CH4 all the data </w:t>
-      </w:r>
-      <w:proofErr w:type="gramStart"/>
-      <w:r>
-        <w:rPr>
-          <w:highlight w:val="yellow"/>
-        </w:rPr>
-        <w:t>has to</w:t>
-      </w:r>
-      <w:proofErr w:type="gramEnd"/>
-      <w:r>
-        <w:rPr>
-          <w:highlight w:val="yellow"/>
-        </w:rPr>
-        <w:t xml:space="preserve"> come from </w:t>
-      </w:r>
-      <w:proofErr w:type="gramStart"/>
-      <w:r>
-        <w:rPr>
-          <w:highlight w:val="yellow"/>
-        </w:rPr>
-        <w:t>LR.f</w:t>
-      </w:r>
-      <w:proofErr w:type="gramEnd"/>
-      <w:r>
-        <w:rPr>
-          <w:highlight w:val="yellow"/>
-        </w:rPr>
-        <w:t>0.</w:t>
+        <w:t>The final data for the mass flux calculations was taken from f0 and the missing data from “data error” from LR.f0. For N2O and CH4 all the data has to come from LR.f0.</w:t>
       </w:r>
     </w:p>
     <w:p>
@@ -4247,7 +4123,6 @@
           <w14:ligatures w14:val="none"/>
         </w:rPr>
       </w:pPr>
-      <w:proofErr w:type="gramStart"/>
       <w:r>
         <w:rPr>
           <w:rFonts w:ascii="Lucida Console" w:eastAsia="Times New Roman" w:hAnsi="Lucida Console" w:cs="Courier New"/>
@@ -4272,7 +4147,6 @@
         <w:t>Cumm.Stat.Anal</w:t>
       </w:r>
       <w:proofErr w:type="spellEnd"/>
-      <w:proofErr w:type="gramEnd"/>
       <w:r>
         <w:rPr>
           <w:rFonts w:ascii="Lucida Console" w:eastAsia="Times New Roman" w:hAnsi="Lucida Console" w:cs="Courier New"/>
@@ -4399,7 +4273,6 @@
         </w:rPr>
       </w:pPr>
       <w:proofErr w:type="spellStart"/>
-      <w:proofErr w:type="gramStart"/>
       <w:r>
         <w:rPr>
           <w:rFonts w:ascii="Lucida Console" w:eastAsia="Times New Roman" w:hAnsi="Lucida Console" w:cs="Courier New"/>
@@ -4423,9 +4296,9 @@
           <w:bdr w:val="none" w:sz="0" w:space="0" w:color="auto" w:frame="1"/>
           <w14:ligatures w14:val="none"/>
         </w:rPr>
-        <w:t>(</w:t>
-      </w:r>
-      <w:proofErr w:type="gramEnd"/>
+        <w:t xml:space="preserve">(formula = </w:t>
+      </w:r>
+      <w:proofErr w:type="spellStart"/>
       <w:r>
         <w:rPr>
           <w:rFonts w:ascii="Lucida Console" w:eastAsia="Times New Roman" w:hAnsi="Lucida Console" w:cs="Courier New"/>
@@ -4436,24 +4309,9 @@
           <w:bdr w:val="none" w:sz="0" w:space="0" w:color="auto" w:frame="1"/>
           <w14:ligatures w14:val="none"/>
         </w:rPr>
-        <w:t xml:space="preserve">formula = </w:t>
-      </w:r>
-      <w:proofErr w:type="spellStart"/>
-      <w:proofErr w:type="gramStart"/>
-      <w:r>
-        <w:rPr>
-          <w:rFonts w:ascii="Lucida Console" w:eastAsia="Times New Roman" w:hAnsi="Lucida Console" w:cs="Courier New"/>
-          <w:color w:val="000000"/>
-          <w:kern w:val="0"/>
-          <w:sz w:val="20"/>
-          <w:szCs w:val="20"/>
-          <w:bdr w:val="none" w:sz="0" w:space="0" w:color="auto" w:frame="1"/>
-          <w14:ligatures w14:val="none"/>
-        </w:rPr>
         <w:t>Total.Cum.Emissions</w:t>
       </w:r>
       <w:proofErr w:type="spellEnd"/>
-      <w:proofErr w:type="gramEnd"/>
       <w:r>
         <w:rPr>
           <w:rFonts w:ascii="Lucida Console" w:eastAsia="Times New Roman" w:hAnsi="Lucida Console" w:cs="Courier New"/>
@@ -4588,33 +4446,7 @@
           <w:bdr w:val="none" w:sz="0" w:space="0" w:color="auto" w:frame="1"/>
           <w14:ligatures w14:val="none"/>
         </w:rPr>
-        <w:t xml:space="preserve">, data = </w:t>
-      </w:r>
-      <w:proofErr w:type="gramStart"/>
-      <w:r>
-        <w:rPr>
-          <w:rFonts w:ascii="Lucida Console" w:eastAsia="Times New Roman" w:hAnsi="Lucida Console" w:cs="Courier New"/>
-          <w:color w:val="000000"/>
-          <w:kern w:val="0"/>
-          <w:sz w:val="20"/>
-          <w:szCs w:val="20"/>
-          <w:bdr w:val="none" w:sz="0" w:space="0" w:color="auto" w:frame="1"/>
-          <w14:ligatures w14:val="none"/>
-        </w:rPr>
-        <w:t>Cumm.Emm.Analysis</w:t>
-      </w:r>
-      <w:proofErr w:type="gramEnd"/>
-      <w:r>
-        <w:rPr>
-          <w:rFonts w:ascii="Lucida Console" w:eastAsia="Times New Roman" w:hAnsi="Lucida Console" w:cs="Courier New"/>
-          <w:color w:val="000000"/>
-          <w:kern w:val="0"/>
-          <w:sz w:val="20"/>
-          <w:szCs w:val="20"/>
-          <w:bdr w:val="none" w:sz="0" w:space="0" w:color="auto" w:frame="1"/>
-          <w14:ligatures w14:val="none"/>
-        </w:rPr>
-        <w:t>.2)</w:t>
+        <w:t>, data = Cumm.Emm.Analysis.2)</w:t>
       </w:r>
     </w:p>
     <w:p>
@@ -4740,33 +4572,7 @@
           <w:bdr w:val="none" w:sz="0" w:space="0" w:color="auto" w:frame="1"/>
           <w14:ligatures w14:val="none"/>
         </w:rPr>
-        <w:t xml:space="preserve">    Min      1</w:t>
-      </w:r>
-      <w:proofErr w:type="gramStart"/>
-      <w:r>
-        <w:rPr>
-          <w:rFonts w:ascii="Lucida Console" w:eastAsia="Times New Roman" w:hAnsi="Lucida Console" w:cs="Courier New"/>
-          <w:color w:val="000000"/>
-          <w:kern w:val="0"/>
-          <w:sz w:val="20"/>
-          <w:szCs w:val="20"/>
-          <w:bdr w:val="none" w:sz="0" w:space="0" w:color="auto" w:frame="1"/>
-          <w14:ligatures w14:val="none"/>
-        </w:rPr>
-        <w:t>Q  Median</w:t>
-      </w:r>
-      <w:proofErr w:type="gramEnd"/>
-      <w:r>
-        <w:rPr>
-          <w:rFonts w:ascii="Lucida Console" w:eastAsia="Times New Roman" w:hAnsi="Lucida Console" w:cs="Courier New"/>
-          <w:color w:val="000000"/>
-          <w:kern w:val="0"/>
-          <w:sz w:val="20"/>
-          <w:szCs w:val="20"/>
-          <w:bdr w:val="none" w:sz="0" w:space="0" w:color="auto" w:frame="1"/>
-          <w14:ligatures w14:val="none"/>
-        </w:rPr>
-        <w:t xml:space="preserve">      3Q     Max </w:t>
+        <w:t xml:space="preserve">    Min      1Q  Median      3Q     Max </w:t>
       </w:r>
     </w:p>
     <w:p>
@@ -4812,85 +4618,7 @@
           <w:bdr w:val="none" w:sz="0" w:space="0" w:color="auto" w:frame="1"/>
           <w14:ligatures w14:val="none"/>
         </w:rPr>
-        <w:t>-21.</w:t>
-      </w:r>
-      <w:proofErr w:type="gramStart"/>
-      <w:r>
-        <w:rPr>
-          <w:rFonts w:ascii="Lucida Console" w:eastAsia="Times New Roman" w:hAnsi="Lucida Console" w:cs="Courier New"/>
-          <w:color w:val="000000"/>
-          <w:kern w:val="0"/>
-          <w:sz w:val="20"/>
-          <w:szCs w:val="20"/>
-          <w:bdr w:val="none" w:sz="0" w:space="0" w:color="auto" w:frame="1"/>
-          <w14:ligatures w14:val="none"/>
-        </w:rPr>
-        <w:t>204  -</w:t>
-      </w:r>
-      <w:proofErr w:type="gramEnd"/>
-      <w:r>
-        <w:rPr>
-          <w:rFonts w:ascii="Lucida Console" w:eastAsia="Times New Roman" w:hAnsi="Lucida Console" w:cs="Courier New"/>
-          <w:color w:val="000000"/>
-          <w:kern w:val="0"/>
-          <w:sz w:val="20"/>
-          <w:szCs w:val="20"/>
-          <w:bdr w:val="none" w:sz="0" w:space="0" w:color="auto" w:frame="1"/>
-          <w14:ligatures w14:val="none"/>
-        </w:rPr>
-        <w:t>7.</w:t>
-      </w:r>
-      <w:proofErr w:type="gramStart"/>
-      <w:r>
-        <w:rPr>
-          <w:rFonts w:ascii="Lucida Console" w:eastAsia="Times New Roman" w:hAnsi="Lucida Console" w:cs="Courier New"/>
-          <w:color w:val="000000"/>
-          <w:kern w:val="0"/>
-          <w:sz w:val="20"/>
-          <w:szCs w:val="20"/>
-          <w:bdr w:val="none" w:sz="0" w:space="0" w:color="auto" w:frame="1"/>
-          <w14:ligatures w14:val="none"/>
-        </w:rPr>
-        <w:t>452  -</w:t>
-      </w:r>
-      <w:proofErr w:type="gramEnd"/>
-      <w:r>
-        <w:rPr>
-          <w:rFonts w:ascii="Lucida Console" w:eastAsia="Times New Roman" w:hAnsi="Lucida Console" w:cs="Courier New"/>
-          <w:color w:val="000000"/>
-          <w:kern w:val="0"/>
-          <w:sz w:val="20"/>
-          <w:szCs w:val="20"/>
-          <w:bdr w:val="none" w:sz="0" w:space="0" w:color="auto" w:frame="1"/>
-          <w14:ligatures w14:val="none"/>
-        </w:rPr>
-        <w:t xml:space="preserve">0.579   </w:t>
-      </w:r>
-      <w:proofErr w:type="gramStart"/>
-      <w:r>
-        <w:rPr>
-          <w:rFonts w:ascii="Lucida Console" w:eastAsia="Times New Roman" w:hAnsi="Lucida Console" w:cs="Courier New"/>
-          <w:color w:val="000000"/>
-          <w:kern w:val="0"/>
-          <w:sz w:val="20"/>
-          <w:szCs w:val="20"/>
-          <w:bdr w:val="none" w:sz="0" w:space="0" w:color="auto" w:frame="1"/>
-          <w14:ligatures w14:val="none"/>
-        </w:rPr>
-        <w:t>4.777  41.906</w:t>
-      </w:r>
-      <w:proofErr w:type="gramEnd"/>
-      <w:r>
-        <w:rPr>
-          <w:rFonts w:ascii="Lucida Console" w:eastAsia="Times New Roman" w:hAnsi="Lucida Console" w:cs="Courier New"/>
-          <w:color w:val="000000"/>
-          <w:kern w:val="0"/>
-          <w:sz w:val="20"/>
-          <w:szCs w:val="20"/>
-          <w:bdr w:val="none" w:sz="0" w:space="0" w:color="auto" w:frame="1"/>
-          <w14:ligatures w14:val="none"/>
-        </w:rPr>
-        <w:t xml:space="preserve"> </w:t>
+        <w:t xml:space="preserve">-21.204  -7.452  -0.579   4.777  41.906 </w:t>
       </w:r>
     </w:p>
     <w:p>
@@ -5088,59 +4816,7 @@
           <w:bdr w:val="none" w:sz="0" w:space="0" w:color="auto" w:frame="1"/>
           <w14:ligatures w14:val="none"/>
         </w:rPr>
-        <w:t>(</w:t>
-      </w:r>
-      <w:proofErr w:type="gramStart"/>
-      <w:r>
-        <w:rPr>
-          <w:rFonts w:ascii="Lucida Console" w:eastAsia="Times New Roman" w:hAnsi="Lucida Console" w:cs="Courier New"/>
-          <w:color w:val="000000"/>
-          <w:kern w:val="0"/>
-          <w:sz w:val="20"/>
-          <w:szCs w:val="20"/>
-          <w:bdr w:val="none" w:sz="0" w:space="0" w:color="auto" w:frame="1"/>
-          <w14:ligatures w14:val="none"/>
-        </w:rPr>
-        <w:t xml:space="preserve">Intercept)   </w:t>
-      </w:r>
-      <w:proofErr w:type="gramEnd"/>
-      <w:r>
-        <w:rPr>
-          <w:rFonts w:ascii="Lucida Console" w:eastAsia="Times New Roman" w:hAnsi="Lucida Console" w:cs="Courier New"/>
-          <w:color w:val="000000"/>
-          <w:kern w:val="0"/>
-          <w:sz w:val="20"/>
-          <w:szCs w:val="20"/>
-          <w:bdr w:val="none" w:sz="0" w:space="0" w:color="auto" w:frame="1"/>
-          <w14:ligatures w14:val="none"/>
-        </w:rPr>
-        <w:t xml:space="preserve">     17.9614     3.9252   4.576 </w:t>
-      </w:r>
-      <w:proofErr w:type="gramStart"/>
-      <w:r>
-        <w:rPr>
-          <w:rFonts w:ascii="Lucida Console" w:eastAsia="Times New Roman" w:hAnsi="Lucida Console" w:cs="Courier New"/>
-          <w:color w:val="000000"/>
-          <w:kern w:val="0"/>
-          <w:sz w:val="20"/>
-          <w:szCs w:val="20"/>
-          <w:bdr w:val="none" w:sz="0" w:space="0" w:color="auto" w:frame="1"/>
-          <w14:ligatures w14:val="none"/>
-        </w:rPr>
-        <w:t xml:space="preserve">   2e</w:t>
-      </w:r>
-      <w:proofErr w:type="gramEnd"/>
-      <w:r>
-        <w:rPr>
-          <w:rFonts w:ascii="Lucida Console" w:eastAsia="Times New Roman" w:hAnsi="Lucida Console" w:cs="Courier New"/>
-          <w:color w:val="000000"/>
-          <w:kern w:val="0"/>
-          <w:sz w:val="20"/>
-          <w:szCs w:val="20"/>
-          <w:bdr w:val="none" w:sz="0" w:space="0" w:color="auto" w:frame="1"/>
-          <w14:ligatures w14:val="none"/>
-        </w:rPr>
-        <w:t>-05 ***</w:t>
+        <w:t>(Intercept)        17.9614     3.9252   4.576    2e-05 ***</w:t>
       </w:r>
     </w:p>
     <w:p>
@@ -5232,33 +4908,7 @@
           <w:bdr w:val="none" w:sz="0" w:space="0" w:color="auto" w:frame="1"/>
           <w14:ligatures w14:val="none"/>
         </w:rPr>
-        <w:t xml:space="preserve">BLOCK.F3          -14.7355     </w:t>
-      </w:r>
-      <w:proofErr w:type="gramStart"/>
-      <w:r>
-        <w:rPr>
-          <w:rFonts w:ascii="Lucida Console" w:eastAsia="Times New Roman" w:hAnsi="Lucida Console" w:cs="Courier New"/>
-          <w:color w:val="000000"/>
-          <w:kern w:val="0"/>
-          <w:sz w:val="20"/>
-          <w:szCs w:val="20"/>
-          <w:bdr w:val="none" w:sz="0" w:space="0" w:color="auto" w:frame="1"/>
-          <w14:ligatures w14:val="none"/>
-        </w:rPr>
-        <w:t>3.5916  -</w:t>
-      </w:r>
-      <w:proofErr w:type="gramEnd"/>
-      <w:r>
-        <w:rPr>
-          <w:rFonts w:ascii="Lucida Console" w:eastAsia="Times New Roman" w:hAnsi="Lucida Console" w:cs="Courier New"/>
-          <w:color w:val="000000"/>
-          <w:kern w:val="0"/>
-          <w:sz w:val="20"/>
-          <w:szCs w:val="20"/>
-          <w:bdr w:val="none" w:sz="0" w:space="0" w:color="auto" w:frame="1"/>
-          <w14:ligatures w14:val="none"/>
-        </w:rPr>
-        <w:t>4.103 0.000109 ***</w:t>
+        <w:t>BLOCK.F3          -14.7355     3.5916  -4.103 0.000109 ***</w:t>
       </w:r>
     </w:p>
     <w:p>
@@ -5304,33 +4954,7 @@
           <w:bdr w:val="none" w:sz="0" w:space="0" w:color="auto" w:frame="1"/>
           <w14:ligatures w14:val="none"/>
         </w:rPr>
-        <w:t xml:space="preserve">BLOCK.F4          -12.3094     </w:t>
-      </w:r>
-      <w:proofErr w:type="gramStart"/>
-      <w:r>
-        <w:rPr>
-          <w:rFonts w:ascii="Lucida Console" w:eastAsia="Times New Roman" w:hAnsi="Lucida Console" w:cs="Courier New"/>
-          <w:color w:val="000000"/>
-          <w:kern w:val="0"/>
-          <w:sz w:val="20"/>
-          <w:szCs w:val="20"/>
-          <w:bdr w:val="none" w:sz="0" w:space="0" w:color="auto" w:frame="1"/>
-          <w14:ligatures w14:val="none"/>
-        </w:rPr>
-        <w:t>3.5916  -</w:t>
-      </w:r>
-      <w:proofErr w:type="gramEnd"/>
-      <w:r>
-        <w:rPr>
-          <w:rFonts w:ascii="Lucida Console" w:eastAsia="Times New Roman" w:hAnsi="Lucida Console" w:cs="Courier New"/>
-          <w:color w:val="000000"/>
-          <w:kern w:val="0"/>
-          <w:sz w:val="20"/>
-          <w:szCs w:val="20"/>
-          <w:bdr w:val="none" w:sz="0" w:space="0" w:color="auto" w:frame="1"/>
-          <w14:ligatures w14:val="none"/>
-        </w:rPr>
-        <w:t xml:space="preserve">3.427 0.001025 ** </w:t>
+        <w:t xml:space="preserve">BLOCK.F4          -12.3094     3.5916  -3.427 0.001025 ** </w:t>
       </w:r>
     </w:p>
     <w:p>
@@ -5376,59 +5000,7 @@
           <w:bdr w:val="none" w:sz="0" w:space="0" w:color="auto" w:frame="1"/>
           <w14:ligatures w14:val="none"/>
         </w:rPr>
-        <w:t>Sampling.Year</w:t>
-      </w:r>
-      <w:proofErr w:type="gramStart"/>
-      <w:r>
-        <w:rPr>
-          <w:rFonts w:ascii="Lucida Console" w:eastAsia="Times New Roman" w:hAnsi="Lucida Console" w:cs="Courier New"/>
-          <w:color w:val="000000"/>
-          <w:kern w:val="0"/>
-          <w:sz w:val="20"/>
-          <w:szCs w:val="20"/>
-          <w:bdr w:val="none" w:sz="0" w:space="0" w:color="auto" w:frame="1"/>
-          <w14:ligatures w14:val="none"/>
-        </w:rPr>
-        <w:t>2022  -</w:t>
-      </w:r>
-      <w:proofErr w:type="gramEnd"/>
-      <w:r>
-        <w:rPr>
-          <w:rFonts w:ascii="Lucida Console" w:eastAsia="Times New Roman" w:hAnsi="Lucida Console" w:cs="Courier New"/>
-          <w:color w:val="000000"/>
-          <w:kern w:val="0"/>
-          <w:sz w:val="20"/>
-          <w:szCs w:val="20"/>
-          <w:bdr w:val="none" w:sz="0" w:space="0" w:color="auto" w:frame="1"/>
-          <w14:ligatures w14:val="none"/>
-        </w:rPr>
-        <w:t xml:space="preserve">9.7553     </w:t>
-      </w:r>
-      <w:proofErr w:type="gramStart"/>
-      <w:r>
-        <w:rPr>
-          <w:rFonts w:ascii="Lucida Console" w:eastAsia="Times New Roman" w:hAnsi="Lucida Console" w:cs="Courier New"/>
-          <w:color w:val="000000"/>
-          <w:kern w:val="0"/>
-          <w:sz w:val="20"/>
-          <w:szCs w:val="20"/>
-          <w:bdr w:val="none" w:sz="0" w:space="0" w:color="auto" w:frame="1"/>
-          <w14:ligatures w14:val="none"/>
-        </w:rPr>
-        <w:t>2.5396  -</w:t>
-      </w:r>
-      <w:proofErr w:type="gramEnd"/>
-      <w:r>
-        <w:rPr>
-          <w:rFonts w:ascii="Lucida Console" w:eastAsia="Times New Roman" w:hAnsi="Lucida Console" w:cs="Courier New"/>
-          <w:color w:val="000000"/>
-          <w:kern w:val="0"/>
-          <w:sz w:val="20"/>
-          <w:szCs w:val="20"/>
-          <w:bdr w:val="none" w:sz="0" w:space="0" w:color="auto" w:frame="1"/>
-          <w14:ligatures w14:val="none"/>
-        </w:rPr>
-        <w:t>3.841 0.000266 ***</w:t>
+        <w:t>Sampling.Year2022  -9.7553     2.5396  -3.841 0.000266 ***</w:t>
       </w:r>
     </w:p>
     <w:p>
@@ -5548,33 +5120,7 @@
           <w:bdr w:val="none" w:sz="0" w:space="0" w:color="auto" w:frame="1"/>
           <w14:ligatures w14:val="none"/>
         </w:rPr>
-        <w:t xml:space="preserve">    -0.4087     </w:t>
-      </w:r>
-      <w:proofErr w:type="gramStart"/>
-      <w:r>
-        <w:rPr>
-          <w:rFonts w:ascii="Lucida Console" w:eastAsia="Times New Roman" w:hAnsi="Lucida Console" w:cs="Courier New"/>
-          <w:color w:val="000000"/>
-          <w:kern w:val="0"/>
-          <w:sz w:val="20"/>
-          <w:szCs w:val="20"/>
-          <w:bdr w:val="none" w:sz="0" w:space="0" w:color="auto" w:frame="1"/>
-          <w14:ligatures w14:val="none"/>
-        </w:rPr>
-        <w:t>3.2786  -</w:t>
-      </w:r>
-      <w:proofErr w:type="gramEnd"/>
-      <w:r>
-        <w:rPr>
-          <w:rFonts w:ascii="Lucida Console" w:eastAsia="Times New Roman" w:hAnsi="Lucida Console" w:cs="Courier New"/>
-          <w:color w:val="000000"/>
-          <w:kern w:val="0"/>
-          <w:sz w:val="20"/>
-          <w:szCs w:val="20"/>
-          <w:bdr w:val="none" w:sz="0" w:space="0" w:color="auto" w:frame="1"/>
-          <w14:ligatures w14:val="none"/>
-        </w:rPr>
-        <w:t xml:space="preserve">0.125 0.901165    </w:t>
+        <w:t xml:space="preserve">    -0.4087     3.2786  -0.125 0.901165    </w:t>
       </w:r>
     </w:p>
     <w:p>
@@ -5634,33 +5180,7 @@
           <w:bdr w:val="none" w:sz="0" w:space="0" w:color="auto" w:frame="1"/>
           <w14:ligatures w14:val="none"/>
         </w:rPr>
-        <w:t xml:space="preserve">        6.2892     3.2786   1.918 0.</w:t>
-      </w:r>
-      <w:proofErr w:type="gramStart"/>
-      <w:r>
-        <w:rPr>
-          <w:rFonts w:ascii="Lucida Console" w:eastAsia="Times New Roman" w:hAnsi="Lucida Console" w:cs="Courier New"/>
-          <w:color w:val="000000"/>
-          <w:kern w:val="0"/>
-          <w:sz w:val="20"/>
-          <w:szCs w:val="20"/>
-          <w:bdr w:val="none" w:sz="0" w:space="0" w:color="auto" w:frame="1"/>
-          <w14:ligatures w14:val="none"/>
-        </w:rPr>
-        <w:t>059162 .</w:t>
-      </w:r>
-      <w:proofErr w:type="gramEnd"/>
-      <w:r>
-        <w:rPr>
-          <w:rFonts w:ascii="Lucida Console" w:eastAsia="Times New Roman" w:hAnsi="Lucida Console" w:cs="Courier New"/>
-          <w:color w:val="000000"/>
-          <w:kern w:val="0"/>
-          <w:sz w:val="20"/>
-          <w:szCs w:val="20"/>
-          <w:bdr w:val="none" w:sz="0" w:space="0" w:color="auto" w:frame="1"/>
-          <w14:ligatures w14:val="none"/>
-        </w:rPr>
-        <w:t xml:space="preserve">  </w:t>
+        <w:t xml:space="preserve">        6.2892     3.2786   1.918 0.059162 .  </w:t>
       </w:r>
     </w:p>
     <w:p>
@@ -5780,33 +5300,7 @@
           <w:bdr w:val="none" w:sz="0" w:space="0" w:color="auto" w:frame="1"/>
           <w14:ligatures w14:val="none"/>
         </w:rPr>
-        <w:t xml:space="preserve">       -0.8080     </w:t>
-      </w:r>
-      <w:proofErr w:type="gramStart"/>
-      <w:r>
-        <w:rPr>
-          <w:rFonts w:ascii="Lucida Console" w:eastAsia="Times New Roman" w:hAnsi="Lucida Console" w:cs="Courier New"/>
-          <w:color w:val="000000"/>
-          <w:kern w:val="0"/>
-          <w:sz w:val="20"/>
-          <w:szCs w:val="20"/>
-          <w:bdr w:val="none" w:sz="0" w:space="0" w:color="auto" w:frame="1"/>
-          <w14:ligatures w14:val="none"/>
-        </w:rPr>
-        <w:t>5.0082  -</w:t>
-      </w:r>
-      <w:proofErr w:type="gramEnd"/>
-      <w:r>
-        <w:rPr>
-          <w:rFonts w:ascii="Lucida Console" w:eastAsia="Times New Roman" w:hAnsi="Lucida Console" w:cs="Courier New"/>
-          <w:color w:val="000000"/>
-          <w:kern w:val="0"/>
-          <w:sz w:val="20"/>
-          <w:szCs w:val="20"/>
-          <w:bdr w:val="none" w:sz="0" w:space="0" w:color="auto" w:frame="1"/>
-          <w14:ligatures w14:val="none"/>
-        </w:rPr>
-        <w:t xml:space="preserve">0.161 0.872300    </w:t>
+        <w:t xml:space="preserve">       -0.8080     5.0082  -0.161 0.872300    </w:t>
       </w:r>
     </w:p>
     <w:p>
@@ -5912,111 +5406,7 @@
           <w:bdr w:val="none" w:sz="0" w:space="0" w:color="auto" w:frame="1"/>
           <w14:ligatures w14:val="none"/>
         </w:rPr>
-        <w:t>. codes</w:t>
-      </w:r>
-      <w:proofErr w:type="gramStart"/>
-      <w:r>
-        <w:rPr>
-          <w:rFonts w:ascii="Lucida Console" w:eastAsia="Times New Roman" w:hAnsi="Lucida Console" w:cs="Courier New"/>
-          <w:color w:val="000000"/>
-          <w:kern w:val="0"/>
-          <w:sz w:val="20"/>
-          <w:szCs w:val="20"/>
-          <w:bdr w:val="none" w:sz="0" w:space="0" w:color="auto" w:frame="1"/>
-          <w14:ligatures w14:val="none"/>
-        </w:rPr>
-        <w:t>:  0 ‘</w:t>
-      </w:r>
-      <w:proofErr w:type="gramEnd"/>
-      <w:r>
-        <w:rPr>
-          <w:rFonts w:ascii="Lucida Console" w:eastAsia="Times New Roman" w:hAnsi="Lucida Console" w:cs="Courier New"/>
-          <w:color w:val="000000"/>
-          <w:kern w:val="0"/>
-          <w:sz w:val="20"/>
-          <w:szCs w:val="20"/>
-          <w:bdr w:val="none" w:sz="0" w:space="0" w:color="auto" w:frame="1"/>
-          <w14:ligatures w14:val="none"/>
-        </w:rPr>
-        <w:t xml:space="preserve">***’ </w:t>
-      </w:r>
-      <w:proofErr w:type="gramStart"/>
-      <w:r>
-        <w:rPr>
-          <w:rFonts w:ascii="Lucida Console" w:eastAsia="Times New Roman" w:hAnsi="Lucida Console" w:cs="Courier New"/>
-          <w:color w:val="000000"/>
-          <w:kern w:val="0"/>
-          <w:sz w:val="20"/>
-          <w:szCs w:val="20"/>
-          <w:bdr w:val="none" w:sz="0" w:space="0" w:color="auto" w:frame="1"/>
-          <w14:ligatures w14:val="none"/>
-        </w:rPr>
-        <w:t>0.001 ‘*</w:t>
-      </w:r>
-      <w:proofErr w:type="gramEnd"/>
-      <w:r>
-        <w:rPr>
-          <w:rFonts w:ascii="Lucida Console" w:eastAsia="Times New Roman" w:hAnsi="Lucida Console" w:cs="Courier New"/>
-          <w:color w:val="000000"/>
-          <w:kern w:val="0"/>
-          <w:sz w:val="20"/>
-          <w:szCs w:val="20"/>
-          <w:bdr w:val="none" w:sz="0" w:space="0" w:color="auto" w:frame="1"/>
-          <w14:ligatures w14:val="none"/>
-        </w:rPr>
-        <w:t xml:space="preserve">*’ </w:t>
-      </w:r>
-      <w:proofErr w:type="gramStart"/>
-      <w:r>
-        <w:rPr>
-          <w:rFonts w:ascii="Lucida Console" w:eastAsia="Times New Roman" w:hAnsi="Lucida Console" w:cs="Courier New"/>
-          <w:color w:val="000000"/>
-          <w:kern w:val="0"/>
-          <w:sz w:val="20"/>
-          <w:szCs w:val="20"/>
-          <w:bdr w:val="none" w:sz="0" w:space="0" w:color="auto" w:frame="1"/>
-          <w14:ligatures w14:val="none"/>
-        </w:rPr>
-        <w:t>0.01 ‘*</w:t>
-      </w:r>
-      <w:proofErr w:type="gramEnd"/>
-      <w:r>
-        <w:rPr>
-          <w:rFonts w:ascii="Lucida Console" w:eastAsia="Times New Roman" w:hAnsi="Lucida Console" w:cs="Courier New"/>
-          <w:color w:val="000000"/>
-          <w:kern w:val="0"/>
-          <w:sz w:val="20"/>
-          <w:szCs w:val="20"/>
-          <w:bdr w:val="none" w:sz="0" w:space="0" w:color="auto" w:frame="1"/>
-          <w14:ligatures w14:val="none"/>
-        </w:rPr>
-        <w:t xml:space="preserve">’ 0.05 ‘.’ 0.1 </w:t>
-      </w:r>
-      <w:proofErr w:type="gramStart"/>
-      <w:r>
-        <w:rPr>
-          <w:rFonts w:ascii="Lucida Console" w:eastAsia="Times New Roman" w:hAnsi="Lucida Console" w:cs="Courier New"/>
-          <w:color w:val="000000"/>
-          <w:kern w:val="0"/>
-          <w:sz w:val="20"/>
-          <w:szCs w:val="20"/>
-          <w:bdr w:val="none" w:sz="0" w:space="0" w:color="auto" w:frame="1"/>
-          <w14:ligatures w14:val="none"/>
-        </w:rPr>
-        <w:t>‘ ’</w:t>
-      </w:r>
-      <w:proofErr w:type="gramEnd"/>
-      <w:r>
-        <w:rPr>
-          <w:rFonts w:ascii="Lucida Console" w:eastAsia="Times New Roman" w:hAnsi="Lucida Console" w:cs="Courier New"/>
-          <w:color w:val="000000"/>
-          <w:kern w:val="0"/>
-          <w:sz w:val="20"/>
-          <w:szCs w:val="20"/>
-          <w:bdr w:val="none" w:sz="0" w:space="0" w:color="auto" w:frame="1"/>
-          <w14:ligatures w14:val="none"/>
-        </w:rPr>
-        <w:t xml:space="preserve"> 1</w:t>
+        <w:t>. codes:  0 ‘***’ 0.001 ‘**’ 0.01 ‘*’ 0.05 ‘.’ 0.1 ‘ ’ 1</w:t>
       </w:r>
     </w:p>
     <w:p>
@@ -6142,9 +5532,8 @@
           <w:bdr w:val="none" w:sz="0" w:space="0" w:color="auto" w:frame="1"/>
           <w14:ligatures w14:val="none"/>
         </w:rPr>
-        <w:t>Multiple R-squared</w:t>
-      </w:r>
-      <w:proofErr w:type="gramStart"/>
+        <w:t>Multiple R-squared:  0.4307,</w:t>
+      </w:r>
       <w:r>
         <w:rPr>
           <w:rFonts w:ascii="Lucida Console" w:eastAsia="Times New Roman" w:hAnsi="Lucida Console" w:cs="Courier New"/>
@@ -6155,59 +5544,8 @@
           <w:bdr w:val="none" w:sz="0" w:space="0" w:color="auto" w:frame="1"/>
           <w14:ligatures w14:val="none"/>
         </w:rPr>
-        <w:t>:  0.4307</w:t>
-      </w:r>
-      <w:proofErr w:type="gramEnd"/>
-      <w:r>
-        <w:rPr>
-          <w:rFonts w:ascii="Lucida Console" w:eastAsia="Times New Roman" w:hAnsi="Lucida Console" w:cs="Courier New"/>
-          <w:color w:val="000000"/>
-          <w:kern w:val="0"/>
-          <w:sz w:val="20"/>
-          <w:szCs w:val="20"/>
-          <w:bdr w:val="none" w:sz="0" w:space="0" w:color="auto" w:frame="1"/>
-          <w14:ligatures w14:val="none"/>
-        </w:rPr>
-        <w:t>,</w:t>
-      </w:r>
-      <w:r>
-        <w:rPr>
-          <w:rFonts w:ascii="Lucida Console" w:eastAsia="Times New Roman" w:hAnsi="Lucida Console" w:cs="Courier New"/>
-          <w:color w:val="000000"/>
-          <w:kern w:val="0"/>
-          <w:sz w:val="20"/>
-          <w:szCs w:val="20"/>
-          <w:bdr w:val="none" w:sz="0" w:space="0" w:color="auto" w:frame="1"/>
-          <w14:ligatures w14:val="none"/>
-        </w:rPr>
         <w:tab/>
-        <w:t>Adjusted R-squared</w:t>
-      </w:r>
-      <w:proofErr w:type="gramStart"/>
-      <w:r>
-        <w:rPr>
-          <w:rFonts w:ascii="Lucida Console" w:eastAsia="Times New Roman" w:hAnsi="Lucida Console" w:cs="Courier New"/>
-          <w:color w:val="000000"/>
-          <w:kern w:val="0"/>
-          <w:sz w:val="20"/>
-          <w:szCs w:val="20"/>
-          <w:bdr w:val="none" w:sz="0" w:space="0" w:color="auto" w:frame="1"/>
-          <w14:ligatures w14:val="none"/>
-        </w:rPr>
-        <w:t>:  0.3575</w:t>
-      </w:r>
-      <w:proofErr w:type="gramEnd"/>
-      <w:r>
-        <w:rPr>
-          <w:rFonts w:ascii="Lucida Console" w:eastAsia="Times New Roman" w:hAnsi="Lucida Console" w:cs="Courier New"/>
-          <w:color w:val="000000"/>
-          <w:kern w:val="0"/>
-          <w:sz w:val="20"/>
-          <w:szCs w:val="20"/>
-          <w:bdr w:val="none" w:sz="0" w:space="0" w:color="auto" w:frame="1"/>
-          <w14:ligatures w14:val="none"/>
-        </w:rPr>
-        <w:t xml:space="preserve"> </w:t>
+        <w:t xml:space="preserve">Adjusted R-squared:  0.3575 </w:t>
       </w:r>
     </w:p>
     <w:p>
@@ -6253,33 +5591,7 @@
           <w:bdr w:val="none" w:sz="0" w:space="0" w:color="auto" w:frame="1"/>
           <w14:ligatures w14:val="none"/>
         </w:rPr>
-        <w:t xml:space="preserve">F-statistic: 5.883 on 9 and 70 </w:t>
-      </w:r>
-      <w:proofErr w:type="gramStart"/>
-      <w:r>
-        <w:rPr>
-          <w:rFonts w:ascii="Lucida Console" w:eastAsia="Times New Roman" w:hAnsi="Lucida Console" w:cs="Courier New"/>
-          <w:color w:val="000000"/>
-          <w:kern w:val="0"/>
-          <w:sz w:val="20"/>
-          <w:szCs w:val="20"/>
-          <w:bdr w:val="none" w:sz="0" w:space="0" w:color="auto" w:frame="1"/>
-          <w14:ligatures w14:val="none"/>
-        </w:rPr>
-        <w:t>DF,  p</w:t>
-      </w:r>
-      <w:proofErr w:type="gramEnd"/>
-      <w:r>
-        <w:rPr>
-          <w:rFonts w:ascii="Lucida Console" w:eastAsia="Times New Roman" w:hAnsi="Lucida Console" w:cs="Courier New"/>
-          <w:color w:val="000000"/>
-          <w:kern w:val="0"/>
-          <w:sz w:val="20"/>
-          <w:szCs w:val="20"/>
-          <w:bdr w:val="none" w:sz="0" w:space="0" w:color="auto" w:frame="1"/>
-          <w14:ligatures w14:val="none"/>
-        </w:rPr>
-        <w:t>-value: 4.438e-06</w:t>
+        <w:t>F-statistic: 5.883 on 9 and 70 DF,  p-value: 4.438e-06</w:t>
       </w:r>
     </w:p>
     <w:p>
@@ -6362,7 +5674,6 @@
         </w:rPr>
       </w:pPr>
       <w:proofErr w:type="spellStart"/>
-      <w:proofErr w:type="gramStart"/>
       <w:r>
         <w:rPr>
           <w:rStyle w:val="gnvwddmdb3b"/>
@@ -6390,7 +5701,6 @@
         <w:t>Cumm.Stat.Anal</w:t>
       </w:r>
       <w:proofErr w:type="spellEnd"/>
-      <w:proofErr w:type="gramEnd"/>
       <w:r>
         <w:rPr>
           <w:rStyle w:val="gnvwddmdb3b"/>
@@ -6457,7 +5767,6 @@
         <w:t xml:space="preserve">Response: </w:t>
       </w:r>
       <w:proofErr w:type="spellStart"/>
-      <w:proofErr w:type="gramStart"/>
       <w:r>
         <w:rPr>
           <w:rStyle w:val="gnvwddmdl3b"/>
@@ -6468,7 +5777,6 @@
         <w:t>Total.Cum.Emissions</w:t>
       </w:r>
       <w:proofErr w:type="spellEnd"/>
-      <w:proofErr w:type="gramEnd"/>
     </w:p>
     <w:p>
       <w:pPr>
@@ -6509,9 +5817,9 @@
           <w:color w:val="000000"/>
           <w:bdr w:val="none" w:sz="0" w:space="0" w:color="auto" w:frame="1"/>
         </w:rPr>
-        <w:t xml:space="preserve"> Sum Sq Mean Sq F </w:t>
-      </w:r>
-      <w:proofErr w:type="gramStart"/>
+        <w:t xml:space="preserve"> Sum Sq Mean Sq F value    </w:t>
+      </w:r>
+      <w:proofErr w:type="spellStart"/>
       <w:r>
         <w:rPr>
           <w:rStyle w:val="gnvwddmdl3b"/>
@@ -6519,9 +5827,9 @@
           <w:color w:val="000000"/>
           <w:bdr w:val="none" w:sz="0" w:space="0" w:color="auto" w:frame="1"/>
         </w:rPr>
-        <w:t>value</w:t>
-      </w:r>
-      <w:proofErr w:type="gramEnd"/>
+        <w:t>Pr</w:t>
+      </w:r>
+      <w:proofErr w:type="spellEnd"/>
       <w:r>
         <w:rPr>
           <w:rStyle w:val="gnvwddmdl3b"/>
@@ -6529,19 +5837,21 @@
           <w:color w:val="000000"/>
           <w:bdr w:val="none" w:sz="0" w:space="0" w:color="auto" w:frame="1"/>
         </w:rPr>
-        <w:t xml:space="preserve">    </w:t>
-      </w:r>
-      <w:proofErr w:type="spellStart"/>
-      <w:r>
+        <w:t xml:space="preserve">(&gt;F)    </w:t>
+      </w:r>
+    </w:p>
+    <w:p>
+      <w:pPr>
+        <w:pStyle w:val="HTMLPreformatted"/>
+        <w:shd w:val="clear" w:color="auto" w:fill="FFFFFF"/>
+        <w:wordWrap w:val="0"/>
         <w:rPr>
           <w:rStyle w:val="gnvwddmdl3b"/>
           <w:rFonts w:ascii="Lucida Console" w:hAnsi="Lucida Console"/>
           <w:color w:val="000000"/>
           <w:bdr w:val="none" w:sz="0" w:space="0" w:color="auto" w:frame="1"/>
         </w:rPr>
-        <w:t>Pr</w:t>
-      </w:r>
-      <w:proofErr w:type="spellEnd"/>
+      </w:pPr>
       <w:r>
         <w:rPr>
           <w:rStyle w:val="gnvwddmdl3b"/>
@@ -6549,7 +5859,7 @@
           <w:color w:val="000000"/>
           <w:bdr w:val="none" w:sz="0" w:space="0" w:color="auto" w:frame="1"/>
         </w:rPr>
-        <w:t xml:space="preserve">(&gt;F)    </w:t>
+        <w:t>BLOCK.F        3 4224.0 1408.01 10.9154 5.752e-06 ***</w:t>
       </w:r>
     </w:p>
     <w:p>
@@ -6564,6 +5874,7 @@
           <w:bdr w:val="none" w:sz="0" w:space="0" w:color="auto" w:frame="1"/>
         </w:rPr>
       </w:pPr>
+      <w:proofErr w:type="spellStart"/>
       <w:r>
         <w:rPr>
           <w:rStyle w:val="gnvwddmdl3b"/>
@@ -6571,7 +5882,17 @@
           <w:color w:val="000000"/>
           <w:bdr w:val="none" w:sz="0" w:space="0" w:color="auto" w:frame="1"/>
         </w:rPr>
-        <w:t>BLOCK.F        3 4224.0 1408.01 10.9154 5.752e-06 ***</w:t>
+        <w:t>Sampling.Year</w:t>
+      </w:r>
+      <w:proofErr w:type="spellEnd"/>
+      <w:r>
+        <w:rPr>
+          <w:rStyle w:val="gnvwddmdl3b"/>
+          <w:rFonts w:ascii="Lucida Console" w:hAnsi="Lucida Console"/>
+          <w:color w:val="000000"/>
+          <w:bdr w:val="none" w:sz="0" w:space="0" w:color="auto" w:frame="1"/>
+        </w:rPr>
+        <w:t xml:space="preserve">  1 1903.3 1903.32 14.7553 0.0002661 ***</w:t>
       </w:r>
     </w:p>
     <w:p>
@@ -6587,7 +5908,6 @@
         </w:rPr>
       </w:pPr>
       <w:proofErr w:type="spellStart"/>
-      <w:proofErr w:type="gramStart"/>
       <w:r>
         <w:rPr>
           <w:rStyle w:val="gnvwddmdl3b"/>
@@ -6595,7 +5915,7 @@
           <w:color w:val="000000"/>
           <w:bdr w:val="none" w:sz="0" w:space="0" w:color="auto" w:frame="1"/>
         </w:rPr>
-        <w:t>Sampling.Year</w:t>
+        <w:t>CoverCrop.F</w:t>
       </w:r>
       <w:proofErr w:type="spellEnd"/>
       <w:r>
@@ -6605,17 +5925,40 @@
           <w:color w:val="000000"/>
           <w:bdr w:val="none" w:sz="0" w:space="0" w:color="auto" w:frame="1"/>
         </w:rPr>
-        <w:t xml:space="preserve">  1</w:t>
-      </w:r>
-      <w:proofErr w:type="gramEnd"/>
-      <w:r>
+        <w:t xml:space="preserve">    2  103.8   51.89  0.4023 0.6703176    </w:t>
+      </w:r>
+    </w:p>
+    <w:p>
+      <w:pPr>
+        <w:pStyle w:val="HTMLPreformatted"/>
+        <w:shd w:val="clear" w:color="auto" w:fill="FFFFFF"/>
+        <w:wordWrap w:val="0"/>
         <w:rPr>
           <w:rStyle w:val="gnvwddmdl3b"/>
           <w:rFonts w:ascii="Lucida Console" w:hAnsi="Lucida Console"/>
           <w:color w:val="000000"/>
           <w:bdr w:val="none" w:sz="0" w:space="0" w:color="auto" w:frame="1"/>
         </w:rPr>
-        <w:t xml:space="preserve"> 1903.3 1903.32 14.7553 0.0002661 ***</w:t>
+      </w:pPr>
+      <w:proofErr w:type="spellStart"/>
+      <w:r>
+        <w:rPr>
+          <w:rStyle w:val="gnvwddmdl3b"/>
+          <w:rFonts w:ascii="Lucida Console" w:hAnsi="Lucida Console"/>
+          <w:color w:val="000000"/>
+          <w:bdr w:val="none" w:sz="0" w:space="0" w:color="auto" w:frame="1"/>
+        </w:rPr>
+        <w:t>Treatment.F</w:t>
+      </w:r>
+      <w:proofErr w:type="spellEnd"/>
+      <w:r>
+        <w:rPr>
+          <w:rStyle w:val="gnvwddmdl3b"/>
+          <w:rFonts w:ascii="Lucida Console" w:hAnsi="Lucida Console"/>
+          <w:color w:val="000000"/>
+          <w:bdr w:val="none" w:sz="0" w:space="0" w:color="auto" w:frame="1"/>
+        </w:rPr>
+        <w:t xml:space="preserve">    3  599.2  199.73  1.5484 0.2096975    </w:t>
       </w:r>
     </w:p>
     <w:p>
@@ -6630,7 +5973,6 @@
           <w:bdr w:val="none" w:sz="0" w:space="0" w:color="auto" w:frame="1"/>
         </w:rPr>
       </w:pPr>
-      <w:proofErr w:type="spellStart"/>
       <w:r>
         <w:rPr>
           <w:rStyle w:val="gnvwddmdl3b"/>
@@ -6638,19 +5980,21 @@
           <w:color w:val="000000"/>
           <w:bdr w:val="none" w:sz="0" w:space="0" w:color="auto" w:frame="1"/>
         </w:rPr>
-        <w:t>CoverCrop.F</w:t>
-      </w:r>
-      <w:proofErr w:type="spellEnd"/>
-      <w:r>
+        <w:t xml:space="preserve">Residuals     70 9029.5  128.99                      </w:t>
+      </w:r>
+    </w:p>
+    <w:p>
+      <w:pPr>
+        <w:pStyle w:val="HTMLPreformatted"/>
+        <w:shd w:val="clear" w:color="auto" w:fill="FFFFFF"/>
+        <w:wordWrap w:val="0"/>
         <w:rPr>
           <w:rStyle w:val="gnvwddmdl3b"/>
           <w:rFonts w:ascii="Lucida Console" w:hAnsi="Lucida Console"/>
           <w:color w:val="000000"/>
           <w:bdr w:val="none" w:sz="0" w:space="0" w:color="auto" w:frame="1"/>
         </w:rPr>
-        <w:t xml:space="preserve">    </w:t>
-      </w:r>
-      <w:proofErr w:type="gramStart"/>
+      </w:pPr>
       <w:r>
         <w:rPr>
           <w:rStyle w:val="gnvwddmdl3b"/>
@@ -6658,9 +6002,20 @@
           <w:color w:val="000000"/>
           <w:bdr w:val="none" w:sz="0" w:space="0" w:color="auto" w:frame="1"/>
         </w:rPr>
-        <w:t>2  103.8</w:t>
-      </w:r>
-      <w:proofErr w:type="gramEnd"/>
+        <w:t>---</w:t>
+      </w:r>
+    </w:p>
+    <w:p>
+      <w:pPr>
+        <w:pStyle w:val="HTMLPreformatted"/>
+        <w:shd w:val="clear" w:color="auto" w:fill="FFFFFF"/>
+        <w:wordWrap w:val="0"/>
+        <w:rPr>
+          <w:rFonts w:ascii="Lucida Console" w:hAnsi="Lucida Console"/>
+          <w:color w:val="000000"/>
+        </w:rPr>
+      </w:pPr>
+      <w:proofErr w:type="spellStart"/>
       <w:r>
         <w:rPr>
           <w:rStyle w:val="gnvwddmdl3b"/>
@@ -6668,9 +6023,9 @@
           <w:color w:val="000000"/>
           <w:bdr w:val="none" w:sz="0" w:space="0" w:color="auto" w:frame="1"/>
         </w:rPr>
-        <w:t xml:space="preserve">   </w:t>
-      </w:r>
-      <w:proofErr w:type="gramStart"/>
+        <w:t>Signif</w:t>
+      </w:r>
+      <w:proofErr w:type="spellEnd"/>
       <w:r>
         <w:rPr>
           <w:rStyle w:val="gnvwddmdl3b"/>
@@ -6678,265 +6033,7 @@
           <w:color w:val="000000"/>
           <w:bdr w:val="none" w:sz="0" w:space="0" w:color="auto" w:frame="1"/>
         </w:rPr>
-        <w:t>51.89  0.4023</w:t>
-      </w:r>
-      <w:proofErr w:type="gramEnd"/>
-      <w:r>
-        <w:rPr>
-          <w:rStyle w:val="gnvwddmdl3b"/>
-          <w:rFonts w:ascii="Lucida Console" w:hAnsi="Lucida Console"/>
-          <w:color w:val="000000"/>
-          <w:bdr w:val="none" w:sz="0" w:space="0" w:color="auto" w:frame="1"/>
-        </w:rPr>
-        <w:t xml:space="preserve"> 0.6703176    </w:t>
-      </w:r>
-    </w:p>
-    <w:p>
-      <w:pPr>
-        <w:pStyle w:val="HTMLPreformatted"/>
-        <w:shd w:val="clear" w:color="auto" w:fill="FFFFFF"/>
-        <w:wordWrap w:val="0"/>
-        <w:rPr>
-          <w:rStyle w:val="gnvwddmdl3b"/>
-          <w:rFonts w:ascii="Lucida Console" w:hAnsi="Lucida Console"/>
-          <w:color w:val="000000"/>
-          <w:bdr w:val="none" w:sz="0" w:space="0" w:color="auto" w:frame="1"/>
-        </w:rPr>
-      </w:pPr>
-      <w:proofErr w:type="spellStart"/>
-      <w:r>
-        <w:rPr>
-          <w:rStyle w:val="gnvwddmdl3b"/>
-          <w:rFonts w:ascii="Lucida Console" w:hAnsi="Lucida Console"/>
-          <w:color w:val="000000"/>
-          <w:bdr w:val="none" w:sz="0" w:space="0" w:color="auto" w:frame="1"/>
-        </w:rPr>
-        <w:t>Treatment.F</w:t>
-      </w:r>
-      <w:proofErr w:type="spellEnd"/>
-      <w:r>
-        <w:rPr>
-          <w:rStyle w:val="gnvwddmdl3b"/>
-          <w:rFonts w:ascii="Lucida Console" w:hAnsi="Lucida Console"/>
-          <w:color w:val="000000"/>
-          <w:bdr w:val="none" w:sz="0" w:space="0" w:color="auto" w:frame="1"/>
-        </w:rPr>
-        <w:t xml:space="preserve">    </w:t>
-      </w:r>
-      <w:proofErr w:type="gramStart"/>
-      <w:r>
-        <w:rPr>
-          <w:rStyle w:val="gnvwddmdl3b"/>
-          <w:rFonts w:ascii="Lucida Console" w:hAnsi="Lucida Console"/>
-          <w:color w:val="000000"/>
-          <w:bdr w:val="none" w:sz="0" w:space="0" w:color="auto" w:frame="1"/>
-        </w:rPr>
-        <w:t>3  599.2</w:t>
-      </w:r>
-      <w:proofErr w:type="gramEnd"/>
-      <w:r>
-        <w:rPr>
-          <w:rStyle w:val="gnvwddmdl3b"/>
-          <w:rFonts w:ascii="Lucida Console" w:hAnsi="Lucida Console"/>
-          <w:color w:val="000000"/>
-          <w:bdr w:val="none" w:sz="0" w:space="0" w:color="auto" w:frame="1"/>
-        </w:rPr>
-        <w:t xml:space="preserve">  </w:t>
-      </w:r>
-      <w:proofErr w:type="gramStart"/>
-      <w:r>
-        <w:rPr>
-          <w:rStyle w:val="gnvwddmdl3b"/>
-          <w:rFonts w:ascii="Lucida Console" w:hAnsi="Lucida Console"/>
-          <w:color w:val="000000"/>
-          <w:bdr w:val="none" w:sz="0" w:space="0" w:color="auto" w:frame="1"/>
-        </w:rPr>
-        <w:t>199.73  1.5484</w:t>
-      </w:r>
-      <w:proofErr w:type="gramEnd"/>
-      <w:r>
-        <w:rPr>
-          <w:rStyle w:val="gnvwddmdl3b"/>
-          <w:rFonts w:ascii="Lucida Console" w:hAnsi="Lucida Console"/>
-          <w:color w:val="000000"/>
-          <w:bdr w:val="none" w:sz="0" w:space="0" w:color="auto" w:frame="1"/>
-        </w:rPr>
-        <w:t xml:space="preserve"> 0.2096975    </w:t>
-      </w:r>
-    </w:p>
-    <w:p>
-      <w:pPr>
-        <w:pStyle w:val="HTMLPreformatted"/>
-        <w:shd w:val="clear" w:color="auto" w:fill="FFFFFF"/>
-        <w:wordWrap w:val="0"/>
-        <w:rPr>
-          <w:rStyle w:val="gnvwddmdl3b"/>
-          <w:rFonts w:ascii="Lucida Console" w:hAnsi="Lucida Console"/>
-          <w:color w:val="000000"/>
-          <w:bdr w:val="none" w:sz="0" w:space="0" w:color="auto" w:frame="1"/>
-        </w:rPr>
-      </w:pPr>
-      <w:r>
-        <w:rPr>
-          <w:rStyle w:val="gnvwddmdl3b"/>
-          <w:rFonts w:ascii="Lucida Console" w:hAnsi="Lucida Console"/>
-          <w:color w:val="000000"/>
-          <w:bdr w:val="none" w:sz="0" w:space="0" w:color="auto" w:frame="1"/>
-        </w:rPr>
-        <w:t xml:space="preserve">Residuals     70 </w:t>
-      </w:r>
-      <w:proofErr w:type="gramStart"/>
-      <w:r>
-        <w:rPr>
-          <w:rStyle w:val="gnvwddmdl3b"/>
-          <w:rFonts w:ascii="Lucida Console" w:hAnsi="Lucida Console"/>
-          <w:color w:val="000000"/>
-          <w:bdr w:val="none" w:sz="0" w:space="0" w:color="auto" w:frame="1"/>
-        </w:rPr>
-        <w:t>9029.5  128.99</w:t>
-      </w:r>
-      <w:proofErr w:type="gramEnd"/>
-      <w:r>
-        <w:rPr>
-          <w:rStyle w:val="gnvwddmdl3b"/>
-          <w:rFonts w:ascii="Lucida Console" w:hAnsi="Lucida Console"/>
-          <w:color w:val="000000"/>
-          <w:bdr w:val="none" w:sz="0" w:space="0" w:color="auto" w:frame="1"/>
-        </w:rPr>
-        <w:t xml:space="preserve">                      </w:t>
-      </w:r>
-    </w:p>
-    <w:p>
-      <w:pPr>
-        <w:pStyle w:val="HTMLPreformatted"/>
-        <w:shd w:val="clear" w:color="auto" w:fill="FFFFFF"/>
-        <w:wordWrap w:val="0"/>
-        <w:rPr>
-          <w:rStyle w:val="gnvwddmdl3b"/>
-          <w:rFonts w:ascii="Lucida Console" w:hAnsi="Lucida Console"/>
-          <w:color w:val="000000"/>
-          <w:bdr w:val="none" w:sz="0" w:space="0" w:color="auto" w:frame="1"/>
-        </w:rPr>
-      </w:pPr>
-      <w:r>
-        <w:rPr>
-          <w:rStyle w:val="gnvwddmdl3b"/>
-          <w:rFonts w:ascii="Lucida Console" w:hAnsi="Lucida Console"/>
-          <w:color w:val="000000"/>
-          <w:bdr w:val="none" w:sz="0" w:space="0" w:color="auto" w:frame="1"/>
-        </w:rPr>
-        <w:t>---</w:t>
-      </w:r>
-    </w:p>
-    <w:p>
-      <w:pPr>
-        <w:pStyle w:val="HTMLPreformatted"/>
-        <w:shd w:val="clear" w:color="auto" w:fill="FFFFFF"/>
-        <w:wordWrap w:val="0"/>
-        <w:rPr>
-          <w:rFonts w:ascii="Lucida Console" w:hAnsi="Lucida Console"/>
-          <w:color w:val="000000"/>
-        </w:rPr>
-      </w:pPr>
-      <w:proofErr w:type="spellStart"/>
-      <w:r>
-        <w:rPr>
-          <w:rStyle w:val="gnvwddmdl3b"/>
-          <w:rFonts w:ascii="Lucida Console" w:hAnsi="Lucida Console"/>
-          <w:color w:val="000000"/>
-          <w:bdr w:val="none" w:sz="0" w:space="0" w:color="auto" w:frame="1"/>
-        </w:rPr>
-        <w:t>Signif</w:t>
-      </w:r>
-      <w:proofErr w:type="spellEnd"/>
-      <w:r>
-        <w:rPr>
-          <w:rStyle w:val="gnvwddmdl3b"/>
-          <w:rFonts w:ascii="Lucida Console" w:hAnsi="Lucida Console"/>
-          <w:color w:val="000000"/>
-          <w:bdr w:val="none" w:sz="0" w:space="0" w:color="auto" w:frame="1"/>
-        </w:rPr>
-        <w:t>. codes</w:t>
-      </w:r>
-      <w:proofErr w:type="gramStart"/>
-      <w:r>
-        <w:rPr>
-          <w:rStyle w:val="gnvwddmdl3b"/>
-          <w:rFonts w:ascii="Lucida Console" w:hAnsi="Lucida Console"/>
-          <w:color w:val="000000"/>
-          <w:bdr w:val="none" w:sz="0" w:space="0" w:color="auto" w:frame="1"/>
-        </w:rPr>
-        <w:t>:  0 ‘</w:t>
-      </w:r>
-      <w:proofErr w:type="gramEnd"/>
-      <w:r>
-        <w:rPr>
-          <w:rStyle w:val="gnvwddmdl3b"/>
-          <w:rFonts w:ascii="Lucida Console" w:hAnsi="Lucida Console"/>
-          <w:color w:val="000000"/>
-          <w:bdr w:val="none" w:sz="0" w:space="0" w:color="auto" w:frame="1"/>
-        </w:rPr>
-        <w:t xml:space="preserve">***’ </w:t>
-      </w:r>
-      <w:proofErr w:type="gramStart"/>
-      <w:r>
-        <w:rPr>
-          <w:rStyle w:val="gnvwddmdl3b"/>
-          <w:rFonts w:ascii="Lucida Console" w:hAnsi="Lucida Console"/>
-          <w:color w:val="000000"/>
-          <w:bdr w:val="none" w:sz="0" w:space="0" w:color="auto" w:frame="1"/>
-        </w:rPr>
-        <w:t>0.001 ‘*</w:t>
-      </w:r>
-      <w:proofErr w:type="gramEnd"/>
-      <w:r>
-        <w:rPr>
-          <w:rStyle w:val="gnvwddmdl3b"/>
-          <w:rFonts w:ascii="Lucida Console" w:hAnsi="Lucida Console"/>
-          <w:color w:val="000000"/>
-          <w:bdr w:val="none" w:sz="0" w:space="0" w:color="auto" w:frame="1"/>
-        </w:rPr>
-        <w:t xml:space="preserve">*’ </w:t>
-      </w:r>
-      <w:proofErr w:type="gramStart"/>
-      <w:r>
-        <w:rPr>
-          <w:rStyle w:val="gnvwddmdl3b"/>
-          <w:rFonts w:ascii="Lucida Console" w:hAnsi="Lucida Console"/>
-          <w:color w:val="000000"/>
-          <w:bdr w:val="none" w:sz="0" w:space="0" w:color="auto" w:frame="1"/>
-        </w:rPr>
-        <w:t>0.01 ‘*</w:t>
-      </w:r>
-      <w:proofErr w:type="gramEnd"/>
-      <w:r>
-        <w:rPr>
-          <w:rStyle w:val="gnvwddmdl3b"/>
-          <w:rFonts w:ascii="Lucida Console" w:hAnsi="Lucida Console"/>
-          <w:color w:val="000000"/>
-          <w:bdr w:val="none" w:sz="0" w:space="0" w:color="auto" w:frame="1"/>
-        </w:rPr>
-        <w:t xml:space="preserve">’ 0.05 ‘.’ 0.1 </w:t>
-      </w:r>
-      <w:proofErr w:type="gramStart"/>
-      <w:r>
-        <w:rPr>
-          <w:rStyle w:val="gnvwddmdl3b"/>
-          <w:rFonts w:ascii="Lucida Console" w:hAnsi="Lucida Console"/>
-          <w:color w:val="000000"/>
-          <w:bdr w:val="none" w:sz="0" w:space="0" w:color="auto" w:frame="1"/>
-        </w:rPr>
-        <w:t>‘ ’</w:t>
-      </w:r>
-      <w:proofErr w:type="gramEnd"/>
-      <w:r>
-        <w:rPr>
-          <w:rStyle w:val="gnvwddmdl3b"/>
-          <w:rFonts w:ascii="Lucida Console" w:hAnsi="Lucida Console"/>
-          <w:color w:val="000000"/>
-          <w:bdr w:val="none" w:sz="0" w:space="0" w:color="auto" w:frame="1"/>
-        </w:rPr>
-        <w:t xml:space="preserve"> 1</w:t>
+        <w:t>. codes:  0 ‘***’ 0.001 ‘**’ 0.01 ‘*’ 0.05 ‘.’ 0.1 ‘ ’ 1</w:t>
       </w:r>
     </w:p>
     <w:p>
@@ -7087,13 +6184,8 @@
       </w:r>
     </w:p>
     <w:p>
-      <w:proofErr w:type="gramStart"/>
-      <w:r>
-        <w:t>Daily  emission</w:t>
-      </w:r>
-      <w:proofErr w:type="gramEnd"/>
-      <w:r>
-        <w:t xml:space="preserve"> analysis</w:t>
+      <w:r>
+        <w:t>Daily  emission analysis</w:t>
       </w:r>
     </w:p>
     <w:p>
@@ -10588,7 +9680,6 @@
         <w:t xml:space="preserve"> are not consistent </w:t>
       </w:r>
       <w:proofErr w:type="spellStart"/>
-      <w:proofErr w:type="gramStart"/>
       <w:r>
         <w:rPr>
           <w:b/>
@@ -10599,7 +9690,6 @@
         <w:t>through out</w:t>
       </w:r>
       <w:proofErr w:type="spellEnd"/>
-      <w:proofErr w:type="gramEnd"/>
       <w:r>
         <w:rPr>
           <w:b/>
@@ -11595,21 +10685,12 @@
         </w:rPr>
         <w:t xml:space="preserve">Outliers </w:t>
       </w:r>
-      <w:proofErr w:type="gramStart"/>
       <w:r>
         <w:rPr>
           <w:sz w:val="24"/>
           <w:szCs w:val="24"/>
         </w:rPr>
-        <w:t>1091 ,</w:t>
-      </w:r>
-      <w:proofErr w:type="gramEnd"/>
-      <w:r>
-        <w:rPr>
-          <w:sz w:val="24"/>
-          <w:szCs w:val="24"/>
-        </w:rPr>
-        <w:t xml:space="preserve"> 1113</w:t>
+        <w:t>1091 , 1113</w:t>
       </w:r>
     </w:p>
     <w:p>
@@ -11910,21 +10991,8 @@
     </w:p>
     <w:p>
       <w:r>
-        <w:t>2021-07-</w:t>
-      </w:r>
-      <w:proofErr w:type="gramStart"/>
-      <w:r>
-        <w:t>07  Missing</w:t>
-      </w:r>
-      <w:proofErr w:type="gramEnd"/>
-      <w:r>
-        <w:t xml:space="preserve"> </w:t>
-      </w:r>
-      <w:proofErr w:type="gramStart"/>
-      <w:r>
-        <w:t>20210702b3b407b2peakareas.pdf ????</w:t>
-      </w:r>
-      <w:proofErr w:type="gramEnd"/>
+        <w:t>2021-07-07  Missing 20210702b3b407b2peakareas.pdf ????</w:t>
+      </w:r>
     </w:p>
     <w:p>
       <w:r>
@@ -12035,15 +11103,7 @@
         <w:t xml:space="preserve">Records 1424 and 1435 are </w:t>
       </w:r>
       <w:r>
-        <w:t xml:space="preserve">strange. They are </w:t>
-      </w:r>
-      <w:proofErr w:type="gramStart"/>
-      <w:r>
-        <w:t>from</w:t>
-      </w:r>
-      <w:proofErr w:type="gramEnd"/>
-      <w:r>
-        <w:t xml:space="preserve"> a new standard. And are strangely consistent</w:t>
+        <w:t>strange. They are from a new standard. And are strangely consistent</w:t>
       </w:r>
     </w:p>
     <w:p>
@@ -12166,26 +11226,10 @@
         <w:t xml:space="preserve">Records 1510, </w:t>
       </w:r>
       <w:r>
-        <w:t xml:space="preserve">1521, </w:t>
-      </w:r>
-      <w:proofErr w:type="gramStart"/>
-      <w:r>
-        <w:t>1596 ,</w:t>
-      </w:r>
-      <w:proofErr w:type="gramEnd"/>
-      <w:r>
-        <w:t xml:space="preserve"> 1607 </w:t>
-      </w:r>
-      <w:r>
-        <w:t xml:space="preserve">and 1435 are strange. They are </w:t>
-      </w:r>
-      <w:proofErr w:type="gramStart"/>
-      <w:r>
-        <w:t>from</w:t>
-      </w:r>
-      <w:proofErr w:type="gramEnd"/>
-      <w:r>
-        <w:t xml:space="preserve"> a new standard. And are strangely consistent</w:t>
+        <w:t xml:space="preserve">1521, 1596 , 1607 </w:t>
+      </w:r>
+      <w:r>
+        <w:t>and 1435 are strange. They are from a new standard. And are strangely consistent</w:t>
       </w:r>
       <w:r>
         <w:t>.</w:t>
@@ -12308,15 +11352,7 @@
     </w:p>
     <w:p>
       <w:r>
-        <w:t xml:space="preserve">1768 and 1779 </w:t>
-      </w:r>
-      <w:proofErr w:type="gramStart"/>
-      <w:r>
-        <w:t>seemed  switched</w:t>
-      </w:r>
-      <w:proofErr w:type="gramEnd"/>
-      <w:r>
-        <w:t>; 50 is 100 and 100 is 50.</w:t>
+        <w:t>1768 and 1779 seemed  switched; 50 is 100 and 100 is 50.</w:t>
       </w:r>
     </w:p>
     <w:p>
@@ -13044,23 +12080,7 @@
     </w:p>
     <w:p>
       <w:r>
-        <w:t xml:space="preserve">Switch </w:t>
-      </w:r>
-      <w:proofErr w:type="gramStart"/>
-      <w:r>
-        <w:t>records  2810</w:t>
-      </w:r>
-      <w:proofErr w:type="gramEnd"/>
-      <w:r>
-        <w:t xml:space="preserve">, </w:t>
-      </w:r>
-      <w:proofErr w:type="gramStart"/>
-      <w:r>
-        <w:t>2724,  2799</w:t>
-      </w:r>
-      <w:proofErr w:type="gramEnd"/>
-      <w:r>
-        <w:t xml:space="preserve"> and 2713</w:t>
+        <w:t>Switch records  2810, 2724,  2799 and 2713</w:t>
       </w:r>
     </w:p>
     <w:p>
@@ -13323,7 +12343,15 @@
         <w:br w:type="page"/>
       </w:r>
     </w:p>
-    <w:p/>
+    <w:p>
+      <w:r>
+        <w:lastRenderedPageBreak/>
+        <w:t xml:space="preserve">Standards </w:t>
+      </w:r>
+      <w:r>
+        <w:t>for 2021 and 2022 have been curated and now are ready to be processed.</w:t>
+      </w:r>
+    </w:p>
     <w:p/>
     <w:sectPr>
       <w:pgSz w:w="12240" w:h="15840"/>

--- a/StrategicTillage_GC_Analysis_workFlow.docx
+++ b/StrategicTillage_GC_Analysis_workFlow.docx
@@ -3,6 +3,9 @@
 <w:document xmlns:wpc="http://schemas.microsoft.com/office/word/2010/wordprocessingCanvas" xmlns:cx="http://schemas.microsoft.com/office/drawing/2014/chartex" xmlns:cx1="http://schemas.microsoft.com/office/drawing/2015/9/8/chartex" xmlns:cx2="http://schemas.microsoft.com/office/drawing/2015/10/21/chartex" xmlns:cx3="http://schemas.microsoft.com/office/drawing/2016/5/9/chartex" xmlns:cx4="http://schemas.microsoft.com/office/drawing/2016/5/10/chartex" xmlns:cx5="http://schemas.microsoft.com/office/drawing/2016/5/11/chartex" xmlns:cx6="http://schemas.microsoft.com/office/drawing/2016/5/12/chartex" xmlns:cx7="http://schemas.microsoft.com/office/drawing/2016/5/13/chartex" xmlns:cx8="http://schemas.microsoft.com/office/drawing/2016/5/14/chartex" xmlns:mc="http://schemas.openxmlformats.org/markup-compatibility/2006" xmlns:aink="http://schemas.microsoft.com/office/drawing/2016/ink" xmlns:am3d="http://schemas.microsoft.com/office/drawing/2017/model3d" xmlns:o="urn:schemas-microsoft-com:office:office" xmlns:oel="http://schemas.microsoft.com/office/2019/extlst" xmlns:r="http://schemas.openxmlformats.org/officeDocument/2006/relationships" xmlns:m="http://schemas.openxmlformats.org/officeDocument/2006/math" xmlns:v="urn:schemas-microsoft-com:vml" xmlns:wp14="http://schemas.microsoft.com/office/word/2010/wordprocessingDrawing" xmlns:wp="http://schemas.openxmlformats.org/drawingml/2006/wordprocessingDrawing" xmlns:w10="urn:schemas-microsoft-com:office:word" xmlns:w="http://schemas.openxmlformats.org/wordprocessingml/2006/main" xmlns:w14="http://schemas.microsoft.com/office/word/2010/wordml" xmlns:w15="http://schemas.microsoft.com/office/word/2012/wordml" xmlns:w16cex="http://schemas.microsoft.com/office/word/2018/wordml/cex" xmlns:w16cid="http://schemas.microsoft.com/office/word/2016/wordml/cid" xmlns:w16="http://schemas.microsoft.com/office/word/2018/wordml" xmlns:w16du="http://schemas.microsoft.com/office/word/2023/wordml/word16du" xmlns:w16sdtdh="http://schemas.microsoft.com/office/word/2020/wordml/sdtdatahash" xmlns:w16sdtfl="http://schemas.microsoft.com/office/word/2024/wordml/sdtformatlock" xmlns:w16se="http://schemas.microsoft.com/office/word/2015/wordml/symex" xmlns:wpg="http://schemas.microsoft.com/office/word/2010/wordprocessingGroup" xmlns:wpi="http://schemas.microsoft.com/office/word/2010/wordprocessingInk" xmlns:wne="http://schemas.microsoft.com/office/word/2006/wordml" xmlns:wps="http://schemas.microsoft.com/office/word/2010/wordprocessingShape" mc:Ignorable="w14 w15 w16se w16cid w16 w16cex w16sdtdh w16sdtfl w16du wp14">
   <w:body>
     <w:p>
+      <w:r>
+        <w:t xml:space="preserve"> </w:t>
+      </w:r>
       <w:r>
         <w:t>Strategic Tillage Gas flux analysis:</w:t>
       </w:r>
@@ -117,8 +120,29 @@
       </w:r>
     </w:p>
     <w:p>
-      <w:r>
-        <w:t xml:space="preserve">The N2O and CO2 emissions are too high.  The N2O emission measure calculated by Alli were around 10  kg-N/ha yr. </w:t>
+      <w:proofErr w:type="gramStart"/>
+      <w:r>
+        <w:t>The N2O</w:t>
+      </w:r>
+      <w:proofErr w:type="gramEnd"/>
+      <w:r>
+        <w:t xml:space="preserve"> and CO2 emissions are too high.  The N2O emission measure calculated by Alli </w:t>
+      </w:r>
+      <w:proofErr w:type="gramStart"/>
+      <w:r>
+        <w:t>were</w:t>
+      </w:r>
+      <w:proofErr w:type="gramEnd"/>
+      <w:r>
+        <w:t xml:space="preserve"> around </w:t>
+      </w:r>
+      <w:proofErr w:type="gramStart"/>
+      <w:r>
+        <w:t>10  kg</w:t>
+      </w:r>
+      <w:proofErr w:type="gramEnd"/>
+      <w:r>
+        <w:t xml:space="preserve">-N/ha yr. </w:t>
       </w:r>
     </w:p>
     <w:p>
@@ -327,7 +351,31 @@
     </w:p>
     <w:p>
       <w:r>
-        <w:t>The calibration regression for the GC based on standards seem to be irrelevant, as the important aspect affecting the emissions is not the particular concentration data point, but the slope of the consequent concentration measurement inside the chamber that result in the emission rate.</w:t>
+        <w:t xml:space="preserve">The calibration regression for the GC based on standards </w:t>
+      </w:r>
+      <w:proofErr w:type="gramStart"/>
+      <w:r>
+        <w:t>seem</w:t>
+      </w:r>
+      <w:proofErr w:type="gramEnd"/>
+      <w:r>
+        <w:t xml:space="preserve"> to be irrelevant, as the important aspect affecting the emissions is not the </w:t>
+      </w:r>
+      <w:proofErr w:type="gramStart"/>
+      <w:r>
+        <w:t>particular concentration</w:t>
+      </w:r>
+      <w:proofErr w:type="gramEnd"/>
+      <w:r>
+        <w:t xml:space="preserve"> data point, but the slope of the consequent concentration measurement inside the chamber that </w:t>
+      </w:r>
+      <w:proofErr w:type="gramStart"/>
+      <w:r>
+        <w:t>result</w:t>
+      </w:r>
+      <w:proofErr w:type="gramEnd"/>
+      <w:r>
+        <w:t xml:space="preserve"> in the emission rate.</w:t>
       </w:r>
     </w:p>
     <w:p>
@@ -793,7 +841,15 @@
     <w:p/>
     <w:p>
       <w:r>
-        <w:t>The data from the GC does not seems to indicate any mayor difference in the results. The high emissions do not seem to be the result of the GC analysis.</w:t>
+        <w:t xml:space="preserve">The data from the GC does not </w:t>
+      </w:r>
+      <w:proofErr w:type="gramStart"/>
+      <w:r>
+        <w:t>seems</w:t>
+      </w:r>
+      <w:proofErr w:type="gramEnd"/>
+      <w:r>
+        <w:t xml:space="preserve"> to indicate any mayor difference in the results. The high emissions do not seem to be the result of the GC analysis.</w:t>
       </w:r>
     </w:p>
     <w:p>
@@ -1321,7 +1377,15 @@
     <w:p/>
     <w:p>
       <w:r>
-        <w:t>Plotting the daily emissions (period emissions) against time it is clear that the main factor determining the higher emissions in blocks 1 and 2 are high N2O emission peaks. Those peaks are not present in blocks 3 and 4.</w:t>
+        <w:t xml:space="preserve">Plotting the daily emissions (period emissions) against time </w:t>
+      </w:r>
+      <w:proofErr w:type="gramStart"/>
+      <w:r>
+        <w:t>it is clear that the</w:t>
+      </w:r>
+      <w:proofErr w:type="gramEnd"/>
+      <w:r>
+        <w:t xml:space="preserve"> main factor determining the higher emissions in blocks 1 and 2 are high N2O emission peaks. Those peaks are not present in blocks 3 and 4.</w:t>
       </w:r>
     </w:p>
     <w:p/>
@@ -1555,6 +1619,7 @@
       <w:r>
         <w:t xml:space="preserve">In 2021, Sampling date </w:t>
       </w:r>
+      <w:proofErr w:type="gramStart"/>
       <w:r>
         <w:t>20210614</w:t>
       </w:r>
@@ -1562,7 +1627,11 @@
         <w:t xml:space="preserve">, </w:t>
       </w:r>
       <w:r>
-        <w:t xml:space="preserve"> and </w:t>
+        <w:t xml:space="preserve"> and</w:t>
+      </w:r>
+      <w:proofErr w:type="gramEnd"/>
+      <w:r>
+        <w:t xml:space="preserve"> </w:t>
       </w:r>
       <w:r>
         <w:t>20210629</w:t>
@@ -1571,13 +1640,29 @@
         <w:t xml:space="preserve"> </w:t>
       </w:r>
       <w:r>
-        <w:t>has problems:  The red points in the graph below all belong</w:t>
+        <w:t>has problems</w:t>
+      </w:r>
+      <w:proofErr w:type="gramStart"/>
+      <w:r>
+        <w:t>:  The</w:t>
+      </w:r>
+      <w:proofErr w:type="gramEnd"/>
+      <w:r>
+        <w:t xml:space="preserve"> red points in the graph below all </w:t>
+      </w:r>
+      <w:proofErr w:type="gramStart"/>
+      <w:r>
+        <w:t>belong</w:t>
       </w:r>
       <w:r>
         <w:t xml:space="preserve"> </w:t>
       </w:r>
       <w:r>
-        <w:t xml:space="preserve"> to sampling day </w:t>
+        <w:t xml:space="preserve"> to</w:t>
+      </w:r>
+      <w:proofErr w:type="gramEnd"/>
+      <w:r>
+        <w:t xml:space="preserve"> sampling day </w:t>
       </w:r>
       <w:r>
         <w:t>20210614</w:t>
@@ -1761,7 +1846,49 @@
         <w:rPr>
           <w:highlight w:val="yellow"/>
         </w:rPr>
-        <w:t>The final data for the mass flux calculations was taken from f0 and the missing data from “data error” from LR.f0. For N2O and CH4 all the data has to come from LR.f0.</w:t>
+        <w:t xml:space="preserve">The final data for the mass flux calculations was taken from f0 and the missing data from “data error” from </w:t>
+      </w:r>
+      <w:proofErr w:type="gramStart"/>
+      <w:r>
+        <w:rPr>
+          <w:highlight w:val="yellow"/>
+        </w:rPr>
+        <w:t>LR.f</w:t>
+      </w:r>
+      <w:proofErr w:type="gramEnd"/>
+      <w:r>
+        <w:rPr>
+          <w:highlight w:val="yellow"/>
+        </w:rPr>
+        <w:t xml:space="preserve">0. For N2O and CH4 all the data </w:t>
+      </w:r>
+      <w:proofErr w:type="gramStart"/>
+      <w:r>
+        <w:rPr>
+          <w:highlight w:val="yellow"/>
+        </w:rPr>
+        <w:t>has to</w:t>
+      </w:r>
+      <w:proofErr w:type="gramEnd"/>
+      <w:r>
+        <w:rPr>
+          <w:highlight w:val="yellow"/>
+        </w:rPr>
+        <w:t xml:space="preserve"> come from </w:t>
+      </w:r>
+      <w:proofErr w:type="gramStart"/>
+      <w:r>
+        <w:rPr>
+          <w:highlight w:val="yellow"/>
+        </w:rPr>
+        <w:t>LR.f</w:t>
+      </w:r>
+      <w:proofErr w:type="gramEnd"/>
+      <w:r>
+        <w:rPr>
+          <w:highlight w:val="yellow"/>
+        </w:rPr>
+        <w:t>0.</w:t>
       </w:r>
     </w:p>
     <w:p>
@@ -4123,6 +4250,7 @@
           <w14:ligatures w14:val="none"/>
         </w:rPr>
       </w:pPr>
+      <w:proofErr w:type="gramStart"/>
       <w:r>
         <w:rPr>
           <w:rFonts w:ascii="Lucida Console" w:eastAsia="Times New Roman" w:hAnsi="Lucida Console" w:cs="Courier New"/>
@@ -4147,6 +4275,7 @@
         <w:t>Cumm.Stat.Anal</w:t>
       </w:r>
       <w:proofErr w:type="spellEnd"/>
+      <w:proofErr w:type="gramEnd"/>
       <w:r>
         <w:rPr>
           <w:rFonts w:ascii="Lucida Console" w:eastAsia="Times New Roman" w:hAnsi="Lucida Console" w:cs="Courier New"/>
@@ -4273,6 +4402,7 @@
         </w:rPr>
       </w:pPr>
       <w:proofErr w:type="spellStart"/>
+      <w:proofErr w:type="gramStart"/>
       <w:r>
         <w:rPr>
           <w:rFonts w:ascii="Lucida Console" w:eastAsia="Times New Roman" w:hAnsi="Lucida Console" w:cs="Courier New"/>
@@ -4296,9 +4426,9 @@
           <w:bdr w:val="none" w:sz="0" w:space="0" w:color="auto" w:frame="1"/>
           <w14:ligatures w14:val="none"/>
         </w:rPr>
-        <w:t xml:space="preserve">(formula = </w:t>
-      </w:r>
-      <w:proofErr w:type="spellStart"/>
+        <w:t>(</w:t>
+      </w:r>
+      <w:proofErr w:type="gramEnd"/>
       <w:r>
         <w:rPr>
           <w:rFonts w:ascii="Lucida Console" w:eastAsia="Times New Roman" w:hAnsi="Lucida Console" w:cs="Courier New"/>
@@ -4309,9 +4439,24 @@
           <w:bdr w:val="none" w:sz="0" w:space="0" w:color="auto" w:frame="1"/>
           <w14:ligatures w14:val="none"/>
         </w:rPr>
+        <w:t xml:space="preserve">formula = </w:t>
+      </w:r>
+      <w:proofErr w:type="spellStart"/>
+      <w:proofErr w:type="gramStart"/>
+      <w:r>
+        <w:rPr>
+          <w:rFonts w:ascii="Lucida Console" w:eastAsia="Times New Roman" w:hAnsi="Lucida Console" w:cs="Courier New"/>
+          <w:color w:val="000000"/>
+          <w:kern w:val="0"/>
+          <w:sz w:val="20"/>
+          <w:szCs w:val="20"/>
+          <w:bdr w:val="none" w:sz="0" w:space="0" w:color="auto" w:frame="1"/>
+          <w14:ligatures w14:val="none"/>
+        </w:rPr>
         <w:t>Total.Cum.Emissions</w:t>
       </w:r>
       <w:proofErr w:type="spellEnd"/>
+      <w:proofErr w:type="gramEnd"/>
       <w:r>
         <w:rPr>
           <w:rFonts w:ascii="Lucida Console" w:eastAsia="Times New Roman" w:hAnsi="Lucida Console" w:cs="Courier New"/>
@@ -4446,7 +4591,33 @@
           <w:bdr w:val="none" w:sz="0" w:space="0" w:color="auto" w:frame="1"/>
           <w14:ligatures w14:val="none"/>
         </w:rPr>
-        <w:t>, data = Cumm.Emm.Analysis.2)</w:t>
+        <w:t xml:space="preserve">, data = </w:t>
+      </w:r>
+      <w:proofErr w:type="gramStart"/>
+      <w:r>
+        <w:rPr>
+          <w:rFonts w:ascii="Lucida Console" w:eastAsia="Times New Roman" w:hAnsi="Lucida Console" w:cs="Courier New"/>
+          <w:color w:val="000000"/>
+          <w:kern w:val="0"/>
+          <w:sz w:val="20"/>
+          <w:szCs w:val="20"/>
+          <w:bdr w:val="none" w:sz="0" w:space="0" w:color="auto" w:frame="1"/>
+          <w14:ligatures w14:val="none"/>
+        </w:rPr>
+        <w:t>Cumm.Emm.Analysis</w:t>
+      </w:r>
+      <w:proofErr w:type="gramEnd"/>
+      <w:r>
+        <w:rPr>
+          <w:rFonts w:ascii="Lucida Console" w:eastAsia="Times New Roman" w:hAnsi="Lucida Console" w:cs="Courier New"/>
+          <w:color w:val="000000"/>
+          <w:kern w:val="0"/>
+          <w:sz w:val="20"/>
+          <w:szCs w:val="20"/>
+          <w:bdr w:val="none" w:sz="0" w:space="0" w:color="auto" w:frame="1"/>
+          <w14:ligatures w14:val="none"/>
+        </w:rPr>
+        <w:t>.2)</w:t>
       </w:r>
     </w:p>
     <w:p>
@@ -4572,7 +4743,33 @@
           <w:bdr w:val="none" w:sz="0" w:space="0" w:color="auto" w:frame="1"/>
           <w14:ligatures w14:val="none"/>
         </w:rPr>
-        <w:t xml:space="preserve">    Min      1Q  Median      3Q     Max </w:t>
+        <w:t xml:space="preserve">    Min      1</w:t>
+      </w:r>
+      <w:proofErr w:type="gramStart"/>
+      <w:r>
+        <w:rPr>
+          <w:rFonts w:ascii="Lucida Console" w:eastAsia="Times New Roman" w:hAnsi="Lucida Console" w:cs="Courier New"/>
+          <w:color w:val="000000"/>
+          <w:kern w:val="0"/>
+          <w:sz w:val="20"/>
+          <w:szCs w:val="20"/>
+          <w:bdr w:val="none" w:sz="0" w:space="0" w:color="auto" w:frame="1"/>
+          <w14:ligatures w14:val="none"/>
+        </w:rPr>
+        <w:t>Q  Median</w:t>
+      </w:r>
+      <w:proofErr w:type="gramEnd"/>
+      <w:r>
+        <w:rPr>
+          <w:rFonts w:ascii="Lucida Console" w:eastAsia="Times New Roman" w:hAnsi="Lucida Console" w:cs="Courier New"/>
+          <w:color w:val="000000"/>
+          <w:kern w:val="0"/>
+          <w:sz w:val="20"/>
+          <w:szCs w:val="20"/>
+          <w:bdr w:val="none" w:sz="0" w:space="0" w:color="auto" w:frame="1"/>
+          <w14:ligatures w14:val="none"/>
+        </w:rPr>
+        <w:t xml:space="preserve">      3Q     Max </w:t>
       </w:r>
     </w:p>
     <w:p>
@@ -4618,7 +4815,85 @@
           <w:bdr w:val="none" w:sz="0" w:space="0" w:color="auto" w:frame="1"/>
           <w14:ligatures w14:val="none"/>
         </w:rPr>
-        <w:t xml:space="preserve">-21.204  -7.452  -0.579   4.777  41.906 </w:t>
+        <w:t>-21.</w:t>
+      </w:r>
+      <w:proofErr w:type="gramStart"/>
+      <w:r>
+        <w:rPr>
+          <w:rFonts w:ascii="Lucida Console" w:eastAsia="Times New Roman" w:hAnsi="Lucida Console" w:cs="Courier New"/>
+          <w:color w:val="000000"/>
+          <w:kern w:val="0"/>
+          <w:sz w:val="20"/>
+          <w:szCs w:val="20"/>
+          <w:bdr w:val="none" w:sz="0" w:space="0" w:color="auto" w:frame="1"/>
+          <w14:ligatures w14:val="none"/>
+        </w:rPr>
+        <w:t>204  -</w:t>
+      </w:r>
+      <w:proofErr w:type="gramEnd"/>
+      <w:r>
+        <w:rPr>
+          <w:rFonts w:ascii="Lucida Console" w:eastAsia="Times New Roman" w:hAnsi="Lucida Console" w:cs="Courier New"/>
+          <w:color w:val="000000"/>
+          <w:kern w:val="0"/>
+          <w:sz w:val="20"/>
+          <w:szCs w:val="20"/>
+          <w:bdr w:val="none" w:sz="0" w:space="0" w:color="auto" w:frame="1"/>
+          <w14:ligatures w14:val="none"/>
+        </w:rPr>
+        <w:t>7.</w:t>
+      </w:r>
+      <w:proofErr w:type="gramStart"/>
+      <w:r>
+        <w:rPr>
+          <w:rFonts w:ascii="Lucida Console" w:eastAsia="Times New Roman" w:hAnsi="Lucida Console" w:cs="Courier New"/>
+          <w:color w:val="000000"/>
+          <w:kern w:val="0"/>
+          <w:sz w:val="20"/>
+          <w:szCs w:val="20"/>
+          <w:bdr w:val="none" w:sz="0" w:space="0" w:color="auto" w:frame="1"/>
+          <w14:ligatures w14:val="none"/>
+        </w:rPr>
+        <w:t>452  -</w:t>
+      </w:r>
+      <w:proofErr w:type="gramEnd"/>
+      <w:r>
+        <w:rPr>
+          <w:rFonts w:ascii="Lucida Console" w:eastAsia="Times New Roman" w:hAnsi="Lucida Console" w:cs="Courier New"/>
+          <w:color w:val="000000"/>
+          <w:kern w:val="0"/>
+          <w:sz w:val="20"/>
+          <w:szCs w:val="20"/>
+          <w:bdr w:val="none" w:sz="0" w:space="0" w:color="auto" w:frame="1"/>
+          <w14:ligatures w14:val="none"/>
+        </w:rPr>
+        <w:t xml:space="preserve">0.579   </w:t>
+      </w:r>
+      <w:proofErr w:type="gramStart"/>
+      <w:r>
+        <w:rPr>
+          <w:rFonts w:ascii="Lucida Console" w:eastAsia="Times New Roman" w:hAnsi="Lucida Console" w:cs="Courier New"/>
+          <w:color w:val="000000"/>
+          <w:kern w:val="0"/>
+          <w:sz w:val="20"/>
+          <w:szCs w:val="20"/>
+          <w:bdr w:val="none" w:sz="0" w:space="0" w:color="auto" w:frame="1"/>
+          <w14:ligatures w14:val="none"/>
+        </w:rPr>
+        <w:t>4.777  41.906</w:t>
+      </w:r>
+      <w:proofErr w:type="gramEnd"/>
+      <w:r>
+        <w:rPr>
+          <w:rFonts w:ascii="Lucida Console" w:eastAsia="Times New Roman" w:hAnsi="Lucida Console" w:cs="Courier New"/>
+          <w:color w:val="000000"/>
+          <w:kern w:val="0"/>
+          <w:sz w:val="20"/>
+          <w:szCs w:val="20"/>
+          <w:bdr w:val="none" w:sz="0" w:space="0" w:color="auto" w:frame="1"/>
+          <w14:ligatures w14:val="none"/>
+        </w:rPr>
+        <w:t xml:space="preserve"> </w:t>
       </w:r>
     </w:p>
     <w:p>
@@ -4816,7 +5091,59 @@
           <w:bdr w:val="none" w:sz="0" w:space="0" w:color="auto" w:frame="1"/>
           <w14:ligatures w14:val="none"/>
         </w:rPr>
-        <w:t>(Intercept)        17.9614     3.9252   4.576    2e-05 ***</w:t>
+        <w:t>(</w:t>
+      </w:r>
+      <w:proofErr w:type="gramStart"/>
+      <w:r>
+        <w:rPr>
+          <w:rFonts w:ascii="Lucida Console" w:eastAsia="Times New Roman" w:hAnsi="Lucida Console" w:cs="Courier New"/>
+          <w:color w:val="000000"/>
+          <w:kern w:val="0"/>
+          <w:sz w:val="20"/>
+          <w:szCs w:val="20"/>
+          <w:bdr w:val="none" w:sz="0" w:space="0" w:color="auto" w:frame="1"/>
+          <w14:ligatures w14:val="none"/>
+        </w:rPr>
+        <w:t xml:space="preserve">Intercept)   </w:t>
+      </w:r>
+      <w:proofErr w:type="gramEnd"/>
+      <w:r>
+        <w:rPr>
+          <w:rFonts w:ascii="Lucida Console" w:eastAsia="Times New Roman" w:hAnsi="Lucida Console" w:cs="Courier New"/>
+          <w:color w:val="000000"/>
+          <w:kern w:val="0"/>
+          <w:sz w:val="20"/>
+          <w:szCs w:val="20"/>
+          <w:bdr w:val="none" w:sz="0" w:space="0" w:color="auto" w:frame="1"/>
+          <w14:ligatures w14:val="none"/>
+        </w:rPr>
+        <w:t xml:space="preserve">     17.9614     3.9252   4.576 </w:t>
+      </w:r>
+      <w:proofErr w:type="gramStart"/>
+      <w:r>
+        <w:rPr>
+          <w:rFonts w:ascii="Lucida Console" w:eastAsia="Times New Roman" w:hAnsi="Lucida Console" w:cs="Courier New"/>
+          <w:color w:val="000000"/>
+          <w:kern w:val="0"/>
+          <w:sz w:val="20"/>
+          <w:szCs w:val="20"/>
+          <w:bdr w:val="none" w:sz="0" w:space="0" w:color="auto" w:frame="1"/>
+          <w14:ligatures w14:val="none"/>
+        </w:rPr>
+        <w:t xml:space="preserve">   2e</w:t>
+      </w:r>
+      <w:proofErr w:type="gramEnd"/>
+      <w:r>
+        <w:rPr>
+          <w:rFonts w:ascii="Lucida Console" w:eastAsia="Times New Roman" w:hAnsi="Lucida Console" w:cs="Courier New"/>
+          <w:color w:val="000000"/>
+          <w:kern w:val="0"/>
+          <w:sz w:val="20"/>
+          <w:szCs w:val="20"/>
+          <w:bdr w:val="none" w:sz="0" w:space="0" w:color="auto" w:frame="1"/>
+          <w14:ligatures w14:val="none"/>
+        </w:rPr>
+        <w:t>-05 ***</w:t>
       </w:r>
     </w:p>
     <w:p>
@@ -4908,7 +5235,33 @@
           <w:bdr w:val="none" w:sz="0" w:space="0" w:color="auto" w:frame="1"/>
           <w14:ligatures w14:val="none"/>
         </w:rPr>
-        <w:t>BLOCK.F3          -14.7355     3.5916  -4.103 0.000109 ***</w:t>
+        <w:t xml:space="preserve">BLOCK.F3          -14.7355     </w:t>
+      </w:r>
+      <w:proofErr w:type="gramStart"/>
+      <w:r>
+        <w:rPr>
+          <w:rFonts w:ascii="Lucida Console" w:eastAsia="Times New Roman" w:hAnsi="Lucida Console" w:cs="Courier New"/>
+          <w:color w:val="000000"/>
+          <w:kern w:val="0"/>
+          <w:sz w:val="20"/>
+          <w:szCs w:val="20"/>
+          <w:bdr w:val="none" w:sz="0" w:space="0" w:color="auto" w:frame="1"/>
+          <w14:ligatures w14:val="none"/>
+        </w:rPr>
+        <w:t>3.5916  -</w:t>
+      </w:r>
+      <w:proofErr w:type="gramEnd"/>
+      <w:r>
+        <w:rPr>
+          <w:rFonts w:ascii="Lucida Console" w:eastAsia="Times New Roman" w:hAnsi="Lucida Console" w:cs="Courier New"/>
+          <w:color w:val="000000"/>
+          <w:kern w:val="0"/>
+          <w:sz w:val="20"/>
+          <w:szCs w:val="20"/>
+          <w:bdr w:val="none" w:sz="0" w:space="0" w:color="auto" w:frame="1"/>
+          <w14:ligatures w14:val="none"/>
+        </w:rPr>
+        <w:t>4.103 0.000109 ***</w:t>
       </w:r>
     </w:p>
     <w:p>
@@ -4954,7 +5307,33 @@
           <w:bdr w:val="none" w:sz="0" w:space="0" w:color="auto" w:frame="1"/>
           <w14:ligatures w14:val="none"/>
         </w:rPr>
-        <w:t xml:space="preserve">BLOCK.F4          -12.3094     3.5916  -3.427 0.001025 ** </w:t>
+        <w:t xml:space="preserve">BLOCK.F4          -12.3094     </w:t>
+      </w:r>
+      <w:proofErr w:type="gramStart"/>
+      <w:r>
+        <w:rPr>
+          <w:rFonts w:ascii="Lucida Console" w:eastAsia="Times New Roman" w:hAnsi="Lucida Console" w:cs="Courier New"/>
+          <w:color w:val="000000"/>
+          <w:kern w:val="0"/>
+          <w:sz w:val="20"/>
+          <w:szCs w:val="20"/>
+          <w:bdr w:val="none" w:sz="0" w:space="0" w:color="auto" w:frame="1"/>
+          <w14:ligatures w14:val="none"/>
+        </w:rPr>
+        <w:t>3.5916  -</w:t>
+      </w:r>
+      <w:proofErr w:type="gramEnd"/>
+      <w:r>
+        <w:rPr>
+          <w:rFonts w:ascii="Lucida Console" w:eastAsia="Times New Roman" w:hAnsi="Lucida Console" w:cs="Courier New"/>
+          <w:color w:val="000000"/>
+          <w:kern w:val="0"/>
+          <w:sz w:val="20"/>
+          <w:szCs w:val="20"/>
+          <w:bdr w:val="none" w:sz="0" w:space="0" w:color="auto" w:frame="1"/>
+          <w14:ligatures w14:val="none"/>
+        </w:rPr>
+        <w:t xml:space="preserve">3.427 0.001025 ** </w:t>
       </w:r>
     </w:p>
     <w:p>
@@ -5000,7 +5379,59 @@
           <w:bdr w:val="none" w:sz="0" w:space="0" w:color="auto" w:frame="1"/>
           <w14:ligatures w14:val="none"/>
         </w:rPr>
-        <w:t>Sampling.Year2022  -9.7553     2.5396  -3.841 0.000266 ***</w:t>
+        <w:t>Sampling.Year</w:t>
+      </w:r>
+      <w:proofErr w:type="gramStart"/>
+      <w:r>
+        <w:rPr>
+          <w:rFonts w:ascii="Lucida Console" w:eastAsia="Times New Roman" w:hAnsi="Lucida Console" w:cs="Courier New"/>
+          <w:color w:val="000000"/>
+          <w:kern w:val="0"/>
+          <w:sz w:val="20"/>
+          <w:szCs w:val="20"/>
+          <w:bdr w:val="none" w:sz="0" w:space="0" w:color="auto" w:frame="1"/>
+          <w14:ligatures w14:val="none"/>
+        </w:rPr>
+        <w:t>2022  -</w:t>
+      </w:r>
+      <w:proofErr w:type="gramEnd"/>
+      <w:r>
+        <w:rPr>
+          <w:rFonts w:ascii="Lucida Console" w:eastAsia="Times New Roman" w:hAnsi="Lucida Console" w:cs="Courier New"/>
+          <w:color w:val="000000"/>
+          <w:kern w:val="0"/>
+          <w:sz w:val="20"/>
+          <w:szCs w:val="20"/>
+          <w:bdr w:val="none" w:sz="0" w:space="0" w:color="auto" w:frame="1"/>
+          <w14:ligatures w14:val="none"/>
+        </w:rPr>
+        <w:t xml:space="preserve">9.7553     </w:t>
+      </w:r>
+      <w:proofErr w:type="gramStart"/>
+      <w:r>
+        <w:rPr>
+          <w:rFonts w:ascii="Lucida Console" w:eastAsia="Times New Roman" w:hAnsi="Lucida Console" w:cs="Courier New"/>
+          <w:color w:val="000000"/>
+          <w:kern w:val="0"/>
+          <w:sz w:val="20"/>
+          <w:szCs w:val="20"/>
+          <w:bdr w:val="none" w:sz="0" w:space="0" w:color="auto" w:frame="1"/>
+          <w14:ligatures w14:val="none"/>
+        </w:rPr>
+        <w:t>2.5396  -</w:t>
+      </w:r>
+      <w:proofErr w:type="gramEnd"/>
+      <w:r>
+        <w:rPr>
+          <w:rFonts w:ascii="Lucida Console" w:eastAsia="Times New Roman" w:hAnsi="Lucida Console" w:cs="Courier New"/>
+          <w:color w:val="000000"/>
+          <w:kern w:val="0"/>
+          <w:sz w:val="20"/>
+          <w:szCs w:val="20"/>
+          <w:bdr w:val="none" w:sz="0" w:space="0" w:color="auto" w:frame="1"/>
+          <w14:ligatures w14:val="none"/>
+        </w:rPr>
+        <w:t>3.841 0.000266 ***</w:t>
       </w:r>
     </w:p>
     <w:p>
@@ -5120,7 +5551,33 @@
           <w:bdr w:val="none" w:sz="0" w:space="0" w:color="auto" w:frame="1"/>
           <w14:ligatures w14:val="none"/>
         </w:rPr>
-        <w:t xml:space="preserve">    -0.4087     3.2786  -0.125 0.901165    </w:t>
+        <w:t xml:space="preserve">    -0.4087     </w:t>
+      </w:r>
+      <w:proofErr w:type="gramStart"/>
+      <w:r>
+        <w:rPr>
+          <w:rFonts w:ascii="Lucida Console" w:eastAsia="Times New Roman" w:hAnsi="Lucida Console" w:cs="Courier New"/>
+          <w:color w:val="000000"/>
+          <w:kern w:val="0"/>
+          <w:sz w:val="20"/>
+          <w:szCs w:val="20"/>
+          <w:bdr w:val="none" w:sz="0" w:space="0" w:color="auto" w:frame="1"/>
+          <w14:ligatures w14:val="none"/>
+        </w:rPr>
+        <w:t>3.2786  -</w:t>
+      </w:r>
+      <w:proofErr w:type="gramEnd"/>
+      <w:r>
+        <w:rPr>
+          <w:rFonts w:ascii="Lucida Console" w:eastAsia="Times New Roman" w:hAnsi="Lucida Console" w:cs="Courier New"/>
+          <w:color w:val="000000"/>
+          <w:kern w:val="0"/>
+          <w:sz w:val="20"/>
+          <w:szCs w:val="20"/>
+          <w:bdr w:val="none" w:sz="0" w:space="0" w:color="auto" w:frame="1"/>
+          <w14:ligatures w14:val="none"/>
+        </w:rPr>
+        <w:t xml:space="preserve">0.125 0.901165    </w:t>
       </w:r>
     </w:p>
     <w:p>
@@ -5180,7 +5637,33 @@
           <w:bdr w:val="none" w:sz="0" w:space="0" w:color="auto" w:frame="1"/>
           <w14:ligatures w14:val="none"/>
         </w:rPr>
-        <w:t xml:space="preserve">        6.2892     3.2786   1.918 0.059162 .  </w:t>
+        <w:t xml:space="preserve">        6.2892     3.2786   1.918 0.</w:t>
+      </w:r>
+      <w:proofErr w:type="gramStart"/>
+      <w:r>
+        <w:rPr>
+          <w:rFonts w:ascii="Lucida Console" w:eastAsia="Times New Roman" w:hAnsi="Lucida Console" w:cs="Courier New"/>
+          <w:color w:val="000000"/>
+          <w:kern w:val="0"/>
+          <w:sz w:val="20"/>
+          <w:szCs w:val="20"/>
+          <w:bdr w:val="none" w:sz="0" w:space="0" w:color="auto" w:frame="1"/>
+          <w14:ligatures w14:val="none"/>
+        </w:rPr>
+        <w:t>059162 .</w:t>
+      </w:r>
+      <w:proofErr w:type="gramEnd"/>
+      <w:r>
+        <w:rPr>
+          <w:rFonts w:ascii="Lucida Console" w:eastAsia="Times New Roman" w:hAnsi="Lucida Console" w:cs="Courier New"/>
+          <w:color w:val="000000"/>
+          <w:kern w:val="0"/>
+          <w:sz w:val="20"/>
+          <w:szCs w:val="20"/>
+          <w:bdr w:val="none" w:sz="0" w:space="0" w:color="auto" w:frame="1"/>
+          <w14:ligatures w14:val="none"/>
+        </w:rPr>
+        <w:t xml:space="preserve">  </w:t>
       </w:r>
     </w:p>
     <w:p>
@@ -5300,7 +5783,33 @@
           <w:bdr w:val="none" w:sz="0" w:space="0" w:color="auto" w:frame="1"/>
           <w14:ligatures w14:val="none"/>
         </w:rPr>
-        <w:t xml:space="preserve">       -0.8080     5.0082  -0.161 0.872300    </w:t>
+        <w:t xml:space="preserve">       -0.8080     </w:t>
+      </w:r>
+      <w:proofErr w:type="gramStart"/>
+      <w:r>
+        <w:rPr>
+          <w:rFonts w:ascii="Lucida Console" w:eastAsia="Times New Roman" w:hAnsi="Lucida Console" w:cs="Courier New"/>
+          <w:color w:val="000000"/>
+          <w:kern w:val="0"/>
+          <w:sz w:val="20"/>
+          <w:szCs w:val="20"/>
+          <w:bdr w:val="none" w:sz="0" w:space="0" w:color="auto" w:frame="1"/>
+          <w14:ligatures w14:val="none"/>
+        </w:rPr>
+        <w:t>5.0082  -</w:t>
+      </w:r>
+      <w:proofErr w:type="gramEnd"/>
+      <w:r>
+        <w:rPr>
+          <w:rFonts w:ascii="Lucida Console" w:eastAsia="Times New Roman" w:hAnsi="Lucida Console" w:cs="Courier New"/>
+          <w:color w:val="000000"/>
+          <w:kern w:val="0"/>
+          <w:sz w:val="20"/>
+          <w:szCs w:val="20"/>
+          <w:bdr w:val="none" w:sz="0" w:space="0" w:color="auto" w:frame="1"/>
+          <w14:ligatures w14:val="none"/>
+        </w:rPr>
+        <w:t xml:space="preserve">0.161 0.872300    </w:t>
       </w:r>
     </w:p>
     <w:p>
@@ -5406,7 +5915,111 @@
           <w:bdr w:val="none" w:sz="0" w:space="0" w:color="auto" w:frame="1"/>
           <w14:ligatures w14:val="none"/>
         </w:rPr>
-        <w:t>. codes:  0 ‘***’ 0.001 ‘**’ 0.01 ‘*’ 0.05 ‘.’ 0.1 ‘ ’ 1</w:t>
+        <w:t>. codes</w:t>
+      </w:r>
+      <w:proofErr w:type="gramStart"/>
+      <w:r>
+        <w:rPr>
+          <w:rFonts w:ascii="Lucida Console" w:eastAsia="Times New Roman" w:hAnsi="Lucida Console" w:cs="Courier New"/>
+          <w:color w:val="000000"/>
+          <w:kern w:val="0"/>
+          <w:sz w:val="20"/>
+          <w:szCs w:val="20"/>
+          <w:bdr w:val="none" w:sz="0" w:space="0" w:color="auto" w:frame="1"/>
+          <w14:ligatures w14:val="none"/>
+        </w:rPr>
+        <w:t>:  0 ‘</w:t>
+      </w:r>
+      <w:proofErr w:type="gramEnd"/>
+      <w:r>
+        <w:rPr>
+          <w:rFonts w:ascii="Lucida Console" w:eastAsia="Times New Roman" w:hAnsi="Lucida Console" w:cs="Courier New"/>
+          <w:color w:val="000000"/>
+          <w:kern w:val="0"/>
+          <w:sz w:val="20"/>
+          <w:szCs w:val="20"/>
+          <w:bdr w:val="none" w:sz="0" w:space="0" w:color="auto" w:frame="1"/>
+          <w14:ligatures w14:val="none"/>
+        </w:rPr>
+        <w:t xml:space="preserve">***’ </w:t>
+      </w:r>
+      <w:proofErr w:type="gramStart"/>
+      <w:r>
+        <w:rPr>
+          <w:rFonts w:ascii="Lucida Console" w:eastAsia="Times New Roman" w:hAnsi="Lucida Console" w:cs="Courier New"/>
+          <w:color w:val="000000"/>
+          <w:kern w:val="0"/>
+          <w:sz w:val="20"/>
+          <w:szCs w:val="20"/>
+          <w:bdr w:val="none" w:sz="0" w:space="0" w:color="auto" w:frame="1"/>
+          <w14:ligatures w14:val="none"/>
+        </w:rPr>
+        <w:t>0.001 ‘*</w:t>
+      </w:r>
+      <w:proofErr w:type="gramEnd"/>
+      <w:r>
+        <w:rPr>
+          <w:rFonts w:ascii="Lucida Console" w:eastAsia="Times New Roman" w:hAnsi="Lucida Console" w:cs="Courier New"/>
+          <w:color w:val="000000"/>
+          <w:kern w:val="0"/>
+          <w:sz w:val="20"/>
+          <w:szCs w:val="20"/>
+          <w:bdr w:val="none" w:sz="0" w:space="0" w:color="auto" w:frame="1"/>
+          <w14:ligatures w14:val="none"/>
+        </w:rPr>
+        <w:t xml:space="preserve">*’ </w:t>
+      </w:r>
+      <w:proofErr w:type="gramStart"/>
+      <w:r>
+        <w:rPr>
+          <w:rFonts w:ascii="Lucida Console" w:eastAsia="Times New Roman" w:hAnsi="Lucida Console" w:cs="Courier New"/>
+          <w:color w:val="000000"/>
+          <w:kern w:val="0"/>
+          <w:sz w:val="20"/>
+          <w:szCs w:val="20"/>
+          <w:bdr w:val="none" w:sz="0" w:space="0" w:color="auto" w:frame="1"/>
+          <w14:ligatures w14:val="none"/>
+        </w:rPr>
+        <w:t>0.01 ‘*</w:t>
+      </w:r>
+      <w:proofErr w:type="gramEnd"/>
+      <w:r>
+        <w:rPr>
+          <w:rFonts w:ascii="Lucida Console" w:eastAsia="Times New Roman" w:hAnsi="Lucida Console" w:cs="Courier New"/>
+          <w:color w:val="000000"/>
+          <w:kern w:val="0"/>
+          <w:sz w:val="20"/>
+          <w:szCs w:val="20"/>
+          <w:bdr w:val="none" w:sz="0" w:space="0" w:color="auto" w:frame="1"/>
+          <w14:ligatures w14:val="none"/>
+        </w:rPr>
+        <w:t xml:space="preserve">’ 0.05 ‘.’ 0.1 </w:t>
+      </w:r>
+      <w:proofErr w:type="gramStart"/>
+      <w:r>
+        <w:rPr>
+          <w:rFonts w:ascii="Lucida Console" w:eastAsia="Times New Roman" w:hAnsi="Lucida Console" w:cs="Courier New"/>
+          <w:color w:val="000000"/>
+          <w:kern w:val="0"/>
+          <w:sz w:val="20"/>
+          <w:szCs w:val="20"/>
+          <w:bdr w:val="none" w:sz="0" w:space="0" w:color="auto" w:frame="1"/>
+          <w14:ligatures w14:val="none"/>
+        </w:rPr>
+        <w:t>‘ ’</w:t>
+      </w:r>
+      <w:proofErr w:type="gramEnd"/>
+      <w:r>
+        <w:rPr>
+          <w:rFonts w:ascii="Lucida Console" w:eastAsia="Times New Roman" w:hAnsi="Lucida Console" w:cs="Courier New"/>
+          <w:color w:val="000000"/>
+          <w:kern w:val="0"/>
+          <w:sz w:val="20"/>
+          <w:szCs w:val="20"/>
+          <w:bdr w:val="none" w:sz="0" w:space="0" w:color="auto" w:frame="1"/>
+          <w14:ligatures w14:val="none"/>
+        </w:rPr>
+        <w:t xml:space="preserve"> 1</w:t>
       </w:r>
     </w:p>
     <w:p>
@@ -5532,8 +6145,9 @@
           <w:bdr w:val="none" w:sz="0" w:space="0" w:color="auto" w:frame="1"/>
           <w14:ligatures w14:val="none"/>
         </w:rPr>
-        <w:t>Multiple R-squared:  0.4307,</w:t>
-      </w:r>
+        <w:t>Multiple R-squared</w:t>
+      </w:r>
+      <w:proofErr w:type="gramStart"/>
       <w:r>
         <w:rPr>
           <w:rFonts w:ascii="Lucida Console" w:eastAsia="Times New Roman" w:hAnsi="Lucida Console" w:cs="Courier New"/>
@@ -5544,8 +6158,59 @@
           <w:bdr w:val="none" w:sz="0" w:space="0" w:color="auto" w:frame="1"/>
           <w14:ligatures w14:val="none"/>
         </w:rPr>
+        <w:t>:  0.4307</w:t>
+      </w:r>
+      <w:proofErr w:type="gramEnd"/>
+      <w:r>
+        <w:rPr>
+          <w:rFonts w:ascii="Lucida Console" w:eastAsia="Times New Roman" w:hAnsi="Lucida Console" w:cs="Courier New"/>
+          <w:color w:val="000000"/>
+          <w:kern w:val="0"/>
+          <w:sz w:val="20"/>
+          <w:szCs w:val="20"/>
+          <w:bdr w:val="none" w:sz="0" w:space="0" w:color="auto" w:frame="1"/>
+          <w14:ligatures w14:val="none"/>
+        </w:rPr>
+        <w:t>,</w:t>
+      </w:r>
+      <w:r>
+        <w:rPr>
+          <w:rFonts w:ascii="Lucida Console" w:eastAsia="Times New Roman" w:hAnsi="Lucida Console" w:cs="Courier New"/>
+          <w:color w:val="000000"/>
+          <w:kern w:val="0"/>
+          <w:sz w:val="20"/>
+          <w:szCs w:val="20"/>
+          <w:bdr w:val="none" w:sz="0" w:space="0" w:color="auto" w:frame="1"/>
+          <w14:ligatures w14:val="none"/>
+        </w:rPr>
         <w:tab/>
-        <w:t xml:space="preserve">Adjusted R-squared:  0.3575 </w:t>
+        <w:t>Adjusted R-squared</w:t>
+      </w:r>
+      <w:proofErr w:type="gramStart"/>
+      <w:r>
+        <w:rPr>
+          <w:rFonts w:ascii="Lucida Console" w:eastAsia="Times New Roman" w:hAnsi="Lucida Console" w:cs="Courier New"/>
+          <w:color w:val="000000"/>
+          <w:kern w:val="0"/>
+          <w:sz w:val="20"/>
+          <w:szCs w:val="20"/>
+          <w:bdr w:val="none" w:sz="0" w:space="0" w:color="auto" w:frame="1"/>
+          <w14:ligatures w14:val="none"/>
+        </w:rPr>
+        <w:t>:  0.3575</w:t>
+      </w:r>
+      <w:proofErr w:type="gramEnd"/>
+      <w:r>
+        <w:rPr>
+          <w:rFonts w:ascii="Lucida Console" w:eastAsia="Times New Roman" w:hAnsi="Lucida Console" w:cs="Courier New"/>
+          <w:color w:val="000000"/>
+          <w:kern w:val="0"/>
+          <w:sz w:val="20"/>
+          <w:szCs w:val="20"/>
+          <w:bdr w:val="none" w:sz="0" w:space="0" w:color="auto" w:frame="1"/>
+          <w14:ligatures w14:val="none"/>
+        </w:rPr>
+        <w:t xml:space="preserve"> </w:t>
       </w:r>
     </w:p>
     <w:p>
@@ -5591,7 +6256,33 @@
           <w:bdr w:val="none" w:sz="0" w:space="0" w:color="auto" w:frame="1"/>
           <w14:ligatures w14:val="none"/>
         </w:rPr>
-        <w:t>F-statistic: 5.883 on 9 and 70 DF,  p-value: 4.438e-06</w:t>
+        <w:t xml:space="preserve">F-statistic: 5.883 on 9 and 70 </w:t>
+      </w:r>
+      <w:proofErr w:type="gramStart"/>
+      <w:r>
+        <w:rPr>
+          <w:rFonts w:ascii="Lucida Console" w:eastAsia="Times New Roman" w:hAnsi="Lucida Console" w:cs="Courier New"/>
+          <w:color w:val="000000"/>
+          <w:kern w:val="0"/>
+          <w:sz w:val="20"/>
+          <w:szCs w:val="20"/>
+          <w:bdr w:val="none" w:sz="0" w:space="0" w:color="auto" w:frame="1"/>
+          <w14:ligatures w14:val="none"/>
+        </w:rPr>
+        <w:t>DF,  p</w:t>
+      </w:r>
+      <w:proofErr w:type="gramEnd"/>
+      <w:r>
+        <w:rPr>
+          <w:rFonts w:ascii="Lucida Console" w:eastAsia="Times New Roman" w:hAnsi="Lucida Console" w:cs="Courier New"/>
+          <w:color w:val="000000"/>
+          <w:kern w:val="0"/>
+          <w:sz w:val="20"/>
+          <w:szCs w:val="20"/>
+          <w:bdr w:val="none" w:sz="0" w:space="0" w:color="auto" w:frame="1"/>
+          <w14:ligatures w14:val="none"/>
+        </w:rPr>
+        <w:t>-value: 4.438e-06</w:t>
       </w:r>
     </w:p>
     <w:p>
@@ -5674,6 +6365,7 @@
         </w:rPr>
       </w:pPr>
       <w:proofErr w:type="spellStart"/>
+      <w:proofErr w:type="gramStart"/>
       <w:r>
         <w:rPr>
           <w:rStyle w:val="gnvwddmdb3b"/>
@@ -5701,6 +6393,7 @@
         <w:t>Cumm.Stat.Anal</w:t>
       </w:r>
       <w:proofErr w:type="spellEnd"/>
+      <w:proofErr w:type="gramEnd"/>
       <w:r>
         <w:rPr>
           <w:rStyle w:val="gnvwddmdb3b"/>
@@ -5767,6 +6460,7 @@
         <w:t xml:space="preserve">Response: </w:t>
       </w:r>
       <w:proofErr w:type="spellStart"/>
+      <w:proofErr w:type="gramStart"/>
       <w:r>
         <w:rPr>
           <w:rStyle w:val="gnvwddmdl3b"/>
@@ -5777,6 +6471,7 @@
         <w:t>Total.Cum.Emissions</w:t>
       </w:r>
       <w:proofErr w:type="spellEnd"/>
+      <w:proofErr w:type="gramEnd"/>
     </w:p>
     <w:p>
       <w:pPr>
@@ -5817,7 +6512,27 @@
           <w:color w:val="000000"/>
           <w:bdr w:val="none" w:sz="0" w:space="0" w:color="auto" w:frame="1"/>
         </w:rPr>
-        <w:t xml:space="preserve"> Sum Sq Mean Sq F value    </w:t>
+        <w:t xml:space="preserve"> Sum Sq Mean Sq F </w:t>
+      </w:r>
+      <w:proofErr w:type="gramStart"/>
+      <w:r>
+        <w:rPr>
+          <w:rStyle w:val="gnvwddmdl3b"/>
+          <w:rFonts w:ascii="Lucida Console" w:hAnsi="Lucida Console"/>
+          <w:color w:val="000000"/>
+          <w:bdr w:val="none" w:sz="0" w:space="0" w:color="auto" w:frame="1"/>
+        </w:rPr>
+        <w:t>value</w:t>
+      </w:r>
+      <w:proofErr w:type="gramEnd"/>
+      <w:r>
+        <w:rPr>
+          <w:rStyle w:val="gnvwddmdl3b"/>
+          <w:rFonts w:ascii="Lucida Console" w:hAnsi="Lucida Console"/>
+          <w:color w:val="000000"/>
+          <w:bdr w:val="none" w:sz="0" w:space="0" w:color="auto" w:frame="1"/>
+        </w:rPr>
+        <w:t xml:space="preserve">    </w:t>
       </w:r>
       <w:proofErr w:type="spellStart"/>
       <w:r>
@@ -5875,6 +6590,7 @@
         </w:rPr>
       </w:pPr>
       <w:proofErr w:type="spellStart"/>
+      <w:proofErr w:type="gramStart"/>
       <w:r>
         <w:rPr>
           <w:rStyle w:val="gnvwddmdl3b"/>
@@ -5892,7 +6608,17 @@
           <w:color w:val="000000"/>
           <w:bdr w:val="none" w:sz="0" w:space="0" w:color="auto" w:frame="1"/>
         </w:rPr>
-        <w:t xml:space="preserve">  1 1903.3 1903.32 14.7553 0.0002661 ***</w:t>
+        <w:t xml:space="preserve">  1</w:t>
+      </w:r>
+      <w:proofErr w:type="gramEnd"/>
+      <w:r>
+        <w:rPr>
+          <w:rStyle w:val="gnvwddmdl3b"/>
+          <w:rFonts w:ascii="Lucida Console" w:hAnsi="Lucida Console"/>
+          <w:color w:val="000000"/>
+          <w:bdr w:val="none" w:sz="0" w:space="0" w:color="auto" w:frame="1"/>
+        </w:rPr>
+        <w:t xml:space="preserve"> 1903.3 1903.32 14.7553 0.0002661 ***</w:t>
       </w:r>
     </w:p>
     <w:p>
@@ -5925,7 +6651,47 @@
           <w:color w:val="000000"/>
           <w:bdr w:val="none" w:sz="0" w:space="0" w:color="auto" w:frame="1"/>
         </w:rPr>
-        <w:t xml:space="preserve">    2  103.8   51.89  0.4023 0.6703176    </w:t>
+        <w:t xml:space="preserve">    </w:t>
+      </w:r>
+      <w:proofErr w:type="gramStart"/>
+      <w:r>
+        <w:rPr>
+          <w:rStyle w:val="gnvwddmdl3b"/>
+          <w:rFonts w:ascii="Lucida Console" w:hAnsi="Lucida Console"/>
+          <w:color w:val="000000"/>
+          <w:bdr w:val="none" w:sz="0" w:space="0" w:color="auto" w:frame="1"/>
+        </w:rPr>
+        <w:t>2  103.8</w:t>
+      </w:r>
+      <w:proofErr w:type="gramEnd"/>
+      <w:r>
+        <w:rPr>
+          <w:rStyle w:val="gnvwddmdl3b"/>
+          <w:rFonts w:ascii="Lucida Console" w:hAnsi="Lucida Console"/>
+          <w:color w:val="000000"/>
+          <w:bdr w:val="none" w:sz="0" w:space="0" w:color="auto" w:frame="1"/>
+        </w:rPr>
+        <w:t xml:space="preserve">   </w:t>
+      </w:r>
+      <w:proofErr w:type="gramStart"/>
+      <w:r>
+        <w:rPr>
+          <w:rStyle w:val="gnvwddmdl3b"/>
+          <w:rFonts w:ascii="Lucida Console" w:hAnsi="Lucida Console"/>
+          <w:color w:val="000000"/>
+          <w:bdr w:val="none" w:sz="0" w:space="0" w:color="auto" w:frame="1"/>
+        </w:rPr>
+        <w:t>51.89  0.4023</w:t>
+      </w:r>
+      <w:proofErr w:type="gramEnd"/>
+      <w:r>
+        <w:rPr>
+          <w:rStyle w:val="gnvwddmdl3b"/>
+          <w:rFonts w:ascii="Lucida Console" w:hAnsi="Lucida Console"/>
+          <w:color w:val="000000"/>
+          <w:bdr w:val="none" w:sz="0" w:space="0" w:color="auto" w:frame="1"/>
+        </w:rPr>
+        <w:t xml:space="preserve"> 0.6703176    </w:t>
       </w:r>
     </w:p>
     <w:p>
@@ -5958,7 +6724,47 @@
           <w:color w:val="000000"/>
           <w:bdr w:val="none" w:sz="0" w:space="0" w:color="auto" w:frame="1"/>
         </w:rPr>
-        <w:t xml:space="preserve">    3  599.2  199.73  1.5484 0.2096975    </w:t>
+        <w:t xml:space="preserve">    </w:t>
+      </w:r>
+      <w:proofErr w:type="gramStart"/>
+      <w:r>
+        <w:rPr>
+          <w:rStyle w:val="gnvwddmdl3b"/>
+          <w:rFonts w:ascii="Lucida Console" w:hAnsi="Lucida Console"/>
+          <w:color w:val="000000"/>
+          <w:bdr w:val="none" w:sz="0" w:space="0" w:color="auto" w:frame="1"/>
+        </w:rPr>
+        <w:t>3  599.2</w:t>
+      </w:r>
+      <w:proofErr w:type="gramEnd"/>
+      <w:r>
+        <w:rPr>
+          <w:rStyle w:val="gnvwddmdl3b"/>
+          <w:rFonts w:ascii="Lucida Console" w:hAnsi="Lucida Console"/>
+          <w:color w:val="000000"/>
+          <w:bdr w:val="none" w:sz="0" w:space="0" w:color="auto" w:frame="1"/>
+        </w:rPr>
+        <w:t xml:space="preserve">  </w:t>
+      </w:r>
+      <w:proofErr w:type="gramStart"/>
+      <w:r>
+        <w:rPr>
+          <w:rStyle w:val="gnvwddmdl3b"/>
+          <w:rFonts w:ascii="Lucida Console" w:hAnsi="Lucida Console"/>
+          <w:color w:val="000000"/>
+          <w:bdr w:val="none" w:sz="0" w:space="0" w:color="auto" w:frame="1"/>
+        </w:rPr>
+        <w:t>199.73  1.5484</w:t>
+      </w:r>
+      <w:proofErr w:type="gramEnd"/>
+      <w:r>
+        <w:rPr>
+          <w:rStyle w:val="gnvwddmdl3b"/>
+          <w:rFonts w:ascii="Lucida Console" w:hAnsi="Lucida Console"/>
+          <w:color w:val="000000"/>
+          <w:bdr w:val="none" w:sz="0" w:space="0" w:color="auto" w:frame="1"/>
+        </w:rPr>
+        <w:t xml:space="preserve"> 0.2096975    </w:t>
       </w:r>
     </w:p>
     <w:p>
@@ -5980,7 +6786,27 @@
           <w:color w:val="000000"/>
           <w:bdr w:val="none" w:sz="0" w:space="0" w:color="auto" w:frame="1"/>
         </w:rPr>
-        <w:t xml:space="preserve">Residuals     70 9029.5  128.99                      </w:t>
+        <w:t xml:space="preserve">Residuals     70 </w:t>
+      </w:r>
+      <w:proofErr w:type="gramStart"/>
+      <w:r>
+        <w:rPr>
+          <w:rStyle w:val="gnvwddmdl3b"/>
+          <w:rFonts w:ascii="Lucida Console" w:hAnsi="Lucida Console"/>
+          <w:color w:val="000000"/>
+          <w:bdr w:val="none" w:sz="0" w:space="0" w:color="auto" w:frame="1"/>
+        </w:rPr>
+        <w:t>9029.5  128.99</w:t>
+      </w:r>
+      <w:proofErr w:type="gramEnd"/>
+      <w:r>
+        <w:rPr>
+          <w:rStyle w:val="gnvwddmdl3b"/>
+          <w:rFonts w:ascii="Lucida Console" w:hAnsi="Lucida Console"/>
+          <w:color w:val="000000"/>
+          <w:bdr w:val="none" w:sz="0" w:space="0" w:color="auto" w:frame="1"/>
+        </w:rPr>
+        <w:t xml:space="preserve">                      </w:t>
       </w:r>
     </w:p>
     <w:p>
@@ -6033,7 +6859,87 @@
           <w:color w:val="000000"/>
           <w:bdr w:val="none" w:sz="0" w:space="0" w:color="auto" w:frame="1"/>
         </w:rPr>
-        <w:t>. codes:  0 ‘***’ 0.001 ‘**’ 0.01 ‘*’ 0.05 ‘.’ 0.1 ‘ ’ 1</w:t>
+        <w:t>. codes</w:t>
+      </w:r>
+      <w:proofErr w:type="gramStart"/>
+      <w:r>
+        <w:rPr>
+          <w:rStyle w:val="gnvwddmdl3b"/>
+          <w:rFonts w:ascii="Lucida Console" w:hAnsi="Lucida Console"/>
+          <w:color w:val="000000"/>
+          <w:bdr w:val="none" w:sz="0" w:space="0" w:color="auto" w:frame="1"/>
+        </w:rPr>
+        <w:t>:  0 ‘</w:t>
+      </w:r>
+      <w:proofErr w:type="gramEnd"/>
+      <w:r>
+        <w:rPr>
+          <w:rStyle w:val="gnvwddmdl3b"/>
+          <w:rFonts w:ascii="Lucida Console" w:hAnsi="Lucida Console"/>
+          <w:color w:val="000000"/>
+          <w:bdr w:val="none" w:sz="0" w:space="0" w:color="auto" w:frame="1"/>
+        </w:rPr>
+        <w:t xml:space="preserve">***’ </w:t>
+      </w:r>
+      <w:proofErr w:type="gramStart"/>
+      <w:r>
+        <w:rPr>
+          <w:rStyle w:val="gnvwddmdl3b"/>
+          <w:rFonts w:ascii="Lucida Console" w:hAnsi="Lucida Console"/>
+          <w:color w:val="000000"/>
+          <w:bdr w:val="none" w:sz="0" w:space="0" w:color="auto" w:frame="1"/>
+        </w:rPr>
+        <w:t>0.001 ‘*</w:t>
+      </w:r>
+      <w:proofErr w:type="gramEnd"/>
+      <w:r>
+        <w:rPr>
+          <w:rStyle w:val="gnvwddmdl3b"/>
+          <w:rFonts w:ascii="Lucida Console" w:hAnsi="Lucida Console"/>
+          <w:color w:val="000000"/>
+          <w:bdr w:val="none" w:sz="0" w:space="0" w:color="auto" w:frame="1"/>
+        </w:rPr>
+        <w:t xml:space="preserve">*’ </w:t>
+      </w:r>
+      <w:proofErr w:type="gramStart"/>
+      <w:r>
+        <w:rPr>
+          <w:rStyle w:val="gnvwddmdl3b"/>
+          <w:rFonts w:ascii="Lucida Console" w:hAnsi="Lucida Console"/>
+          <w:color w:val="000000"/>
+          <w:bdr w:val="none" w:sz="0" w:space="0" w:color="auto" w:frame="1"/>
+        </w:rPr>
+        <w:t>0.01 ‘*</w:t>
+      </w:r>
+      <w:proofErr w:type="gramEnd"/>
+      <w:r>
+        <w:rPr>
+          <w:rStyle w:val="gnvwddmdl3b"/>
+          <w:rFonts w:ascii="Lucida Console" w:hAnsi="Lucida Console"/>
+          <w:color w:val="000000"/>
+          <w:bdr w:val="none" w:sz="0" w:space="0" w:color="auto" w:frame="1"/>
+        </w:rPr>
+        <w:t xml:space="preserve">’ 0.05 ‘.’ 0.1 </w:t>
+      </w:r>
+      <w:proofErr w:type="gramStart"/>
+      <w:r>
+        <w:rPr>
+          <w:rStyle w:val="gnvwddmdl3b"/>
+          <w:rFonts w:ascii="Lucida Console" w:hAnsi="Lucida Console"/>
+          <w:color w:val="000000"/>
+          <w:bdr w:val="none" w:sz="0" w:space="0" w:color="auto" w:frame="1"/>
+        </w:rPr>
+        <w:t>‘ ’</w:t>
+      </w:r>
+      <w:proofErr w:type="gramEnd"/>
+      <w:r>
+        <w:rPr>
+          <w:rStyle w:val="gnvwddmdl3b"/>
+          <w:rFonts w:ascii="Lucida Console" w:hAnsi="Lucida Console"/>
+          <w:color w:val="000000"/>
+          <w:bdr w:val="none" w:sz="0" w:space="0" w:color="auto" w:frame="1"/>
+        </w:rPr>
+        <w:t xml:space="preserve"> 1</w:t>
       </w:r>
     </w:p>
     <w:p>
@@ -6184,8 +7090,13 @@
       </w:r>
     </w:p>
     <w:p>
-      <w:r>
-        <w:t>Daily  emission analysis</w:t>
+      <w:proofErr w:type="gramStart"/>
+      <w:r>
+        <w:t>Daily  emission</w:t>
+      </w:r>
+      <w:proofErr w:type="gramEnd"/>
+      <w:r>
+        <w:t xml:space="preserve"> analysis</w:t>
       </w:r>
     </w:p>
     <w:p>
@@ -9680,6 +10591,7 @@
         <w:t xml:space="preserve"> are not consistent </w:t>
       </w:r>
       <w:proofErr w:type="spellStart"/>
+      <w:proofErr w:type="gramStart"/>
       <w:r>
         <w:rPr>
           <w:b/>
@@ -9690,6 +10602,7 @@
         <w:t>through out</w:t>
       </w:r>
       <w:proofErr w:type="spellEnd"/>
+      <w:proofErr w:type="gramEnd"/>
       <w:r>
         <w:rPr>
           <w:b/>
@@ -10685,12 +11598,21 @@
         </w:rPr>
         <w:t xml:space="preserve">Outliers </w:t>
       </w:r>
+      <w:proofErr w:type="gramStart"/>
       <w:r>
         <w:rPr>
           <w:sz w:val="24"/>
           <w:szCs w:val="24"/>
         </w:rPr>
-        <w:t>1091 , 1113</w:t>
+        <w:t>1091 ,</w:t>
+      </w:r>
+      <w:proofErr w:type="gramEnd"/>
+      <w:r>
+        <w:rPr>
+          <w:sz w:val="24"/>
+          <w:szCs w:val="24"/>
+        </w:rPr>
+        <w:t xml:space="preserve"> 1113</w:t>
       </w:r>
     </w:p>
     <w:p>
@@ -10991,8 +11913,21 @@
     </w:p>
     <w:p>
       <w:r>
-        <w:t>2021-07-07  Missing 20210702b3b407b2peakareas.pdf ????</w:t>
-      </w:r>
+        <w:t>2021-07-</w:t>
+      </w:r>
+      <w:proofErr w:type="gramStart"/>
+      <w:r>
+        <w:t>07  Missing</w:t>
+      </w:r>
+      <w:proofErr w:type="gramEnd"/>
+      <w:r>
+        <w:t xml:space="preserve"> </w:t>
+      </w:r>
+      <w:proofErr w:type="gramStart"/>
+      <w:r>
+        <w:t>20210702b3b407b2peakareas.pdf ????</w:t>
+      </w:r>
+      <w:proofErr w:type="gramEnd"/>
     </w:p>
     <w:p>
       <w:r>
@@ -11103,7 +12038,15 @@
         <w:t xml:space="preserve">Records 1424 and 1435 are </w:t>
       </w:r>
       <w:r>
-        <w:t>strange. They are from a new standard. And are strangely consistent</w:t>
+        <w:t xml:space="preserve">strange. They are </w:t>
+      </w:r>
+      <w:proofErr w:type="gramStart"/>
+      <w:r>
+        <w:t>from</w:t>
+      </w:r>
+      <w:proofErr w:type="gramEnd"/>
+      <w:r>
+        <w:t xml:space="preserve"> a new standard. And are strangely consistent</w:t>
       </w:r>
     </w:p>
     <w:p>
@@ -11226,10 +12169,26 @@
         <w:t xml:space="preserve">Records 1510, </w:t>
       </w:r>
       <w:r>
-        <w:t xml:space="preserve">1521, 1596 , 1607 </w:t>
-      </w:r>
-      <w:r>
-        <w:t>and 1435 are strange. They are from a new standard. And are strangely consistent</w:t>
+        <w:t xml:space="preserve">1521, </w:t>
+      </w:r>
+      <w:proofErr w:type="gramStart"/>
+      <w:r>
+        <w:t>1596 ,</w:t>
+      </w:r>
+      <w:proofErr w:type="gramEnd"/>
+      <w:r>
+        <w:t xml:space="preserve"> 1607 </w:t>
+      </w:r>
+      <w:r>
+        <w:t xml:space="preserve">and 1435 are strange. They are </w:t>
+      </w:r>
+      <w:proofErr w:type="gramStart"/>
+      <w:r>
+        <w:t>from</w:t>
+      </w:r>
+      <w:proofErr w:type="gramEnd"/>
+      <w:r>
+        <w:t xml:space="preserve"> a new standard. And are strangely consistent</w:t>
       </w:r>
       <w:r>
         <w:t>.</w:t>
@@ -11352,7 +12311,15 @@
     </w:p>
     <w:p>
       <w:r>
-        <w:t>1768 and 1779 seemed  switched; 50 is 100 and 100 is 50.</w:t>
+        <w:t xml:space="preserve">1768 and 1779 </w:t>
+      </w:r>
+      <w:proofErr w:type="gramStart"/>
+      <w:r>
+        <w:t>seemed  switched</w:t>
+      </w:r>
+      <w:proofErr w:type="gramEnd"/>
+      <w:r>
+        <w:t>; 50 is 100 and 100 is 50.</w:t>
       </w:r>
     </w:p>
     <w:p>
@@ -12080,7 +13047,23 @@
     </w:p>
     <w:p>
       <w:r>
-        <w:t>Switch records  2810, 2724,  2799 and 2713</w:t>
+        <w:t xml:space="preserve">Switch </w:t>
+      </w:r>
+      <w:proofErr w:type="gramStart"/>
+      <w:r>
+        <w:t>records  2810</w:t>
+      </w:r>
+      <w:proofErr w:type="gramEnd"/>
+      <w:r>
+        <w:t xml:space="preserve">, </w:t>
+      </w:r>
+      <w:proofErr w:type="gramStart"/>
+      <w:r>
+        <w:t>2724,  2799</w:t>
+      </w:r>
+      <w:proofErr w:type="gramEnd"/>
+      <w:r>
+        <w:t xml:space="preserve"> and 2713</w:t>
       </w:r>
     </w:p>
     <w:p>
@@ -12352,6 +13335,119 @@
         <w:t>for 2021 and 2022 have been curated and now are ready to be processed.</w:t>
       </w:r>
     </w:p>
+    <w:p>
+      <w:r>
+        <w:t>Final Calibration Sets for 2021</w:t>
+      </w:r>
+    </w:p>
+    <w:p>
+      <w:r>
+        <w:rPr>
+          <w:noProof/>
+        </w:rPr>
+        <w:drawing>
+          <wp:inline distT="0" distB="0" distL="0" distR="0" wp14:anchorId="6E6E687A" wp14:editId="2743F915">
+            <wp:extent cx="5815988" cy="3054985"/>
+            <wp:effectExtent l="0" t="0" r="0" b="0"/>
+            <wp:docPr id="1722918883" name="Picture 2"/>
+            <wp:cNvGraphicFramePr>
+              <a:graphicFrameLocks xmlns:a="http://schemas.openxmlformats.org/drawingml/2006/main" noChangeAspect="1"/>
+            </wp:cNvGraphicFramePr>
+            <a:graphic xmlns:a="http://schemas.openxmlformats.org/drawingml/2006/main">
+              <a:graphicData uri="http://schemas.openxmlformats.org/drawingml/2006/picture">
+                <pic:pic xmlns:pic="http://schemas.openxmlformats.org/drawingml/2006/picture">
+                  <pic:nvPicPr>
+                    <pic:cNvPr id="0" name="Picture 3"/>
+                    <pic:cNvPicPr>
+                      <a:picLocks noChangeAspect="1" noChangeArrowheads="1"/>
+                    </pic:cNvPicPr>
+                  </pic:nvPicPr>
+                  <pic:blipFill>
+                    <a:blip r:embed="rId134" cstate="print">
+                      <a:extLst>
+                        <a:ext uri="{28A0092B-C50C-407E-A947-70E740481C1C}">
+                          <a14:useLocalDpi xmlns:a14="http://schemas.microsoft.com/office/drawing/2010/main" val="0"/>
+                        </a:ext>
+                      </a:extLst>
+                    </a:blip>
+                    <a:srcRect/>
+                    <a:stretch>
+                      <a:fillRect/>
+                    </a:stretch>
+                  </pic:blipFill>
+                  <pic:spPr bwMode="auto">
+                    <a:xfrm>
+                      <a:off x="0" y="0"/>
+                      <a:ext cx="5865818" cy="3081159"/>
+                    </a:xfrm>
+                    <a:prstGeom prst="rect">
+                      <a:avLst/>
+                    </a:prstGeom>
+                    <a:noFill/>
+                  </pic:spPr>
+                </pic:pic>
+              </a:graphicData>
+            </a:graphic>
+          </wp:inline>
+        </w:drawing>
+      </w:r>
+    </w:p>
+    <w:p>
+      <w:r>
+        <w:rPr>
+          <w:noProof/>
+        </w:rPr>
+        <w:drawing>
+          <wp:inline distT="0" distB="0" distL="0" distR="0" wp14:anchorId="3B77FBB5" wp14:editId="3941D4E7">
+            <wp:extent cx="5867400" cy="3081990"/>
+            <wp:effectExtent l="0" t="0" r="0" b="4445"/>
+            <wp:docPr id="493638815" name="Picture 4"/>
+            <wp:cNvGraphicFramePr>
+              <a:graphicFrameLocks xmlns:a="http://schemas.openxmlformats.org/drawingml/2006/main" noChangeAspect="1"/>
+            </wp:cNvGraphicFramePr>
+            <a:graphic xmlns:a="http://schemas.openxmlformats.org/drawingml/2006/main">
+              <a:graphicData uri="http://schemas.openxmlformats.org/drawingml/2006/picture">
+                <pic:pic xmlns:pic="http://schemas.openxmlformats.org/drawingml/2006/picture">
+                  <pic:nvPicPr>
+                    <pic:cNvPr id="0" name="Picture 5"/>
+                    <pic:cNvPicPr>
+                      <a:picLocks noChangeAspect="1" noChangeArrowheads="1"/>
+                    </pic:cNvPicPr>
+                  </pic:nvPicPr>
+                  <pic:blipFill>
+                    <a:blip r:embed="rId135" cstate="print">
+                      <a:extLst>
+                        <a:ext uri="{28A0092B-C50C-407E-A947-70E740481C1C}">
+                          <a14:useLocalDpi xmlns:a14="http://schemas.microsoft.com/office/drawing/2010/main" val="0"/>
+                        </a:ext>
+                      </a:extLst>
+                    </a:blip>
+                    <a:srcRect/>
+                    <a:stretch>
+                      <a:fillRect/>
+                    </a:stretch>
+                  </pic:blipFill>
+                  <pic:spPr bwMode="auto">
+                    <a:xfrm>
+                      <a:off x="0" y="0"/>
+                      <a:ext cx="5885164" cy="3091321"/>
+                    </a:xfrm>
+                    <a:prstGeom prst="rect">
+                      <a:avLst/>
+                    </a:prstGeom>
+                    <a:noFill/>
+                  </pic:spPr>
+                </pic:pic>
+              </a:graphicData>
+            </a:graphic>
+          </wp:inline>
+        </w:drawing>
+      </w:r>
+    </w:p>
+    <w:p/>
+    <w:p/>
+    <w:p/>
+    <w:p/>
     <w:p/>
     <w:sectPr>
       <w:pgSz w:w="12240" w:h="15840"/>

--- a/StrategicTillage_GC_Analysis_workFlow.docx
+++ b/StrategicTillage_GC_Analysis_workFlow.docx
@@ -3,11 +3,20 @@
 <w:document xmlns:wpc="http://schemas.microsoft.com/office/word/2010/wordprocessingCanvas" xmlns:cx="http://schemas.microsoft.com/office/drawing/2014/chartex" xmlns:cx1="http://schemas.microsoft.com/office/drawing/2015/9/8/chartex" xmlns:cx2="http://schemas.microsoft.com/office/drawing/2015/10/21/chartex" xmlns:cx3="http://schemas.microsoft.com/office/drawing/2016/5/9/chartex" xmlns:cx4="http://schemas.microsoft.com/office/drawing/2016/5/10/chartex" xmlns:cx5="http://schemas.microsoft.com/office/drawing/2016/5/11/chartex" xmlns:cx6="http://schemas.microsoft.com/office/drawing/2016/5/12/chartex" xmlns:cx7="http://schemas.microsoft.com/office/drawing/2016/5/13/chartex" xmlns:cx8="http://schemas.microsoft.com/office/drawing/2016/5/14/chartex" xmlns:mc="http://schemas.openxmlformats.org/markup-compatibility/2006" xmlns:aink="http://schemas.microsoft.com/office/drawing/2016/ink" xmlns:am3d="http://schemas.microsoft.com/office/drawing/2017/model3d" xmlns:o="urn:schemas-microsoft-com:office:office" xmlns:oel="http://schemas.microsoft.com/office/2019/extlst" xmlns:r="http://schemas.openxmlformats.org/officeDocument/2006/relationships" xmlns:m="http://schemas.openxmlformats.org/officeDocument/2006/math" xmlns:v="urn:schemas-microsoft-com:vml" xmlns:wp14="http://schemas.microsoft.com/office/word/2010/wordprocessingDrawing" xmlns:wp="http://schemas.openxmlformats.org/drawingml/2006/wordprocessingDrawing" xmlns:w10="urn:schemas-microsoft-com:office:word" xmlns:w="http://schemas.openxmlformats.org/wordprocessingml/2006/main" xmlns:w14="http://schemas.microsoft.com/office/word/2010/wordml" xmlns:w15="http://schemas.microsoft.com/office/word/2012/wordml" xmlns:w16cex="http://schemas.microsoft.com/office/word/2018/wordml/cex" xmlns:w16cid="http://schemas.microsoft.com/office/word/2016/wordml/cid" xmlns:w16="http://schemas.microsoft.com/office/word/2018/wordml" xmlns:w16du="http://schemas.microsoft.com/office/word/2023/wordml/word16du" xmlns:w16sdtdh="http://schemas.microsoft.com/office/word/2020/wordml/sdtdatahash" xmlns:w16sdtfl="http://schemas.microsoft.com/office/word/2024/wordml/sdtformatlock" xmlns:w16se="http://schemas.microsoft.com/office/word/2015/wordml/symex" xmlns:wpg="http://schemas.microsoft.com/office/word/2010/wordprocessingGroup" xmlns:wpi="http://schemas.microsoft.com/office/word/2010/wordprocessingInk" xmlns:wne="http://schemas.microsoft.com/office/word/2006/wordml" xmlns:wps="http://schemas.microsoft.com/office/word/2010/wordprocessingShape" mc:Ignorable="w14 w15 w16se w16cid w16 w16cex w16sdtdh w16sdtfl w16du wp14">
   <w:body>
     <w:p>
+      <w:pPr>
+        <w:pStyle w:val="Heading1"/>
+      </w:pPr>
       <w:r>
         <w:t xml:space="preserve"> </w:t>
       </w:r>
       <w:r>
-        <w:t>Strategic Tillage Gas flux analysis:</w:t>
+        <w:t>Strategic Tillage Gas flux analysis</w:t>
+      </w:r>
+      <w:r>
+        <w:t xml:space="preserve"> Source Code</w:t>
+      </w:r>
+      <w:r>
+        <w:t>:</w:t>
       </w:r>
     </w:p>
     <w:p>
@@ -44,6 +53,36 @@
       </w:r>
       <w:r>
         <w:t>GCResultsCompilation2022.R</w:t>
+      </w:r>
+    </w:p>
+    <w:p>
+      <w:pPr>
+        <w:pStyle w:val="ListParagraph"/>
+        <w:numPr>
+          <w:ilvl w:val="0"/>
+          <w:numId w:val="1"/>
+        </w:numPr>
+      </w:pPr>
+      <w:r>
+        <w:t>GC_Standards_2021.R</w:t>
+      </w:r>
+    </w:p>
+    <w:p>
+      <w:pPr>
+        <w:pStyle w:val="ListParagraph"/>
+        <w:numPr>
+          <w:ilvl w:val="0"/>
+          <w:numId w:val="1"/>
+        </w:numPr>
+      </w:pPr>
+      <w:r>
+        <w:t>GC_Standards_202</w:t>
+      </w:r>
+      <w:r>
+        <w:t>2</w:t>
+      </w:r>
+      <w:r>
+        <w:t>.R</w:t>
       </w:r>
     </w:p>
     <w:p>
@@ -56,9 +95,48 @@
       </w:pPr>
       <w:proofErr w:type="spellStart"/>
       <w:r>
-        <w:t>GCAnalysis.R</w:t>
+        <w:t>StandardCalibration.R</w:t>
       </w:r>
       <w:proofErr w:type="spellEnd"/>
+    </w:p>
+    <w:p>
+      <w:pPr>
+        <w:pStyle w:val="ListParagraph"/>
+        <w:numPr>
+          <w:ilvl w:val="0"/>
+          <w:numId w:val="1"/>
+        </w:numPr>
+      </w:pPr>
+      <w:r>
+        <w:t>GCAnalysis</w:t>
+      </w:r>
+      <w:r>
+        <w:t>2021</w:t>
+      </w:r>
+      <w:r>
+        <w:t>.R</w:t>
+      </w:r>
+    </w:p>
+    <w:p>
+      <w:pPr>
+        <w:pStyle w:val="ListParagraph"/>
+        <w:numPr>
+          <w:ilvl w:val="0"/>
+          <w:numId w:val="1"/>
+        </w:numPr>
+      </w:pPr>
+      <w:r>
+        <w:t>GCAnalysis</w:t>
+      </w:r>
+      <w:r>
+        <w:t>202</w:t>
+      </w:r>
+      <w:r>
+        <w:t>2</w:t>
+      </w:r>
+      <w:r>
+        <w:t>.R</w:t>
+      </w:r>
     </w:p>
     <w:p>
       <w:pPr>
@@ -115,34 +193,16 @@
       <w:proofErr w:type="spellEnd"/>
     </w:p>
     <w:p>
+      <w:pPr>
+        <w:pStyle w:val="Heading1"/>
+      </w:pPr>
       <w:r>
         <w:t>Comments on the first round of analysis results:</w:t>
       </w:r>
     </w:p>
     <w:p>
-      <w:proofErr w:type="gramStart"/>
-      <w:r>
-        <w:t>The N2O</w:t>
-      </w:r>
-      <w:proofErr w:type="gramEnd"/>
-      <w:r>
-        <w:t xml:space="preserve"> and CO2 emissions are too high.  The N2O emission measure calculated by Alli </w:t>
-      </w:r>
-      <w:proofErr w:type="gramStart"/>
-      <w:r>
-        <w:t>were</w:t>
-      </w:r>
-      <w:proofErr w:type="gramEnd"/>
-      <w:r>
-        <w:t xml:space="preserve"> around </w:t>
-      </w:r>
-      <w:proofErr w:type="gramStart"/>
-      <w:r>
-        <w:t>10  kg</w:t>
-      </w:r>
-      <w:proofErr w:type="gramEnd"/>
-      <w:r>
-        <w:t xml:space="preserve">-N/ha yr. </w:t>
+      <w:r>
+        <w:t xml:space="preserve">The N2O and CO2 emissions are too high.  The N2O emission measure calculated by Alli were around 10  kg-N/ha yr. </w:t>
       </w:r>
     </w:p>
     <w:p>
@@ -150,6 +210,7 @@
         <w:rPr>
           <w:noProof/>
         </w:rPr>
+        <w:lastRenderedPageBreak/>
         <w:drawing>
           <wp:inline distT="0" distB="0" distL="0" distR="0" wp14:anchorId="1C64D349" wp14:editId="22042F35">
             <wp:extent cx="5943600" cy="5213350"/>
@@ -168,7 +229,7 @@
                     </pic:cNvPicPr>
                   </pic:nvPicPr>
                   <pic:blipFill>
-                    <a:blip r:embed="rId5">
+                    <a:blip r:embed="rId6">
                       <a:extLst>
                         <a:ext uri="{28A0092B-C50C-407E-A947-70E740481C1C}">
                           <a14:useLocalDpi xmlns:a14="http://schemas.microsoft.com/office/drawing/2010/main" val="0"/>
@@ -208,15 +269,15 @@
     </w:p>
     <w:p>
       <w:r>
+        <w:t>Year 2021</w:t>
+      </w:r>
+    </w:p>
+    <w:p>
+      <w:r>
+        <w:rPr>
+          <w:noProof/>
+        </w:rPr>
         <w:lastRenderedPageBreak/>
-        <w:t>Year 2021</w:t>
-      </w:r>
-    </w:p>
-    <w:p>
-      <w:r>
-        <w:rPr>
-          <w:noProof/>
-        </w:rPr>
         <w:drawing>
           <wp:inline distT="0" distB="0" distL="0" distR="0" wp14:anchorId="0B520C8A" wp14:editId="69F43E00">
             <wp:extent cx="4188823" cy="3674170"/>
@@ -235,7 +296,7 @@
                     </pic:cNvPicPr>
                   </pic:nvPicPr>
                   <pic:blipFill>
-                    <a:blip r:embed="rId6">
+                    <a:blip r:embed="rId7">
                       <a:extLst>
                         <a:ext uri="{28A0092B-C50C-407E-A947-70E740481C1C}">
                           <a14:useLocalDpi xmlns:a14="http://schemas.microsoft.com/office/drawing/2010/main" val="0"/>
@@ -295,7 +356,7 @@
                     </pic:cNvPicPr>
                   </pic:nvPicPr>
                   <pic:blipFill>
-                    <a:blip r:embed="rId7">
+                    <a:blip r:embed="rId8">
                       <a:extLst>
                         <a:ext uri="{28A0092B-C50C-407E-A947-70E740481C1C}">
                           <a14:useLocalDpi xmlns:a14="http://schemas.microsoft.com/office/drawing/2010/main" val="0"/>
@@ -351,31 +412,7 @@
     </w:p>
     <w:p>
       <w:r>
-        <w:t xml:space="preserve">The calibration regression for the GC based on standards </w:t>
-      </w:r>
-      <w:proofErr w:type="gramStart"/>
-      <w:r>
-        <w:t>seem</w:t>
-      </w:r>
-      <w:proofErr w:type="gramEnd"/>
-      <w:r>
-        <w:t xml:space="preserve"> to be irrelevant, as the important aspect affecting the emissions is not the </w:t>
-      </w:r>
-      <w:proofErr w:type="gramStart"/>
-      <w:r>
-        <w:t>particular concentration</w:t>
-      </w:r>
-      <w:proofErr w:type="gramEnd"/>
-      <w:r>
-        <w:t xml:space="preserve"> data point, but the slope of the consequent concentration measurement inside the chamber that </w:t>
-      </w:r>
-      <w:proofErr w:type="gramStart"/>
-      <w:r>
-        <w:t>result</w:t>
-      </w:r>
-      <w:proofErr w:type="gramEnd"/>
-      <w:r>
-        <w:t xml:space="preserve"> in the emission rate.</w:t>
+        <w:t>The calibration regression for the GC based on standards seem to be irrelevant, as the important aspect affecting the emissions is not the particular concentration data point, but the slope of the consequent concentration measurement inside the chamber that result in the emission rate.</w:t>
       </w:r>
     </w:p>
     <w:p>
@@ -401,62 +438,6 @@
                 <pic:pic xmlns:pic="http://schemas.openxmlformats.org/drawingml/2006/picture">
                   <pic:nvPicPr>
                     <pic:cNvPr id="0" name="Picture 8"/>
-                    <pic:cNvPicPr>
-                      <a:picLocks noChangeAspect="1" noChangeArrowheads="1"/>
-                    </pic:cNvPicPr>
-                  </pic:nvPicPr>
-                  <pic:blipFill>
-                    <a:blip r:embed="rId8">
-                      <a:extLst>
-                        <a:ext uri="{28A0092B-C50C-407E-A947-70E740481C1C}">
-                          <a14:useLocalDpi xmlns:a14="http://schemas.microsoft.com/office/drawing/2010/main" val="0"/>
-                        </a:ext>
-                      </a:extLst>
-                    </a:blip>
-                    <a:srcRect/>
-                    <a:stretch>
-                      <a:fillRect/>
-                    </a:stretch>
-                  </pic:blipFill>
-                  <pic:spPr bwMode="auto">
-                    <a:xfrm>
-                      <a:off x="0" y="0"/>
-                      <a:ext cx="5943600" cy="5213350"/>
-                    </a:xfrm>
-                    <a:prstGeom prst="rect">
-                      <a:avLst/>
-                    </a:prstGeom>
-                    <a:noFill/>
-                    <a:ln>
-                      <a:noFill/>
-                    </a:ln>
-                  </pic:spPr>
-                </pic:pic>
-              </a:graphicData>
-            </a:graphic>
-          </wp:inline>
-        </w:drawing>
-      </w:r>
-    </w:p>
-    <w:p>
-      <w:r>
-        <w:rPr>
-          <w:noProof/>
-        </w:rPr>
-        <w:lastRenderedPageBreak/>
-        <w:drawing>
-          <wp:inline distT="0" distB="0" distL="0" distR="0" wp14:anchorId="67418E9D" wp14:editId="0AD9A52A">
-            <wp:extent cx="5943600" cy="5213350"/>
-            <wp:effectExtent l="0" t="0" r="0" b="6350"/>
-            <wp:docPr id="1177002588" name="Picture 17"/>
-            <wp:cNvGraphicFramePr>
-              <a:graphicFrameLocks xmlns:a="http://schemas.openxmlformats.org/drawingml/2006/main" noChangeAspect="1"/>
-            </wp:cNvGraphicFramePr>
-            <a:graphic xmlns:a="http://schemas.openxmlformats.org/drawingml/2006/main">
-              <a:graphicData uri="http://schemas.openxmlformats.org/drawingml/2006/picture">
-                <pic:pic xmlns:pic="http://schemas.openxmlformats.org/drawingml/2006/picture">
-                  <pic:nvPicPr>
-                    <pic:cNvPr id="0" name="Picture 17"/>
                     <pic:cNvPicPr>
                       <a:picLocks noChangeAspect="1" noChangeArrowheads="1"/>
                     </pic:cNvPicPr>
@@ -501,10 +482,10 @@
         </w:rPr>
         <w:lastRenderedPageBreak/>
         <w:drawing>
-          <wp:inline distT="0" distB="0" distL="0" distR="0" wp14:anchorId="4C25FB36" wp14:editId="6274ABDF">
+          <wp:inline distT="0" distB="0" distL="0" distR="0" wp14:anchorId="67418E9D" wp14:editId="0AD9A52A">
             <wp:extent cx="5943600" cy="5213350"/>
             <wp:effectExtent l="0" t="0" r="0" b="6350"/>
-            <wp:docPr id="523381615" name="Picture 12"/>
+            <wp:docPr id="1177002588" name="Picture 17"/>
             <wp:cNvGraphicFramePr>
               <a:graphicFrameLocks xmlns:a="http://schemas.openxmlformats.org/drawingml/2006/main" noChangeAspect="1"/>
             </wp:cNvGraphicFramePr>
@@ -512,7 +493,7 @@
               <a:graphicData uri="http://schemas.openxmlformats.org/drawingml/2006/picture">
                 <pic:pic xmlns:pic="http://schemas.openxmlformats.org/drawingml/2006/picture">
                   <pic:nvPicPr>
-                    <pic:cNvPr id="0" name="Picture 12"/>
+                    <pic:cNvPr id="0" name="Picture 17"/>
                     <pic:cNvPicPr>
                       <a:picLocks noChangeAspect="1" noChangeArrowheads="1"/>
                     </pic:cNvPicPr>
@@ -557,10 +538,10 @@
         </w:rPr>
         <w:lastRenderedPageBreak/>
         <w:drawing>
-          <wp:inline distT="0" distB="0" distL="0" distR="0" wp14:anchorId="60AD5620" wp14:editId="75F9A75D">
+          <wp:inline distT="0" distB="0" distL="0" distR="0" wp14:anchorId="4C25FB36" wp14:editId="6274ABDF">
             <wp:extent cx="5943600" cy="5213350"/>
             <wp:effectExtent l="0" t="0" r="0" b="6350"/>
-            <wp:docPr id="384279118" name="Picture 15"/>
+            <wp:docPr id="523381615" name="Picture 12"/>
             <wp:cNvGraphicFramePr>
               <a:graphicFrameLocks xmlns:a="http://schemas.openxmlformats.org/drawingml/2006/main" noChangeAspect="1"/>
             </wp:cNvGraphicFramePr>
@@ -568,7 +549,7 @@
               <a:graphicData uri="http://schemas.openxmlformats.org/drawingml/2006/picture">
                 <pic:pic xmlns:pic="http://schemas.openxmlformats.org/drawingml/2006/picture">
                   <pic:nvPicPr>
-                    <pic:cNvPr id="0" name="Picture 15"/>
+                    <pic:cNvPr id="0" name="Picture 12"/>
                     <pic:cNvPicPr>
                       <a:picLocks noChangeAspect="1" noChangeArrowheads="1"/>
                     </pic:cNvPicPr>
@@ -613,10 +594,10 @@
         </w:rPr>
         <w:lastRenderedPageBreak/>
         <w:drawing>
-          <wp:inline distT="0" distB="0" distL="0" distR="0" wp14:anchorId="1A634C58" wp14:editId="16F0F2C3">
+          <wp:inline distT="0" distB="0" distL="0" distR="0" wp14:anchorId="60AD5620" wp14:editId="75F9A75D">
             <wp:extent cx="5943600" cy="5213350"/>
             <wp:effectExtent l="0" t="0" r="0" b="6350"/>
-            <wp:docPr id="38329405" name="Picture 13"/>
+            <wp:docPr id="384279118" name="Picture 15"/>
             <wp:cNvGraphicFramePr>
               <a:graphicFrameLocks xmlns:a="http://schemas.openxmlformats.org/drawingml/2006/main" noChangeAspect="1"/>
             </wp:cNvGraphicFramePr>
@@ -624,7 +605,7 @@
               <a:graphicData uri="http://schemas.openxmlformats.org/drawingml/2006/picture">
                 <pic:pic xmlns:pic="http://schemas.openxmlformats.org/drawingml/2006/picture">
                   <pic:nvPicPr>
-                    <pic:cNvPr id="0" name="Picture 13"/>
+                    <pic:cNvPr id="0" name="Picture 15"/>
                     <pic:cNvPicPr>
                       <a:picLocks noChangeAspect="1" noChangeArrowheads="1"/>
                     </pic:cNvPicPr>
@@ -669,10 +650,10 @@
         </w:rPr>
         <w:lastRenderedPageBreak/>
         <w:drawing>
-          <wp:inline distT="0" distB="0" distL="0" distR="0" wp14:anchorId="3A73831E" wp14:editId="2E961262">
+          <wp:inline distT="0" distB="0" distL="0" distR="0" wp14:anchorId="1A634C58" wp14:editId="16F0F2C3">
             <wp:extent cx="5943600" cy="5213350"/>
             <wp:effectExtent l="0" t="0" r="0" b="6350"/>
-            <wp:docPr id="1874871461" name="Picture 16"/>
+            <wp:docPr id="38329405" name="Picture 13"/>
             <wp:cNvGraphicFramePr>
               <a:graphicFrameLocks xmlns:a="http://schemas.openxmlformats.org/drawingml/2006/main" noChangeAspect="1"/>
             </wp:cNvGraphicFramePr>
@@ -680,7 +661,7 @@
               <a:graphicData uri="http://schemas.openxmlformats.org/drawingml/2006/picture">
                 <pic:pic xmlns:pic="http://schemas.openxmlformats.org/drawingml/2006/picture">
                   <pic:nvPicPr>
-                    <pic:cNvPr id="0" name="Picture 16"/>
+                    <pic:cNvPr id="0" name="Picture 13"/>
                     <pic:cNvPicPr>
                       <a:picLocks noChangeAspect="1" noChangeArrowheads="1"/>
                     </pic:cNvPicPr>
@@ -720,22 +701,15 @@
     </w:p>
     <w:p>
       <w:r>
-        <w:t xml:space="preserve"> </w:t>
-      </w:r>
-    </w:p>
-    <w:p/>
-    <w:p/>
-    <w:p>
-      <w:r>
         <w:rPr>
           <w:noProof/>
         </w:rPr>
         <w:lastRenderedPageBreak/>
         <w:drawing>
-          <wp:inline distT="0" distB="0" distL="0" distR="0" wp14:anchorId="09A87508" wp14:editId="435F6F21">
+          <wp:inline distT="0" distB="0" distL="0" distR="0" wp14:anchorId="3A73831E" wp14:editId="2E961262">
             <wp:extent cx="5943600" cy="5213350"/>
             <wp:effectExtent l="0" t="0" r="0" b="6350"/>
-            <wp:docPr id="620540066" name="Picture 11"/>
+            <wp:docPr id="1874871461" name="Picture 16"/>
             <wp:cNvGraphicFramePr>
               <a:graphicFrameLocks xmlns:a="http://schemas.openxmlformats.org/drawingml/2006/main" noChangeAspect="1"/>
             </wp:cNvGraphicFramePr>
@@ -743,7 +717,7 @@
               <a:graphicData uri="http://schemas.openxmlformats.org/drawingml/2006/picture">
                 <pic:pic xmlns:pic="http://schemas.openxmlformats.org/drawingml/2006/picture">
                   <pic:nvPicPr>
-                    <pic:cNvPr id="0" name="Picture 11"/>
+                    <pic:cNvPr id="0" name="Picture 16"/>
                     <pic:cNvPicPr>
                       <a:picLocks noChangeAspect="1" noChangeArrowheads="1"/>
                     </pic:cNvPicPr>
@@ -783,15 +757,22 @@
     </w:p>
     <w:p>
       <w:r>
+        <w:t xml:space="preserve"> </w:t>
+      </w:r>
+    </w:p>
+    <w:p/>
+    <w:p/>
+    <w:p>
+      <w:r>
         <w:rPr>
           <w:noProof/>
         </w:rPr>
         <w:lastRenderedPageBreak/>
         <w:drawing>
-          <wp:inline distT="0" distB="0" distL="0" distR="0" wp14:anchorId="2E10626C" wp14:editId="4E3B044E">
+          <wp:inline distT="0" distB="0" distL="0" distR="0" wp14:anchorId="09A87508" wp14:editId="435F6F21">
             <wp:extent cx="5943600" cy="5213350"/>
             <wp:effectExtent l="0" t="0" r="0" b="6350"/>
-            <wp:docPr id="935343382" name="Picture 14"/>
+            <wp:docPr id="620540066" name="Picture 11"/>
             <wp:cNvGraphicFramePr>
               <a:graphicFrameLocks xmlns:a="http://schemas.openxmlformats.org/drawingml/2006/main" noChangeAspect="1"/>
             </wp:cNvGraphicFramePr>
@@ -799,7 +780,7 @@
               <a:graphicData uri="http://schemas.openxmlformats.org/drawingml/2006/picture">
                 <pic:pic xmlns:pic="http://schemas.openxmlformats.org/drawingml/2006/picture">
                   <pic:nvPicPr>
-                    <pic:cNvPr id="0" name="Picture 14"/>
+                    <pic:cNvPr id="0" name="Picture 11"/>
                     <pic:cNvPicPr>
                       <a:picLocks noChangeAspect="1" noChangeArrowheads="1"/>
                     </pic:cNvPicPr>
@@ -837,24 +818,78 @@
         </w:drawing>
       </w:r>
     </w:p>
+    <w:p>
+      <w:r>
+        <w:rPr>
+          <w:noProof/>
+        </w:rPr>
+        <w:lastRenderedPageBreak/>
+        <w:drawing>
+          <wp:inline distT="0" distB="0" distL="0" distR="0" wp14:anchorId="2E10626C" wp14:editId="4E3B044E">
+            <wp:extent cx="5943600" cy="5213350"/>
+            <wp:effectExtent l="0" t="0" r="0" b="6350"/>
+            <wp:docPr id="935343382" name="Picture 14"/>
+            <wp:cNvGraphicFramePr>
+              <a:graphicFrameLocks xmlns:a="http://schemas.openxmlformats.org/drawingml/2006/main" noChangeAspect="1"/>
+            </wp:cNvGraphicFramePr>
+            <a:graphic xmlns:a="http://schemas.openxmlformats.org/drawingml/2006/main">
+              <a:graphicData uri="http://schemas.openxmlformats.org/drawingml/2006/picture">
+                <pic:pic xmlns:pic="http://schemas.openxmlformats.org/drawingml/2006/picture">
+                  <pic:nvPicPr>
+                    <pic:cNvPr id="0" name="Picture 14"/>
+                    <pic:cNvPicPr>
+                      <a:picLocks noChangeAspect="1" noChangeArrowheads="1"/>
+                    </pic:cNvPicPr>
+                  </pic:nvPicPr>
+                  <pic:blipFill>
+                    <a:blip r:embed="rId16">
+                      <a:extLst>
+                        <a:ext uri="{28A0092B-C50C-407E-A947-70E740481C1C}">
+                          <a14:useLocalDpi xmlns:a14="http://schemas.microsoft.com/office/drawing/2010/main" val="0"/>
+                        </a:ext>
+                      </a:extLst>
+                    </a:blip>
+                    <a:srcRect/>
+                    <a:stretch>
+                      <a:fillRect/>
+                    </a:stretch>
+                  </pic:blipFill>
+                  <pic:spPr bwMode="auto">
+                    <a:xfrm>
+                      <a:off x="0" y="0"/>
+                      <a:ext cx="5943600" cy="5213350"/>
+                    </a:xfrm>
+                    <a:prstGeom prst="rect">
+                      <a:avLst/>
+                    </a:prstGeom>
+                    <a:noFill/>
+                    <a:ln>
+                      <a:noFill/>
+                    </a:ln>
+                  </pic:spPr>
+                </pic:pic>
+              </a:graphicData>
+            </a:graphic>
+          </wp:inline>
+        </w:drawing>
+      </w:r>
+    </w:p>
     <w:p/>
     <w:p/>
     <w:p>
       <w:r>
-        <w:t xml:space="preserve">The data from the GC does not </w:t>
-      </w:r>
-      <w:proofErr w:type="gramStart"/>
-      <w:r>
-        <w:t>seems</w:t>
-      </w:r>
-      <w:proofErr w:type="gramEnd"/>
-      <w:r>
-        <w:t xml:space="preserve"> to indicate any mayor difference in the results. The high emissions do not seem to be the result of the GC analysis.</w:t>
-      </w:r>
-    </w:p>
-    <w:p>
-      <w:r>
-        <w:t>The intercept in the GC standard calibration has an important effect and is wrong in the linear model with free intercept. With the intercept forces through 0 the calibration improves significantly.  Plot with free intercept.</w:t>
+        <w:t>The data from the GC does not seems to indicate any mayor difference in the results. The high emissions do not seem to be the result of the GC analysis.</w:t>
+      </w:r>
+    </w:p>
+    <w:p>
+      <w:r>
+        <w:t>The intercept in the GC standard calibration has an important effect and is wrong in the linear model with free intercept. With the intercept force</w:t>
+      </w:r>
+      <w:r>
+        <w:t>d</w:t>
+      </w:r>
+      <w:r>
+        <w:t xml:space="preserve"> through 0 the calibration improves significantly.  Plot with free intercept.</w:t>
       </w:r>
     </w:p>
     <w:p>
@@ -881,7 +916,7 @@
                     </pic:cNvPicPr>
                   </pic:nvPicPr>
                   <pic:blipFill>
-                    <a:blip r:embed="rId16">
+                    <a:blip r:embed="rId17">
                       <a:extLst>
                         <a:ext uri="{28A0092B-C50C-407E-A947-70E740481C1C}">
                           <a14:useLocalDpi xmlns:a14="http://schemas.microsoft.com/office/drawing/2010/main" val="0"/>
@@ -936,7 +971,7 @@
                     </pic:cNvPicPr>
                   </pic:nvPicPr>
                   <pic:blipFill>
-                    <a:blip r:embed="rId17">
+                    <a:blip r:embed="rId18">
                       <a:extLst>
                         <a:ext uri="{28A0092B-C50C-407E-A947-70E740481C1C}">
                           <a14:useLocalDpi xmlns:a14="http://schemas.microsoft.com/office/drawing/2010/main" val="0"/>
@@ -998,7 +1033,7 @@
                     </pic:cNvPicPr>
                   </pic:nvPicPr>
                   <pic:blipFill>
-                    <a:blip r:embed="rId18">
+                    <a:blip r:embed="rId19">
                       <a:extLst>
                         <a:ext uri="{28A0092B-C50C-407E-A947-70E740481C1C}">
                           <a14:useLocalDpi xmlns:a14="http://schemas.microsoft.com/office/drawing/2010/main" val="0"/>
@@ -1053,7 +1088,7 @@
                     </pic:cNvPicPr>
                   </pic:nvPicPr>
                   <pic:blipFill>
-                    <a:blip r:embed="rId19">
+                    <a:blip r:embed="rId20">
                       <a:extLst>
                         <a:ext uri="{28A0092B-C50C-407E-A947-70E740481C1C}">
                           <a14:useLocalDpi xmlns:a14="http://schemas.microsoft.com/office/drawing/2010/main" val="0"/>
@@ -1115,7 +1150,7 @@
                     </pic:cNvPicPr>
                   </pic:nvPicPr>
                   <pic:blipFill>
-                    <a:blip r:embed="rId20">
+                    <a:blip r:embed="rId21">
                       <a:extLst>
                         <a:ext uri="{28A0092B-C50C-407E-A947-70E740481C1C}">
                           <a14:useLocalDpi xmlns:a14="http://schemas.microsoft.com/office/drawing/2010/main" val="0"/>
@@ -1170,7 +1205,7 @@
                     </pic:cNvPicPr>
                   </pic:nvPicPr>
                   <pic:blipFill>
-                    <a:blip r:embed="rId21">
+                    <a:blip r:embed="rId22">
                       <a:extLst>
                         <a:ext uri="{28A0092B-C50C-407E-A947-70E740481C1C}">
                           <a14:useLocalDpi xmlns:a14="http://schemas.microsoft.com/office/drawing/2010/main" val="0"/>
@@ -1226,7 +1261,7 @@
                     </pic:cNvPicPr>
                   </pic:nvPicPr>
                   <pic:blipFill>
-                    <a:blip r:embed="rId22">
+                    <a:blip r:embed="rId23">
                       <a:extLst>
                         <a:ext uri="{28A0092B-C50C-407E-A947-70E740481C1C}">
                           <a14:useLocalDpi xmlns:a14="http://schemas.microsoft.com/office/drawing/2010/main" val="0"/>
@@ -1281,7 +1316,7 @@
                     </pic:cNvPicPr>
                   </pic:nvPicPr>
                   <pic:blipFill>
-                    <a:blip r:embed="rId23">
+                    <a:blip r:embed="rId24">
                       <a:extLst>
                         <a:ext uri="{28A0092B-C50C-407E-A947-70E740481C1C}">
                           <a14:useLocalDpi xmlns:a14="http://schemas.microsoft.com/office/drawing/2010/main" val="0"/>
@@ -1337,77 +1372,6 @@
                 <pic:pic xmlns:pic="http://schemas.openxmlformats.org/drawingml/2006/picture">
                   <pic:nvPicPr>
                     <pic:cNvPr id="0" name="Picture 9"/>
-                    <pic:cNvPicPr>
-                      <a:picLocks noChangeAspect="1" noChangeArrowheads="1"/>
-                    </pic:cNvPicPr>
-                  </pic:nvPicPr>
-                  <pic:blipFill>
-                    <a:blip r:embed="rId24">
-                      <a:extLst>
-                        <a:ext uri="{28A0092B-C50C-407E-A947-70E740481C1C}">
-                          <a14:useLocalDpi xmlns:a14="http://schemas.microsoft.com/office/drawing/2010/main" val="0"/>
-                        </a:ext>
-                      </a:extLst>
-                    </a:blip>
-                    <a:srcRect/>
-                    <a:stretch>
-                      <a:fillRect/>
-                    </a:stretch>
-                  </pic:blipFill>
-                  <pic:spPr bwMode="auto">
-                    <a:xfrm>
-                      <a:off x="0" y="0"/>
-                      <a:ext cx="5943600" cy="5213350"/>
-                    </a:xfrm>
-                    <a:prstGeom prst="rect">
-                      <a:avLst/>
-                    </a:prstGeom>
-                    <a:noFill/>
-                    <a:ln>
-                      <a:noFill/>
-                    </a:ln>
-                  </pic:spPr>
-                </pic:pic>
-              </a:graphicData>
-            </a:graphic>
-          </wp:inline>
-        </w:drawing>
-      </w:r>
-    </w:p>
-    <w:p/>
-    <w:p>
-      <w:r>
-        <w:t xml:space="preserve">Plotting the daily emissions (period emissions) against time </w:t>
-      </w:r>
-      <w:proofErr w:type="gramStart"/>
-      <w:r>
-        <w:t>it is clear that the</w:t>
-      </w:r>
-      <w:proofErr w:type="gramEnd"/>
-      <w:r>
-        <w:t xml:space="preserve"> main factor determining the higher emissions in blocks 1 and 2 are high N2O emission peaks. Those peaks are not present in blocks 3 and 4.</w:t>
-      </w:r>
-    </w:p>
-    <w:p/>
-    <w:p>
-      <w:r>
-        <w:rPr>
-          <w:noProof/>
-        </w:rPr>
-        <w:lastRenderedPageBreak/>
-        <w:drawing>
-          <wp:inline distT="0" distB="0" distL="0" distR="0" wp14:anchorId="52653117" wp14:editId="0F1918C0">
-            <wp:extent cx="5943600" cy="5213350"/>
-            <wp:effectExtent l="0" t="0" r="0" b="0"/>
-            <wp:docPr id="2123026786" name="Picture 10"/>
-            <wp:cNvGraphicFramePr>
-              <a:graphicFrameLocks xmlns:a="http://schemas.openxmlformats.org/drawingml/2006/main" noChangeAspect="1"/>
-            </wp:cNvGraphicFramePr>
-            <a:graphic xmlns:a="http://schemas.openxmlformats.org/drawingml/2006/main">
-              <a:graphicData uri="http://schemas.openxmlformats.org/drawingml/2006/picture">
-                <pic:pic xmlns:pic="http://schemas.openxmlformats.org/drawingml/2006/picture">
-                  <pic:nvPicPr>
-                    <pic:cNvPr id="0" name="Picture 10"/>
                     <pic:cNvPicPr>
                       <a:picLocks noChangeAspect="1" noChangeArrowheads="1"/>
                     </pic:cNvPicPr>
@@ -1448,15 +1412,21 @@
     <w:p/>
     <w:p>
       <w:r>
+        <w:t>Plotting the daily emissions (period emissions) against time it is clear that the main factor determining the higher emissions in blocks 1 and 2 are high N2O emission peaks. Those peaks are not present in blocks 3 and 4.</w:t>
+      </w:r>
+    </w:p>
+    <w:p/>
+    <w:p>
+      <w:r>
         <w:rPr>
           <w:noProof/>
         </w:rPr>
         <w:lastRenderedPageBreak/>
         <w:drawing>
-          <wp:inline distT="0" distB="0" distL="0" distR="0" wp14:anchorId="50D7259C" wp14:editId="68CAC3C9">
+          <wp:inline distT="0" distB="0" distL="0" distR="0" wp14:anchorId="52653117" wp14:editId="0F1918C0">
             <wp:extent cx="5943600" cy="5213350"/>
             <wp:effectExtent l="0" t="0" r="0" b="0"/>
-            <wp:docPr id="499306890" name="Picture 11"/>
+            <wp:docPr id="2123026786" name="Picture 10"/>
             <wp:cNvGraphicFramePr>
               <a:graphicFrameLocks xmlns:a="http://schemas.openxmlformats.org/drawingml/2006/main" noChangeAspect="1"/>
             </wp:cNvGraphicFramePr>
@@ -1464,7 +1434,7 @@
               <a:graphicData uri="http://schemas.openxmlformats.org/drawingml/2006/picture">
                 <pic:pic xmlns:pic="http://schemas.openxmlformats.org/drawingml/2006/picture">
                   <pic:nvPicPr>
-                    <pic:cNvPr id="0" name="Picture 11"/>
+                    <pic:cNvPr id="0" name="Picture 10"/>
                     <pic:cNvPicPr>
                       <a:picLocks noChangeAspect="1" noChangeArrowheads="1"/>
                     </pic:cNvPicPr>
@@ -1502,6 +1472,7 @@
         </w:drawing>
       </w:r>
     </w:p>
+    <w:p/>
     <w:p>
       <w:r>
         <w:rPr>
@@ -1509,10 +1480,10 @@
         </w:rPr>
         <w:lastRenderedPageBreak/>
         <w:drawing>
-          <wp:inline distT="0" distB="0" distL="0" distR="0" wp14:anchorId="3409E5B7" wp14:editId="156F0DEB">
+          <wp:inline distT="0" distB="0" distL="0" distR="0" wp14:anchorId="50D7259C" wp14:editId="68CAC3C9">
             <wp:extent cx="5943600" cy="5213350"/>
             <wp:effectExtent l="0" t="0" r="0" b="0"/>
-            <wp:docPr id="1789120571" name="Picture 12"/>
+            <wp:docPr id="499306890" name="Picture 11"/>
             <wp:cNvGraphicFramePr>
               <a:graphicFrameLocks xmlns:a="http://schemas.openxmlformats.org/drawingml/2006/main" noChangeAspect="1"/>
             </wp:cNvGraphicFramePr>
@@ -1520,7 +1491,7 @@
               <a:graphicData uri="http://schemas.openxmlformats.org/drawingml/2006/picture">
                 <pic:pic xmlns:pic="http://schemas.openxmlformats.org/drawingml/2006/picture">
                   <pic:nvPicPr>
-                    <pic:cNvPr id="0" name="Picture 12"/>
+                    <pic:cNvPr id="0" name="Picture 11"/>
                     <pic:cNvPicPr>
                       <a:picLocks noChangeAspect="1" noChangeArrowheads="1"/>
                     </pic:cNvPicPr>
@@ -1565,10 +1536,10 @@
         </w:rPr>
         <w:lastRenderedPageBreak/>
         <w:drawing>
-          <wp:inline distT="0" distB="0" distL="0" distR="0" wp14:anchorId="45C5E85C" wp14:editId="546FF24E">
+          <wp:inline distT="0" distB="0" distL="0" distR="0" wp14:anchorId="3409E5B7" wp14:editId="156F0DEB">
             <wp:extent cx="5943600" cy="5213350"/>
             <wp:effectExtent l="0" t="0" r="0" b="0"/>
-            <wp:docPr id="2087522888" name="Picture 13"/>
+            <wp:docPr id="1789120571" name="Picture 12"/>
             <wp:cNvGraphicFramePr>
               <a:graphicFrameLocks xmlns:a="http://schemas.openxmlformats.org/drawingml/2006/main" noChangeAspect="1"/>
             </wp:cNvGraphicFramePr>
@@ -1576,7 +1547,7 @@
               <a:graphicData uri="http://schemas.openxmlformats.org/drawingml/2006/picture">
                 <pic:pic xmlns:pic="http://schemas.openxmlformats.org/drawingml/2006/picture">
                   <pic:nvPicPr>
-                    <pic:cNvPr id="0" name="Picture 13"/>
+                    <pic:cNvPr id="0" name="Picture 12"/>
                     <pic:cNvPicPr>
                       <a:picLocks noChangeAspect="1" noChangeArrowheads="1"/>
                     </pic:cNvPicPr>
@@ -1614,64 +1585,6 @@
         </w:drawing>
       </w:r>
     </w:p>
-    <w:p/>
-    <w:p>
-      <w:r>
-        <w:t xml:space="preserve">In 2021, Sampling date </w:t>
-      </w:r>
-      <w:proofErr w:type="gramStart"/>
-      <w:r>
-        <w:t>20210614</w:t>
-      </w:r>
-      <w:r>
-        <w:t xml:space="preserve">, </w:t>
-      </w:r>
-      <w:r>
-        <w:t xml:space="preserve"> and</w:t>
-      </w:r>
-      <w:proofErr w:type="gramEnd"/>
-      <w:r>
-        <w:t xml:space="preserve"> </w:t>
-      </w:r>
-      <w:r>
-        <w:t>20210629</w:t>
-      </w:r>
-      <w:r>
-        <w:t xml:space="preserve"> </w:t>
-      </w:r>
-      <w:r>
-        <w:t>has problems</w:t>
-      </w:r>
-      <w:proofErr w:type="gramStart"/>
-      <w:r>
-        <w:t>:  The</w:t>
-      </w:r>
-      <w:proofErr w:type="gramEnd"/>
-      <w:r>
-        <w:t xml:space="preserve"> red points in the graph below all </w:t>
-      </w:r>
-      <w:proofErr w:type="gramStart"/>
-      <w:r>
-        <w:t>belong</w:t>
-      </w:r>
-      <w:r>
-        <w:t xml:space="preserve"> </w:t>
-      </w:r>
-      <w:r>
-        <w:t xml:space="preserve"> to</w:t>
-      </w:r>
-      <w:proofErr w:type="gramEnd"/>
-      <w:r>
-        <w:t xml:space="preserve"> sampling day </w:t>
-      </w:r>
-      <w:r>
-        <w:t>20210614</w:t>
-      </w:r>
-      <w:r>
-        <w:t>.</w:t>
-      </w:r>
-    </w:p>
-    <w:p/>
     <w:p>
       <w:r>
         <w:rPr>
@@ -1679,10 +1592,10 @@
         </w:rPr>
         <w:lastRenderedPageBreak/>
         <w:drawing>
-          <wp:inline distT="0" distB="0" distL="0" distR="0" wp14:anchorId="1BB593AB" wp14:editId="0E98F0D4">
+          <wp:inline distT="0" distB="0" distL="0" distR="0" wp14:anchorId="45C5E85C" wp14:editId="546FF24E">
             <wp:extent cx="5943600" cy="5213350"/>
-            <wp:effectExtent l="0" t="0" r="0" b="6350"/>
-            <wp:docPr id="820365461" name="Picture 1"/>
+            <wp:effectExtent l="0" t="0" r="0" b="0"/>
+            <wp:docPr id="2087522888" name="Picture 13"/>
             <wp:cNvGraphicFramePr>
               <a:graphicFrameLocks xmlns:a="http://schemas.openxmlformats.org/drawingml/2006/main" noChangeAspect="1"/>
             </wp:cNvGraphicFramePr>
@@ -1690,7 +1603,7 @@
               <a:graphicData uri="http://schemas.openxmlformats.org/drawingml/2006/picture">
                 <pic:pic xmlns:pic="http://schemas.openxmlformats.org/drawingml/2006/picture">
                   <pic:nvPicPr>
-                    <pic:cNvPr id="0" name="Picture 1"/>
+                    <pic:cNvPr id="0" name="Picture 13"/>
                     <pic:cNvPicPr>
                       <a:picLocks noChangeAspect="1" noChangeArrowheads="1"/>
                     </pic:cNvPicPr>
@@ -1728,6 +1641,43 @@
         </w:drawing>
       </w:r>
     </w:p>
+    <w:p/>
+    <w:p>
+      <w:r>
+        <w:t xml:space="preserve">In 2021, Sampling date </w:t>
+      </w:r>
+      <w:r>
+        <w:t>20210614</w:t>
+      </w:r>
+      <w:r>
+        <w:t xml:space="preserve">, </w:t>
+      </w:r>
+      <w:r>
+        <w:t xml:space="preserve"> and </w:t>
+      </w:r>
+      <w:r>
+        <w:t>20210629</w:t>
+      </w:r>
+      <w:r>
+        <w:t xml:space="preserve"> </w:t>
+      </w:r>
+      <w:r>
+        <w:t>has problems:  The red points in the graph below all belong</w:t>
+      </w:r>
+      <w:r>
+        <w:t xml:space="preserve"> </w:t>
+      </w:r>
+      <w:r>
+        <w:t xml:space="preserve"> to sampling day </w:t>
+      </w:r>
+      <w:r>
+        <w:t>20210614</w:t>
+      </w:r>
+      <w:r>
+        <w:t>.</w:t>
+      </w:r>
+    </w:p>
+    <w:p/>
     <w:p>
       <w:r>
         <w:rPr>
@@ -1735,10 +1685,10 @@
         </w:rPr>
         <w:lastRenderedPageBreak/>
         <w:drawing>
-          <wp:inline distT="0" distB="0" distL="0" distR="0" wp14:anchorId="47F0030D" wp14:editId="517C4096">
-            <wp:extent cx="5029200" cy="5438775"/>
-            <wp:effectExtent l="0" t="0" r="0" b="0"/>
-            <wp:docPr id="1056643424" name="Picture 2"/>
+          <wp:inline distT="0" distB="0" distL="0" distR="0" wp14:anchorId="1BB593AB" wp14:editId="0E98F0D4">
+            <wp:extent cx="5943600" cy="5213350"/>
+            <wp:effectExtent l="0" t="0" r="0" b="6350"/>
+            <wp:docPr id="820365461" name="Picture 1"/>
             <wp:cNvGraphicFramePr>
               <a:graphicFrameLocks xmlns:a="http://schemas.openxmlformats.org/drawingml/2006/main" noChangeAspect="1"/>
             </wp:cNvGraphicFramePr>
@@ -1746,7 +1696,7 @@
               <a:graphicData uri="http://schemas.openxmlformats.org/drawingml/2006/picture">
                 <pic:pic xmlns:pic="http://schemas.openxmlformats.org/drawingml/2006/picture">
                   <pic:nvPicPr>
-                    <pic:cNvPr id="0" name="Picture 2"/>
+                    <pic:cNvPr id="0" name="Picture 1"/>
                     <pic:cNvPicPr>
                       <a:picLocks noChangeAspect="1" noChangeArrowheads="1"/>
                     </pic:cNvPicPr>
@@ -1767,7 +1717,7 @@
                   <pic:spPr bwMode="auto">
                     <a:xfrm>
                       <a:off x="0" y="0"/>
-                      <a:ext cx="5029200" cy="5438775"/>
+                      <a:ext cx="5943600" cy="5213350"/>
                     </a:xfrm>
                     <a:prstGeom prst="rect">
                       <a:avLst/>
@@ -1791,10 +1741,10 @@
         </w:rPr>
         <w:lastRenderedPageBreak/>
         <w:drawing>
-          <wp:inline distT="0" distB="0" distL="0" distR="0" wp14:anchorId="1059E80B" wp14:editId="44FD7891">
+          <wp:inline distT="0" distB="0" distL="0" distR="0" wp14:anchorId="47F0030D" wp14:editId="517C4096">
             <wp:extent cx="5029200" cy="5438775"/>
-            <wp:effectExtent l="0" t="0" r="0" b="9525"/>
-            <wp:docPr id="1964705677" name="Picture 3"/>
+            <wp:effectExtent l="0" t="0" r="0" b="0"/>
+            <wp:docPr id="1056643424" name="Picture 2"/>
             <wp:cNvGraphicFramePr>
               <a:graphicFrameLocks xmlns:a="http://schemas.openxmlformats.org/drawingml/2006/main" noChangeAspect="1"/>
             </wp:cNvGraphicFramePr>
@@ -1802,7 +1752,7 @@
               <a:graphicData uri="http://schemas.openxmlformats.org/drawingml/2006/picture">
                 <pic:pic xmlns:pic="http://schemas.openxmlformats.org/drawingml/2006/picture">
                   <pic:nvPicPr>
-                    <pic:cNvPr id="0" name="Picture 3"/>
+                    <pic:cNvPr id="0" name="Picture 2"/>
                     <pic:cNvPicPr>
                       <a:picLocks noChangeAspect="1" noChangeArrowheads="1"/>
                     </pic:cNvPicPr>
@@ -1840,57 +1790,6 @@
         </w:drawing>
       </w:r>
     </w:p>
-    <w:p/>
-    <w:p>
-      <w:r>
-        <w:rPr>
-          <w:highlight w:val="yellow"/>
-        </w:rPr>
-        <w:t xml:space="preserve">The final data for the mass flux calculations was taken from f0 and the missing data from “data error” from </w:t>
-      </w:r>
-      <w:proofErr w:type="gramStart"/>
-      <w:r>
-        <w:rPr>
-          <w:highlight w:val="yellow"/>
-        </w:rPr>
-        <w:t>LR.f</w:t>
-      </w:r>
-      <w:proofErr w:type="gramEnd"/>
-      <w:r>
-        <w:rPr>
-          <w:highlight w:val="yellow"/>
-        </w:rPr>
-        <w:t xml:space="preserve">0. For N2O and CH4 all the data </w:t>
-      </w:r>
-      <w:proofErr w:type="gramStart"/>
-      <w:r>
-        <w:rPr>
-          <w:highlight w:val="yellow"/>
-        </w:rPr>
-        <w:t>has to</w:t>
-      </w:r>
-      <w:proofErr w:type="gramEnd"/>
-      <w:r>
-        <w:rPr>
-          <w:highlight w:val="yellow"/>
-        </w:rPr>
-        <w:t xml:space="preserve"> come from </w:t>
-      </w:r>
-      <w:proofErr w:type="gramStart"/>
-      <w:r>
-        <w:rPr>
-          <w:highlight w:val="yellow"/>
-        </w:rPr>
-        <w:t>LR.f</w:t>
-      </w:r>
-      <w:proofErr w:type="gramEnd"/>
-      <w:r>
-        <w:rPr>
-          <w:highlight w:val="yellow"/>
-        </w:rPr>
-        <w:t>0.</w:t>
-      </w:r>
-    </w:p>
     <w:p>
       <w:r>
         <w:rPr>
@@ -1898,10 +1797,10 @@
         </w:rPr>
         <w:lastRenderedPageBreak/>
         <w:drawing>
-          <wp:inline distT="0" distB="0" distL="0" distR="0" wp14:anchorId="4C8A522E" wp14:editId="559A7105">
-            <wp:extent cx="4829175" cy="5438775"/>
-            <wp:effectExtent l="0" t="0" r="9525" b="9525"/>
-            <wp:docPr id="1193541848" name="Picture 4"/>
+          <wp:inline distT="0" distB="0" distL="0" distR="0" wp14:anchorId="1059E80B" wp14:editId="44FD7891">
+            <wp:extent cx="5029200" cy="5438775"/>
+            <wp:effectExtent l="0" t="0" r="0" b="9525"/>
+            <wp:docPr id="1964705677" name="Picture 3"/>
             <wp:cNvGraphicFramePr>
               <a:graphicFrameLocks xmlns:a="http://schemas.openxmlformats.org/drawingml/2006/main" noChangeAspect="1"/>
             </wp:cNvGraphicFramePr>
@@ -1909,7 +1808,7 @@
               <a:graphicData uri="http://schemas.openxmlformats.org/drawingml/2006/picture">
                 <pic:pic xmlns:pic="http://schemas.openxmlformats.org/drawingml/2006/picture">
                   <pic:nvPicPr>
-                    <pic:cNvPr id="0" name="Picture 4"/>
+                    <pic:cNvPr id="0" name="Picture 3"/>
                     <pic:cNvPicPr>
                       <a:picLocks noChangeAspect="1" noChangeArrowheads="1"/>
                     </pic:cNvPicPr>
@@ -1930,7 +1829,7 @@
                   <pic:spPr bwMode="auto">
                     <a:xfrm>
                       <a:off x="0" y="0"/>
-                      <a:ext cx="4829175" cy="5438775"/>
+                      <a:ext cx="5029200" cy="5438775"/>
                     </a:xfrm>
                     <a:prstGeom prst="rect">
                       <a:avLst/>
@@ -1947,6 +1846,15 @@
         </w:drawing>
       </w:r>
     </w:p>
+    <w:p/>
+    <w:p>
+      <w:r>
+        <w:rPr>
+          <w:highlight w:val="yellow"/>
+        </w:rPr>
+        <w:t>The final data for the mass flux calculations was taken from f0 and the missing data from “data error” from LR.f0. For N2O and CH4 all the data has to come from LR.f0.</w:t>
+      </w:r>
+    </w:p>
     <w:p>
       <w:r>
         <w:rPr>
@@ -1954,10 +1862,10 @@
         </w:rPr>
         <w:lastRenderedPageBreak/>
         <w:drawing>
-          <wp:inline distT="0" distB="0" distL="0" distR="0" wp14:anchorId="6938D7D1" wp14:editId="4B5FFAE9">
+          <wp:inline distT="0" distB="0" distL="0" distR="0" wp14:anchorId="4C8A522E" wp14:editId="559A7105">
             <wp:extent cx="4829175" cy="5438775"/>
             <wp:effectExtent l="0" t="0" r="9525" b="9525"/>
-            <wp:docPr id="375876625" name="Picture 5"/>
+            <wp:docPr id="1193541848" name="Picture 4"/>
             <wp:cNvGraphicFramePr>
               <a:graphicFrameLocks xmlns:a="http://schemas.openxmlformats.org/drawingml/2006/main" noChangeAspect="1"/>
             </wp:cNvGraphicFramePr>
@@ -1965,7 +1873,7 @@
               <a:graphicData uri="http://schemas.openxmlformats.org/drawingml/2006/picture">
                 <pic:pic xmlns:pic="http://schemas.openxmlformats.org/drawingml/2006/picture">
                   <pic:nvPicPr>
-                    <pic:cNvPr id="0" name="Picture 5"/>
+                    <pic:cNvPr id="0" name="Picture 4"/>
                     <pic:cNvPicPr>
                       <a:picLocks noChangeAspect="1" noChangeArrowheads="1"/>
                     </pic:cNvPicPr>
@@ -2010,10 +1918,10 @@
         </w:rPr>
         <w:lastRenderedPageBreak/>
         <w:drawing>
-          <wp:inline distT="0" distB="0" distL="0" distR="0" wp14:anchorId="3F26A209" wp14:editId="59029A5B">
+          <wp:inline distT="0" distB="0" distL="0" distR="0" wp14:anchorId="6938D7D1" wp14:editId="4B5FFAE9">
             <wp:extent cx="4829175" cy="5438775"/>
-            <wp:effectExtent l="0" t="0" r="0" b="0"/>
-            <wp:docPr id="730282580" name="Picture 6"/>
+            <wp:effectExtent l="0" t="0" r="9525" b="9525"/>
+            <wp:docPr id="375876625" name="Picture 5"/>
             <wp:cNvGraphicFramePr>
               <a:graphicFrameLocks xmlns:a="http://schemas.openxmlformats.org/drawingml/2006/main" noChangeAspect="1"/>
             </wp:cNvGraphicFramePr>
@@ -2021,7 +1929,7 @@
               <a:graphicData uri="http://schemas.openxmlformats.org/drawingml/2006/picture">
                 <pic:pic xmlns:pic="http://schemas.openxmlformats.org/drawingml/2006/picture">
                   <pic:nvPicPr>
-                    <pic:cNvPr id="0" name="Picture 6"/>
+                    <pic:cNvPr id="0" name="Picture 5"/>
                     <pic:cNvPicPr>
                       <a:picLocks noChangeAspect="1" noChangeArrowheads="1"/>
                     </pic:cNvPicPr>
@@ -2066,10 +1974,10 @@
         </w:rPr>
         <w:lastRenderedPageBreak/>
         <w:drawing>
-          <wp:inline distT="0" distB="0" distL="0" distR="0" wp14:anchorId="560596B2" wp14:editId="208D6920">
+          <wp:inline distT="0" distB="0" distL="0" distR="0" wp14:anchorId="3F26A209" wp14:editId="59029A5B">
             <wp:extent cx="4829175" cy="5438775"/>
             <wp:effectExtent l="0" t="0" r="0" b="0"/>
-            <wp:docPr id="1474810318" name="Picture 7"/>
+            <wp:docPr id="730282580" name="Picture 6"/>
             <wp:cNvGraphicFramePr>
               <a:graphicFrameLocks xmlns:a="http://schemas.openxmlformats.org/drawingml/2006/main" noChangeAspect="1"/>
             </wp:cNvGraphicFramePr>
@@ -2077,7 +1985,7 @@
               <a:graphicData uri="http://schemas.openxmlformats.org/drawingml/2006/picture">
                 <pic:pic xmlns:pic="http://schemas.openxmlformats.org/drawingml/2006/picture">
                   <pic:nvPicPr>
-                    <pic:cNvPr id="0" name="Picture 7"/>
+                    <pic:cNvPr id="0" name="Picture 6"/>
                     <pic:cNvPicPr>
                       <a:picLocks noChangeAspect="1" noChangeArrowheads="1"/>
                     </pic:cNvPicPr>
@@ -2115,16 +2023,6 @@
         </w:drawing>
       </w:r>
     </w:p>
-    <w:p/>
-    <w:p>
-      <w:r>
-        <w:rPr>
-          <w:highlight w:val="yellow"/>
-        </w:rPr>
-        <w:t>On 20210702 there was a problem with the GC and samples were processed twice. Thet led to some problems. The fact that there were two series with the same name caused data problems with the HMR process. Needs to check the HMR data error processed data.</w:t>
-      </w:r>
-    </w:p>
-    <w:p/>
     <w:p>
       <w:r>
         <w:rPr>
@@ -2132,10 +2030,10 @@
         </w:rPr>
         <w:lastRenderedPageBreak/>
         <w:drawing>
-          <wp:inline distT="0" distB="0" distL="0" distR="0" wp14:anchorId="6AB61331" wp14:editId="569F0C6D">
-            <wp:extent cx="5943600" cy="5213350"/>
+          <wp:inline distT="0" distB="0" distL="0" distR="0" wp14:anchorId="560596B2" wp14:editId="208D6920">
+            <wp:extent cx="4829175" cy="5438775"/>
             <wp:effectExtent l="0" t="0" r="0" b="0"/>
-            <wp:docPr id="1342112075" name="Picture 5"/>
+            <wp:docPr id="1474810318" name="Picture 7"/>
             <wp:cNvGraphicFramePr>
               <a:graphicFrameLocks xmlns:a="http://schemas.openxmlformats.org/drawingml/2006/main" noChangeAspect="1"/>
             </wp:cNvGraphicFramePr>
@@ -2143,7 +2041,7 @@
               <a:graphicData uri="http://schemas.openxmlformats.org/drawingml/2006/picture">
                 <pic:pic xmlns:pic="http://schemas.openxmlformats.org/drawingml/2006/picture">
                   <pic:nvPicPr>
-                    <pic:cNvPr id="0" name="Picture 5"/>
+                    <pic:cNvPr id="0" name="Picture 7"/>
                     <pic:cNvPicPr>
                       <a:picLocks noChangeAspect="1" noChangeArrowheads="1"/>
                     </pic:cNvPicPr>
@@ -2164,7 +2062,7 @@
                   <pic:spPr bwMode="auto">
                     <a:xfrm>
                       <a:off x="0" y="0"/>
-                      <a:ext cx="5943600" cy="5213350"/>
+                      <a:ext cx="4829175" cy="5438775"/>
                     </a:xfrm>
                     <a:prstGeom prst="rect">
                       <a:avLst/>
@@ -2181,6 +2079,28 @@
         </w:drawing>
       </w:r>
     </w:p>
+    <w:p/>
+    <w:p>
+      <w:r>
+        <w:rPr>
+          <w:highlight w:val="yellow"/>
+        </w:rPr>
+        <w:t>On 20210702 there was a problem with the GC and samples were processed twice. Th</w:t>
+      </w:r>
+      <w:r>
+        <w:rPr>
+          <w:highlight w:val="yellow"/>
+        </w:rPr>
+        <w:t>a</w:t>
+      </w:r>
+      <w:r>
+        <w:rPr>
+          <w:highlight w:val="yellow"/>
+        </w:rPr>
+        <w:t>t led to some problems. The fact that there were two series with the same name caused data problems with the HMR process. Needs to check the HMR data error processed data.</w:t>
+      </w:r>
+    </w:p>
+    <w:p/>
     <w:p>
       <w:r>
         <w:rPr>
@@ -2188,10 +2108,10 @@
         </w:rPr>
         <w:lastRenderedPageBreak/>
         <w:drawing>
-          <wp:inline distT="0" distB="0" distL="0" distR="0" wp14:anchorId="2E4876A6" wp14:editId="102EDA2C">
+          <wp:inline distT="0" distB="0" distL="0" distR="0" wp14:anchorId="6AB61331" wp14:editId="569F0C6D">
             <wp:extent cx="5943600" cy="5213350"/>
             <wp:effectExtent l="0" t="0" r="0" b="0"/>
-            <wp:docPr id="2095441634" name="Picture 6"/>
+            <wp:docPr id="1342112075" name="Picture 5"/>
             <wp:cNvGraphicFramePr>
               <a:graphicFrameLocks xmlns:a="http://schemas.openxmlformats.org/drawingml/2006/main" noChangeAspect="1"/>
             </wp:cNvGraphicFramePr>
@@ -2199,7 +2119,7 @@
               <a:graphicData uri="http://schemas.openxmlformats.org/drawingml/2006/picture">
                 <pic:pic xmlns:pic="http://schemas.openxmlformats.org/drawingml/2006/picture">
                   <pic:nvPicPr>
-                    <pic:cNvPr id="0" name="Picture 6"/>
+                    <pic:cNvPr id="0" name="Picture 5"/>
                     <pic:cNvPicPr>
                       <a:picLocks noChangeAspect="1" noChangeArrowheads="1"/>
                     </pic:cNvPicPr>
@@ -2239,51 +2159,15 @@
     </w:p>
     <w:p>
       <w:r>
-        <w:t xml:space="preserve">These sampling days have two GC analysis dates: </w:t>
-      </w:r>
-    </w:p>
-    <w:p>
-      <w:r>
-        <w:t>"20210614.2021-07-01" "20210614.2021-06-30"</w:t>
-      </w:r>
-    </w:p>
-    <w:p>
-      <w:r>
-        <w:t>"20210702.2021-07-22" "20210702.2021-08-01" "20210702.2021-07-28</w:t>
-      </w:r>
-    </w:p>
-    <w:p>
-      <w:r>
-        <w:t>"20210805.2021-08-16" "20210805.2021-08-17"</w:t>
-      </w:r>
-    </w:p>
-    <w:p>
-      <w:r>
-        <w:t>"20210812.2021-08-18" "20210812.2021-08-19"</w:t>
-      </w:r>
-    </w:p>
-    <w:p>
-      <w:r>
-        <w:t>"20210819.2021-08-24" "20210819.2021-08-25"</w:t>
-      </w:r>
-    </w:p>
-    <w:p>
-      <w:r>
-        <w:t>"20210929.2021-10-01" "20210929.2021-10-04" "20211027.2021-11-19" "20211027.2021-11-20"</w:t>
-      </w:r>
-    </w:p>
-    <w:p/>
-    <w:p>
-      <w:r>
         <w:rPr>
           <w:noProof/>
         </w:rPr>
         <w:lastRenderedPageBreak/>
         <w:drawing>
-          <wp:inline distT="0" distB="0" distL="0" distR="0" wp14:anchorId="1DD70B6A" wp14:editId="7F0B3D3C">
-            <wp:extent cx="4829175" cy="5438775"/>
+          <wp:inline distT="0" distB="0" distL="0" distR="0" wp14:anchorId="2E4876A6" wp14:editId="102EDA2C">
+            <wp:extent cx="5943600" cy="5213350"/>
             <wp:effectExtent l="0" t="0" r="0" b="0"/>
-            <wp:docPr id="1456651517" name="Picture 13"/>
+            <wp:docPr id="2095441634" name="Picture 6"/>
             <wp:cNvGraphicFramePr>
               <a:graphicFrameLocks xmlns:a="http://schemas.openxmlformats.org/drawingml/2006/main" noChangeAspect="1"/>
             </wp:cNvGraphicFramePr>
@@ -2291,7 +2175,7 @@
               <a:graphicData uri="http://schemas.openxmlformats.org/drawingml/2006/picture">
                 <pic:pic xmlns:pic="http://schemas.openxmlformats.org/drawingml/2006/picture">
                   <pic:nvPicPr>
-                    <pic:cNvPr id="0" name="Picture 13"/>
+                    <pic:cNvPr id="0" name="Picture 6"/>
                     <pic:cNvPicPr>
                       <a:picLocks noChangeAspect="1" noChangeArrowheads="1"/>
                     </pic:cNvPicPr>
@@ -2312,7 +2196,7 @@
                   <pic:spPr bwMode="auto">
                     <a:xfrm>
                       <a:off x="0" y="0"/>
-                      <a:ext cx="4829175" cy="5438775"/>
+                      <a:ext cx="5943600" cy="5213350"/>
                     </a:xfrm>
                     <a:prstGeom prst="rect">
                       <a:avLst/>
@@ -2329,6 +2213,44 @@
         </w:drawing>
       </w:r>
     </w:p>
+    <w:p>
+      <w:pPr>
+        <w:pStyle w:val="Heading1"/>
+      </w:pPr>
+      <w:r>
+        <w:t xml:space="preserve">These sampling days have two GC analysis dates: </w:t>
+      </w:r>
+    </w:p>
+    <w:p>
+      <w:r>
+        <w:t>"20210614.2021-07-01" "20210614.2021-06-30"</w:t>
+      </w:r>
+    </w:p>
+    <w:p>
+      <w:r>
+        <w:t>"20210702.2021-07-22" "20210702.2021-08-01" "20210702.2021-07-28</w:t>
+      </w:r>
+    </w:p>
+    <w:p>
+      <w:r>
+        <w:t>"20210805.2021-08-16" "20210805.2021-08-17"</w:t>
+      </w:r>
+    </w:p>
+    <w:p>
+      <w:r>
+        <w:t>"20210812.2021-08-18" "20210812.2021-08-19"</w:t>
+      </w:r>
+    </w:p>
+    <w:p>
+      <w:r>
+        <w:t>"20210819.2021-08-24" "20210819.2021-08-25"</w:t>
+      </w:r>
+    </w:p>
+    <w:p>
+      <w:r>
+        <w:t>"20210929.2021-10-01" "20210929.2021-10-04" "20211027.2021-11-19" "20211027.2021-11-20"</w:t>
+      </w:r>
+    </w:p>
     <w:p/>
     <w:p>
       <w:r>
@@ -2337,10 +2259,10 @@
         </w:rPr>
         <w:lastRenderedPageBreak/>
         <w:drawing>
-          <wp:inline distT="0" distB="0" distL="0" distR="0" wp14:anchorId="50E378AF" wp14:editId="582AE6BB">
+          <wp:inline distT="0" distB="0" distL="0" distR="0" wp14:anchorId="1DD70B6A" wp14:editId="7F0B3D3C">
             <wp:extent cx="4829175" cy="5438775"/>
             <wp:effectExtent l="0" t="0" r="0" b="0"/>
-            <wp:docPr id="360411432" name="Picture 14"/>
+            <wp:docPr id="1456651517" name="Picture 13"/>
             <wp:cNvGraphicFramePr>
               <a:graphicFrameLocks xmlns:a="http://schemas.openxmlformats.org/drawingml/2006/main" noChangeAspect="1"/>
             </wp:cNvGraphicFramePr>
@@ -2348,7 +2270,7 @@
               <a:graphicData uri="http://schemas.openxmlformats.org/drawingml/2006/picture">
                 <pic:pic xmlns:pic="http://schemas.openxmlformats.org/drawingml/2006/picture">
                   <pic:nvPicPr>
-                    <pic:cNvPr id="0" name="Picture 14"/>
+                    <pic:cNvPr id="0" name="Picture 13"/>
                     <pic:cNvPicPr>
                       <a:picLocks noChangeAspect="1" noChangeArrowheads="1"/>
                     </pic:cNvPicPr>
@@ -2386,6 +2308,7 @@
         </w:drawing>
       </w:r>
     </w:p>
+    <w:p/>
     <w:p>
       <w:r>
         <w:rPr>
@@ -2393,10 +2316,10 @@
         </w:rPr>
         <w:lastRenderedPageBreak/>
         <w:drawing>
-          <wp:inline distT="0" distB="0" distL="0" distR="0" wp14:anchorId="59D9A9B7" wp14:editId="1BF3DA85">
+          <wp:inline distT="0" distB="0" distL="0" distR="0" wp14:anchorId="50E378AF" wp14:editId="582AE6BB">
             <wp:extent cx="4829175" cy="5438775"/>
             <wp:effectExtent l="0" t="0" r="0" b="0"/>
-            <wp:docPr id="410623642" name="Picture 15"/>
+            <wp:docPr id="360411432" name="Picture 14"/>
             <wp:cNvGraphicFramePr>
               <a:graphicFrameLocks xmlns:a="http://schemas.openxmlformats.org/drawingml/2006/main" noChangeAspect="1"/>
             </wp:cNvGraphicFramePr>
@@ -2404,7 +2327,7 @@
               <a:graphicData uri="http://schemas.openxmlformats.org/drawingml/2006/picture">
                 <pic:pic xmlns:pic="http://schemas.openxmlformats.org/drawingml/2006/picture">
                   <pic:nvPicPr>
-                    <pic:cNvPr id="0" name="Picture 15"/>
+                    <pic:cNvPr id="0" name="Picture 14"/>
                     <pic:cNvPicPr>
                       <a:picLocks noChangeAspect="1" noChangeArrowheads="1"/>
                     </pic:cNvPicPr>
@@ -2449,10 +2372,10 @@
         </w:rPr>
         <w:lastRenderedPageBreak/>
         <w:drawing>
-          <wp:inline distT="0" distB="0" distL="0" distR="0" wp14:anchorId="335C4041" wp14:editId="26A8A84B">
+          <wp:inline distT="0" distB="0" distL="0" distR="0" wp14:anchorId="59D9A9B7" wp14:editId="1BF3DA85">
             <wp:extent cx="4829175" cy="5438775"/>
             <wp:effectExtent l="0" t="0" r="0" b="0"/>
-            <wp:docPr id="624797442" name="Picture 17"/>
+            <wp:docPr id="410623642" name="Picture 15"/>
             <wp:cNvGraphicFramePr>
               <a:graphicFrameLocks xmlns:a="http://schemas.openxmlformats.org/drawingml/2006/main" noChangeAspect="1"/>
             </wp:cNvGraphicFramePr>
@@ -2460,7 +2383,7 @@
               <a:graphicData uri="http://schemas.openxmlformats.org/drawingml/2006/picture">
                 <pic:pic xmlns:pic="http://schemas.openxmlformats.org/drawingml/2006/picture">
                   <pic:nvPicPr>
-                    <pic:cNvPr id="0" name="Picture 17"/>
+                    <pic:cNvPr id="0" name="Picture 15"/>
                     <pic:cNvPicPr>
                       <a:picLocks noChangeAspect="1" noChangeArrowheads="1"/>
                     </pic:cNvPicPr>
@@ -2505,10 +2428,10 @@
         </w:rPr>
         <w:lastRenderedPageBreak/>
         <w:drawing>
-          <wp:inline distT="0" distB="0" distL="0" distR="0" wp14:anchorId="52735F32" wp14:editId="4E13BB56">
+          <wp:inline distT="0" distB="0" distL="0" distR="0" wp14:anchorId="335C4041" wp14:editId="26A8A84B">
             <wp:extent cx="4829175" cy="5438775"/>
             <wp:effectExtent l="0" t="0" r="0" b="0"/>
-            <wp:docPr id="228265506" name="Picture 18"/>
+            <wp:docPr id="624797442" name="Picture 17"/>
             <wp:cNvGraphicFramePr>
               <a:graphicFrameLocks xmlns:a="http://schemas.openxmlformats.org/drawingml/2006/main" noChangeAspect="1"/>
             </wp:cNvGraphicFramePr>
@@ -2516,7 +2439,7 @@
               <a:graphicData uri="http://schemas.openxmlformats.org/drawingml/2006/picture">
                 <pic:pic xmlns:pic="http://schemas.openxmlformats.org/drawingml/2006/picture">
                   <pic:nvPicPr>
-                    <pic:cNvPr id="0" name="Picture 18"/>
+                    <pic:cNvPr id="0" name="Picture 17"/>
                     <pic:cNvPicPr>
                       <a:picLocks noChangeAspect="1" noChangeArrowheads="1"/>
                     </pic:cNvPicPr>
@@ -2561,10 +2484,10 @@
         </w:rPr>
         <w:lastRenderedPageBreak/>
         <w:drawing>
-          <wp:inline distT="0" distB="0" distL="0" distR="0" wp14:anchorId="182D9702" wp14:editId="6D60BEF9">
+          <wp:inline distT="0" distB="0" distL="0" distR="0" wp14:anchorId="52735F32" wp14:editId="4E13BB56">
             <wp:extent cx="4829175" cy="5438775"/>
             <wp:effectExtent l="0" t="0" r="0" b="0"/>
-            <wp:docPr id="1566283315" name="Picture 19"/>
+            <wp:docPr id="228265506" name="Picture 18"/>
             <wp:cNvGraphicFramePr>
               <a:graphicFrameLocks xmlns:a="http://schemas.openxmlformats.org/drawingml/2006/main" noChangeAspect="1"/>
             </wp:cNvGraphicFramePr>
@@ -2572,7 +2495,7 @@
               <a:graphicData uri="http://schemas.openxmlformats.org/drawingml/2006/picture">
                 <pic:pic xmlns:pic="http://schemas.openxmlformats.org/drawingml/2006/picture">
                   <pic:nvPicPr>
-                    <pic:cNvPr id="0" name="Picture 19"/>
+                    <pic:cNvPr id="0" name="Picture 18"/>
                     <pic:cNvPicPr>
                       <a:picLocks noChangeAspect="1" noChangeArrowheads="1"/>
                     </pic:cNvPicPr>
@@ -2617,10 +2540,10 @@
         </w:rPr>
         <w:lastRenderedPageBreak/>
         <w:drawing>
-          <wp:inline distT="0" distB="0" distL="0" distR="0" wp14:anchorId="1AEC8529" wp14:editId="7875FAAF">
+          <wp:inline distT="0" distB="0" distL="0" distR="0" wp14:anchorId="182D9702" wp14:editId="6D60BEF9">
             <wp:extent cx="4829175" cy="5438775"/>
             <wp:effectExtent l="0" t="0" r="0" b="0"/>
-            <wp:docPr id="1261722578" name="Picture 20"/>
+            <wp:docPr id="1566283315" name="Picture 19"/>
             <wp:cNvGraphicFramePr>
               <a:graphicFrameLocks xmlns:a="http://schemas.openxmlformats.org/drawingml/2006/main" noChangeAspect="1"/>
             </wp:cNvGraphicFramePr>
@@ -2628,7 +2551,7 @@
               <a:graphicData uri="http://schemas.openxmlformats.org/drawingml/2006/picture">
                 <pic:pic xmlns:pic="http://schemas.openxmlformats.org/drawingml/2006/picture">
                   <pic:nvPicPr>
-                    <pic:cNvPr id="0" name="Picture 20"/>
+                    <pic:cNvPr id="0" name="Picture 19"/>
                     <pic:cNvPicPr>
                       <a:picLocks noChangeAspect="1" noChangeArrowheads="1"/>
                     </pic:cNvPicPr>
@@ -2673,10 +2596,10 @@
         </w:rPr>
         <w:lastRenderedPageBreak/>
         <w:drawing>
-          <wp:inline distT="0" distB="0" distL="0" distR="0" wp14:anchorId="7924A62E" wp14:editId="3E42EBFE">
+          <wp:inline distT="0" distB="0" distL="0" distR="0" wp14:anchorId="1AEC8529" wp14:editId="7875FAAF">
             <wp:extent cx="4829175" cy="5438775"/>
             <wp:effectExtent l="0" t="0" r="0" b="0"/>
-            <wp:docPr id="1818284647" name="Picture 21"/>
+            <wp:docPr id="1261722578" name="Picture 20"/>
             <wp:cNvGraphicFramePr>
               <a:graphicFrameLocks xmlns:a="http://schemas.openxmlformats.org/drawingml/2006/main" noChangeAspect="1"/>
             </wp:cNvGraphicFramePr>
@@ -2684,7 +2607,7 @@
               <a:graphicData uri="http://schemas.openxmlformats.org/drawingml/2006/picture">
                 <pic:pic xmlns:pic="http://schemas.openxmlformats.org/drawingml/2006/picture">
                   <pic:nvPicPr>
-                    <pic:cNvPr id="0" name="Picture 21"/>
+                    <pic:cNvPr id="0" name="Picture 20"/>
                     <pic:cNvPicPr>
                       <a:picLocks noChangeAspect="1" noChangeArrowheads="1"/>
                     </pic:cNvPicPr>
@@ -2723,23 +2646,16 @@
       </w:r>
     </w:p>
     <w:p>
-      <w:pPr>
-        <w:rPr>
-          <w:noProof/>
-        </w:rPr>
-      </w:pPr>
-    </w:p>
-    <w:p>
       <w:r>
         <w:rPr>
           <w:noProof/>
         </w:rPr>
         <w:lastRenderedPageBreak/>
         <w:drawing>
-          <wp:inline distT="0" distB="0" distL="0" distR="0" wp14:anchorId="2D29A754" wp14:editId="51B72095">
+          <wp:inline distT="0" distB="0" distL="0" distR="0" wp14:anchorId="7924A62E" wp14:editId="3E42EBFE">
             <wp:extent cx="4829175" cy="5438775"/>
             <wp:effectExtent l="0" t="0" r="0" b="0"/>
-            <wp:docPr id="1802114841" name="Picture 23"/>
+            <wp:docPr id="1818284647" name="Picture 21"/>
             <wp:cNvGraphicFramePr>
               <a:graphicFrameLocks xmlns:a="http://schemas.openxmlformats.org/drawingml/2006/main" noChangeAspect="1"/>
             </wp:cNvGraphicFramePr>
@@ -2747,7 +2663,7 @@
               <a:graphicData uri="http://schemas.openxmlformats.org/drawingml/2006/picture">
                 <pic:pic xmlns:pic="http://schemas.openxmlformats.org/drawingml/2006/picture">
                   <pic:nvPicPr>
-                    <pic:cNvPr id="0" name="Picture 23"/>
+                    <pic:cNvPr id="0" name="Picture 21"/>
                     <pic:cNvPicPr>
                       <a:picLocks noChangeAspect="1" noChangeArrowheads="1"/>
                     </pic:cNvPicPr>
@@ -2784,16 +2700,25 @@
           </wp:inline>
         </w:drawing>
       </w:r>
+    </w:p>
+    <w:p>
+      <w:pPr>
+        <w:rPr>
+          <w:noProof/>
+        </w:rPr>
+      </w:pPr>
+    </w:p>
+    <w:p>
       <w:r>
         <w:rPr>
           <w:noProof/>
         </w:rPr>
         <w:lastRenderedPageBreak/>
         <w:drawing>
-          <wp:inline distT="0" distB="0" distL="0" distR="0" wp14:anchorId="0118DBFC" wp14:editId="5276F42B">
+          <wp:inline distT="0" distB="0" distL="0" distR="0" wp14:anchorId="2D29A754" wp14:editId="51B72095">
             <wp:extent cx="4829175" cy="5438775"/>
             <wp:effectExtent l="0" t="0" r="0" b="0"/>
-            <wp:docPr id="209749413" name="Picture 22"/>
+            <wp:docPr id="1802114841" name="Picture 23"/>
             <wp:cNvGraphicFramePr>
               <a:graphicFrameLocks xmlns:a="http://schemas.openxmlformats.org/drawingml/2006/main" noChangeAspect="1"/>
             </wp:cNvGraphicFramePr>
@@ -2801,7 +2726,7 @@
               <a:graphicData uri="http://schemas.openxmlformats.org/drawingml/2006/picture">
                 <pic:pic xmlns:pic="http://schemas.openxmlformats.org/drawingml/2006/picture">
                   <pic:nvPicPr>
-                    <pic:cNvPr id="0" name="Picture 22"/>
+                    <pic:cNvPr id="0" name="Picture 23"/>
                     <pic:cNvPicPr>
                       <a:picLocks noChangeAspect="1" noChangeArrowheads="1"/>
                     </pic:cNvPicPr>
@@ -2844,10 +2769,10 @@
         </w:rPr>
         <w:lastRenderedPageBreak/>
         <w:drawing>
-          <wp:inline distT="0" distB="0" distL="0" distR="0" wp14:anchorId="41FA33B6" wp14:editId="46E52349">
+          <wp:inline distT="0" distB="0" distL="0" distR="0" wp14:anchorId="0118DBFC" wp14:editId="5276F42B">
             <wp:extent cx="4829175" cy="5438775"/>
             <wp:effectExtent l="0" t="0" r="0" b="0"/>
-            <wp:docPr id="437758378" name="Picture 24"/>
+            <wp:docPr id="209749413" name="Picture 22"/>
             <wp:cNvGraphicFramePr>
               <a:graphicFrameLocks xmlns:a="http://schemas.openxmlformats.org/drawingml/2006/main" noChangeAspect="1"/>
             </wp:cNvGraphicFramePr>
@@ -2855,7 +2780,7 @@
               <a:graphicData uri="http://schemas.openxmlformats.org/drawingml/2006/picture">
                 <pic:pic xmlns:pic="http://schemas.openxmlformats.org/drawingml/2006/picture">
                   <pic:nvPicPr>
-                    <pic:cNvPr id="0" name="Picture 24"/>
+                    <pic:cNvPr id="0" name="Picture 22"/>
                     <pic:cNvPicPr>
                       <a:picLocks noChangeAspect="1" noChangeArrowheads="1"/>
                     </pic:cNvPicPr>
@@ -2892,18 +2817,16 @@
           </wp:inline>
         </w:drawing>
       </w:r>
-    </w:p>
-    <w:p>
       <w:r>
         <w:rPr>
           <w:noProof/>
         </w:rPr>
         <w:lastRenderedPageBreak/>
         <w:drawing>
-          <wp:inline distT="0" distB="0" distL="0" distR="0" wp14:anchorId="3FA159A2" wp14:editId="5DC10967">
+          <wp:inline distT="0" distB="0" distL="0" distR="0" wp14:anchorId="41FA33B6" wp14:editId="46E52349">
             <wp:extent cx="4829175" cy="5438775"/>
             <wp:effectExtent l="0" t="0" r="0" b="0"/>
-            <wp:docPr id="1374016618" name="Picture 25"/>
+            <wp:docPr id="437758378" name="Picture 24"/>
             <wp:cNvGraphicFramePr>
               <a:graphicFrameLocks xmlns:a="http://schemas.openxmlformats.org/drawingml/2006/main" noChangeAspect="1"/>
             </wp:cNvGraphicFramePr>
@@ -2911,7 +2834,7 @@
               <a:graphicData uri="http://schemas.openxmlformats.org/drawingml/2006/picture">
                 <pic:pic xmlns:pic="http://schemas.openxmlformats.org/drawingml/2006/picture">
                   <pic:nvPicPr>
-                    <pic:cNvPr id="0" name="Picture 25"/>
+                    <pic:cNvPr id="0" name="Picture 24"/>
                     <pic:cNvPicPr>
                       <a:picLocks noChangeAspect="1" noChangeArrowheads="1"/>
                     </pic:cNvPicPr>
@@ -2956,10 +2879,10 @@
         </w:rPr>
         <w:lastRenderedPageBreak/>
         <w:drawing>
-          <wp:inline distT="0" distB="0" distL="0" distR="0" wp14:anchorId="7EA831CA" wp14:editId="4252935D">
+          <wp:inline distT="0" distB="0" distL="0" distR="0" wp14:anchorId="3FA159A2" wp14:editId="5DC10967">
             <wp:extent cx="4829175" cy="5438775"/>
             <wp:effectExtent l="0" t="0" r="0" b="0"/>
-            <wp:docPr id="929479725" name="Picture 26"/>
+            <wp:docPr id="1374016618" name="Picture 25"/>
             <wp:cNvGraphicFramePr>
               <a:graphicFrameLocks xmlns:a="http://schemas.openxmlformats.org/drawingml/2006/main" noChangeAspect="1"/>
             </wp:cNvGraphicFramePr>
@@ -2967,7 +2890,7 @@
               <a:graphicData uri="http://schemas.openxmlformats.org/drawingml/2006/picture">
                 <pic:pic xmlns:pic="http://schemas.openxmlformats.org/drawingml/2006/picture">
                   <pic:nvPicPr>
-                    <pic:cNvPr id="0" name="Picture 26"/>
+                    <pic:cNvPr id="0" name="Picture 25"/>
                     <pic:cNvPicPr>
                       <a:picLocks noChangeAspect="1" noChangeArrowheads="1"/>
                     </pic:cNvPicPr>
@@ -3012,10 +2935,10 @@
         </w:rPr>
         <w:lastRenderedPageBreak/>
         <w:drawing>
-          <wp:inline distT="0" distB="0" distL="0" distR="0" wp14:anchorId="7DB8C975" wp14:editId="37427D38">
+          <wp:inline distT="0" distB="0" distL="0" distR="0" wp14:anchorId="7EA831CA" wp14:editId="4252935D">
             <wp:extent cx="4829175" cy="5438775"/>
             <wp:effectExtent l="0" t="0" r="0" b="0"/>
-            <wp:docPr id="2069627030" name="Picture 27"/>
+            <wp:docPr id="929479725" name="Picture 26"/>
             <wp:cNvGraphicFramePr>
               <a:graphicFrameLocks xmlns:a="http://schemas.openxmlformats.org/drawingml/2006/main" noChangeAspect="1"/>
             </wp:cNvGraphicFramePr>
@@ -3023,7 +2946,7 @@
               <a:graphicData uri="http://schemas.openxmlformats.org/drawingml/2006/picture">
                 <pic:pic xmlns:pic="http://schemas.openxmlformats.org/drawingml/2006/picture">
                   <pic:nvPicPr>
-                    <pic:cNvPr id="0" name="Picture 27"/>
+                    <pic:cNvPr id="0" name="Picture 26"/>
                     <pic:cNvPicPr>
                       <a:picLocks noChangeAspect="1" noChangeArrowheads="1"/>
                     </pic:cNvPicPr>
@@ -3068,10 +2991,10 @@
         </w:rPr>
         <w:lastRenderedPageBreak/>
         <w:drawing>
-          <wp:inline distT="0" distB="0" distL="0" distR="0" wp14:anchorId="3048592D" wp14:editId="2868A05D">
+          <wp:inline distT="0" distB="0" distL="0" distR="0" wp14:anchorId="7DB8C975" wp14:editId="37427D38">
             <wp:extent cx="4829175" cy="5438775"/>
             <wp:effectExtent l="0" t="0" r="0" b="0"/>
-            <wp:docPr id="1317180590" name="Picture 28"/>
+            <wp:docPr id="2069627030" name="Picture 27"/>
             <wp:cNvGraphicFramePr>
               <a:graphicFrameLocks xmlns:a="http://schemas.openxmlformats.org/drawingml/2006/main" noChangeAspect="1"/>
             </wp:cNvGraphicFramePr>
@@ -3079,7 +3002,7 @@
               <a:graphicData uri="http://schemas.openxmlformats.org/drawingml/2006/picture">
                 <pic:pic xmlns:pic="http://schemas.openxmlformats.org/drawingml/2006/picture">
                   <pic:nvPicPr>
-                    <pic:cNvPr id="0" name="Picture 28"/>
+                    <pic:cNvPr id="0" name="Picture 27"/>
                     <pic:cNvPicPr>
                       <a:picLocks noChangeAspect="1" noChangeArrowheads="1"/>
                     </pic:cNvPicPr>
@@ -3124,10 +3047,10 @@
         </w:rPr>
         <w:lastRenderedPageBreak/>
         <w:drawing>
-          <wp:inline distT="0" distB="0" distL="0" distR="0" wp14:anchorId="76A3402F" wp14:editId="28E79690">
+          <wp:inline distT="0" distB="0" distL="0" distR="0" wp14:anchorId="3048592D" wp14:editId="2868A05D">
             <wp:extent cx="4829175" cy="5438775"/>
             <wp:effectExtent l="0" t="0" r="0" b="0"/>
-            <wp:docPr id="474439171" name="Picture 29"/>
+            <wp:docPr id="1317180590" name="Picture 28"/>
             <wp:cNvGraphicFramePr>
               <a:graphicFrameLocks xmlns:a="http://schemas.openxmlformats.org/drawingml/2006/main" noChangeAspect="1"/>
             </wp:cNvGraphicFramePr>
@@ -3135,7 +3058,7 @@
               <a:graphicData uri="http://schemas.openxmlformats.org/drawingml/2006/picture">
                 <pic:pic xmlns:pic="http://schemas.openxmlformats.org/drawingml/2006/picture">
                   <pic:nvPicPr>
-                    <pic:cNvPr id="0" name="Picture 29"/>
+                    <pic:cNvPr id="0" name="Picture 28"/>
                     <pic:cNvPicPr>
                       <a:picLocks noChangeAspect="1" noChangeArrowheads="1"/>
                     </pic:cNvPicPr>
@@ -3180,10 +3103,10 @@
         </w:rPr>
         <w:lastRenderedPageBreak/>
         <w:drawing>
-          <wp:inline distT="0" distB="0" distL="0" distR="0" wp14:anchorId="530A4C4E" wp14:editId="548F3B32">
+          <wp:inline distT="0" distB="0" distL="0" distR="0" wp14:anchorId="76A3402F" wp14:editId="28E79690">
             <wp:extent cx="4829175" cy="5438775"/>
             <wp:effectExtent l="0" t="0" r="0" b="0"/>
-            <wp:docPr id="2088784468" name="Picture 30"/>
+            <wp:docPr id="474439171" name="Picture 29"/>
             <wp:cNvGraphicFramePr>
               <a:graphicFrameLocks xmlns:a="http://schemas.openxmlformats.org/drawingml/2006/main" noChangeAspect="1"/>
             </wp:cNvGraphicFramePr>
@@ -3191,7 +3114,7 @@
               <a:graphicData uri="http://schemas.openxmlformats.org/drawingml/2006/picture">
                 <pic:pic xmlns:pic="http://schemas.openxmlformats.org/drawingml/2006/picture">
                   <pic:nvPicPr>
-                    <pic:cNvPr id="0" name="Picture 30"/>
+                    <pic:cNvPr id="0" name="Picture 29"/>
                     <pic:cNvPicPr>
                       <a:picLocks noChangeAspect="1" noChangeArrowheads="1"/>
                     </pic:cNvPicPr>
@@ -3230,30 +3153,16 @@
       </w:r>
     </w:p>
     <w:p>
-      <w:pPr>
-        <w:rPr>
-          <w:noProof/>
-        </w:rPr>
-      </w:pPr>
-    </w:p>
-    <w:p>
-      <w:pPr>
-        <w:rPr>
-          <w:noProof/>
-        </w:rPr>
-      </w:pPr>
-    </w:p>
-    <w:p>
       <w:r>
         <w:rPr>
           <w:noProof/>
         </w:rPr>
         <w:lastRenderedPageBreak/>
         <w:drawing>
-          <wp:inline distT="0" distB="0" distL="0" distR="0" wp14:anchorId="396FB3CE" wp14:editId="4B4C3912">
+          <wp:inline distT="0" distB="0" distL="0" distR="0" wp14:anchorId="530A4C4E" wp14:editId="548F3B32">
             <wp:extent cx="4829175" cy="5438775"/>
             <wp:effectExtent l="0" t="0" r="0" b="0"/>
-            <wp:docPr id="366314168" name="Picture 32"/>
+            <wp:docPr id="2088784468" name="Picture 30"/>
             <wp:cNvGraphicFramePr>
               <a:graphicFrameLocks xmlns:a="http://schemas.openxmlformats.org/drawingml/2006/main" noChangeAspect="1"/>
             </wp:cNvGraphicFramePr>
@@ -3261,7 +3170,7 @@
               <a:graphicData uri="http://schemas.openxmlformats.org/drawingml/2006/picture">
                 <pic:pic xmlns:pic="http://schemas.openxmlformats.org/drawingml/2006/picture">
                   <pic:nvPicPr>
-                    <pic:cNvPr id="0" name="Picture 32"/>
+                    <pic:cNvPr id="0" name="Picture 30"/>
                     <pic:cNvPicPr>
                       <a:picLocks noChangeAspect="1" noChangeArrowheads="1"/>
                     </pic:cNvPicPr>
@@ -3298,16 +3207,32 @@
           </wp:inline>
         </w:drawing>
       </w:r>
+    </w:p>
+    <w:p>
+      <w:pPr>
+        <w:rPr>
+          <w:noProof/>
+        </w:rPr>
+      </w:pPr>
+    </w:p>
+    <w:p>
+      <w:pPr>
+        <w:rPr>
+          <w:noProof/>
+        </w:rPr>
+      </w:pPr>
+    </w:p>
+    <w:p>
       <w:r>
         <w:rPr>
           <w:noProof/>
         </w:rPr>
         <w:lastRenderedPageBreak/>
         <w:drawing>
-          <wp:inline distT="0" distB="0" distL="0" distR="0" wp14:anchorId="764653B2" wp14:editId="12647B2D">
+          <wp:inline distT="0" distB="0" distL="0" distR="0" wp14:anchorId="396FB3CE" wp14:editId="4B4C3912">
             <wp:extent cx="4829175" cy="5438775"/>
             <wp:effectExtent l="0" t="0" r="0" b="0"/>
-            <wp:docPr id="418537967" name="Picture 31"/>
+            <wp:docPr id="366314168" name="Picture 32"/>
             <wp:cNvGraphicFramePr>
               <a:graphicFrameLocks xmlns:a="http://schemas.openxmlformats.org/drawingml/2006/main" noChangeAspect="1"/>
             </wp:cNvGraphicFramePr>
@@ -3315,7 +3240,7 @@
               <a:graphicData uri="http://schemas.openxmlformats.org/drawingml/2006/picture">
                 <pic:pic xmlns:pic="http://schemas.openxmlformats.org/drawingml/2006/picture">
                   <pic:nvPicPr>
-                    <pic:cNvPr id="0" name="Picture 31"/>
+                    <pic:cNvPr id="0" name="Picture 32"/>
                     <pic:cNvPicPr>
                       <a:picLocks noChangeAspect="1" noChangeArrowheads="1"/>
                     </pic:cNvPicPr>
@@ -3352,18 +3277,16 @@
           </wp:inline>
         </w:drawing>
       </w:r>
-    </w:p>
-    <w:p>
       <w:r>
         <w:rPr>
           <w:noProof/>
         </w:rPr>
         <w:lastRenderedPageBreak/>
         <w:drawing>
-          <wp:inline distT="0" distB="0" distL="0" distR="0" wp14:anchorId="5D76CD10" wp14:editId="65FE69A7">
+          <wp:inline distT="0" distB="0" distL="0" distR="0" wp14:anchorId="764653B2" wp14:editId="12647B2D">
             <wp:extent cx="4829175" cy="5438775"/>
             <wp:effectExtent l="0" t="0" r="0" b="0"/>
-            <wp:docPr id="554473312" name="Picture 33"/>
+            <wp:docPr id="418537967" name="Picture 31"/>
             <wp:cNvGraphicFramePr>
               <a:graphicFrameLocks xmlns:a="http://schemas.openxmlformats.org/drawingml/2006/main" noChangeAspect="1"/>
             </wp:cNvGraphicFramePr>
@@ -3371,7 +3294,7 @@
               <a:graphicData uri="http://schemas.openxmlformats.org/drawingml/2006/picture">
                 <pic:pic xmlns:pic="http://schemas.openxmlformats.org/drawingml/2006/picture">
                   <pic:nvPicPr>
-                    <pic:cNvPr id="0" name="Picture 33"/>
+                    <pic:cNvPr id="0" name="Picture 31"/>
                     <pic:cNvPicPr>
                       <a:picLocks noChangeAspect="1" noChangeArrowheads="1"/>
                     </pic:cNvPicPr>
@@ -3416,10 +3339,10 @@
         </w:rPr>
         <w:lastRenderedPageBreak/>
         <w:drawing>
-          <wp:inline distT="0" distB="0" distL="0" distR="0" wp14:anchorId="0AFB72D8" wp14:editId="06AAB1EA">
+          <wp:inline distT="0" distB="0" distL="0" distR="0" wp14:anchorId="5D76CD10" wp14:editId="65FE69A7">
             <wp:extent cx="4829175" cy="5438775"/>
             <wp:effectExtent l="0" t="0" r="0" b="0"/>
-            <wp:docPr id="345259554" name="Picture 34"/>
+            <wp:docPr id="554473312" name="Picture 33"/>
             <wp:cNvGraphicFramePr>
               <a:graphicFrameLocks xmlns:a="http://schemas.openxmlformats.org/drawingml/2006/main" noChangeAspect="1"/>
             </wp:cNvGraphicFramePr>
@@ -3427,7 +3350,7 @@
               <a:graphicData uri="http://schemas.openxmlformats.org/drawingml/2006/picture">
                 <pic:pic xmlns:pic="http://schemas.openxmlformats.org/drawingml/2006/picture">
                   <pic:nvPicPr>
-                    <pic:cNvPr id="0" name="Picture 34"/>
+                    <pic:cNvPr id="0" name="Picture 33"/>
                     <pic:cNvPicPr>
                       <a:picLocks noChangeAspect="1" noChangeArrowheads="1"/>
                     </pic:cNvPicPr>
@@ -3472,10 +3395,10 @@
         </w:rPr>
         <w:lastRenderedPageBreak/>
         <w:drawing>
-          <wp:inline distT="0" distB="0" distL="0" distR="0" wp14:anchorId="4AE01D2C" wp14:editId="348CBDB5">
+          <wp:inline distT="0" distB="0" distL="0" distR="0" wp14:anchorId="0AFB72D8" wp14:editId="06AAB1EA">
             <wp:extent cx="4829175" cy="5438775"/>
             <wp:effectExtent l="0" t="0" r="0" b="0"/>
-            <wp:docPr id="2099187518" name="Picture 35"/>
+            <wp:docPr id="345259554" name="Picture 34"/>
             <wp:cNvGraphicFramePr>
               <a:graphicFrameLocks xmlns:a="http://schemas.openxmlformats.org/drawingml/2006/main" noChangeAspect="1"/>
             </wp:cNvGraphicFramePr>
@@ -3483,7 +3406,7 @@
               <a:graphicData uri="http://schemas.openxmlformats.org/drawingml/2006/picture">
                 <pic:pic xmlns:pic="http://schemas.openxmlformats.org/drawingml/2006/picture">
                   <pic:nvPicPr>
-                    <pic:cNvPr id="0" name="Picture 35"/>
+                    <pic:cNvPr id="0" name="Picture 34"/>
                     <pic:cNvPicPr>
                       <a:picLocks noChangeAspect="1" noChangeArrowheads="1"/>
                     </pic:cNvPicPr>
@@ -3528,10 +3451,10 @@
         </w:rPr>
         <w:lastRenderedPageBreak/>
         <w:drawing>
-          <wp:inline distT="0" distB="0" distL="0" distR="0" wp14:anchorId="0C497B38" wp14:editId="7B1757DE">
+          <wp:inline distT="0" distB="0" distL="0" distR="0" wp14:anchorId="4AE01D2C" wp14:editId="348CBDB5">
             <wp:extent cx="4829175" cy="5438775"/>
             <wp:effectExtent l="0" t="0" r="0" b="0"/>
-            <wp:docPr id="1728561698" name="Picture 36"/>
+            <wp:docPr id="2099187518" name="Picture 35"/>
             <wp:cNvGraphicFramePr>
               <a:graphicFrameLocks xmlns:a="http://schemas.openxmlformats.org/drawingml/2006/main" noChangeAspect="1"/>
             </wp:cNvGraphicFramePr>
@@ -3539,7 +3462,7 @@
               <a:graphicData uri="http://schemas.openxmlformats.org/drawingml/2006/picture">
                 <pic:pic xmlns:pic="http://schemas.openxmlformats.org/drawingml/2006/picture">
                   <pic:nvPicPr>
-                    <pic:cNvPr id="0" name="Picture 36"/>
+                    <pic:cNvPr id="0" name="Picture 35"/>
                     <pic:cNvPicPr>
                       <a:picLocks noChangeAspect="1" noChangeArrowheads="1"/>
                     </pic:cNvPicPr>
@@ -3584,10 +3507,10 @@
         </w:rPr>
         <w:lastRenderedPageBreak/>
         <w:drawing>
-          <wp:inline distT="0" distB="0" distL="0" distR="0" wp14:anchorId="11EADAE8" wp14:editId="14B66EA0">
+          <wp:inline distT="0" distB="0" distL="0" distR="0" wp14:anchorId="0C497B38" wp14:editId="7B1757DE">
             <wp:extent cx="4829175" cy="5438775"/>
             <wp:effectExtent l="0" t="0" r="0" b="0"/>
-            <wp:docPr id="771519989" name="Picture 37"/>
+            <wp:docPr id="1728561698" name="Picture 36"/>
             <wp:cNvGraphicFramePr>
               <a:graphicFrameLocks xmlns:a="http://schemas.openxmlformats.org/drawingml/2006/main" noChangeAspect="1"/>
             </wp:cNvGraphicFramePr>
@@ -3595,7 +3518,7 @@
               <a:graphicData uri="http://schemas.openxmlformats.org/drawingml/2006/picture">
                 <pic:pic xmlns:pic="http://schemas.openxmlformats.org/drawingml/2006/picture">
                   <pic:nvPicPr>
-                    <pic:cNvPr id="0" name="Picture 37"/>
+                    <pic:cNvPr id="0" name="Picture 36"/>
                     <pic:cNvPicPr>
                       <a:picLocks noChangeAspect="1" noChangeArrowheads="1"/>
                     </pic:cNvPicPr>
@@ -3633,19 +3556,6 @@
         </w:drawing>
       </w:r>
     </w:p>
-    <w:p/>
-    <w:p>
-      <w:r>
-        <w:t xml:space="preserve">The data flux recalculated because of </w:t>
-      </w:r>
-      <w:r>
-        <w:t>the HMR data error processed data</w:t>
-      </w:r>
-      <w:r>
-        <w:t xml:space="preserve"> looks good</w:t>
-      </w:r>
-    </w:p>
-    <w:p/>
     <w:p>
       <w:r>
         <w:rPr>
@@ -3653,10 +3563,10 @@
         </w:rPr>
         <w:lastRenderedPageBreak/>
         <w:drawing>
-          <wp:inline distT="0" distB="0" distL="0" distR="0" wp14:anchorId="750C4A3E" wp14:editId="60847BD7">
+          <wp:inline distT="0" distB="0" distL="0" distR="0" wp14:anchorId="11EADAE8" wp14:editId="14B66EA0">
             <wp:extent cx="4829175" cy="5438775"/>
-            <wp:effectExtent l="0" t="0" r="9525" b="9525"/>
-            <wp:docPr id="1071589090" name="Picture 38"/>
+            <wp:effectExtent l="0" t="0" r="0" b="0"/>
+            <wp:docPr id="771519989" name="Picture 37"/>
             <wp:cNvGraphicFramePr>
               <a:graphicFrameLocks xmlns:a="http://schemas.openxmlformats.org/drawingml/2006/main" noChangeAspect="1"/>
             </wp:cNvGraphicFramePr>
@@ -3664,7 +3574,7 @@
               <a:graphicData uri="http://schemas.openxmlformats.org/drawingml/2006/picture">
                 <pic:pic xmlns:pic="http://schemas.openxmlformats.org/drawingml/2006/picture">
                   <pic:nvPicPr>
-                    <pic:cNvPr id="0" name="Picture 38"/>
+                    <pic:cNvPr id="0" name="Picture 37"/>
                     <pic:cNvPicPr>
                       <a:picLocks noChangeAspect="1" noChangeArrowheads="1"/>
                     </pic:cNvPicPr>
@@ -3711,12 +3621,7 @@
         <w:t>the HMR data error processed data</w:t>
       </w:r>
       <w:r>
-        <w:t xml:space="preserve"> looks good.</w:t>
-      </w:r>
-    </w:p>
-    <w:p>
-      <w:r>
-        <w:t>The data from 2022 does not look bad at all.</w:t>
+        <w:t xml:space="preserve"> looks good</w:t>
       </w:r>
     </w:p>
     <w:p/>
@@ -3727,10 +3632,10 @@
         </w:rPr>
         <w:lastRenderedPageBreak/>
         <w:drawing>
-          <wp:inline distT="0" distB="0" distL="0" distR="0" wp14:anchorId="5B688EEB" wp14:editId="6A681BBE">
+          <wp:inline distT="0" distB="0" distL="0" distR="0" wp14:anchorId="750C4A3E" wp14:editId="60847BD7">
             <wp:extent cx="4829175" cy="5438775"/>
             <wp:effectExtent l="0" t="0" r="9525" b="9525"/>
-            <wp:docPr id="1221003416" name="Picture 39"/>
+            <wp:docPr id="1071589090" name="Picture 38"/>
             <wp:cNvGraphicFramePr>
               <a:graphicFrameLocks xmlns:a="http://schemas.openxmlformats.org/drawingml/2006/main" noChangeAspect="1"/>
             </wp:cNvGraphicFramePr>
@@ -3738,7 +3643,7 @@
               <a:graphicData uri="http://schemas.openxmlformats.org/drawingml/2006/picture">
                 <pic:pic xmlns:pic="http://schemas.openxmlformats.org/drawingml/2006/picture">
                   <pic:nvPicPr>
-                    <pic:cNvPr id="0" name="Picture 39"/>
+                    <pic:cNvPr id="0" name="Picture 38"/>
                     <pic:cNvPicPr>
                       <a:picLocks noChangeAspect="1" noChangeArrowheads="1"/>
                     </pic:cNvPicPr>
@@ -3779,15 +3684,32 @@
     <w:p/>
     <w:p>
       <w:r>
+        <w:t xml:space="preserve">The data flux recalculated because of </w:t>
+      </w:r>
+      <w:r>
+        <w:t>the HMR data error processed data</w:t>
+      </w:r>
+      <w:r>
+        <w:t xml:space="preserve"> looks good.</w:t>
+      </w:r>
+    </w:p>
+    <w:p>
+      <w:r>
+        <w:t>The data from 2022 does not look bad at all.</w:t>
+      </w:r>
+    </w:p>
+    <w:p/>
+    <w:p>
+      <w:r>
         <w:rPr>
           <w:noProof/>
         </w:rPr>
         <w:lastRenderedPageBreak/>
         <w:drawing>
-          <wp:inline distT="0" distB="0" distL="0" distR="0" wp14:anchorId="2065B8ED" wp14:editId="762DD2A3">
+          <wp:inline distT="0" distB="0" distL="0" distR="0" wp14:anchorId="5B688EEB" wp14:editId="6A681BBE">
             <wp:extent cx="4829175" cy="5438775"/>
             <wp:effectExtent l="0" t="0" r="9525" b="9525"/>
-            <wp:docPr id="1913283257" name="Picture 41"/>
+            <wp:docPr id="1221003416" name="Picture 39"/>
             <wp:cNvGraphicFramePr>
               <a:graphicFrameLocks xmlns:a="http://schemas.openxmlformats.org/drawingml/2006/main" noChangeAspect="1"/>
             </wp:cNvGraphicFramePr>
@@ -3795,7 +3717,7 @@
               <a:graphicData uri="http://schemas.openxmlformats.org/drawingml/2006/picture">
                 <pic:pic xmlns:pic="http://schemas.openxmlformats.org/drawingml/2006/picture">
                   <pic:nvPicPr>
-                    <pic:cNvPr id="0" name="Picture 41"/>
+                    <pic:cNvPr id="0" name="Picture 39"/>
                     <pic:cNvPicPr>
                       <a:picLocks noChangeAspect="1" noChangeArrowheads="1"/>
                     </pic:cNvPicPr>
@@ -3841,10 +3763,10 @@
         </w:rPr>
         <w:lastRenderedPageBreak/>
         <w:drawing>
-          <wp:inline distT="0" distB="0" distL="0" distR="0" wp14:anchorId="7FFCAC52" wp14:editId="6D75A1F6">
+          <wp:inline distT="0" distB="0" distL="0" distR="0" wp14:anchorId="2065B8ED" wp14:editId="762DD2A3">
             <wp:extent cx="4829175" cy="5438775"/>
             <wp:effectExtent l="0" t="0" r="9525" b="9525"/>
-            <wp:docPr id="1126738137" name="Picture 42"/>
+            <wp:docPr id="1913283257" name="Picture 41"/>
             <wp:cNvGraphicFramePr>
               <a:graphicFrameLocks xmlns:a="http://schemas.openxmlformats.org/drawingml/2006/main" noChangeAspect="1"/>
             </wp:cNvGraphicFramePr>
@@ -3852,7 +3774,7 @@
               <a:graphicData uri="http://schemas.openxmlformats.org/drawingml/2006/picture">
                 <pic:pic xmlns:pic="http://schemas.openxmlformats.org/drawingml/2006/picture">
                   <pic:nvPicPr>
-                    <pic:cNvPr id="0" name="Picture 42"/>
+                    <pic:cNvPr id="0" name="Picture 41"/>
                     <pic:cNvPicPr>
                       <a:picLocks noChangeAspect="1" noChangeArrowheads="1"/>
                     </pic:cNvPicPr>
@@ -3891,34 +3813,17 @@
       </w:r>
     </w:p>
     <w:p/>
-    <w:p/>
-    <w:p/>
-    <w:p/>
-    <w:p/>
-    <w:p/>
-    <w:p/>
-    <w:p/>
-    <w:p/>
-    <w:p/>
-    <w:p/>
-    <w:p/>
-    <w:p/>
-    <w:p/>
-    <w:p>
-      <w:r>
-        <w:t xml:space="preserve">  </w:t>
-      </w:r>
-    </w:p>
     <w:p>
       <w:r>
         <w:rPr>
           <w:noProof/>
         </w:rPr>
+        <w:lastRenderedPageBreak/>
         <w:drawing>
-          <wp:inline distT="0" distB="0" distL="0" distR="0" wp14:anchorId="685F5B1A" wp14:editId="79546BD1">
-            <wp:extent cx="5943600" cy="5213350"/>
-            <wp:effectExtent l="0" t="0" r="0" b="0"/>
-            <wp:docPr id="725998038" name="Picture 3"/>
+          <wp:inline distT="0" distB="0" distL="0" distR="0" wp14:anchorId="7FFCAC52" wp14:editId="6D75A1F6">
+            <wp:extent cx="4829175" cy="5438775"/>
+            <wp:effectExtent l="0" t="0" r="9525" b="9525"/>
+            <wp:docPr id="1126738137" name="Picture 42"/>
             <wp:cNvGraphicFramePr>
               <a:graphicFrameLocks xmlns:a="http://schemas.openxmlformats.org/drawingml/2006/main" noChangeAspect="1"/>
             </wp:cNvGraphicFramePr>
@@ -3926,7 +3831,7 @@
               <a:graphicData uri="http://schemas.openxmlformats.org/drawingml/2006/picture">
                 <pic:pic xmlns:pic="http://schemas.openxmlformats.org/drawingml/2006/picture">
                   <pic:nvPicPr>
-                    <pic:cNvPr id="0" name="Picture 3"/>
+                    <pic:cNvPr id="0" name="Picture 42"/>
                     <pic:cNvPicPr>
                       <a:picLocks noChangeAspect="1" noChangeArrowheads="1"/>
                     </pic:cNvPicPr>
@@ -3947,7 +3852,7 @@
                   <pic:spPr bwMode="auto">
                     <a:xfrm>
                       <a:off x="0" y="0"/>
-                      <a:ext cx="5943600" cy="5213350"/>
+                      <a:ext cx="4829175" cy="5438775"/>
                     </a:xfrm>
                     <a:prstGeom prst="rect">
                       <a:avLst/>
@@ -3966,17 +3871,33 @@
     </w:p>
     <w:p/>
     <w:p/>
+    <w:p/>
+    <w:p/>
+    <w:p/>
+    <w:p/>
+    <w:p/>
+    <w:p/>
+    <w:p/>
+    <w:p/>
+    <w:p/>
+    <w:p/>
+    <w:p/>
+    <w:p/>
+    <w:p>
+      <w:r>
+        <w:t xml:space="preserve">  </w:t>
+      </w:r>
+    </w:p>
     <w:p>
       <w:r>
         <w:rPr>
           <w:noProof/>
         </w:rPr>
-        <w:lastRenderedPageBreak/>
         <w:drawing>
-          <wp:inline distT="0" distB="0" distL="0" distR="0" wp14:anchorId="3CEEC0D5" wp14:editId="27B919CE">
+          <wp:inline distT="0" distB="0" distL="0" distR="0" wp14:anchorId="685F5B1A" wp14:editId="79546BD1">
             <wp:extent cx="5943600" cy="5213350"/>
             <wp:effectExtent l="0" t="0" r="0" b="0"/>
-            <wp:docPr id="780819092" name="Picture 4"/>
+            <wp:docPr id="725998038" name="Picture 3"/>
             <wp:cNvGraphicFramePr>
               <a:graphicFrameLocks xmlns:a="http://schemas.openxmlformats.org/drawingml/2006/main" noChangeAspect="1"/>
             </wp:cNvGraphicFramePr>
@@ -3984,7 +3905,7 @@
               <a:graphicData uri="http://schemas.openxmlformats.org/drawingml/2006/picture">
                 <pic:pic xmlns:pic="http://schemas.openxmlformats.org/drawingml/2006/picture">
                   <pic:nvPicPr>
-                    <pic:cNvPr id="0" name="Picture 4"/>
+                    <pic:cNvPr id="0" name="Picture 3"/>
                     <pic:cNvPicPr>
                       <a:picLocks noChangeAspect="1" noChangeArrowheads="1"/>
                     </pic:cNvPicPr>
@@ -4022,6 +3943,8 @@
         </w:drawing>
       </w:r>
     </w:p>
+    <w:p/>
+    <w:p/>
     <w:p>
       <w:r>
         <w:rPr>
@@ -4029,10 +3952,10 @@
         </w:rPr>
         <w:lastRenderedPageBreak/>
         <w:drawing>
-          <wp:inline distT="0" distB="0" distL="0" distR="0" wp14:anchorId="428A9888" wp14:editId="75FA2909">
+          <wp:inline distT="0" distB="0" distL="0" distR="0" wp14:anchorId="3CEEC0D5" wp14:editId="27B919CE">
             <wp:extent cx="5943600" cy="5213350"/>
             <wp:effectExtent l="0" t="0" r="0" b="0"/>
-            <wp:docPr id="1911788273" name="Picture 7"/>
+            <wp:docPr id="780819092" name="Picture 4"/>
             <wp:cNvGraphicFramePr>
               <a:graphicFrameLocks xmlns:a="http://schemas.openxmlformats.org/drawingml/2006/main" noChangeAspect="1"/>
             </wp:cNvGraphicFramePr>
@@ -4040,7 +3963,7 @@
               <a:graphicData uri="http://schemas.openxmlformats.org/drawingml/2006/picture">
                 <pic:pic xmlns:pic="http://schemas.openxmlformats.org/drawingml/2006/picture">
                   <pic:nvPicPr>
-                    <pic:cNvPr id="0" name="Picture 7"/>
+                    <pic:cNvPr id="0" name="Picture 4"/>
                     <pic:cNvPicPr>
                       <a:picLocks noChangeAspect="1" noChangeArrowheads="1"/>
                     </pic:cNvPicPr>
@@ -4085,10 +4008,10 @@
         </w:rPr>
         <w:lastRenderedPageBreak/>
         <w:drawing>
-          <wp:inline distT="0" distB="0" distL="0" distR="0" wp14:anchorId="2451A187" wp14:editId="6E065692">
+          <wp:inline distT="0" distB="0" distL="0" distR="0" wp14:anchorId="428A9888" wp14:editId="75FA2909">
             <wp:extent cx="5943600" cy="5213350"/>
             <wp:effectExtent l="0" t="0" r="0" b="0"/>
-            <wp:docPr id="547656848" name="Picture 8"/>
+            <wp:docPr id="1911788273" name="Picture 7"/>
             <wp:cNvGraphicFramePr>
               <a:graphicFrameLocks xmlns:a="http://schemas.openxmlformats.org/drawingml/2006/main" noChangeAspect="1"/>
             </wp:cNvGraphicFramePr>
@@ -4096,7 +4019,7 @@
               <a:graphicData uri="http://schemas.openxmlformats.org/drawingml/2006/picture">
                 <pic:pic xmlns:pic="http://schemas.openxmlformats.org/drawingml/2006/picture">
                   <pic:nvPicPr>
-                    <pic:cNvPr id="0" name="Picture 8"/>
+                    <pic:cNvPr id="0" name="Picture 7"/>
                     <pic:cNvPicPr>
                       <a:picLocks noChangeAspect="1" noChangeArrowheads="1"/>
                     </pic:cNvPicPr>
@@ -4134,12 +4057,6 @@
         </w:drawing>
       </w:r>
     </w:p>
-    <w:p/>
-    <w:p>
-      <w:r>
-        <w:t>The “data error” corrected HMR flux calculations look good as well.</w:t>
-      </w:r>
-    </w:p>
     <w:p>
       <w:r>
         <w:rPr>
@@ -4147,10 +4064,10 @@
         </w:rPr>
         <w:lastRenderedPageBreak/>
         <w:drawing>
-          <wp:inline distT="0" distB="0" distL="0" distR="0" wp14:anchorId="3B137F1F" wp14:editId="1B8554C3">
-            <wp:extent cx="4829175" cy="5438775"/>
-            <wp:effectExtent l="0" t="0" r="9525" b="9525"/>
-            <wp:docPr id="43933855" name="Picture 43"/>
+          <wp:inline distT="0" distB="0" distL="0" distR="0" wp14:anchorId="2451A187" wp14:editId="6E065692">
+            <wp:extent cx="5943600" cy="5213350"/>
+            <wp:effectExtent l="0" t="0" r="0" b="0"/>
+            <wp:docPr id="547656848" name="Picture 8"/>
             <wp:cNvGraphicFramePr>
               <a:graphicFrameLocks xmlns:a="http://schemas.openxmlformats.org/drawingml/2006/main" noChangeAspect="1"/>
             </wp:cNvGraphicFramePr>
@@ -4158,7 +4075,7 @@
               <a:graphicData uri="http://schemas.openxmlformats.org/drawingml/2006/picture">
                 <pic:pic xmlns:pic="http://schemas.openxmlformats.org/drawingml/2006/picture">
                   <pic:nvPicPr>
-                    <pic:cNvPr id="0" name="Picture 43"/>
+                    <pic:cNvPr id="0" name="Picture 8"/>
                     <pic:cNvPicPr>
                       <a:picLocks noChangeAspect="1" noChangeArrowheads="1"/>
                     </pic:cNvPicPr>
@@ -4179,7 +4096,7 @@
                   <pic:spPr bwMode="auto">
                     <a:xfrm>
                       <a:off x="0" y="0"/>
-                      <a:ext cx="4829175" cy="5438775"/>
+                      <a:ext cx="5943600" cy="5213350"/>
                     </a:xfrm>
                     <a:prstGeom prst="rect">
                       <a:avLst/>
@@ -4196,2786 +4113,12 @@
         </w:drawing>
       </w:r>
     </w:p>
-    <w:p>
-      <w:r>
-        <w:t>The records of the GC extracted by Alli in excel, the ones printed directed in PDF and the ones read from the PDF directly into R are all in agreement. The next step is to revise the flux calculations of that sampling day.</w:t>
-      </w:r>
-    </w:p>
     <w:p/>
     <w:p>
       <w:r>
-        <w:br w:type="page"/>
-      </w:r>
-    </w:p>
-    <w:p>
-      <w:r>
-        <w:lastRenderedPageBreak/>
-        <w:t>Statistical Analysis Results</w:t>
-      </w:r>
-    </w:p>
-    <w:p>
-      <w:r>
-        <w:t>Cumulative emission analysis</w:t>
-      </w:r>
-    </w:p>
-    <w:p>
-      <w:pPr>
-        <w:shd w:val="clear" w:color="auto" w:fill="FFFFFF"/>
-        <w:tabs>
-          <w:tab w:val="left" w:pos="916"/>
-          <w:tab w:val="left" w:pos="1832"/>
-          <w:tab w:val="left" w:pos="2748"/>
-          <w:tab w:val="left" w:pos="3664"/>
-          <w:tab w:val="left" w:pos="4580"/>
-          <w:tab w:val="left" w:pos="5496"/>
-          <w:tab w:val="left" w:pos="6412"/>
-          <w:tab w:val="left" w:pos="7328"/>
-          <w:tab w:val="left" w:pos="8244"/>
-          <w:tab w:val="left" w:pos="9160"/>
-          <w:tab w:val="left" w:pos="10076"/>
-          <w:tab w:val="left" w:pos="10992"/>
-          <w:tab w:val="left" w:pos="11908"/>
-          <w:tab w:val="left" w:pos="12824"/>
-          <w:tab w:val="left" w:pos="13740"/>
-          <w:tab w:val="left" w:pos="14656"/>
-        </w:tabs>
-        <w:wordWrap w:val="0"/>
-        <w:spacing w:after="0" w:line="240" w:lineRule="auto"/>
-        <w:rPr>
-          <w:rFonts w:ascii="Lucida Console" w:eastAsia="Times New Roman" w:hAnsi="Lucida Console" w:cs="Courier New"/>
-          <w:color w:val="0000FF"/>
-          <w:kern w:val="0"/>
-          <w:sz w:val="20"/>
-          <w:szCs w:val="20"/>
-          <w14:ligatures w14:val="none"/>
-        </w:rPr>
-      </w:pPr>
-      <w:proofErr w:type="gramStart"/>
-      <w:r>
-        <w:rPr>
-          <w:rFonts w:ascii="Lucida Console" w:eastAsia="Times New Roman" w:hAnsi="Lucida Console" w:cs="Courier New"/>
-          <w:color w:val="0000FF"/>
-          <w:kern w:val="0"/>
-          <w:sz w:val="20"/>
-          <w:szCs w:val="20"/>
-          <w14:ligatures w14:val="none"/>
-        </w:rPr>
-        <w:t>summary(</w:t>
-      </w:r>
-      <w:proofErr w:type="spellStart"/>
-      <w:r>
-        <w:rPr>
-          <w:rFonts w:ascii="Lucida Console" w:eastAsia="Times New Roman" w:hAnsi="Lucida Console" w:cs="Courier New"/>
-          <w:color w:val="0000FF"/>
-          <w:kern w:val="0"/>
-          <w:sz w:val="20"/>
-          <w:szCs w:val="20"/>
-          <w14:ligatures w14:val="none"/>
-        </w:rPr>
-        <w:t>Cumm.Stat.Anal</w:t>
-      </w:r>
-      <w:proofErr w:type="spellEnd"/>
-      <w:proofErr w:type="gramEnd"/>
-      <w:r>
-        <w:rPr>
-          <w:rFonts w:ascii="Lucida Console" w:eastAsia="Times New Roman" w:hAnsi="Lucida Console" w:cs="Courier New"/>
-          <w:color w:val="0000FF"/>
-          <w:kern w:val="0"/>
-          <w:sz w:val="20"/>
-          <w:szCs w:val="20"/>
-          <w14:ligatures w14:val="none"/>
-        </w:rPr>
-        <w:t>)</w:t>
-      </w:r>
-    </w:p>
-    <w:p>
-      <w:pPr>
-        <w:shd w:val="clear" w:color="auto" w:fill="FFFFFF"/>
-        <w:tabs>
-          <w:tab w:val="left" w:pos="916"/>
-          <w:tab w:val="left" w:pos="1832"/>
-          <w:tab w:val="left" w:pos="2748"/>
-          <w:tab w:val="left" w:pos="3664"/>
-          <w:tab w:val="left" w:pos="4580"/>
-          <w:tab w:val="left" w:pos="5496"/>
-          <w:tab w:val="left" w:pos="6412"/>
-          <w:tab w:val="left" w:pos="7328"/>
-          <w:tab w:val="left" w:pos="8244"/>
-          <w:tab w:val="left" w:pos="9160"/>
-          <w:tab w:val="left" w:pos="10076"/>
-          <w:tab w:val="left" w:pos="10992"/>
-          <w:tab w:val="left" w:pos="11908"/>
-          <w:tab w:val="left" w:pos="12824"/>
-          <w:tab w:val="left" w:pos="13740"/>
-          <w:tab w:val="left" w:pos="14656"/>
-        </w:tabs>
-        <w:wordWrap w:val="0"/>
-        <w:spacing w:after="0" w:line="240" w:lineRule="auto"/>
-        <w:rPr>
-          <w:rFonts w:ascii="Lucida Console" w:eastAsia="Times New Roman" w:hAnsi="Lucida Console" w:cs="Courier New"/>
-          <w:color w:val="000000"/>
-          <w:kern w:val="0"/>
-          <w:sz w:val="20"/>
-          <w:szCs w:val="20"/>
-          <w:bdr w:val="none" w:sz="0" w:space="0" w:color="auto" w:frame="1"/>
-          <w14:ligatures w14:val="none"/>
-        </w:rPr>
-      </w:pPr>
-    </w:p>
-    <w:p>
-      <w:pPr>
-        <w:shd w:val="clear" w:color="auto" w:fill="FFFFFF"/>
-        <w:tabs>
-          <w:tab w:val="left" w:pos="916"/>
-          <w:tab w:val="left" w:pos="1832"/>
-          <w:tab w:val="left" w:pos="2748"/>
-          <w:tab w:val="left" w:pos="3664"/>
-          <w:tab w:val="left" w:pos="4580"/>
-          <w:tab w:val="left" w:pos="5496"/>
-          <w:tab w:val="left" w:pos="6412"/>
-          <w:tab w:val="left" w:pos="7328"/>
-          <w:tab w:val="left" w:pos="8244"/>
-          <w:tab w:val="left" w:pos="9160"/>
-          <w:tab w:val="left" w:pos="10076"/>
-          <w:tab w:val="left" w:pos="10992"/>
-          <w:tab w:val="left" w:pos="11908"/>
-          <w:tab w:val="left" w:pos="12824"/>
-          <w:tab w:val="left" w:pos="13740"/>
-          <w:tab w:val="left" w:pos="14656"/>
-        </w:tabs>
-        <w:wordWrap w:val="0"/>
-        <w:spacing w:after="0" w:line="240" w:lineRule="auto"/>
-        <w:rPr>
-          <w:rFonts w:ascii="Lucida Console" w:eastAsia="Times New Roman" w:hAnsi="Lucida Console" w:cs="Courier New"/>
-          <w:color w:val="000000"/>
-          <w:kern w:val="0"/>
-          <w:sz w:val="20"/>
-          <w:szCs w:val="20"/>
-          <w:bdr w:val="none" w:sz="0" w:space="0" w:color="auto" w:frame="1"/>
-          <w14:ligatures w14:val="none"/>
-        </w:rPr>
-      </w:pPr>
-      <w:r>
-        <w:rPr>
-          <w:rFonts w:ascii="Lucida Console" w:eastAsia="Times New Roman" w:hAnsi="Lucida Console" w:cs="Courier New"/>
-          <w:color w:val="000000"/>
-          <w:kern w:val="0"/>
-          <w:sz w:val="20"/>
-          <w:szCs w:val="20"/>
-          <w:bdr w:val="none" w:sz="0" w:space="0" w:color="auto" w:frame="1"/>
-          <w14:ligatures w14:val="none"/>
-        </w:rPr>
-        <w:t>Call:</w:t>
-      </w:r>
-    </w:p>
-    <w:p>
-      <w:pPr>
-        <w:shd w:val="clear" w:color="auto" w:fill="FFFFFF"/>
-        <w:tabs>
-          <w:tab w:val="left" w:pos="916"/>
-          <w:tab w:val="left" w:pos="1832"/>
-          <w:tab w:val="left" w:pos="2748"/>
-          <w:tab w:val="left" w:pos="3664"/>
-          <w:tab w:val="left" w:pos="4580"/>
-          <w:tab w:val="left" w:pos="5496"/>
-          <w:tab w:val="left" w:pos="6412"/>
-          <w:tab w:val="left" w:pos="7328"/>
-          <w:tab w:val="left" w:pos="8244"/>
-          <w:tab w:val="left" w:pos="9160"/>
-          <w:tab w:val="left" w:pos="10076"/>
-          <w:tab w:val="left" w:pos="10992"/>
-          <w:tab w:val="left" w:pos="11908"/>
-          <w:tab w:val="left" w:pos="12824"/>
-          <w:tab w:val="left" w:pos="13740"/>
-          <w:tab w:val="left" w:pos="14656"/>
-        </w:tabs>
-        <w:wordWrap w:val="0"/>
-        <w:spacing w:after="0" w:line="240" w:lineRule="auto"/>
-        <w:rPr>
-          <w:rFonts w:ascii="Lucida Console" w:eastAsia="Times New Roman" w:hAnsi="Lucida Console" w:cs="Courier New"/>
-          <w:color w:val="000000"/>
-          <w:kern w:val="0"/>
-          <w:sz w:val="20"/>
-          <w:szCs w:val="20"/>
-          <w:bdr w:val="none" w:sz="0" w:space="0" w:color="auto" w:frame="1"/>
-          <w14:ligatures w14:val="none"/>
-        </w:rPr>
-      </w:pPr>
-      <w:proofErr w:type="spellStart"/>
-      <w:proofErr w:type="gramStart"/>
-      <w:r>
-        <w:rPr>
-          <w:rFonts w:ascii="Lucida Console" w:eastAsia="Times New Roman" w:hAnsi="Lucida Console" w:cs="Courier New"/>
-          <w:color w:val="000000"/>
-          <w:kern w:val="0"/>
-          <w:sz w:val="20"/>
-          <w:szCs w:val="20"/>
-          <w:bdr w:val="none" w:sz="0" w:space="0" w:color="auto" w:frame="1"/>
-          <w14:ligatures w14:val="none"/>
-        </w:rPr>
-        <w:t>lm</w:t>
-      </w:r>
-      <w:proofErr w:type="spellEnd"/>
-      <w:r>
-        <w:rPr>
-          <w:rFonts w:ascii="Lucida Console" w:eastAsia="Times New Roman" w:hAnsi="Lucida Console" w:cs="Courier New"/>
-          <w:color w:val="000000"/>
-          <w:kern w:val="0"/>
-          <w:sz w:val="20"/>
-          <w:szCs w:val="20"/>
-          <w:bdr w:val="none" w:sz="0" w:space="0" w:color="auto" w:frame="1"/>
-          <w14:ligatures w14:val="none"/>
-        </w:rPr>
-        <w:t>(</w:t>
-      </w:r>
-      <w:proofErr w:type="gramEnd"/>
-      <w:r>
-        <w:rPr>
-          <w:rFonts w:ascii="Lucida Console" w:eastAsia="Times New Roman" w:hAnsi="Lucida Console" w:cs="Courier New"/>
-          <w:color w:val="000000"/>
-          <w:kern w:val="0"/>
-          <w:sz w:val="20"/>
-          <w:szCs w:val="20"/>
-          <w:bdr w:val="none" w:sz="0" w:space="0" w:color="auto" w:frame="1"/>
-          <w14:ligatures w14:val="none"/>
-        </w:rPr>
-        <w:t xml:space="preserve">formula = </w:t>
-      </w:r>
-      <w:proofErr w:type="spellStart"/>
-      <w:proofErr w:type="gramStart"/>
-      <w:r>
-        <w:rPr>
-          <w:rFonts w:ascii="Lucida Console" w:eastAsia="Times New Roman" w:hAnsi="Lucida Console" w:cs="Courier New"/>
-          <w:color w:val="000000"/>
-          <w:kern w:val="0"/>
-          <w:sz w:val="20"/>
-          <w:szCs w:val="20"/>
-          <w:bdr w:val="none" w:sz="0" w:space="0" w:color="auto" w:frame="1"/>
-          <w14:ligatures w14:val="none"/>
-        </w:rPr>
-        <w:t>Total.Cum.Emissions</w:t>
-      </w:r>
-      <w:proofErr w:type="spellEnd"/>
-      <w:proofErr w:type="gramEnd"/>
-      <w:r>
-        <w:rPr>
-          <w:rFonts w:ascii="Lucida Console" w:eastAsia="Times New Roman" w:hAnsi="Lucida Console" w:cs="Courier New"/>
-          <w:color w:val="000000"/>
-          <w:kern w:val="0"/>
-          <w:sz w:val="20"/>
-          <w:szCs w:val="20"/>
-          <w:bdr w:val="none" w:sz="0" w:space="0" w:color="auto" w:frame="1"/>
-          <w14:ligatures w14:val="none"/>
-        </w:rPr>
-        <w:t xml:space="preserve"> ~ BLOCK.F + </w:t>
-      </w:r>
-      <w:proofErr w:type="spellStart"/>
-      <w:r>
-        <w:rPr>
-          <w:rFonts w:ascii="Lucida Console" w:eastAsia="Times New Roman" w:hAnsi="Lucida Console" w:cs="Courier New"/>
-          <w:color w:val="000000"/>
-          <w:kern w:val="0"/>
-          <w:sz w:val="20"/>
-          <w:szCs w:val="20"/>
-          <w:bdr w:val="none" w:sz="0" w:space="0" w:color="auto" w:frame="1"/>
-          <w14:ligatures w14:val="none"/>
-        </w:rPr>
-        <w:t>Sampling.Year</w:t>
-      </w:r>
-      <w:proofErr w:type="spellEnd"/>
-      <w:r>
-        <w:rPr>
-          <w:rFonts w:ascii="Lucida Console" w:eastAsia="Times New Roman" w:hAnsi="Lucida Console" w:cs="Courier New"/>
-          <w:color w:val="000000"/>
-          <w:kern w:val="0"/>
-          <w:sz w:val="20"/>
-          <w:szCs w:val="20"/>
-          <w:bdr w:val="none" w:sz="0" w:space="0" w:color="auto" w:frame="1"/>
-          <w14:ligatures w14:val="none"/>
-        </w:rPr>
-        <w:t xml:space="preserve"> + </w:t>
-      </w:r>
-    </w:p>
-    <w:p>
-      <w:pPr>
-        <w:shd w:val="clear" w:color="auto" w:fill="FFFFFF"/>
-        <w:tabs>
-          <w:tab w:val="left" w:pos="916"/>
-          <w:tab w:val="left" w:pos="1832"/>
-          <w:tab w:val="left" w:pos="2748"/>
-          <w:tab w:val="left" w:pos="3664"/>
-          <w:tab w:val="left" w:pos="4580"/>
-          <w:tab w:val="left" w:pos="5496"/>
-          <w:tab w:val="left" w:pos="6412"/>
-          <w:tab w:val="left" w:pos="7328"/>
-          <w:tab w:val="left" w:pos="8244"/>
-          <w:tab w:val="left" w:pos="9160"/>
-          <w:tab w:val="left" w:pos="10076"/>
-          <w:tab w:val="left" w:pos="10992"/>
-          <w:tab w:val="left" w:pos="11908"/>
-          <w:tab w:val="left" w:pos="12824"/>
-          <w:tab w:val="left" w:pos="13740"/>
-          <w:tab w:val="left" w:pos="14656"/>
-        </w:tabs>
-        <w:wordWrap w:val="0"/>
-        <w:spacing w:after="0" w:line="240" w:lineRule="auto"/>
-        <w:rPr>
-          <w:rFonts w:ascii="Lucida Console" w:eastAsia="Times New Roman" w:hAnsi="Lucida Console" w:cs="Courier New"/>
-          <w:color w:val="000000"/>
-          <w:kern w:val="0"/>
-          <w:sz w:val="20"/>
-          <w:szCs w:val="20"/>
-          <w:bdr w:val="none" w:sz="0" w:space="0" w:color="auto" w:frame="1"/>
-          <w14:ligatures w14:val="none"/>
-        </w:rPr>
-      </w:pPr>
-      <w:r>
-        <w:rPr>
-          <w:rFonts w:ascii="Lucida Console" w:eastAsia="Times New Roman" w:hAnsi="Lucida Console" w:cs="Courier New"/>
-          <w:color w:val="000000"/>
-          <w:kern w:val="0"/>
-          <w:sz w:val="20"/>
-          <w:szCs w:val="20"/>
-          <w:bdr w:val="none" w:sz="0" w:space="0" w:color="auto" w:frame="1"/>
-          <w14:ligatures w14:val="none"/>
-        </w:rPr>
-        <w:t xml:space="preserve">    </w:t>
-      </w:r>
-      <w:proofErr w:type="spellStart"/>
-      <w:r>
-        <w:rPr>
-          <w:rFonts w:ascii="Lucida Console" w:eastAsia="Times New Roman" w:hAnsi="Lucida Console" w:cs="Courier New"/>
-          <w:color w:val="000000"/>
-          <w:kern w:val="0"/>
-          <w:sz w:val="20"/>
-          <w:szCs w:val="20"/>
-          <w:bdr w:val="none" w:sz="0" w:space="0" w:color="auto" w:frame="1"/>
-          <w14:ligatures w14:val="none"/>
-        </w:rPr>
-        <w:t>CoverCrop.F</w:t>
-      </w:r>
-      <w:proofErr w:type="spellEnd"/>
-      <w:r>
-        <w:rPr>
-          <w:rFonts w:ascii="Lucida Console" w:eastAsia="Times New Roman" w:hAnsi="Lucida Console" w:cs="Courier New"/>
-          <w:color w:val="000000"/>
-          <w:kern w:val="0"/>
-          <w:sz w:val="20"/>
-          <w:szCs w:val="20"/>
-          <w:bdr w:val="none" w:sz="0" w:space="0" w:color="auto" w:frame="1"/>
-          <w14:ligatures w14:val="none"/>
-        </w:rPr>
-        <w:t xml:space="preserve"> + </w:t>
-      </w:r>
-      <w:proofErr w:type="spellStart"/>
-      <w:r>
-        <w:rPr>
-          <w:rFonts w:ascii="Lucida Console" w:eastAsia="Times New Roman" w:hAnsi="Lucida Console" w:cs="Courier New"/>
-          <w:color w:val="000000"/>
-          <w:kern w:val="0"/>
-          <w:sz w:val="20"/>
-          <w:szCs w:val="20"/>
-          <w:bdr w:val="none" w:sz="0" w:space="0" w:color="auto" w:frame="1"/>
-          <w14:ligatures w14:val="none"/>
-        </w:rPr>
-        <w:t>Treatment.F</w:t>
-      </w:r>
-      <w:proofErr w:type="spellEnd"/>
-      <w:r>
-        <w:rPr>
-          <w:rFonts w:ascii="Lucida Console" w:eastAsia="Times New Roman" w:hAnsi="Lucida Console" w:cs="Courier New"/>
-          <w:color w:val="000000"/>
-          <w:kern w:val="0"/>
-          <w:sz w:val="20"/>
-          <w:szCs w:val="20"/>
-          <w:bdr w:val="none" w:sz="0" w:space="0" w:color="auto" w:frame="1"/>
-          <w14:ligatures w14:val="none"/>
-        </w:rPr>
-        <w:t xml:space="preserve">, data = </w:t>
-      </w:r>
-      <w:proofErr w:type="gramStart"/>
-      <w:r>
-        <w:rPr>
-          <w:rFonts w:ascii="Lucida Console" w:eastAsia="Times New Roman" w:hAnsi="Lucida Console" w:cs="Courier New"/>
-          <w:color w:val="000000"/>
-          <w:kern w:val="0"/>
-          <w:sz w:val="20"/>
-          <w:szCs w:val="20"/>
-          <w:bdr w:val="none" w:sz="0" w:space="0" w:color="auto" w:frame="1"/>
-          <w14:ligatures w14:val="none"/>
-        </w:rPr>
-        <w:t>Cumm.Emm.Analysis</w:t>
-      </w:r>
-      <w:proofErr w:type="gramEnd"/>
-      <w:r>
-        <w:rPr>
-          <w:rFonts w:ascii="Lucida Console" w:eastAsia="Times New Roman" w:hAnsi="Lucida Console" w:cs="Courier New"/>
-          <w:color w:val="000000"/>
-          <w:kern w:val="0"/>
-          <w:sz w:val="20"/>
-          <w:szCs w:val="20"/>
-          <w:bdr w:val="none" w:sz="0" w:space="0" w:color="auto" w:frame="1"/>
-          <w14:ligatures w14:val="none"/>
-        </w:rPr>
-        <w:t>.2)</w:t>
-      </w:r>
-    </w:p>
-    <w:p>
-      <w:pPr>
-        <w:shd w:val="clear" w:color="auto" w:fill="FFFFFF"/>
-        <w:tabs>
-          <w:tab w:val="left" w:pos="916"/>
-          <w:tab w:val="left" w:pos="1832"/>
-          <w:tab w:val="left" w:pos="2748"/>
-          <w:tab w:val="left" w:pos="3664"/>
-          <w:tab w:val="left" w:pos="4580"/>
-          <w:tab w:val="left" w:pos="5496"/>
-          <w:tab w:val="left" w:pos="6412"/>
-          <w:tab w:val="left" w:pos="7328"/>
-          <w:tab w:val="left" w:pos="8244"/>
-          <w:tab w:val="left" w:pos="9160"/>
-          <w:tab w:val="left" w:pos="10076"/>
-          <w:tab w:val="left" w:pos="10992"/>
-          <w:tab w:val="left" w:pos="11908"/>
-          <w:tab w:val="left" w:pos="12824"/>
-          <w:tab w:val="left" w:pos="13740"/>
-          <w:tab w:val="left" w:pos="14656"/>
-        </w:tabs>
-        <w:wordWrap w:val="0"/>
-        <w:spacing w:after="0" w:line="240" w:lineRule="auto"/>
-        <w:rPr>
-          <w:rFonts w:ascii="Lucida Console" w:eastAsia="Times New Roman" w:hAnsi="Lucida Console" w:cs="Courier New"/>
-          <w:color w:val="000000"/>
-          <w:kern w:val="0"/>
-          <w:sz w:val="20"/>
-          <w:szCs w:val="20"/>
-          <w:bdr w:val="none" w:sz="0" w:space="0" w:color="auto" w:frame="1"/>
-          <w14:ligatures w14:val="none"/>
-        </w:rPr>
-      </w:pPr>
-    </w:p>
-    <w:p>
-      <w:pPr>
-        <w:shd w:val="clear" w:color="auto" w:fill="FFFFFF"/>
-        <w:tabs>
-          <w:tab w:val="left" w:pos="916"/>
-          <w:tab w:val="left" w:pos="1832"/>
-          <w:tab w:val="left" w:pos="2748"/>
-          <w:tab w:val="left" w:pos="3664"/>
-          <w:tab w:val="left" w:pos="4580"/>
-          <w:tab w:val="left" w:pos="5496"/>
-          <w:tab w:val="left" w:pos="6412"/>
-          <w:tab w:val="left" w:pos="7328"/>
-          <w:tab w:val="left" w:pos="8244"/>
-          <w:tab w:val="left" w:pos="9160"/>
-          <w:tab w:val="left" w:pos="10076"/>
-          <w:tab w:val="left" w:pos="10992"/>
-          <w:tab w:val="left" w:pos="11908"/>
-          <w:tab w:val="left" w:pos="12824"/>
-          <w:tab w:val="left" w:pos="13740"/>
-          <w:tab w:val="left" w:pos="14656"/>
-        </w:tabs>
-        <w:wordWrap w:val="0"/>
-        <w:spacing w:after="0" w:line="240" w:lineRule="auto"/>
-        <w:rPr>
-          <w:rFonts w:ascii="Lucida Console" w:eastAsia="Times New Roman" w:hAnsi="Lucida Console" w:cs="Courier New"/>
-          <w:color w:val="000000"/>
-          <w:kern w:val="0"/>
-          <w:sz w:val="20"/>
-          <w:szCs w:val="20"/>
-          <w:bdr w:val="none" w:sz="0" w:space="0" w:color="auto" w:frame="1"/>
-          <w14:ligatures w14:val="none"/>
-        </w:rPr>
-      </w:pPr>
-      <w:r>
-        <w:rPr>
-          <w:rFonts w:ascii="Lucida Console" w:eastAsia="Times New Roman" w:hAnsi="Lucida Console" w:cs="Courier New"/>
-          <w:color w:val="000000"/>
-          <w:kern w:val="0"/>
-          <w:sz w:val="20"/>
-          <w:szCs w:val="20"/>
-          <w:bdr w:val="none" w:sz="0" w:space="0" w:color="auto" w:frame="1"/>
-          <w14:ligatures w14:val="none"/>
-        </w:rPr>
-        <w:t>Residuals:</w:t>
-      </w:r>
-    </w:p>
-    <w:p>
-      <w:pPr>
-        <w:shd w:val="clear" w:color="auto" w:fill="FFFFFF"/>
-        <w:tabs>
-          <w:tab w:val="left" w:pos="916"/>
-          <w:tab w:val="left" w:pos="1832"/>
-          <w:tab w:val="left" w:pos="2748"/>
-          <w:tab w:val="left" w:pos="3664"/>
-          <w:tab w:val="left" w:pos="4580"/>
-          <w:tab w:val="left" w:pos="5496"/>
-          <w:tab w:val="left" w:pos="6412"/>
-          <w:tab w:val="left" w:pos="7328"/>
-          <w:tab w:val="left" w:pos="8244"/>
-          <w:tab w:val="left" w:pos="9160"/>
-          <w:tab w:val="left" w:pos="10076"/>
-          <w:tab w:val="left" w:pos="10992"/>
-          <w:tab w:val="left" w:pos="11908"/>
-          <w:tab w:val="left" w:pos="12824"/>
-          <w:tab w:val="left" w:pos="13740"/>
-          <w:tab w:val="left" w:pos="14656"/>
-        </w:tabs>
-        <w:wordWrap w:val="0"/>
-        <w:spacing w:after="0" w:line="240" w:lineRule="auto"/>
-        <w:rPr>
-          <w:rFonts w:ascii="Lucida Console" w:eastAsia="Times New Roman" w:hAnsi="Lucida Console" w:cs="Courier New"/>
-          <w:color w:val="000000"/>
-          <w:kern w:val="0"/>
-          <w:sz w:val="20"/>
-          <w:szCs w:val="20"/>
-          <w:bdr w:val="none" w:sz="0" w:space="0" w:color="auto" w:frame="1"/>
-          <w14:ligatures w14:val="none"/>
-        </w:rPr>
-      </w:pPr>
-      <w:r>
-        <w:rPr>
-          <w:rFonts w:ascii="Lucida Console" w:eastAsia="Times New Roman" w:hAnsi="Lucida Console" w:cs="Courier New"/>
-          <w:color w:val="000000"/>
-          <w:kern w:val="0"/>
-          <w:sz w:val="20"/>
-          <w:szCs w:val="20"/>
-          <w:bdr w:val="none" w:sz="0" w:space="0" w:color="auto" w:frame="1"/>
-          <w14:ligatures w14:val="none"/>
-        </w:rPr>
-        <w:t xml:space="preserve">    Min      1</w:t>
-      </w:r>
-      <w:proofErr w:type="gramStart"/>
-      <w:r>
-        <w:rPr>
-          <w:rFonts w:ascii="Lucida Console" w:eastAsia="Times New Roman" w:hAnsi="Lucida Console" w:cs="Courier New"/>
-          <w:color w:val="000000"/>
-          <w:kern w:val="0"/>
-          <w:sz w:val="20"/>
-          <w:szCs w:val="20"/>
-          <w:bdr w:val="none" w:sz="0" w:space="0" w:color="auto" w:frame="1"/>
-          <w14:ligatures w14:val="none"/>
-        </w:rPr>
-        <w:t>Q  Median</w:t>
-      </w:r>
-      <w:proofErr w:type="gramEnd"/>
-      <w:r>
-        <w:rPr>
-          <w:rFonts w:ascii="Lucida Console" w:eastAsia="Times New Roman" w:hAnsi="Lucida Console" w:cs="Courier New"/>
-          <w:color w:val="000000"/>
-          <w:kern w:val="0"/>
-          <w:sz w:val="20"/>
-          <w:szCs w:val="20"/>
-          <w:bdr w:val="none" w:sz="0" w:space="0" w:color="auto" w:frame="1"/>
-          <w14:ligatures w14:val="none"/>
-        </w:rPr>
-        <w:t xml:space="preserve">      3Q     Max </w:t>
-      </w:r>
-    </w:p>
-    <w:p>
-      <w:pPr>
-        <w:shd w:val="clear" w:color="auto" w:fill="FFFFFF"/>
-        <w:tabs>
-          <w:tab w:val="left" w:pos="916"/>
-          <w:tab w:val="left" w:pos="1832"/>
-          <w:tab w:val="left" w:pos="2748"/>
-          <w:tab w:val="left" w:pos="3664"/>
-          <w:tab w:val="left" w:pos="4580"/>
-          <w:tab w:val="left" w:pos="5496"/>
-          <w:tab w:val="left" w:pos="6412"/>
-          <w:tab w:val="left" w:pos="7328"/>
-          <w:tab w:val="left" w:pos="8244"/>
-          <w:tab w:val="left" w:pos="9160"/>
-          <w:tab w:val="left" w:pos="10076"/>
-          <w:tab w:val="left" w:pos="10992"/>
-          <w:tab w:val="left" w:pos="11908"/>
-          <w:tab w:val="left" w:pos="12824"/>
-          <w:tab w:val="left" w:pos="13740"/>
-          <w:tab w:val="left" w:pos="14656"/>
-        </w:tabs>
-        <w:wordWrap w:val="0"/>
-        <w:spacing w:after="0" w:line="240" w:lineRule="auto"/>
-        <w:rPr>
-          <w:rFonts w:ascii="Lucida Console" w:eastAsia="Times New Roman" w:hAnsi="Lucida Console" w:cs="Courier New"/>
-          <w:color w:val="000000"/>
-          <w:kern w:val="0"/>
-          <w:sz w:val="20"/>
-          <w:szCs w:val="20"/>
-          <w:bdr w:val="none" w:sz="0" w:space="0" w:color="auto" w:frame="1"/>
-          <w14:ligatures w14:val="none"/>
-        </w:rPr>
-      </w:pPr>
-      <w:r>
-        <w:rPr>
-          <w:rFonts w:ascii="Lucida Console" w:eastAsia="Times New Roman" w:hAnsi="Lucida Console" w:cs="Courier New"/>
-          <w:color w:val="000000"/>
-          <w:kern w:val="0"/>
-          <w:sz w:val="20"/>
-          <w:szCs w:val="20"/>
-          <w:bdr w:val="none" w:sz="0" w:space="0" w:color="auto" w:frame="1"/>
-          <w14:ligatures w14:val="none"/>
-        </w:rPr>
-        <w:t>-21.</w:t>
-      </w:r>
-      <w:proofErr w:type="gramStart"/>
-      <w:r>
-        <w:rPr>
-          <w:rFonts w:ascii="Lucida Console" w:eastAsia="Times New Roman" w:hAnsi="Lucida Console" w:cs="Courier New"/>
-          <w:color w:val="000000"/>
-          <w:kern w:val="0"/>
-          <w:sz w:val="20"/>
-          <w:szCs w:val="20"/>
-          <w:bdr w:val="none" w:sz="0" w:space="0" w:color="auto" w:frame="1"/>
-          <w14:ligatures w14:val="none"/>
-        </w:rPr>
-        <w:t>204  -</w:t>
-      </w:r>
-      <w:proofErr w:type="gramEnd"/>
-      <w:r>
-        <w:rPr>
-          <w:rFonts w:ascii="Lucida Console" w:eastAsia="Times New Roman" w:hAnsi="Lucida Console" w:cs="Courier New"/>
-          <w:color w:val="000000"/>
-          <w:kern w:val="0"/>
-          <w:sz w:val="20"/>
-          <w:szCs w:val="20"/>
-          <w:bdr w:val="none" w:sz="0" w:space="0" w:color="auto" w:frame="1"/>
-          <w14:ligatures w14:val="none"/>
-        </w:rPr>
-        <w:t>7.</w:t>
-      </w:r>
-      <w:proofErr w:type="gramStart"/>
-      <w:r>
-        <w:rPr>
-          <w:rFonts w:ascii="Lucida Console" w:eastAsia="Times New Roman" w:hAnsi="Lucida Console" w:cs="Courier New"/>
-          <w:color w:val="000000"/>
-          <w:kern w:val="0"/>
-          <w:sz w:val="20"/>
-          <w:szCs w:val="20"/>
-          <w:bdr w:val="none" w:sz="0" w:space="0" w:color="auto" w:frame="1"/>
-          <w14:ligatures w14:val="none"/>
-        </w:rPr>
-        <w:t>452  -</w:t>
-      </w:r>
-      <w:proofErr w:type="gramEnd"/>
-      <w:r>
-        <w:rPr>
-          <w:rFonts w:ascii="Lucida Console" w:eastAsia="Times New Roman" w:hAnsi="Lucida Console" w:cs="Courier New"/>
-          <w:color w:val="000000"/>
-          <w:kern w:val="0"/>
-          <w:sz w:val="20"/>
-          <w:szCs w:val="20"/>
-          <w:bdr w:val="none" w:sz="0" w:space="0" w:color="auto" w:frame="1"/>
-          <w14:ligatures w14:val="none"/>
-        </w:rPr>
-        <w:t xml:space="preserve">0.579   </w:t>
-      </w:r>
-      <w:proofErr w:type="gramStart"/>
-      <w:r>
-        <w:rPr>
-          <w:rFonts w:ascii="Lucida Console" w:eastAsia="Times New Roman" w:hAnsi="Lucida Console" w:cs="Courier New"/>
-          <w:color w:val="000000"/>
-          <w:kern w:val="0"/>
-          <w:sz w:val="20"/>
-          <w:szCs w:val="20"/>
-          <w:bdr w:val="none" w:sz="0" w:space="0" w:color="auto" w:frame="1"/>
-          <w14:ligatures w14:val="none"/>
-        </w:rPr>
-        <w:t>4.777  41.906</w:t>
-      </w:r>
-      <w:proofErr w:type="gramEnd"/>
-      <w:r>
-        <w:rPr>
-          <w:rFonts w:ascii="Lucida Console" w:eastAsia="Times New Roman" w:hAnsi="Lucida Console" w:cs="Courier New"/>
-          <w:color w:val="000000"/>
-          <w:kern w:val="0"/>
-          <w:sz w:val="20"/>
-          <w:szCs w:val="20"/>
-          <w:bdr w:val="none" w:sz="0" w:space="0" w:color="auto" w:frame="1"/>
-          <w14:ligatures w14:val="none"/>
-        </w:rPr>
-        <w:t xml:space="preserve"> </w:t>
-      </w:r>
-    </w:p>
-    <w:p>
-      <w:pPr>
-        <w:shd w:val="clear" w:color="auto" w:fill="FFFFFF"/>
-        <w:tabs>
-          <w:tab w:val="left" w:pos="916"/>
-          <w:tab w:val="left" w:pos="1832"/>
-          <w:tab w:val="left" w:pos="2748"/>
-          <w:tab w:val="left" w:pos="3664"/>
-          <w:tab w:val="left" w:pos="4580"/>
-          <w:tab w:val="left" w:pos="5496"/>
-          <w:tab w:val="left" w:pos="6412"/>
-          <w:tab w:val="left" w:pos="7328"/>
-          <w:tab w:val="left" w:pos="8244"/>
-          <w:tab w:val="left" w:pos="9160"/>
-          <w:tab w:val="left" w:pos="10076"/>
-          <w:tab w:val="left" w:pos="10992"/>
-          <w:tab w:val="left" w:pos="11908"/>
-          <w:tab w:val="left" w:pos="12824"/>
-          <w:tab w:val="left" w:pos="13740"/>
-          <w:tab w:val="left" w:pos="14656"/>
-        </w:tabs>
-        <w:wordWrap w:val="0"/>
-        <w:spacing w:after="0" w:line="240" w:lineRule="auto"/>
-        <w:rPr>
-          <w:rFonts w:ascii="Lucida Console" w:eastAsia="Times New Roman" w:hAnsi="Lucida Console" w:cs="Courier New"/>
-          <w:color w:val="000000"/>
-          <w:kern w:val="0"/>
-          <w:sz w:val="20"/>
-          <w:szCs w:val="20"/>
-          <w:bdr w:val="none" w:sz="0" w:space="0" w:color="auto" w:frame="1"/>
-          <w14:ligatures w14:val="none"/>
-        </w:rPr>
-      </w:pPr>
-    </w:p>
-    <w:p>
-      <w:pPr>
-        <w:shd w:val="clear" w:color="auto" w:fill="FFFFFF"/>
-        <w:tabs>
-          <w:tab w:val="left" w:pos="916"/>
-          <w:tab w:val="left" w:pos="1832"/>
-          <w:tab w:val="left" w:pos="2748"/>
-          <w:tab w:val="left" w:pos="3664"/>
-          <w:tab w:val="left" w:pos="4580"/>
-          <w:tab w:val="left" w:pos="5496"/>
-          <w:tab w:val="left" w:pos="6412"/>
-          <w:tab w:val="left" w:pos="7328"/>
-          <w:tab w:val="left" w:pos="8244"/>
-          <w:tab w:val="left" w:pos="9160"/>
-          <w:tab w:val="left" w:pos="10076"/>
-          <w:tab w:val="left" w:pos="10992"/>
-          <w:tab w:val="left" w:pos="11908"/>
-          <w:tab w:val="left" w:pos="12824"/>
-          <w:tab w:val="left" w:pos="13740"/>
-          <w:tab w:val="left" w:pos="14656"/>
-        </w:tabs>
-        <w:wordWrap w:val="0"/>
-        <w:spacing w:after="0" w:line="240" w:lineRule="auto"/>
-        <w:rPr>
-          <w:rFonts w:ascii="Lucida Console" w:eastAsia="Times New Roman" w:hAnsi="Lucida Console" w:cs="Courier New"/>
-          <w:color w:val="000000"/>
-          <w:kern w:val="0"/>
-          <w:sz w:val="20"/>
-          <w:szCs w:val="20"/>
-          <w:bdr w:val="none" w:sz="0" w:space="0" w:color="auto" w:frame="1"/>
-          <w14:ligatures w14:val="none"/>
-        </w:rPr>
-      </w:pPr>
-      <w:r>
-        <w:rPr>
-          <w:rFonts w:ascii="Lucida Console" w:eastAsia="Times New Roman" w:hAnsi="Lucida Console" w:cs="Courier New"/>
-          <w:color w:val="000000"/>
-          <w:kern w:val="0"/>
-          <w:sz w:val="20"/>
-          <w:szCs w:val="20"/>
-          <w:bdr w:val="none" w:sz="0" w:space="0" w:color="auto" w:frame="1"/>
-          <w14:ligatures w14:val="none"/>
-        </w:rPr>
-        <w:t>Coefficients:</w:t>
-      </w:r>
-    </w:p>
-    <w:p>
-      <w:pPr>
-        <w:shd w:val="clear" w:color="auto" w:fill="FFFFFF"/>
-        <w:tabs>
-          <w:tab w:val="left" w:pos="916"/>
-          <w:tab w:val="left" w:pos="1832"/>
-          <w:tab w:val="left" w:pos="2748"/>
-          <w:tab w:val="left" w:pos="3664"/>
-          <w:tab w:val="left" w:pos="4580"/>
-          <w:tab w:val="left" w:pos="5496"/>
-          <w:tab w:val="left" w:pos="6412"/>
-          <w:tab w:val="left" w:pos="7328"/>
-          <w:tab w:val="left" w:pos="8244"/>
-          <w:tab w:val="left" w:pos="9160"/>
-          <w:tab w:val="left" w:pos="10076"/>
-          <w:tab w:val="left" w:pos="10992"/>
-          <w:tab w:val="left" w:pos="11908"/>
-          <w:tab w:val="left" w:pos="12824"/>
-          <w:tab w:val="left" w:pos="13740"/>
-          <w:tab w:val="left" w:pos="14656"/>
-        </w:tabs>
-        <w:wordWrap w:val="0"/>
-        <w:spacing w:after="0" w:line="240" w:lineRule="auto"/>
-        <w:rPr>
-          <w:rFonts w:ascii="Lucida Console" w:eastAsia="Times New Roman" w:hAnsi="Lucida Console" w:cs="Courier New"/>
-          <w:color w:val="000000"/>
-          <w:kern w:val="0"/>
-          <w:sz w:val="20"/>
-          <w:szCs w:val="20"/>
-          <w:bdr w:val="none" w:sz="0" w:space="0" w:color="auto" w:frame="1"/>
-          <w14:ligatures w14:val="none"/>
-        </w:rPr>
-      </w:pPr>
-      <w:r>
-        <w:rPr>
-          <w:rFonts w:ascii="Lucida Console" w:eastAsia="Times New Roman" w:hAnsi="Lucida Console" w:cs="Courier New"/>
-          <w:color w:val="000000"/>
-          <w:kern w:val="0"/>
-          <w:sz w:val="20"/>
-          <w:szCs w:val="20"/>
-          <w:bdr w:val="none" w:sz="0" w:space="0" w:color="auto" w:frame="1"/>
-          <w14:ligatures w14:val="none"/>
-        </w:rPr>
-        <w:t xml:space="preserve">                  Estimate Std. Error t value </w:t>
-      </w:r>
-      <w:proofErr w:type="spellStart"/>
-      <w:r>
-        <w:rPr>
-          <w:rFonts w:ascii="Lucida Console" w:eastAsia="Times New Roman" w:hAnsi="Lucida Console" w:cs="Courier New"/>
-          <w:color w:val="000000"/>
-          <w:kern w:val="0"/>
-          <w:sz w:val="20"/>
-          <w:szCs w:val="20"/>
-          <w:bdr w:val="none" w:sz="0" w:space="0" w:color="auto" w:frame="1"/>
-          <w14:ligatures w14:val="none"/>
-        </w:rPr>
-        <w:t>Pr</w:t>
-      </w:r>
-      <w:proofErr w:type="spellEnd"/>
-      <w:r>
-        <w:rPr>
-          <w:rFonts w:ascii="Lucida Console" w:eastAsia="Times New Roman" w:hAnsi="Lucida Console" w:cs="Courier New"/>
-          <w:color w:val="000000"/>
-          <w:kern w:val="0"/>
-          <w:sz w:val="20"/>
-          <w:szCs w:val="20"/>
-          <w:bdr w:val="none" w:sz="0" w:space="0" w:color="auto" w:frame="1"/>
-          <w14:ligatures w14:val="none"/>
-        </w:rPr>
-        <w:t xml:space="preserve">(&gt;|t|)    </w:t>
-      </w:r>
-    </w:p>
-    <w:p>
-      <w:pPr>
-        <w:shd w:val="clear" w:color="auto" w:fill="FFFFFF"/>
-        <w:tabs>
-          <w:tab w:val="left" w:pos="916"/>
-          <w:tab w:val="left" w:pos="1832"/>
-          <w:tab w:val="left" w:pos="2748"/>
-          <w:tab w:val="left" w:pos="3664"/>
-          <w:tab w:val="left" w:pos="4580"/>
-          <w:tab w:val="left" w:pos="5496"/>
-          <w:tab w:val="left" w:pos="6412"/>
-          <w:tab w:val="left" w:pos="7328"/>
-          <w:tab w:val="left" w:pos="8244"/>
-          <w:tab w:val="left" w:pos="9160"/>
-          <w:tab w:val="left" w:pos="10076"/>
-          <w:tab w:val="left" w:pos="10992"/>
-          <w:tab w:val="left" w:pos="11908"/>
-          <w:tab w:val="left" w:pos="12824"/>
-          <w:tab w:val="left" w:pos="13740"/>
-          <w:tab w:val="left" w:pos="14656"/>
-        </w:tabs>
-        <w:wordWrap w:val="0"/>
-        <w:spacing w:after="0" w:line="240" w:lineRule="auto"/>
-        <w:rPr>
-          <w:rFonts w:ascii="Lucida Console" w:eastAsia="Times New Roman" w:hAnsi="Lucida Console" w:cs="Courier New"/>
-          <w:color w:val="000000"/>
-          <w:kern w:val="0"/>
-          <w:sz w:val="20"/>
-          <w:szCs w:val="20"/>
-          <w:bdr w:val="none" w:sz="0" w:space="0" w:color="auto" w:frame="1"/>
-          <w14:ligatures w14:val="none"/>
-        </w:rPr>
-      </w:pPr>
-      <w:r>
-        <w:rPr>
-          <w:rFonts w:ascii="Lucida Console" w:eastAsia="Times New Roman" w:hAnsi="Lucida Console" w:cs="Courier New"/>
-          <w:color w:val="000000"/>
-          <w:kern w:val="0"/>
-          <w:sz w:val="20"/>
-          <w:szCs w:val="20"/>
-          <w:bdr w:val="none" w:sz="0" w:space="0" w:color="auto" w:frame="1"/>
-          <w14:ligatures w14:val="none"/>
-        </w:rPr>
-        <w:t>(</w:t>
-      </w:r>
-      <w:proofErr w:type="gramStart"/>
-      <w:r>
-        <w:rPr>
-          <w:rFonts w:ascii="Lucida Console" w:eastAsia="Times New Roman" w:hAnsi="Lucida Console" w:cs="Courier New"/>
-          <w:color w:val="000000"/>
-          <w:kern w:val="0"/>
-          <w:sz w:val="20"/>
-          <w:szCs w:val="20"/>
-          <w:bdr w:val="none" w:sz="0" w:space="0" w:color="auto" w:frame="1"/>
-          <w14:ligatures w14:val="none"/>
-        </w:rPr>
-        <w:t xml:space="preserve">Intercept)   </w:t>
-      </w:r>
-      <w:proofErr w:type="gramEnd"/>
-      <w:r>
-        <w:rPr>
-          <w:rFonts w:ascii="Lucida Console" w:eastAsia="Times New Roman" w:hAnsi="Lucida Console" w:cs="Courier New"/>
-          <w:color w:val="000000"/>
-          <w:kern w:val="0"/>
-          <w:sz w:val="20"/>
-          <w:szCs w:val="20"/>
-          <w:bdr w:val="none" w:sz="0" w:space="0" w:color="auto" w:frame="1"/>
-          <w14:ligatures w14:val="none"/>
-        </w:rPr>
-        <w:t xml:space="preserve">     17.9614     3.9252   4.576 </w:t>
-      </w:r>
-      <w:proofErr w:type="gramStart"/>
-      <w:r>
-        <w:rPr>
-          <w:rFonts w:ascii="Lucida Console" w:eastAsia="Times New Roman" w:hAnsi="Lucida Console" w:cs="Courier New"/>
-          <w:color w:val="000000"/>
-          <w:kern w:val="0"/>
-          <w:sz w:val="20"/>
-          <w:szCs w:val="20"/>
-          <w:bdr w:val="none" w:sz="0" w:space="0" w:color="auto" w:frame="1"/>
-          <w14:ligatures w14:val="none"/>
-        </w:rPr>
-        <w:t xml:space="preserve">   2e</w:t>
-      </w:r>
-      <w:proofErr w:type="gramEnd"/>
-      <w:r>
-        <w:rPr>
-          <w:rFonts w:ascii="Lucida Console" w:eastAsia="Times New Roman" w:hAnsi="Lucida Console" w:cs="Courier New"/>
-          <w:color w:val="000000"/>
-          <w:kern w:val="0"/>
-          <w:sz w:val="20"/>
-          <w:szCs w:val="20"/>
-          <w:bdr w:val="none" w:sz="0" w:space="0" w:color="auto" w:frame="1"/>
-          <w14:ligatures w14:val="none"/>
-        </w:rPr>
-        <w:t>-05 ***</w:t>
-      </w:r>
-    </w:p>
-    <w:p>
-      <w:pPr>
-        <w:shd w:val="clear" w:color="auto" w:fill="FFFFFF"/>
-        <w:tabs>
-          <w:tab w:val="left" w:pos="916"/>
-          <w:tab w:val="left" w:pos="1832"/>
-          <w:tab w:val="left" w:pos="2748"/>
-          <w:tab w:val="left" w:pos="3664"/>
-          <w:tab w:val="left" w:pos="4580"/>
-          <w:tab w:val="left" w:pos="5496"/>
-          <w:tab w:val="left" w:pos="6412"/>
-          <w:tab w:val="left" w:pos="7328"/>
-          <w:tab w:val="left" w:pos="8244"/>
-          <w:tab w:val="left" w:pos="9160"/>
-          <w:tab w:val="left" w:pos="10076"/>
-          <w:tab w:val="left" w:pos="10992"/>
-          <w:tab w:val="left" w:pos="11908"/>
-          <w:tab w:val="left" w:pos="12824"/>
-          <w:tab w:val="left" w:pos="13740"/>
-          <w:tab w:val="left" w:pos="14656"/>
-        </w:tabs>
-        <w:wordWrap w:val="0"/>
-        <w:spacing w:after="0" w:line="240" w:lineRule="auto"/>
-        <w:rPr>
-          <w:rFonts w:ascii="Lucida Console" w:eastAsia="Times New Roman" w:hAnsi="Lucida Console" w:cs="Courier New"/>
-          <w:color w:val="000000"/>
-          <w:kern w:val="0"/>
-          <w:sz w:val="20"/>
-          <w:szCs w:val="20"/>
-          <w:bdr w:val="none" w:sz="0" w:space="0" w:color="auto" w:frame="1"/>
-          <w14:ligatures w14:val="none"/>
-        </w:rPr>
-      </w:pPr>
-      <w:r>
-        <w:rPr>
-          <w:rFonts w:ascii="Lucida Console" w:eastAsia="Times New Roman" w:hAnsi="Lucida Console" w:cs="Courier New"/>
-          <w:color w:val="000000"/>
-          <w:kern w:val="0"/>
-          <w:sz w:val="20"/>
-          <w:szCs w:val="20"/>
-          <w:bdr w:val="none" w:sz="0" w:space="0" w:color="auto" w:frame="1"/>
-          <w14:ligatures w14:val="none"/>
-        </w:rPr>
-        <w:t xml:space="preserve">BLOCK.F2            1.7153     3.5916   0.478 0.634427    </w:t>
-      </w:r>
-    </w:p>
-    <w:p>
-      <w:pPr>
-        <w:shd w:val="clear" w:color="auto" w:fill="FFFFFF"/>
-        <w:tabs>
-          <w:tab w:val="left" w:pos="916"/>
-          <w:tab w:val="left" w:pos="1832"/>
-          <w:tab w:val="left" w:pos="2748"/>
-          <w:tab w:val="left" w:pos="3664"/>
-          <w:tab w:val="left" w:pos="4580"/>
-          <w:tab w:val="left" w:pos="5496"/>
-          <w:tab w:val="left" w:pos="6412"/>
-          <w:tab w:val="left" w:pos="7328"/>
-          <w:tab w:val="left" w:pos="8244"/>
-          <w:tab w:val="left" w:pos="9160"/>
-          <w:tab w:val="left" w:pos="10076"/>
-          <w:tab w:val="left" w:pos="10992"/>
-          <w:tab w:val="left" w:pos="11908"/>
-          <w:tab w:val="left" w:pos="12824"/>
-          <w:tab w:val="left" w:pos="13740"/>
-          <w:tab w:val="left" w:pos="14656"/>
-        </w:tabs>
-        <w:wordWrap w:val="0"/>
-        <w:spacing w:after="0" w:line="240" w:lineRule="auto"/>
-        <w:rPr>
-          <w:rFonts w:ascii="Lucida Console" w:eastAsia="Times New Roman" w:hAnsi="Lucida Console" w:cs="Courier New"/>
-          <w:color w:val="000000"/>
-          <w:kern w:val="0"/>
-          <w:sz w:val="20"/>
-          <w:szCs w:val="20"/>
-          <w:bdr w:val="none" w:sz="0" w:space="0" w:color="auto" w:frame="1"/>
-          <w14:ligatures w14:val="none"/>
-        </w:rPr>
-      </w:pPr>
-      <w:r>
-        <w:rPr>
-          <w:rFonts w:ascii="Lucida Console" w:eastAsia="Times New Roman" w:hAnsi="Lucida Console" w:cs="Courier New"/>
-          <w:color w:val="000000"/>
-          <w:kern w:val="0"/>
-          <w:sz w:val="20"/>
-          <w:szCs w:val="20"/>
-          <w:bdr w:val="none" w:sz="0" w:space="0" w:color="auto" w:frame="1"/>
-          <w14:ligatures w14:val="none"/>
-        </w:rPr>
-        <w:t xml:space="preserve">BLOCK.F3          -14.7355     </w:t>
-      </w:r>
-      <w:proofErr w:type="gramStart"/>
-      <w:r>
-        <w:rPr>
-          <w:rFonts w:ascii="Lucida Console" w:eastAsia="Times New Roman" w:hAnsi="Lucida Console" w:cs="Courier New"/>
-          <w:color w:val="000000"/>
-          <w:kern w:val="0"/>
-          <w:sz w:val="20"/>
-          <w:szCs w:val="20"/>
-          <w:bdr w:val="none" w:sz="0" w:space="0" w:color="auto" w:frame="1"/>
-          <w14:ligatures w14:val="none"/>
-        </w:rPr>
-        <w:t>3.5916  -</w:t>
-      </w:r>
-      <w:proofErr w:type="gramEnd"/>
-      <w:r>
-        <w:rPr>
-          <w:rFonts w:ascii="Lucida Console" w:eastAsia="Times New Roman" w:hAnsi="Lucida Console" w:cs="Courier New"/>
-          <w:color w:val="000000"/>
-          <w:kern w:val="0"/>
-          <w:sz w:val="20"/>
-          <w:szCs w:val="20"/>
-          <w:bdr w:val="none" w:sz="0" w:space="0" w:color="auto" w:frame="1"/>
-          <w14:ligatures w14:val="none"/>
-        </w:rPr>
-        <w:t>4.103 0.000109 ***</w:t>
-      </w:r>
-    </w:p>
-    <w:p>
-      <w:pPr>
-        <w:shd w:val="clear" w:color="auto" w:fill="FFFFFF"/>
-        <w:tabs>
-          <w:tab w:val="left" w:pos="916"/>
-          <w:tab w:val="left" w:pos="1832"/>
-          <w:tab w:val="left" w:pos="2748"/>
-          <w:tab w:val="left" w:pos="3664"/>
-          <w:tab w:val="left" w:pos="4580"/>
-          <w:tab w:val="left" w:pos="5496"/>
-          <w:tab w:val="left" w:pos="6412"/>
-          <w:tab w:val="left" w:pos="7328"/>
-          <w:tab w:val="left" w:pos="8244"/>
-          <w:tab w:val="left" w:pos="9160"/>
-          <w:tab w:val="left" w:pos="10076"/>
-          <w:tab w:val="left" w:pos="10992"/>
-          <w:tab w:val="left" w:pos="11908"/>
-          <w:tab w:val="left" w:pos="12824"/>
-          <w:tab w:val="left" w:pos="13740"/>
-          <w:tab w:val="left" w:pos="14656"/>
-        </w:tabs>
-        <w:wordWrap w:val="0"/>
-        <w:spacing w:after="0" w:line="240" w:lineRule="auto"/>
-        <w:rPr>
-          <w:rFonts w:ascii="Lucida Console" w:eastAsia="Times New Roman" w:hAnsi="Lucida Console" w:cs="Courier New"/>
-          <w:color w:val="000000"/>
-          <w:kern w:val="0"/>
-          <w:sz w:val="20"/>
-          <w:szCs w:val="20"/>
-          <w:bdr w:val="none" w:sz="0" w:space="0" w:color="auto" w:frame="1"/>
-          <w14:ligatures w14:val="none"/>
-        </w:rPr>
-      </w:pPr>
-      <w:r>
-        <w:rPr>
-          <w:rFonts w:ascii="Lucida Console" w:eastAsia="Times New Roman" w:hAnsi="Lucida Console" w:cs="Courier New"/>
-          <w:color w:val="000000"/>
-          <w:kern w:val="0"/>
-          <w:sz w:val="20"/>
-          <w:szCs w:val="20"/>
-          <w:bdr w:val="none" w:sz="0" w:space="0" w:color="auto" w:frame="1"/>
-          <w14:ligatures w14:val="none"/>
-        </w:rPr>
-        <w:t xml:space="preserve">BLOCK.F4          -12.3094     </w:t>
-      </w:r>
-      <w:proofErr w:type="gramStart"/>
-      <w:r>
-        <w:rPr>
-          <w:rFonts w:ascii="Lucida Console" w:eastAsia="Times New Roman" w:hAnsi="Lucida Console" w:cs="Courier New"/>
-          <w:color w:val="000000"/>
-          <w:kern w:val="0"/>
-          <w:sz w:val="20"/>
-          <w:szCs w:val="20"/>
-          <w:bdr w:val="none" w:sz="0" w:space="0" w:color="auto" w:frame="1"/>
-          <w14:ligatures w14:val="none"/>
-        </w:rPr>
-        <w:t>3.5916  -</w:t>
-      </w:r>
-      <w:proofErr w:type="gramEnd"/>
-      <w:r>
-        <w:rPr>
-          <w:rFonts w:ascii="Lucida Console" w:eastAsia="Times New Roman" w:hAnsi="Lucida Console" w:cs="Courier New"/>
-          <w:color w:val="000000"/>
-          <w:kern w:val="0"/>
-          <w:sz w:val="20"/>
-          <w:szCs w:val="20"/>
-          <w:bdr w:val="none" w:sz="0" w:space="0" w:color="auto" w:frame="1"/>
-          <w14:ligatures w14:val="none"/>
-        </w:rPr>
-        <w:t xml:space="preserve">3.427 0.001025 ** </w:t>
-      </w:r>
-    </w:p>
-    <w:p>
-      <w:pPr>
-        <w:shd w:val="clear" w:color="auto" w:fill="FFFFFF"/>
-        <w:tabs>
-          <w:tab w:val="left" w:pos="916"/>
-          <w:tab w:val="left" w:pos="1832"/>
-          <w:tab w:val="left" w:pos="2748"/>
-          <w:tab w:val="left" w:pos="3664"/>
-          <w:tab w:val="left" w:pos="4580"/>
-          <w:tab w:val="left" w:pos="5496"/>
-          <w:tab w:val="left" w:pos="6412"/>
-          <w:tab w:val="left" w:pos="7328"/>
-          <w:tab w:val="left" w:pos="8244"/>
-          <w:tab w:val="left" w:pos="9160"/>
-          <w:tab w:val="left" w:pos="10076"/>
-          <w:tab w:val="left" w:pos="10992"/>
-          <w:tab w:val="left" w:pos="11908"/>
-          <w:tab w:val="left" w:pos="12824"/>
-          <w:tab w:val="left" w:pos="13740"/>
-          <w:tab w:val="left" w:pos="14656"/>
-        </w:tabs>
-        <w:wordWrap w:val="0"/>
-        <w:spacing w:after="0" w:line="240" w:lineRule="auto"/>
-        <w:rPr>
-          <w:rFonts w:ascii="Lucida Console" w:eastAsia="Times New Roman" w:hAnsi="Lucida Console" w:cs="Courier New"/>
-          <w:color w:val="000000"/>
-          <w:kern w:val="0"/>
-          <w:sz w:val="20"/>
-          <w:szCs w:val="20"/>
-          <w:bdr w:val="none" w:sz="0" w:space="0" w:color="auto" w:frame="1"/>
-          <w14:ligatures w14:val="none"/>
-        </w:rPr>
-      </w:pPr>
-      <w:r>
-        <w:rPr>
-          <w:rFonts w:ascii="Lucida Console" w:eastAsia="Times New Roman" w:hAnsi="Lucida Console" w:cs="Courier New"/>
-          <w:color w:val="000000"/>
-          <w:kern w:val="0"/>
-          <w:sz w:val="20"/>
-          <w:szCs w:val="20"/>
-          <w:bdr w:val="none" w:sz="0" w:space="0" w:color="auto" w:frame="1"/>
-          <w14:ligatures w14:val="none"/>
-        </w:rPr>
-        <w:t>Sampling.Year</w:t>
-      </w:r>
-      <w:proofErr w:type="gramStart"/>
-      <w:r>
-        <w:rPr>
-          <w:rFonts w:ascii="Lucida Console" w:eastAsia="Times New Roman" w:hAnsi="Lucida Console" w:cs="Courier New"/>
-          <w:color w:val="000000"/>
-          <w:kern w:val="0"/>
-          <w:sz w:val="20"/>
-          <w:szCs w:val="20"/>
-          <w:bdr w:val="none" w:sz="0" w:space="0" w:color="auto" w:frame="1"/>
-          <w14:ligatures w14:val="none"/>
-        </w:rPr>
-        <w:t>2022  -</w:t>
-      </w:r>
-      <w:proofErr w:type="gramEnd"/>
-      <w:r>
-        <w:rPr>
-          <w:rFonts w:ascii="Lucida Console" w:eastAsia="Times New Roman" w:hAnsi="Lucida Console" w:cs="Courier New"/>
-          <w:color w:val="000000"/>
-          <w:kern w:val="0"/>
-          <w:sz w:val="20"/>
-          <w:szCs w:val="20"/>
-          <w:bdr w:val="none" w:sz="0" w:space="0" w:color="auto" w:frame="1"/>
-          <w14:ligatures w14:val="none"/>
-        </w:rPr>
-        <w:t xml:space="preserve">9.7553     </w:t>
-      </w:r>
-      <w:proofErr w:type="gramStart"/>
-      <w:r>
-        <w:rPr>
-          <w:rFonts w:ascii="Lucida Console" w:eastAsia="Times New Roman" w:hAnsi="Lucida Console" w:cs="Courier New"/>
-          <w:color w:val="000000"/>
-          <w:kern w:val="0"/>
-          <w:sz w:val="20"/>
-          <w:szCs w:val="20"/>
-          <w:bdr w:val="none" w:sz="0" w:space="0" w:color="auto" w:frame="1"/>
-          <w14:ligatures w14:val="none"/>
-        </w:rPr>
-        <w:t>2.5396  -</w:t>
-      </w:r>
-      <w:proofErr w:type="gramEnd"/>
-      <w:r>
-        <w:rPr>
-          <w:rFonts w:ascii="Lucida Console" w:eastAsia="Times New Roman" w:hAnsi="Lucida Console" w:cs="Courier New"/>
-          <w:color w:val="000000"/>
-          <w:kern w:val="0"/>
-          <w:sz w:val="20"/>
-          <w:szCs w:val="20"/>
-          <w:bdr w:val="none" w:sz="0" w:space="0" w:color="auto" w:frame="1"/>
-          <w14:ligatures w14:val="none"/>
-        </w:rPr>
-        <w:t>3.841 0.000266 ***</w:t>
-      </w:r>
-    </w:p>
-    <w:p>
-      <w:pPr>
-        <w:shd w:val="clear" w:color="auto" w:fill="FFFFFF"/>
-        <w:tabs>
-          <w:tab w:val="left" w:pos="916"/>
-          <w:tab w:val="left" w:pos="1832"/>
-          <w:tab w:val="left" w:pos="2748"/>
-          <w:tab w:val="left" w:pos="3664"/>
-          <w:tab w:val="left" w:pos="4580"/>
-          <w:tab w:val="left" w:pos="5496"/>
-          <w:tab w:val="left" w:pos="6412"/>
-          <w:tab w:val="left" w:pos="7328"/>
-          <w:tab w:val="left" w:pos="8244"/>
-          <w:tab w:val="left" w:pos="9160"/>
-          <w:tab w:val="left" w:pos="10076"/>
-          <w:tab w:val="left" w:pos="10992"/>
-          <w:tab w:val="left" w:pos="11908"/>
-          <w:tab w:val="left" w:pos="12824"/>
-          <w:tab w:val="left" w:pos="13740"/>
-          <w:tab w:val="left" w:pos="14656"/>
-        </w:tabs>
-        <w:wordWrap w:val="0"/>
-        <w:spacing w:after="0" w:line="240" w:lineRule="auto"/>
-        <w:rPr>
-          <w:rFonts w:ascii="Lucida Console" w:eastAsia="Times New Roman" w:hAnsi="Lucida Console" w:cs="Courier New"/>
-          <w:color w:val="000000"/>
-          <w:kern w:val="0"/>
-          <w:sz w:val="20"/>
-          <w:szCs w:val="20"/>
-          <w:bdr w:val="none" w:sz="0" w:space="0" w:color="auto" w:frame="1"/>
-          <w14:ligatures w14:val="none"/>
-        </w:rPr>
-      </w:pPr>
-      <w:proofErr w:type="spellStart"/>
-      <w:r>
-        <w:rPr>
-          <w:rFonts w:ascii="Lucida Console" w:eastAsia="Times New Roman" w:hAnsi="Lucida Console" w:cs="Courier New"/>
-          <w:color w:val="000000"/>
-          <w:kern w:val="0"/>
-          <w:sz w:val="20"/>
-          <w:szCs w:val="20"/>
-          <w:bdr w:val="none" w:sz="0" w:space="0" w:color="auto" w:frame="1"/>
-          <w14:ligatures w14:val="none"/>
-        </w:rPr>
-        <w:t>CoverCrop.FClover</w:t>
-      </w:r>
-      <w:proofErr w:type="spellEnd"/>
-      <w:r>
-        <w:rPr>
-          <w:rFonts w:ascii="Lucida Console" w:eastAsia="Times New Roman" w:hAnsi="Lucida Console" w:cs="Courier New"/>
-          <w:color w:val="000000"/>
-          <w:kern w:val="0"/>
-          <w:sz w:val="20"/>
-          <w:szCs w:val="20"/>
-          <w:bdr w:val="none" w:sz="0" w:space="0" w:color="auto" w:frame="1"/>
-          <w14:ligatures w14:val="none"/>
-        </w:rPr>
-        <w:t xml:space="preserve">   3.1667     3.2786   0.966 0.337437    </w:t>
-      </w:r>
-    </w:p>
-    <w:p>
-      <w:pPr>
-        <w:shd w:val="clear" w:color="auto" w:fill="FFFFFF"/>
-        <w:tabs>
-          <w:tab w:val="left" w:pos="916"/>
-          <w:tab w:val="left" w:pos="1832"/>
-          <w:tab w:val="left" w:pos="2748"/>
-          <w:tab w:val="left" w:pos="3664"/>
-          <w:tab w:val="left" w:pos="4580"/>
-          <w:tab w:val="left" w:pos="5496"/>
-          <w:tab w:val="left" w:pos="6412"/>
-          <w:tab w:val="left" w:pos="7328"/>
-          <w:tab w:val="left" w:pos="8244"/>
-          <w:tab w:val="left" w:pos="9160"/>
-          <w:tab w:val="left" w:pos="10076"/>
-          <w:tab w:val="left" w:pos="10992"/>
-          <w:tab w:val="left" w:pos="11908"/>
-          <w:tab w:val="left" w:pos="12824"/>
-          <w:tab w:val="left" w:pos="13740"/>
-          <w:tab w:val="left" w:pos="14656"/>
-        </w:tabs>
-        <w:wordWrap w:val="0"/>
-        <w:spacing w:after="0" w:line="240" w:lineRule="auto"/>
-        <w:rPr>
-          <w:rFonts w:ascii="Lucida Console" w:eastAsia="Times New Roman" w:hAnsi="Lucida Console" w:cs="Courier New"/>
-          <w:color w:val="000000"/>
-          <w:kern w:val="0"/>
-          <w:sz w:val="20"/>
-          <w:szCs w:val="20"/>
-          <w:bdr w:val="none" w:sz="0" w:space="0" w:color="auto" w:frame="1"/>
-          <w14:ligatures w14:val="none"/>
-        </w:rPr>
-      </w:pPr>
-      <w:proofErr w:type="spellStart"/>
-      <w:r>
-        <w:rPr>
-          <w:rFonts w:ascii="Lucida Console" w:eastAsia="Times New Roman" w:hAnsi="Lucida Console" w:cs="Courier New"/>
-          <w:color w:val="000000"/>
-          <w:kern w:val="0"/>
-          <w:sz w:val="20"/>
-          <w:szCs w:val="20"/>
-          <w:bdr w:val="none" w:sz="0" w:space="0" w:color="auto" w:frame="1"/>
-          <w14:ligatures w14:val="none"/>
-        </w:rPr>
-        <w:t>CoverCrop.FTrit</w:t>
-      </w:r>
-      <w:proofErr w:type="spellEnd"/>
-      <w:r>
-        <w:rPr>
-          <w:rFonts w:ascii="Lucida Console" w:eastAsia="Times New Roman" w:hAnsi="Lucida Console" w:cs="Courier New"/>
-          <w:color w:val="000000"/>
-          <w:kern w:val="0"/>
-          <w:sz w:val="20"/>
-          <w:szCs w:val="20"/>
-          <w:bdr w:val="none" w:sz="0" w:space="0" w:color="auto" w:frame="1"/>
-          <w14:ligatures w14:val="none"/>
-        </w:rPr>
-        <w:t xml:space="preserve">    -0.4087     </w:t>
-      </w:r>
-      <w:proofErr w:type="gramStart"/>
-      <w:r>
-        <w:rPr>
-          <w:rFonts w:ascii="Lucida Console" w:eastAsia="Times New Roman" w:hAnsi="Lucida Console" w:cs="Courier New"/>
-          <w:color w:val="000000"/>
-          <w:kern w:val="0"/>
-          <w:sz w:val="20"/>
-          <w:szCs w:val="20"/>
-          <w:bdr w:val="none" w:sz="0" w:space="0" w:color="auto" w:frame="1"/>
-          <w14:ligatures w14:val="none"/>
-        </w:rPr>
-        <w:t>3.2786  -</w:t>
-      </w:r>
-      <w:proofErr w:type="gramEnd"/>
-      <w:r>
-        <w:rPr>
-          <w:rFonts w:ascii="Lucida Console" w:eastAsia="Times New Roman" w:hAnsi="Lucida Console" w:cs="Courier New"/>
-          <w:color w:val="000000"/>
-          <w:kern w:val="0"/>
-          <w:sz w:val="20"/>
-          <w:szCs w:val="20"/>
-          <w:bdr w:val="none" w:sz="0" w:space="0" w:color="auto" w:frame="1"/>
-          <w14:ligatures w14:val="none"/>
-        </w:rPr>
-        <w:t xml:space="preserve">0.125 0.901165    </w:t>
-      </w:r>
-    </w:p>
-    <w:p>
-      <w:pPr>
-        <w:shd w:val="clear" w:color="auto" w:fill="FFFFFF"/>
-        <w:tabs>
-          <w:tab w:val="left" w:pos="916"/>
-          <w:tab w:val="left" w:pos="1832"/>
-          <w:tab w:val="left" w:pos="2748"/>
-          <w:tab w:val="left" w:pos="3664"/>
-          <w:tab w:val="left" w:pos="4580"/>
-          <w:tab w:val="left" w:pos="5496"/>
-          <w:tab w:val="left" w:pos="6412"/>
-          <w:tab w:val="left" w:pos="7328"/>
-          <w:tab w:val="left" w:pos="8244"/>
-          <w:tab w:val="left" w:pos="9160"/>
-          <w:tab w:val="left" w:pos="10076"/>
-          <w:tab w:val="left" w:pos="10992"/>
-          <w:tab w:val="left" w:pos="11908"/>
-          <w:tab w:val="left" w:pos="12824"/>
-          <w:tab w:val="left" w:pos="13740"/>
-          <w:tab w:val="left" w:pos="14656"/>
-        </w:tabs>
-        <w:wordWrap w:val="0"/>
-        <w:spacing w:after="0" w:line="240" w:lineRule="auto"/>
-        <w:rPr>
-          <w:rFonts w:ascii="Lucida Console" w:eastAsia="Times New Roman" w:hAnsi="Lucida Console" w:cs="Courier New"/>
-          <w:color w:val="000000"/>
-          <w:kern w:val="0"/>
-          <w:sz w:val="20"/>
-          <w:szCs w:val="20"/>
-          <w:bdr w:val="none" w:sz="0" w:space="0" w:color="auto" w:frame="1"/>
-          <w14:ligatures w14:val="none"/>
-        </w:rPr>
-      </w:pPr>
-      <w:proofErr w:type="spellStart"/>
-      <w:r>
-        <w:rPr>
-          <w:rFonts w:ascii="Lucida Console" w:eastAsia="Times New Roman" w:hAnsi="Lucida Console" w:cs="Courier New"/>
-          <w:color w:val="000000"/>
-          <w:kern w:val="0"/>
-          <w:sz w:val="20"/>
-          <w:szCs w:val="20"/>
-          <w:bdr w:val="none" w:sz="0" w:space="0" w:color="auto" w:frame="1"/>
-          <w14:ligatures w14:val="none"/>
-        </w:rPr>
-        <w:t>Treatment.FB</w:t>
-      </w:r>
-      <w:proofErr w:type="spellEnd"/>
-      <w:r>
-        <w:rPr>
-          <w:rFonts w:ascii="Lucida Console" w:eastAsia="Times New Roman" w:hAnsi="Lucida Console" w:cs="Courier New"/>
-          <w:color w:val="000000"/>
-          <w:kern w:val="0"/>
-          <w:sz w:val="20"/>
-          <w:szCs w:val="20"/>
-          <w:bdr w:val="none" w:sz="0" w:space="0" w:color="auto" w:frame="1"/>
-          <w14:ligatures w14:val="none"/>
-        </w:rPr>
-        <w:t xml:space="preserve">        6.2892     3.2786   1.918 0.</w:t>
-      </w:r>
-      <w:proofErr w:type="gramStart"/>
-      <w:r>
-        <w:rPr>
-          <w:rFonts w:ascii="Lucida Console" w:eastAsia="Times New Roman" w:hAnsi="Lucida Console" w:cs="Courier New"/>
-          <w:color w:val="000000"/>
-          <w:kern w:val="0"/>
-          <w:sz w:val="20"/>
-          <w:szCs w:val="20"/>
-          <w:bdr w:val="none" w:sz="0" w:space="0" w:color="auto" w:frame="1"/>
-          <w14:ligatures w14:val="none"/>
-        </w:rPr>
-        <w:t>059162 .</w:t>
-      </w:r>
-      <w:proofErr w:type="gramEnd"/>
-      <w:r>
-        <w:rPr>
-          <w:rFonts w:ascii="Lucida Console" w:eastAsia="Times New Roman" w:hAnsi="Lucida Console" w:cs="Courier New"/>
-          <w:color w:val="000000"/>
-          <w:kern w:val="0"/>
-          <w:sz w:val="20"/>
-          <w:szCs w:val="20"/>
-          <w:bdr w:val="none" w:sz="0" w:space="0" w:color="auto" w:frame="1"/>
-          <w14:ligatures w14:val="none"/>
-        </w:rPr>
-        <w:t xml:space="preserve">  </w:t>
-      </w:r>
-    </w:p>
-    <w:p>
-      <w:pPr>
-        <w:shd w:val="clear" w:color="auto" w:fill="FFFFFF"/>
-        <w:tabs>
-          <w:tab w:val="left" w:pos="916"/>
-          <w:tab w:val="left" w:pos="1832"/>
-          <w:tab w:val="left" w:pos="2748"/>
-          <w:tab w:val="left" w:pos="3664"/>
-          <w:tab w:val="left" w:pos="4580"/>
-          <w:tab w:val="left" w:pos="5496"/>
-          <w:tab w:val="left" w:pos="6412"/>
-          <w:tab w:val="left" w:pos="7328"/>
-          <w:tab w:val="left" w:pos="8244"/>
-          <w:tab w:val="left" w:pos="9160"/>
-          <w:tab w:val="left" w:pos="10076"/>
-          <w:tab w:val="left" w:pos="10992"/>
-          <w:tab w:val="left" w:pos="11908"/>
-          <w:tab w:val="left" w:pos="12824"/>
-          <w:tab w:val="left" w:pos="13740"/>
-          <w:tab w:val="left" w:pos="14656"/>
-        </w:tabs>
-        <w:wordWrap w:val="0"/>
-        <w:spacing w:after="0" w:line="240" w:lineRule="auto"/>
-        <w:rPr>
-          <w:rFonts w:ascii="Lucida Console" w:eastAsia="Times New Roman" w:hAnsi="Lucida Console" w:cs="Courier New"/>
-          <w:color w:val="000000"/>
-          <w:kern w:val="0"/>
-          <w:sz w:val="20"/>
-          <w:szCs w:val="20"/>
-          <w:bdr w:val="none" w:sz="0" w:space="0" w:color="auto" w:frame="1"/>
-          <w14:ligatures w14:val="none"/>
-        </w:rPr>
-      </w:pPr>
-      <w:proofErr w:type="spellStart"/>
-      <w:r>
-        <w:rPr>
-          <w:rFonts w:ascii="Lucida Console" w:eastAsia="Times New Roman" w:hAnsi="Lucida Console" w:cs="Courier New"/>
-          <w:color w:val="000000"/>
-          <w:kern w:val="0"/>
-          <w:sz w:val="20"/>
-          <w:szCs w:val="20"/>
-          <w:bdr w:val="none" w:sz="0" w:space="0" w:color="auto" w:frame="1"/>
-          <w14:ligatures w14:val="none"/>
-        </w:rPr>
-        <w:t>Treatment.FC</w:t>
-      </w:r>
-      <w:proofErr w:type="spellEnd"/>
-      <w:r>
-        <w:rPr>
-          <w:rFonts w:ascii="Lucida Console" w:eastAsia="Times New Roman" w:hAnsi="Lucida Console" w:cs="Courier New"/>
-          <w:color w:val="000000"/>
-          <w:kern w:val="0"/>
-          <w:sz w:val="20"/>
-          <w:szCs w:val="20"/>
-          <w:bdr w:val="none" w:sz="0" w:space="0" w:color="auto" w:frame="1"/>
-          <w14:ligatures w14:val="none"/>
-        </w:rPr>
-        <w:t xml:space="preserve">        4.1102     3.2786   1.254 0.214146    </w:t>
-      </w:r>
-    </w:p>
-    <w:p>
-      <w:pPr>
-        <w:shd w:val="clear" w:color="auto" w:fill="FFFFFF"/>
-        <w:tabs>
-          <w:tab w:val="left" w:pos="916"/>
-          <w:tab w:val="left" w:pos="1832"/>
-          <w:tab w:val="left" w:pos="2748"/>
-          <w:tab w:val="left" w:pos="3664"/>
-          <w:tab w:val="left" w:pos="4580"/>
-          <w:tab w:val="left" w:pos="5496"/>
-          <w:tab w:val="left" w:pos="6412"/>
-          <w:tab w:val="left" w:pos="7328"/>
-          <w:tab w:val="left" w:pos="8244"/>
-          <w:tab w:val="left" w:pos="9160"/>
-          <w:tab w:val="left" w:pos="10076"/>
-          <w:tab w:val="left" w:pos="10992"/>
-          <w:tab w:val="left" w:pos="11908"/>
-          <w:tab w:val="left" w:pos="12824"/>
-          <w:tab w:val="left" w:pos="13740"/>
-          <w:tab w:val="left" w:pos="14656"/>
-        </w:tabs>
-        <w:wordWrap w:val="0"/>
-        <w:spacing w:after="0" w:line="240" w:lineRule="auto"/>
-        <w:rPr>
-          <w:rFonts w:ascii="Lucida Console" w:eastAsia="Times New Roman" w:hAnsi="Lucida Console" w:cs="Courier New"/>
-          <w:color w:val="000000"/>
-          <w:kern w:val="0"/>
-          <w:sz w:val="20"/>
-          <w:szCs w:val="20"/>
-          <w:bdr w:val="none" w:sz="0" w:space="0" w:color="auto" w:frame="1"/>
-          <w14:ligatures w14:val="none"/>
-        </w:rPr>
-      </w:pPr>
-      <w:proofErr w:type="spellStart"/>
-      <w:r>
-        <w:rPr>
-          <w:rFonts w:ascii="Lucida Console" w:eastAsia="Times New Roman" w:hAnsi="Lucida Console" w:cs="Courier New"/>
-          <w:color w:val="000000"/>
-          <w:kern w:val="0"/>
-          <w:sz w:val="20"/>
-          <w:szCs w:val="20"/>
-          <w:bdr w:val="none" w:sz="0" w:space="0" w:color="auto" w:frame="1"/>
-          <w14:ligatures w14:val="none"/>
-        </w:rPr>
-        <w:t>Treatment.FD</w:t>
-      </w:r>
-      <w:proofErr w:type="spellEnd"/>
-      <w:r>
-        <w:rPr>
-          <w:rFonts w:ascii="Lucida Console" w:eastAsia="Times New Roman" w:hAnsi="Lucida Console" w:cs="Courier New"/>
-          <w:color w:val="000000"/>
-          <w:kern w:val="0"/>
-          <w:sz w:val="20"/>
-          <w:szCs w:val="20"/>
-          <w:bdr w:val="none" w:sz="0" w:space="0" w:color="auto" w:frame="1"/>
-          <w14:ligatures w14:val="none"/>
-        </w:rPr>
-        <w:t xml:space="preserve">       -0.8080     </w:t>
-      </w:r>
-      <w:proofErr w:type="gramStart"/>
-      <w:r>
-        <w:rPr>
-          <w:rFonts w:ascii="Lucida Console" w:eastAsia="Times New Roman" w:hAnsi="Lucida Console" w:cs="Courier New"/>
-          <w:color w:val="000000"/>
-          <w:kern w:val="0"/>
-          <w:sz w:val="20"/>
-          <w:szCs w:val="20"/>
-          <w:bdr w:val="none" w:sz="0" w:space="0" w:color="auto" w:frame="1"/>
-          <w14:ligatures w14:val="none"/>
-        </w:rPr>
-        <w:t>5.0082  -</w:t>
-      </w:r>
-      <w:proofErr w:type="gramEnd"/>
-      <w:r>
-        <w:rPr>
-          <w:rFonts w:ascii="Lucida Console" w:eastAsia="Times New Roman" w:hAnsi="Lucida Console" w:cs="Courier New"/>
-          <w:color w:val="000000"/>
-          <w:kern w:val="0"/>
-          <w:sz w:val="20"/>
-          <w:szCs w:val="20"/>
-          <w:bdr w:val="none" w:sz="0" w:space="0" w:color="auto" w:frame="1"/>
-          <w14:ligatures w14:val="none"/>
-        </w:rPr>
-        <w:t xml:space="preserve">0.161 0.872300    </w:t>
-      </w:r>
-    </w:p>
-    <w:p>
-      <w:pPr>
-        <w:shd w:val="clear" w:color="auto" w:fill="FFFFFF"/>
-        <w:tabs>
-          <w:tab w:val="left" w:pos="916"/>
-          <w:tab w:val="left" w:pos="1832"/>
-          <w:tab w:val="left" w:pos="2748"/>
-          <w:tab w:val="left" w:pos="3664"/>
-          <w:tab w:val="left" w:pos="4580"/>
-          <w:tab w:val="left" w:pos="5496"/>
-          <w:tab w:val="left" w:pos="6412"/>
-          <w:tab w:val="left" w:pos="7328"/>
-          <w:tab w:val="left" w:pos="8244"/>
-          <w:tab w:val="left" w:pos="9160"/>
-          <w:tab w:val="left" w:pos="10076"/>
-          <w:tab w:val="left" w:pos="10992"/>
-          <w:tab w:val="left" w:pos="11908"/>
-          <w:tab w:val="left" w:pos="12824"/>
-          <w:tab w:val="left" w:pos="13740"/>
-          <w:tab w:val="left" w:pos="14656"/>
-        </w:tabs>
-        <w:wordWrap w:val="0"/>
-        <w:spacing w:after="0" w:line="240" w:lineRule="auto"/>
-        <w:rPr>
-          <w:rFonts w:ascii="Lucida Console" w:eastAsia="Times New Roman" w:hAnsi="Lucida Console" w:cs="Courier New"/>
-          <w:color w:val="000000"/>
-          <w:kern w:val="0"/>
-          <w:sz w:val="20"/>
-          <w:szCs w:val="20"/>
-          <w:bdr w:val="none" w:sz="0" w:space="0" w:color="auto" w:frame="1"/>
-          <w14:ligatures w14:val="none"/>
-        </w:rPr>
-      </w:pPr>
-      <w:r>
-        <w:rPr>
-          <w:rFonts w:ascii="Lucida Console" w:eastAsia="Times New Roman" w:hAnsi="Lucida Console" w:cs="Courier New"/>
-          <w:color w:val="000000"/>
-          <w:kern w:val="0"/>
-          <w:sz w:val="20"/>
-          <w:szCs w:val="20"/>
-          <w:bdr w:val="none" w:sz="0" w:space="0" w:color="auto" w:frame="1"/>
-          <w14:ligatures w14:val="none"/>
-        </w:rPr>
-        <w:t>---</w:t>
-      </w:r>
-    </w:p>
-    <w:p>
-      <w:pPr>
-        <w:shd w:val="clear" w:color="auto" w:fill="FFFFFF"/>
-        <w:tabs>
-          <w:tab w:val="left" w:pos="916"/>
-          <w:tab w:val="left" w:pos="1832"/>
-          <w:tab w:val="left" w:pos="2748"/>
-          <w:tab w:val="left" w:pos="3664"/>
-          <w:tab w:val="left" w:pos="4580"/>
-          <w:tab w:val="left" w:pos="5496"/>
-          <w:tab w:val="left" w:pos="6412"/>
-          <w:tab w:val="left" w:pos="7328"/>
-          <w:tab w:val="left" w:pos="8244"/>
-          <w:tab w:val="left" w:pos="9160"/>
-          <w:tab w:val="left" w:pos="10076"/>
-          <w:tab w:val="left" w:pos="10992"/>
-          <w:tab w:val="left" w:pos="11908"/>
-          <w:tab w:val="left" w:pos="12824"/>
-          <w:tab w:val="left" w:pos="13740"/>
-          <w:tab w:val="left" w:pos="14656"/>
-        </w:tabs>
-        <w:wordWrap w:val="0"/>
-        <w:spacing w:after="0" w:line="240" w:lineRule="auto"/>
-        <w:rPr>
-          <w:rFonts w:ascii="Lucida Console" w:eastAsia="Times New Roman" w:hAnsi="Lucida Console" w:cs="Courier New"/>
-          <w:color w:val="000000"/>
-          <w:kern w:val="0"/>
-          <w:sz w:val="20"/>
-          <w:szCs w:val="20"/>
-          <w:bdr w:val="none" w:sz="0" w:space="0" w:color="auto" w:frame="1"/>
-          <w14:ligatures w14:val="none"/>
-        </w:rPr>
-      </w:pPr>
-      <w:proofErr w:type="spellStart"/>
-      <w:r>
-        <w:rPr>
-          <w:rFonts w:ascii="Lucida Console" w:eastAsia="Times New Roman" w:hAnsi="Lucida Console" w:cs="Courier New"/>
-          <w:color w:val="000000"/>
-          <w:kern w:val="0"/>
-          <w:sz w:val="20"/>
-          <w:szCs w:val="20"/>
-          <w:bdr w:val="none" w:sz="0" w:space="0" w:color="auto" w:frame="1"/>
-          <w14:ligatures w14:val="none"/>
-        </w:rPr>
-        <w:t>Signif</w:t>
-      </w:r>
-      <w:proofErr w:type="spellEnd"/>
-      <w:r>
-        <w:rPr>
-          <w:rFonts w:ascii="Lucida Console" w:eastAsia="Times New Roman" w:hAnsi="Lucida Console" w:cs="Courier New"/>
-          <w:color w:val="000000"/>
-          <w:kern w:val="0"/>
-          <w:sz w:val="20"/>
-          <w:szCs w:val="20"/>
-          <w:bdr w:val="none" w:sz="0" w:space="0" w:color="auto" w:frame="1"/>
-          <w14:ligatures w14:val="none"/>
-        </w:rPr>
-        <w:t>. codes</w:t>
-      </w:r>
-      <w:proofErr w:type="gramStart"/>
-      <w:r>
-        <w:rPr>
-          <w:rFonts w:ascii="Lucida Console" w:eastAsia="Times New Roman" w:hAnsi="Lucida Console" w:cs="Courier New"/>
-          <w:color w:val="000000"/>
-          <w:kern w:val="0"/>
-          <w:sz w:val="20"/>
-          <w:szCs w:val="20"/>
-          <w:bdr w:val="none" w:sz="0" w:space="0" w:color="auto" w:frame="1"/>
-          <w14:ligatures w14:val="none"/>
-        </w:rPr>
-        <w:t>:  0 ‘</w:t>
-      </w:r>
-      <w:proofErr w:type="gramEnd"/>
-      <w:r>
-        <w:rPr>
-          <w:rFonts w:ascii="Lucida Console" w:eastAsia="Times New Roman" w:hAnsi="Lucida Console" w:cs="Courier New"/>
-          <w:color w:val="000000"/>
-          <w:kern w:val="0"/>
-          <w:sz w:val="20"/>
-          <w:szCs w:val="20"/>
-          <w:bdr w:val="none" w:sz="0" w:space="0" w:color="auto" w:frame="1"/>
-          <w14:ligatures w14:val="none"/>
-        </w:rPr>
-        <w:t xml:space="preserve">***’ </w:t>
-      </w:r>
-      <w:proofErr w:type="gramStart"/>
-      <w:r>
-        <w:rPr>
-          <w:rFonts w:ascii="Lucida Console" w:eastAsia="Times New Roman" w:hAnsi="Lucida Console" w:cs="Courier New"/>
-          <w:color w:val="000000"/>
-          <w:kern w:val="0"/>
-          <w:sz w:val="20"/>
-          <w:szCs w:val="20"/>
-          <w:bdr w:val="none" w:sz="0" w:space="0" w:color="auto" w:frame="1"/>
-          <w14:ligatures w14:val="none"/>
-        </w:rPr>
-        <w:t>0.001 ‘*</w:t>
-      </w:r>
-      <w:proofErr w:type="gramEnd"/>
-      <w:r>
-        <w:rPr>
-          <w:rFonts w:ascii="Lucida Console" w:eastAsia="Times New Roman" w:hAnsi="Lucida Console" w:cs="Courier New"/>
-          <w:color w:val="000000"/>
-          <w:kern w:val="0"/>
-          <w:sz w:val="20"/>
-          <w:szCs w:val="20"/>
-          <w:bdr w:val="none" w:sz="0" w:space="0" w:color="auto" w:frame="1"/>
-          <w14:ligatures w14:val="none"/>
-        </w:rPr>
-        <w:t xml:space="preserve">*’ </w:t>
-      </w:r>
-      <w:proofErr w:type="gramStart"/>
-      <w:r>
-        <w:rPr>
-          <w:rFonts w:ascii="Lucida Console" w:eastAsia="Times New Roman" w:hAnsi="Lucida Console" w:cs="Courier New"/>
-          <w:color w:val="000000"/>
-          <w:kern w:val="0"/>
-          <w:sz w:val="20"/>
-          <w:szCs w:val="20"/>
-          <w:bdr w:val="none" w:sz="0" w:space="0" w:color="auto" w:frame="1"/>
-          <w14:ligatures w14:val="none"/>
-        </w:rPr>
-        <w:t>0.01 ‘*</w:t>
-      </w:r>
-      <w:proofErr w:type="gramEnd"/>
-      <w:r>
-        <w:rPr>
-          <w:rFonts w:ascii="Lucida Console" w:eastAsia="Times New Roman" w:hAnsi="Lucida Console" w:cs="Courier New"/>
-          <w:color w:val="000000"/>
-          <w:kern w:val="0"/>
-          <w:sz w:val="20"/>
-          <w:szCs w:val="20"/>
-          <w:bdr w:val="none" w:sz="0" w:space="0" w:color="auto" w:frame="1"/>
-          <w14:ligatures w14:val="none"/>
-        </w:rPr>
-        <w:t xml:space="preserve">’ 0.05 ‘.’ 0.1 </w:t>
-      </w:r>
-      <w:proofErr w:type="gramStart"/>
-      <w:r>
-        <w:rPr>
-          <w:rFonts w:ascii="Lucida Console" w:eastAsia="Times New Roman" w:hAnsi="Lucida Console" w:cs="Courier New"/>
-          <w:color w:val="000000"/>
-          <w:kern w:val="0"/>
-          <w:sz w:val="20"/>
-          <w:szCs w:val="20"/>
-          <w:bdr w:val="none" w:sz="0" w:space="0" w:color="auto" w:frame="1"/>
-          <w14:ligatures w14:val="none"/>
-        </w:rPr>
-        <w:t>‘ ’</w:t>
-      </w:r>
-      <w:proofErr w:type="gramEnd"/>
-      <w:r>
-        <w:rPr>
-          <w:rFonts w:ascii="Lucida Console" w:eastAsia="Times New Roman" w:hAnsi="Lucida Console" w:cs="Courier New"/>
-          <w:color w:val="000000"/>
-          <w:kern w:val="0"/>
-          <w:sz w:val="20"/>
-          <w:szCs w:val="20"/>
-          <w:bdr w:val="none" w:sz="0" w:space="0" w:color="auto" w:frame="1"/>
-          <w14:ligatures w14:val="none"/>
-        </w:rPr>
-        <w:t xml:space="preserve"> 1</w:t>
-      </w:r>
-    </w:p>
-    <w:p>
-      <w:pPr>
-        <w:shd w:val="clear" w:color="auto" w:fill="FFFFFF"/>
-        <w:tabs>
-          <w:tab w:val="left" w:pos="916"/>
-          <w:tab w:val="left" w:pos="1832"/>
-          <w:tab w:val="left" w:pos="2748"/>
-          <w:tab w:val="left" w:pos="3664"/>
-          <w:tab w:val="left" w:pos="4580"/>
-          <w:tab w:val="left" w:pos="5496"/>
-          <w:tab w:val="left" w:pos="6412"/>
-          <w:tab w:val="left" w:pos="7328"/>
-          <w:tab w:val="left" w:pos="8244"/>
-          <w:tab w:val="left" w:pos="9160"/>
-          <w:tab w:val="left" w:pos="10076"/>
-          <w:tab w:val="left" w:pos="10992"/>
-          <w:tab w:val="left" w:pos="11908"/>
-          <w:tab w:val="left" w:pos="12824"/>
-          <w:tab w:val="left" w:pos="13740"/>
-          <w:tab w:val="left" w:pos="14656"/>
-        </w:tabs>
-        <w:wordWrap w:val="0"/>
-        <w:spacing w:after="0" w:line="240" w:lineRule="auto"/>
-        <w:rPr>
-          <w:rFonts w:ascii="Lucida Console" w:eastAsia="Times New Roman" w:hAnsi="Lucida Console" w:cs="Courier New"/>
-          <w:color w:val="000000"/>
-          <w:kern w:val="0"/>
-          <w:sz w:val="20"/>
-          <w:szCs w:val="20"/>
-          <w:bdr w:val="none" w:sz="0" w:space="0" w:color="auto" w:frame="1"/>
-          <w14:ligatures w14:val="none"/>
-        </w:rPr>
-      </w:pPr>
-    </w:p>
-    <w:p>
-      <w:pPr>
-        <w:shd w:val="clear" w:color="auto" w:fill="FFFFFF"/>
-        <w:tabs>
-          <w:tab w:val="left" w:pos="916"/>
-          <w:tab w:val="left" w:pos="1832"/>
-          <w:tab w:val="left" w:pos="2748"/>
-          <w:tab w:val="left" w:pos="3664"/>
-          <w:tab w:val="left" w:pos="4580"/>
-          <w:tab w:val="left" w:pos="5496"/>
-          <w:tab w:val="left" w:pos="6412"/>
-          <w:tab w:val="left" w:pos="7328"/>
-          <w:tab w:val="left" w:pos="8244"/>
-          <w:tab w:val="left" w:pos="9160"/>
-          <w:tab w:val="left" w:pos="10076"/>
-          <w:tab w:val="left" w:pos="10992"/>
-          <w:tab w:val="left" w:pos="11908"/>
-          <w:tab w:val="left" w:pos="12824"/>
-          <w:tab w:val="left" w:pos="13740"/>
-          <w:tab w:val="left" w:pos="14656"/>
-        </w:tabs>
-        <w:wordWrap w:val="0"/>
-        <w:spacing w:after="0" w:line="240" w:lineRule="auto"/>
-        <w:rPr>
-          <w:rFonts w:ascii="Lucida Console" w:eastAsia="Times New Roman" w:hAnsi="Lucida Console" w:cs="Courier New"/>
-          <w:color w:val="000000"/>
-          <w:kern w:val="0"/>
-          <w:sz w:val="20"/>
-          <w:szCs w:val="20"/>
-          <w:bdr w:val="none" w:sz="0" w:space="0" w:color="auto" w:frame="1"/>
-          <w14:ligatures w14:val="none"/>
-        </w:rPr>
-      </w:pPr>
-      <w:r>
-        <w:rPr>
-          <w:rFonts w:ascii="Lucida Console" w:eastAsia="Times New Roman" w:hAnsi="Lucida Console" w:cs="Courier New"/>
-          <w:color w:val="000000"/>
-          <w:kern w:val="0"/>
-          <w:sz w:val="20"/>
-          <w:szCs w:val="20"/>
-          <w:bdr w:val="none" w:sz="0" w:space="0" w:color="auto" w:frame="1"/>
-          <w14:ligatures w14:val="none"/>
-        </w:rPr>
-        <w:t>Residual standard error: 11.36 on 70 degrees of freedom</w:t>
-      </w:r>
-    </w:p>
-    <w:p>
-      <w:pPr>
-        <w:shd w:val="clear" w:color="auto" w:fill="FFFFFF"/>
-        <w:tabs>
-          <w:tab w:val="left" w:pos="916"/>
-          <w:tab w:val="left" w:pos="1832"/>
-          <w:tab w:val="left" w:pos="2748"/>
-          <w:tab w:val="left" w:pos="3664"/>
-          <w:tab w:val="left" w:pos="4580"/>
-          <w:tab w:val="left" w:pos="5496"/>
-          <w:tab w:val="left" w:pos="6412"/>
-          <w:tab w:val="left" w:pos="7328"/>
-          <w:tab w:val="left" w:pos="8244"/>
-          <w:tab w:val="left" w:pos="9160"/>
-          <w:tab w:val="left" w:pos="10076"/>
-          <w:tab w:val="left" w:pos="10992"/>
-          <w:tab w:val="left" w:pos="11908"/>
-          <w:tab w:val="left" w:pos="12824"/>
-          <w:tab w:val="left" w:pos="13740"/>
-          <w:tab w:val="left" w:pos="14656"/>
-        </w:tabs>
-        <w:wordWrap w:val="0"/>
-        <w:spacing w:after="0" w:line="240" w:lineRule="auto"/>
-        <w:rPr>
-          <w:rFonts w:ascii="Lucida Console" w:eastAsia="Times New Roman" w:hAnsi="Lucida Console" w:cs="Courier New"/>
-          <w:color w:val="000000"/>
-          <w:kern w:val="0"/>
-          <w:sz w:val="20"/>
-          <w:szCs w:val="20"/>
-          <w:bdr w:val="none" w:sz="0" w:space="0" w:color="auto" w:frame="1"/>
-          <w14:ligatures w14:val="none"/>
-        </w:rPr>
-      </w:pPr>
-      <w:r>
-        <w:rPr>
-          <w:rFonts w:ascii="Lucida Console" w:eastAsia="Times New Roman" w:hAnsi="Lucida Console" w:cs="Courier New"/>
-          <w:color w:val="000000"/>
-          <w:kern w:val="0"/>
-          <w:sz w:val="20"/>
-          <w:szCs w:val="20"/>
-          <w:bdr w:val="none" w:sz="0" w:space="0" w:color="auto" w:frame="1"/>
-          <w14:ligatures w14:val="none"/>
-        </w:rPr>
-        <w:t>Multiple R-squared</w:t>
-      </w:r>
-      <w:proofErr w:type="gramStart"/>
-      <w:r>
-        <w:rPr>
-          <w:rFonts w:ascii="Lucida Console" w:eastAsia="Times New Roman" w:hAnsi="Lucida Console" w:cs="Courier New"/>
-          <w:color w:val="000000"/>
-          <w:kern w:val="0"/>
-          <w:sz w:val="20"/>
-          <w:szCs w:val="20"/>
-          <w:bdr w:val="none" w:sz="0" w:space="0" w:color="auto" w:frame="1"/>
-          <w14:ligatures w14:val="none"/>
-        </w:rPr>
-        <w:t>:  0.4307</w:t>
-      </w:r>
-      <w:proofErr w:type="gramEnd"/>
-      <w:r>
-        <w:rPr>
-          <w:rFonts w:ascii="Lucida Console" w:eastAsia="Times New Roman" w:hAnsi="Lucida Console" w:cs="Courier New"/>
-          <w:color w:val="000000"/>
-          <w:kern w:val="0"/>
-          <w:sz w:val="20"/>
-          <w:szCs w:val="20"/>
-          <w:bdr w:val="none" w:sz="0" w:space="0" w:color="auto" w:frame="1"/>
-          <w14:ligatures w14:val="none"/>
-        </w:rPr>
-        <w:t>,</w:t>
-      </w:r>
-      <w:r>
-        <w:rPr>
-          <w:rFonts w:ascii="Lucida Console" w:eastAsia="Times New Roman" w:hAnsi="Lucida Console" w:cs="Courier New"/>
-          <w:color w:val="000000"/>
-          <w:kern w:val="0"/>
-          <w:sz w:val="20"/>
-          <w:szCs w:val="20"/>
-          <w:bdr w:val="none" w:sz="0" w:space="0" w:color="auto" w:frame="1"/>
-          <w14:ligatures w14:val="none"/>
-        </w:rPr>
-        <w:tab/>
-        <w:t>Adjusted R-squared</w:t>
-      </w:r>
-      <w:proofErr w:type="gramStart"/>
-      <w:r>
-        <w:rPr>
-          <w:rFonts w:ascii="Lucida Console" w:eastAsia="Times New Roman" w:hAnsi="Lucida Console" w:cs="Courier New"/>
-          <w:color w:val="000000"/>
-          <w:kern w:val="0"/>
-          <w:sz w:val="20"/>
-          <w:szCs w:val="20"/>
-          <w:bdr w:val="none" w:sz="0" w:space="0" w:color="auto" w:frame="1"/>
-          <w14:ligatures w14:val="none"/>
-        </w:rPr>
-        <w:t>:  0.3575</w:t>
-      </w:r>
-      <w:proofErr w:type="gramEnd"/>
-      <w:r>
-        <w:rPr>
-          <w:rFonts w:ascii="Lucida Console" w:eastAsia="Times New Roman" w:hAnsi="Lucida Console" w:cs="Courier New"/>
-          <w:color w:val="000000"/>
-          <w:kern w:val="0"/>
-          <w:sz w:val="20"/>
-          <w:szCs w:val="20"/>
-          <w:bdr w:val="none" w:sz="0" w:space="0" w:color="auto" w:frame="1"/>
-          <w14:ligatures w14:val="none"/>
-        </w:rPr>
-        <w:t xml:space="preserve"> </w:t>
-      </w:r>
-    </w:p>
-    <w:p>
-      <w:pPr>
-        <w:shd w:val="clear" w:color="auto" w:fill="FFFFFF"/>
-        <w:tabs>
-          <w:tab w:val="left" w:pos="916"/>
-          <w:tab w:val="left" w:pos="1832"/>
-          <w:tab w:val="left" w:pos="2748"/>
-          <w:tab w:val="left" w:pos="3664"/>
-          <w:tab w:val="left" w:pos="4580"/>
-          <w:tab w:val="left" w:pos="5496"/>
-          <w:tab w:val="left" w:pos="6412"/>
-          <w:tab w:val="left" w:pos="7328"/>
-          <w:tab w:val="left" w:pos="8244"/>
-          <w:tab w:val="left" w:pos="9160"/>
-          <w:tab w:val="left" w:pos="10076"/>
-          <w:tab w:val="left" w:pos="10992"/>
-          <w:tab w:val="left" w:pos="11908"/>
-          <w:tab w:val="left" w:pos="12824"/>
-          <w:tab w:val="left" w:pos="13740"/>
-          <w:tab w:val="left" w:pos="14656"/>
-        </w:tabs>
-        <w:wordWrap w:val="0"/>
-        <w:spacing w:after="0" w:line="240" w:lineRule="auto"/>
-        <w:rPr>
-          <w:rFonts w:ascii="Lucida Console" w:eastAsia="Times New Roman" w:hAnsi="Lucida Console" w:cs="Courier New"/>
-          <w:color w:val="000000"/>
-          <w:kern w:val="0"/>
-          <w:sz w:val="20"/>
-          <w:szCs w:val="20"/>
-          <w:bdr w:val="none" w:sz="0" w:space="0" w:color="auto" w:frame="1"/>
-          <w14:ligatures w14:val="none"/>
-        </w:rPr>
-      </w:pPr>
-      <w:r>
-        <w:rPr>
-          <w:rFonts w:ascii="Lucida Console" w:eastAsia="Times New Roman" w:hAnsi="Lucida Console" w:cs="Courier New"/>
-          <w:color w:val="000000"/>
-          <w:kern w:val="0"/>
-          <w:sz w:val="20"/>
-          <w:szCs w:val="20"/>
-          <w:bdr w:val="none" w:sz="0" w:space="0" w:color="auto" w:frame="1"/>
-          <w14:ligatures w14:val="none"/>
-        </w:rPr>
-        <w:t xml:space="preserve">F-statistic: 5.883 on 9 and 70 </w:t>
-      </w:r>
-      <w:proofErr w:type="gramStart"/>
-      <w:r>
-        <w:rPr>
-          <w:rFonts w:ascii="Lucida Console" w:eastAsia="Times New Roman" w:hAnsi="Lucida Console" w:cs="Courier New"/>
-          <w:color w:val="000000"/>
-          <w:kern w:val="0"/>
-          <w:sz w:val="20"/>
-          <w:szCs w:val="20"/>
-          <w:bdr w:val="none" w:sz="0" w:space="0" w:color="auto" w:frame="1"/>
-          <w14:ligatures w14:val="none"/>
-        </w:rPr>
-        <w:t>DF,  p</w:t>
-      </w:r>
-      <w:proofErr w:type="gramEnd"/>
-      <w:r>
-        <w:rPr>
-          <w:rFonts w:ascii="Lucida Console" w:eastAsia="Times New Roman" w:hAnsi="Lucida Console" w:cs="Courier New"/>
-          <w:color w:val="000000"/>
-          <w:kern w:val="0"/>
-          <w:sz w:val="20"/>
-          <w:szCs w:val="20"/>
-          <w:bdr w:val="none" w:sz="0" w:space="0" w:color="auto" w:frame="1"/>
-          <w14:ligatures w14:val="none"/>
-        </w:rPr>
-        <w:t>-value: 4.438e-06</w:t>
-      </w:r>
-    </w:p>
-    <w:p>
-      <w:pPr>
-        <w:shd w:val="clear" w:color="auto" w:fill="FFFFFF"/>
-        <w:tabs>
-          <w:tab w:val="left" w:pos="916"/>
-          <w:tab w:val="left" w:pos="1832"/>
-          <w:tab w:val="left" w:pos="2748"/>
-          <w:tab w:val="left" w:pos="3664"/>
-          <w:tab w:val="left" w:pos="4580"/>
-          <w:tab w:val="left" w:pos="5496"/>
-          <w:tab w:val="left" w:pos="6412"/>
-          <w:tab w:val="left" w:pos="7328"/>
-          <w:tab w:val="left" w:pos="8244"/>
-          <w:tab w:val="left" w:pos="9160"/>
-          <w:tab w:val="left" w:pos="10076"/>
-          <w:tab w:val="left" w:pos="10992"/>
-          <w:tab w:val="left" w:pos="11908"/>
-          <w:tab w:val="left" w:pos="12824"/>
-          <w:tab w:val="left" w:pos="13740"/>
-          <w:tab w:val="left" w:pos="14656"/>
-        </w:tabs>
-        <w:wordWrap w:val="0"/>
-        <w:spacing w:after="0" w:line="240" w:lineRule="auto"/>
-        <w:rPr>
-          <w:rFonts w:ascii="Lucida Console" w:eastAsia="Times New Roman" w:hAnsi="Lucida Console" w:cs="Courier New"/>
-          <w:color w:val="000000"/>
-          <w:kern w:val="0"/>
-          <w:sz w:val="20"/>
-          <w:szCs w:val="20"/>
-          <w:bdr w:val="none" w:sz="0" w:space="0" w:color="auto" w:frame="1"/>
-          <w14:ligatures w14:val="none"/>
-        </w:rPr>
-      </w:pPr>
-    </w:p>
-    <w:p>
-      <w:pPr>
-        <w:shd w:val="clear" w:color="auto" w:fill="FFFFFF"/>
-        <w:tabs>
-          <w:tab w:val="left" w:pos="916"/>
-          <w:tab w:val="left" w:pos="1832"/>
-          <w:tab w:val="left" w:pos="2748"/>
-          <w:tab w:val="left" w:pos="3664"/>
-          <w:tab w:val="left" w:pos="4580"/>
-          <w:tab w:val="left" w:pos="5496"/>
-          <w:tab w:val="left" w:pos="6412"/>
-          <w:tab w:val="left" w:pos="7328"/>
-          <w:tab w:val="left" w:pos="8244"/>
-          <w:tab w:val="left" w:pos="9160"/>
-          <w:tab w:val="left" w:pos="10076"/>
-          <w:tab w:val="left" w:pos="10992"/>
-          <w:tab w:val="left" w:pos="11908"/>
-          <w:tab w:val="left" w:pos="12824"/>
-          <w:tab w:val="left" w:pos="13740"/>
-          <w:tab w:val="left" w:pos="14656"/>
-        </w:tabs>
-        <w:wordWrap w:val="0"/>
-        <w:spacing w:after="0" w:line="240" w:lineRule="auto"/>
-        <w:rPr>
-          <w:rFonts w:ascii="Lucida Console" w:eastAsia="Times New Roman" w:hAnsi="Lucida Console" w:cs="Courier New"/>
-          <w:color w:val="000000"/>
-          <w:kern w:val="0"/>
-          <w:sz w:val="20"/>
-          <w:szCs w:val="20"/>
-          <w:bdr w:val="none" w:sz="0" w:space="0" w:color="auto" w:frame="1"/>
-          <w14:ligatures w14:val="none"/>
-        </w:rPr>
-      </w:pPr>
-    </w:p>
-    <w:p>
-      <w:pPr>
-        <w:pStyle w:val="HTMLPreformatted"/>
-        <w:shd w:val="clear" w:color="auto" w:fill="FFFFFF"/>
-        <w:wordWrap w:val="0"/>
-        <w:rPr>
-          <w:rStyle w:val="gnvwddmdb3b"/>
-          <w:rFonts w:ascii="Lucida Console" w:hAnsi="Lucida Console"/>
-          <w:color w:val="0000FF"/>
-        </w:rPr>
-      </w:pPr>
-      <w:proofErr w:type="spellStart"/>
-      <w:proofErr w:type="gramStart"/>
-      <w:r>
-        <w:rPr>
-          <w:rStyle w:val="gnvwddmdb3b"/>
-          <w:rFonts w:ascii="Lucida Console" w:hAnsi="Lucida Console"/>
-          <w:color w:val="0000FF"/>
-        </w:rPr>
-        <w:t>anova</w:t>
-      </w:r>
-      <w:proofErr w:type="spellEnd"/>
-      <w:r>
-        <w:rPr>
-          <w:rStyle w:val="gnvwddmdb3b"/>
-          <w:rFonts w:ascii="Lucida Console" w:hAnsi="Lucida Console"/>
-          <w:color w:val="0000FF"/>
-        </w:rPr>
-        <w:t>(</w:t>
-      </w:r>
-      <w:proofErr w:type="spellStart"/>
-      <w:r>
-        <w:rPr>
-          <w:rStyle w:val="gnvwddmdb3b"/>
-          <w:rFonts w:ascii="Lucida Console" w:hAnsi="Lucida Console"/>
-          <w:color w:val="0000FF"/>
-        </w:rPr>
-        <w:t>Cumm.Stat.Anal</w:t>
-      </w:r>
-      <w:proofErr w:type="spellEnd"/>
-      <w:proofErr w:type="gramEnd"/>
-      <w:r>
-        <w:rPr>
-          <w:rStyle w:val="gnvwddmdb3b"/>
-          <w:rFonts w:ascii="Lucida Console" w:hAnsi="Lucida Console"/>
-          <w:color w:val="0000FF"/>
-        </w:rPr>
-        <w:t>)</w:t>
-      </w:r>
-    </w:p>
-    <w:p>
-      <w:pPr>
-        <w:pStyle w:val="HTMLPreformatted"/>
-        <w:shd w:val="clear" w:color="auto" w:fill="FFFFFF"/>
-        <w:wordWrap w:val="0"/>
-        <w:rPr>
-          <w:rStyle w:val="gnvwddmdl3b"/>
-          <w:rFonts w:ascii="Lucida Console" w:hAnsi="Lucida Console"/>
-          <w:color w:val="000000"/>
-          <w:bdr w:val="none" w:sz="0" w:space="0" w:color="auto" w:frame="1"/>
-        </w:rPr>
-      </w:pPr>
-      <w:r>
-        <w:rPr>
-          <w:rStyle w:val="gnvwddmdl3b"/>
-          <w:rFonts w:ascii="Lucida Console" w:hAnsi="Lucida Console"/>
-          <w:color w:val="000000"/>
-          <w:bdr w:val="none" w:sz="0" w:space="0" w:color="auto" w:frame="1"/>
-        </w:rPr>
-        <w:t>Analysis of Variance Table</w:t>
-      </w:r>
-    </w:p>
-    <w:p>
-      <w:pPr>
-        <w:pStyle w:val="HTMLPreformatted"/>
-        <w:shd w:val="clear" w:color="auto" w:fill="FFFFFF"/>
-        <w:wordWrap w:val="0"/>
-        <w:rPr>
-          <w:rStyle w:val="gnvwddmdl3b"/>
-          <w:rFonts w:ascii="Lucida Console" w:hAnsi="Lucida Console"/>
-          <w:color w:val="000000"/>
-          <w:bdr w:val="none" w:sz="0" w:space="0" w:color="auto" w:frame="1"/>
-        </w:rPr>
-      </w:pPr>
-    </w:p>
-    <w:p>
-      <w:pPr>
-        <w:pStyle w:val="HTMLPreformatted"/>
-        <w:shd w:val="clear" w:color="auto" w:fill="FFFFFF"/>
-        <w:wordWrap w:val="0"/>
-        <w:rPr>
-          <w:rStyle w:val="gnvwddmdl3b"/>
-          <w:rFonts w:ascii="Lucida Console" w:hAnsi="Lucida Console"/>
-          <w:color w:val="000000"/>
-          <w:bdr w:val="none" w:sz="0" w:space="0" w:color="auto" w:frame="1"/>
-        </w:rPr>
-      </w:pPr>
-      <w:r>
-        <w:rPr>
-          <w:rStyle w:val="gnvwddmdl3b"/>
-          <w:rFonts w:ascii="Lucida Console" w:hAnsi="Lucida Console"/>
-          <w:color w:val="000000"/>
-          <w:bdr w:val="none" w:sz="0" w:space="0" w:color="auto" w:frame="1"/>
-        </w:rPr>
-        <w:t xml:space="preserve">Response: </w:t>
-      </w:r>
-      <w:proofErr w:type="spellStart"/>
-      <w:proofErr w:type="gramStart"/>
-      <w:r>
-        <w:rPr>
-          <w:rStyle w:val="gnvwddmdl3b"/>
-          <w:rFonts w:ascii="Lucida Console" w:hAnsi="Lucida Console"/>
-          <w:color w:val="000000"/>
-          <w:bdr w:val="none" w:sz="0" w:space="0" w:color="auto" w:frame="1"/>
-        </w:rPr>
-        <w:t>Total.Cum.Emissions</w:t>
-      </w:r>
-      <w:proofErr w:type="spellEnd"/>
-      <w:proofErr w:type="gramEnd"/>
-    </w:p>
-    <w:p>
-      <w:pPr>
-        <w:pStyle w:val="HTMLPreformatted"/>
-        <w:shd w:val="clear" w:color="auto" w:fill="FFFFFF"/>
-        <w:wordWrap w:val="0"/>
-        <w:rPr>
-          <w:rStyle w:val="gnvwddmdl3b"/>
-          <w:rFonts w:ascii="Lucida Console" w:hAnsi="Lucida Console"/>
-          <w:color w:val="000000"/>
-          <w:bdr w:val="none" w:sz="0" w:space="0" w:color="auto" w:frame="1"/>
-        </w:rPr>
-      </w:pPr>
-      <w:r>
-        <w:rPr>
-          <w:rStyle w:val="gnvwddmdl3b"/>
-          <w:rFonts w:ascii="Lucida Console" w:hAnsi="Lucida Console"/>
-          <w:color w:val="000000"/>
-          <w:bdr w:val="none" w:sz="0" w:space="0" w:color="auto" w:frame="1"/>
-        </w:rPr>
-        <w:t xml:space="preserve">              </w:t>
-      </w:r>
-      <w:proofErr w:type="spellStart"/>
-      <w:r>
-        <w:rPr>
-          <w:rStyle w:val="gnvwddmdl3b"/>
-          <w:rFonts w:ascii="Lucida Console" w:hAnsi="Lucida Console"/>
-          <w:color w:val="000000"/>
-          <w:bdr w:val="none" w:sz="0" w:space="0" w:color="auto" w:frame="1"/>
-        </w:rPr>
-        <w:t>Df</w:t>
-      </w:r>
-      <w:proofErr w:type="spellEnd"/>
-      <w:r>
-        <w:rPr>
-          <w:rStyle w:val="gnvwddmdl3b"/>
-          <w:rFonts w:ascii="Lucida Console" w:hAnsi="Lucida Console"/>
-          <w:color w:val="000000"/>
-          <w:bdr w:val="none" w:sz="0" w:space="0" w:color="auto" w:frame="1"/>
-        </w:rPr>
-        <w:t xml:space="preserve"> Sum Sq Mean Sq F </w:t>
-      </w:r>
-      <w:proofErr w:type="gramStart"/>
-      <w:r>
-        <w:rPr>
-          <w:rStyle w:val="gnvwddmdl3b"/>
-          <w:rFonts w:ascii="Lucida Console" w:hAnsi="Lucida Console"/>
-          <w:color w:val="000000"/>
-          <w:bdr w:val="none" w:sz="0" w:space="0" w:color="auto" w:frame="1"/>
-        </w:rPr>
-        <w:t>value</w:t>
-      </w:r>
-      <w:proofErr w:type="gramEnd"/>
-      <w:r>
-        <w:rPr>
-          <w:rStyle w:val="gnvwddmdl3b"/>
-          <w:rFonts w:ascii="Lucida Console" w:hAnsi="Lucida Console"/>
-          <w:color w:val="000000"/>
-          <w:bdr w:val="none" w:sz="0" w:space="0" w:color="auto" w:frame="1"/>
-        </w:rPr>
-        <w:t xml:space="preserve">    </w:t>
-      </w:r>
-      <w:proofErr w:type="spellStart"/>
-      <w:r>
-        <w:rPr>
-          <w:rStyle w:val="gnvwddmdl3b"/>
-          <w:rFonts w:ascii="Lucida Console" w:hAnsi="Lucida Console"/>
-          <w:color w:val="000000"/>
-          <w:bdr w:val="none" w:sz="0" w:space="0" w:color="auto" w:frame="1"/>
-        </w:rPr>
-        <w:t>Pr</w:t>
-      </w:r>
-      <w:proofErr w:type="spellEnd"/>
-      <w:r>
-        <w:rPr>
-          <w:rStyle w:val="gnvwddmdl3b"/>
-          <w:rFonts w:ascii="Lucida Console" w:hAnsi="Lucida Console"/>
-          <w:color w:val="000000"/>
-          <w:bdr w:val="none" w:sz="0" w:space="0" w:color="auto" w:frame="1"/>
-        </w:rPr>
-        <w:t xml:space="preserve">(&gt;F)    </w:t>
-      </w:r>
-    </w:p>
-    <w:p>
-      <w:pPr>
-        <w:pStyle w:val="HTMLPreformatted"/>
-        <w:shd w:val="clear" w:color="auto" w:fill="FFFFFF"/>
-        <w:wordWrap w:val="0"/>
-        <w:rPr>
-          <w:rStyle w:val="gnvwddmdl3b"/>
-          <w:rFonts w:ascii="Lucida Console" w:hAnsi="Lucida Console"/>
-          <w:color w:val="000000"/>
-          <w:bdr w:val="none" w:sz="0" w:space="0" w:color="auto" w:frame="1"/>
-        </w:rPr>
-      </w:pPr>
-      <w:r>
-        <w:rPr>
-          <w:rStyle w:val="gnvwddmdl3b"/>
-          <w:rFonts w:ascii="Lucida Console" w:hAnsi="Lucida Console"/>
-          <w:color w:val="000000"/>
-          <w:bdr w:val="none" w:sz="0" w:space="0" w:color="auto" w:frame="1"/>
-        </w:rPr>
-        <w:t>BLOCK.F        3 4224.0 1408.01 10.9154 5.752e-06 ***</w:t>
-      </w:r>
-    </w:p>
-    <w:p>
-      <w:pPr>
-        <w:pStyle w:val="HTMLPreformatted"/>
-        <w:shd w:val="clear" w:color="auto" w:fill="FFFFFF"/>
-        <w:wordWrap w:val="0"/>
-        <w:rPr>
-          <w:rStyle w:val="gnvwddmdl3b"/>
-          <w:rFonts w:ascii="Lucida Console" w:hAnsi="Lucida Console"/>
-          <w:color w:val="000000"/>
-          <w:bdr w:val="none" w:sz="0" w:space="0" w:color="auto" w:frame="1"/>
-        </w:rPr>
-      </w:pPr>
-      <w:proofErr w:type="spellStart"/>
-      <w:proofErr w:type="gramStart"/>
-      <w:r>
-        <w:rPr>
-          <w:rStyle w:val="gnvwddmdl3b"/>
-          <w:rFonts w:ascii="Lucida Console" w:hAnsi="Lucida Console"/>
-          <w:color w:val="000000"/>
-          <w:bdr w:val="none" w:sz="0" w:space="0" w:color="auto" w:frame="1"/>
-        </w:rPr>
-        <w:t>Sampling.Year</w:t>
-      </w:r>
-      <w:proofErr w:type="spellEnd"/>
-      <w:r>
-        <w:rPr>
-          <w:rStyle w:val="gnvwddmdl3b"/>
-          <w:rFonts w:ascii="Lucida Console" w:hAnsi="Lucida Console"/>
-          <w:color w:val="000000"/>
-          <w:bdr w:val="none" w:sz="0" w:space="0" w:color="auto" w:frame="1"/>
-        </w:rPr>
-        <w:t xml:space="preserve">  1</w:t>
-      </w:r>
-      <w:proofErr w:type="gramEnd"/>
-      <w:r>
-        <w:rPr>
-          <w:rStyle w:val="gnvwddmdl3b"/>
-          <w:rFonts w:ascii="Lucida Console" w:hAnsi="Lucida Console"/>
-          <w:color w:val="000000"/>
-          <w:bdr w:val="none" w:sz="0" w:space="0" w:color="auto" w:frame="1"/>
-        </w:rPr>
-        <w:t xml:space="preserve"> 1903.3 1903.32 14.7553 0.0002661 ***</w:t>
-      </w:r>
-    </w:p>
-    <w:p>
-      <w:pPr>
-        <w:pStyle w:val="HTMLPreformatted"/>
-        <w:shd w:val="clear" w:color="auto" w:fill="FFFFFF"/>
-        <w:wordWrap w:val="0"/>
-        <w:rPr>
-          <w:rStyle w:val="gnvwddmdl3b"/>
-          <w:rFonts w:ascii="Lucida Console" w:hAnsi="Lucida Console"/>
-          <w:color w:val="000000"/>
-          <w:bdr w:val="none" w:sz="0" w:space="0" w:color="auto" w:frame="1"/>
-        </w:rPr>
-      </w:pPr>
-      <w:proofErr w:type="spellStart"/>
-      <w:r>
-        <w:rPr>
-          <w:rStyle w:val="gnvwddmdl3b"/>
-          <w:rFonts w:ascii="Lucida Console" w:hAnsi="Lucida Console"/>
-          <w:color w:val="000000"/>
-          <w:bdr w:val="none" w:sz="0" w:space="0" w:color="auto" w:frame="1"/>
-        </w:rPr>
-        <w:t>CoverCrop.F</w:t>
-      </w:r>
-      <w:proofErr w:type="spellEnd"/>
-      <w:r>
-        <w:rPr>
-          <w:rStyle w:val="gnvwddmdl3b"/>
-          <w:rFonts w:ascii="Lucida Console" w:hAnsi="Lucida Console"/>
-          <w:color w:val="000000"/>
-          <w:bdr w:val="none" w:sz="0" w:space="0" w:color="auto" w:frame="1"/>
-        </w:rPr>
-        <w:t xml:space="preserve">    </w:t>
-      </w:r>
-      <w:proofErr w:type="gramStart"/>
-      <w:r>
-        <w:rPr>
-          <w:rStyle w:val="gnvwddmdl3b"/>
-          <w:rFonts w:ascii="Lucida Console" w:hAnsi="Lucida Console"/>
-          <w:color w:val="000000"/>
-          <w:bdr w:val="none" w:sz="0" w:space="0" w:color="auto" w:frame="1"/>
-        </w:rPr>
-        <w:t>2  103.8</w:t>
-      </w:r>
-      <w:proofErr w:type="gramEnd"/>
-      <w:r>
-        <w:rPr>
-          <w:rStyle w:val="gnvwddmdl3b"/>
-          <w:rFonts w:ascii="Lucida Console" w:hAnsi="Lucida Console"/>
-          <w:color w:val="000000"/>
-          <w:bdr w:val="none" w:sz="0" w:space="0" w:color="auto" w:frame="1"/>
-        </w:rPr>
-        <w:t xml:space="preserve">   </w:t>
-      </w:r>
-      <w:proofErr w:type="gramStart"/>
-      <w:r>
-        <w:rPr>
-          <w:rStyle w:val="gnvwddmdl3b"/>
-          <w:rFonts w:ascii="Lucida Console" w:hAnsi="Lucida Console"/>
-          <w:color w:val="000000"/>
-          <w:bdr w:val="none" w:sz="0" w:space="0" w:color="auto" w:frame="1"/>
-        </w:rPr>
-        <w:t>51.89  0.4023</w:t>
-      </w:r>
-      <w:proofErr w:type="gramEnd"/>
-      <w:r>
-        <w:rPr>
-          <w:rStyle w:val="gnvwddmdl3b"/>
-          <w:rFonts w:ascii="Lucida Console" w:hAnsi="Lucida Console"/>
-          <w:color w:val="000000"/>
-          <w:bdr w:val="none" w:sz="0" w:space="0" w:color="auto" w:frame="1"/>
-        </w:rPr>
-        <w:t xml:space="preserve"> 0.6703176    </w:t>
-      </w:r>
-    </w:p>
-    <w:p>
-      <w:pPr>
-        <w:pStyle w:val="HTMLPreformatted"/>
-        <w:shd w:val="clear" w:color="auto" w:fill="FFFFFF"/>
-        <w:wordWrap w:val="0"/>
-        <w:rPr>
-          <w:rStyle w:val="gnvwddmdl3b"/>
-          <w:rFonts w:ascii="Lucida Console" w:hAnsi="Lucida Console"/>
-          <w:color w:val="000000"/>
-          <w:bdr w:val="none" w:sz="0" w:space="0" w:color="auto" w:frame="1"/>
-        </w:rPr>
-      </w:pPr>
-      <w:proofErr w:type="spellStart"/>
-      <w:r>
-        <w:rPr>
-          <w:rStyle w:val="gnvwddmdl3b"/>
-          <w:rFonts w:ascii="Lucida Console" w:hAnsi="Lucida Console"/>
-          <w:color w:val="000000"/>
-          <w:bdr w:val="none" w:sz="0" w:space="0" w:color="auto" w:frame="1"/>
-        </w:rPr>
-        <w:t>Treatment.F</w:t>
-      </w:r>
-      <w:proofErr w:type="spellEnd"/>
-      <w:r>
-        <w:rPr>
-          <w:rStyle w:val="gnvwddmdl3b"/>
-          <w:rFonts w:ascii="Lucida Console" w:hAnsi="Lucida Console"/>
-          <w:color w:val="000000"/>
-          <w:bdr w:val="none" w:sz="0" w:space="0" w:color="auto" w:frame="1"/>
-        </w:rPr>
-        <w:t xml:space="preserve">    </w:t>
-      </w:r>
-      <w:proofErr w:type="gramStart"/>
-      <w:r>
-        <w:rPr>
-          <w:rStyle w:val="gnvwddmdl3b"/>
-          <w:rFonts w:ascii="Lucida Console" w:hAnsi="Lucida Console"/>
-          <w:color w:val="000000"/>
-          <w:bdr w:val="none" w:sz="0" w:space="0" w:color="auto" w:frame="1"/>
-        </w:rPr>
-        <w:t>3  599.2</w:t>
-      </w:r>
-      <w:proofErr w:type="gramEnd"/>
-      <w:r>
-        <w:rPr>
-          <w:rStyle w:val="gnvwddmdl3b"/>
-          <w:rFonts w:ascii="Lucida Console" w:hAnsi="Lucida Console"/>
-          <w:color w:val="000000"/>
-          <w:bdr w:val="none" w:sz="0" w:space="0" w:color="auto" w:frame="1"/>
-        </w:rPr>
-        <w:t xml:space="preserve">  </w:t>
-      </w:r>
-      <w:proofErr w:type="gramStart"/>
-      <w:r>
-        <w:rPr>
-          <w:rStyle w:val="gnvwddmdl3b"/>
-          <w:rFonts w:ascii="Lucida Console" w:hAnsi="Lucida Console"/>
-          <w:color w:val="000000"/>
-          <w:bdr w:val="none" w:sz="0" w:space="0" w:color="auto" w:frame="1"/>
-        </w:rPr>
-        <w:t>199.73  1.5484</w:t>
-      </w:r>
-      <w:proofErr w:type="gramEnd"/>
-      <w:r>
-        <w:rPr>
-          <w:rStyle w:val="gnvwddmdl3b"/>
-          <w:rFonts w:ascii="Lucida Console" w:hAnsi="Lucida Console"/>
-          <w:color w:val="000000"/>
-          <w:bdr w:val="none" w:sz="0" w:space="0" w:color="auto" w:frame="1"/>
-        </w:rPr>
-        <w:t xml:space="preserve"> 0.2096975    </w:t>
-      </w:r>
-    </w:p>
-    <w:p>
-      <w:pPr>
-        <w:pStyle w:val="HTMLPreformatted"/>
-        <w:shd w:val="clear" w:color="auto" w:fill="FFFFFF"/>
-        <w:wordWrap w:val="0"/>
-        <w:rPr>
-          <w:rStyle w:val="gnvwddmdl3b"/>
-          <w:rFonts w:ascii="Lucida Console" w:hAnsi="Lucida Console"/>
-          <w:color w:val="000000"/>
-          <w:bdr w:val="none" w:sz="0" w:space="0" w:color="auto" w:frame="1"/>
-        </w:rPr>
-      </w:pPr>
-      <w:r>
-        <w:rPr>
-          <w:rStyle w:val="gnvwddmdl3b"/>
-          <w:rFonts w:ascii="Lucida Console" w:hAnsi="Lucida Console"/>
-          <w:color w:val="000000"/>
-          <w:bdr w:val="none" w:sz="0" w:space="0" w:color="auto" w:frame="1"/>
-        </w:rPr>
-        <w:t xml:space="preserve">Residuals     70 </w:t>
-      </w:r>
-      <w:proofErr w:type="gramStart"/>
-      <w:r>
-        <w:rPr>
-          <w:rStyle w:val="gnvwddmdl3b"/>
-          <w:rFonts w:ascii="Lucida Console" w:hAnsi="Lucida Console"/>
-          <w:color w:val="000000"/>
-          <w:bdr w:val="none" w:sz="0" w:space="0" w:color="auto" w:frame="1"/>
-        </w:rPr>
-        <w:t>9029.5  128.99</w:t>
-      </w:r>
-      <w:proofErr w:type="gramEnd"/>
-      <w:r>
-        <w:rPr>
-          <w:rStyle w:val="gnvwddmdl3b"/>
-          <w:rFonts w:ascii="Lucida Console" w:hAnsi="Lucida Console"/>
-          <w:color w:val="000000"/>
-          <w:bdr w:val="none" w:sz="0" w:space="0" w:color="auto" w:frame="1"/>
-        </w:rPr>
-        <w:t xml:space="preserve">                      </w:t>
-      </w:r>
-    </w:p>
-    <w:p>
-      <w:pPr>
-        <w:pStyle w:val="HTMLPreformatted"/>
-        <w:shd w:val="clear" w:color="auto" w:fill="FFFFFF"/>
-        <w:wordWrap w:val="0"/>
-        <w:rPr>
-          <w:rStyle w:val="gnvwddmdl3b"/>
-          <w:rFonts w:ascii="Lucida Console" w:hAnsi="Lucida Console"/>
-          <w:color w:val="000000"/>
-          <w:bdr w:val="none" w:sz="0" w:space="0" w:color="auto" w:frame="1"/>
-        </w:rPr>
-      </w:pPr>
-      <w:r>
-        <w:rPr>
-          <w:rStyle w:val="gnvwddmdl3b"/>
-          <w:rFonts w:ascii="Lucida Console" w:hAnsi="Lucida Console"/>
-          <w:color w:val="000000"/>
-          <w:bdr w:val="none" w:sz="0" w:space="0" w:color="auto" w:frame="1"/>
-        </w:rPr>
-        <w:t>---</w:t>
-      </w:r>
-    </w:p>
-    <w:p>
-      <w:pPr>
-        <w:pStyle w:val="HTMLPreformatted"/>
-        <w:shd w:val="clear" w:color="auto" w:fill="FFFFFF"/>
-        <w:wordWrap w:val="0"/>
-        <w:rPr>
-          <w:rFonts w:ascii="Lucida Console" w:hAnsi="Lucida Console"/>
-          <w:color w:val="000000"/>
-        </w:rPr>
-      </w:pPr>
-      <w:proofErr w:type="spellStart"/>
-      <w:r>
-        <w:rPr>
-          <w:rStyle w:val="gnvwddmdl3b"/>
-          <w:rFonts w:ascii="Lucida Console" w:hAnsi="Lucida Console"/>
-          <w:color w:val="000000"/>
-          <w:bdr w:val="none" w:sz="0" w:space="0" w:color="auto" w:frame="1"/>
-        </w:rPr>
-        <w:t>Signif</w:t>
-      </w:r>
-      <w:proofErr w:type="spellEnd"/>
-      <w:r>
-        <w:rPr>
-          <w:rStyle w:val="gnvwddmdl3b"/>
-          <w:rFonts w:ascii="Lucida Console" w:hAnsi="Lucida Console"/>
-          <w:color w:val="000000"/>
-          <w:bdr w:val="none" w:sz="0" w:space="0" w:color="auto" w:frame="1"/>
-        </w:rPr>
-        <w:t>. codes</w:t>
-      </w:r>
-      <w:proofErr w:type="gramStart"/>
-      <w:r>
-        <w:rPr>
-          <w:rStyle w:val="gnvwddmdl3b"/>
-          <w:rFonts w:ascii="Lucida Console" w:hAnsi="Lucida Console"/>
-          <w:color w:val="000000"/>
-          <w:bdr w:val="none" w:sz="0" w:space="0" w:color="auto" w:frame="1"/>
-        </w:rPr>
-        <w:t>:  0 ‘</w:t>
-      </w:r>
-      <w:proofErr w:type="gramEnd"/>
-      <w:r>
-        <w:rPr>
-          <w:rStyle w:val="gnvwddmdl3b"/>
-          <w:rFonts w:ascii="Lucida Console" w:hAnsi="Lucida Console"/>
-          <w:color w:val="000000"/>
-          <w:bdr w:val="none" w:sz="0" w:space="0" w:color="auto" w:frame="1"/>
-        </w:rPr>
-        <w:t xml:space="preserve">***’ </w:t>
-      </w:r>
-      <w:proofErr w:type="gramStart"/>
-      <w:r>
-        <w:rPr>
-          <w:rStyle w:val="gnvwddmdl3b"/>
-          <w:rFonts w:ascii="Lucida Console" w:hAnsi="Lucida Console"/>
-          <w:color w:val="000000"/>
-          <w:bdr w:val="none" w:sz="0" w:space="0" w:color="auto" w:frame="1"/>
-        </w:rPr>
-        <w:t>0.001 ‘*</w:t>
-      </w:r>
-      <w:proofErr w:type="gramEnd"/>
-      <w:r>
-        <w:rPr>
-          <w:rStyle w:val="gnvwddmdl3b"/>
-          <w:rFonts w:ascii="Lucida Console" w:hAnsi="Lucida Console"/>
-          <w:color w:val="000000"/>
-          <w:bdr w:val="none" w:sz="0" w:space="0" w:color="auto" w:frame="1"/>
-        </w:rPr>
-        <w:t xml:space="preserve">*’ </w:t>
-      </w:r>
-      <w:proofErr w:type="gramStart"/>
-      <w:r>
-        <w:rPr>
-          <w:rStyle w:val="gnvwddmdl3b"/>
-          <w:rFonts w:ascii="Lucida Console" w:hAnsi="Lucida Console"/>
-          <w:color w:val="000000"/>
-          <w:bdr w:val="none" w:sz="0" w:space="0" w:color="auto" w:frame="1"/>
-        </w:rPr>
-        <w:t>0.01 ‘*</w:t>
-      </w:r>
-      <w:proofErr w:type="gramEnd"/>
-      <w:r>
-        <w:rPr>
-          <w:rStyle w:val="gnvwddmdl3b"/>
-          <w:rFonts w:ascii="Lucida Console" w:hAnsi="Lucida Console"/>
-          <w:color w:val="000000"/>
-          <w:bdr w:val="none" w:sz="0" w:space="0" w:color="auto" w:frame="1"/>
-        </w:rPr>
-        <w:t xml:space="preserve">’ 0.05 ‘.’ 0.1 </w:t>
-      </w:r>
-      <w:proofErr w:type="gramStart"/>
-      <w:r>
-        <w:rPr>
-          <w:rStyle w:val="gnvwddmdl3b"/>
-          <w:rFonts w:ascii="Lucida Console" w:hAnsi="Lucida Console"/>
-          <w:color w:val="000000"/>
-          <w:bdr w:val="none" w:sz="0" w:space="0" w:color="auto" w:frame="1"/>
-        </w:rPr>
-        <w:t>‘ ’</w:t>
-      </w:r>
-      <w:proofErr w:type="gramEnd"/>
-      <w:r>
-        <w:rPr>
-          <w:rStyle w:val="gnvwddmdl3b"/>
-          <w:rFonts w:ascii="Lucida Console" w:hAnsi="Lucida Console"/>
-          <w:color w:val="000000"/>
-          <w:bdr w:val="none" w:sz="0" w:space="0" w:color="auto" w:frame="1"/>
-        </w:rPr>
-        <w:t xml:space="preserve"> 1</w:t>
-      </w:r>
-    </w:p>
-    <w:p>
-      <w:pPr>
-        <w:shd w:val="clear" w:color="auto" w:fill="FFFFFF"/>
-        <w:tabs>
-          <w:tab w:val="left" w:pos="916"/>
-          <w:tab w:val="left" w:pos="1832"/>
-          <w:tab w:val="left" w:pos="2748"/>
-          <w:tab w:val="left" w:pos="3664"/>
-          <w:tab w:val="left" w:pos="4580"/>
-          <w:tab w:val="left" w:pos="5496"/>
-          <w:tab w:val="left" w:pos="6412"/>
-          <w:tab w:val="left" w:pos="7328"/>
-          <w:tab w:val="left" w:pos="8244"/>
-          <w:tab w:val="left" w:pos="9160"/>
-          <w:tab w:val="left" w:pos="10076"/>
-          <w:tab w:val="left" w:pos="10992"/>
-          <w:tab w:val="left" w:pos="11908"/>
-          <w:tab w:val="left" w:pos="12824"/>
-          <w:tab w:val="left" w:pos="13740"/>
-          <w:tab w:val="left" w:pos="14656"/>
-        </w:tabs>
-        <w:wordWrap w:val="0"/>
-        <w:spacing w:after="0" w:line="240" w:lineRule="auto"/>
-        <w:rPr>
-          <w:rFonts w:ascii="Lucida Console" w:eastAsia="Times New Roman" w:hAnsi="Lucida Console" w:cs="Courier New"/>
-          <w:color w:val="000000"/>
-          <w:kern w:val="0"/>
-          <w:sz w:val="20"/>
-          <w:szCs w:val="20"/>
-          <w14:ligatures w14:val="none"/>
-        </w:rPr>
-      </w:pPr>
-    </w:p>
-    <w:p/>
+        <w:t>The “data error” corrected HMR flux calculations look good as well.</w:t>
+      </w:r>
+    </w:p>
     <w:p>
       <w:r>
         <w:rPr>
@@ -6983,10 +4126,10 @@
         </w:rPr>
         <w:lastRenderedPageBreak/>
         <w:drawing>
-          <wp:inline distT="0" distB="0" distL="0" distR="0" wp14:anchorId="29742B48" wp14:editId="3E201745">
+          <wp:inline distT="0" distB="0" distL="0" distR="0" wp14:anchorId="3B137F1F" wp14:editId="1B8554C3">
             <wp:extent cx="4829175" cy="5438775"/>
-            <wp:effectExtent l="0" t="0" r="0" b="0"/>
-            <wp:docPr id="1219590995" name="Picture 44"/>
+            <wp:effectExtent l="0" t="0" r="9525" b="9525"/>
+            <wp:docPr id="43933855" name="Picture 43"/>
             <wp:cNvGraphicFramePr>
               <a:graphicFrameLocks xmlns:a="http://schemas.openxmlformats.org/drawingml/2006/main" noChangeAspect="1"/>
             </wp:cNvGraphicFramePr>
@@ -6994,7 +4137,7 @@
               <a:graphicData uri="http://schemas.openxmlformats.org/drawingml/2006/picture">
                 <pic:pic xmlns:pic="http://schemas.openxmlformats.org/drawingml/2006/picture">
                   <pic:nvPicPr>
-                    <pic:cNvPr id="0" name="Picture 44"/>
+                    <pic:cNvPr id="0" name="Picture 43"/>
                     <pic:cNvPicPr>
                       <a:picLocks noChangeAspect="1" noChangeArrowheads="1"/>
                     </pic:cNvPicPr>
@@ -7032,6 +4175,2009 @@
         </w:drawing>
       </w:r>
     </w:p>
+    <w:p>
+      <w:r>
+        <w:t>The records of the GC extracted by Alli in excel, the ones printed directed in PDF and the ones read from the PDF directly into R are all in agreement. The next step is to revise the flux calculations of that sampling day.</w:t>
+      </w:r>
+    </w:p>
+    <w:p/>
+    <w:p>
+      <w:r>
+        <w:br w:type="page"/>
+      </w:r>
+    </w:p>
+    <w:p>
+      <w:r>
+        <w:lastRenderedPageBreak/>
+        <w:t>Statistical Analysis Results</w:t>
+      </w:r>
+    </w:p>
+    <w:p>
+      <w:pPr>
+        <w:pStyle w:val="Heading1"/>
+      </w:pPr>
+      <w:r>
+        <w:t>Cumulative emission analysis</w:t>
+      </w:r>
+    </w:p>
+    <w:p>
+      <w:pPr>
+        <w:shd w:val="clear" w:color="auto" w:fill="FFFFFF"/>
+        <w:tabs>
+          <w:tab w:val="left" w:pos="916"/>
+          <w:tab w:val="left" w:pos="1832"/>
+          <w:tab w:val="left" w:pos="2748"/>
+          <w:tab w:val="left" w:pos="3664"/>
+          <w:tab w:val="left" w:pos="4580"/>
+          <w:tab w:val="left" w:pos="5496"/>
+          <w:tab w:val="left" w:pos="6412"/>
+          <w:tab w:val="left" w:pos="7328"/>
+          <w:tab w:val="left" w:pos="8244"/>
+          <w:tab w:val="left" w:pos="9160"/>
+          <w:tab w:val="left" w:pos="10076"/>
+          <w:tab w:val="left" w:pos="10992"/>
+          <w:tab w:val="left" w:pos="11908"/>
+          <w:tab w:val="left" w:pos="12824"/>
+          <w:tab w:val="left" w:pos="13740"/>
+          <w:tab w:val="left" w:pos="14656"/>
+        </w:tabs>
+        <w:wordWrap w:val="0"/>
+        <w:spacing w:after="0" w:line="240" w:lineRule="auto"/>
+        <w:rPr>
+          <w:rFonts w:ascii="Lucida Console" w:eastAsia="Times New Roman" w:hAnsi="Lucida Console" w:cs="Courier New"/>
+          <w:color w:val="0000FF"/>
+          <w:kern w:val="0"/>
+          <w:sz w:val="20"/>
+          <w:szCs w:val="20"/>
+          <w14:ligatures w14:val="none"/>
+        </w:rPr>
+      </w:pPr>
+      <w:r>
+        <w:rPr>
+          <w:rFonts w:ascii="Lucida Console" w:eastAsia="Times New Roman" w:hAnsi="Lucida Console" w:cs="Courier New"/>
+          <w:color w:val="0000FF"/>
+          <w:kern w:val="0"/>
+          <w:sz w:val="20"/>
+          <w:szCs w:val="20"/>
+          <w14:ligatures w14:val="none"/>
+        </w:rPr>
+        <w:t>summary(</w:t>
+      </w:r>
+      <w:proofErr w:type="spellStart"/>
+      <w:r>
+        <w:rPr>
+          <w:rFonts w:ascii="Lucida Console" w:eastAsia="Times New Roman" w:hAnsi="Lucida Console" w:cs="Courier New"/>
+          <w:color w:val="0000FF"/>
+          <w:kern w:val="0"/>
+          <w:sz w:val="20"/>
+          <w:szCs w:val="20"/>
+          <w14:ligatures w14:val="none"/>
+        </w:rPr>
+        <w:t>Cumm.Stat.Anal</w:t>
+      </w:r>
+      <w:proofErr w:type="spellEnd"/>
+      <w:r>
+        <w:rPr>
+          <w:rFonts w:ascii="Lucida Console" w:eastAsia="Times New Roman" w:hAnsi="Lucida Console" w:cs="Courier New"/>
+          <w:color w:val="0000FF"/>
+          <w:kern w:val="0"/>
+          <w:sz w:val="20"/>
+          <w:szCs w:val="20"/>
+          <w14:ligatures w14:val="none"/>
+        </w:rPr>
+        <w:t>)</w:t>
+      </w:r>
+    </w:p>
+    <w:p>
+      <w:pPr>
+        <w:shd w:val="clear" w:color="auto" w:fill="FFFFFF"/>
+        <w:tabs>
+          <w:tab w:val="left" w:pos="916"/>
+          <w:tab w:val="left" w:pos="1832"/>
+          <w:tab w:val="left" w:pos="2748"/>
+          <w:tab w:val="left" w:pos="3664"/>
+          <w:tab w:val="left" w:pos="4580"/>
+          <w:tab w:val="left" w:pos="5496"/>
+          <w:tab w:val="left" w:pos="6412"/>
+          <w:tab w:val="left" w:pos="7328"/>
+          <w:tab w:val="left" w:pos="8244"/>
+          <w:tab w:val="left" w:pos="9160"/>
+          <w:tab w:val="left" w:pos="10076"/>
+          <w:tab w:val="left" w:pos="10992"/>
+          <w:tab w:val="left" w:pos="11908"/>
+          <w:tab w:val="left" w:pos="12824"/>
+          <w:tab w:val="left" w:pos="13740"/>
+          <w:tab w:val="left" w:pos="14656"/>
+        </w:tabs>
+        <w:wordWrap w:val="0"/>
+        <w:spacing w:after="0" w:line="240" w:lineRule="auto"/>
+        <w:rPr>
+          <w:rFonts w:ascii="Lucida Console" w:eastAsia="Times New Roman" w:hAnsi="Lucida Console" w:cs="Courier New"/>
+          <w:color w:val="000000"/>
+          <w:kern w:val="0"/>
+          <w:sz w:val="20"/>
+          <w:szCs w:val="20"/>
+          <w:bdr w:val="none" w:sz="0" w:space="0" w:color="auto" w:frame="1"/>
+          <w14:ligatures w14:val="none"/>
+        </w:rPr>
+      </w:pPr>
+    </w:p>
+    <w:p>
+      <w:pPr>
+        <w:shd w:val="clear" w:color="auto" w:fill="FFFFFF"/>
+        <w:tabs>
+          <w:tab w:val="left" w:pos="916"/>
+          <w:tab w:val="left" w:pos="1832"/>
+          <w:tab w:val="left" w:pos="2748"/>
+          <w:tab w:val="left" w:pos="3664"/>
+          <w:tab w:val="left" w:pos="4580"/>
+          <w:tab w:val="left" w:pos="5496"/>
+          <w:tab w:val="left" w:pos="6412"/>
+          <w:tab w:val="left" w:pos="7328"/>
+          <w:tab w:val="left" w:pos="8244"/>
+          <w:tab w:val="left" w:pos="9160"/>
+          <w:tab w:val="left" w:pos="10076"/>
+          <w:tab w:val="left" w:pos="10992"/>
+          <w:tab w:val="left" w:pos="11908"/>
+          <w:tab w:val="left" w:pos="12824"/>
+          <w:tab w:val="left" w:pos="13740"/>
+          <w:tab w:val="left" w:pos="14656"/>
+        </w:tabs>
+        <w:wordWrap w:val="0"/>
+        <w:spacing w:after="0" w:line="240" w:lineRule="auto"/>
+        <w:rPr>
+          <w:rFonts w:ascii="Lucida Console" w:eastAsia="Times New Roman" w:hAnsi="Lucida Console" w:cs="Courier New"/>
+          <w:color w:val="000000"/>
+          <w:kern w:val="0"/>
+          <w:sz w:val="20"/>
+          <w:szCs w:val="20"/>
+          <w:bdr w:val="none" w:sz="0" w:space="0" w:color="auto" w:frame="1"/>
+          <w14:ligatures w14:val="none"/>
+        </w:rPr>
+      </w:pPr>
+      <w:r>
+        <w:rPr>
+          <w:rFonts w:ascii="Lucida Console" w:eastAsia="Times New Roman" w:hAnsi="Lucida Console" w:cs="Courier New"/>
+          <w:color w:val="000000"/>
+          <w:kern w:val="0"/>
+          <w:sz w:val="20"/>
+          <w:szCs w:val="20"/>
+          <w:bdr w:val="none" w:sz="0" w:space="0" w:color="auto" w:frame="1"/>
+          <w14:ligatures w14:val="none"/>
+        </w:rPr>
+        <w:t>Call:</w:t>
+      </w:r>
+    </w:p>
+    <w:p>
+      <w:pPr>
+        <w:shd w:val="clear" w:color="auto" w:fill="FFFFFF"/>
+        <w:tabs>
+          <w:tab w:val="left" w:pos="916"/>
+          <w:tab w:val="left" w:pos="1832"/>
+          <w:tab w:val="left" w:pos="2748"/>
+          <w:tab w:val="left" w:pos="3664"/>
+          <w:tab w:val="left" w:pos="4580"/>
+          <w:tab w:val="left" w:pos="5496"/>
+          <w:tab w:val="left" w:pos="6412"/>
+          <w:tab w:val="left" w:pos="7328"/>
+          <w:tab w:val="left" w:pos="8244"/>
+          <w:tab w:val="left" w:pos="9160"/>
+          <w:tab w:val="left" w:pos="10076"/>
+          <w:tab w:val="left" w:pos="10992"/>
+          <w:tab w:val="left" w:pos="11908"/>
+          <w:tab w:val="left" w:pos="12824"/>
+          <w:tab w:val="left" w:pos="13740"/>
+          <w:tab w:val="left" w:pos="14656"/>
+        </w:tabs>
+        <w:wordWrap w:val="0"/>
+        <w:spacing w:after="0" w:line="240" w:lineRule="auto"/>
+        <w:rPr>
+          <w:rFonts w:ascii="Lucida Console" w:eastAsia="Times New Roman" w:hAnsi="Lucida Console" w:cs="Courier New"/>
+          <w:color w:val="000000"/>
+          <w:kern w:val="0"/>
+          <w:sz w:val="20"/>
+          <w:szCs w:val="20"/>
+          <w:bdr w:val="none" w:sz="0" w:space="0" w:color="auto" w:frame="1"/>
+          <w14:ligatures w14:val="none"/>
+        </w:rPr>
+      </w:pPr>
+      <w:proofErr w:type="spellStart"/>
+      <w:r>
+        <w:rPr>
+          <w:rFonts w:ascii="Lucida Console" w:eastAsia="Times New Roman" w:hAnsi="Lucida Console" w:cs="Courier New"/>
+          <w:color w:val="000000"/>
+          <w:kern w:val="0"/>
+          <w:sz w:val="20"/>
+          <w:szCs w:val="20"/>
+          <w:bdr w:val="none" w:sz="0" w:space="0" w:color="auto" w:frame="1"/>
+          <w14:ligatures w14:val="none"/>
+        </w:rPr>
+        <w:t>lm</w:t>
+      </w:r>
+      <w:proofErr w:type="spellEnd"/>
+      <w:r>
+        <w:rPr>
+          <w:rFonts w:ascii="Lucida Console" w:eastAsia="Times New Roman" w:hAnsi="Lucida Console" w:cs="Courier New"/>
+          <w:color w:val="000000"/>
+          <w:kern w:val="0"/>
+          <w:sz w:val="20"/>
+          <w:szCs w:val="20"/>
+          <w:bdr w:val="none" w:sz="0" w:space="0" w:color="auto" w:frame="1"/>
+          <w14:ligatures w14:val="none"/>
+        </w:rPr>
+        <w:t xml:space="preserve">(formula = </w:t>
+      </w:r>
+      <w:proofErr w:type="spellStart"/>
+      <w:r>
+        <w:rPr>
+          <w:rFonts w:ascii="Lucida Console" w:eastAsia="Times New Roman" w:hAnsi="Lucida Console" w:cs="Courier New"/>
+          <w:color w:val="000000"/>
+          <w:kern w:val="0"/>
+          <w:sz w:val="20"/>
+          <w:szCs w:val="20"/>
+          <w:bdr w:val="none" w:sz="0" w:space="0" w:color="auto" w:frame="1"/>
+          <w14:ligatures w14:val="none"/>
+        </w:rPr>
+        <w:t>Total.Cum.Emissions</w:t>
+      </w:r>
+      <w:proofErr w:type="spellEnd"/>
+      <w:r>
+        <w:rPr>
+          <w:rFonts w:ascii="Lucida Console" w:eastAsia="Times New Roman" w:hAnsi="Lucida Console" w:cs="Courier New"/>
+          <w:color w:val="000000"/>
+          <w:kern w:val="0"/>
+          <w:sz w:val="20"/>
+          <w:szCs w:val="20"/>
+          <w:bdr w:val="none" w:sz="0" w:space="0" w:color="auto" w:frame="1"/>
+          <w14:ligatures w14:val="none"/>
+        </w:rPr>
+        <w:t xml:space="preserve"> ~ BLOCK.F + </w:t>
+      </w:r>
+      <w:proofErr w:type="spellStart"/>
+      <w:r>
+        <w:rPr>
+          <w:rFonts w:ascii="Lucida Console" w:eastAsia="Times New Roman" w:hAnsi="Lucida Console" w:cs="Courier New"/>
+          <w:color w:val="000000"/>
+          <w:kern w:val="0"/>
+          <w:sz w:val="20"/>
+          <w:szCs w:val="20"/>
+          <w:bdr w:val="none" w:sz="0" w:space="0" w:color="auto" w:frame="1"/>
+          <w14:ligatures w14:val="none"/>
+        </w:rPr>
+        <w:t>Sampling.Year</w:t>
+      </w:r>
+      <w:proofErr w:type="spellEnd"/>
+      <w:r>
+        <w:rPr>
+          <w:rFonts w:ascii="Lucida Console" w:eastAsia="Times New Roman" w:hAnsi="Lucida Console" w:cs="Courier New"/>
+          <w:color w:val="000000"/>
+          <w:kern w:val="0"/>
+          <w:sz w:val="20"/>
+          <w:szCs w:val="20"/>
+          <w:bdr w:val="none" w:sz="0" w:space="0" w:color="auto" w:frame="1"/>
+          <w14:ligatures w14:val="none"/>
+        </w:rPr>
+        <w:t xml:space="preserve"> + </w:t>
+      </w:r>
+    </w:p>
+    <w:p>
+      <w:pPr>
+        <w:shd w:val="clear" w:color="auto" w:fill="FFFFFF"/>
+        <w:tabs>
+          <w:tab w:val="left" w:pos="916"/>
+          <w:tab w:val="left" w:pos="1832"/>
+          <w:tab w:val="left" w:pos="2748"/>
+          <w:tab w:val="left" w:pos="3664"/>
+          <w:tab w:val="left" w:pos="4580"/>
+          <w:tab w:val="left" w:pos="5496"/>
+          <w:tab w:val="left" w:pos="6412"/>
+          <w:tab w:val="left" w:pos="7328"/>
+          <w:tab w:val="left" w:pos="8244"/>
+          <w:tab w:val="left" w:pos="9160"/>
+          <w:tab w:val="left" w:pos="10076"/>
+          <w:tab w:val="left" w:pos="10992"/>
+          <w:tab w:val="left" w:pos="11908"/>
+          <w:tab w:val="left" w:pos="12824"/>
+          <w:tab w:val="left" w:pos="13740"/>
+          <w:tab w:val="left" w:pos="14656"/>
+        </w:tabs>
+        <w:wordWrap w:val="0"/>
+        <w:spacing w:after="0" w:line="240" w:lineRule="auto"/>
+        <w:rPr>
+          <w:rFonts w:ascii="Lucida Console" w:eastAsia="Times New Roman" w:hAnsi="Lucida Console" w:cs="Courier New"/>
+          <w:color w:val="000000"/>
+          <w:kern w:val="0"/>
+          <w:sz w:val="20"/>
+          <w:szCs w:val="20"/>
+          <w:bdr w:val="none" w:sz="0" w:space="0" w:color="auto" w:frame="1"/>
+          <w14:ligatures w14:val="none"/>
+        </w:rPr>
+      </w:pPr>
+      <w:r>
+        <w:rPr>
+          <w:rFonts w:ascii="Lucida Console" w:eastAsia="Times New Roman" w:hAnsi="Lucida Console" w:cs="Courier New"/>
+          <w:color w:val="000000"/>
+          <w:kern w:val="0"/>
+          <w:sz w:val="20"/>
+          <w:szCs w:val="20"/>
+          <w:bdr w:val="none" w:sz="0" w:space="0" w:color="auto" w:frame="1"/>
+          <w14:ligatures w14:val="none"/>
+        </w:rPr>
+        <w:t xml:space="preserve">    </w:t>
+      </w:r>
+      <w:proofErr w:type="spellStart"/>
+      <w:r>
+        <w:rPr>
+          <w:rFonts w:ascii="Lucida Console" w:eastAsia="Times New Roman" w:hAnsi="Lucida Console" w:cs="Courier New"/>
+          <w:color w:val="000000"/>
+          <w:kern w:val="0"/>
+          <w:sz w:val="20"/>
+          <w:szCs w:val="20"/>
+          <w:bdr w:val="none" w:sz="0" w:space="0" w:color="auto" w:frame="1"/>
+          <w14:ligatures w14:val="none"/>
+        </w:rPr>
+        <w:t>CoverCrop.F</w:t>
+      </w:r>
+      <w:proofErr w:type="spellEnd"/>
+      <w:r>
+        <w:rPr>
+          <w:rFonts w:ascii="Lucida Console" w:eastAsia="Times New Roman" w:hAnsi="Lucida Console" w:cs="Courier New"/>
+          <w:color w:val="000000"/>
+          <w:kern w:val="0"/>
+          <w:sz w:val="20"/>
+          <w:szCs w:val="20"/>
+          <w:bdr w:val="none" w:sz="0" w:space="0" w:color="auto" w:frame="1"/>
+          <w14:ligatures w14:val="none"/>
+        </w:rPr>
+        <w:t xml:space="preserve"> + </w:t>
+      </w:r>
+      <w:proofErr w:type="spellStart"/>
+      <w:r>
+        <w:rPr>
+          <w:rFonts w:ascii="Lucida Console" w:eastAsia="Times New Roman" w:hAnsi="Lucida Console" w:cs="Courier New"/>
+          <w:color w:val="000000"/>
+          <w:kern w:val="0"/>
+          <w:sz w:val="20"/>
+          <w:szCs w:val="20"/>
+          <w:bdr w:val="none" w:sz="0" w:space="0" w:color="auto" w:frame="1"/>
+          <w14:ligatures w14:val="none"/>
+        </w:rPr>
+        <w:t>Treatment.F</w:t>
+      </w:r>
+      <w:proofErr w:type="spellEnd"/>
+      <w:r>
+        <w:rPr>
+          <w:rFonts w:ascii="Lucida Console" w:eastAsia="Times New Roman" w:hAnsi="Lucida Console" w:cs="Courier New"/>
+          <w:color w:val="000000"/>
+          <w:kern w:val="0"/>
+          <w:sz w:val="20"/>
+          <w:szCs w:val="20"/>
+          <w:bdr w:val="none" w:sz="0" w:space="0" w:color="auto" w:frame="1"/>
+          <w14:ligatures w14:val="none"/>
+        </w:rPr>
+        <w:t>, data = Cumm.Emm.Analysis.2)</w:t>
+      </w:r>
+    </w:p>
+    <w:p>
+      <w:pPr>
+        <w:shd w:val="clear" w:color="auto" w:fill="FFFFFF"/>
+        <w:tabs>
+          <w:tab w:val="left" w:pos="916"/>
+          <w:tab w:val="left" w:pos="1832"/>
+          <w:tab w:val="left" w:pos="2748"/>
+          <w:tab w:val="left" w:pos="3664"/>
+          <w:tab w:val="left" w:pos="4580"/>
+          <w:tab w:val="left" w:pos="5496"/>
+          <w:tab w:val="left" w:pos="6412"/>
+          <w:tab w:val="left" w:pos="7328"/>
+          <w:tab w:val="left" w:pos="8244"/>
+          <w:tab w:val="left" w:pos="9160"/>
+          <w:tab w:val="left" w:pos="10076"/>
+          <w:tab w:val="left" w:pos="10992"/>
+          <w:tab w:val="left" w:pos="11908"/>
+          <w:tab w:val="left" w:pos="12824"/>
+          <w:tab w:val="left" w:pos="13740"/>
+          <w:tab w:val="left" w:pos="14656"/>
+        </w:tabs>
+        <w:wordWrap w:val="0"/>
+        <w:spacing w:after="0" w:line="240" w:lineRule="auto"/>
+        <w:rPr>
+          <w:rFonts w:ascii="Lucida Console" w:eastAsia="Times New Roman" w:hAnsi="Lucida Console" w:cs="Courier New"/>
+          <w:color w:val="000000"/>
+          <w:kern w:val="0"/>
+          <w:sz w:val="20"/>
+          <w:szCs w:val="20"/>
+          <w:bdr w:val="none" w:sz="0" w:space="0" w:color="auto" w:frame="1"/>
+          <w14:ligatures w14:val="none"/>
+        </w:rPr>
+      </w:pPr>
+    </w:p>
+    <w:p>
+      <w:pPr>
+        <w:shd w:val="clear" w:color="auto" w:fill="FFFFFF"/>
+        <w:tabs>
+          <w:tab w:val="left" w:pos="916"/>
+          <w:tab w:val="left" w:pos="1832"/>
+          <w:tab w:val="left" w:pos="2748"/>
+          <w:tab w:val="left" w:pos="3664"/>
+          <w:tab w:val="left" w:pos="4580"/>
+          <w:tab w:val="left" w:pos="5496"/>
+          <w:tab w:val="left" w:pos="6412"/>
+          <w:tab w:val="left" w:pos="7328"/>
+          <w:tab w:val="left" w:pos="8244"/>
+          <w:tab w:val="left" w:pos="9160"/>
+          <w:tab w:val="left" w:pos="10076"/>
+          <w:tab w:val="left" w:pos="10992"/>
+          <w:tab w:val="left" w:pos="11908"/>
+          <w:tab w:val="left" w:pos="12824"/>
+          <w:tab w:val="left" w:pos="13740"/>
+          <w:tab w:val="left" w:pos="14656"/>
+        </w:tabs>
+        <w:wordWrap w:val="0"/>
+        <w:spacing w:after="0" w:line="240" w:lineRule="auto"/>
+        <w:rPr>
+          <w:rFonts w:ascii="Lucida Console" w:eastAsia="Times New Roman" w:hAnsi="Lucida Console" w:cs="Courier New"/>
+          <w:color w:val="000000"/>
+          <w:kern w:val="0"/>
+          <w:sz w:val="20"/>
+          <w:szCs w:val="20"/>
+          <w:bdr w:val="none" w:sz="0" w:space="0" w:color="auto" w:frame="1"/>
+          <w14:ligatures w14:val="none"/>
+        </w:rPr>
+      </w:pPr>
+      <w:r>
+        <w:rPr>
+          <w:rFonts w:ascii="Lucida Console" w:eastAsia="Times New Roman" w:hAnsi="Lucida Console" w:cs="Courier New"/>
+          <w:color w:val="000000"/>
+          <w:kern w:val="0"/>
+          <w:sz w:val="20"/>
+          <w:szCs w:val="20"/>
+          <w:bdr w:val="none" w:sz="0" w:space="0" w:color="auto" w:frame="1"/>
+          <w14:ligatures w14:val="none"/>
+        </w:rPr>
+        <w:t>Residuals:</w:t>
+      </w:r>
+    </w:p>
+    <w:p>
+      <w:pPr>
+        <w:shd w:val="clear" w:color="auto" w:fill="FFFFFF"/>
+        <w:tabs>
+          <w:tab w:val="left" w:pos="916"/>
+          <w:tab w:val="left" w:pos="1832"/>
+          <w:tab w:val="left" w:pos="2748"/>
+          <w:tab w:val="left" w:pos="3664"/>
+          <w:tab w:val="left" w:pos="4580"/>
+          <w:tab w:val="left" w:pos="5496"/>
+          <w:tab w:val="left" w:pos="6412"/>
+          <w:tab w:val="left" w:pos="7328"/>
+          <w:tab w:val="left" w:pos="8244"/>
+          <w:tab w:val="left" w:pos="9160"/>
+          <w:tab w:val="left" w:pos="10076"/>
+          <w:tab w:val="left" w:pos="10992"/>
+          <w:tab w:val="left" w:pos="11908"/>
+          <w:tab w:val="left" w:pos="12824"/>
+          <w:tab w:val="left" w:pos="13740"/>
+          <w:tab w:val="left" w:pos="14656"/>
+        </w:tabs>
+        <w:wordWrap w:val="0"/>
+        <w:spacing w:after="0" w:line="240" w:lineRule="auto"/>
+        <w:rPr>
+          <w:rFonts w:ascii="Lucida Console" w:eastAsia="Times New Roman" w:hAnsi="Lucida Console" w:cs="Courier New"/>
+          <w:color w:val="000000"/>
+          <w:kern w:val="0"/>
+          <w:sz w:val="20"/>
+          <w:szCs w:val="20"/>
+          <w:bdr w:val="none" w:sz="0" w:space="0" w:color="auto" w:frame="1"/>
+          <w14:ligatures w14:val="none"/>
+        </w:rPr>
+      </w:pPr>
+      <w:r>
+        <w:rPr>
+          <w:rFonts w:ascii="Lucida Console" w:eastAsia="Times New Roman" w:hAnsi="Lucida Console" w:cs="Courier New"/>
+          <w:color w:val="000000"/>
+          <w:kern w:val="0"/>
+          <w:sz w:val="20"/>
+          <w:szCs w:val="20"/>
+          <w:bdr w:val="none" w:sz="0" w:space="0" w:color="auto" w:frame="1"/>
+          <w14:ligatures w14:val="none"/>
+        </w:rPr>
+        <w:t xml:space="preserve">    Min      1Q  Median      3Q     Max </w:t>
+      </w:r>
+    </w:p>
+    <w:p>
+      <w:pPr>
+        <w:shd w:val="clear" w:color="auto" w:fill="FFFFFF"/>
+        <w:tabs>
+          <w:tab w:val="left" w:pos="916"/>
+          <w:tab w:val="left" w:pos="1832"/>
+          <w:tab w:val="left" w:pos="2748"/>
+          <w:tab w:val="left" w:pos="3664"/>
+          <w:tab w:val="left" w:pos="4580"/>
+          <w:tab w:val="left" w:pos="5496"/>
+          <w:tab w:val="left" w:pos="6412"/>
+          <w:tab w:val="left" w:pos="7328"/>
+          <w:tab w:val="left" w:pos="8244"/>
+          <w:tab w:val="left" w:pos="9160"/>
+          <w:tab w:val="left" w:pos="10076"/>
+          <w:tab w:val="left" w:pos="10992"/>
+          <w:tab w:val="left" w:pos="11908"/>
+          <w:tab w:val="left" w:pos="12824"/>
+          <w:tab w:val="left" w:pos="13740"/>
+          <w:tab w:val="left" w:pos="14656"/>
+        </w:tabs>
+        <w:wordWrap w:val="0"/>
+        <w:spacing w:after="0" w:line="240" w:lineRule="auto"/>
+        <w:rPr>
+          <w:rFonts w:ascii="Lucida Console" w:eastAsia="Times New Roman" w:hAnsi="Lucida Console" w:cs="Courier New"/>
+          <w:color w:val="000000"/>
+          <w:kern w:val="0"/>
+          <w:sz w:val="20"/>
+          <w:szCs w:val="20"/>
+          <w:bdr w:val="none" w:sz="0" w:space="0" w:color="auto" w:frame="1"/>
+          <w14:ligatures w14:val="none"/>
+        </w:rPr>
+      </w:pPr>
+      <w:r>
+        <w:rPr>
+          <w:rFonts w:ascii="Lucida Console" w:eastAsia="Times New Roman" w:hAnsi="Lucida Console" w:cs="Courier New"/>
+          <w:color w:val="000000"/>
+          <w:kern w:val="0"/>
+          <w:sz w:val="20"/>
+          <w:szCs w:val="20"/>
+          <w:bdr w:val="none" w:sz="0" w:space="0" w:color="auto" w:frame="1"/>
+          <w14:ligatures w14:val="none"/>
+        </w:rPr>
+        <w:t xml:space="preserve">-21.204  -7.452  -0.579   4.777  41.906 </w:t>
+      </w:r>
+    </w:p>
+    <w:p>
+      <w:pPr>
+        <w:shd w:val="clear" w:color="auto" w:fill="FFFFFF"/>
+        <w:tabs>
+          <w:tab w:val="left" w:pos="916"/>
+          <w:tab w:val="left" w:pos="1832"/>
+          <w:tab w:val="left" w:pos="2748"/>
+          <w:tab w:val="left" w:pos="3664"/>
+          <w:tab w:val="left" w:pos="4580"/>
+          <w:tab w:val="left" w:pos="5496"/>
+          <w:tab w:val="left" w:pos="6412"/>
+          <w:tab w:val="left" w:pos="7328"/>
+          <w:tab w:val="left" w:pos="8244"/>
+          <w:tab w:val="left" w:pos="9160"/>
+          <w:tab w:val="left" w:pos="10076"/>
+          <w:tab w:val="left" w:pos="10992"/>
+          <w:tab w:val="left" w:pos="11908"/>
+          <w:tab w:val="left" w:pos="12824"/>
+          <w:tab w:val="left" w:pos="13740"/>
+          <w:tab w:val="left" w:pos="14656"/>
+        </w:tabs>
+        <w:wordWrap w:val="0"/>
+        <w:spacing w:after="0" w:line="240" w:lineRule="auto"/>
+        <w:rPr>
+          <w:rFonts w:ascii="Lucida Console" w:eastAsia="Times New Roman" w:hAnsi="Lucida Console" w:cs="Courier New"/>
+          <w:color w:val="000000"/>
+          <w:kern w:val="0"/>
+          <w:sz w:val="20"/>
+          <w:szCs w:val="20"/>
+          <w:bdr w:val="none" w:sz="0" w:space="0" w:color="auto" w:frame="1"/>
+          <w14:ligatures w14:val="none"/>
+        </w:rPr>
+      </w:pPr>
+    </w:p>
+    <w:p>
+      <w:pPr>
+        <w:shd w:val="clear" w:color="auto" w:fill="FFFFFF"/>
+        <w:tabs>
+          <w:tab w:val="left" w:pos="916"/>
+          <w:tab w:val="left" w:pos="1832"/>
+          <w:tab w:val="left" w:pos="2748"/>
+          <w:tab w:val="left" w:pos="3664"/>
+          <w:tab w:val="left" w:pos="4580"/>
+          <w:tab w:val="left" w:pos="5496"/>
+          <w:tab w:val="left" w:pos="6412"/>
+          <w:tab w:val="left" w:pos="7328"/>
+          <w:tab w:val="left" w:pos="8244"/>
+          <w:tab w:val="left" w:pos="9160"/>
+          <w:tab w:val="left" w:pos="10076"/>
+          <w:tab w:val="left" w:pos="10992"/>
+          <w:tab w:val="left" w:pos="11908"/>
+          <w:tab w:val="left" w:pos="12824"/>
+          <w:tab w:val="left" w:pos="13740"/>
+          <w:tab w:val="left" w:pos="14656"/>
+        </w:tabs>
+        <w:wordWrap w:val="0"/>
+        <w:spacing w:after="0" w:line="240" w:lineRule="auto"/>
+        <w:rPr>
+          <w:rFonts w:ascii="Lucida Console" w:eastAsia="Times New Roman" w:hAnsi="Lucida Console" w:cs="Courier New"/>
+          <w:color w:val="000000"/>
+          <w:kern w:val="0"/>
+          <w:sz w:val="20"/>
+          <w:szCs w:val="20"/>
+          <w:bdr w:val="none" w:sz="0" w:space="0" w:color="auto" w:frame="1"/>
+          <w14:ligatures w14:val="none"/>
+        </w:rPr>
+      </w:pPr>
+      <w:r>
+        <w:rPr>
+          <w:rFonts w:ascii="Lucida Console" w:eastAsia="Times New Roman" w:hAnsi="Lucida Console" w:cs="Courier New"/>
+          <w:color w:val="000000"/>
+          <w:kern w:val="0"/>
+          <w:sz w:val="20"/>
+          <w:szCs w:val="20"/>
+          <w:bdr w:val="none" w:sz="0" w:space="0" w:color="auto" w:frame="1"/>
+          <w14:ligatures w14:val="none"/>
+        </w:rPr>
+        <w:t>Coefficients:</w:t>
+      </w:r>
+    </w:p>
+    <w:p>
+      <w:pPr>
+        <w:shd w:val="clear" w:color="auto" w:fill="FFFFFF"/>
+        <w:tabs>
+          <w:tab w:val="left" w:pos="916"/>
+          <w:tab w:val="left" w:pos="1832"/>
+          <w:tab w:val="left" w:pos="2748"/>
+          <w:tab w:val="left" w:pos="3664"/>
+          <w:tab w:val="left" w:pos="4580"/>
+          <w:tab w:val="left" w:pos="5496"/>
+          <w:tab w:val="left" w:pos="6412"/>
+          <w:tab w:val="left" w:pos="7328"/>
+          <w:tab w:val="left" w:pos="8244"/>
+          <w:tab w:val="left" w:pos="9160"/>
+          <w:tab w:val="left" w:pos="10076"/>
+          <w:tab w:val="left" w:pos="10992"/>
+          <w:tab w:val="left" w:pos="11908"/>
+          <w:tab w:val="left" w:pos="12824"/>
+          <w:tab w:val="left" w:pos="13740"/>
+          <w:tab w:val="left" w:pos="14656"/>
+        </w:tabs>
+        <w:wordWrap w:val="0"/>
+        <w:spacing w:after="0" w:line="240" w:lineRule="auto"/>
+        <w:rPr>
+          <w:rFonts w:ascii="Lucida Console" w:eastAsia="Times New Roman" w:hAnsi="Lucida Console" w:cs="Courier New"/>
+          <w:color w:val="000000"/>
+          <w:kern w:val="0"/>
+          <w:sz w:val="20"/>
+          <w:szCs w:val="20"/>
+          <w:bdr w:val="none" w:sz="0" w:space="0" w:color="auto" w:frame="1"/>
+          <w14:ligatures w14:val="none"/>
+        </w:rPr>
+      </w:pPr>
+      <w:r>
+        <w:rPr>
+          <w:rFonts w:ascii="Lucida Console" w:eastAsia="Times New Roman" w:hAnsi="Lucida Console" w:cs="Courier New"/>
+          <w:color w:val="000000"/>
+          <w:kern w:val="0"/>
+          <w:sz w:val="20"/>
+          <w:szCs w:val="20"/>
+          <w:bdr w:val="none" w:sz="0" w:space="0" w:color="auto" w:frame="1"/>
+          <w14:ligatures w14:val="none"/>
+        </w:rPr>
+        <w:t xml:space="preserve">                  Estimate Std. Error t value </w:t>
+      </w:r>
+      <w:proofErr w:type="spellStart"/>
+      <w:r>
+        <w:rPr>
+          <w:rFonts w:ascii="Lucida Console" w:eastAsia="Times New Roman" w:hAnsi="Lucida Console" w:cs="Courier New"/>
+          <w:color w:val="000000"/>
+          <w:kern w:val="0"/>
+          <w:sz w:val="20"/>
+          <w:szCs w:val="20"/>
+          <w:bdr w:val="none" w:sz="0" w:space="0" w:color="auto" w:frame="1"/>
+          <w14:ligatures w14:val="none"/>
+        </w:rPr>
+        <w:t>Pr</w:t>
+      </w:r>
+      <w:proofErr w:type="spellEnd"/>
+      <w:r>
+        <w:rPr>
+          <w:rFonts w:ascii="Lucida Console" w:eastAsia="Times New Roman" w:hAnsi="Lucida Console" w:cs="Courier New"/>
+          <w:color w:val="000000"/>
+          <w:kern w:val="0"/>
+          <w:sz w:val="20"/>
+          <w:szCs w:val="20"/>
+          <w:bdr w:val="none" w:sz="0" w:space="0" w:color="auto" w:frame="1"/>
+          <w14:ligatures w14:val="none"/>
+        </w:rPr>
+        <w:t xml:space="preserve">(&gt;|t|)    </w:t>
+      </w:r>
+    </w:p>
+    <w:p>
+      <w:pPr>
+        <w:shd w:val="clear" w:color="auto" w:fill="FFFFFF"/>
+        <w:tabs>
+          <w:tab w:val="left" w:pos="916"/>
+          <w:tab w:val="left" w:pos="1832"/>
+          <w:tab w:val="left" w:pos="2748"/>
+          <w:tab w:val="left" w:pos="3664"/>
+          <w:tab w:val="left" w:pos="4580"/>
+          <w:tab w:val="left" w:pos="5496"/>
+          <w:tab w:val="left" w:pos="6412"/>
+          <w:tab w:val="left" w:pos="7328"/>
+          <w:tab w:val="left" w:pos="8244"/>
+          <w:tab w:val="left" w:pos="9160"/>
+          <w:tab w:val="left" w:pos="10076"/>
+          <w:tab w:val="left" w:pos="10992"/>
+          <w:tab w:val="left" w:pos="11908"/>
+          <w:tab w:val="left" w:pos="12824"/>
+          <w:tab w:val="left" w:pos="13740"/>
+          <w:tab w:val="left" w:pos="14656"/>
+        </w:tabs>
+        <w:wordWrap w:val="0"/>
+        <w:spacing w:after="0" w:line="240" w:lineRule="auto"/>
+        <w:rPr>
+          <w:rFonts w:ascii="Lucida Console" w:eastAsia="Times New Roman" w:hAnsi="Lucida Console" w:cs="Courier New"/>
+          <w:color w:val="000000"/>
+          <w:kern w:val="0"/>
+          <w:sz w:val="20"/>
+          <w:szCs w:val="20"/>
+          <w:bdr w:val="none" w:sz="0" w:space="0" w:color="auto" w:frame="1"/>
+          <w14:ligatures w14:val="none"/>
+        </w:rPr>
+      </w:pPr>
+      <w:r>
+        <w:rPr>
+          <w:rFonts w:ascii="Lucida Console" w:eastAsia="Times New Roman" w:hAnsi="Lucida Console" w:cs="Courier New"/>
+          <w:color w:val="000000"/>
+          <w:kern w:val="0"/>
+          <w:sz w:val="20"/>
+          <w:szCs w:val="20"/>
+          <w:bdr w:val="none" w:sz="0" w:space="0" w:color="auto" w:frame="1"/>
+          <w14:ligatures w14:val="none"/>
+        </w:rPr>
+        <w:t>(Intercept)        17.9614     3.9252   4.576    2e-05 ***</w:t>
+      </w:r>
+    </w:p>
+    <w:p>
+      <w:pPr>
+        <w:shd w:val="clear" w:color="auto" w:fill="FFFFFF"/>
+        <w:tabs>
+          <w:tab w:val="left" w:pos="916"/>
+          <w:tab w:val="left" w:pos="1832"/>
+          <w:tab w:val="left" w:pos="2748"/>
+          <w:tab w:val="left" w:pos="3664"/>
+          <w:tab w:val="left" w:pos="4580"/>
+          <w:tab w:val="left" w:pos="5496"/>
+          <w:tab w:val="left" w:pos="6412"/>
+          <w:tab w:val="left" w:pos="7328"/>
+          <w:tab w:val="left" w:pos="8244"/>
+          <w:tab w:val="left" w:pos="9160"/>
+          <w:tab w:val="left" w:pos="10076"/>
+          <w:tab w:val="left" w:pos="10992"/>
+          <w:tab w:val="left" w:pos="11908"/>
+          <w:tab w:val="left" w:pos="12824"/>
+          <w:tab w:val="left" w:pos="13740"/>
+          <w:tab w:val="left" w:pos="14656"/>
+        </w:tabs>
+        <w:wordWrap w:val="0"/>
+        <w:spacing w:after="0" w:line="240" w:lineRule="auto"/>
+        <w:rPr>
+          <w:rFonts w:ascii="Lucida Console" w:eastAsia="Times New Roman" w:hAnsi="Lucida Console" w:cs="Courier New"/>
+          <w:color w:val="000000"/>
+          <w:kern w:val="0"/>
+          <w:sz w:val="20"/>
+          <w:szCs w:val="20"/>
+          <w:bdr w:val="none" w:sz="0" w:space="0" w:color="auto" w:frame="1"/>
+          <w14:ligatures w14:val="none"/>
+        </w:rPr>
+      </w:pPr>
+      <w:r>
+        <w:rPr>
+          <w:rFonts w:ascii="Lucida Console" w:eastAsia="Times New Roman" w:hAnsi="Lucida Console" w:cs="Courier New"/>
+          <w:color w:val="000000"/>
+          <w:kern w:val="0"/>
+          <w:sz w:val="20"/>
+          <w:szCs w:val="20"/>
+          <w:bdr w:val="none" w:sz="0" w:space="0" w:color="auto" w:frame="1"/>
+          <w14:ligatures w14:val="none"/>
+        </w:rPr>
+        <w:t xml:space="preserve">BLOCK.F2            1.7153     3.5916   0.478 0.634427    </w:t>
+      </w:r>
+    </w:p>
+    <w:p>
+      <w:pPr>
+        <w:shd w:val="clear" w:color="auto" w:fill="FFFFFF"/>
+        <w:tabs>
+          <w:tab w:val="left" w:pos="916"/>
+          <w:tab w:val="left" w:pos="1832"/>
+          <w:tab w:val="left" w:pos="2748"/>
+          <w:tab w:val="left" w:pos="3664"/>
+          <w:tab w:val="left" w:pos="4580"/>
+          <w:tab w:val="left" w:pos="5496"/>
+          <w:tab w:val="left" w:pos="6412"/>
+          <w:tab w:val="left" w:pos="7328"/>
+          <w:tab w:val="left" w:pos="8244"/>
+          <w:tab w:val="left" w:pos="9160"/>
+          <w:tab w:val="left" w:pos="10076"/>
+          <w:tab w:val="left" w:pos="10992"/>
+          <w:tab w:val="left" w:pos="11908"/>
+          <w:tab w:val="left" w:pos="12824"/>
+          <w:tab w:val="left" w:pos="13740"/>
+          <w:tab w:val="left" w:pos="14656"/>
+        </w:tabs>
+        <w:wordWrap w:val="0"/>
+        <w:spacing w:after="0" w:line="240" w:lineRule="auto"/>
+        <w:rPr>
+          <w:rFonts w:ascii="Lucida Console" w:eastAsia="Times New Roman" w:hAnsi="Lucida Console" w:cs="Courier New"/>
+          <w:color w:val="000000"/>
+          <w:kern w:val="0"/>
+          <w:sz w:val="20"/>
+          <w:szCs w:val="20"/>
+          <w:bdr w:val="none" w:sz="0" w:space="0" w:color="auto" w:frame="1"/>
+          <w14:ligatures w14:val="none"/>
+        </w:rPr>
+      </w:pPr>
+      <w:r>
+        <w:rPr>
+          <w:rFonts w:ascii="Lucida Console" w:eastAsia="Times New Roman" w:hAnsi="Lucida Console" w:cs="Courier New"/>
+          <w:color w:val="000000"/>
+          <w:kern w:val="0"/>
+          <w:sz w:val="20"/>
+          <w:szCs w:val="20"/>
+          <w:bdr w:val="none" w:sz="0" w:space="0" w:color="auto" w:frame="1"/>
+          <w14:ligatures w14:val="none"/>
+        </w:rPr>
+        <w:t>BLOCK.F3          -14.7355     3.5916  -4.103 0.000109 ***</w:t>
+      </w:r>
+    </w:p>
+    <w:p>
+      <w:pPr>
+        <w:shd w:val="clear" w:color="auto" w:fill="FFFFFF"/>
+        <w:tabs>
+          <w:tab w:val="left" w:pos="916"/>
+          <w:tab w:val="left" w:pos="1832"/>
+          <w:tab w:val="left" w:pos="2748"/>
+          <w:tab w:val="left" w:pos="3664"/>
+          <w:tab w:val="left" w:pos="4580"/>
+          <w:tab w:val="left" w:pos="5496"/>
+          <w:tab w:val="left" w:pos="6412"/>
+          <w:tab w:val="left" w:pos="7328"/>
+          <w:tab w:val="left" w:pos="8244"/>
+          <w:tab w:val="left" w:pos="9160"/>
+          <w:tab w:val="left" w:pos="10076"/>
+          <w:tab w:val="left" w:pos="10992"/>
+          <w:tab w:val="left" w:pos="11908"/>
+          <w:tab w:val="left" w:pos="12824"/>
+          <w:tab w:val="left" w:pos="13740"/>
+          <w:tab w:val="left" w:pos="14656"/>
+        </w:tabs>
+        <w:wordWrap w:val="0"/>
+        <w:spacing w:after="0" w:line="240" w:lineRule="auto"/>
+        <w:rPr>
+          <w:rFonts w:ascii="Lucida Console" w:eastAsia="Times New Roman" w:hAnsi="Lucida Console" w:cs="Courier New"/>
+          <w:color w:val="000000"/>
+          <w:kern w:val="0"/>
+          <w:sz w:val="20"/>
+          <w:szCs w:val="20"/>
+          <w:bdr w:val="none" w:sz="0" w:space="0" w:color="auto" w:frame="1"/>
+          <w14:ligatures w14:val="none"/>
+        </w:rPr>
+      </w:pPr>
+      <w:r>
+        <w:rPr>
+          <w:rFonts w:ascii="Lucida Console" w:eastAsia="Times New Roman" w:hAnsi="Lucida Console" w:cs="Courier New"/>
+          <w:color w:val="000000"/>
+          <w:kern w:val="0"/>
+          <w:sz w:val="20"/>
+          <w:szCs w:val="20"/>
+          <w:bdr w:val="none" w:sz="0" w:space="0" w:color="auto" w:frame="1"/>
+          <w14:ligatures w14:val="none"/>
+        </w:rPr>
+        <w:t xml:space="preserve">BLOCK.F4          -12.3094     3.5916  -3.427 0.001025 ** </w:t>
+      </w:r>
+    </w:p>
+    <w:p>
+      <w:pPr>
+        <w:shd w:val="clear" w:color="auto" w:fill="FFFFFF"/>
+        <w:tabs>
+          <w:tab w:val="left" w:pos="916"/>
+          <w:tab w:val="left" w:pos="1832"/>
+          <w:tab w:val="left" w:pos="2748"/>
+          <w:tab w:val="left" w:pos="3664"/>
+          <w:tab w:val="left" w:pos="4580"/>
+          <w:tab w:val="left" w:pos="5496"/>
+          <w:tab w:val="left" w:pos="6412"/>
+          <w:tab w:val="left" w:pos="7328"/>
+          <w:tab w:val="left" w:pos="8244"/>
+          <w:tab w:val="left" w:pos="9160"/>
+          <w:tab w:val="left" w:pos="10076"/>
+          <w:tab w:val="left" w:pos="10992"/>
+          <w:tab w:val="left" w:pos="11908"/>
+          <w:tab w:val="left" w:pos="12824"/>
+          <w:tab w:val="left" w:pos="13740"/>
+          <w:tab w:val="left" w:pos="14656"/>
+        </w:tabs>
+        <w:wordWrap w:val="0"/>
+        <w:spacing w:after="0" w:line="240" w:lineRule="auto"/>
+        <w:rPr>
+          <w:rFonts w:ascii="Lucida Console" w:eastAsia="Times New Roman" w:hAnsi="Lucida Console" w:cs="Courier New"/>
+          <w:color w:val="000000"/>
+          <w:kern w:val="0"/>
+          <w:sz w:val="20"/>
+          <w:szCs w:val="20"/>
+          <w:bdr w:val="none" w:sz="0" w:space="0" w:color="auto" w:frame="1"/>
+          <w14:ligatures w14:val="none"/>
+        </w:rPr>
+      </w:pPr>
+      <w:r>
+        <w:rPr>
+          <w:rFonts w:ascii="Lucida Console" w:eastAsia="Times New Roman" w:hAnsi="Lucida Console" w:cs="Courier New"/>
+          <w:color w:val="000000"/>
+          <w:kern w:val="0"/>
+          <w:sz w:val="20"/>
+          <w:szCs w:val="20"/>
+          <w:bdr w:val="none" w:sz="0" w:space="0" w:color="auto" w:frame="1"/>
+          <w14:ligatures w14:val="none"/>
+        </w:rPr>
+        <w:t>Sampling.Year2022  -9.7553     2.5396  -3.841 0.000266 ***</w:t>
+      </w:r>
+    </w:p>
+    <w:p>
+      <w:pPr>
+        <w:shd w:val="clear" w:color="auto" w:fill="FFFFFF"/>
+        <w:tabs>
+          <w:tab w:val="left" w:pos="916"/>
+          <w:tab w:val="left" w:pos="1832"/>
+          <w:tab w:val="left" w:pos="2748"/>
+          <w:tab w:val="left" w:pos="3664"/>
+          <w:tab w:val="left" w:pos="4580"/>
+          <w:tab w:val="left" w:pos="5496"/>
+          <w:tab w:val="left" w:pos="6412"/>
+          <w:tab w:val="left" w:pos="7328"/>
+          <w:tab w:val="left" w:pos="8244"/>
+          <w:tab w:val="left" w:pos="9160"/>
+          <w:tab w:val="left" w:pos="10076"/>
+          <w:tab w:val="left" w:pos="10992"/>
+          <w:tab w:val="left" w:pos="11908"/>
+          <w:tab w:val="left" w:pos="12824"/>
+          <w:tab w:val="left" w:pos="13740"/>
+          <w:tab w:val="left" w:pos="14656"/>
+        </w:tabs>
+        <w:wordWrap w:val="0"/>
+        <w:spacing w:after="0" w:line="240" w:lineRule="auto"/>
+        <w:rPr>
+          <w:rFonts w:ascii="Lucida Console" w:eastAsia="Times New Roman" w:hAnsi="Lucida Console" w:cs="Courier New"/>
+          <w:color w:val="000000"/>
+          <w:kern w:val="0"/>
+          <w:sz w:val="20"/>
+          <w:szCs w:val="20"/>
+          <w:bdr w:val="none" w:sz="0" w:space="0" w:color="auto" w:frame="1"/>
+          <w14:ligatures w14:val="none"/>
+        </w:rPr>
+      </w:pPr>
+      <w:proofErr w:type="spellStart"/>
+      <w:r>
+        <w:rPr>
+          <w:rFonts w:ascii="Lucida Console" w:eastAsia="Times New Roman" w:hAnsi="Lucida Console" w:cs="Courier New"/>
+          <w:color w:val="000000"/>
+          <w:kern w:val="0"/>
+          <w:sz w:val="20"/>
+          <w:szCs w:val="20"/>
+          <w:bdr w:val="none" w:sz="0" w:space="0" w:color="auto" w:frame="1"/>
+          <w14:ligatures w14:val="none"/>
+        </w:rPr>
+        <w:t>CoverCrop.FClover</w:t>
+      </w:r>
+      <w:proofErr w:type="spellEnd"/>
+      <w:r>
+        <w:rPr>
+          <w:rFonts w:ascii="Lucida Console" w:eastAsia="Times New Roman" w:hAnsi="Lucida Console" w:cs="Courier New"/>
+          <w:color w:val="000000"/>
+          <w:kern w:val="0"/>
+          <w:sz w:val="20"/>
+          <w:szCs w:val="20"/>
+          <w:bdr w:val="none" w:sz="0" w:space="0" w:color="auto" w:frame="1"/>
+          <w14:ligatures w14:val="none"/>
+        </w:rPr>
+        <w:t xml:space="preserve">   3.1667     3.2786   0.966 0.337437    </w:t>
+      </w:r>
+    </w:p>
+    <w:p>
+      <w:pPr>
+        <w:shd w:val="clear" w:color="auto" w:fill="FFFFFF"/>
+        <w:tabs>
+          <w:tab w:val="left" w:pos="916"/>
+          <w:tab w:val="left" w:pos="1832"/>
+          <w:tab w:val="left" w:pos="2748"/>
+          <w:tab w:val="left" w:pos="3664"/>
+          <w:tab w:val="left" w:pos="4580"/>
+          <w:tab w:val="left" w:pos="5496"/>
+          <w:tab w:val="left" w:pos="6412"/>
+          <w:tab w:val="left" w:pos="7328"/>
+          <w:tab w:val="left" w:pos="8244"/>
+          <w:tab w:val="left" w:pos="9160"/>
+          <w:tab w:val="left" w:pos="10076"/>
+          <w:tab w:val="left" w:pos="10992"/>
+          <w:tab w:val="left" w:pos="11908"/>
+          <w:tab w:val="left" w:pos="12824"/>
+          <w:tab w:val="left" w:pos="13740"/>
+          <w:tab w:val="left" w:pos="14656"/>
+        </w:tabs>
+        <w:wordWrap w:val="0"/>
+        <w:spacing w:after="0" w:line="240" w:lineRule="auto"/>
+        <w:rPr>
+          <w:rFonts w:ascii="Lucida Console" w:eastAsia="Times New Roman" w:hAnsi="Lucida Console" w:cs="Courier New"/>
+          <w:color w:val="000000"/>
+          <w:kern w:val="0"/>
+          <w:sz w:val="20"/>
+          <w:szCs w:val="20"/>
+          <w:bdr w:val="none" w:sz="0" w:space="0" w:color="auto" w:frame="1"/>
+          <w14:ligatures w14:val="none"/>
+        </w:rPr>
+      </w:pPr>
+      <w:proofErr w:type="spellStart"/>
+      <w:r>
+        <w:rPr>
+          <w:rFonts w:ascii="Lucida Console" w:eastAsia="Times New Roman" w:hAnsi="Lucida Console" w:cs="Courier New"/>
+          <w:color w:val="000000"/>
+          <w:kern w:val="0"/>
+          <w:sz w:val="20"/>
+          <w:szCs w:val="20"/>
+          <w:bdr w:val="none" w:sz="0" w:space="0" w:color="auto" w:frame="1"/>
+          <w14:ligatures w14:val="none"/>
+        </w:rPr>
+        <w:t>CoverCrop.FTrit</w:t>
+      </w:r>
+      <w:proofErr w:type="spellEnd"/>
+      <w:r>
+        <w:rPr>
+          <w:rFonts w:ascii="Lucida Console" w:eastAsia="Times New Roman" w:hAnsi="Lucida Console" w:cs="Courier New"/>
+          <w:color w:val="000000"/>
+          <w:kern w:val="0"/>
+          <w:sz w:val="20"/>
+          <w:szCs w:val="20"/>
+          <w:bdr w:val="none" w:sz="0" w:space="0" w:color="auto" w:frame="1"/>
+          <w14:ligatures w14:val="none"/>
+        </w:rPr>
+        <w:t xml:space="preserve">    -0.4087     3.2786  -0.125 0.901165    </w:t>
+      </w:r>
+    </w:p>
+    <w:p>
+      <w:pPr>
+        <w:shd w:val="clear" w:color="auto" w:fill="FFFFFF"/>
+        <w:tabs>
+          <w:tab w:val="left" w:pos="916"/>
+          <w:tab w:val="left" w:pos="1832"/>
+          <w:tab w:val="left" w:pos="2748"/>
+          <w:tab w:val="left" w:pos="3664"/>
+          <w:tab w:val="left" w:pos="4580"/>
+          <w:tab w:val="left" w:pos="5496"/>
+          <w:tab w:val="left" w:pos="6412"/>
+          <w:tab w:val="left" w:pos="7328"/>
+          <w:tab w:val="left" w:pos="8244"/>
+          <w:tab w:val="left" w:pos="9160"/>
+          <w:tab w:val="left" w:pos="10076"/>
+          <w:tab w:val="left" w:pos="10992"/>
+          <w:tab w:val="left" w:pos="11908"/>
+          <w:tab w:val="left" w:pos="12824"/>
+          <w:tab w:val="left" w:pos="13740"/>
+          <w:tab w:val="left" w:pos="14656"/>
+        </w:tabs>
+        <w:wordWrap w:val="0"/>
+        <w:spacing w:after="0" w:line="240" w:lineRule="auto"/>
+        <w:rPr>
+          <w:rFonts w:ascii="Lucida Console" w:eastAsia="Times New Roman" w:hAnsi="Lucida Console" w:cs="Courier New"/>
+          <w:color w:val="000000"/>
+          <w:kern w:val="0"/>
+          <w:sz w:val="20"/>
+          <w:szCs w:val="20"/>
+          <w:bdr w:val="none" w:sz="0" w:space="0" w:color="auto" w:frame="1"/>
+          <w14:ligatures w14:val="none"/>
+        </w:rPr>
+      </w:pPr>
+      <w:proofErr w:type="spellStart"/>
+      <w:r>
+        <w:rPr>
+          <w:rFonts w:ascii="Lucida Console" w:eastAsia="Times New Roman" w:hAnsi="Lucida Console" w:cs="Courier New"/>
+          <w:color w:val="000000"/>
+          <w:kern w:val="0"/>
+          <w:sz w:val="20"/>
+          <w:szCs w:val="20"/>
+          <w:bdr w:val="none" w:sz="0" w:space="0" w:color="auto" w:frame="1"/>
+          <w14:ligatures w14:val="none"/>
+        </w:rPr>
+        <w:t>Treatment.FB</w:t>
+      </w:r>
+      <w:proofErr w:type="spellEnd"/>
+      <w:r>
+        <w:rPr>
+          <w:rFonts w:ascii="Lucida Console" w:eastAsia="Times New Roman" w:hAnsi="Lucida Console" w:cs="Courier New"/>
+          <w:color w:val="000000"/>
+          <w:kern w:val="0"/>
+          <w:sz w:val="20"/>
+          <w:szCs w:val="20"/>
+          <w:bdr w:val="none" w:sz="0" w:space="0" w:color="auto" w:frame="1"/>
+          <w14:ligatures w14:val="none"/>
+        </w:rPr>
+        <w:t xml:space="preserve">        6.2892     3.2786   1.918 0.059162 .  </w:t>
+      </w:r>
+    </w:p>
+    <w:p>
+      <w:pPr>
+        <w:shd w:val="clear" w:color="auto" w:fill="FFFFFF"/>
+        <w:tabs>
+          <w:tab w:val="left" w:pos="916"/>
+          <w:tab w:val="left" w:pos="1832"/>
+          <w:tab w:val="left" w:pos="2748"/>
+          <w:tab w:val="left" w:pos="3664"/>
+          <w:tab w:val="left" w:pos="4580"/>
+          <w:tab w:val="left" w:pos="5496"/>
+          <w:tab w:val="left" w:pos="6412"/>
+          <w:tab w:val="left" w:pos="7328"/>
+          <w:tab w:val="left" w:pos="8244"/>
+          <w:tab w:val="left" w:pos="9160"/>
+          <w:tab w:val="left" w:pos="10076"/>
+          <w:tab w:val="left" w:pos="10992"/>
+          <w:tab w:val="left" w:pos="11908"/>
+          <w:tab w:val="left" w:pos="12824"/>
+          <w:tab w:val="left" w:pos="13740"/>
+          <w:tab w:val="left" w:pos="14656"/>
+        </w:tabs>
+        <w:wordWrap w:val="0"/>
+        <w:spacing w:after="0" w:line="240" w:lineRule="auto"/>
+        <w:rPr>
+          <w:rFonts w:ascii="Lucida Console" w:eastAsia="Times New Roman" w:hAnsi="Lucida Console" w:cs="Courier New"/>
+          <w:color w:val="000000"/>
+          <w:kern w:val="0"/>
+          <w:sz w:val="20"/>
+          <w:szCs w:val="20"/>
+          <w:bdr w:val="none" w:sz="0" w:space="0" w:color="auto" w:frame="1"/>
+          <w14:ligatures w14:val="none"/>
+        </w:rPr>
+      </w:pPr>
+      <w:proofErr w:type="spellStart"/>
+      <w:r>
+        <w:rPr>
+          <w:rFonts w:ascii="Lucida Console" w:eastAsia="Times New Roman" w:hAnsi="Lucida Console" w:cs="Courier New"/>
+          <w:color w:val="000000"/>
+          <w:kern w:val="0"/>
+          <w:sz w:val="20"/>
+          <w:szCs w:val="20"/>
+          <w:bdr w:val="none" w:sz="0" w:space="0" w:color="auto" w:frame="1"/>
+          <w14:ligatures w14:val="none"/>
+        </w:rPr>
+        <w:t>Treatment.FC</w:t>
+      </w:r>
+      <w:proofErr w:type="spellEnd"/>
+      <w:r>
+        <w:rPr>
+          <w:rFonts w:ascii="Lucida Console" w:eastAsia="Times New Roman" w:hAnsi="Lucida Console" w:cs="Courier New"/>
+          <w:color w:val="000000"/>
+          <w:kern w:val="0"/>
+          <w:sz w:val="20"/>
+          <w:szCs w:val="20"/>
+          <w:bdr w:val="none" w:sz="0" w:space="0" w:color="auto" w:frame="1"/>
+          <w14:ligatures w14:val="none"/>
+        </w:rPr>
+        <w:t xml:space="preserve">        4.1102     3.2786   1.254 0.214146    </w:t>
+      </w:r>
+    </w:p>
+    <w:p>
+      <w:pPr>
+        <w:shd w:val="clear" w:color="auto" w:fill="FFFFFF"/>
+        <w:tabs>
+          <w:tab w:val="left" w:pos="916"/>
+          <w:tab w:val="left" w:pos="1832"/>
+          <w:tab w:val="left" w:pos="2748"/>
+          <w:tab w:val="left" w:pos="3664"/>
+          <w:tab w:val="left" w:pos="4580"/>
+          <w:tab w:val="left" w:pos="5496"/>
+          <w:tab w:val="left" w:pos="6412"/>
+          <w:tab w:val="left" w:pos="7328"/>
+          <w:tab w:val="left" w:pos="8244"/>
+          <w:tab w:val="left" w:pos="9160"/>
+          <w:tab w:val="left" w:pos="10076"/>
+          <w:tab w:val="left" w:pos="10992"/>
+          <w:tab w:val="left" w:pos="11908"/>
+          <w:tab w:val="left" w:pos="12824"/>
+          <w:tab w:val="left" w:pos="13740"/>
+          <w:tab w:val="left" w:pos="14656"/>
+        </w:tabs>
+        <w:wordWrap w:val="0"/>
+        <w:spacing w:after="0" w:line="240" w:lineRule="auto"/>
+        <w:rPr>
+          <w:rFonts w:ascii="Lucida Console" w:eastAsia="Times New Roman" w:hAnsi="Lucida Console" w:cs="Courier New"/>
+          <w:color w:val="000000"/>
+          <w:kern w:val="0"/>
+          <w:sz w:val="20"/>
+          <w:szCs w:val="20"/>
+          <w:bdr w:val="none" w:sz="0" w:space="0" w:color="auto" w:frame="1"/>
+          <w14:ligatures w14:val="none"/>
+        </w:rPr>
+      </w:pPr>
+      <w:proofErr w:type="spellStart"/>
+      <w:r>
+        <w:rPr>
+          <w:rFonts w:ascii="Lucida Console" w:eastAsia="Times New Roman" w:hAnsi="Lucida Console" w:cs="Courier New"/>
+          <w:color w:val="000000"/>
+          <w:kern w:val="0"/>
+          <w:sz w:val="20"/>
+          <w:szCs w:val="20"/>
+          <w:bdr w:val="none" w:sz="0" w:space="0" w:color="auto" w:frame="1"/>
+          <w14:ligatures w14:val="none"/>
+        </w:rPr>
+        <w:t>Treatment.FD</w:t>
+      </w:r>
+      <w:proofErr w:type="spellEnd"/>
+      <w:r>
+        <w:rPr>
+          <w:rFonts w:ascii="Lucida Console" w:eastAsia="Times New Roman" w:hAnsi="Lucida Console" w:cs="Courier New"/>
+          <w:color w:val="000000"/>
+          <w:kern w:val="0"/>
+          <w:sz w:val="20"/>
+          <w:szCs w:val="20"/>
+          <w:bdr w:val="none" w:sz="0" w:space="0" w:color="auto" w:frame="1"/>
+          <w14:ligatures w14:val="none"/>
+        </w:rPr>
+        <w:t xml:space="preserve">       -0.8080     5.0082  -0.161 0.872300    </w:t>
+      </w:r>
+    </w:p>
+    <w:p>
+      <w:pPr>
+        <w:shd w:val="clear" w:color="auto" w:fill="FFFFFF"/>
+        <w:tabs>
+          <w:tab w:val="left" w:pos="916"/>
+          <w:tab w:val="left" w:pos="1832"/>
+          <w:tab w:val="left" w:pos="2748"/>
+          <w:tab w:val="left" w:pos="3664"/>
+          <w:tab w:val="left" w:pos="4580"/>
+          <w:tab w:val="left" w:pos="5496"/>
+          <w:tab w:val="left" w:pos="6412"/>
+          <w:tab w:val="left" w:pos="7328"/>
+          <w:tab w:val="left" w:pos="8244"/>
+          <w:tab w:val="left" w:pos="9160"/>
+          <w:tab w:val="left" w:pos="10076"/>
+          <w:tab w:val="left" w:pos="10992"/>
+          <w:tab w:val="left" w:pos="11908"/>
+          <w:tab w:val="left" w:pos="12824"/>
+          <w:tab w:val="left" w:pos="13740"/>
+          <w:tab w:val="left" w:pos="14656"/>
+        </w:tabs>
+        <w:wordWrap w:val="0"/>
+        <w:spacing w:after="0" w:line="240" w:lineRule="auto"/>
+        <w:rPr>
+          <w:rFonts w:ascii="Lucida Console" w:eastAsia="Times New Roman" w:hAnsi="Lucida Console" w:cs="Courier New"/>
+          <w:color w:val="000000"/>
+          <w:kern w:val="0"/>
+          <w:sz w:val="20"/>
+          <w:szCs w:val="20"/>
+          <w:bdr w:val="none" w:sz="0" w:space="0" w:color="auto" w:frame="1"/>
+          <w14:ligatures w14:val="none"/>
+        </w:rPr>
+      </w:pPr>
+      <w:r>
+        <w:rPr>
+          <w:rFonts w:ascii="Lucida Console" w:eastAsia="Times New Roman" w:hAnsi="Lucida Console" w:cs="Courier New"/>
+          <w:color w:val="000000"/>
+          <w:kern w:val="0"/>
+          <w:sz w:val="20"/>
+          <w:szCs w:val="20"/>
+          <w:bdr w:val="none" w:sz="0" w:space="0" w:color="auto" w:frame="1"/>
+          <w14:ligatures w14:val="none"/>
+        </w:rPr>
+        <w:t>---</w:t>
+      </w:r>
+    </w:p>
+    <w:p>
+      <w:pPr>
+        <w:shd w:val="clear" w:color="auto" w:fill="FFFFFF"/>
+        <w:tabs>
+          <w:tab w:val="left" w:pos="916"/>
+          <w:tab w:val="left" w:pos="1832"/>
+          <w:tab w:val="left" w:pos="2748"/>
+          <w:tab w:val="left" w:pos="3664"/>
+          <w:tab w:val="left" w:pos="4580"/>
+          <w:tab w:val="left" w:pos="5496"/>
+          <w:tab w:val="left" w:pos="6412"/>
+          <w:tab w:val="left" w:pos="7328"/>
+          <w:tab w:val="left" w:pos="8244"/>
+          <w:tab w:val="left" w:pos="9160"/>
+          <w:tab w:val="left" w:pos="10076"/>
+          <w:tab w:val="left" w:pos="10992"/>
+          <w:tab w:val="left" w:pos="11908"/>
+          <w:tab w:val="left" w:pos="12824"/>
+          <w:tab w:val="left" w:pos="13740"/>
+          <w:tab w:val="left" w:pos="14656"/>
+        </w:tabs>
+        <w:wordWrap w:val="0"/>
+        <w:spacing w:after="0" w:line="240" w:lineRule="auto"/>
+        <w:rPr>
+          <w:rFonts w:ascii="Lucida Console" w:eastAsia="Times New Roman" w:hAnsi="Lucida Console" w:cs="Courier New"/>
+          <w:color w:val="000000"/>
+          <w:kern w:val="0"/>
+          <w:sz w:val="20"/>
+          <w:szCs w:val="20"/>
+          <w:bdr w:val="none" w:sz="0" w:space="0" w:color="auto" w:frame="1"/>
+          <w14:ligatures w14:val="none"/>
+        </w:rPr>
+      </w:pPr>
+      <w:proofErr w:type="spellStart"/>
+      <w:r>
+        <w:rPr>
+          <w:rFonts w:ascii="Lucida Console" w:eastAsia="Times New Roman" w:hAnsi="Lucida Console" w:cs="Courier New"/>
+          <w:color w:val="000000"/>
+          <w:kern w:val="0"/>
+          <w:sz w:val="20"/>
+          <w:szCs w:val="20"/>
+          <w:bdr w:val="none" w:sz="0" w:space="0" w:color="auto" w:frame="1"/>
+          <w14:ligatures w14:val="none"/>
+        </w:rPr>
+        <w:t>Signif</w:t>
+      </w:r>
+      <w:proofErr w:type="spellEnd"/>
+      <w:r>
+        <w:rPr>
+          <w:rFonts w:ascii="Lucida Console" w:eastAsia="Times New Roman" w:hAnsi="Lucida Console" w:cs="Courier New"/>
+          <w:color w:val="000000"/>
+          <w:kern w:val="0"/>
+          <w:sz w:val="20"/>
+          <w:szCs w:val="20"/>
+          <w:bdr w:val="none" w:sz="0" w:space="0" w:color="auto" w:frame="1"/>
+          <w14:ligatures w14:val="none"/>
+        </w:rPr>
+        <w:t>. codes:  0 ‘***’ 0.001 ‘**’ 0.01 ‘*’ 0.05 ‘.’ 0.1 ‘ ’ 1</w:t>
+      </w:r>
+    </w:p>
+    <w:p>
+      <w:pPr>
+        <w:shd w:val="clear" w:color="auto" w:fill="FFFFFF"/>
+        <w:tabs>
+          <w:tab w:val="left" w:pos="916"/>
+          <w:tab w:val="left" w:pos="1832"/>
+          <w:tab w:val="left" w:pos="2748"/>
+          <w:tab w:val="left" w:pos="3664"/>
+          <w:tab w:val="left" w:pos="4580"/>
+          <w:tab w:val="left" w:pos="5496"/>
+          <w:tab w:val="left" w:pos="6412"/>
+          <w:tab w:val="left" w:pos="7328"/>
+          <w:tab w:val="left" w:pos="8244"/>
+          <w:tab w:val="left" w:pos="9160"/>
+          <w:tab w:val="left" w:pos="10076"/>
+          <w:tab w:val="left" w:pos="10992"/>
+          <w:tab w:val="left" w:pos="11908"/>
+          <w:tab w:val="left" w:pos="12824"/>
+          <w:tab w:val="left" w:pos="13740"/>
+          <w:tab w:val="left" w:pos="14656"/>
+        </w:tabs>
+        <w:wordWrap w:val="0"/>
+        <w:spacing w:after="0" w:line="240" w:lineRule="auto"/>
+        <w:rPr>
+          <w:rFonts w:ascii="Lucida Console" w:eastAsia="Times New Roman" w:hAnsi="Lucida Console" w:cs="Courier New"/>
+          <w:color w:val="000000"/>
+          <w:kern w:val="0"/>
+          <w:sz w:val="20"/>
+          <w:szCs w:val="20"/>
+          <w:bdr w:val="none" w:sz="0" w:space="0" w:color="auto" w:frame="1"/>
+          <w14:ligatures w14:val="none"/>
+        </w:rPr>
+      </w:pPr>
+    </w:p>
+    <w:p>
+      <w:pPr>
+        <w:shd w:val="clear" w:color="auto" w:fill="FFFFFF"/>
+        <w:tabs>
+          <w:tab w:val="left" w:pos="916"/>
+          <w:tab w:val="left" w:pos="1832"/>
+          <w:tab w:val="left" w:pos="2748"/>
+          <w:tab w:val="left" w:pos="3664"/>
+          <w:tab w:val="left" w:pos="4580"/>
+          <w:tab w:val="left" w:pos="5496"/>
+          <w:tab w:val="left" w:pos="6412"/>
+          <w:tab w:val="left" w:pos="7328"/>
+          <w:tab w:val="left" w:pos="8244"/>
+          <w:tab w:val="left" w:pos="9160"/>
+          <w:tab w:val="left" w:pos="10076"/>
+          <w:tab w:val="left" w:pos="10992"/>
+          <w:tab w:val="left" w:pos="11908"/>
+          <w:tab w:val="left" w:pos="12824"/>
+          <w:tab w:val="left" w:pos="13740"/>
+          <w:tab w:val="left" w:pos="14656"/>
+        </w:tabs>
+        <w:wordWrap w:val="0"/>
+        <w:spacing w:after="0" w:line="240" w:lineRule="auto"/>
+        <w:rPr>
+          <w:rFonts w:ascii="Lucida Console" w:eastAsia="Times New Roman" w:hAnsi="Lucida Console" w:cs="Courier New"/>
+          <w:color w:val="000000"/>
+          <w:kern w:val="0"/>
+          <w:sz w:val="20"/>
+          <w:szCs w:val="20"/>
+          <w:bdr w:val="none" w:sz="0" w:space="0" w:color="auto" w:frame="1"/>
+          <w14:ligatures w14:val="none"/>
+        </w:rPr>
+      </w:pPr>
+      <w:r>
+        <w:rPr>
+          <w:rFonts w:ascii="Lucida Console" w:eastAsia="Times New Roman" w:hAnsi="Lucida Console" w:cs="Courier New"/>
+          <w:color w:val="000000"/>
+          <w:kern w:val="0"/>
+          <w:sz w:val="20"/>
+          <w:szCs w:val="20"/>
+          <w:bdr w:val="none" w:sz="0" w:space="0" w:color="auto" w:frame="1"/>
+          <w14:ligatures w14:val="none"/>
+        </w:rPr>
+        <w:t>Residual standard error: 11.36 on 70 degrees of freedom</w:t>
+      </w:r>
+    </w:p>
+    <w:p>
+      <w:pPr>
+        <w:shd w:val="clear" w:color="auto" w:fill="FFFFFF"/>
+        <w:tabs>
+          <w:tab w:val="left" w:pos="916"/>
+          <w:tab w:val="left" w:pos="1832"/>
+          <w:tab w:val="left" w:pos="2748"/>
+          <w:tab w:val="left" w:pos="3664"/>
+          <w:tab w:val="left" w:pos="4580"/>
+          <w:tab w:val="left" w:pos="5496"/>
+          <w:tab w:val="left" w:pos="6412"/>
+          <w:tab w:val="left" w:pos="7328"/>
+          <w:tab w:val="left" w:pos="8244"/>
+          <w:tab w:val="left" w:pos="9160"/>
+          <w:tab w:val="left" w:pos="10076"/>
+          <w:tab w:val="left" w:pos="10992"/>
+          <w:tab w:val="left" w:pos="11908"/>
+          <w:tab w:val="left" w:pos="12824"/>
+          <w:tab w:val="left" w:pos="13740"/>
+          <w:tab w:val="left" w:pos="14656"/>
+        </w:tabs>
+        <w:wordWrap w:val="0"/>
+        <w:spacing w:after="0" w:line="240" w:lineRule="auto"/>
+        <w:rPr>
+          <w:rFonts w:ascii="Lucida Console" w:eastAsia="Times New Roman" w:hAnsi="Lucida Console" w:cs="Courier New"/>
+          <w:color w:val="000000"/>
+          <w:kern w:val="0"/>
+          <w:sz w:val="20"/>
+          <w:szCs w:val="20"/>
+          <w:bdr w:val="none" w:sz="0" w:space="0" w:color="auto" w:frame="1"/>
+          <w14:ligatures w14:val="none"/>
+        </w:rPr>
+      </w:pPr>
+      <w:r>
+        <w:rPr>
+          <w:rFonts w:ascii="Lucida Console" w:eastAsia="Times New Roman" w:hAnsi="Lucida Console" w:cs="Courier New"/>
+          <w:color w:val="000000"/>
+          <w:kern w:val="0"/>
+          <w:sz w:val="20"/>
+          <w:szCs w:val="20"/>
+          <w:bdr w:val="none" w:sz="0" w:space="0" w:color="auto" w:frame="1"/>
+          <w14:ligatures w14:val="none"/>
+        </w:rPr>
+        <w:t>Multiple R-squared:  0.4307,</w:t>
+      </w:r>
+      <w:r>
+        <w:rPr>
+          <w:rFonts w:ascii="Lucida Console" w:eastAsia="Times New Roman" w:hAnsi="Lucida Console" w:cs="Courier New"/>
+          <w:color w:val="000000"/>
+          <w:kern w:val="0"/>
+          <w:sz w:val="20"/>
+          <w:szCs w:val="20"/>
+          <w:bdr w:val="none" w:sz="0" w:space="0" w:color="auto" w:frame="1"/>
+          <w14:ligatures w14:val="none"/>
+        </w:rPr>
+        <w:tab/>
+        <w:t xml:space="preserve">Adjusted R-squared:  0.3575 </w:t>
+      </w:r>
+    </w:p>
+    <w:p>
+      <w:pPr>
+        <w:shd w:val="clear" w:color="auto" w:fill="FFFFFF"/>
+        <w:tabs>
+          <w:tab w:val="left" w:pos="916"/>
+          <w:tab w:val="left" w:pos="1832"/>
+          <w:tab w:val="left" w:pos="2748"/>
+          <w:tab w:val="left" w:pos="3664"/>
+          <w:tab w:val="left" w:pos="4580"/>
+          <w:tab w:val="left" w:pos="5496"/>
+          <w:tab w:val="left" w:pos="6412"/>
+          <w:tab w:val="left" w:pos="7328"/>
+          <w:tab w:val="left" w:pos="8244"/>
+          <w:tab w:val="left" w:pos="9160"/>
+          <w:tab w:val="left" w:pos="10076"/>
+          <w:tab w:val="left" w:pos="10992"/>
+          <w:tab w:val="left" w:pos="11908"/>
+          <w:tab w:val="left" w:pos="12824"/>
+          <w:tab w:val="left" w:pos="13740"/>
+          <w:tab w:val="left" w:pos="14656"/>
+        </w:tabs>
+        <w:wordWrap w:val="0"/>
+        <w:spacing w:after="0" w:line="240" w:lineRule="auto"/>
+        <w:rPr>
+          <w:rFonts w:ascii="Lucida Console" w:eastAsia="Times New Roman" w:hAnsi="Lucida Console" w:cs="Courier New"/>
+          <w:color w:val="000000"/>
+          <w:kern w:val="0"/>
+          <w:sz w:val="20"/>
+          <w:szCs w:val="20"/>
+          <w:bdr w:val="none" w:sz="0" w:space="0" w:color="auto" w:frame="1"/>
+          <w14:ligatures w14:val="none"/>
+        </w:rPr>
+      </w:pPr>
+      <w:r>
+        <w:rPr>
+          <w:rFonts w:ascii="Lucida Console" w:eastAsia="Times New Roman" w:hAnsi="Lucida Console" w:cs="Courier New"/>
+          <w:color w:val="000000"/>
+          <w:kern w:val="0"/>
+          <w:sz w:val="20"/>
+          <w:szCs w:val="20"/>
+          <w:bdr w:val="none" w:sz="0" w:space="0" w:color="auto" w:frame="1"/>
+          <w14:ligatures w14:val="none"/>
+        </w:rPr>
+        <w:t>F-statistic: 5.883 on 9 and 70 DF,  p-value: 4.438e-06</w:t>
+      </w:r>
+    </w:p>
+    <w:p>
+      <w:pPr>
+        <w:shd w:val="clear" w:color="auto" w:fill="FFFFFF"/>
+        <w:tabs>
+          <w:tab w:val="left" w:pos="916"/>
+          <w:tab w:val="left" w:pos="1832"/>
+          <w:tab w:val="left" w:pos="2748"/>
+          <w:tab w:val="left" w:pos="3664"/>
+          <w:tab w:val="left" w:pos="4580"/>
+          <w:tab w:val="left" w:pos="5496"/>
+          <w:tab w:val="left" w:pos="6412"/>
+          <w:tab w:val="left" w:pos="7328"/>
+          <w:tab w:val="left" w:pos="8244"/>
+          <w:tab w:val="left" w:pos="9160"/>
+          <w:tab w:val="left" w:pos="10076"/>
+          <w:tab w:val="left" w:pos="10992"/>
+          <w:tab w:val="left" w:pos="11908"/>
+          <w:tab w:val="left" w:pos="12824"/>
+          <w:tab w:val="left" w:pos="13740"/>
+          <w:tab w:val="left" w:pos="14656"/>
+        </w:tabs>
+        <w:wordWrap w:val="0"/>
+        <w:spacing w:after="0" w:line="240" w:lineRule="auto"/>
+        <w:rPr>
+          <w:rFonts w:ascii="Lucida Console" w:eastAsia="Times New Roman" w:hAnsi="Lucida Console" w:cs="Courier New"/>
+          <w:color w:val="000000"/>
+          <w:kern w:val="0"/>
+          <w:sz w:val="20"/>
+          <w:szCs w:val="20"/>
+          <w:bdr w:val="none" w:sz="0" w:space="0" w:color="auto" w:frame="1"/>
+          <w14:ligatures w14:val="none"/>
+        </w:rPr>
+      </w:pPr>
+    </w:p>
+    <w:p>
+      <w:pPr>
+        <w:shd w:val="clear" w:color="auto" w:fill="FFFFFF"/>
+        <w:tabs>
+          <w:tab w:val="left" w:pos="916"/>
+          <w:tab w:val="left" w:pos="1832"/>
+          <w:tab w:val="left" w:pos="2748"/>
+          <w:tab w:val="left" w:pos="3664"/>
+          <w:tab w:val="left" w:pos="4580"/>
+          <w:tab w:val="left" w:pos="5496"/>
+          <w:tab w:val="left" w:pos="6412"/>
+          <w:tab w:val="left" w:pos="7328"/>
+          <w:tab w:val="left" w:pos="8244"/>
+          <w:tab w:val="left" w:pos="9160"/>
+          <w:tab w:val="left" w:pos="10076"/>
+          <w:tab w:val="left" w:pos="10992"/>
+          <w:tab w:val="left" w:pos="11908"/>
+          <w:tab w:val="left" w:pos="12824"/>
+          <w:tab w:val="left" w:pos="13740"/>
+          <w:tab w:val="left" w:pos="14656"/>
+        </w:tabs>
+        <w:wordWrap w:val="0"/>
+        <w:spacing w:after="0" w:line="240" w:lineRule="auto"/>
+        <w:rPr>
+          <w:rFonts w:ascii="Lucida Console" w:eastAsia="Times New Roman" w:hAnsi="Lucida Console" w:cs="Courier New"/>
+          <w:color w:val="000000"/>
+          <w:kern w:val="0"/>
+          <w:sz w:val="20"/>
+          <w:szCs w:val="20"/>
+          <w:bdr w:val="none" w:sz="0" w:space="0" w:color="auto" w:frame="1"/>
+          <w14:ligatures w14:val="none"/>
+        </w:rPr>
+      </w:pPr>
+    </w:p>
+    <w:p>
+      <w:pPr>
+        <w:pStyle w:val="HTMLPreformatted"/>
+        <w:shd w:val="clear" w:color="auto" w:fill="FFFFFF"/>
+        <w:wordWrap w:val="0"/>
+        <w:rPr>
+          <w:rStyle w:val="gnvwddmdb3b"/>
+          <w:rFonts w:ascii="Lucida Console" w:hAnsi="Lucida Console"/>
+          <w:color w:val="0000FF"/>
+        </w:rPr>
+      </w:pPr>
+      <w:proofErr w:type="spellStart"/>
+      <w:r>
+        <w:rPr>
+          <w:rStyle w:val="gnvwddmdb3b"/>
+          <w:rFonts w:ascii="Lucida Console" w:hAnsi="Lucida Console"/>
+          <w:color w:val="0000FF"/>
+        </w:rPr>
+        <w:t>anova</w:t>
+      </w:r>
+      <w:proofErr w:type="spellEnd"/>
+      <w:r>
+        <w:rPr>
+          <w:rStyle w:val="gnvwddmdb3b"/>
+          <w:rFonts w:ascii="Lucida Console" w:hAnsi="Lucida Console"/>
+          <w:color w:val="0000FF"/>
+        </w:rPr>
+        <w:t>(</w:t>
+      </w:r>
+      <w:proofErr w:type="spellStart"/>
+      <w:r>
+        <w:rPr>
+          <w:rStyle w:val="gnvwddmdb3b"/>
+          <w:rFonts w:ascii="Lucida Console" w:hAnsi="Lucida Console"/>
+          <w:color w:val="0000FF"/>
+        </w:rPr>
+        <w:t>Cumm.Stat.Anal</w:t>
+      </w:r>
+      <w:proofErr w:type="spellEnd"/>
+      <w:r>
+        <w:rPr>
+          <w:rStyle w:val="gnvwddmdb3b"/>
+          <w:rFonts w:ascii="Lucida Console" w:hAnsi="Lucida Console"/>
+          <w:color w:val="0000FF"/>
+        </w:rPr>
+        <w:t>)</w:t>
+      </w:r>
+    </w:p>
+    <w:p>
+      <w:pPr>
+        <w:pStyle w:val="HTMLPreformatted"/>
+        <w:shd w:val="clear" w:color="auto" w:fill="FFFFFF"/>
+        <w:wordWrap w:val="0"/>
+        <w:rPr>
+          <w:rStyle w:val="gnvwddmdl3b"/>
+          <w:rFonts w:ascii="Lucida Console" w:hAnsi="Lucida Console"/>
+          <w:color w:val="000000"/>
+          <w:bdr w:val="none" w:sz="0" w:space="0" w:color="auto" w:frame="1"/>
+        </w:rPr>
+      </w:pPr>
+      <w:r>
+        <w:rPr>
+          <w:rStyle w:val="gnvwddmdl3b"/>
+          <w:rFonts w:ascii="Lucida Console" w:hAnsi="Lucida Console"/>
+          <w:color w:val="000000"/>
+          <w:bdr w:val="none" w:sz="0" w:space="0" w:color="auto" w:frame="1"/>
+        </w:rPr>
+        <w:t>Analysis of Variance Table</w:t>
+      </w:r>
+    </w:p>
+    <w:p>
+      <w:pPr>
+        <w:pStyle w:val="HTMLPreformatted"/>
+        <w:shd w:val="clear" w:color="auto" w:fill="FFFFFF"/>
+        <w:wordWrap w:val="0"/>
+        <w:rPr>
+          <w:rStyle w:val="gnvwddmdl3b"/>
+          <w:rFonts w:ascii="Lucida Console" w:hAnsi="Lucida Console"/>
+          <w:color w:val="000000"/>
+          <w:bdr w:val="none" w:sz="0" w:space="0" w:color="auto" w:frame="1"/>
+        </w:rPr>
+      </w:pPr>
+    </w:p>
+    <w:p>
+      <w:pPr>
+        <w:pStyle w:val="HTMLPreformatted"/>
+        <w:shd w:val="clear" w:color="auto" w:fill="FFFFFF"/>
+        <w:wordWrap w:val="0"/>
+        <w:rPr>
+          <w:rStyle w:val="gnvwddmdl3b"/>
+          <w:rFonts w:ascii="Lucida Console" w:hAnsi="Lucida Console"/>
+          <w:color w:val="000000"/>
+          <w:bdr w:val="none" w:sz="0" w:space="0" w:color="auto" w:frame="1"/>
+        </w:rPr>
+      </w:pPr>
+      <w:r>
+        <w:rPr>
+          <w:rStyle w:val="gnvwddmdl3b"/>
+          <w:rFonts w:ascii="Lucida Console" w:hAnsi="Lucida Console"/>
+          <w:color w:val="000000"/>
+          <w:bdr w:val="none" w:sz="0" w:space="0" w:color="auto" w:frame="1"/>
+        </w:rPr>
+        <w:t xml:space="preserve">Response: </w:t>
+      </w:r>
+      <w:proofErr w:type="spellStart"/>
+      <w:r>
+        <w:rPr>
+          <w:rStyle w:val="gnvwddmdl3b"/>
+          <w:rFonts w:ascii="Lucida Console" w:hAnsi="Lucida Console"/>
+          <w:color w:val="000000"/>
+          <w:bdr w:val="none" w:sz="0" w:space="0" w:color="auto" w:frame="1"/>
+        </w:rPr>
+        <w:t>Total.Cum.Emissions</w:t>
+      </w:r>
+      <w:proofErr w:type="spellEnd"/>
+    </w:p>
+    <w:p>
+      <w:pPr>
+        <w:pStyle w:val="HTMLPreformatted"/>
+        <w:shd w:val="clear" w:color="auto" w:fill="FFFFFF"/>
+        <w:wordWrap w:val="0"/>
+        <w:rPr>
+          <w:rStyle w:val="gnvwddmdl3b"/>
+          <w:rFonts w:ascii="Lucida Console" w:hAnsi="Lucida Console"/>
+          <w:color w:val="000000"/>
+          <w:bdr w:val="none" w:sz="0" w:space="0" w:color="auto" w:frame="1"/>
+        </w:rPr>
+      </w:pPr>
+      <w:r>
+        <w:rPr>
+          <w:rStyle w:val="gnvwddmdl3b"/>
+          <w:rFonts w:ascii="Lucida Console" w:hAnsi="Lucida Console"/>
+          <w:color w:val="000000"/>
+          <w:bdr w:val="none" w:sz="0" w:space="0" w:color="auto" w:frame="1"/>
+        </w:rPr>
+        <w:t xml:space="preserve">              </w:t>
+      </w:r>
+      <w:proofErr w:type="spellStart"/>
+      <w:r>
+        <w:rPr>
+          <w:rStyle w:val="gnvwddmdl3b"/>
+          <w:rFonts w:ascii="Lucida Console" w:hAnsi="Lucida Console"/>
+          <w:color w:val="000000"/>
+          <w:bdr w:val="none" w:sz="0" w:space="0" w:color="auto" w:frame="1"/>
+        </w:rPr>
+        <w:t>Df</w:t>
+      </w:r>
+      <w:proofErr w:type="spellEnd"/>
+      <w:r>
+        <w:rPr>
+          <w:rStyle w:val="gnvwddmdl3b"/>
+          <w:rFonts w:ascii="Lucida Console" w:hAnsi="Lucida Console"/>
+          <w:color w:val="000000"/>
+          <w:bdr w:val="none" w:sz="0" w:space="0" w:color="auto" w:frame="1"/>
+        </w:rPr>
+        <w:t xml:space="preserve"> Sum Sq Mean Sq F value    </w:t>
+      </w:r>
+      <w:proofErr w:type="spellStart"/>
+      <w:r>
+        <w:rPr>
+          <w:rStyle w:val="gnvwddmdl3b"/>
+          <w:rFonts w:ascii="Lucida Console" w:hAnsi="Lucida Console"/>
+          <w:color w:val="000000"/>
+          <w:bdr w:val="none" w:sz="0" w:space="0" w:color="auto" w:frame="1"/>
+        </w:rPr>
+        <w:t>Pr</w:t>
+      </w:r>
+      <w:proofErr w:type="spellEnd"/>
+      <w:r>
+        <w:rPr>
+          <w:rStyle w:val="gnvwddmdl3b"/>
+          <w:rFonts w:ascii="Lucida Console" w:hAnsi="Lucida Console"/>
+          <w:color w:val="000000"/>
+          <w:bdr w:val="none" w:sz="0" w:space="0" w:color="auto" w:frame="1"/>
+        </w:rPr>
+        <w:t xml:space="preserve">(&gt;F)    </w:t>
+      </w:r>
+    </w:p>
+    <w:p>
+      <w:pPr>
+        <w:pStyle w:val="HTMLPreformatted"/>
+        <w:shd w:val="clear" w:color="auto" w:fill="FFFFFF"/>
+        <w:wordWrap w:val="0"/>
+        <w:rPr>
+          <w:rStyle w:val="gnvwddmdl3b"/>
+          <w:rFonts w:ascii="Lucida Console" w:hAnsi="Lucida Console"/>
+          <w:color w:val="000000"/>
+          <w:bdr w:val="none" w:sz="0" w:space="0" w:color="auto" w:frame="1"/>
+        </w:rPr>
+      </w:pPr>
+      <w:r>
+        <w:rPr>
+          <w:rStyle w:val="gnvwddmdl3b"/>
+          <w:rFonts w:ascii="Lucida Console" w:hAnsi="Lucida Console"/>
+          <w:color w:val="000000"/>
+          <w:bdr w:val="none" w:sz="0" w:space="0" w:color="auto" w:frame="1"/>
+        </w:rPr>
+        <w:t>BLOCK.F        3 4224.0 1408.01 10.9154 5.752e-06 ***</w:t>
+      </w:r>
+    </w:p>
+    <w:p>
+      <w:pPr>
+        <w:pStyle w:val="HTMLPreformatted"/>
+        <w:shd w:val="clear" w:color="auto" w:fill="FFFFFF"/>
+        <w:wordWrap w:val="0"/>
+        <w:rPr>
+          <w:rStyle w:val="gnvwddmdl3b"/>
+          <w:rFonts w:ascii="Lucida Console" w:hAnsi="Lucida Console"/>
+          <w:color w:val="000000"/>
+          <w:bdr w:val="none" w:sz="0" w:space="0" w:color="auto" w:frame="1"/>
+        </w:rPr>
+      </w:pPr>
+      <w:proofErr w:type="spellStart"/>
+      <w:r>
+        <w:rPr>
+          <w:rStyle w:val="gnvwddmdl3b"/>
+          <w:rFonts w:ascii="Lucida Console" w:hAnsi="Lucida Console"/>
+          <w:color w:val="000000"/>
+          <w:bdr w:val="none" w:sz="0" w:space="0" w:color="auto" w:frame="1"/>
+        </w:rPr>
+        <w:t>Sampling.Year</w:t>
+      </w:r>
+      <w:proofErr w:type="spellEnd"/>
+      <w:r>
+        <w:rPr>
+          <w:rStyle w:val="gnvwddmdl3b"/>
+          <w:rFonts w:ascii="Lucida Console" w:hAnsi="Lucida Console"/>
+          <w:color w:val="000000"/>
+          <w:bdr w:val="none" w:sz="0" w:space="0" w:color="auto" w:frame="1"/>
+        </w:rPr>
+        <w:t xml:space="preserve">  1 1903.3 1903.32 14.7553 0.0002661 ***</w:t>
+      </w:r>
+    </w:p>
+    <w:p>
+      <w:pPr>
+        <w:pStyle w:val="HTMLPreformatted"/>
+        <w:shd w:val="clear" w:color="auto" w:fill="FFFFFF"/>
+        <w:wordWrap w:val="0"/>
+        <w:rPr>
+          <w:rStyle w:val="gnvwddmdl3b"/>
+          <w:rFonts w:ascii="Lucida Console" w:hAnsi="Lucida Console"/>
+          <w:color w:val="000000"/>
+          <w:bdr w:val="none" w:sz="0" w:space="0" w:color="auto" w:frame="1"/>
+        </w:rPr>
+      </w:pPr>
+      <w:proofErr w:type="spellStart"/>
+      <w:r>
+        <w:rPr>
+          <w:rStyle w:val="gnvwddmdl3b"/>
+          <w:rFonts w:ascii="Lucida Console" w:hAnsi="Lucida Console"/>
+          <w:color w:val="000000"/>
+          <w:bdr w:val="none" w:sz="0" w:space="0" w:color="auto" w:frame="1"/>
+        </w:rPr>
+        <w:t>CoverCrop.F</w:t>
+      </w:r>
+      <w:proofErr w:type="spellEnd"/>
+      <w:r>
+        <w:rPr>
+          <w:rStyle w:val="gnvwddmdl3b"/>
+          <w:rFonts w:ascii="Lucida Console" w:hAnsi="Lucida Console"/>
+          <w:color w:val="000000"/>
+          <w:bdr w:val="none" w:sz="0" w:space="0" w:color="auto" w:frame="1"/>
+        </w:rPr>
+        <w:t xml:space="preserve">    2  103.8   51.89  0.4023 0.6703176    </w:t>
+      </w:r>
+    </w:p>
+    <w:p>
+      <w:pPr>
+        <w:pStyle w:val="HTMLPreformatted"/>
+        <w:shd w:val="clear" w:color="auto" w:fill="FFFFFF"/>
+        <w:wordWrap w:val="0"/>
+        <w:rPr>
+          <w:rStyle w:val="gnvwddmdl3b"/>
+          <w:rFonts w:ascii="Lucida Console" w:hAnsi="Lucida Console"/>
+          <w:color w:val="000000"/>
+          <w:bdr w:val="none" w:sz="0" w:space="0" w:color="auto" w:frame="1"/>
+        </w:rPr>
+      </w:pPr>
+      <w:proofErr w:type="spellStart"/>
+      <w:r>
+        <w:rPr>
+          <w:rStyle w:val="gnvwddmdl3b"/>
+          <w:rFonts w:ascii="Lucida Console" w:hAnsi="Lucida Console"/>
+          <w:color w:val="000000"/>
+          <w:bdr w:val="none" w:sz="0" w:space="0" w:color="auto" w:frame="1"/>
+        </w:rPr>
+        <w:t>Treatment.F</w:t>
+      </w:r>
+      <w:proofErr w:type="spellEnd"/>
+      <w:r>
+        <w:rPr>
+          <w:rStyle w:val="gnvwddmdl3b"/>
+          <w:rFonts w:ascii="Lucida Console" w:hAnsi="Lucida Console"/>
+          <w:color w:val="000000"/>
+          <w:bdr w:val="none" w:sz="0" w:space="0" w:color="auto" w:frame="1"/>
+        </w:rPr>
+        <w:t xml:space="preserve">    3  599.2  199.73  1.5484 0.2096975    </w:t>
+      </w:r>
+    </w:p>
+    <w:p>
+      <w:pPr>
+        <w:pStyle w:val="HTMLPreformatted"/>
+        <w:shd w:val="clear" w:color="auto" w:fill="FFFFFF"/>
+        <w:wordWrap w:val="0"/>
+        <w:rPr>
+          <w:rStyle w:val="gnvwddmdl3b"/>
+          <w:rFonts w:ascii="Lucida Console" w:hAnsi="Lucida Console"/>
+          <w:color w:val="000000"/>
+          <w:bdr w:val="none" w:sz="0" w:space="0" w:color="auto" w:frame="1"/>
+        </w:rPr>
+      </w:pPr>
+      <w:r>
+        <w:rPr>
+          <w:rStyle w:val="gnvwddmdl3b"/>
+          <w:rFonts w:ascii="Lucida Console" w:hAnsi="Lucida Console"/>
+          <w:color w:val="000000"/>
+          <w:bdr w:val="none" w:sz="0" w:space="0" w:color="auto" w:frame="1"/>
+        </w:rPr>
+        <w:t xml:space="preserve">Residuals     70 9029.5  128.99                      </w:t>
+      </w:r>
+    </w:p>
+    <w:p>
+      <w:pPr>
+        <w:pStyle w:val="HTMLPreformatted"/>
+        <w:shd w:val="clear" w:color="auto" w:fill="FFFFFF"/>
+        <w:wordWrap w:val="0"/>
+        <w:rPr>
+          <w:rStyle w:val="gnvwddmdl3b"/>
+          <w:rFonts w:ascii="Lucida Console" w:hAnsi="Lucida Console"/>
+          <w:color w:val="000000"/>
+          <w:bdr w:val="none" w:sz="0" w:space="0" w:color="auto" w:frame="1"/>
+        </w:rPr>
+      </w:pPr>
+      <w:r>
+        <w:rPr>
+          <w:rStyle w:val="gnvwddmdl3b"/>
+          <w:rFonts w:ascii="Lucida Console" w:hAnsi="Lucida Console"/>
+          <w:color w:val="000000"/>
+          <w:bdr w:val="none" w:sz="0" w:space="0" w:color="auto" w:frame="1"/>
+        </w:rPr>
+        <w:t>---</w:t>
+      </w:r>
+    </w:p>
+    <w:p>
+      <w:pPr>
+        <w:pStyle w:val="HTMLPreformatted"/>
+        <w:shd w:val="clear" w:color="auto" w:fill="FFFFFF"/>
+        <w:wordWrap w:val="0"/>
+        <w:rPr>
+          <w:rFonts w:ascii="Lucida Console" w:hAnsi="Lucida Console"/>
+          <w:color w:val="000000"/>
+        </w:rPr>
+      </w:pPr>
+      <w:proofErr w:type="spellStart"/>
+      <w:r>
+        <w:rPr>
+          <w:rStyle w:val="gnvwddmdl3b"/>
+          <w:rFonts w:ascii="Lucida Console" w:hAnsi="Lucida Console"/>
+          <w:color w:val="000000"/>
+          <w:bdr w:val="none" w:sz="0" w:space="0" w:color="auto" w:frame="1"/>
+        </w:rPr>
+        <w:t>Signif</w:t>
+      </w:r>
+      <w:proofErr w:type="spellEnd"/>
+      <w:r>
+        <w:rPr>
+          <w:rStyle w:val="gnvwddmdl3b"/>
+          <w:rFonts w:ascii="Lucida Console" w:hAnsi="Lucida Console"/>
+          <w:color w:val="000000"/>
+          <w:bdr w:val="none" w:sz="0" w:space="0" w:color="auto" w:frame="1"/>
+        </w:rPr>
+        <w:t>. codes:  0 ‘***’ 0.001 ‘**’ 0.01 ‘*’ 0.05 ‘.’ 0.1 ‘ ’ 1</w:t>
+      </w:r>
+    </w:p>
+    <w:p>
+      <w:pPr>
+        <w:shd w:val="clear" w:color="auto" w:fill="FFFFFF"/>
+        <w:tabs>
+          <w:tab w:val="left" w:pos="916"/>
+          <w:tab w:val="left" w:pos="1832"/>
+          <w:tab w:val="left" w:pos="2748"/>
+          <w:tab w:val="left" w:pos="3664"/>
+          <w:tab w:val="left" w:pos="4580"/>
+          <w:tab w:val="left" w:pos="5496"/>
+          <w:tab w:val="left" w:pos="6412"/>
+          <w:tab w:val="left" w:pos="7328"/>
+          <w:tab w:val="left" w:pos="8244"/>
+          <w:tab w:val="left" w:pos="9160"/>
+          <w:tab w:val="left" w:pos="10076"/>
+          <w:tab w:val="left" w:pos="10992"/>
+          <w:tab w:val="left" w:pos="11908"/>
+          <w:tab w:val="left" w:pos="12824"/>
+          <w:tab w:val="left" w:pos="13740"/>
+          <w:tab w:val="left" w:pos="14656"/>
+        </w:tabs>
+        <w:wordWrap w:val="0"/>
+        <w:spacing w:after="0" w:line="240" w:lineRule="auto"/>
+        <w:rPr>
+          <w:rFonts w:ascii="Lucida Console" w:eastAsia="Times New Roman" w:hAnsi="Lucida Console" w:cs="Courier New"/>
+          <w:color w:val="000000"/>
+          <w:kern w:val="0"/>
+          <w:sz w:val="20"/>
+          <w:szCs w:val="20"/>
+          <w14:ligatures w14:val="none"/>
+        </w:rPr>
+      </w:pPr>
+    </w:p>
     <w:p/>
     <w:p>
       <w:r>
@@ -7040,10 +6186,10 @@
         </w:rPr>
         <w:lastRenderedPageBreak/>
         <w:drawing>
-          <wp:inline distT="0" distB="0" distL="0" distR="0" wp14:anchorId="2B566D51" wp14:editId="087901BC">
+          <wp:inline distT="0" distB="0" distL="0" distR="0" wp14:anchorId="29742B48" wp14:editId="3E201745">
             <wp:extent cx="4829175" cy="5438775"/>
             <wp:effectExtent l="0" t="0" r="0" b="0"/>
-            <wp:docPr id="1142046475" name="Picture 45"/>
+            <wp:docPr id="1219590995" name="Picture 44"/>
             <wp:cNvGraphicFramePr>
               <a:graphicFrameLocks xmlns:a="http://schemas.openxmlformats.org/drawingml/2006/main" noChangeAspect="1"/>
             </wp:cNvGraphicFramePr>
@@ -7051,7 +6197,7 @@
               <a:graphicData uri="http://schemas.openxmlformats.org/drawingml/2006/picture">
                 <pic:pic xmlns:pic="http://schemas.openxmlformats.org/drawingml/2006/picture">
                   <pic:nvPicPr>
-                    <pic:cNvPr id="0" name="Picture 45"/>
+                    <pic:cNvPr id="0" name="Picture 44"/>
                     <pic:cNvPicPr>
                       <a:picLocks noChangeAspect="1" noChangeArrowheads="1"/>
                     </pic:cNvPicPr>
@@ -7089,16 +6235,7 @@
         </w:drawing>
       </w:r>
     </w:p>
-    <w:p>
-      <w:proofErr w:type="gramStart"/>
-      <w:r>
-        <w:t>Daily  emission</w:t>
-      </w:r>
-      <w:proofErr w:type="gramEnd"/>
-      <w:r>
-        <w:t xml:space="preserve"> analysis</w:t>
-      </w:r>
-    </w:p>
+    <w:p/>
     <w:p>
       <w:r>
         <w:rPr>
@@ -7106,10 +6243,10 @@
         </w:rPr>
         <w:lastRenderedPageBreak/>
         <w:drawing>
-          <wp:inline distT="0" distB="0" distL="0" distR="0" wp14:anchorId="74FE42C2" wp14:editId="01BCC810">
+          <wp:inline distT="0" distB="0" distL="0" distR="0" wp14:anchorId="2B566D51" wp14:editId="087901BC">
             <wp:extent cx="4829175" cy="5438775"/>
             <wp:effectExtent l="0" t="0" r="0" b="0"/>
-            <wp:docPr id="1158044050" name="Picture 46"/>
+            <wp:docPr id="1142046475" name="Picture 45"/>
             <wp:cNvGraphicFramePr>
               <a:graphicFrameLocks xmlns:a="http://schemas.openxmlformats.org/drawingml/2006/main" noChangeAspect="1"/>
             </wp:cNvGraphicFramePr>
@@ -7117,7 +6254,7 @@
               <a:graphicData uri="http://schemas.openxmlformats.org/drawingml/2006/picture">
                 <pic:pic xmlns:pic="http://schemas.openxmlformats.org/drawingml/2006/picture">
                   <pic:nvPicPr>
-                    <pic:cNvPr id="0" name="Picture 46"/>
+                    <pic:cNvPr id="0" name="Picture 45"/>
                     <pic:cNvPicPr>
                       <a:picLocks noChangeAspect="1" noChangeArrowheads="1"/>
                     </pic:cNvPicPr>
@@ -7156,6 +6293,70 @@
       </w:r>
     </w:p>
     <w:p>
+      <w:pPr>
+        <w:pStyle w:val="Heading1"/>
+      </w:pPr>
+      <w:r>
+        <w:lastRenderedPageBreak/>
+        <w:t>Daily  emission analysis</w:t>
+      </w:r>
+    </w:p>
+    <w:p>
+      <w:r>
+        <w:rPr>
+          <w:noProof/>
+        </w:rPr>
+        <w:drawing>
+          <wp:inline distT="0" distB="0" distL="0" distR="0" wp14:anchorId="74FE42C2" wp14:editId="01BCC810">
+            <wp:extent cx="4829175" cy="5438775"/>
+            <wp:effectExtent l="0" t="0" r="0" b="0"/>
+            <wp:docPr id="1158044050" name="Picture 46"/>
+            <wp:cNvGraphicFramePr>
+              <a:graphicFrameLocks xmlns:a="http://schemas.openxmlformats.org/drawingml/2006/main" noChangeAspect="1"/>
+            </wp:cNvGraphicFramePr>
+            <a:graphic xmlns:a="http://schemas.openxmlformats.org/drawingml/2006/main">
+              <a:graphicData uri="http://schemas.openxmlformats.org/drawingml/2006/picture">
+                <pic:pic xmlns:pic="http://schemas.openxmlformats.org/drawingml/2006/picture">
+                  <pic:nvPicPr>
+                    <pic:cNvPr id="0" name="Picture 46"/>
+                    <pic:cNvPicPr>
+                      <a:picLocks noChangeAspect="1" noChangeArrowheads="1"/>
+                    </pic:cNvPicPr>
+                  </pic:nvPicPr>
+                  <pic:blipFill>
+                    <a:blip r:embed="rId74">
+                      <a:extLst>
+                        <a:ext uri="{28A0092B-C50C-407E-A947-70E740481C1C}">
+                          <a14:useLocalDpi xmlns:a14="http://schemas.microsoft.com/office/drawing/2010/main" val="0"/>
+                        </a:ext>
+                      </a:extLst>
+                    </a:blip>
+                    <a:srcRect/>
+                    <a:stretch>
+                      <a:fillRect/>
+                    </a:stretch>
+                  </pic:blipFill>
+                  <pic:spPr bwMode="auto">
+                    <a:xfrm>
+                      <a:off x="0" y="0"/>
+                      <a:ext cx="4829175" cy="5438775"/>
+                    </a:xfrm>
+                    <a:prstGeom prst="rect">
+                      <a:avLst/>
+                    </a:prstGeom>
+                    <a:noFill/>
+                    <a:ln>
+                      <a:noFill/>
+                    </a:ln>
+                  </pic:spPr>
+                </pic:pic>
+              </a:graphicData>
+            </a:graphic>
+          </wp:inline>
+        </w:drawing>
+      </w:r>
+    </w:p>
+    <w:p>
       <w:r>
         <w:t>Certainly, fluxes of 40 kg-N / ha day are very high. What is happening?</w:t>
       </w:r>
@@ -7185,7 +6386,7 @@
                     </pic:cNvPicPr>
                   </pic:nvPicPr>
                   <pic:blipFill>
-                    <a:blip r:embed="rId74">
+                    <a:blip r:embed="rId75">
                       <a:extLst>
                         <a:ext uri="{28A0092B-C50C-407E-A947-70E740481C1C}">
                           <a14:useLocalDpi xmlns:a14="http://schemas.microsoft.com/office/drawing/2010/main" val="0"/>
@@ -9225,7 +8426,7 @@
                     </pic:cNvPicPr>
                   </pic:nvPicPr>
                   <pic:blipFill>
-                    <a:blip r:embed="rId75">
+                    <a:blip r:embed="rId76">
                       <a:extLst>
                         <a:ext uri="{28A0092B-C50C-407E-A947-70E740481C1C}">
                           <a14:useLocalDpi xmlns:a14="http://schemas.microsoft.com/office/drawing/2010/main" val="0"/>
@@ -9287,7 +8488,7 @@
                     </pic:cNvPicPr>
                   </pic:nvPicPr>
                   <pic:blipFill>
-                    <a:blip r:embed="rId76">
+                    <a:blip r:embed="rId77">
                       <a:extLst>
                         <a:ext uri="{28A0092B-C50C-407E-A947-70E740481C1C}">
                           <a14:useLocalDpi xmlns:a14="http://schemas.microsoft.com/office/drawing/2010/main" val="0"/>
@@ -9339,7 +8540,7 @@
                     </pic:cNvPicPr>
                   </pic:nvPicPr>
                   <pic:blipFill>
-                    <a:blip r:embed="rId77">
+                    <a:blip r:embed="rId78">
                       <a:extLst>
                         <a:ext uri="{28A0092B-C50C-407E-A947-70E740481C1C}">
                           <a14:useLocalDpi xmlns:a14="http://schemas.microsoft.com/office/drawing/2010/main" val="0"/>
@@ -9395,7 +8596,7 @@
                     </pic:cNvPicPr>
                   </pic:nvPicPr>
                   <pic:blipFill>
-                    <a:blip r:embed="rId78">
+                    <a:blip r:embed="rId79">
                       <a:extLst>
                         <a:ext uri="{28A0092B-C50C-407E-A947-70E740481C1C}">
                           <a14:useLocalDpi xmlns:a14="http://schemas.microsoft.com/office/drawing/2010/main" val="0"/>
@@ -9463,7 +8664,7 @@
                     </pic:cNvPicPr>
                   </pic:nvPicPr>
                   <pic:blipFill>
-                    <a:blip r:embed="rId79">
+                    <a:blip r:embed="rId80">
                       <a:extLst>
                         <a:ext uri="{28A0092B-C50C-407E-A947-70E740481C1C}">
                           <a14:useLocalDpi xmlns:a14="http://schemas.microsoft.com/office/drawing/2010/main" val="0"/>
@@ -9516,7 +8717,7 @@
                     </pic:cNvPicPr>
                   </pic:nvPicPr>
                   <pic:blipFill>
-                    <a:blip r:embed="rId80">
+                    <a:blip r:embed="rId81">
                       <a:extLst>
                         <a:ext uri="{28A0092B-C50C-407E-A947-70E740481C1C}">
                           <a14:useLocalDpi xmlns:a14="http://schemas.microsoft.com/office/drawing/2010/main" val="0"/>
@@ -9573,7 +8774,7 @@
                     </pic:cNvPicPr>
                   </pic:nvPicPr>
                   <pic:blipFill>
-                    <a:blip r:embed="rId81">
+                    <a:blip r:embed="rId82">
                       <a:extLst>
                         <a:ext uri="{28A0092B-C50C-407E-A947-70E740481C1C}">
                           <a14:useLocalDpi xmlns:a14="http://schemas.microsoft.com/office/drawing/2010/main" val="0"/>
@@ -9629,7 +8830,7 @@
                     </pic:cNvPicPr>
                   </pic:nvPicPr>
                   <pic:blipFill>
-                    <a:blip r:embed="rId82">
+                    <a:blip r:embed="rId83">
                       <a:extLst>
                         <a:ext uri="{28A0092B-C50C-407E-A947-70E740481C1C}">
                           <a14:useLocalDpi xmlns:a14="http://schemas.microsoft.com/office/drawing/2010/main" val="0"/>
@@ -9697,7 +8898,7 @@
                     </pic:cNvPicPr>
                   </pic:nvPicPr>
                   <pic:blipFill>
-                    <a:blip r:embed="rId83">
+                    <a:blip r:embed="rId84">
                       <a:extLst>
                         <a:ext uri="{28A0092B-C50C-407E-A947-70E740481C1C}">
                           <a14:useLocalDpi xmlns:a14="http://schemas.microsoft.com/office/drawing/2010/main" val="0"/>
@@ -9752,7 +8953,7 @@
                     </pic:cNvPicPr>
                   </pic:nvPicPr>
                   <pic:blipFill>
-                    <a:blip r:embed="rId84">
+                    <a:blip r:embed="rId85">
                       <a:extLst>
                         <a:ext uri="{28A0092B-C50C-407E-A947-70E740481C1C}">
                           <a14:useLocalDpi xmlns:a14="http://schemas.microsoft.com/office/drawing/2010/main" val="0"/>
@@ -9824,7 +9025,7 @@
                     </pic:cNvPicPr>
                   </pic:nvPicPr>
                   <pic:blipFill>
-                    <a:blip r:embed="rId85">
+                    <a:blip r:embed="rId86">
                       <a:extLst>
                         <a:ext uri="{28A0092B-C50C-407E-A947-70E740481C1C}">
                           <a14:useLocalDpi xmlns:a14="http://schemas.microsoft.com/office/drawing/2010/main" val="0"/>
@@ -9878,7 +9079,7 @@
                     </pic:cNvPicPr>
                   </pic:nvPicPr>
                   <pic:blipFill>
-                    <a:blip r:embed="rId86">
+                    <a:blip r:embed="rId87">
                       <a:extLst>
                         <a:ext uri="{28A0092B-C50C-407E-A947-70E740481C1C}">
                           <a14:useLocalDpi xmlns:a14="http://schemas.microsoft.com/office/drawing/2010/main" val="0"/>
@@ -9934,7 +9135,7 @@
                     </pic:cNvPicPr>
                   </pic:nvPicPr>
                   <pic:blipFill>
-                    <a:blip r:embed="rId87">
+                    <a:blip r:embed="rId88">
                       <a:extLst>
                         <a:ext uri="{28A0092B-C50C-407E-A947-70E740481C1C}">
                           <a14:useLocalDpi xmlns:a14="http://schemas.microsoft.com/office/drawing/2010/main" val="0"/>
@@ -9989,7 +9190,7 @@
                     </pic:cNvPicPr>
                   </pic:nvPicPr>
                   <pic:blipFill>
-                    <a:blip r:embed="rId88">
+                    <a:blip r:embed="rId89">
                       <a:extLst>
                         <a:ext uri="{28A0092B-C50C-407E-A947-70E740481C1C}">
                           <a14:useLocalDpi xmlns:a14="http://schemas.microsoft.com/office/drawing/2010/main" val="0"/>
@@ -10056,7 +9257,7 @@
                     </pic:cNvPicPr>
                   </pic:nvPicPr>
                   <pic:blipFill>
-                    <a:blip r:embed="rId89">
+                    <a:blip r:embed="rId90">
                       <a:extLst>
                         <a:ext uri="{28A0092B-C50C-407E-A947-70E740481C1C}">
                           <a14:useLocalDpi xmlns:a14="http://schemas.microsoft.com/office/drawing/2010/main" val="0"/>
@@ -10111,7 +9312,7 @@
                     </pic:cNvPicPr>
                   </pic:nvPicPr>
                   <pic:blipFill>
-                    <a:blip r:embed="rId90">
+                    <a:blip r:embed="rId91">
                       <a:extLst>
                         <a:ext uri="{28A0092B-C50C-407E-A947-70E740481C1C}">
                           <a14:useLocalDpi xmlns:a14="http://schemas.microsoft.com/office/drawing/2010/main" val="0"/>
@@ -10167,7 +9368,7 @@
                     </pic:cNvPicPr>
                   </pic:nvPicPr>
                   <pic:blipFill>
-                    <a:blip r:embed="rId91">
+                    <a:blip r:embed="rId92">
                       <a:extLst>
                         <a:ext uri="{28A0092B-C50C-407E-A947-70E740481C1C}">
                           <a14:useLocalDpi xmlns:a14="http://schemas.microsoft.com/office/drawing/2010/main" val="0"/>
@@ -10222,7 +9423,7 @@
                     </pic:cNvPicPr>
                   </pic:nvPicPr>
                   <pic:blipFill>
-                    <a:blip r:embed="rId92">
+                    <a:blip r:embed="rId93">
                       <a:extLst>
                         <a:ext uri="{28A0092B-C50C-407E-A947-70E740481C1C}">
                           <a14:useLocalDpi xmlns:a14="http://schemas.microsoft.com/office/drawing/2010/main" val="0"/>
@@ -10278,7 +9479,7 @@
                     </pic:cNvPicPr>
                   </pic:nvPicPr>
                   <pic:blipFill>
-                    <a:blip r:embed="rId93">
+                    <a:blip r:embed="rId94">
                       <a:extLst>
                         <a:ext uri="{28A0092B-C50C-407E-A947-70E740481C1C}">
                           <a14:useLocalDpi xmlns:a14="http://schemas.microsoft.com/office/drawing/2010/main" val="0"/>
@@ -10333,7 +9534,7 @@
                     </pic:cNvPicPr>
                   </pic:nvPicPr>
                   <pic:blipFill>
-                    <a:blip r:embed="rId94">
+                    <a:blip r:embed="rId95">
                       <a:extLst>
                         <a:ext uri="{28A0092B-C50C-407E-A947-70E740481C1C}">
                           <a14:useLocalDpi xmlns:a14="http://schemas.microsoft.com/office/drawing/2010/main" val="0"/>
@@ -10389,7 +9590,7 @@
                     </pic:cNvPicPr>
                   </pic:nvPicPr>
                   <pic:blipFill>
-                    <a:blip r:embed="rId95">
+                    <a:blip r:embed="rId96">
                       <a:extLst>
                         <a:ext uri="{28A0092B-C50C-407E-A947-70E740481C1C}">
                           <a14:useLocalDpi xmlns:a14="http://schemas.microsoft.com/office/drawing/2010/main" val="0"/>
@@ -10444,7 +9645,7 @@
                     </pic:cNvPicPr>
                   </pic:nvPicPr>
                   <pic:blipFill>
-                    <a:blip r:embed="rId96">
+                    <a:blip r:embed="rId97">
                       <a:extLst>
                         <a:ext uri="{28A0092B-C50C-407E-A947-70E740481C1C}">
                           <a14:useLocalDpi xmlns:a14="http://schemas.microsoft.com/office/drawing/2010/main" val="0"/>
@@ -10500,7 +9701,7 @@
                     </pic:cNvPicPr>
                   </pic:nvPicPr>
                   <pic:blipFill>
-                    <a:blip r:embed="rId97">
+                    <a:blip r:embed="rId98">
                       <a:extLst>
                         <a:ext uri="{28A0092B-C50C-407E-A947-70E740481C1C}">
                           <a14:useLocalDpi xmlns:a14="http://schemas.microsoft.com/office/drawing/2010/main" val="0"/>
@@ -10591,7 +9792,6 @@
         <w:t xml:space="preserve"> are not consistent </w:t>
       </w:r>
       <w:proofErr w:type="spellStart"/>
-      <w:proofErr w:type="gramStart"/>
       <w:r>
         <w:rPr>
           <w:b/>
@@ -10602,7 +9802,6 @@
         <w:t>through out</w:t>
       </w:r>
       <w:proofErr w:type="spellEnd"/>
-      <w:proofErr w:type="gramEnd"/>
       <w:r>
         <w:rPr>
           <w:b/>
@@ -10643,20 +9842,9 @@
     </w:p>
     <w:p>
       <w:pPr>
-        <w:rPr>
-          <w:b/>
-          <w:bCs/>
-          <w:sz w:val="40"/>
-          <w:szCs w:val="40"/>
-        </w:rPr>
+        <w:pStyle w:val="Heading1"/>
       </w:pPr>
       <w:r>
-        <w:rPr>
-          <w:b/>
-          <w:bCs/>
-          <w:sz w:val="40"/>
-          <w:szCs w:val="40"/>
-        </w:rPr>
         <w:lastRenderedPageBreak/>
         <w:t>Checking standards manually</w:t>
       </w:r>
@@ -10732,7 +9920,7 @@
                     </pic:cNvPicPr>
                   </pic:nvPicPr>
                   <pic:blipFill>
-                    <a:blip r:embed="rId98" cstate="print">
+                    <a:blip r:embed="rId99" cstate="print">
                       <a:extLst>
                         <a:ext uri="{28A0092B-C50C-407E-A947-70E740481C1C}">
                           <a14:useLocalDpi xmlns:a14="http://schemas.microsoft.com/office/drawing/2010/main" val="0"/>
@@ -10800,7 +9988,7 @@
                     </pic:cNvPicPr>
                   </pic:nvPicPr>
                   <pic:blipFill>
-                    <a:blip r:embed="rId99" cstate="print">
+                    <a:blip r:embed="rId100" cstate="print">
                       <a:extLst>
                         <a:ext uri="{28A0092B-C50C-407E-A947-70E740481C1C}">
                           <a14:useLocalDpi xmlns:a14="http://schemas.microsoft.com/office/drawing/2010/main" val="0"/>
@@ -10927,7 +10115,7 @@
                     </pic:cNvPicPr>
                   </pic:nvPicPr>
                   <pic:blipFill>
-                    <a:blip r:embed="rId100" cstate="print">
+                    <a:blip r:embed="rId101" cstate="print">
                       <a:extLst>
                         <a:ext uri="{28A0092B-C50C-407E-A947-70E740481C1C}">
                           <a14:useLocalDpi xmlns:a14="http://schemas.microsoft.com/office/drawing/2010/main" val="0"/>
@@ -10979,7 +10167,7 @@
                     </pic:cNvPicPr>
                   </pic:nvPicPr>
                   <pic:blipFill>
-                    <a:blip r:embed="rId101" cstate="print">
+                    <a:blip r:embed="rId102" cstate="print">
                       <a:extLst>
                         <a:ext uri="{28A0092B-C50C-407E-A947-70E740481C1C}">
                           <a14:useLocalDpi xmlns:a14="http://schemas.microsoft.com/office/drawing/2010/main" val="0"/>
@@ -11103,7 +10291,7 @@
                     </pic:cNvPicPr>
                   </pic:nvPicPr>
                   <pic:blipFill>
-                    <a:blip r:embed="rId102" cstate="print">
+                    <a:blip r:embed="rId103" cstate="print">
                       <a:extLst>
                         <a:ext uri="{28A0092B-C50C-407E-A947-70E740481C1C}">
                           <a14:useLocalDpi xmlns:a14="http://schemas.microsoft.com/office/drawing/2010/main" val="0"/>
@@ -11155,7 +10343,7 @@
                     </pic:cNvPicPr>
                   </pic:nvPicPr>
                   <pic:blipFill>
-                    <a:blip r:embed="rId103" cstate="print">
+                    <a:blip r:embed="rId104" cstate="print">
                       <a:extLst>
                         <a:ext uri="{28A0092B-C50C-407E-A947-70E740481C1C}">
                           <a14:useLocalDpi xmlns:a14="http://schemas.microsoft.com/office/drawing/2010/main" val="0"/>
@@ -11276,7 +10464,7 @@
                     </pic:cNvPicPr>
                   </pic:nvPicPr>
                   <pic:blipFill>
-                    <a:blip r:embed="rId104" cstate="print">
+                    <a:blip r:embed="rId105" cstate="print">
                       <a:extLst>
                         <a:ext uri="{28A0092B-C50C-407E-A947-70E740481C1C}">
                           <a14:useLocalDpi xmlns:a14="http://schemas.microsoft.com/office/drawing/2010/main" val="0"/>
@@ -11344,7 +10532,7 @@
                     </pic:cNvPicPr>
                   </pic:nvPicPr>
                   <pic:blipFill>
-                    <a:blip r:embed="rId105" cstate="print">
+                    <a:blip r:embed="rId106" cstate="print">
                       <a:extLst>
                         <a:ext uri="{28A0092B-C50C-407E-A947-70E740481C1C}">
                           <a14:useLocalDpi xmlns:a14="http://schemas.microsoft.com/office/drawing/2010/main" val="0"/>
@@ -11457,7 +10645,7 @@
                     </pic:cNvPicPr>
                   </pic:nvPicPr>
                   <pic:blipFill>
-                    <a:blip r:embed="rId106" cstate="print">
+                    <a:blip r:embed="rId107" cstate="print">
                       <a:extLst>
                         <a:ext uri="{28A0092B-C50C-407E-A947-70E740481C1C}">
                           <a14:useLocalDpi xmlns:a14="http://schemas.microsoft.com/office/drawing/2010/main" val="0"/>
@@ -11509,7 +10697,7 @@
                     </pic:cNvPicPr>
                   </pic:nvPicPr>
                   <pic:blipFill>
-                    <a:blip r:embed="rId107" cstate="print">
+                    <a:blip r:embed="rId108" cstate="print">
                       <a:extLst>
                         <a:ext uri="{28A0092B-C50C-407E-A947-70E740481C1C}">
                           <a14:useLocalDpi xmlns:a14="http://schemas.microsoft.com/office/drawing/2010/main" val="0"/>
@@ -11598,21 +10786,12 @@
         </w:rPr>
         <w:t xml:space="preserve">Outliers </w:t>
       </w:r>
-      <w:proofErr w:type="gramStart"/>
       <w:r>
         <w:rPr>
           <w:sz w:val="24"/>
           <w:szCs w:val="24"/>
         </w:rPr>
-        <w:t>1091 ,</w:t>
-      </w:r>
-      <w:proofErr w:type="gramEnd"/>
-      <w:r>
-        <w:rPr>
-          <w:sz w:val="24"/>
-          <w:szCs w:val="24"/>
-        </w:rPr>
-        <w:t xml:space="preserve"> 1113</w:t>
+        <w:t>1091 , 1113</w:t>
       </w:r>
     </w:p>
     <w:p>
@@ -11638,7 +10817,7 @@
                     </pic:cNvPicPr>
                   </pic:nvPicPr>
                   <pic:blipFill>
-                    <a:blip r:embed="rId108" cstate="print">
+                    <a:blip r:embed="rId109" cstate="print">
                       <a:extLst>
                         <a:ext uri="{28A0092B-C50C-407E-A947-70E740481C1C}">
                           <a14:useLocalDpi xmlns:a14="http://schemas.microsoft.com/office/drawing/2010/main" val="0"/>
@@ -11690,7 +10869,7 @@
                     </pic:cNvPicPr>
                   </pic:nvPicPr>
                   <pic:blipFill>
-                    <a:blip r:embed="rId109" cstate="print">
+                    <a:blip r:embed="rId110" cstate="print">
                       <a:extLst>
                         <a:ext uri="{28A0092B-C50C-407E-A947-70E740481C1C}">
                           <a14:useLocalDpi xmlns:a14="http://schemas.microsoft.com/office/drawing/2010/main" val="0"/>
@@ -11811,7 +10990,7 @@
                     </pic:cNvPicPr>
                   </pic:nvPicPr>
                   <pic:blipFill>
-                    <a:blip r:embed="rId110" cstate="print">
+                    <a:blip r:embed="rId111" cstate="print">
                       <a:extLst>
                         <a:ext uri="{28A0092B-C50C-407E-A947-70E740481C1C}">
                           <a14:useLocalDpi xmlns:a14="http://schemas.microsoft.com/office/drawing/2010/main" val="0"/>
@@ -11871,7 +11050,7 @@
                     </pic:cNvPicPr>
                   </pic:nvPicPr>
                   <pic:blipFill>
-                    <a:blip r:embed="rId111" cstate="print">
+                    <a:blip r:embed="rId112" cstate="print">
                       <a:extLst>
                         <a:ext uri="{28A0092B-C50C-407E-A947-70E740481C1C}">
                           <a14:useLocalDpi xmlns:a14="http://schemas.microsoft.com/office/drawing/2010/main" val="0"/>
@@ -11913,21 +11092,8 @@
     </w:p>
     <w:p>
       <w:r>
-        <w:t>2021-07-</w:t>
-      </w:r>
-      <w:proofErr w:type="gramStart"/>
-      <w:r>
-        <w:t>07  Missing</w:t>
-      </w:r>
-      <w:proofErr w:type="gramEnd"/>
-      <w:r>
-        <w:t xml:space="preserve"> </w:t>
-      </w:r>
-      <w:proofErr w:type="gramStart"/>
-      <w:r>
-        <w:t>20210702b3b407b2peakareas.pdf ????</w:t>
-      </w:r>
-      <w:proofErr w:type="gramEnd"/>
+        <w:t>2021-07-07  Missing 20210702b3b407b2peakareas.pdf ????</w:t>
+      </w:r>
     </w:p>
     <w:p>
       <w:r>
@@ -11952,7 +11118,7 @@
                     </pic:cNvPicPr>
                   </pic:nvPicPr>
                   <pic:blipFill>
-                    <a:blip r:embed="rId112" cstate="print">
+                    <a:blip r:embed="rId113" cstate="print">
                       <a:extLst>
                         <a:ext uri="{28A0092B-C50C-407E-A947-70E740481C1C}">
                           <a14:useLocalDpi xmlns:a14="http://schemas.microsoft.com/office/drawing/2010/main" val="0"/>
@@ -12004,7 +11170,7 @@
                     </pic:cNvPicPr>
                   </pic:nvPicPr>
                   <pic:blipFill>
-                    <a:blip r:embed="rId113" cstate="print">
+                    <a:blip r:embed="rId114" cstate="print">
                       <a:extLst>
                         <a:ext uri="{28A0092B-C50C-407E-A947-70E740481C1C}">
                           <a14:useLocalDpi xmlns:a14="http://schemas.microsoft.com/office/drawing/2010/main" val="0"/>
@@ -12038,15 +11204,7 @@
         <w:t xml:space="preserve">Records 1424 and 1435 are </w:t>
       </w:r>
       <w:r>
-        <w:t xml:space="preserve">strange. They are </w:t>
-      </w:r>
-      <w:proofErr w:type="gramStart"/>
-      <w:r>
-        <w:t>from</w:t>
-      </w:r>
-      <w:proofErr w:type="gramEnd"/>
-      <w:r>
-        <w:t xml:space="preserve"> a new standard. And are strangely consistent</w:t>
+        <w:t>strange. They are from a new standard. And are strangely consistent</w:t>
       </w:r>
     </w:p>
     <w:p>
@@ -12083,7 +11241,7 @@
                     </pic:cNvPicPr>
                   </pic:nvPicPr>
                   <pic:blipFill>
-                    <a:blip r:embed="rId114" cstate="print">
+                    <a:blip r:embed="rId115" cstate="print">
                       <a:extLst>
                         <a:ext uri="{28A0092B-C50C-407E-A947-70E740481C1C}">
                           <a14:useLocalDpi xmlns:a14="http://schemas.microsoft.com/office/drawing/2010/main" val="0"/>
@@ -12135,7 +11293,7 @@
                     </pic:cNvPicPr>
                   </pic:nvPicPr>
                   <pic:blipFill>
-                    <a:blip r:embed="rId115" cstate="print">
+                    <a:blip r:embed="rId116" cstate="print">
                       <a:extLst>
                         <a:ext uri="{28A0092B-C50C-407E-A947-70E740481C1C}">
                           <a14:useLocalDpi xmlns:a14="http://schemas.microsoft.com/office/drawing/2010/main" val="0"/>
@@ -12169,26 +11327,10 @@
         <w:t xml:space="preserve">Records 1510, </w:t>
       </w:r>
       <w:r>
-        <w:t xml:space="preserve">1521, </w:t>
-      </w:r>
-      <w:proofErr w:type="gramStart"/>
-      <w:r>
-        <w:t>1596 ,</w:t>
-      </w:r>
-      <w:proofErr w:type="gramEnd"/>
-      <w:r>
-        <w:t xml:space="preserve"> 1607 </w:t>
-      </w:r>
-      <w:r>
-        <w:t xml:space="preserve">and 1435 are strange. They are </w:t>
-      </w:r>
-      <w:proofErr w:type="gramStart"/>
-      <w:r>
-        <w:t>from</w:t>
-      </w:r>
-      <w:proofErr w:type="gramEnd"/>
-      <w:r>
-        <w:t xml:space="preserve"> a new standard. And are strangely consistent</w:t>
+        <w:t xml:space="preserve">1521, 1596 , 1607 </w:t>
+      </w:r>
+      <w:r>
+        <w:t>and 1435 are strange. They are from a new standard. And are strangely consistent</w:t>
       </w:r>
       <w:r>
         <w:t>.</w:t>
@@ -12228,7 +11370,7 @@
                     </pic:cNvPicPr>
                   </pic:nvPicPr>
                   <pic:blipFill>
-                    <a:blip r:embed="rId116" cstate="print">
+                    <a:blip r:embed="rId117" cstate="print">
                       <a:extLst>
                         <a:ext uri="{28A0092B-C50C-407E-A947-70E740481C1C}">
                           <a14:useLocalDpi xmlns:a14="http://schemas.microsoft.com/office/drawing/2010/main" val="0"/>
@@ -12280,7 +11422,7 @@
                     </pic:cNvPicPr>
                   </pic:nvPicPr>
                   <pic:blipFill>
-                    <a:blip r:embed="rId117" cstate="print">
+                    <a:blip r:embed="rId118" cstate="print">
                       <a:extLst>
                         <a:ext uri="{28A0092B-C50C-407E-A947-70E740481C1C}">
                           <a14:useLocalDpi xmlns:a14="http://schemas.microsoft.com/office/drawing/2010/main" val="0"/>
@@ -12311,15 +11453,7 @@
     </w:p>
     <w:p>
       <w:r>
-        <w:t xml:space="preserve">1768 and 1779 </w:t>
-      </w:r>
-      <w:proofErr w:type="gramStart"/>
-      <w:r>
-        <w:t>seemed  switched</w:t>
-      </w:r>
-      <w:proofErr w:type="gramEnd"/>
-      <w:r>
-        <w:t>; 50 is 100 and 100 is 50.</w:t>
+        <w:t>1768 and 1779 seemed  switched; 50 is 100 and 100 is 50.</w:t>
       </w:r>
     </w:p>
     <w:p>
@@ -12359,7 +11493,7 @@
                     </pic:cNvPicPr>
                   </pic:nvPicPr>
                   <pic:blipFill>
-                    <a:blip r:embed="rId118" cstate="print">
+                    <a:blip r:embed="rId119" cstate="print">
                       <a:extLst>
                         <a:ext uri="{28A0092B-C50C-407E-A947-70E740481C1C}">
                           <a14:useLocalDpi xmlns:a14="http://schemas.microsoft.com/office/drawing/2010/main" val="0"/>
@@ -12411,7 +11545,7 @@
                     </pic:cNvPicPr>
                   </pic:nvPicPr>
                   <pic:blipFill>
-                    <a:blip r:embed="rId119" cstate="print">
+                    <a:blip r:embed="rId120" cstate="print">
                       <a:extLst>
                         <a:ext uri="{28A0092B-C50C-407E-A947-70E740481C1C}">
                           <a14:useLocalDpi xmlns:a14="http://schemas.microsoft.com/office/drawing/2010/main" val="0"/>
@@ -12479,7 +11613,7 @@
                     </pic:cNvPicPr>
                   </pic:nvPicPr>
                   <pic:blipFill>
-                    <a:blip r:embed="rId120" cstate="print">
+                    <a:blip r:embed="rId121" cstate="print">
                       <a:extLst>
                         <a:ext uri="{28A0092B-C50C-407E-A947-70E740481C1C}">
                           <a14:useLocalDpi xmlns:a14="http://schemas.microsoft.com/office/drawing/2010/main" val="0"/>
@@ -12531,7 +11665,7 @@
                     </pic:cNvPicPr>
                   </pic:nvPicPr>
                   <pic:blipFill>
-                    <a:blip r:embed="rId121" cstate="print">
+                    <a:blip r:embed="rId122" cstate="print">
                       <a:extLst>
                         <a:ext uri="{28A0092B-C50C-407E-A947-70E740481C1C}">
                           <a14:useLocalDpi xmlns:a14="http://schemas.microsoft.com/office/drawing/2010/main" val="0"/>
@@ -12599,7 +11733,7 @@
                     </pic:cNvPicPr>
                   </pic:nvPicPr>
                   <pic:blipFill>
-                    <a:blip r:embed="rId122" cstate="print">
+                    <a:blip r:embed="rId123" cstate="print">
                       <a:extLst>
                         <a:ext uri="{28A0092B-C50C-407E-A947-70E740481C1C}">
                           <a14:useLocalDpi xmlns:a14="http://schemas.microsoft.com/office/drawing/2010/main" val="0"/>
@@ -12651,7 +11785,7 @@
                     </pic:cNvPicPr>
                   </pic:nvPicPr>
                   <pic:blipFill>
-                    <a:blip r:embed="rId123" cstate="print">
+                    <a:blip r:embed="rId124" cstate="print">
                       <a:extLst>
                         <a:ext uri="{28A0092B-C50C-407E-A947-70E740481C1C}">
                           <a14:useLocalDpi xmlns:a14="http://schemas.microsoft.com/office/drawing/2010/main" val="0"/>
@@ -12719,7 +11853,7 @@
                     </pic:cNvPicPr>
                   </pic:nvPicPr>
                   <pic:blipFill>
-                    <a:blip r:embed="rId124" cstate="print">
+                    <a:blip r:embed="rId125" cstate="print">
                       <a:extLst>
                         <a:ext uri="{28A0092B-C50C-407E-A947-70E740481C1C}">
                           <a14:useLocalDpi xmlns:a14="http://schemas.microsoft.com/office/drawing/2010/main" val="0"/>
@@ -12771,7 +11905,7 @@
                     </pic:cNvPicPr>
                   </pic:nvPicPr>
                   <pic:blipFill>
-                    <a:blip r:embed="rId125" cstate="print">
+                    <a:blip r:embed="rId126" cstate="print">
                       <a:extLst>
                         <a:ext uri="{28A0092B-C50C-407E-A947-70E740481C1C}">
                           <a14:useLocalDpi xmlns:a14="http://schemas.microsoft.com/office/drawing/2010/main" val="0"/>
@@ -12844,7 +11978,7 @@
                     </pic:cNvPicPr>
                   </pic:nvPicPr>
                   <pic:blipFill>
-                    <a:blip r:embed="rId126" cstate="print">
+                    <a:blip r:embed="rId127" cstate="print">
                       <a:extLst>
                         <a:ext uri="{28A0092B-C50C-407E-A947-70E740481C1C}">
                           <a14:useLocalDpi xmlns:a14="http://schemas.microsoft.com/office/drawing/2010/main" val="0"/>
@@ -12896,7 +12030,7 @@
                     </pic:cNvPicPr>
                   </pic:nvPicPr>
                   <pic:blipFill>
-                    <a:blip r:embed="rId127" cstate="print">
+                    <a:blip r:embed="rId128" cstate="print">
                       <a:extLst>
                         <a:ext uri="{28A0092B-C50C-407E-A947-70E740481C1C}">
                           <a14:useLocalDpi xmlns:a14="http://schemas.microsoft.com/office/drawing/2010/main" val="0"/>
@@ -12964,7 +12098,7 @@
                     </pic:cNvPicPr>
                   </pic:nvPicPr>
                   <pic:blipFill>
-                    <a:blip r:embed="rId128" cstate="print">
+                    <a:blip r:embed="rId129" cstate="print">
                       <a:extLst>
                         <a:ext uri="{28A0092B-C50C-407E-A947-70E740481C1C}">
                           <a14:useLocalDpi xmlns:a14="http://schemas.microsoft.com/office/drawing/2010/main" val="0"/>
@@ -13016,7 +12150,7 @@
                     </pic:cNvPicPr>
                   </pic:nvPicPr>
                   <pic:blipFill>
-                    <a:blip r:embed="rId129" cstate="print">
+                    <a:blip r:embed="rId130" cstate="print">
                       <a:extLst>
                         <a:ext uri="{28A0092B-C50C-407E-A947-70E740481C1C}">
                           <a14:useLocalDpi xmlns:a14="http://schemas.microsoft.com/office/drawing/2010/main" val="0"/>
@@ -13047,23 +12181,7 @@
     </w:p>
     <w:p>
       <w:r>
-        <w:t xml:space="preserve">Switch </w:t>
-      </w:r>
-      <w:proofErr w:type="gramStart"/>
-      <w:r>
-        <w:t>records  2810</w:t>
-      </w:r>
-      <w:proofErr w:type="gramEnd"/>
-      <w:r>
-        <w:t xml:space="preserve">, </w:t>
-      </w:r>
-      <w:proofErr w:type="gramStart"/>
-      <w:r>
-        <w:t>2724,  2799</w:t>
-      </w:r>
-      <w:proofErr w:type="gramEnd"/>
-      <w:r>
-        <w:t xml:space="preserve"> and 2713</w:t>
+        <w:t>Switch records  2810, 2724,  2799 and 2713</w:t>
       </w:r>
     </w:p>
     <w:p>
@@ -13110,7 +12228,7 @@
                     </pic:cNvPicPr>
                   </pic:nvPicPr>
                   <pic:blipFill>
-                    <a:blip r:embed="rId130" cstate="print">
+                    <a:blip r:embed="rId131" cstate="print">
                       <a:extLst>
                         <a:ext uri="{28A0092B-C50C-407E-A947-70E740481C1C}">
                           <a14:useLocalDpi xmlns:a14="http://schemas.microsoft.com/office/drawing/2010/main" val="0"/>
@@ -13162,7 +12280,7 @@
                     </pic:cNvPicPr>
                   </pic:nvPicPr>
                   <pic:blipFill>
-                    <a:blip r:embed="rId131" cstate="print">
+                    <a:blip r:embed="rId132" cstate="print">
                       <a:extLst>
                         <a:ext uri="{28A0092B-C50C-407E-A947-70E740481C1C}">
                           <a14:useLocalDpi xmlns:a14="http://schemas.microsoft.com/office/drawing/2010/main" val="0"/>
@@ -13235,7 +12353,7 @@
                     </pic:cNvPicPr>
                   </pic:nvPicPr>
                   <pic:blipFill>
-                    <a:blip r:embed="rId132" cstate="print">
+                    <a:blip r:embed="rId133" cstate="print">
                       <a:extLst>
                         <a:ext uri="{28A0092B-C50C-407E-A947-70E740481C1C}">
                           <a14:useLocalDpi xmlns:a14="http://schemas.microsoft.com/office/drawing/2010/main" val="0"/>
@@ -13287,7 +12405,7 @@
                     </pic:cNvPicPr>
                   </pic:nvPicPr>
                   <pic:blipFill>
-                    <a:blip r:embed="rId133" cstate="print">
+                    <a:blip r:embed="rId134" cstate="print">
                       <a:extLst>
                         <a:ext uri="{28A0092B-C50C-407E-A947-70E740481C1C}">
                           <a14:useLocalDpi xmlns:a14="http://schemas.microsoft.com/office/drawing/2010/main" val="0"/>
@@ -13327,6 +12445,9 @@
       </w:r>
     </w:p>
     <w:p>
+      <w:pPr>
+        <w:pStyle w:val="Heading1"/>
+      </w:pPr>
       <w:r>
         <w:lastRenderedPageBreak/>
         <w:t xml:space="preserve">Standards </w:t>
@@ -13336,6 +12457,9 @@
       </w:r>
     </w:p>
     <w:p>
+      <w:pPr>
+        <w:pStyle w:val="Heading1"/>
+      </w:pPr>
       <w:r>
         <w:t>Final Calibration Sets for 2021</w:t>
       </w:r>
@@ -13363,7 +12487,7 @@
                     </pic:cNvPicPr>
                   </pic:nvPicPr>
                   <pic:blipFill>
-                    <a:blip r:embed="rId134" cstate="print">
+                    <a:blip r:embed="rId135" cstate="print">
                       <a:extLst>
                         <a:ext uri="{28A0092B-C50C-407E-A947-70E740481C1C}">
                           <a14:useLocalDpi xmlns:a14="http://schemas.microsoft.com/office/drawing/2010/main" val="0"/>
@@ -13415,7 +12539,7 @@
                     </pic:cNvPicPr>
                   </pic:nvPicPr>
                   <pic:blipFill>
-                    <a:blip r:embed="rId135" cstate="print">
+                    <a:blip r:embed="rId136" cstate="print">
                       <a:extLst>
                         <a:ext uri="{28A0092B-C50C-407E-A947-70E740481C1C}">
                           <a14:useLocalDpi xmlns:a14="http://schemas.microsoft.com/office/drawing/2010/main" val="0"/>
@@ -13448,7 +12572,118 @@
     <w:p/>
     <w:p/>
     <w:p/>
-    <w:p/>
+    <w:p>
+      <w:pPr>
+        <w:pStyle w:val="Heading1"/>
+      </w:pPr>
+      <w:r>
+        <w:t>Final Calibration Curves</w:t>
+      </w:r>
+    </w:p>
+    <w:p>
+      <w:r>
+        <w:rPr>
+          <w:noProof/>
+        </w:rPr>
+        <w:drawing>
+          <wp:inline distT="0" distB="0" distL="0" distR="0" wp14:anchorId="1A4BD67E" wp14:editId="0C60995D">
+            <wp:extent cx="6017171" cy="3160660"/>
+            <wp:effectExtent l="0" t="0" r="3175" b="1905"/>
+            <wp:docPr id="116197254" name="Picture 1"/>
+            <wp:cNvGraphicFramePr>
+              <a:graphicFrameLocks xmlns:a="http://schemas.openxmlformats.org/drawingml/2006/main" noChangeAspect="1"/>
+            </wp:cNvGraphicFramePr>
+            <a:graphic xmlns:a="http://schemas.openxmlformats.org/drawingml/2006/main">
+              <a:graphicData uri="http://schemas.openxmlformats.org/drawingml/2006/picture">
+                <pic:pic xmlns:pic="http://schemas.openxmlformats.org/drawingml/2006/picture">
+                  <pic:nvPicPr>
+                    <pic:cNvPr id="0" name="Picture 2"/>
+                    <pic:cNvPicPr>
+                      <a:picLocks noChangeAspect="1" noChangeArrowheads="1"/>
+                    </pic:cNvPicPr>
+                  </pic:nvPicPr>
+                  <pic:blipFill>
+                    <a:blip r:embed="rId137" cstate="print">
+                      <a:extLst>
+                        <a:ext uri="{28A0092B-C50C-407E-A947-70E740481C1C}">
+                          <a14:useLocalDpi xmlns:a14="http://schemas.microsoft.com/office/drawing/2010/main" val="0"/>
+                        </a:ext>
+                      </a:extLst>
+                    </a:blip>
+                    <a:srcRect/>
+                    <a:stretch>
+                      <a:fillRect/>
+                    </a:stretch>
+                  </pic:blipFill>
+                  <pic:spPr bwMode="auto">
+                    <a:xfrm>
+                      <a:off x="0" y="0"/>
+                      <a:ext cx="6046940" cy="3176297"/>
+                    </a:xfrm>
+                    <a:prstGeom prst="rect">
+                      <a:avLst/>
+                    </a:prstGeom>
+                    <a:noFill/>
+                  </pic:spPr>
+                </pic:pic>
+              </a:graphicData>
+            </a:graphic>
+          </wp:inline>
+        </w:drawing>
+      </w:r>
+    </w:p>
+    <w:p>
+      <w:r>
+        <w:rPr>
+          <w:noProof/>
+        </w:rPr>
+        <w:drawing>
+          <wp:inline distT="0" distB="0" distL="0" distR="0" wp14:anchorId="4DE9F89E" wp14:editId="2EF64F2C">
+            <wp:extent cx="5979151" cy="3140690"/>
+            <wp:effectExtent l="0" t="0" r="3175" b="3175"/>
+            <wp:docPr id="1890177643" name="Picture 2"/>
+            <wp:cNvGraphicFramePr>
+              <a:graphicFrameLocks xmlns:a="http://schemas.openxmlformats.org/drawingml/2006/main" noChangeAspect="1"/>
+            </wp:cNvGraphicFramePr>
+            <a:graphic xmlns:a="http://schemas.openxmlformats.org/drawingml/2006/main">
+              <a:graphicData uri="http://schemas.openxmlformats.org/drawingml/2006/picture">
+                <pic:pic xmlns:pic="http://schemas.openxmlformats.org/drawingml/2006/picture">
+                  <pic:nvPicPr>
+                    <pic:cNvPr id="0" name="Picture 3"/>
+                    <pic:cNvPicPr>
+                      <a:picLocks noChangeAspect="1" noChangeArrowheads="1"/>
+                    </pic:cNvPicPr>
+                  </pic:nvPicPr>
+                  <pic:blipFill>
+                    <a:blip r:embed="rId138" cstate="print">
+                      <a:extLst>
+                        <a:ext uri="{28A0092B-C50C-407E-A947-70E740481C1C}">
+                          <a14:useLocalDpi xmlns:a14="http://schemas.microsoft.com/office/drawing/2010/main" val="0"/>
+                        </a:ext>
+                      </a:extLst>
+                    </a:blip>
+                    <a:srcRect/>
+                    <a:stretch>
+                      <a:fillRect/>
+                    </a:stretch>
+                  </pic:blipFill>
+                  <pic:spPr bwMode="auto">
+                    <a:xfrm>
+                      <a:off x="0" y="0"/>
+                      <a:ext cx="5993843" cy="3148408"/>
+                    </a:xfrm>
+                    <a:prstGeom prst="rect">
+                      <a:avLst/>
+                    </a:prstGeom>
+                    <a:noFill/>
+                  </pic:spPr>
+                </pic:pic>
+              </a:graphicData>
+            </a:graphic>
+          </wp:inline>
+        </w:drawing>
+      </w:r>
+    </w:p>
     <w:sectPr>
       <w:pgSz w:w="12240" w:h="15840"/>
       <w:pgMar w:top="1440" w:right="1440" w:bottom="1440" w:left="1440" w:header="720" w:footer="720" w:gutter="0"/>
@@ -14424,6 +13659,18 @@
 </a:theme>
 </file>
 
+<file path=customXml/item1.xml><?xml version="1.0" encoding="utf-8"?>
+<b:Sources xmlns:b="http://schemas.openxmlformats.org/officeDocument/2006/bibliography" xmlns="http://schemas.openxmlformats.org/officeDocument/2006/bibliography" SelectedStyle="\APASixthEditionOfficeOnline.xsl" StyleName="APA" Version="6"/>
+</file>
+
+<file path=customXml/itemProps1.xml><?xml version="1.0" encoding="utf-8"?>
+<ds:datastoreItem xmlns:ds="http://schemas.openxmlformats.org/officeDocument/2006/customXml" ds:itemID="{63E966D6-8D7A-45D6-93C2-8DA35EE8148B}">
+  <ds:schemaRefs>
+    <ds:schemaRef ds:uri="http://schemas.openxmlformats.org/officeDocument/2006/bibliography"/>
+  </ds:schemaRefs>
+</ds:datastoreItem>
+</file>
+
 <file path=docMetadata/LabelInfo.xml><?xml version="1.0" encoding="utf-8"?>
 <clbl:labelList xmlns:clbl="http://schemas.microsoft.com/office/2020/mipLabelMetadata">
   <clbl:label id="{7cf48d45-3ddb-4389-a9c1-c115526eb52e}" enabled="0" method="" siteId="{7cf48d45-3ddb-4389-a9c1-c115526eb52e}" removed="1"/>
